--- a/ML_Quasi2D_Manuscript_Final.docx
+++ b/ML_Quasi2D_Manuscript_Final.docx
@@ -1,6 +1,6 @@
 
 <file path=word/document.xml><?xml version="1.0" encoding="utf-8"?>
-<w:document xmlns:wpc="http://schemas.microsoft.com/office/word/2010/wordprocessingCanvas" xmlns:cx="http://schemas.microsoft.com/office/drawing/2014/chartex" xmlns:cx1="http://schemas.microsoft.com/office/drawing/2015/9/8/chartex" xmlns:cx2="http://schemas.microsoft.com/office/drawing/2015/10/21/chartex" xmlns:cx3="http://schemas.microsoft.com/office/drawing/2016/5/9/chartex" xmlns:cx4="http://schemas.microsoft.com/office/drawing/2016/5/10/chartex" xmlns:cx5="http://schemas.microsoft.com/office/drawing/2016/5/11/chartex" xmlns:cx6="http://schemas.microsoft.com/office/drawing/2016/5/12/chartex" xmlns:cx7="http://schemas.microsoft.com/office/drawing/2016/5/13/chartex" xmlns:cx8="http://schemas.microsoft.com/office/drawing/2016/5/14/chartex" xmlns:mc="http://schemas.openxmlformats.org/markup-compatibility/2006" xmlns:aink="http://schemas.microsoft.com/office/drawing/2016/ink" xmlns:am3d="http://schemas.microsoft.com/office/drawing/2017/model3d" xmlns:o="urn:schemas-microsoft-com:office:office" xmlns:oel="http://schemas.microsoft.com/office/2019/extlst" xmlns:r="http://schemas.openxmlformats.org/officeDocument/2006/relationships" xmlns:m="http://schemas.openxmlformats.org/officeDocument/2006/math" xmlns:v="urn:schemas-microsoft-com:vml" xmlns:wp14="http://schemas.microsoft.com/office/word/2010/wordprocessingDrawing" xmlns:wp="http://schemas.openxmlformats.org/drawingml/2006/wordprocessingDrawing" xmlns:w10="urn:schemas-microsoft-com:office:word" xmlns:w="http://schemas.openxmlformats.org/wordprocessingml/2006/main" xmlns:w14="http://schemas.microsoft.com/office/word/2010/wordml" xmlns:w15="http://schemas.microsoft.com/office/word/2012/wordml" xmlns:w16cei="http://schemas.microsoft.com/office/word/2026/wordml/cei" xmlns:w16cex="http://schemas.microsoft.com/office/word/2018/wordml/cex" xmlns:w16cid="http://schemas.microsoft.com/office/word/2016/wordml/cid" xmlns:w16="http://schemas.microsoft.com/office/word/2018/wordml" xmlns:w16du="http://schemas.microsoft.com/office/word/2023/wordml/word16du" xmlns:w16sdtdh="http://schemas.microsoft.com/office/word/2020/wordml/sdtdatahash" xmlns:w16sdtfl="http://schemas.microsoft.com/office/word/2024/wordml/sdtformatlock" xmlns:w16se="http://schemas.microsoft.com/office/word/2015/wordml/symex" xmlns:wpg="http://schemas.microsoft.com/office/word/2010/wordprocessingGroup" xmlns:wpi="http://schemas.microsoft.com/office/word/2010/wordprocessingInk" xmlns:wne="http://schemas.microsoft.com/office/word/2006/wordml" xmlns:wps="http://schemas.microsoft.com/office/word/2010/wordprocessingShape" mc:Ignorable="w14 w15 w16se w16cid w16 w16cex w16sdtdh w16sdtfl w16du wp14">
+<w:document xmlns:wpc="http://schemas.microsoft.com/office/word/2010/wordprocessingCanvas" xmlns:cx="http://schemas.microsoft.com/office/drawing/2014/chartex" xmlns:cx1="http://schemas.microsoft.com/office/drawing/2015/9/8/chartex" xmlns:cx2="http://schemas.microsoft.com/office/drawing/2015/10/21/chartex" xmlns:cx3="http://schemas.microsoft.com/office/drawing/2016/5/9/chartex" xmlns:cx4="http://schemas.microsoft.com/office/drawing/2016/5/10/chartex" xmlns:cx5="http://schemas.microsoft.com/office/drawing/2016/5/11/chartex" xmlns:cx6="http://schemas.microsoft.com/office/drawing/2016/5/12/chartex" xmlns:cx7="http://schemas.microsoft.com/office/drawing/2016/5/13/chartex" xmlns:cx8="http://schemas.microsoft.com/office/drawing/2016/5/14/chartex" xmlns:mc="http://schemas.openxmlformats.org/markup-compatibility/2006" xmlns:aink="http://schemas.microsoft.com/office/drawing/2016/ink" xmlns:am3d="http://schemas.microsoft.com/office/drawing/2017/model3d" xmlns:o="urn:schemas-microsoft-com:office:office" xmlns:oel="http://schemas.microsoft.com/office/2019/extlst" xmlns:r="http://schemas.openxmlformats.org/officeDocument/2006/relationships" xmlns:m="http://schemas.openxmlformats.org/officeDocument/2006/math" xmlns:v="urn:schemas-microsoft-com:vml" xmlns:wp14="http://schemas.microsoft.com/office/word/2010/wordprocessingDrawing" xmlns:wp="http://schemas.openxmlformats.org/drawingml/2006/wordprocessingDrawing" xmlns:w10="urn:schemas-microsoft-com:office:word" xmlns:w="http://schemas.openxmlformats.org/wordprocessingml/2006/main" xmlns:w14="http://schemas.microsoft.com/office/word/2010/wordml" xmlns:w15="http://schemas.microsoft.com/office/word/2012/wordml" xmlns:w16cex="http://schemas.microsoft.com/office/word/2018/wordml/cex" xmlns:w16cid="http://schemas.microsoft.com/office/word/2016/wordml/cid" xmlns:w16="http://schemas.microsoft.com/office/word/2018/wordml" xmlns:w16du="http://schemas.microsoft.com/office/word/2023/wordml/word16du" xmlns:w16sdtdh="http://schemas.microsoft.com/office/word/2020/wordml/sdtdatahash" xmlns:w16sdtfl="http://schemas.microsoft.com/office/word/2024/wordml/sdtformatlock" xmlns:w16se="http://schemas.microsoft.com/office/word/2015/wordml/symex" xmlns:wpg="http://schemas.microsoft.com/office/word/2010/wordprocessingGroup" xmlns:wpi="http://schemas.microsoft.com/office/word/2010/wordprocessingInk" xmlns:wne="http://schemas.microsoft.com/office/word/2006/wordml" xmlns:wps="http://schemas.microsoft.com/office/word/2010/wordprocessingShape" mc:Ignorable="w14 w15 w16se w16cid w16 w16cex w16sdtdh w16sdtfl w16du wp14">
   <w:body>
     <w:p>
       <w:pPr>
@@ -206,7 +206,43 @@
         <w:rPr>
           <w:rFonts w:ascii="Times New Roman" w:hAnsi="Times New Roman" w:cs="Times New Roman"/>
         </w:rPr>
-        <w:t xml:space="preserve"> (Q2DPes)</w:t>
+        <w:t xml:space="preserve"> (</w:t>
+      </w:r>
+      <w:r>
+        <w:rPr>
+          <w:rFonts w:ascii="Times New Roman" w:hAnsi="Times New Roman" w:cs="Times New Roman"/>
+        </w:rPr>
+        <w:t>q</w:t>
+      </w:r>
+      <w:r>
+        <w:rPr>
+          <w:rFonts w:ascii="Times New Roman" w:hAnsi="Times New Roman" w:cs="Times New Roman"/>
+        </w:rPr>
+        <w:t>uasi</w:t>
+      </w:r>
+      <w:r>
+        <w:rPr>
+          <w:rFonts w:ascii="Times New Roman" w:hAnsi="Times New Roman" w:cs="Times New Roman"/>
+        </w:rPr>
+        <w:t>-</w:t>
+      </w:r>
+      <w:r>
+        <w:rPr>
+          <w:rFonts w:ascii="Times New Roman" w:hAnsi="Times New Roman" w:cs="Times New Roman"/>
+        </w:rPr>
+        <w:t>2D</w:t>
+      </w:r>
+      <w:r>
+        <w:rPr>
+          <w:rFonts w:ascii="Times New Roman" w:hAnsi="Times New Roman" w:cs="Times New Roman"/>
+        </w:rPr>
+        <w:t xml:space="preserve"> MHPs</w:t>
+      </w:r>
+      <w:r>
+        <w:rPr>
+          <w:rFonts w:ascii="Times New Roman" w:hAnsi="Times New Roman" w:cs="Times New Roman"/>
+        </w:rPr>
+        <w:t>)</w:t>
       </w:r>
       <w:r>
         <w:rPr>
@@ -278,13 +314,31 @@
         <w:rPr>
           <w:rFonts w:ascii="Times New Roman" w:hAnsi="Times New Roman" w:cs="Times New Roman"/>
         </w:rPr>
-        <w:t xml:space="preserve">Q2DPes </w:t>
-      </w:r>
-      <w:r>
-        <w:rPr>
-          <w:rFonts w:ascii="Times New Roman" w:hAnsi="Times New Roman" w:cs="Times New Roman"/>
-        </w:rPr>
-        <w:t>offer more parameters to tune their properties, providing a wider scope for control and making them a complex system. Therefore</w:t>
+        <w:t>quasi-2D MHPs</w:t>
+      </w:r>
+      <w:r>
+        <w:rPr>
+          <w:rFonts w:ascii="Times New Roman" w:hAnsi="Times New Roman" w:cs="Times New Roman"/>
+        </w:rPr>
+        <w:t xml:space="preserve"> </w:t>
+      </w:r>
+      <w:r>
+        <w:rPr>
+          <w:rFonts w:ascii="Times New Roman" w:hAnsi="Times New Roman" w:cs="Times New Roman"/>
+        </w:rPr>
+        <w:t xml:space="preserve">offer more </w:t>
+      </w:r>
+      <w:r>
+        <w:rPr>
+          <w:rFonts w:ascii="Times New Roman" w:hAnsi="Times New Roman" w:cs="Times New Roman"/>
+        </w:rPr>
+        <w:t>tuning parameters, providing a wider scope for control and making them more complex systems</w:t>
+      </w:r>
+      <w:r>
+        <w:rPr>
+          <w:rFonts w:ascii="Times New Roman" w:hAnsi="Times New Roman" w:cs="Times New Roman"/>
+        </w:rPr>
+        <w:t>. Therefore</w:t>
       </w:r>
       <w:r>
         <w:rPr>
@@ -599,13 +653,49 @@
         <w:rPr>
           <w:rFonts w:ascii="Times New Roman" w:hAnsi="Times New Roman" w:cs="Times New Roman"/>
         </w:rPr>
-        <w:t xml:space="preserve">Metal halide perovskites have </w:t>
-      </w:r>
-      <w:r>
-        <w:rPr>
-          <w:rFonts w:ascii="Times New Roman" w:hAnsi="Times New Roman" w:cs="Times New Roman"/>
-        </w:rPr>
-        <w:t xml:space="preserve">attracted attention in the field of optoelectronics for their exceptional absorption coefficients, tunable band gaps, high </w:t>
+        <w:t>Metal halide perovskites</w:t>
+      </w:r>
+      <w:r>
+        <w:rPr>
+          <w:rFonts w:ascii="Times New Roman" w:hAnsi="Times New Roman" w:cs="Times New Roman"/>
+        </w:rPr>
+        <w:t xml:space="preserve"> </w:t>
+      </w:r>
+      <w:r>
+        <w:rPr>
+          <w:rFonts w:ascii="Times New Roman" w:hAnsi="Times New Roman" w:cs="Times New Roman"/>
+        </w:rPr>
+        <w:t>(</w:t>
+      </w:r>
+      <w:r>
+        <w:rPr>
+          <w:rFonts w:ascii="Times New Roman" w:hAnsi="Times New Roman" w:cs="Times New Roman"/>
+        </w:rPr>
+        <w:t>MHPs</w:t>
+      </w:r>
+      <w:r>
+        <w:rPr>
+          <w:rFonts w:ascii="Times New Roman" w:hAnsi="Times New Roman" w:cs="Times New Roman"/>
+        </w:rPr>
+        <w:t>)</w:t>
+      </w:r>
+      <w:r>
+        <w:rPr>
+          <w:rFonts w:ascii="Times New Roman" w:hAnsi="Times New Roman" w:cs="Times New Roman"/>
+        </w:rPr>
+        <w:t xml:space="preserve"> have </w:t>
+      </w:r>
+      <w:r>
+        <w:rPr>
+          <w:rFonts w:ascii="Times New Roman" w:hAnsi="Times New Roman" w:cs="Times New Roman"/>
+        </w:rPr>
+        <w:t xml:space="preserve">attracted attention in </w:t>
+      </w:r>
+      <w:r>
+        <w:rPr>
+          <w:rFonts w:ascii="Times New Roman" w:hAnsi="Times New Roman" w:cs="Times New Roman"/>
+        </w:rPr>
+        <w:t xml:space="preserve">optoelectronics for their exceptional absorption coefficients, tunable band gaps, high </w:t>
       </w:r>
       <w:proofErr w:type="spellStart"/>
       <w:r>
@@ -619,7 +709,7 @@
         <w:rPr>
           <w:rFonts w:ascii="Times New Roman" w:hAnsi="Times New Roman" w:cs="Times New Roman"/>
         </w:rPr>
-        <w:t xml:space="preserve"> purity, and solution-processability</w:t>
+        <w:t xml:space="preserve"> purity, and solution processability</w:t>
       </w:r>
       <w:r>
         <w:rPr>
@@ -890,6 +980,11 @@
         <w:rPr>
           <w:rFonts w:ascii="Times New Roman" w:hAnsi="Times New Roman" w:cs="Times New Roman"/>
         </w:rPr>
+      </w:r>
+      <w:r>
+        <w:rPr>
+          <w:rFonts w:ascii="Times New Roman" w:hAnsi="Times New Roman" w:cs="Times New Roman"/>
+        </w:rPr>
         <w:fldChar w:fldCharType="separate"/>
       </w:r>
       <w:r>
@@ -940,7 +1035,31 @@
         <w:rPr>
           <w:rFonts w:ascii="Times New Roman" w:hAnsi="Times New Roman" w:cs="Times New Roman"/>
         </w:rPr>
-        <w:t xml:space="preserve">(Q2DPes) </w:t>
+        <w:t>(</w:t>
+      </w:r>
+      <w:r>
+        <w:rPr>
+          <w:rFonts w:ascii="Times New Roman" w:hAnsi="Times New Roman" w:cs="Times New Roman"/>
+        </w:rPr>
+        <w:t>quasi-</w:t>
+      </w:r>
+      <w:r>
+        <w:rPr>
+          <w:rFonts w:ascii="Times New Roman" w:hAnsi="Times New Roman" w:cs="Times New Roman"/>
+        </w:rPr>
+        <w:t>2D</w:t>
+      </w:r>
+      <w:r>
+        <w:rPr>
+          <w:rFonts w:ascii="Times New Roman" w:hAnsi="Times New Roman" w:cs="Times New Roman"/>
+        </w:rPr>
+        <w:t xml:space="preserve"> MHPs</w:t>
+      </w:r>
+      <w:r>
+        <w:rPr>
+          <w:rFonts w:ascii="Times New Roman" w:hAnsi="Times New Roman" w:cs="Times New Roman"/>
+        </w:rPr>
+        <w:t xml:space="preserve">) </w:t>
       </w:r>
       <w:r>
         <w:rPr>
@@ -952,7 +1071,7 @@
         <w:rPr>
           <w:rFonts w:ascii="Times New Roman" w:hAnsi="Times New Roman" w:cs="Times New Roman"/>
         </w:rPr>
-        <w:t>material</w:t>
+        <w:t>class of materials</w:t>
       </w:r>
       <w:r>
         <w:rPr>
@@ -1301,6 +1420,11 @@
         <w:rPr>
           <w:rFonts w:ascii="Times New Roman" w:hAnsi="Times New Roman" w:cs="Times New Roman"/>
         </w:rPr>
+      </w:r>
+      <w:r>
+        <w:rPr>
+          <w:rFonts w:ascii="Times New Roman" w:hAnsi="Times New Roman" w:cs="Times New Roman"/>
+        </w:rPr>
         <w:fldChar w:fldCharType="separate"/>
       </w:r>
       <w:r>
@@ -1333,7 +1457,13 @@
         <w:rPr>
           <w:rFonts w:ascii="Times New Roman" w:hAnsi="Times New Roman" w:cs="Times New Roman"/>
         </w:rPr>
-        <w:t>Q2DPe</w:t>
+        <w:t>quasi-2D MHP</w:t>
+      </w:r>
+      <w:r>
+        <w:rPr>
+          <w:rFonts w:ascii="Times New Roman" w:hAnsi="Times New Roman" w:cs="Times New Roman"/>
+        </w:rPr>
+        <w:t>s</w:t>
       </w:r>
       <w:r>
         <w:rPr>
@@ -1345,7 +1475,7 @@
         <w:rPr>
           <w:rFonts w:ascii="Times New Roman" w:hAnsi="Times New Roman" w:cs="Times New Roman"/>
         </w:rPr>
-        <w:t xml:space="preserve">materials are formed by intercalating bulky organic spacer cations into the 3D framework, which </w:t>
+        <w:t xml:space="preserve">are formed by intercalating bulky organic spacer cations into the 3D framework, which </w:t>
       </w:r>
       <w:r>
         <w:rPr>
@@ -1363,7 +1493,7 @@
         <w:rPr>
           <w:rFonts w:ascii="Times New Roman" w:hAnsi="Times New Roman" w:cs="Times New Roman"/>
         </w:rPr>
-        <w:t xml:space="preserve">Q2DPes </w:t>
+        <w:t xml:space="preserve">quasi-2D MHPs </w:t>
       </w:r>
       <w:r>
         <w:rPr>
@@ -1643,55 +1773,19 @@
         <w:rPr>
           <w:rFonts w:ascii="Times New Roman" w:hAnsi="Times New Roman" w:cs="Times New Roman"/>
         </w:rPr>
-        <w:t xml:space="preserve"> using </w:t>
-      </w:r>
-      <w:r>
-        <w:rPr>
-          <w:rFonts w:ascii="Times New Roman" w:hAnsi="Times New Roman" w:cs="Times New Roman"/>
-        </w:rPr>
-        <w:t>organic spacer chemistry</w:t>
-      </w:r>
-      <w:r>
-        <w:rPr>
-          <w:rFonts w:ascii="Times New Roman" w:hAnsi="Times New Roman" w:cs="Times New Roman"/>
-        </w:rPr>
-        <w:t xml:space="preserve"> and</w:t>
-      </w:r>
-      <w:r>
-        <w:rPr>
-          <w:rFonts w:ascii="Times New Roman" w:hAnsi="Times New Roman" w:cs="Times New Roman"/>
-        </w:rPr>
-        <w:t xml:space="preserve"> halide composition</w:t>
-      </w:r>
-      <w:r>
-        <w:rPr>
-          <w:rFonts w:ascii="Times New Roman" w:hAnsi="Times New Roman" w:cs="Times New Roman"/>
-        </w:rPr>
-        <w:t>,</w:t>
-      </w:r>
-      <w:r>
-        <w:rPr>
-          <w:rFonts w:ascii="Times New Roman" w:hAnsi="Times New Roman" w:cs="Times New Roman"/>
-        </w:rPr>
         <w:t xml:space="preserve"> </w:t>
       </w:r>
       <w:r>
         <w:rPr>
           <w:rFonts w:ascii="Times New Roman" w:hAnsi="Times New Roman" w:cs="Times New Roman"/>
         </w:rPr>
-        <w:t xml:space="preserve">we </w:t>
-      </w:r>
-      <w:r>
-        <w:rPr>
-          <w:rFonts w:ascii="Times New Roman" w:hAnsi="Times New Roman" w:cs="Times New Roman"/>
-        </w:rPr>
-        <w:t xml:space="preserve">can cover a wide portion of the visible spectrum while retaining solution processability and improved environmental stability relative </w:t>
-      </w:r>
-      <w:r>
-        <w:rPr>
-          <w:rFonts w:ascii="Times New Roman" w:hAnsi="Times New Roman" w:cs="Times New Roman"/>
-        </w:rPr>
-        <w:t xml:space="preserve">to their </w:t>
+        <w:t>through organic spacer chemistry and halide composition, we can cover a broad portion of the visible spectrum while retaining solution processability and improved environmental stability compared with</w:t>
+      </w:r>
+      <w:r>
+        <w:rPr>
+          <w:rFonts w:ascii="Times New Roman" w:hAnsi="Times New Roman" w:cs="Times New Roman"/>
+        </w:rPr>
+        <w:t xml:space="preserve"> their </w:t>
       </w:r>
       <w:r>
         <w:rPr>
@@ -1864,6 +1958,11 @@
         <w:rPr>
           <w:rFonts w:ascii="Times New Roman" w:hAnsi="Times New Roman" w:cs="Times New Roman"/>
         </w:rPr>
+      </w:r>
+      <w:r>
+        <w:rPr>
+          <w:rFonts w:ascii="Times New Roman" w:hAnsi="Times New Roman" w:cs="Times New Roman"/>
+        </w:rPr>
         <w:fldChar w:fldCharType="separate"/>
       </w:r>
       <w:r>
@@ -1901,7 +2000,7 @@
         <w:rPr>
           <w:rFonts w:ascii="Times New Roman" w:hAnsi="Times New Roman" w:cs="Times New Roman"/>
         </w:rPr>
-        <w:t>Q2DPes</w:t>
+        <w:t>quasi-2D MHPs</w:t>
       </w:r>
       <w:r>
         <w:rPr>
@@ -2485,6 +2584,11 @@
         <w:rPr>
           <w:rFonts w:ascii="Times New Roman" w:hAnsi="Times New Roman" w:cs="Times New Roman"/>
         </w:rPr>
+      </w:r>
+      <w:r>
+        <w:rPr>
+          <w:rFonts w:ascii="Times New Roman" w:hAnsi="Times New Roman" w:cs="Times New Roman"/>
+        </w:rPr>
         <w:fldChar w:fldCharType="separate"/>
       </w:r>
       <w:r>
@@ -2765,6 +2869,11 @@
         <w:rPr>
           <w:rFonts w:ascii="Times New Roman" w:hAnsi="Times New Roman" w:cs="Times New Roman"/>
         </w:rPr>
+      </w:r>
+      <w:r>
+        <w:rPr>
+          <w:rFonts w:ascii="Times New Roman" w:hAnsi="Times New Roman" w:cs="Times New Roman"/>
+        </w:rPr>
         <w:fldChar w:fldCharType="separate"/>
       </w:r>
       <w:r>
@@ -2791,171 +2900,121 @@
         <w:rPr>
           <w:rFonts w:ascii="Times New Roman" w:hAnsi="Times New Roman" w:cs="Times New Roman"/>
         </w:rPr>
-        <w:t>In general</w:t>
-      </w:r>
-      <w:r>
-        <w:rPr>
-          <w:rFonts w:ascii="Times New Roman" w:hAnsi="Times New Roman" w:cs="Times New Roman"/>
-        </w:rPr>
-        <w:t xml:space="preserve">, data-driven ML studies on perovskite optoelectronics focus on active-layer </w:t>
-      </w:r>
-      <w:proofErr w:type="spellStart"/>
-      <w:r>
-        <w:rPr>
-          <w:rFonts w:ascii="Times New Roman" w:hAnsi="Times New Roman" w:cs="Times New Roman"/>
-        </w:rPr>
-        <w:t>optimisation</w:t>
-      </w:r>
-      <w:proofErr w:type="spellEnd"/>
-      <w:r>
-        <w:rPr>
-          <w:rFonts w:ascii="Times New Roman" w:hAnsi="Times New Roman" w:cs="Times New Roman"/>
-        </w:rPr>
-        <w:t>, transport-layer selection, interface engineering, and mechanism elucidation</w:t>
+        <w:t xml:space="preserve">To date, there are very few ML-based reports </w:t>
+      </w:r>
+      <w:r>
+        <w:rPr>
+          <w:rFonts w:ascii="Times New Roman" w:hAnsi="Times New Roman" w:cs="Times New Roman"/>
+        </w:rPr>
+        <w:t xml:space="preserve">focused on </w:t>
+      </w:r>
+      <w:r>
+        <w:rPr>
+          <w:rFonts w:ascii="Times New Roman" w:hAnsi="Times New Roman" w:cs="Times New Roman"/>
+        </w:rPr>
+        <w:t xml:space="preserve">quasi-2D MHPs </w:t>
+      </w:r>
+      <w:r>
+        <w:rPr>
+          <w:rFonts w:ascii="Times New Roman" w:hAnsi="Times New Roman" w:cs="Times New Roman"/>
+        </w:rPr>
+        <w:t xml:space="preserve">and LEDs. </w:t>
+      </w:r>
+      <w:r>
+        <w:rPr>
+          <w:rFonts w:ascii="Times New Roman" w:hAnsi="Times New Roman" w:cs="Times New Roman"/>
+        </w:rPr>
+        <w:t xml:space="preserve">Prior work on </w:t>
+      </w:r>
+      <w:r>
+        <w:rPr>
+          <w:rFonts w:ascii="Times New Roman" w:hAnsi="Times New Roman" w:cs="Times New Roman"/>
+        </w:rPr>
+        <w:t xml:space="preserve">quasi-2D MHPs </w:t>
+      </w:r>
+      <w:r>
+        <w:rPr>
+          <w:rFonts w:ascii="Times New Roman" w:hAnsi="Times New Roman" w:cs="Times New Roman"/>
+        </w:rPr>
+        <w:t xml:space="preserve">demonstrated </w:t>
+      </w:r>
+      <w:r>
+        <w:rPr>
+          <w:rFonts w:ascii="Times New Roman" w:hAnsi="Times New Roman" w:cs="Times New Roman"/>
+        </w:rPr>
+        <w:t xml:space="preserve">that photon energy can be estimated from precursor composition </w:t>
+      </w:r>
+      <w:r>
+        <w:rPr>
+          <w:rFonts w:ascii="Times New Roman" w:hAnsi="Times New Roman" w:cs="Times New Roman"/>
+        </w:rPr>
+        <w:t xml:space="preserve">and </w:t>
+      </w:r>
+      <w:r>
+        <w:rPr>
+          <w:rFonts w:ascii="Times New Roman" w:hAnsi="Times New Roman" w:cs="Times New Roman"/>
+        </w:rPr>
+        <w:t>lipophilicity</w:t>
+      </w:r>
+      <w:r>
+        <w:rPr>
+          <w:rFonts w:ascii="Times New Roman" w:hAnsi="Times New Roman" w:cs="Times New Roman"/>
+        </w:rPr>
+        <w:t xml:space="preserve"> (</w:t>
+      </w:r>
+      <w:r>
+        <w:rPr>
+          <w:rFonts w:ascii="Times New Roman" w:hAnsi="Times New Roman" w:cs="Times New Roman"/>
+        </w:rPr>
+        <w:t>XLogP3</w:t>
+      </w:r>
+      <w:r>
+        <w:rPr>
+          <w:rFonts w:ascii="Times New Roman" w:hAnsi="Times New Roman" w:cs="Times New Roman"/>
+        </w:rPr>
+        <w:t>)</w:t>
+      </w:r>
+      <w:r>
+        <w:rPr>
+          <w:rFonts w:ascii="Times New Roman" w:hAnsi="Times New Roman" w:cs="Times New Roman"/>
+        </w:rPr>
+        <w:t xml:space="preserve"> </w:t>
+      </w:r>
+      <w:r>
+        <w:rPr>
+          <w:rFonts w:ascii="Times New Roman" w:hAnsi="Times New Roman" w:cs="Times New Roman"/>
+        </w:rPr>
+        <w:t>of organic ligand</w:t>
+      </w:r>
+      <w:r>
+        <w:rPr>
+          <w:rFonts w:ascii="Times New Roman" w:hAnsi="Times New Roman" w:cs="Times New Roman"/>
+        </w:rPr>
+        <w:t xml:space="preserve">, leveraging a </w:t>
+      </w:r>
+      <w:r>
+        <w:rPr>
+          <w:rFonts w:ascii="Times New Roman" w:hAnsi="Times New Roman" w:cs="Times New Roman"/>
+        </w:rPr>
+        <w:t xml:space="preserve">random-forest </w:t>
+      </w:r>
+      <w:r>
+        <w:rPr>
+          <w:rFonts w:ascii="Times New Roman" w:hAnsi="Times New Roman" w:cs="Times New Roman"/>
+        </w:rPr>
+        <w:t xml:space="preserve">model with </w:t>
+      </w:r>
+      <w:r>
+        <w:rPr>
+          <w:rFonts w:ascii="Times New Roman" w:hAnsi="Times New Roman" w:cs="Times New Roman"/>
+        </w:rPr>
+        <w:t>root-mean-square errors on the order of ~0.05 eV</w:t>
       </w:r>
       <w:r>
         <w:rPr>
           <w:rFonts w:ascii="Times New Roman" w:hAnsi="Times New Roman" w:cs="Times New Roman"/>
         </w:rPr>
         <w:t>.</w:t>
-      </w:r>
-      <w:r>
-        <w:rPr>
-          <w:rFonts w:ascii="Times New Roman" w:hAnsi="Times New Roman" w:cs="Times New Roman"/>
-        </w:rPr>
-        <w:t xml:space="preserve"> </w:t>
-      </w:r>
-      <w:r>
-        <w:rPr>
-          <w:rFonts w:ascii="Times New Roman" w:hAnsi="Times New Roman" w:cs="Times New Roman"/>
-        </w:rPr>
-        <w:t xml:space="preserve">To date, there are very few ML-based reports </w:t>
-      </w:r>
-      <w:r>
-        <w:rPr>
-          <w:rFonts w:ascii="Times New Roman" w:hAnsi="Times New Roman" w:cs="Times New Roman"/>
-        </w:rPr>
-        <w:t xml:space="preserve">focused on the emission of </w:t>
-      </w:r>
-      <w:r>
-        <w:rPr>
-          <w:rFonts w:ascii="Times New Roman" w:hAnsi="Times New Roman" w:cs="Times New Roman"/>
-        </w:rPr>
-        <w:t xml:space="preserve">Q2DPes </w:t>
-      </w:r>
-      <w:r>
-        <w:rPr>
-          <w:rFonts w:ascii="Times New Roman" w:hAnsi="Times New Roman" w:cs="Times New Roman"/>
-        </w:rPr>
-        <w:t xml:space="preserve">and LEDs. </w:t>
-      </w:r>
-      <w:r>
-        <w:rPr>
-          <w:rFonts w:ascii="Times New Roman" w:hAnsi="Times New Roman" w:cs="Times New Roman"/>
-        </w:rPr>
-        <w:t xml:space="preserve">Prior work on </w:t>
-      </w:r>
-      <w:r>
-        <w:rPr>
-          <w:rFonts w:ascii="Times New Roman" w:hAnsi="Times New Roman" w:cs="Times New Roman"/>
-        </w:rPr>
-        <w:t>Q2DPes</w:t>
-      </w:r>
-      <w:r>
-        <w:rPr>
-          <w:rFonts w:ascii="Times New Roman" w:hAnsi="Times New Roman" w:cs="Times New Roman"/>
-        </w:rPr>
-        <w:t xml:space="preserve"> </w:t>
-      </w:r>
-      <w:r>
-        <w:rPr>
-          <w:rFonts w:ascii="Times New Roman" w:hAnsi="Times New Roman" w:cs="Times New Roman"/>
-        </w:rPr>
-        <w:t xml:space="preserve">demonstrated </w:t>
-      </w:r>
-      <w:r>
-        <w:rPr>
-          <w:rFonts w:ascii="Times New Roman" w:hAnsi="Times New Roman" w:cs="Times New Roman"/>
-        </w:rPr>
-        <w:t xml:space="preserve">that photon energy can be estimated from precursor composition </w:t>
-      </w:r>
-      <w:r>
-        <w:rPr>
-          <w:rFonts w:ascii="Times New Roman" w:hAnsi="Times New Roman" w:cs="Times New Roman"/>
-        </w:rPr>
-        <w:t xml:space="preserve">and </w:t>
-      </w:r>
-      <w:r>
-        <w:rPr>
-          <w:rFonts w:ascii="Times New Roman" w:hAnsi="Times New Roman" w:cs="Times New Roman"/>
-        </w:rPr>
-        <w:t>lipophilicity</w:t>
-      </w:r>
-      <w:r>
-        <w:rPr>
-          <w:rFonts w:ascii="Times New Roman" w:hAnsi="Times New Roman" w:cs="Times New Roman"/>
-        </w:rPr>
-        <w:t xml:space="preserve"> (</w:t>
-      </w:r>
-      <w:r>
-        <w:rPr>
-          <w:rFonts w:ascii="Times New Roman" w:hAnsi="Times New Roman" w:cs="Times New Roman"/>
-        </w:rPr>
-        <w:t>XLogP3</w:t>
-      </w:r>
-      <w:r>
-        <w:rPr>
-          <w:rFonts w:ascii="Times New Roman" w:hAnsi="Times New Roman" w:cs="Times New Roman"/>
-        </w:rPr>
-        <w:t>)</w:t>
-      </w:r>
-      <w:r>
-        <w:rPr>
-          <w:rFonts w:ascii="Times New Roman" w:hAnsi="Times New Roman" w:cs="Times New Roman"/>
-        </w:rPr>
-        <w:t xml:space="preserve"> </w:t>
-      </w:r>
-      <w:r>
-        <w:rPr>
-          <w:rFonts w:ascii="Times New Roman" w:hAnsi="Times New Roman" w:cs="Times New Roman"/>
-        </w:rPr>
-        <w:t>of organic ligand</w:t>
-      </w:r>
-      <w:r>
-        <w:rPr>
-          <w:rFonts w:ascii="Times New Roman" w:hAnsi="Times New Roman" w:cs="Times New Roman"/>
-        </w:rPr>
-        <w:t xml:space="preserve">, leveraging a </w:t>
-      </w:r>
-      <w:r>
-        <w:rPr>
-          <w:rFonts w:ascii="Times New Roman" w:hAnsi="Times New Roman" w:cs="Times New Roman"/>
-        </w:rPr>
-        <w:t xml:space="preserve">random-forest </w:t>
-      </w:r>
-      <w:r>
-        <w:rPr>
-          <w:rFonts w:ascii="Times New Roman" w:hAnsi="Times New Roman" w:cs="Times New Roman"/>
-        </w:rPr>
-        <w:t xml:space="preserve">model with </w:t>
-      </w:r>
-      <w:r>
-        <w:rPr>
-          <w:rFonts w:ascii="Times New Roman" w:hAnsi="Times New Roman" w:cs="Times New Roman"/>
-        </w:rPr>
-        <w:t>root-mean-square errors on the order of ~0.05 eV</w:t>
-      </w:r>
-      <w:r>
-        <w:rPr>
-          <w:rFonts w:ascii="Times New Roman" w:hAnsi="Times New Roman" w:cs="Times New Roman"/>
-        </w:rPr>
-        <w:t>.</w:t>
-      </w:r>
-      <w:r>
-        <w:rPr>
-          <w:rFonts w:ascii="Times New Roman" w:hAnsi="Times New Roman" w:cs="Times New Roman"/>
-        </w:rPr>
-        <w:t xml:space="preserve"> </w:t>
       </w:r>
       <w:r>
         <w:rPr>
@@ -3001,6 +3060,12 @@
         </w:rPr>
         <w:t xml:space="preserve">Work on </w:t>
       </w:r>
+      <w:r>
+        <w:rPr>
+          <w:rFonts w:ascii="Times New Roman" w:hAnsi="Times New Roman" w:cs="Times New Roman"/>
+        </w:rPr>
+        <w:t xml:space="preserve">predicting </w:t>
+      </w:r>
       <w:proofErr w:type="spellStart"/>
       <w:r>
         <w:rPr>
@@ -3013,7 +3078,31 @@
         <w:rPr>
           <w:rFonts w:ascii="Times New Roman" w:hAnsi="Times New Roman" w:cs="Times New Roman"/>
         </w:rPr>
-        <w:t xml:space="preserve"> additives reached </w:t>
+        <w:t xml:space="preserve"> performance </w:t>
+      </w:r>
+      <w:r>
+        <w:rPr>
+          <w:rFonts w:ascii="Times New Roman" w:hAnsi="Times New Roman" w:cs="Times New Roman"/>
+        </w:rPr>
+        <w:t>with respect to</w:t>
+      </w:r>
+      <w:r>
+        <w:rPr>
+          <w:rFonts w:ascii="Times New Roman" w:hAnsi="Times New Roman" w:cs="Times New Roman"/>
+        </w:rPr>
+        <w:t xml:space="preserve"> the change in</w:t>
+      </w:r>
+      <w:r>
+        <w:rPr>
+          <w:rFonts w:ascii="Times New Roman" w:hAnsi="Times New Roman" w:cs="Times New Roman"/>
+        </w:rPr>
+        <w:t xml:space="preserve"> additives achieved</w:t>
+      </w:r>
+      <w:r>
+        <w:rPr>
+          <w:rFonts w:ascii="Times New Roman" w:hAnsi="Times New Roman" w:cs="Times New Roman"/>
+        </w:rPr>
+        <w:t xml:space="preserve"> </w:t>
       </w:r>
       <w:r>
         <w:rPr>
@@ -3025,7 +3114,7 @@
         <w:rPr>
           <w:rFonts w:ascii="Times New Roman" w:hAnsi="Times New Roman" w:cs="Times New Roman"/>
         </w:rPr>
-        <w:t>accuracy only when the dataset was built from a single device architecture.</w:t>
+        <w:t>accuracy when the dataset was built from a single device architecture.</w:t>
       </w:r>
       <w:r>
         <w:rPr>
@@ -3069,91 +3158,391 @@
         <w:rPr>
           <w:rFonts w:ascii="Times New Roman" w:hAnsi="Times New Roman" w:cs="Times New Roman"/>
         </w:rPr>
-        <w:t xml:space="preserve">However, several gaps persist relative to the needs of </w:t>
-      </w:r>
-      <w:r>
-        <w:rPr>
-          <w:rFonts w:ascii="Times New Roman" w:hAnsi="Times New Roman" w:cs="Times New Roman"/>
-        </w:rPr>
-        <w:t>Q2DPes based</w:t>
-      </w:r>
-      <w:r>
-        <w:rPr>
-          <w:rFonts w:ascii="Times New Roman" w:hAnsi="Times New Roman" w:cs="Times New Roman"/>
-        </w:rPr>
-        <w:t xml:space="preserve"> LED researchers working across full visible-range color tuning. </w:t>
-      </w:r>
-      <w:r>
-        <w:rPr>
-          <w:rFonts w:ascii="Times New Roman" w:hAnsi="Times New Roman" w:cs="Times New Roman"/>
-        </w:rPr>
-        <w:t xml:space="preserve">Our objective is </w:t>
-      </w:r>
-      <w:r>
-        <w:rPr>
-          <w:rFonts w:ascii="Times New Roman" w:hAnsi="Times New Roman" w:cs="Times New Roman"/>
-        </w:rPr>
-        <w:t xml:space="preserve">to address </w:t>
-      </w:r>
-      <w:r>
-        <w:rPr>
-          <w:rFonts w:ascii="Times New Roman" w:hAnsi="Times New Roman" w:cs="Times New Roman"/>
-        </w:rPr>
-        <w:t>the</w:t>
-      </w:r>
-      <w:r>
-        <w:rPr>
-          <w:rFonts w:ascii="Times New Roman" w:hAnsi="Times New Roman" w:cs="Times New Roman"/>
-        </w:rPr>
-        <w:t xml:space="preserve"> pain point</w:t>
-      </w:r>
-      <w:r>
-        <w:rPr>
-          <w:rFonts w:ascii="Times New Roman" w:hAnsi="Times New Roman" w:cs="Times New Roman"/>
-        </w:rPr>
-        <w:t xml:space="preserve"> where </w:t>
-      </w:r>
-      <w:r>
-        <w:rPr>
-          <w:rFonts w:ascii="Times New Roman" w:hAnsi="Times New Roman" w:cs="Times New Roman"/>
-        </w:rPr>
-        <w:t xml:space="preserve">published ML studies </w:t>
-      </w:r>
-      <w:r>
-        <w:rPr>
-          <w:rFonts w:ascii="Times New Roman" w:hAnsi="Times New Roman" w:cs="Times New Roman"/>
-        </w:rPr>
-        <w:t>are confined to a narrow spectral window (for example,</w:t>
-      </w:r>
-      <w:r>
-        <w:rPr>
-          <w:rFonts w:ascii="Times New Roman" w:hAnsi="Times New Roman" w:cs="Times New Roman"/>
-        </w:rPr>
-        <w:t xml:space="preserve"> green or blue Br/Cl systems) or a reduced feature set based solely on precursor ion ratios</w:t>
-      </w:r>
-      <w:r>
-        <w:rPr>
-          <w:rFonts w:ascii="Times New Roman" w:hAnsi="Times New Roman" w:cs="Times New Roman"/>
-        </w:rPr>
-        <w:t xml:space="preserve"> limited to single organic ligand systems, </w:t>
-      </w:r>
-      <w:r>
-        <w:rPr>
-          <w:rFonts w:ascii="Times New Roman" w:hAnsi="Times New Roman" w:cs="Times New Roman"/>
-        </w:rPr>
-        <w:t>without explicitly encoding primary and secondary organic spacer structures through cheminformatics descriptors.</w:t>
-      </w:r>
-      <w:r>
-        <w:rPr>
-          <w:rFonts w:ascii="Times New Roman" w:hAnsi="Times New Roman" w:cs="Times New Roman"/>
-        </w:rPr>
-        <w:t xml:space="preserve"> In addition, we tried to answer </w:t>
+        <w:t xml:space="preserve"> </w:t>
+      </w:r>
+      <w:r>
+        <w:rPr>
+          <w:rFonts w:ascii="Times New Roman" w:hAnsi="Times New Roman" w:cs="Times New Roman"/>
+        </w:rPr>
+        <w:t xml:space="preserve">However, all the studies </w:t>
+      </w:r>
+      <w:r>
+        <w:rPr>
+          <w:rFonts w:ascii="Times New Roman" w:hAnsi="Times New Roman" w:cs="Times New Roman"/>
+        </w:rPr>
+        <w:t xml:space="preserve">are confined to </w:t>
+      </w:r>
+      <w:r>
+        <w:rPr>
+          <w:rFonts w:ascii="Times New Roman" w:hAnsi="Times New Roman" w:cs="Times New Roman"/>
+        </w:rPr>
+        <w:t>a narrow spectral window (for example, green or blue Br/Cl systems)</w:t>
+      </w:r>
+      <w:r>
+        <w:rPr>
+          <w:rFonts w:ascii="Times New Roman" w:hAnsi="Times New Roman" w:cs="Times New Roman"/>
+        </w:rPr>
+        <w:t xml:space="preserve"> and</w:t>
+      </w:r>
+      <w:r>
+        <w:rPr>
+          <w:rFonts w:ascii="Times New Roman" w:hAnsi="Times New Roman" w:cs="Times New Roman"/>
+        </w:rPr>
+        <w:t xml:space="preserve"> a </w:t>
+      </w:r>
+      <w:r>
+        <w:rPr>
+          <w:rFonts w:ascii="Times New Roman" w:hAnsi="Times New Roman" w:cs="Times New Roman"/>
+        </w:rPr>
+        <w:t>very limited</w:t>
+      </w:r>
+      <w:r>
+        <w:rPr>
+          <w:rFonts w:ascii="Times New Roman" w:hAnsi="Times New Roman" w:cs="Times New Roman"/>
+        </w:rPr>
+        <w:t xml:space="preserve"> feature set based solely on precursor ion ratios</w:t>
+      </w:r>
+      <w:r>
+        <w:rPr>
+          <w:rFonts w:ascii="Times New Roman" w:hAnsi="Times New Roman" w:cs="Times New Roman"/>
+        </w:rPr>
+        <w:t xml:space="preserve"> </w:t>
+      </w:r>
+      <w:r>
+        <w:rPr>
+          <w:rFonts w:ascii="Times New Roman" w:hAnsi="Times New Roman" w:cs="Times New Roman"/>
+        </w:rPr>
+        <w:t>with</w:t>
+      </w:r>
+      <w:r>
+        <w:rPr>
+          <w:rFonts w:ascii="Times New Roman" w:hAnsi="Times New Roman" w:cs="Times New Roman"/>
+        </w:rPr>
+        <w:t xml:space="preserve"> single organic ligand systems</w:t>
+      </w:r>
+      <w:r>
+        <w:rPr>
+          <w:rFonts w:ascii="Times New Roman" w:hAnsi="Times New Roman" w:cs="Times New Roman"/>
+        </w:rPr>
+        <w:t xml:space="preserve"> </w:t>
+      </w:r>
+      <w:r>
+        <w:rPr>
+          <w:rFonts w:ascii="Times New Roman" w:hAnsi="Times New Roman" w:cs="Times New Roman"/>
+        </w:rPr>
+        <w:t xml:space="preserve">without explicit encoding </w:t>
+      </w:r>
+      <w:r>
+        <w:rPr>
+          <w:rFonts w:ascii="Times New Roman" w:hAnsi="Times New Roman" w:cs="Times New Roman"/>
+        </w:rPr>
+        <w:t xml:space="preserve">of their </w:t>
+      </w:r>
+      <w:r>
+        <w:rPr>
+          <w:rFonts w:ascii="Times New Roman" w:hAnsi="Times New Roman" w:cs="Times New Roman"/>
+        </w:rPr>
+        <w:t xml:space="preserve">structures </w:t>
+      </w:r>
+      <w:r>
+        <w:rPr>
+          <w:rFonts w:ascii="Times New Roman" w:hAnsi="Times New Roman" w:cs="Times New Roman"/>
+        </w:rPr>
+        <w:t>using</w:t>
+      </w:r>
+      <w:r>
+        <w:rPr>
+          <w:rFonts w:ascii="Times New Roman" w:hAnsi="Times New Roman" w:cs="Times New Roman"/>
+        </w:rPr>
+        <w:t xml:space="preserve"> cheminformatics descriptors</w:t>
+      </w:r>
+      <w:r>
+        <w:rPr>
+          <w:rFonts w:ascii="Times New Roman" w:hAnsi="Times New Roman" w:cs="Times New Roman"/>
+        </w:rPr>
+        <w:t>.</w:t>
+      </w:r>
+      <w:r>
+        <w:rPr>
+          <w:rFonts w:ascii="Times New Roman" w:hAnsi="Times New Roman" w:cs="Times New Roman"/>
+        </w:rPr>
+        <w:t xml:space="preserve"> </w:t>
+      </w:r>
+      <w:r>
+        <w:rPr>
+          <w:rFonts w:ascii="Times New Roman" w:hAnsi="Times New Roman" w:cs="Times New Roman"/>
+        </w:rPr>
+        <w:t xml:space="preserve">In addition, </w:t>
+      </w:r>
+      <w:r>
+        <w:rPr>
+          <w:rFonts w:ascii="Times New Roman" w:hAnsi="Times New Roman" w:cs="Times New Roman"/>
+        </w:rPr>
+        <w:t xml:space="preserve">none of the previous works has built </w:t>
+      </w:r>
+      <w:r>
+        <w:rPr>
+          <w:rFonts w:ascii="Times New Roman" w:hAnsi="Times New Roman" w:cs="Times New Roman"/>
+        </w:rPr>
+        <w:t xml:space="preserve">a web </w:t>
+      </w:r>
+      <w:r>
+        <w:rPr>
+          <w:rFonts w:ascii="Times New Roman" w:hAnsi="Times New Roman" w:cs="Times New Roman"/>
+        </w:rPr>
+        <w:t>user interface (</w:t>
+      </w:r>
+      <w:r>
+        <w:rPr>
+          <w:rFonts w:ascii="Times New Roman" w:hAnsi="Times New Roman" w:cs="Times New Roman"/>
+        </w:rPr>
+        <w:t>UI</w:t>
+      </w:r>
+      <w:r>
+        <w:rPr>
+          <w:rFonts w:ascii="Times New Roman" w:hAnsi="Times New Roman" w:cs="Times New Roman"/>
+        </w:rPr>
+        <w:t>)</w:t>
+      </w:r>
+      <w:r>
+        <w:rPr>
+          <w:rFonts w:ascii="Times New Roman" w:hAnsi="Times New Roman" w:cs="Times New Roman"/>
+        </w:rPr>
+        <w:t xml:space="preserve"> application that could be </w:t>
+      </w:r>
+      <w:proofErr w:type="spellStart"/>
+      <w:r>
+        <w:rPr>
+          <w:rFonts w:ascii="Times New Roman" w:hAnsi="Times New Roman" w:cs="Times New Roman"/>
+        </w:rPr>
+        <w:t>utilised</w:t>
+      </w:r>
+      <w:proofErr w:type="spellEnd"/>
+      <w:r>
+        <w:rPr>
+          <w:rFonts w:ascii="Times New Roman" w:hAnsi="Times New Roman" w:cs="Times New Roman"/>
+        </w:rPr>
+        <w:t xml:space="preserve"> in </w:t>
+      </w:r>
+      <w:r>
+        <w:rPr>
+          <w:rFonts w:ascii="Times New Roman" w:hAnsi="Times New Roman" w:cs="Times New Roman"/>
+        </w:rPr>
+        <w:t xml:space="preserve">real time </w:t>
+      </w:r>
+      <w:r>
+        <w:rPr>
+          <w:rFonts w:ascii="Times New Roman" w:hAnsi="Times New Roman" w:cs="Times New Roman"/>
+        </w:rPr>
+        <w:t>for</w:t>
+      </w:r>
+      <w:r>
+        <w:rPr>
+          <w:rFonts w:ascii="Times New Roman" w:hAnsi="Times New Roman" w:cs="Times New Roman"/>
+        </w:rPr>
+        <w:t xml:space="preserve"> researchers</w:t>
+      </w:r>
+      <w:r>
+        <w:rPr>
+          <w:rFonts w:ascii="Times New Roman" w:hAnsi="Times New Roman" w:cs="Times New Roman"/>
+        </w:rPr>
+        <w:t>.</w:t>
+      </w:r>
+      <w:r>
+        <w:rPr>
+          <w:rFonts w:ascii="Times New Roman" w:hAnsi="Times New Roman" w:cs="Times New Roman"/>
+        </w:rPr>
+        <w:t xml:space="preserve"> </w:t>
+      </w:r>
+      <w:r>
+        <w:rPr>
+          <w:rFonts w:ascii="Times New Roman" w:hAnsi="Times New Roman" w:cs="Times New Roman"/>
+        </w:rPr>
+        <w:t>Considering all these</w:t>
+      </w:r>
+      <w:r>
+        <w:rPr>
+          <w:rFonts w:ascii="Times New Roman" w:hAnsi="Times New Roman" w:cs="Times New Roman"/>
+        </w:rPr>
+        <w:t xml:space="preserve"> gaps </w:t>
+      </w:r>
+      <w:r>
+        <w:rPr>
+          <w:rFonts w:ascii="Times New Roman" w:hAnsi="Times New Roman" w:cs="Times New Roman"/>
+        </w:rPr>
+        <w:t xml:space="preserve">in </w:t>
+      </w:r>
+      <w:r>
+        <w:rPr>
+          <w:rFonts w:ascii="Times New Roman" w:hAnsi="Times New Roman" w:cs="Times New Roman"/>
+        </w:rPr>
+        <w:t xml:space="preserve">previously reported work, we built </w:t>
+      </w:r>
+      <w:r>
+        <w:rPr>
+          <w:rFonts w:ascii="Times New Roman" w:hAnsi="Times New Roman" w:cs="Times New Roman"/>
+        </w:rPr>
+        <w:t xml:space="preserve">set of </w:t>
+      </w:r>
+      <w:r>
+        <w:rPr>
+          <w:rFonts w:ascii="Times New Roman" w:hAnsi="Times New Roman" w:cs="Times New Roman"/>
+        </w:rPr>
+        <w:t>ML models to identify the appropriate chemical components and their relative concentrations for preparing</w:t>
+      </w:r>
+      <w:r>
+        <w:rPr>
+          <w:rFonts w:ascii="Times New Roman" w:hAnsi="Times New Roman" w:cs="Times New Roman"/>
+        </w:rPr>
+        <w:t xml:space="preserve"> the desired</w:t>
+      </w:r>
+      <w:r>
+        <w:rPr>
+          <w:rFonts w:ascii="Times New Roman" w:hAnsi="Times New Roman" w:cs="Times New Roman"/>
+        </w:rPr>
+        <w:t xml:space="preserve"> quasi-2D MHP</w:t>
+      </w:r>
+      <w:r>
+        <w:rPr>
+          <w:rFonts w:ascii="Times New Roman" w:hAnsi="Times New Roman" w:cs="Times New Roman"/>
+        </w:rPr>
+        <w:t>s</w:t>
+      </w:r>
+      <w:r>
+        <w:rPr>
+          <w:rFonts w:ascii="Times New Roman" w:hAnsi="Times New Roman" w:cs="Times New Roman"/>
+        </w:rPr>
+        <w:t>. The models built</w:t>
+      </w:r>
+      <w:r>
+        <w:rPr>
+          <w:rFonts w:ascii="Times New Roman" w:hAnsi="Times New Roman" w:cs="Times New Roman"/>
+        </w:rPr>
+        <w:t xml:space="preserve"> have</w:t>
+      </w:r>
+      <w:r>
+        <w:rPr>
+          <w:rFonts w:ascii="Times New Roman" w:hAnsi="Times New Roman" w:cs="Times New Roman"/>
+        </w:rPr>
+        <w:t xml:space="preserve"> </w:t>
+      </w:r>
+      <w:r>
+        <w:rPr>
+          <w:rFonts w:ascii="Times New Roman" w:hAnsi="Times New Roman" w:cs="Times New Roman"/>
+        </w:rPr>
+        <w:t xml:space="preserve">the scope to predict emission energy across the full visible range, which could </w:t>
       </w:r>
       <w:r>
         <w:rPr>
           <w:rFonts w:ascii="Times New Roman" w:hAnsi="Times New Roman" w:cs="Times New Roman"/>
         </w:rPr>
         <w:lastRenderedPageBreak/>
+        <w:t>help in preparing a specific quasi-2D MHP based on the requirement</w:t>
+      </w:r>
+      <w:r>
+        <w:rPr>
+          <w:rFonts w:ascii="Times New Roman" w:hAnsi="Times New Roman" w:cs="Times New Roman"/>
+        </w:rPr>
+        <w:t>.</w:t>
+      </w:r>
+      <w:r>
+        <w:rPr>
+          <w:rFonts w:ascii="Times New Roman" w:hAnsi="Times New Roman" w:cs="Times New Roman"/>
+        </w:rPr>
+        <w:t xml:space="preserve"> </w:t>
+      </w:r>
+      <w:r>
+        <w:rPr>
+          <w:rFonts w:ascii="Times New Roman" w:hAnsi="Times New Roman" w:cs="Times New Roman"/>
+        </w:rPr>
+        <w:t xml:space="preserve">Thereafter, a web UI application is built </w:t>
+      </w:r>
+      <w:r>
+        <w:rPr>
+          <w:rFonts w:ascii="Times New Roman" w:hAnsi="Times New Roman" w:cs="Times New Roman"/>
+        </w:rPr>
+        <w:t xml:space="preserve">using </w:t>
+      </w:r>
+      <w:proofErr w:type="spellStart"/>
+      <w:r>
+        <w:rPr>
+          <w:rFonts w:ascii="Times New Roman" w:hAnsi="Times New Roman" w:cs="Times New Roman"/>
+        </w:rPr>
+        <w:t>Streamlit</w:t>
+      </w:r>
+      <w:proofErr w:type="spellEnd"/>
+      <w:r>
+        <w:rPr>
+          <w:rFonts w:ascii="Times New Roman" w:hAnsi="Times New Roman" w:cs="Times New Roman"/>
+        </w:rPr>
+        <w:t xml:space="preserve"> Cloud </w:t>
+      </w:r>
+      <w:r>
+        <w:rPr>
+          <w:rFonts w:ascii="Times New Roman" w:hAnsi="Times New Roman" w:cs="Times New Roman"/>
+        </w:rPr>
+        <w:t xml:space="preserve">on top of the </w:t>
+      </w:r>
+      <w:r>
+        <w:rPr>
+          <w:rFonts w:ascii="Times New Roman" w:hAnsi="Times New Roman" w:cs="Times New Roman"/>
+        </w:rPr>
+        <w:t>best-performing</w:t>
+      </w:r>
+      <w:r>
+        <w:rPr>
+          <w:rFonts w:ascii="Times New Roman" w:hAnsi="Times New Roman" w:cs="Times New Roman"/>
+        </w:rPr>
+        <w:t xml:space="preserve"> models </w:t>
+      </w:r>
+      <w:r>
+        <w:rPr>
+          <w:rFonts w:ascii="Times New Roman" w:hAnsi="Times New Roman" w:cs="Times New Roman"/>
+        </w:rPr>
+        <w:t xml:space="preserve">to enable real-time </w:t>
+      </w:r>
+      <w:proofErr w:type="spellStart"/>
+      <w:r>
+        <w:rPr>
+          <w:rFonts w:ascii="Times New Roman" w:hAnsi="Times New Roman" w:cs="Times New Roman"/>
+        </w:rPr>
+        <w:t>utilisation</w:t>
+      </w:r>
+      <w:proofErr w:type="spellEnd"/>
+      <w:r>
+        <w:rPr>
+          <w:rFonts w:ascii="Times New Roman" w:hAnsi="Times New Roman" w:cs="Times New Roman"/>
+        </w:rPr>
+        <w:t>.</w:t>
+      </w:r>
+      <w:r>
+        <w:rPr>
+          <w:rFonts w:ascii="Times New Roman" w:hAnsi="Times New Roman" w:cs="Times New Roman"/>
+        </w:rPr>
+        <w:t xml:space="preserve"> </w:t>
+      </w:r>
+      <w:r>
+        <w:rPr>
+          <w:rFonts w:ascii="Times New Roman" w:hAnsi="Times New Roman" w:cs="Times New Roman"/>
+        </w:rPr>
+        <w:t xml:space="preserve">In addition, we </w:t>
+      </w:r>
+      <w:r>
+        <w:rPr>
+          <w:rFonts w:ascii="Times New Roman" w:hAnsi="Times New Roman" w:cs="Times New Roman"/>
+        </w:rPr>
+        <w:t xml:space="preserve">also </w:t>
+      </w:r>
+      <w:r>
+        <w:rPr>
+          <w:rFonts w:ascii="Times New Roman" w:hAnsi="Times New Roman" w:cs="Times New Roman"/>
+        </w:rPr>
+        <w:t xml:space="preserve">tried to answer </w:t>
+      </w:r>
+      <w:r>
+        <w:rPr>
+          <w:rFonts w:ascii="Times New Roman" w:hAnsi="Times New Roman" w:cs="Times New Roman"/>
+        </w:rPr>
         <w:t>whether external quantum efficiency (EQE) can be predicted with comparable confidence to</w:t>
       </w:r>
       <w:r>
@@ -3173,6 +3562,24 @@
           <w:rFonts w:ascii="Times New Roman" w:hAnsi="Times New Roman" w:cs="Times New Roman"/>
         </w:rPr>
         <w:t>curation rules</w:t>
+      </w:r>
+      <w:r>
+        <w:rPr>
+          <w:rFonts w:ascii="Times New Roman" w:hAnsi="Times New Roman" w:cs="Times New Roman"/>
+        </w:rPr>
+        <w:t xml:space="preserve"> as </w:t>
+      </w:r>
+      <w:r>
+        <w:rPr>
+          <w:rFonts w:ascii="Times New Roman" w:hAnsi="Times New Roman" w:cs="Times New Roman"/>
+        </w:rPr>
+        <w:t xml:space="preserve">emission </w:t>
+      </w:r>
+      <w:r>
+        <w:rPr>
+          <w:rFonts w:ascii="Times New Roman" w:hAnsi="Times New Roman" w:cs="Times New Roman"/>
+        </w:rPr>
+        <w:t>energy prediction models</w:t>
       </w:r>
       <w:r>
         <w:rPr>
@@ -3403,7 +3810,19 @@
         <w:rPr>
           <w:rFonts w:ascii="Times New Roman" w:hAnsi="Times New Roman" w:cs="Times New Roman"/>
         </w:rPr>
-        <w:t xml:space="preserve">Q2DPes </w:t>
+        <w:t>quasi-2D MHP</w:t>
+      </w:r>
+      <w:r>
+        <w:rPr>
+          <w:rFonts w:ascii="Times New Roman" w:hAnsi="Times New Roman" w:cs="Times New Roman"/>
+        </w:rPr>
+        <w:t>s</w:t>
+      </w:r>
+      <w:r>
+        <w:rPr>
+          <w:rFonts w:ascii="Times New Roman" w:hAnsi="Times New Roman" w:cs="Times New Roman"/>
+        </w:rPr>
+        <w:t xml:space="preserve"> </w:t>
       </w:r>
       <w:r>
         <w:rPr>
@@ -3564,7 +3983,26 @@
         <w:rPr>
           <w:rFonts w:ascii="Times New Roman" w:hAnsi="Times New Roman" w:cs="Times New Roman"/>
         </w:rPr>
-        <w:t xml:space="preserve">, which included halide flags, precursor-ratio </w:t>
+        <w:t xml:space="preserve"> in the Snowflake data warehouse using Structured Query Language (SQL),</w:t>
+      </w:r>
+      <w:r>
+        <w:rPr>
+          <w:rFonts w:ascii="Times New Roman" w:hAnsi="Times New Roman" w:cs="Times New Roman"/>
+        </w:rPr>
+        <w:t xml:space="preserve"> such as</w:t>
+      </w:r>
+      <w:r>
+        <w:rPr>
+          <w:rFonts w:ascii="Times New Roman" w:hAnsi="Times New Roman" w:cs="Times New Roman"/>
+        </w:rPr>
+        <w:t xml:space="preserve"> including halide flags, </w:t>
+      </w:r>
+      <w:r>
+        <w:rPr>
+          <w:rFonts w:ascii="Times New Roman" w:hAnsi="Times New Roman" w:cs="Times New Roman"/>
+        </w:rPr>
+        <w:lastRenderedPageBreak/>
+        <w:t xml:space="preserve">precursor-ratio </w:t>
       </w:r>
       <w:proofErr w:type="spellStart"/>
       <w:r>
@@ -3578,13 +4016,177 @@
         <w:rPr>
           <w:rFonts w:ascii="Times New Roman" w:hAnsi="Times New Roman" w:cs="Times New Roman"/>
         </w:rPr>
-        <w:t xml:space="preserve">, and </w:t>
-      </w:r>
-      <w:r>
-        <w:rPr>
-          <w:rFonts w:ascii="Times New Roman" w:hAnsi="Times New Roman" w:cs="Times New Roman"/>
-        </w:rPr>
-        <w:t>mixed-spacer indicators</w:t>
+        <w:t>, and mixed-spacer indicators</w:t>
+      </w:r>
+      <w:r>
+        <w:rPr>
+          <w:rFonts w:ascii="Times New Roman" w:hAnsi="Times New Roman" w:cs="Times New Roman"/>
+        </w:rPr>
+        <w:t>. Datasets are available on the GitHub account for reference</w:t>
+      </w:r>
+      <w:r>
+        <w:rPr>
+          <w:rFonts w:ascii="Times New Roman" w:hAnsi="Times New Roman" w:cs="Times New Roman"/>
+        </w:rPr>
+        <w:t>.</w:t>
+      </w:r>
+      <w:r>
+        <w:rPr>
+          <w:rFonts w:ascii="Times New Roman" w:hAnsi="Times New Roman" w:cs="Times New Roman"/>
+        </w:rPr>
+        <w:t xml:space="preserve"> O</w:t>
+      </w:r>
+      <w:r>
+        <w:rPr>
+          <w:rFonts w:ascii="Times New Roman" w:hAnsi="Times New Roman" w:cs="Times New Roman"/>
+        </w:rPr>
+        <w:t xml:space="preserve">n top of the </w:t>
+      </w:r>
+      <w:r>
+        <w:rPr>
+          <w:rFonts w:ascii="Times New Roman" w:hAnsi="Times New Roman" w:cs="Times New Roman"/>
+        </w:rPr>
+        <w:t xml:space="preserve">second version </w:t>
+      </w:r>
+      <w:r>
+        <w:rPr>
+          <w:rFonts w:ascii="Times New Roman" w:hAnsi="Times New Roman" w:cs="Times New Roman"/>
+        </w:rPr>
+        <w:t xml:space="preserve">dataset </w:t>
+      </w:r>
+      <w:r>
+        <w:rPr>
+          <w:rFonts w:ascii="Times New Roman" w:hAnsi="Times New Roman" w:cs="Times New Roman"/>
+        </w:rPr>
+        <w:t xml:space="preserve">obtained </w:t>
+      </w:r>
+      <w:r>
+        <w:rPr>
+          <w:rFonts w:ascii="Times New Roman" w:hAnsi="Times New Roman" w:cs="Times New Roman"/>
+        </w:rPr>
+        <w:t>from</w:t>
+      </w:r>
+      <w:r>
+        <w:rPr>
+          <w:rFonts w:ascii="Times New Roman" w:hAnsi="Times New Roman" w:cs="Times New Roman"/>
+        </w:rPr>
+        <w:t xml:space="preserve"> Snowflake, the remaining data engineering operations were performed in Python (Jupyter Notebook) using the pandas </w:t>
+      </w:r>
+      <w:proofErr w:type="spellStart"/>
+      <w:r>
+        <w:rPr>
+          <w:rFonts w:ascii="Times New Roman" w:hAnsi="Times New Roman" w:cs="Times New Roman"/>
+        </w:rPr>
+        <w:t>dataframes</w:t>
+      </w:r>
+      <w:proofErr w:type="spellEnd"/>
+      <w:r>
+        <w:rPr>
+          <w:rFonts w:ascii="Times New Roman" w:hAnsi="Times New Roman" w:cs="Times New Roman"/>
+        </w:rPr>
+        <w:t>.</w:t>
+      </w:r>
+      <w:r>
+        <w:rPr>
+          <w:rFonts w:ascii="Times New Roman" w:hAnsi="Times New Roman" w:cs="Times New Roman"/>
+        </w:rPr>
+        <w:t xml:space="preserve"> </w:t>
+      </w:r>
+      <w:r>
+        <w:rPr>
+          <w:rFonts w:ascii="Times New Roman" w:hAnsi="Times New Roman" w:cs="Times New Roman"/>
+        </w:rPr>
+        <w:t xml:space="preserve">Thereafter, </w:t>
+      </w:r>
+      <w:r>
+        <w:rPr>
+          <w:rFonts w:ascii="Times New Roman" w:hAnsi="Times New Roman" w:cs="Times New Roman"/>
+        </w:rPr>
+        <w:t xml:space="preserve">Simplified Molecular Input Line Entry System </w:t>
+      </w:r>
+      <w:r>
+        <w:rPr>
+          <w:rFonts w:ascii="Times New Roman" w:hAnsi="Times New Roman" w:cs="Times New Roman"/>
+        </w:rPr>
+        <w:t>(</w:t>
+      </w:r>
+      <w:r>
+        <w:rPr>
+          <w:rFonts w:ascii="Times New Roman" w:hAnsi="Times New Roman" w:cs="Times New Roman"/>
+        </w:rPr>
+        <w:t>SMILES</w:t>
+      </w:r>
+      <w:r>
+        <w:rPr>
+          <w:rFonts w:ascii="Times New Roman" w:hAnsi="Times New Roman" w:cs="Times New Roman"/>
+        </w:rPr>
+        <w:t>)</w:t>
+      </w:r>
+      <w:r>
+        <w:rPr>
+          <w:rFonts w:ascii="Times New Roman" w:hAnsi="Times New Roman" w:cs="Times New Roman"/>
+        </w:rPr>
+        <w:t xml:space="preserve"> </w:t>
+      </w:r>
+      <w:r>
+        <w:rPr>
+          <w:rFonts w:ascii="Times New Roman" w:hAnsi="Times New Roman" w:cs="Times New Roman"/>
+        </w:rPr>
+        <w:t>strings</w:t>
+      </w:r>
+      <w:r>
+        <w:rPr>
+          <w:rFonts w:ascii="Times New Roman" w:hAnsi="Times New Roman" w:cs="Times New Roman"/>
+        </w:rPr>
+        <w:t xml:space="preserve"> were generated </w:t>
+      </w:r>
+      <w:r>
+        <w:rPr>
+          <w:rFonts w:ascii="Times New Roman" w:hAnsi="Times New Roman" w:cs="Times New Roman"/>
+        </w:rPr>
+        <w:t>programmatically</w:t>
+      </w:r>
+      <w:r>
+        <w:rPr>
+          <w:rFonts w:ascii="Times New Roman" w:hAnsi="Times New Roman" w:cs="Times New Roman"/>
+        </w:rPr>
+        <w:t xml:space="preserve"> for each organic ligand </w:t>
+      </w:r>
+      <w:r>
+        <w:rPr>
+          <w:rFonts w:ascii="Times New Roman" w:hAnsi="Times New Roman" w:cs="Times New Roman"/>
+        </w:rPr>
+        <w:t>from its IUPAC name using the</w:t>
+      </w:r>
+      <w:r>
+        <w:rPr>
+          <w:rFonts w:ascii="Times New Roman" w:hAnsi="Times New Roman" w:cs="Times New Roman"/>
+        </w:rPr>
+        <w:t xml:space="preserve"> </w:t>
+      </w:r>
+      <w:r>
+        <w:rPr>
+          <w:rFonts w:ascii="Times New Roman" w:hAnsi="Times New Roman" w:cs="Times New Roman"/>
+        </w:rPr>
+        <w:t>Chemical Identifier Resolver API hosted by the National Cancer Institute Computer-Aided Drug Design Group (nih.gov)</w:t>
+      </w:r>
+      <w:r>
+        <w:rPr>
+          <w:rFonts w:ascii="Times New Roman" w:hAnsi="Times New Roman" w:cs="Times New Roman"/>
+        </w:rPr>
+        <w:t>.</w:t>
+      </w:r>
+      <w:r>
+        <w:rPr>
+          <w:rFonts w:ascii="Times New Roman" w:hAnsi="Times New Roman" w:cs="Times New Roman"/>
+        </w:rPr>
+        <w:t xml:space="preserve"> </w:t>
+      </w:r>
+      <w:r>
+        <w:rPr>
+          <w:rFonts w:ascii="Times New Roman" w:hAnsi="Times New Roman" w:cs="Times New Roman"/>
+        </w:rPr>
+        <w:t>Then</w:t>
       </w:r>
       <w:r>
         <w:rPr>
@@ -3596,13 +4198,293 @@
         <w:rPr>
           <w:rFonts w:ascii="Times New Roman" w:hAnsi="Times New Roman" w:cs="Times New Roman"/>
         </w:rPr>
-        <w:t xml:space="preserve">in the </w:t>
-      </w:r>
-      <w:r>
-        <w:rPr>
-          <w:rFonts w:ascii="Times New Roman" w:hAnsi="Times New Roman" w:cs="Times New Roman"/>
-        </w:rPr>
-        <w:t>Snowflake data warehouse using Structured Query Language (SQL). Datasets are available on the GitHub account for reference</w:t>
+        <w:t xml:space="preserve">two-dimensional </w:t>
+      </w:r>
+      <w:r>
+        <w:rPr>
+          <w:rFonts w:ascii="Times New Roman" w:hAnsi="Times New Roman" w:cs="Times New Roman"/>
+        </w:rPr>
+        <w:t xml:space="preserve">molecular </w:t>
+      </w:r>
+      <w:r>
+        <w:rPr>
+          <w:rFonts w:ascii="Times New Roman" w:hAnsi="Times New Roman" w:cs="Times New Roman"/>
+        </w:rPr>
+        <w:t>descriptors per spacer</w:t>
+      </w:r>
+      <w:r>
+        <w:rPr>
+          <w:rFonts w:ascii="Times New Roman" w:hAnsi="Times New Roman" w:cs="Times New Roman"/>
+        </w:rPr>
+        <w:t xml:space="preserve"> (Primary and secondary)</w:t>
+      </w:r>
+      <w:r>
+        <w:rPr>
+          <w:rFonts w:ascii="Times New Roman" w:hAnsi="Times New Roman" w:cs="Times New Roman"/>
+        </w:rPr>
+        <w:t xml:space="preserve"> </w:t>
+      </w:r>
+      <w:r>
+        <w:rPr>
+          <w:rFonts w:ascii="Times New Roman" w:hAnsi="Times New Roman" w:cs="Times New Roman"/>
+        </w:rPr>
+        <w:t xml:space="preserve">were generated using </w:t>
+      </w:r>
+      <w:proofErr w:type="spellStart"/>
+      <w:r>
+        <w:rPr>
+          <w:rFonts w:ascii="Times New Roman" w:hAnsi="Times New Roman" w:cs="Times New Roman"/>
+        </w:rPr>
+        <w:t>RDKit</w:t>
+      </w:r>
+      <w:proofErr w:type="spellEnd"/>
+      <w:r>
+        <w:rPr>
+          <w:rFonts w:ascii="Times New Roman" w:hAnsi="Times New Roman" w:cs="Times New Roman"/>
+        </w:rPr>
+        <w:t xml:space="preserve"> </w:t>
+      </w:r>
+      <w:r>
+        <w:rPr>
+          <w:rFonts w:ascii="Times New Roman" w:hAnsi="Times New Roman" w:cs="Times New Roman"/>
+        </w:rPr>
+        <w:t>library</w:t>
+      </w:r>
+      <w:r>
+        <w:rPr>
+          <w:rFonts w:ascii="Times New Roman" w:hAnsi="Times New Roman" w:cs="Times New Roman"/>
+        </w:rPr>
+        <w:t xml:space="preserve"> </w:t>
+      </w:r>
+      <w:r>
+        <w:rPr>
+          <w:rFonts w:ascii="Times New Roman" w:hAnsi="Times New Roman" w:cs="Times New Roman"/>
+        </w:rPr>
+        <w:t xml:space="preserve">structures </w:t>
+      </w:r>
+      <w:r>
+        <w:rPr>
+          <w:rFonts w:ascii="Times New Roman" w:hAnsi="Times New Roman" w:cs="Times New Roman"/>
+        </w:rPr>
+        <w:t>using the SMILES</w:t>
+      </w:r>
+      <w:r>
+        <w:rPr>
+          <w:rFonts w:ascii="Times New Roman" w:hAnsi="Times New Roman" w:cs="Times New Roman"/>
+        </w:rPr>
+        <w:t xml:space="preserve">. </w:t>
+      </w:r>
+      <w:r>
+        <w:rPr>
+          <w:rFonts w:ascii="Times New Roman" w:hAnsi="Times New Roman" w:cs="Times New Roman"/>
+        </w:rPr>
+        <w:t xml:space="preserve">After </w:t>
+      </w:r>
+      <w:r>
+        <w:rPr>
+          <w:rFonts w:ascii="Times New Roman" w:hAnsi="Times New Roman" w:cs="Times New Roman"/>
+        </w:rPr>
+        <w:t xml:space="preserve">generating molecular descriptors, high-dimensional feature extraction </w:t>
+      </w:r>
+      <w:r>
+        <w:rPr>
+          <w:rFonts w:ascii="Times New Roman" w:hAnsi="Times New Roman" w:cs="Times New Roman"/>
+        </w:rPr>
+        <w:t>yielded a dataset with more features than</w:t>
+      </w:r>
+      <w:r>
+        <w:rPr>
+          <w:rFonts w:ascii="Times New Roman" w:hAnsi="Times New Roman" w:cs="Times New Roman"/>
+        </w:rPr>
+        <w:t xml:space="preserve"> </w:t>
+      </w:r>
+      <w:r>
+        <w:rPr>
+          <w:rFonts w:ascii="Times New Roman" w:hAnsi="Times New Roman" w:cs="Times New Roman"/>
+        </w:rPr>
+        <w:t xml:space="preserve">the number of </w:t>
+      </w:r>
+      <w:r>
+        <w:rPr>
+          <w:rFonts w:ascii="Times New Roman" w:hAnsi="Times New Roman" w:cs="Times New Roman"/>
+        </w:rPr>
+        <w:t>observations, leading</w:t>
+      </w:r>
+      <w:r>
+        <w:rPr>
+          <w:rFonts w:ascii="Times New Roman" w:hAnsi="Times New Roman" w:cs="Times New Roman"/>
+        </w:rPr>
+        <w:t xml:space="preserve"> to </w:t>
+      </w:r>
+      <w:r>
+        <w:rPr>
+          <w:rFonts w:ascii="Times New Roman" w:hAnsi="Times New Roman" w:cs="Times New Roman"/>
+        </w:rPr>
+        <w:t xml:space="preserve">the </w:t>
+      </w:r>
+      <w:r>
+        <w:rPr>
+          <w:rFonts w:ascii="Times New Roman" w:hAnsi="Times New Roman" w:cs="Times New Roman"/>
+        </w:rPr>
+        <w:t xml:space="preserve">curse of dimensionality. </w:t>
+      </w:r>
+      <w:r>
+        <w:rPr>
+          <w:rFonts w:ascii="Times New Roman" w:hAnsi="Times New Roman" w:cs="Times New Roman"/>
+        </w:rPr>
+        <w:t>So,</w:t>
+      </w:r>
+      <w:r>
+        <w:rPr>
+          <w:rFonts w:ascii="Times New Roman" w:hAnsi="Times New Roman" w:cs="Times New Roman"/>
+        </w:rPr>
+        <w:t xml:space="preserve"> </w:t>
+      </w:r>
+      <w:r>
+        <w:rPr>
+          <w:rFonts w:ascii="Times New Roman" w:hAnsi="Times New Roman" w:cs="Times New Roman"/>
+        </w:rPr>
+        <w:t>to</w:t>
+      </w:r>
+      <w:r>
+        <w:rPr>
+          <w:rFonts w:ascii="Times New Roman" w:hAnsi="Times New Roman" w:cs="Times New Roman"/>
+        </w:rPr>
+        <w:t xml:space="preserve"> handle the curse of dimensionality</w:t>
+      </w:r>
+      <w:r>
+        <w:rPr>
+          <w:rFonts w:ascii="Times New Roman" w:hAnsi="Times New Roman" w:cs="Times New Roman"/>
+        </w:rPr>
+        <w:t>, we applied a couple of feature elimination techniques in a sequential order:</w:t>
+      </w:r>
+      <w:r>
+        <w:rPr>
+          <w:rFonts w:ascii="Times New Roman" w:hAnsi="Times New Roman" w:cs="Times New Roman"/>
+        </w:rPr>
+        <w:t xml:space="preserve"> </w:t>
+      </w:r>
+      <w:r>
+        <w:rPr>
+          <w:rFonts w:ascii="Times New Roman" w:hAnsi="Times New Roman" w:cs="Times New Roman"/>
+        </w:rPr>
+        <w:t xml:space="preserve">1) </w:t>
+      </w:r>
+      <w:r>
+        <w:rPr>
+          <w:rFonts w:ascii="Times New Roman" w:hAnsi="Times New Roman" w:cs="Times New Roman"/>
+        </w:rPr>
+        <w:t>Pairwise Pearson correlation</w:t>
+      </w:r>
+      <w:r>
+        <w:rPr>
+          <w:rFonts w:ascii="Times New Roman" w:hAnsi="Times New Roman" w:cs="Times New Roman"/>
+        </w:rPr>
+        <w:t xml:space="preserve"> and 2</w:t>
+      </w:r>
+      <w:r>
+        <w:rPr>
+          <w:rFonts w:ascii="Times New Roman" w:hAnsi="Times New Roman" w:cs="Times New Roman"/>
+        </w:rPr>
+        <w:t>a</w:t>
+      </w:r>
+      <w:r>
+        <w:rPr>
+          <w:rFonts w:ascii="Times New Roman" w:hAnsi="Times New Roman" w:cs="Times New Roman"/>
+        </w:rPr>
+        <w:t>)</w:t>
+      </w:r>
+      <w:r>
+        <w:rPr>
+          <w:rFonts w:ascii="Times New Roman" w:hAnsi="Times New Roman" w:cs="Times New Roman"/>
+        </w:rPr>
+        <w:t xml:space="preserve"> </w:t>
+      </w:r>
+      <w:proofErr w:type="spellStart"/>
+      <w:r>
+        <w:rPr>
+          <w:rFonts w:ascii="Times New Roman" w:hAnsi="Times New Roman" w:cs="Times New Roman"/>
+        </w:rPr>
+        <w:t>SelectFromModel</w:t>
+      </w:r>
+      <w:proofErr w:type="spellEnd"/>
+      <w:r>
+        <w:rPr>
+          <w:rFonts w:ascii="Times New Roman" w:hAnsi="Times New Roman" w:cs="Times New Roman"/>
+        </w:rPr>
+        <w:t xml:space="preserve"> for one set of models</w:t>
+      </w:r>
+      <w:r>
+        <w:rPr>
+          <w:rFonts w:ascii="Times New Roman" w:hAnsi="Times New Roman" w:cs="Times New Roman"/>
+        </w:rPr>
+        <w:t xml:space="preserve"> </w:t>
+      </w:r>
+      <w:r>
+        <w:rPr>
+          <w:rFonts w:ascii="Times New Roman" w:hAnsi="Times New Roman" w:cs="Times New Roman"/>
+        </w:rPr>
+        <w:t>and</w:t>
+      </w:r>
+      <w:r>
+        <w:rPr>
+          <w:rFonts w:ascii="Times New Roman" w:hAnsi="Times New Roman" w:cs="Times New Roman"/>
+        </w:rPr>
+        <w:t xml:space="preserve"> </w:t>
+      </w:r>
+      <w:r>
+        <w:rPr>
+          <w:rFonts w:ascii="Times New Roman" w:hAnsi="Times New Roman" w:cs="Times New Roman"/>
+        </w:rPr>
+        <w:t xml:space="preserve">2b) </w:t>
+      </w:r>
+      <w:r>
+        <w:rPr>
+          <w:rFonts w:ascii="Times New Roman" w:hAnsi="Times New Roman" w:cs="Times New Roman"/>
+        </w:rPr>
+        <w:t>Recursive Feature Elimination using Cross Validation</w:t>
+      </w:r>
+      <w:r>
+        <w:rPr>
+          <w:rFonts w:ascii="Times New Roman" w:hAnsi="Times New Roman" w:cs="Times New Roman"/>
+        </w:rPr>
+        <w:t xml:space="preserve"> (</w:t>
+      </w:r>
+      <w:r>
+        <w:rPr>
+          <w:rFonts w:ascii="Times New Roman" w:hAnsi="Times New Roman" w:cs="Times New Roman"/>
+        </w:rPr>
+        <w:t>RFECV</w:t>
+      </w:r>
+      <w:r>
+        <w:rPr>
+          <w:rFonts w:ascii="Times New Roman" w:hAnsi="Times New Roman" w:cs="Times New Roman"/>
+        </w:rPr>
+        <w:t>)</w:t>
+      </w:r>
+      <w:r>
+        <w:rPr>
+          <w:rFonts w:ascii="Times New Roman" w:hAnsi="Times New Roman" w:cs="Times New Roman"/>
+        </w:rPr>
+        <w:t xml:space="preserve"> for another set of models</w:t>
+      </w:r>
+      <w:r>
+        <w:rPr>
+          <w:rFonts w:ascii="Times New Roman" w:hAnsi="Times New Roman" w:cs="Times New Roman"/>
+        </w:rPr>
+        <w:t xml:space="preserve">. </w:t>
+      </w:r>
+      <w:r>
+        <w:rPr>
+          <w:rFonts w:ascii="Times New Roman" w:hAnsi="Times New Roman" w:cs="Times New Roman"/>
+        </w:rPr>
+        <w:t xml:space="preserve">After model training and evaluation, we further performed an in-depth SHAP analysis. </w:t>
+      </w:r>
+      <w:r>
+        <w:rPr>
+          <w:rFonts w:ascii="Times New Roman" w:hAnsi="Times New Roman" w:cs="Times New Roman"/>
+        </w:rPr>
+        <w:t>Figure 1 gives the holistic view of the workflow</w:t>
       </w:r>
       <w:r>
         <w:rPr>
@@ -3614,27 +4496,45 @@
         <w:rPr>
           <w:rFonts w:ascii="Times New Roman" w:hAnsi="Times New Roman" w:cs="Times New Roman"/>
         </w:rPr>
-        <w:t xml:space="preserve"> O</w:t>
-      </w:r>
-      <w:r>
-        <w:rPr>
-          <w:rFonts w:ascii="Times New Roman" w:hAnsi="Times New Roman" w:cs="Times New Roman"/>
-        </w:rPr>
-        <w:t xml:space="preserve">n top of the resulting dataset in Snowflake, the remaining data engineering operations were performed in Python (Jupyter Notebook) using the pandas </w:t>
+        <w:t xml:space="preserve"> </w:t>
+      </w:r>
+      <w:r>
+        <w:rPr>
+          <w:rFonts w:ascii="Times New Roman" w:hAnsi="Times New Roman" w:cs="Times New Roman"/>
+        </w:rPr>
+        <w:t xml:space="preserve"> Finally, </w:t>
+      </w:r>
+      <w:r>
+        <w:rPr>
+          <w:rFonts w:ascii="Times New Roman" w:hAnsi="Times New Roman" w:cs="Times New Roman"/>
+        </w:rPr>
+        <w:t xml:space="preserve">a web UI application is built in </w:t>
       </w:r>
       <w:proofErr w:type="spellStart"/>
       <w:r>
         <w:rPr>
           <w:rFonts w:ascii="Times New Roman" w:hAnsi="Times New Roman" w:cs="Times New Roman"/>
         </w:rPr>
-        <w:t>dataframes</w:t>
+        <w:t>Streamlit</w:t>
       </w:r>
       <w:proofErr w:type="spellEnd"/>
       <w:r>
         <w:rPr>
           <w:rFonts w:ascii="Times New Roman" w:hAnsi="Times New Roman" w:cs="Times New Roman"/>
         </w:rPr>
-        <w:t>.</w:t>
+        <w:t xml:space="preserve"> Cloud so that users can input the required values and get the corresponding emission energy value with the figures showing</w:t>
+      </w:r>
+      <w:r>
+        <w:rPr>
+          <w:rFonts w:ascii="Times New Roman" w:hAnsi="Times New Roman" w:cs="Times New Roman"/>
+        </w:rPr>
+        <w:t xml:space="preserve"> the structures of organic spaces</w:t>
+      </w:r>
+      <w:r>
+        <w:rPr>
+          <w:rFonts w:ascii="Times New Roman" w:hAnsi="Times New Roman" w:cs="Times New Roman"/>
+        </w:rPr>
+        <w:t xml:space="preserve"> given in the input.</w:t>
       </w:r>
       <w:r>
         <w:rPr>
@@ -3646,32 +4546,25 @@
         <w:rPr>
           <w:rFonts w:ascii="Times New Roman" w:hAnsi="Times New Roman" w:cs="Times New Roman"/>
         </w:rPr>
-        <w:t xml:space="preserve">Thereafter, </w:t>
-      </w:r>
-      <w:r>
-        <w:rPr>
-          <w:rFonts w:ascii="Times New Roman" w:hAnsi="Times New Roman" w:cs="Times New Roman"/>
-        </w:rPr>
-        <w:lastRenderedPageBreak/>
-        <w:t xml:space="preserve">Simplified Molecular Input Line Entry System </w:t>
-      </w:r>
-      <w:r>
-        <w:rPr>
-          <w:rFonts w:ascii="Times New Roman" w:hAnsi="Times New Roman" w:cs="Times New Roman"/>
-        </w:rPr>
-        <w:t>(</w:t>
-      </w:r>
-      <w:r>
-        <w:rPr>
-          <w:rFonts w:ascii="Times New Roman" w:hAnsi="Times New Roman" w:cs="Times New Roman"/>
-        </w:rPr>
-        <w:t>SMILES</w:t>
-      </w:r>
-      <w:r>
-        <w:rPr>
-          <w:rFonts w:ascii="Times New Roman" w:hAnsi="Times New Roman" w:cs="Times New Roman"/>
-        </w:rPr>
-        <w:t>)</w:t>
+        <w:t>All the code</w:t>
+      </w:r>
+      <w:r>
+        <w:rPr>
+          <w:rFonts w:ascii="Times New Roman" w:hAnsi="Times New Roman" w:cs="Times New Roman"/>
+        </w:rPr>
+        <w:t>s</w:t>
+      </w:r>
+      <w:r>
+        <w:rPr>
+          <w:rFonts w:ascii="Times New Roman" w:hAnsi="Times New Roman" w:cs="Times New Roman"/>
+        </w:rPr>
+        <w:t xml:space="preserve"> for building different models</w:t>
+      </w:r>
+      <w:r>
+        <w:rPr>
+          <w:rFonts w:ascii="Times New Roman" w:hAnsi="Times New Roman" w:cs="Times New Roman"/>
+        </w:rPr>
+        <w:t xml:space="preserve"> and web UI application</w:t>
       </w:r>
       <w:r>
         <w:rPr>
@@ -3683,31 +4576,7 @@
         <w:rPr>
           <w:rFonts w:ascii="Times New Roman" w:hAnsi="Times New Roman" w:cs="Times New Roman"/>
         </w:rPr>
-        <w:t>strings</w:t>
-      </w:r>
-      <w:r>
-        <w:rPr>
-          <w:rFonts w:ascii="Times New Roman" w:hAnsi="Times New Roman" w:cs="Times New Roman"/>
-        </w:rPr>
-        <w:t xml:space="preserve"> were generated </w:t>
-      </w:r>
-      <w:r>
-        <w:rPr>
-          <w:rFonts w:ascii="Times New Roman" w:hAnsi="Times New Roman" w:cs="Times New Roman"/>
-        </w:rPr>
-        <w:t>programmatically</w:t>
-      </w:r>
-      <w:r>
-        <w:rPr>
-          <w:rFonts w:ascii="Times New Roman" w:hAnsi="Times New Roman" w:cs="Times New Roman"/>
-        </w:rPr>
-        <w:t xml:space="preserve"> for each organic ligand </w:t>
-      </w:r>
-      <w:r>
-        <w:rPr>
-          <w:rFonts w:ascii="Times New Roman" w:hAnsi="Times New Roman" w:cs="Times New Roman"/>
-        </w:rPr>
-        <w:t>from its IUPAC name using the</w:t>
+        <w:t>along with</w:t>
       </w:r>
       <w:r>
         <w:rPr>
@@ -3719,329 +4588,25 @@
         <w:rPr>
           <w:rFonts w:ascii="Times New Roman" w:hAnsi="Times New Roman" w:cs="Times New Roman"/>
         </w:rPr>
-        <w:t>Chemical Identifier Resolver API hosted by the National Cancer Institute Computer-Aided Drug Design Group (nih.gov)</w:t>
-      </w:r>
-      <w:r>
-        <w:rPr>
-          <w:rFonts w:ascii="Times New Roman" w:hAnsi="Times New Roman" w:cs="Times New Roman"/>
-        </w:rPr>
-        <w:t>.</w:t>
-      </w:r>
-      <w:r>
-        <w:rPr>
-          <w:rFonts w:ascii="Times New Roman" w:hAnsi="Times New Roman" w:cs="Times New Roman"/>
-        </w:rPr>
-        <w:t xml:space="preserve"> </w:t>
-      </w:r>
-      <w:r>
-        <w:rPr>
-          <w:rFonts w:ascii="Times New Roman" w:hAnsi="Times New Roman" w:cs="Times New Roman"/>
-        </w:rPr>
-        <w:t>Then</w:t>
-      </w:r>
-      <w:r>
-        <w:rPr>
-          <w:rFonts w:ascii="Times New Roman" w:hAnsi="Times New Roman" w:cs="Times New Roman"/>
-        </w:rPr>
-        <w:t xml:space="preserve">, </w:t>
-      </w:r>
-      <w:r>
-        <w:rPr>
-          <w:rFonts w:ascii="Times New Roman" w:hAnsi="Times New Roman" w:cs="Times New Roman"/>
-        </w:rPr>
-        <w:t xml:space="preserve">two-dimensional </w:t>
-      </w:r>
-      <w:r>
-        <w:rPr>
-          <w:rFonts w:ascii="Times New Roman" w:hAnsi="Times New Roman" w:cs="Times New Roman"/>
-        </w:rPr>
-        <w:t xml:space="preserve">molecular </w:t>
-      </w:r>
-      <w:r>
-        <w:rPr>
-          <w:rFonts w:ascii="Times New Roman" w:hAnsi="Times New Roman" w:cs="Times New Roman"/>
-        </w:rPr>
-        <w:t>descriptors per spacer</w:t>
-      </w:r>
-      <w:r>
-        <w:rPr>
-          <w:rFonts w:ascii="Times New Roman" w:hAnsi="Times New Roman" w:cs="Times New Roman"/>
-        </w:rPr>
-        <w:t xml:space="preserve"> (Primary and secondary)</w:t>
-      </w:r>
-      <w:r>
-        <w:rPr>
-          <w:rFonts w:ascii="Times New Roman" w:hAnsi="Times New Roman" w:cs="Times New Roman"/>
-        </w:rPr>
-        <w:t xml:space="preserve"> </w:t>
-      </w:r>
-      <w:r>
-        <w:rPr>
-          <w:rFonts w:ascii="Times New Roman" w:hAnsi="Times New Roman" w:cs="Times New Roman"/>
-        </w:rPr>
-        <w:t xml:space="preserve">were generated using </w:t>
-      </w:r>
-      <w:proofErr w:type="spellStart"/>
-      <w:r>
-        <w:rPr>
-          <w:rFonts w:ascii="Times New Roman" w:hAnsi="Times New Roman" w:cs="Times New Roman"/>
-        </w:rPr>
-        <w:t>RDKit</w:t>
-      </w:r>
-      <w:proofErr w:type="spellEnd"/>
-      <w:r>
-        <w:rPr>
-          <w:rFonts w:ascii="Times New Roman" w:hAnsi="Times New Roman" w:cs="Times New Roman"/>
-        </w:rPr>
-        <w:t xml:space="preserve"> </w:t>
-      </w:r>
-      <w:r>
-        <w:rPr>
-          <w:rFonts w:ascii="Times New Roman" w:hAnsi="Times New Roman" w:cs="Times New Roman"/>
-        </w:rPr>
-        <w:t>library</w:t>
-      </w:r>
-      <w:r>
-        <w:rPr>
-          <w:rFonts w:ascii="Times New Roman" w:hAnsi="Times New Roman" w:cs="Times New Roman"/>
-        </w:rPr>
-        <w:t xml:space="preserve"> </w:t>
-      </w:r>
-      <w:r>
-        <w:rPr>
-          <w:rFonts w:ascii="Times New Roman" w:hAnsi="Times New Roman" w:cs="Times New Roman"/>
-        </w:rPr>
-        <w:t xml:space="preserve">structures </w:t>
-      </w:r>
-      <w:r>
-        <w:rPr>
-          <w:rFonts w:ascii="Times New Roman" w:hAnsi="Times New Roman" w:cs="Times New Roman"/>
-        </w:rPr>
-        <w:t>using the SMILES</w:t>
-      </w:r>
-      <w:r>
-        <w:rPr>
-          <w:rFonts w:ascii="Times New Roman" w:hAnsi="Times New Roman" w:cs="Times New Roman"/>
-        </w:rPr>
-        <w:t xml:space="preserve">. </w:t>
-      </w:r>
-      <w:r>
-        <w:rPr>
-          <w:rFonts w:ascii="Times New Roman" w:hAnsi="Times New Roman" w:cs="Times New Roman"/>
-        </w:rPr>
-        <w:t xml:space="preserve">After </w:t>
-      </w:r>
-      <w:r>
-        <w:rPr>
-          <w:rFonts w:ascii="Times New Roman" w:hAnsi="Times New Roman" w:cs="Times New Roman"/>
-        </w:rPr>
-        <w:t>generating molecular descriptors, high-dimensional feature extraction produced a dataset in which the number of features exceeded the number of observations, leading</w:t>
-      </w:r>
-      <w:r>
-        <w:rPr>
-          <w:rFonts w:ascii="Times New Roman" w:hAnsi="Times New Roman" w:cs="Times New Roman"/>
-        </w:rPr>
-        <w:t xml:space="preserve"> to </w:t>
-      </w:r>
-      <w:r>
-        <w:rPr>
-          <w:rFonts w:ascii="Times New Roman" w:hAnsi="Times New Roman" w:cs="Times New Roman"/>
-        </w:rPr>
         <w:t xml:space="preserve">the </w:t>
       </w:r>
       <w:r>
         <w:rPr>
           <w:rFonts w:ascii="Times New Roman" w:hAnsi="Times New Roman" w:cs="Times New Roman"/>
         </w:rPr>
-        <w:t xml:space="preserve">curse of dimensionality. </w:t>
-      </w:r>
-      <w:r>
-        <w:rPr>
-          <w:rFonts w:ascii="Times New Roman" w:hAnsi="Times New Roman" w:cs="Times New Roman"/>
-        </w:rPr>
-        <w:t>So,</w:t>
-      </w:r>
-      <w:r>
-        <w:rPr>
-          <w:rFonts w:ascii="Times New Roman" w:hAnsi="Times New Roman" w:cs="Times New Roman"/>
-        </w:rPr>
-        <w:t xml:space="preserve"> </w:t>
-      </w:r>
-      <w:r>
-        <w:rPr>
-          <w:rFonts w:ascii="Times New Roman" w:hAnsi="Times New Roman" w:cs="Times New Roman"/>
-        </w:rPr>
-        <w:t>to</w:t>
-      </w:r>
-      <w:r>
-        <w:rPr>
-          <w:rFonts w:ascii="Times New Roman" w:hAnsi="Times New Roman" w:cs="Times New Roman"/>
-        </w:rPr>
-        <w:t xml:space="preserve"> handle the curse of dimensionality</w:t>
-      </w:r>
-      <w:r>
-        <w:rPr>
-          <w:rFonts w:ascii="Times New Roman" w:hAnsi="Times New Roman" w:cs="Times New Roman"/>
-        </w:rPr>
-        <w:t>, we applied a couple of feature elimination techniques in a sequential order:</w:t>
-      </w:r>
-      <w:r>
-        <w:rPr>
-          <w:rFonts w:ascii="Times New Roman" w:hAnsi="Times New Roman" w:cs="Times New Roman"/>
-        </w:rPr>
-        <w:t xml:space="preserve"> </w:t>
-      </w:r>
-      <w:r>
-        <w:rPr>
-          <w:rFonts w:ascii="Times New Roman" w:hAnsi="Times New Roman" w:cs="Times New Roman"/>
-        </w:rPr>
-        <w:t xml:space="preserve">1) </w:t>
-      </w:r>
-      <w:r>
-        <w:rPr>
-          <w:rFonts w:ascii="Times New Roman" w:hAnsi="Times New Roman" w:cs="Times New Roman"/>
-        </w:rPr>
-        <w:t>Pairwise Pearson correlation</w:t>
-      </w:r>
-      <w:r>
-        <w:rPr>
-          <w:rFonts w:ascii="Times New Roman" w:hAnsi="Times New Roman" w:cs="Times New Roman"/>
-        </w:rPr>
-        <w:t xml:space="preserve"> and 2</w:t>
-      </w:r>
-      <w:r>
-        <w:rPr>
-          <w:rFonts w:ascii="Times New Roman" w:hAnsi="Times New Roman" w:cs="Times New Roman"/>
-        </w:rPr>
-        <w:t>a</w:t>
-      </w:r>
-      <w:r>
-        <w:rPr>
-          <w:rFonts w:ascii="Times New Roman" w:hAnsi="Times New Roman" w:cs="Times New Roman"/>
-        </w:rPr>
-        <w:t>)</w:t>
-      </w:r>
-      <w:r>
-        <w:rPr>
-          <w:rFonts w:ascii="Times New Roman" w:hAnsi="Times New Roman" w:cs="Times New Roman"/>
-        </w:rPr>
-        <w:t xml:space="preserve"> </w:t>
-      </w:r>
-      <w:proofErr w:type="spellStart"/>
-      <w:r>
-        <w:rPr>
-          <w:rFonts w:ascii="Times New Roman" w:hAnsi="Times New Roman" w:cs="Times New Roman"/>
-        </w:rPr>
-        <w:t>SelectFromModel</w:t>
-      </w:r>
-      <w:proofErr w:type="spellEnd"/>
-      <w:r>
-        <w:rPr>
-          <w:rFonts w:ascii="Times New Roman" w:hAnsi="Times New Roman" w:cs="Times New Roman"/>
-        </w:rPr>
-        <w:t xml:space="preserve"> for one set of models</w:t>
-      </w:r>
-      <w:r>
-        <w:rPr>
-          <w:rFonts w:ascii="Times New Roman" w:hAnsi="Times New Roman" w:cs="Times New Roman"/>
-        </w:rPr>
-        <w:t xml:space="preserve"> </w:t>
-      </w:r>
-      <w:r>
-        <w:rPr>
-          <w:rFonts w:ascii="Times New Roman" w:hAnsi="Times New Roman" w:cs="Times New Roman"/>
-        </w:rPr>
-        <w:t>and</w:t>
-      </w:r>
-      <w:r>
-        <w:rPr>
-          <w:rFonts w:ascii="Times New Roman" w:hAnsi="Times New Roman" w:cs="Times New Roman"/>
-        </w:rPr>
-        <w:t xml:space="preserve"> </w:t>
-      </w:r>
-      <w:r>
-        <w:rPr>
-          <w:rFonts w:ascii="Times New Roman" w:hAnsi="Times New Roman" w:cs="Times New Roman"/>
-        </w:rPr>
-        <w:t xml:space="preserve">2b) </w:t>
-      </w:r>
-      <w:r>
-        <w:rPr>
-          <w:rFonts w:ascii="Times New Roman" w:hAnsi="Times New Roman" w:cs="Times New Roman"/>
-        </w:rPr>
-        <w:t>Recursive Feature Elimination using Cross Validation</w:t>
-      </w:r>
-      <w:r>
-        <w:rPr>
-          <w:rFonts w:ascii="Times New Roman" w:hAnsi="Times New Roman" w:cs="Times New Roman"/>
-        </w:rPr>
-        <w:t xml:space="preserve"> (</w:t>
-      </w:r>
-      <w:r>
-        <w:rPr>
-          <w:rFonts w:ascii="Times New Roman" w:hAnsi="Times New Roman" w:cs="Times New Roman"/>
-        </w:rPr>
-        <w:t>RFECV</w:t>
-      </w:r>
-      <w:r>
-        <w:rPr>
-          <w:rFonts w:ascii="Times New Roman" w:hAnsi="Times New Roman" w:cs="Times New Roman"/>
-        </w:rPr>
-        <w:t>)</w:t>
-      </w:r>
-      <w:r>
-        <w:rPr>
-          <w:rFonts w:ascii="Times New Roman" w:hAnsi="Times New Roman" w:cs="Times New Roman"/>
-        </w:rPr>
-        <w:t xml:space="preserve"> for another set of models</w:t>
-      </w:r>
-      <w:r>
-        <w:rPr>
-          <w:rFonts w:ascii="Times New Roman" w:hAnsi="Times New Roman" w:cs="Times New Roman"/>
-        </w:rPr>
-        <w:t xml:space="preserve">. </w:t>
-      </w:r>
-      <w:r>
-        <w:rPr>
-          <w:rFonts w:ascii="Times New Roman" w:hAnsi="Times New Roman" w:cs="Times New Roman"/>
-        </w:rPr>
-        <w:t xml:space="preserve">After the model training and evaluation, we further performed an in-depth SHAP analysis. </w:t>
-      </w:r>
-      <w:r>
-        <w:rPr>
-          <w:rFonts w:ascii="Times New Roman" w:hAnsi="Times New Roman" w:cs="Times New Roman"/>
-        </w:rPr>
-        <w:t>Figure 1 gives the holistic view of the workflow</w:t>
-      </w:r>
-      <w:r>
-        <w:rPr>
-          <w:rFonts w:ascii="Times New Roman" w:hAnsi="Times New Roman" w:cs="Times New Roman"/>
-        </w:rPr>
-        <w:t>.</w:t>
-      </w:r>
-      <w:r>
-        <w:rPr>
-          <w:rFonts w:ascii="Times New Roman" w:hAnsi="Times New Roman" w:cs="Times New Roman"/>
-        </w:rPr>
-        <w:t xml:space="preserve"> </w:t>
-      </w:r>
-      <w:r>
-        <w:rPr>
-          <w:rFonts w:ascii="Times New Roman" w:hAnsi="Times New Roman" w:cs="Times New Roman"/>
-        </w:rPr>
-        <w:t>All the code</w:t>
-      </w:r>
-      <w:r>
-        <w:rPr>
-          <w:rFonts w:ascii="Times New Roman" w:hAnsi="Times New Roman" w:cs="Times New Roman"/>
-        </w:rPr>
-        <w:t>s</w:t>
-      </w:r>
-      <w:r>
-        <w:rPr>
-          <w:rFonts w:ascii="Times New Roman" w:hAnsi="Times New Roman" w:cs="Times New Roman"/>
-        </w:rPr>
-        <w:t xml:space="preserve"> for building different models and datasets are available </w:t>
+        <w:t xml:space="preserve">datasets </w:t>
+      </w:r>
+      <w:r>
+        <w:rPr>
+          <w:rFonts w:ascii="Times New Roman" w:hAnsi="Times New Roman" w:cs="Times New Roman"/>
+        </w:rPr>
+        <w:t xml:space="preserve">used </w:t>
+      </w:r>
+      <w:r>
+        <w:rPr>
+          <w:rFonts w:ascii="Times New Roman" w:hAnsi="Times New Roman" w:cs="Times New Roman"/>
+        </w:rPr>
+        <w:t xml:space="preserve">are available </w:t>
       </w:r>
       <w:r>
         <w:rPr>
@@ -4198,7 +4763,14 @@
         <w:rPr>
           <w:rFonts w:ascii="Times New Roman" w:hAnsi="Times New Roman" w:cs="Times New Roman"/>
         </w:rPr>
-        <w:t>Dataset Statistics</w:t>
+        <w:t xml:space="preserve">Dataset </w:t>
+      </w:r>
+      <w:r>
+        <w:rPr>
+          <w:rFonts w:ascii="Times New Roman" w:hAnsi="Times New Roman" w:cs="Times New Roman"/>
+        </w:rPr>
+        <w:lastRenderedPageBreak/>
+        <w:t>Statistics</w:t>
       </w:r>
       <w:r>
         <w:rPr>
@@ -4423,14 +4995,7 @@
         <w:rPr>
           <w:rFonts w:ascii="Times New Roman" w:hAnsi="Times New Roman" w:cs="Times New Roman"/>
         </w:rPr>
-        <w:t xml:space="preserve">and </w:t>
-      </w:r>
-      <w:r>
-        <w:rPr>
-          <w:rFonts w:ascii="Times New Roman" w:hAnsi="Times New Roman" w:cs="Times New Roman"/>
-        </w:rPr>
-        <w:lastRenderedPageBreak/>
-        <w:t xml:space="preserve">550 nm (green–yellow), </w:t>
+        <w:t xml:space="preserve">and 550 nm (green–yellow), </w:t>
       </w:r>
       <w:r>
         <w:rPr>
@@ -4763,7 +5328,14 @@
         <w:rPr>
           <w:rFonts w:ascii="Times New Roman" w:hAnsi="Times New Roman" w:cs="Times New Roman"/>
         </w:rPr>
-        <w:t xml:space="preserve">proper data distribution across reports with mixed organic spacers and single organic spacers, where 46 entries (~16%) are mixed primary and secondary spacers, we have used an 80/20 split stratified on </w:t>
+        <w:t xml:space="preserve">proper data distribution across reports with mixed organic spacers and </w:t>
+      </w:r>
+      <w:r>
+        <w:rPr>
+          <w:rFonts w:ascii="Times New Roman" w:hAnsi="Times New Roman" w:cs="Times New Roman"/>
+        </w:rPr>
+        <w:lastRenderedPageBreak/>
+        <w:t xml:space="preserve">single organic spacers, where 46 entries (~16%) are mixed primary and secondary spacers, we have used an 80/20 split stratified on </w:t>
       </w:r>
       <w:r>
         <w:rPr>
@@ -4915,14 +5487,7 @@
         <w:rPr>
           <w:rFonts w:ascii="Times New Roman" w:hAnsi="Times New Roman" w:cs="Times New Roman"/>
         </w:rPr>
-        <w:t xml:space="preserve">splitting the dataset into a training and a </w:t>
-      </w:r>
-      <w:r>
-        <w:rPr>
-          <w:rFonts w:ascii="Times New Roman" w:hAnsi="Times New Roman" w:cs="Times New Roman"/>
-        </w:rPr>
-        <w:lastRenderedPageBreak/>
-        <w:t>test set, we began feature elimination to prevent the curse of dimensionality using only the training dataset, to</w:t>
+        <w:t>splitting the dataset into a training and a test set, we began feature elimination to prevent the curse of dimensionality using only the training dataset, to</w:t>
       </w:r>
       <w:r>
         <w:rPr>
@@ -5508,6 +6073,7 @@
         <w:rPr>
           <w:noProof/>
         </w:rPr>
+        <w:lastRenderedPageBreak/>
         <w:drawing>
           <wp:inline distT="0" distB="0" distL="0" distR="0" wp14:anchorId="54A6E313" wp14:editId="3DED18B5">
             <wp:extent cx="6400291" cy="2589520"/>
@@ -5573,7 +6139,6 @@
           <w:b/>
           <w:bCs/>
         </w:rPr>
-        <w:lastRenderedPageBreak/>
         <w:t xml:space="preserve">Figure </w:t>
       </w:r>
       <w:r>
@@ -6275,7 +6840,14 @@
         <w:rPr>
           <w:rFonts w:ascii="Times New Roman" w:hAnsi="Times New Roman" w:cs="Times New Roman"/>
         </w:rPr>
-        <w:t xml:space="preserve">the reported photon energy, Ê is the predicted photon energy by the model, and Ē is the </w:t>
+        <w:t xml:space="preserve">the reported photon energy, </w:t>
+      </w:r>
+      <w:r>
+        <w:rPr>
+          <w:rFonts w:ascii="Times New Roman" w:hAnsi="Times New Roman" w:cs="Times New Roman"/>
+        </w:rPr>
+        <w:lastRenderedPageBreak/>
+        <w:t xml:space="preserve">Ê is the predicted photon energy by the model, and Ē is the </w:t>
       </w:r>
       <w:r>
         <w:rPr>
@@ -6305,21 +6877,7 @@
         <w:rPr>
           <w:rFonts w:ascii="Times New Roman" w:hAnsi="Times New Roman" w:cs="Times New Roman"/>
         </w:rPr>
-        <w:t xml:space="preserve"> All the </w:t>
-      </w:r>
-      <w:proofErr w:type="gramStart"/>
-      <w:r>
-        <w:rPr>
-          <w:rFonts w:ascii="Times New Roman" w:hAnsi="Times New Roman" w:cs="Times New Roman"/>
-        </w:rPr>
-        <w:t>models</w:t>
-      </w:r>
-      <w:proofErr w:type="gramEnd"/>
-      <w:r>
-        <w:rPr>
-          <w:rFonts w:ascii="Times New Roman" w:hAnsi="Times New Roman" w:cs="Times New Roman"/>
-        </w:rPr>
-        <w:t xml:space="preserve"> summaries and the SHAP analysis of the models are available in the supporting information.</w:t>
+        <w:t xml:space="preserve"> All the models summaries and the SHAP analysis of the models are available in the supporting information.</w:t>
       </w:r>
     </w:p>
     <w:p>
@@ -6524,7 +7082,6 @@
           <w:rFonts w:ascii="Times New Roman" w:hAnsi="Times New Roman" w:cs="Times New Roman"/>
           <w:lang w:val="en-IN"/>
         </w:rPr>
-        <w:lastRenderedPageBreak/>
         <w:t xml:space="preserve">It is crucial to understand that RFECV selects 31 features and achieves a lower training-fold cross-validation error than the 13-feature </w:t>
       </w:r>
       <w:proofErr w:type="spellStart"/>
@@ -7568,6 +8125,7 @@
               <w:rPr>
                 <w:rFonts w:ascii="Times New Roman" w:hAnsi="Times New Roman" w:cs="Times New Roman"/>
               </w:rPr>
+              <w:lastRenderedPageBreak/>
               <w:t>RFECV</w:t>
             </w:r>
           </w:p>
@@ -8001,14 +8559,7 @@
         <w:rPr>
           <w:rFonts w:ascii="Times New Roman" w:hAnsi="Times New Roman" w:cs="Times New Roman"/>
         </w:rPr>
-        <w:t>romide-</w:t>
-      </w:r>
-      <w:r>
-        <w:rPr>
-          <w:rFonts w:ascii="Times New Roman" w:hAnsi="Times New Roman" w:cs="Times New Roman"/>
-        </w:rPr>
-        <w:lastRenderedPageBreak/>
-        <w:t xml:space="preserve">rich precursors generally </w:t>
+        <w:t xml:space="preserve">romide-rich precursors generally </w:t>
       </w:r>
       <w:proofErr w:type="spellStart"/>
       <w:r>
@@ -8207,6 +8758,11 @@
         <w:rPr>
           <w:rFonts w:ascii="Times New Roman" w:hAnsi="Times New Roman" w:cs="Times New Roman"/>
         </w:rPr>
+      </w:r>
+      <w:r>
+        <w:rPr>
+          <w:rFonts w:ascii="Times New Roman" w:hAnsi="Times New Roman" w:cs="Times New Roman"/>
+        </w:rPr>
         <w:fldChar w:fldCharType="separate"/>
       </w:r>
       <w:r>
@@ -8463,121 +9019,212 @@
         <w:rPr>
           <w:rFonts w:ascii="Times New Roman" w:hAnsi="Times New Roman" w:cs="Times New Roman"/>
         </w:rPr>
-        <w:t xml:space="preserve">, </w:t>
+        <w:t>, FAI_TO_Pb)</w:t>
+      </w:r>
+      <w:r>
+        <w:rPr>
+          <w:rFonts w:ascii="Times New Roman" w:hAnsi="Times New Roman" w:cs="Times New Roman"/>
+        </w:rPr>
+        <w:t xml:space="preserve"> reflect </w:t>
+      </w:r>
+      <w:r>
+        <w:rPr>
+          <w:rFonts w:ascii="Times New Roman" w:hAnsi="Times New Roman" w:cs="Times New Roman"/>
+        </w:rPr>
+        <w:t>the extent of diversity hidden in the A-site cation data in the prepared dataset</w:t>
+      </w:r>
+      <w:r>
+        <w:rPr>
+          <w:rFonts w:ascii="Times New Roman" w:hAnsi="Times New Roman" w:cs="Times New Roman"/>
+        </w:rPr>
+        <w:t>. Our model does not assume a single catio</w:t>
+      </w:r>
+      <w:r>
+        <w:rPr>
+          <w:rFonts w:ascii="Times New Roman" w:hAnsi="Times New Roman" w:cs="Times New Roman"/>
+        </w:rPr>
+        <w:t xml:space="preserve">n; </w:t>
+      </w:r>
+      <w:r>
+        <w:rPr>
+          <w:rFonts w:ascii="Times New Roman" w:hAnsi="Times New Roman" w:cs="Times New Roman"/>
+        </w:rPr>
+        <w:t>it learn</w:t>
+      </w:r>
+      <w:r>
+        <w:rPr>
+          <w:rFonts w:ascii="Times New Roman" w:hAnsi="Times New Roman" w:cs="Times New Roman"/>
+        </w:rPr>
+        <w:t>ed</w:t>
+      </w:r>
+      <w:r>
+        <w:rPr>
+          <w:rFonts w:ascii="Times New Roman" w:hAnsi="Times New Roman" w:cs="Times New Roman"/>
+        </w:rPr>
+        <w:t xml:space="preserve"> from the blended ratios actually reported. </w:t>
+      </w:r>
+      <w:r>
+        <w:rPr>
+          <w:rStyle w:val="VerbatimChar"/>
+          <w:rFonts w:ascii="Times New Roman" w:hAnsi="Times New Roman" w:cs="Times New Roman"/>
+          <w:sz w:val="24"/>
+        </w:rPr>
+        <w:t>SOLVENT_DMF</w:t>
+      </w:r>
+      <w:r>
+        <w:rPr>
+          <w:rFonts w:ascii="Times New Roman" w:hAnsi="Times New Roman" w:cs="Times New Roman"/>
+        </w:rPr>
+        <w:t xml:space="preserve"> surviving selection is not surprising</w:t>
+      </w:r>
+      <w:r>
+        <w:rPr>
+          <w:rFonts w:ascii="Times New Roman" w:hAnsi="Times New Roman" w:cs="Times New Roman"/>
+        </w:rPr>
+        <w:t xml:space="preserve"> as </w:t>
+      </w:r>
+      <w:r>
+        <w:rPr>
+          <w:rFonts w:ascii="Times New Roman" w:hAnsi="Times New Roman" w:cs="Times New Roman"/>
+        </w:rPr>
+        <w:t xml:space="preserve">DMF and DMSO are known to change Pb coordination and </w:t>
+      </w:r>
+      <w:r>
+        <w:rPr>
+          <w:rFonts w:ascii="Times New Roman" w:hAnsi="Times New Roman" w:cs="Times New Roman"/>
+        </w:rPr>
+        <w:t>crystallization</w:t>
+      </w:r>
+      <w:r>
+        <w:rPr>
+          <w:rFonts w:ascii="Times New Roman" w:hAnsi="Times New Roman" w:cs="Times New Roman"/>
+        </w:rPr>
+        <w:t xml:space="preserve"> kinetics, which in </w:t>
+      </w:r>
+      <w:r>
+        <w:rPr>
+          <w:rFonts w:ascii="Times New Roman" w:hAnsi="Times New Roman" w:cs="Times New Roman"/>
+        </w:rPr>
+        <w:lastRenderedPageBreak/>
+        <w:t xml:space="preserve">turn changes </w:t>
       </w:r>
       <w:proofErr w:type="spellStart"/>
       <w:r>
         <w:rPr>
           <w:rFonts w:ascii="Times New Roman" w:hAnsi="Times New Roman" w:cs="Times New Roman"/>
         </w:rPr>
-        <w:t>FAI_TO_Pb</w:t>
+        <w:t>n</w:t>
       </w:r>
       <w:proofErr w:type="spellEnd"/>
       <w:r>
         <w:rPr>
           <w:rFonts w:ascii="Times New Roman" w:hAnsi="Times New Roman" w:cs="Times New Roman"/>
         </w:rPr>
+        <w:t xml:space="preserve"> partitioning. That variable is a processing fingerprint </w:t>
+      </w:r>
+      <w:r>
+        <w:rPr>
+          <w:rFonts w:ascii="Times New Roman" w:hAnsi="Times New Roman" w:cs="Times New Roman"/>
+        </w:rPr>
+        <w:t>no less than a</w:t>
+      </w:r>
+      <w:r>
+        <w:rPr>
+          <w:rFonts w:ascii="Times New Roman" w:hAnsi="Times New Roman" w:cs="Times New Roman"/>
+        </w:rPr>
+        <w:t xml:space="preserve"> </w:t>
+      </w:r>
+      <w:r>
+        <w:rPr>
+          <w:rFonts w:ascii="Times New Roman" w:hAnsi="Times New Roman" w:cs="Times New Roman"/>
+        </w:rPr>
+        <w:t>compositional</w:t>
+      </w:r>
+      <w:r>
+        <w:rPr>
+          <w:rFonts w:ascii="Times New Roman" w:hAnsi="Times New Roman" w:cs="Times New Roman"/>
+        </w:rPr>
+        <w:t xml:space="preserve"> one.</w:t>
+      </w:r>
+      <w:r>
+        <w:rPr>
+          <w:rFonts w:ascii="Times New Roman" w:hAnsi="Times New Roman" w:cs="Times New Roman"/>
+        </w:rPr>
+        <w:t xml:space="preserve"> </w:t>
+      </w:r>
+      <w:r>
+        <w:rPr>
+          <w:rFonts w:ascii="Times New Roman" w:hAnsi="Times New Roman" w:cs="Times New Roman"/>
+        </w:rPr>
+        <w:t xml:space="preserve">Among molecular descriptors, </w:t>
+      </w:r>
+      <w:r>
+        <w:rPr>
+          <w:rStyle w:val="VerbatimChar"/>
+          <w:rFonts w:ascii="Times New Roman" w:hAnsi="Times New Roman" w:cs="Times New Roman"/>
+          <w:sz w:val="24"/>
+        </w:rPr>
+        <w:t>Pri_VSA_EState4</w:t>
+      </w:r>
+      <w:r>
+        <w:rPr>
+          <w:rStyle w:val="VerbatimChar"/>
+          <w:rFonts w:ascii="Times New Roman" w:hAnsi="Times New Roman" w:cs="Times New Roman"/>
+          <w:sz w:val="24"/>
+        </w:rPr>
+        <w:t xml:space="preserve"> (S</w:t>
+      </w:r>
+      <w:r>
+        <w:rPr>
+          <w:rStyle w:val="VerbatimChar"/>
+          <w:rFonts w:ascii="Times New Roman" w:hAnsi="Times New Roman" w:cs="Times New Roman"/>
+          <w:sz w:val="24"/>
+        </w:rPr>
+        <w:t xml:space="preserve">urface-area + </w:t>
+      </w:r>
+      <w:proofErr w:type="spellStart"/>
+      <w:r>
+        <w:rPr>
+          <w:rStyle w:val="VerbatimChar"/>
+          <w:rFonts w:ascii="Times New Roman" w:hAnsi="Times New Roman" w:cs="Times New Roman"/>
+          <w:sz w:val="24"/>
+        </w:rPr>
+        <w:t>electrotopological</w:t>
+      </w:r>
+      <w:proofErr w:type="spellEnd"/>
+      <w:r>
+        <w:rPr>
+          <w:rStyle w:val="VerbatimChar"/>
+          <w:rFonts w:ascii="Times New Roman" w:hAnsi="Times New Roman" w:cs="Times New Roman"/>
+          <w:sz w:val="24"/>
+        </w:rPr>
+        <w:t>-state</w:t>
+      </w:r>
+      <w:r>
+        <w:rPr>
+          <w:rStyle w:val="VerbatimChar"/>
+          <w:rFonts w:ascii="Times New Roman" w:hAnsi="Times New Roman" w:cs="Times New Roman"/>
+          <w:sz w:val="24"/>
+        </w:rPr>
         <w:t>)</w:t>
       </w:r>
       <w:r>
         <w:rPr>
           <w:rFonts w:ascii="Times New Roman" w:hAnsi="Times New Roman" w:cs="Times New Roman"/>
         </w:rPr>
-        <w:t xml:space="preserve"> reflect </w:t>
-      </w:r>
-      <w:r>
-        <w:rPr>
-          <w:rFonts w:ascii="Times New Roman" w:hAnsi="Times New Roman" w:cs="Times New Roman"/>
-        </w:rPr>
-        <w:t>the extent of diversity hidden in the A-site cation data in the prepared dataset</w:t>
-      </w:r>
-      <w:r>
-        <w:rPr>
-          <w:rFonts w:ascii="Times New Roman" w:hAnsi="Times New Roman" w:cs="Times New Roman"/>
-        </w:rPr>
-        <w:t>. Our model does not assume a single catio</w:t>
-      </w:r>
-      <w:r>
-        <w:rPr>
-          <w:rFonts w:ascii="Times New Roman" w:hAnsi="Times New Roman" w:cs="Times New Roman"/>
-        </w:rPr>
-        <w:t xml:space="preserve">n; </w:t>
-      </w:r>
-      <w:r>
-        <w:rPr>
-          <w:rFonts w:ascii="Times New Roman" w:hAnsi="Times New Roman" w:cs="Times New Roman"/>
-        </w:rPr>
-        <w:t>it learn</w:t>
-      </w:r>
-      <w:r>
-        <w:rPr>
-          <w:rFonts w:ascii="Times New Roman" w:hAnsi="Times New Roman" w:cs="Times New Roman"/>
-        </w:rPr>
-        <w:t>ed</w:t>
-      </w:r>
-      <w:r>
-        <w:rPr>
-          <w:rFonts w:ascii="Times New Roman" w:hAnsi="Times New Roman" w:cs="Times New Roman"/>
-        </w:rPr>
-        <w:t xml:space="preserve"> from the blended ratios actually reported. </w:t>
-      </w:r>
-      <w:r>
-        <w:rPr>
-          <w:rStyle w:val="VerbatimChar"/>
-          <w:rFonts w:ascii="Times New Roman" w:hAnsi="Times New Roman" w:cs="Times New Roman"/>
-          <w:sz w:val="24"/>
-        </w:rPr>
-        <w:t>SOLVENT_DMF</w:t>
-      </w:r>
-      <w:r>
-        <w:rPr>
-          <w:rFonts w:ascii="Times New Roman" w:hAnsi="Times New Roman" w:cs="Times New Roman"/>
-        </w:rPr>
-        <w:t xml:space="preserve"> surviving selection is not surprising</w:t>
-      </w:r>
-      <w:r>
-        <w:rPr>
-          <w:rFonts w:ascii="Times New Roman" w:hAnsi="Times New Roman" w:cs="Times New Roman"/>
-        </w:rPr>
-        <w:t xml:space="preserve"> as </w:t>
-      </w:r>
-      <w:r>
-        <w:rPr>
-          <w:rFonts w:ascii="Times New Roman" w:hAnsi="Times New Roman" w:cs="Times New Roman"/>
-        </w:rPr>
-        <w:t xml:space="preserve">DMF and DMSO are known to change Pb coordination and </w:t>
-      </w:r>
-      <w:r>
-        <w:rPr>
-          <w:rFonts w:ascii="Times New Roman" w:hAnsi="Times New Roman" w:cs="Times New Roman"/>
-        </w:rPr>
-        <w:t>crystallization</w:t>
-      </w:r>
-      <w:r>
-        <w:rPr>
-          <w:rFonts w:ascii="Times New Roman" w:hAnsi="Times New Roman" w:cs="Times New Roman"/>
-        </w:rPr>
-        <w:t xml:space="preserve"> kinetics, which in turn changes </w:t>
-      </w:r>
-      <w:proofErr w:type="spellStart"/>
-      <w:r>
-        <w:rPr>
-          <w:rFonts w:ascii="Times New Roman" w:hAnsi="Times New Roman" w:cs="Times New Roman"/>
-        </w:rPr>
-        <w:t>n</w:t>
-      </w:r>
-      <w:proofErr w:type="spellEnd"/>
-      <w:r>
-        <w:rPr>
-          <w:rFonts w:ascii="Times New Roman" w:hAnsi="Times New Roman" w:cs="Times New Roman"/>
-        </w:rPr>
-        <w:t xml:space="preserve"> partitioning. That variable is a processing fingerprint </w:t>
-      </w:r>
-      <w:r>
-        <w:rPr>
-          <w:rFonts w:ascii="Times New Roman" w:hAnsi="Times New Roman" w:cs="Times New Roman"/>
-        </w:rPr>
-        <w:t>no less than a</w:t>
+        <w:t xml:space="preserve"> captures how much of the primary spacer’s van der Waals surface sits in a particular electronic-state bin</w:t>
+      </w:r>
+      <w:r>
+        <w:rPr>
+          <w:rFonts w:ascii="Times New Roman" w:hAnsi="Times New Roman" w:cs="Times New Roman"/>
+        </w:rPr>
+        <w:t>,</w:t>
+      </w:r>
+      <w:r>
+        <w:rPr>
+          <w:rFonts w:ascii="Times New Roman" w:hAnsi="Times New Roman" w:cs="Times New Roman"/>
+        </w:rPr>
+        <w:t xml:space="preserve"> which is</w:t>
       </w:r>
       <w:r>
         <w:rPr>
@@ -8589,81 +9236,13 @@
         <w:rPr>
           <w:rFonts w:ascii="Times New Roman" w:hAnsi="Times New Roman" w:cs="Times New Roman"/>
         </w:rPr>
-        <w:t>compositional</w:t>
-      </w:r>
-      <w:r>
-        <w:rPr>
-          <w:rFonts w:ascii="Times New Roman" w:hAnsi="Times New Roman" w:cs="Times New Roman"/>
-        </w:rPr>
-        <w:t xml:space="preserve"> one.</w:t>
-      </w:r>
-      <w:r>
-        <w:rPr>
-          <w:rFonts w:ascii="Times New Roman" w:hAnsi="Times New Roman" w:cs="Times New Roman"/>
-        </w:rPr>
-        <w:t xml:space="preserve"> </w:t>
-      </w:r>
-      <w:r>
-        <w:rPr>
-          <w:rFonts w:ascii="Times New Roman" w:hAnsi="Times New Roman" w:cs="Times New Roman"/>
-        </w:rPr>
-        <w:t xml:space="preserve">Among molecular descriptors, </w:t>
-      </w:r>
-      <w:r>
-        <w:rPr>
-          <w:rStyle w:val="VerbatimChar"/>
-          <w:rFonts w:ascii="Times New Roman" w:hAnsi="Times New Roman" w:cs="Times New Roman"/>
-          <w:sz w:val="24"/>
-        </w:rPr>
-        <w:t>Pri_VSA_EState4</w:t>
-      </w:r>
-      <w:r>
-        <w:rPr>
-          <w:rStyle w:val="VerbatimChar"/>
-          <w:rFonts w:ascii="Times New Roman" w:hAnsi="Times New Roman" w:cs="Times New Roman"/>
-          <w:sz w:val="24"/>
-        </w:rPr>
-        <w:t xml:space="preserve"> (S</w:t>
-      </w:r>
-      <w:r>
-        <w:rPr>
-          <w:rStyle w:val="VerbatimChar"/>
-          <w:rFonts w:ascii="Times New Roman" w:hAnsi="Times New Roman" w:cs="Times New Roman"/>
-          <w:sz w:val="24"/>
-        </w:rPr>
-        <w:t xml:space="preserve">urface-area + </w:t>
-      </w:r>
-      <w:proofErr w:type="spellStart"/>
-      <w:r>
-        <w:rPr>
-          <w:rStyle w:val="VerbatimChar"/>
-          <w:rFonts w:ascii="Times New Roman" w:hAnsi="Times New Roman" w:cs="Times New Roman"/>
-          <w:sz w:val="24"/>
-        </w:rPr>
-        <w:t>electrotopological</w:t>
-      </w:r>
-      <w:proofErr w:type="spellEnd"/>
-      <w:r>
-        <w:rPr>
-          <w:rStyle w:val="VerbatimChar"/>
-          <w:rFonts w:ascii="Times New Roman" w:hAnsi="Times New Roman" w:cs="Times New Roman"/>
-          <w:sz w:val="24"/>
-        </w:rPr>
-        <w:t>-state</w:t>
-      </w:r>
-      <w:r>
-        <w:rPr>
-          <w:rStyle w:val="VerbatimChar"/>
-          <w:rFonts w:ascii="Times New Roman" w:hAnsi="Times New Roman" w:cs="Times New Roman"/>
-          <w:sz w:val="24"/>
-        </w:rPr>
-        <w:t>)</w:t>
-      </w:r>
-      <w:r>
-        <w:rPr>
-          <w:rFonts w:ascii="Times New Roman" w:hAnsi="Times New Roman" w:cs="Times New Roman"/>
-        </w:rPr>
-        <w:t xml:space="preserve"> captures how much of the primary spacer’s van der Waals surface sits in a particular electronic-state bin</w:t>
+        <w:t xml:space="preserve">related to heteroatom content and polarizability at the organic–inorganic interface. </w:t>
+      </w:r>
+      <w:r>
+        <w:rPr>
+          <w:rFonts w:ascii="Times New Roman" w:hAnsi="Times New Roman" w:cs="Times New Roman"/>
+        </w:rPr>
+        <w:t>For the 46 mixed-spacer entries</w:t>
       </w:r>
       <w:r>
         <w:rPr>
@@ -8675,51 +9254,7 @@
         <w:rPr>
           <w:rFonts w:ascii="Times New Roman" w:hAnsi="Times New Roman" w:cs="Times New Roman"/>
         </w:rPr>
-        <w:t xml:space="preserve"> which is</w:t>
-      </w:r>
-      <w:r>
-        <w:rPr>
-          <w:rFonts w:ascii="Times New Roman" w:hAnsi="Times New Roman" w:cs="Times New Roman"/>
-        </w:rPr>
-        <w:t xml:space="preserve"> </w:t>
-      </w:r>
-      <w:r>
-        <w:rPr>
-          <w:rFonts w:ascii="Times New Roman" w:hAnsi="Times New Roman" w:cs="Times New Roman"/>
-        </w:rPr>
-        <w:t xml:space="preserve">related to heteroatom content and polarizability at the organic–inorganic interface. </w:t>
-      </w:r>
-      <w:r>
-        <w:rPr>
-          <w:rFonts w:ascii="Times New Roman" w:hAnsi="Times New Roman" w:cs="Times New Roman"/>
-        </w:rPr>
-        <w:t>For the 46 mixed-spacer entries</w:t>
-      </w:r>
-      <w:r>
-        <w:rPr>
-          <w:rFonts w:ascii="Times New Roman" w:hAnsi="Times New Roman" w:cs="Times New Roman"/>
-        </w:rPr>
-        <w:t>,</w:t>
-      </w:r>
-      <w:r>
-        <w:rPr>
-          <w:rFonts w:ascii="Times New Roman" w:hAnsi="Times New Roman" w:cs="Times New Roman"/>
-        </w:rPr>
-        <w:t xml:space="preserve"> the features that survived elimination are </w:t>
-      </w:r>
-      <w:proofErr w:type="spellStart"/>
-      <w:r>
-        <w:rPr>
-          <w:rFonts w:ascii="Times New Roman" w:hAnsi="Times New Roman" w:cs="Times New Roman"/>
-        </w:rPr>
-        <w:t>Sec_HallKierAlpha</w:t>
-      </w:r>
-      <w:proofErr w:type="spellEnd"/>
-      <w:r>
-        <w:rPr>
-          <w:rFonts w:ascii="Times New Roman" w:hAnsi="Times New Roman" w:cs="Times New Roman"/>
-        </w:rPr>
-        <w:t>, which refers to the flexibility/topology of the secondary amine and Sec_PEOE_VSA6, which refers to partial-charge surface area on the secondary ligand</w:t>
+        <w:t xml:space="preserve"> the features that survived elimination are Sec_HallKierAlpha, which refers to the flexibility/topology of the secondary amine and Sec_PEOE_VSA6, which refers to partial-charge surface area on the secondary ligand</w:t>
       </w:r>
       <w:r>
         <w:rPr>
@@ -8754,7 +9289,6 @@
         <w:rPr>
           <w:rFonts w:ascii="Times New Roman" w:hAnsi="Times New Roman" w:cs="Times New Roman"/>
         </w:rPr>
-        <w:lastRenderedPageBreak/>
         <w:t>The 31-variable RFECV set adds</w:t>
       </w:r>
       <w:r>
@@ -9463,6 +9997,7 @@
         <w:rPr>
           <w:rFonts w:ascii="Times New Roman" w:hAnsi="Times New Roman" w:cs="Times New Roman"/>
         </w:rPr>
+        <w:lastRenderedPageBreak/>
         <w:t>samples</w:t>
       </w:r>
       <w:r>
@@ -9613,7 +10148,6 @@
         <w:rPr>
           <w:noProof/>
         </w:rPr>
-        <w:lastRenderedPageBreak/>
         <w:drawing>
           <wp:inline distT="0" distB="0" distL="0" distR="0" wp14:anchorId="479481C8" wp14:editId="2743B5B7">
             <wp:extent cx="5943600" cy="4712970"/>
@@ -9705,21 +10239,7 @@
         <w:rPr>
           <w:rFonts w:ascii="Times New Roman" w:hAnsi="Times New Roman" w:cs="Times New Roman"/>
         </w:rPr>
-        <w:t xml:space="preserve"> feature </w:t>
-      </w:r>
-      <w:proofErr w:type="gramStart"/>
-      <w:r>
-        <w:rPr>
-          <w:rFonts w:ascii="Times New Roman" w:hAnsi="Times New Roman" w:cs="Times New Roman"/>
-        </w:rPr>
-        <w:t>selection based</w:t>
-      </w:r>
-      <w:proofErr w:type="gramEnd"/>
-      <w:r>
-        <w:rPr>
-          <w:rFonts w:ascii="Times New Roman" w:hAnsi="Times New Roman" w:cs="Times New Roman"/>
-        </w:rPr>
-        <w:t xml:space="preserve"> SVR model - (champion model).</w:t>
+        <w:t xml:space="preserve"> feature selection based SVR model - (champion model).</w:t>
       </w:r>
     </w:p>
     <w:p>
@@ -9902,6 +10422,7 @@
               <w:rPr>
                 <w:rFonts w:ascii="Times New Roman" w:hAnsi="Times New Roman" w:cs="Times New Roman"/>
               </w:rPr>
+              <w:lastRenderedPageBreak/>
               <w:t>Rank</w:t>
             </w:r>
           </w:p>
@@ -10264,7 +10785,6 @@
               <w:rPr>
                 <w:rFonts w:ascii="Times New Roman" w:hAnsi="Times New Roman" w:cs="Times New Roman"/>
               </w:rPr>
-              <w:lastRenderedPageBreak/>
               <w:t>2</w:t>
             </w:r>
           </w:p>
@@ -10440,7 +10960,6 @@
                 <w:rFonts w:ascii="Times New Roman" w:hAnsi="Times New Roman" w:cs="Times New Roman"/>
               </w:rPr>
             </w:pPr>
-            <w:proofErr w:type="spellStart"/>
             <w:r>
               <w:rPr>
                 <w:rStyle w:val="VerbatimChar"/>
@@ -10449,7 +10968,6 @@
               </w:rPr>
               <w:t>FAI_TO_Pb</w:t>
             </w:r>
-            <w:proofErr w:type="spellEnd"/>
           </w:p>
         </w:tc>
         <w:tc>
@@ -10546,19 +11064,11 @@
                 <w:rFonts w:ascii="Times New Roman" w:hAnsi="Times New Roman" w:cs="Times New Roman"/>
               </w:rPr>
             </w:pPr>
-            <w:proofErr w:type="spellStart"/>
-            <w:r>
-              <w:rPr>
-                <w:rFonts w:ascii="Times New Roman" w:hAnsi="Times New Roman" w:cs="Times New Roman"/>
-              </w:rPr>
-              <w:t>Formamidinium</w:t>
-            </w:r>
-            <w:proofErr w:type="spellEnd"/>
-            <w:r>
-              <w:rPr>
-                <w:rFonts w:ascii="Times New Roman" w:hAnsi="Times New Roman" w:cs="Times New Roman"/>
-              </w:rPr>
-              <w:t xml:space="preserve"> iodide fraction enriches iodide character and lowers the effective gap—consistent with red-shifted </w:t>
+            <w:r>
+              <w:rPr>
+                <w:rFonts w:ascii="Times New Roman" w:hAnsi="Times New Roman" w:cs="Times New Roman"/>
+              </w:rPr>
+              <w:t xml:space="preserve">Formamidinium iodide fraction enriches iodide character and lowers the effective gap—consistent with red-shifted </w:t>
             </w:r>
             <w:r>
               <w:rPr>
@@ -10719,7 +11229,6 @@
               <w:t xml:space="preserve">FA bromide pathway competes with high-gap chloride/bromide routes; higher </w:t>
             </w:r>
             <w:proofErr w:type="spellStart"/>
-            <w:proofErr w:type="gramStart"/>
             <w:r>
               <w:rPr>
                 <w:rFonts w:ascii="Times New Roman" w:hAnsi="Times New Roman" w:cs="Times New Roman"/>
@@ -10727,7 +11236,6 @@
               <w:t>FA:Pb</w:t>
             </w:r>
             <w:proofErr w:type="spellEnd"/>
-            <w:proofErr w:type="gramEnd"/>
             <w:r>
               <w:rPr>
                 <w:rFonts w:ascii="Times New Roman" w:hAnsi="Times New Roman" w:cs="Times New Roman"/>
@@ -11120,6 +11628,7 @@
               <w:rPr>
                 <w:rFonts w:ascii="Times New Roman" w:hAnsi="Times New Roman" w:cs="Times New Roman"/>
               </w:rPr>
+              <w:lastRenderedPageBreak/>
               <w:t>7</w:t>
             </w:r>
           </w:p>
@@ -11257,14 +11766,7 @@
               <w:rPr>
                 <w:rFonts w:ascii="Times New Roman" w:hAnsi="Times New Roman" w:cs="Times New Roman"/>
               </w:rPr>
-              <w:t xml:space="preserve"> state—proxy for heteroatom-rich headgroups that alter hydrogen bonding and </w:t>
-            </w:r>
-            <w:r>
-              <w:rPr>
-                <w:rFonts w:ascii="Times New Roman" w:hAnsi="Times New Roman" w:cs="Times New Roman"/>
-              </w:rPr>
-              <w:lastRenderedPageBreak/>
-              <w:t>interlayer spacing at the interface.</w:t>
+              <w:t xml:space="preserve"> state—proxy for heteroatom-rich headgroups that alter hydrogen bonding and interlayer spacing at the interface.</w:t>
             </w:r>
           </w:p>
         </w:tc>
@@ -11285,7 +11787,6 @@
               <w:rPr>
                 <w:rFonts w:ascii="Times New Roman" w:hAnsi="Times New Roman" w:cs="Times New Roman"/>
               </w:rPr>
-              <w:lastRenderedPageBreak/>
               <w:t>8</w:t>
             </w:r>
           </w:p>
@@ -11652,7 +12153,6 @@
               <w:t xml:space="preserve">Nominal </w:t>
             </w:r>
             <w:proofErr w:type="spellStart"/>
-            <w:proofErr w:type="gramStart"/>
             <w:r>
               <w:rPr>
                 <w:rFonts w:ascii="Times New Roman" w:hAnsi="Times New Roman" w:cs="Times New Roman"/>
@@ -11660,7 +12160,6 @@
               <w:t>spacer:lead</w:t>
             </w:r>
             <w:proofErr w:type="spellEnd"/>
-            <w:proofErr w:type="gramEnd"/>
             <w:r>
               <w:rPr>
                 <w:rFonts w:ascii="Times New Roman" w:hAnsi="Times New Roman" w:cs="Times New Roman"/>
@@ -11715,7 +12214,6 @@
                 <w:rFonts w:ascii="Times New Roman" w:hAnsi="Times New Roman" w:cs="Times New Roman"/>
               </w:rPr>
             </w:pPr>
-            <w:proofErr w:type="spellStart"/>
             <w:r>
               <w:rPr>
                 <w:rStyle w:val="VerbatimChar"/>
@@ -11724,7 +12222,6 @@
               </w:rPr>
               <w:t>Sec_HallKierAlpha</w:t>
             </w:r>
-            <w:proofErr w:type="spellEnd"/>
           </w:p>
         </w:tc>
         <w:tc>
@@ -12189,6 +12686,7 @@
           <w:b/>
           <w:bCs/>
         </w:rPr>
+        <w:lastRenderedPageBreak/>
         <w:t>2.</w:t>
       </w:r>
       <w:r>
@@ -12330,14 +12828,7 @@
         <w:rPr>
           <w:rFonts w:ascii="Times New Roman" w:hAnsi="Times New Roman" w:cs="Times New Roman"/>
         </w:rPr>
-        <w:t xml:space="preserve">extracted from the available </w:t>
-      </w:r>
-      <w:r>
-        <w:rPr>
-          <w:rFonts w:ascii="Times New Roman" w:hAnsi="Times New Roman" w:cs="Times New Roman"/>
-        </w:rPr>
-        <w:lastRenderedPageBreak/>
-        <w:t>literature (dataset available on GitHub: SF_DATA_EMISSION_PEAK.xlsx, sheet EQE_CLEANED</w:t>
+        <w:t>extracted from the available literature (dataset available on GitHub: SF_DATA_EMISSION_PEAK.xlsx, sheet EQE_CLEANED</w:t>
       </w:r>
       <w:r>
         <w:rPr>
@@ -13139,6 +13630,7 @@
               <w:rPr>
                 <w:rFonts w:ascii="Times New Roman" w:hAnsi="Times New Roman" w:cs="Times New Roman"/>
               </w:rPr>
+              <w:lastRenderedPageBreak/>
               <w:t xml:space="preserve">Tuned </w:t>
             </w:r>
             <w:proofErr w:type="spellStart"/>
@@ -13304,14 +13796,7 @@
         <w:rPr>
           <w:rFonts w:ascii="Times New Roman" w:hAnsi="Times New Roman" w:cs="Times New Roman"/>
         </w:rPr>
-        <w:t xml:space="preserve">straightforward, concrete </w:t>
-      </w:r>
-      <w:r>
-        <w:rPr>
-          <w:rFonts w:ascii="Times New Roman" w:hAnsi="Times New Roman" w:cs="Times New Roman"/>
-        </w:rPr>
-        <w:lastRenderedPageBreak/>
-        <w:t>reasons that caused</w:t>
+        <w:t>straightforward, concrete reasons that caused</w:t>
       </w:r>
       <w:r>
         <w:rPr>
@@ -13323,21 +13808,7 @@
         <w:rPr>
           <w:rFonts w:ascii="Times New Roman" w:hAnsi="Times New Roman" w:cs="Times New Roman"/>
         </w:rPr>
-        <w:t xml:space="preserve">EQE </w:t>
-      </w:r>
-      <w:proofErr w:type="gramStart"/>
-      <w:r>
-        <w:rPr>
-          <w:rFonts w:ascii="Times New Roman" w:hAnsi="Times New Roman" w:cs="Times New Roman"/>
-        </w:rPr>
-        <w:t>couples</w:t>
-      </w:r>
-      <w:proofErr w:type="gramEnd"/>
-      <w:r>
-        <w:rPr>
-          <w:rFonts w:ascii="Times New Roman" w:hAnsi="Times New Roman" w:cs="Times New Roman"/>
-        </w:rPr>
-        <w:t xml:space="preserve"> radiative efficiency </w:t>
+        <w:t xml:space="preserve">EQE couples radiative efficiency </w:t>
       </w:r>
       <w:r>
         <w:rPr>
@@ -15448,7 +15919,7 @@
 </file>
 
 <file path=word/endnotes.xml><?xml version="1.0" encoding="utf-8"?>
-<w:endnotes xmlns:wpc="http://schemas.microsoft.com/office/word/2010/wordprocessingCanvas" xmlns:cx="http://schemas.microsoft.com/office/drawing/2014/chartex" xmlns:cx1="http://schemas.microsoft.com/office/drawing/2015/9/8/chartex" xmlns:cx2="http://schemas.microsoft.com/office/drawing/2015/10/21/chartex" xmlns:cx3="http://schemas.microsoft.com/office/drawing/2016/5/9/chartex" xmlns:cx4="http://schemas.microsoft.com/office/drawing/2016/5/10/chartex" xmlns:cx5="http://schemas.microsoft.com/office/drawing/2016/5/11/chartex" xmlns:cx6="http://schemas.microsoft.com/office/drawing/2016/5/12/chartex" xmlns:cx7="http://schemas.microsoft.com/office/drawing/2016/5/13/chartex" xmlns:cx8="http://schemas.microsoft.com/office/drawing/2016/5/14/chartex" xmlns:mc="http://schemas.openxmlformats.org/markup-compatibility/2006" xmlns:aink="http://schemas.microsoft.com/office/drawing/2016/ink" xmlns:am3d="http://schemas.microsoft.com/office/drawing/2017/model3d" xmlns:o="urn:schemas-microsoft-com:office:office" xmlns:oel="http://schemas.microsoft.com/office/2019/extlst" xmlns:r="http://schemas.openxmlformats.org/officeDocument/2006/relationships" xmlns:m="http://schemas.openxmlformats.org/officeDocument/2006/math" xmlns:v="urn:schemas-microsoft-com:vml" xmlns:wp14="http://schemas.microsoft.com/office/word/2010/wordprocessingDrawing" xmlns:wp="http://schemas.openxmlformats.org/drawingml/2006/wordprocessingDrawing" xmlns:w10="urn:schemas-microsoft-com:office:word" xmlns:w="http://schemas.openxmlformats.org/wordprocessingml/2006/main" xmlns:w14="http://schemas.microsoft.com/office/word/2010/wordml" xmlns:w15="http://schemas.microsoft.com/office/word/2012/wordml" xmlns:w16cei="http://schemas.microsoft.com/office/word/2026/wordml/cei" xmlns:w16cex="http://schemas.microsoft.com/office/word/2018/wordml/cex" xmlns:w16cid="http://schemas.microsoft.com/office/word/2016/wordml/cid" xmlns:w16="http://schemas.microsoft.com/office/word/2018/wordml" xmlns:w16du="http://schemas.microsoft.com/office/word/2023/wordml/word16du" xmlns:w16sdtdh="http://schemas.microsoft.com/office/word/2020/wordml/sdtdatahash" xmlns:w16sdtfl="http://schemas.microsoft.com/office/word/2024/wordml/sdtformatlock" xmlns:w16se="http://schemas.microsoft.com/office/word/2015/wordml/symex" xmlns:wpg="http://schemas.microsoft.com/office/word/2010/wordprocessingGroup" xmlns:wpi="http://schemas.microsoft.com/office/word/2010/wordprocessingInk" xmlns:wne="http://schemas.microsoft.com/office/word/2006/wordml" xmlns:wps="http://schemas.microsoft.com/office/word/2010/wordprocessingShape" mc:Ignorable="w14 w15 w16se w16cid w16 w16cex w16sdtdh w16sdtfl w16du wp14">
+<w:endnotes xmlns:wpc="http://schemas.microsoft.com/office/word/2010/wordprocessingCanvas" xmlns:cx="http://schemas.microsoft.com/office/drawing/2014/chartex" xmlns:cx1="http://schemas.microsoft.com/office/drawing/2015/9/8/chartex" xmlns:cx2="http://schemas.microsoft.com/office/drawing/2015/10/21/chartex" xmlns:cx3="http://schemas.microsoft.com/office/drawing/2016/5/9/chartex" xmlns:cx4="http://schemas.microsoft.com/office/drawing/2016/5/10/chartex" xmlns:cx5="http://schemas.microsoft.com/office/drawing/2016/5/11/chartex" xmlns:cx6="http://schemas.microsoft.com/office/drawing/2016/5/12/chartex" xmlns:cx7="http://schemas.microsoft.com/office/drawing/2016/5/13/chartex" xmlns:cx8="http://schemas.microsoft.com/office/drawing/2016/5/14/chartex" xmlns:mc="http://schemas.openxmlformats.org/markup-compatibility/2006" xmlns:aink="http://schemas.microsoft.com/office/drawing/2016/ink" xmlns:am3d="http://schemas.microsoft.com/office/drawing/2017/model3d" xmlns:o="urn:schemas-microsoft-com:office:office" xmlns:oel="http://schemas.microsoft.com/office/2019/extlst" xmlns:r="http://schemas.openxmlformats.org/officeDocument/2006/relationships" xmlns:m="http://schemas.openxmlformats.org/officeDocument/2006/math" xmlns:v="urn:schemas-microsoft-com:vml" xmlns:wp14="http://schemas.microsoft.com/office/word/2010/wordprocessingDrawing" xmlns:wp="http://schemas.openxmlformats.org/drawingml/2006/wordprocessingDrawing" xmlns:w10="urn:schemas-microsoft-com:office:word" xmlns:w="http://schemas.openxmlformats.org/wordprocessingml/2006/main" xmlns:w14="http://schemas.microsoft.com/office/word/2010/wordml" xmlns:w15="http://schemas.microsoft.com/office/word/2012/wordml" xmlns:w16cex="http://schemas.microsoft.com/office/word/2018/wordml/cex" xmlns:w16cid="http://schemas.microsoft.com/office/word/2016/wordml/cid" xmlns:w16="http://schemas.microsoft.com/office/word/2018/wordml" xmlns:w16du="http://schemas.microsoft.com/office/word/2023/wordml/word16du" xmlns:w16sdtdh="http://schemas.microsoft.com/office/word/2020/wordml/sdtdatahash" xmlns:w16sdtfl="http://schemas.microsoft.com/office/word/2024/wordml/sdtformatlock" xmlns:w16se="http://schemas.microsoft.com/office/word/2015/wordml/symex" xmlns:wpg="http://schemas.microsoft.com/office/word/2010/wordprocessingGroup" xmlns:wpi="http://schemas.microsoft.com/office/word/2010/wordprocessingInk" xmlns:wne="http://schemas.microsoft.com/office/word/2006/wordml" xmlns:wps="http://schemas.microsoft.com/office/word/2010/wordprocessingShape" mc:Ignorable="w14 w15 w16se w16cid w16 w16cex w16sdtdh w16sdtfl w16du wp14">
   <w:endnote w:type="separator" w:id="-1">
     <w:p>
       <w:pPr>
@@ -15473,7 +15944,7 @@
 </file>
 
 <file path=word/footer1.xml><?xml version="1.0" encoding="utf-8"?>
-<w:ftr xmlns:wpc="http://schemas.microsoft.com/office/word/2010/wordprocessingCanvas" xmlns:cx="http://schemas.microsoft.com/office/drawing/2014/chartex" xmlns:cx1="http://schemas.microsoft.com/office/drawing/2015/9/8/chartex" xmlns:cx2="http://schemas.microsoft.com/office/drawing/2015/10/21/chartex" xmlns:cx3="http://schemas.microsoft.com/office/drawing/2016/5/9/chartex" xmlns:cx4="http://schemas.microsoft.com/office/drawing/2016/5/10/chartex" xmlns:cx5="http://schemas.microsoft.com/office/drawing/2016/5/11/chartex" xmlns:cx6="http://schemas.microsoft.com/office/drawing/2016/5/12/chartex" xmlns:cx7="http://schemas.microsoft.com/office/drawing/2016/5/13/chartex" xmlns:cx8="http://schemas.microsoft.com/office/drawing/2016/5/14/chartex" xmlns:mc="http://schemas.openxmlformats.org/markup-compatibility/2006" xmlns:aink="http://schemas.microsoft.com/office/drawing/2016/ink" xmlns:am3d="http://schemas.microsoft.com/office/drawing/2017/model3d" xmlns:o="urn:schemas-microsoft-com:office:office" xmlns:oel="http://schemas.microsoft.com/office/2019/extlst" xmlns:r="http://schemas.openxmlformats.org/officeDocument/2006/relationships" xmlns:m="http://schemas.openxmlformats.org/officeDocument/2006/math" xmlns:v="urn:schemas-microsoft-com:vml" xmlns:wp14="http://schemas.microsoft.com/office/word/2010/wordprocessingDrawing" xmlns:wp="http://schemas.openxmlformats.org/drawingml/2006/wordprocessingDrawing" xmlns:w10="urn:schemas-microsoft-com:office:word" xmlns:w="http://schemas.openxmlformats.org/wordprocessingml/2006/main" xmlns:w14="http://schemas.microsoft.com/office/word/2010/wordml" xmlns:w15="http://schemas.microsoft.com/office/word/2012/wordml" xmlns:w16cei="http://schemas.microsoft.com/office/word/2026/wordml/cei" xmlns:w16cex="http://schemas.microsoft.com/office/word/2018/wordml/cex" xmlns:w16cid="http://schemas.microsoft.com/office/word/2016/wordml/cid" xmlns:w16="http://schemas.microsoft.com/office/word/2018/wordml" xmlns:w16du="http://schemas.microsoft.com/office/word/2023/wordml/word16du" xmlns:w16sdtdh="http://schemas.microsoft.com/office/word/2020/wordml/sdtdatahash" xmlns:w16sdtfl="http://schemas.microsoft.com/office/word/2024/wordml/sdtformatlock" xmlns:w16se="http://schemas.microsoft.com/office/word/2015/wordml/symex" xmlns:wpg="http://schemas.microsoft.com/office/word/2010/wordprocessingGroup" xmlns:wpi="http://schemas.microsoft.com/office/word/2010/wordprocessingInk" xmlns:wne="http://schemas.microsoft.com/office/word/2006/wordml" xmlns:wps="http://schemas.microsoft.com/office/word/2010/wordprocessingShape" mc:Ignorable="w14 w15 w16se w16cid w16 w16cex w16sdtdh w16sdtfl w16du wp14">
+<w:ftr xmlns:wpc="http://schemas.microsoft.com/office/word/2010/wordprocessingCanvas" xmlns:cx="http://schemas.microsoft.com/office/drawing/2014/chartex" xmlns:cx1="http://schemas.microsoft.com/office/drawing/2015/9/8/chartex" xmlns:cx2="http://schemas.microsoft.com/office/drawing/2015/10/21/chartex" xmlns:cx3="http://schemas.microsoft.com/office/drawing/2016/5/9/chartex" xmlns:cx4="http://schemas.microsoft.com/office/drawing/2016/5/10/chartex" xmlns:cx5="http://schemas.microsoft.com/office/drawing/2016/5/11/chartex" xmlns:cx6="http://schemas.microsoft.com/office/drawing/2016/5/12/chartex" xmlns:cx7="http://schemas.microsoft.com/office/drawing/2016/5/13/chartex" xmlns:cx8="http://schemas.microsoft.com/office/drawing/2016/5/14/chartex" xmlns:mc="http://schemas.openxmlformats.org/markup-compatibility/2006" xmlns:aink="http://schemas.microsoft.com/office/drawing/2016/ink" xmlns:am3d="http://schemas.microsoft.com/office/drawing/2017/model3d" xmlns:o="urn:schemas-microsoft-com:office:office" xmlns:oel="http://schemas.microsoft.com/office/2019/extlst" xmlns:r="http://schemas.openxmlformats.org/officeDocument/2006/relationships" xmlns:m="http://schemas.openxmlformats.org/officeDocument/2006/math" xmlns:v="urn:schemas-microsoft-com:vml" xmlns:wp14="http://schemas.microsoft.com/office/word/2010/wordprocessingDrawing" xmlns:wp="http://schemas.openxmlformats.org/drawingml/2006/wordprocessingDrawing" xmlns:w10="urn:schemas-microsoft-com:office:word" xmlns:w="http://schemas.openxmlformats.org/wordprocessingml/2006/main" xmlns:w14="http://schemas.microsoft.com/office/word/2010/wordml" xmlns:w15="http://schemas.microsoft.com/office/word/2012/wordml" xmlns:w16cex="http://schemas.microsoft.com/office/word/2018/wordml/cex" xmlns:w16cid="http://schemas.microsoft.com/office/word/2016/wordml/cid" xmlns:w16="http://schemas.microsoft.com/office/word/2018/wordml" xmlns:w16du="http://schemas.microsoft.com/office/word/2023/wordml/word16du" xmlns:w16sdtdh="http://schemas.microsoft.com/office/word/2020/wordml/sdtdatahash" xmlns:w16sdtfl="http://schemas.microsoft.com/office/word/2024/wordml/sdtformatlock" xmlns:w16se="http://schemas.microsoft.com/office/word/2015/wordml/symex" xmlns:wpg="http://schemas.microsoft.com/office/word/2010/wordprocessingGroup" xmlns:wpi="http://schemas.microsoft.com/office/word/2010/wordprocessingInk" xmlns:wne="http://schemas.microsoft.com/office/word/2006/wordml" xmlns:wps="http://schemas.microsoft.com/office/word/2010/wordprocessingShape" mc:Ignorable="w14 w15 w16se w16cid w16 w16cex w16sdtdh w16sdtfl w16du wp14">
   <w:sdt>
     <w:sdtPr>
       <w:id w:val="-2111038059"/>
@@ -15526,7 +15997,7 @@
 </file>
 
 <file path=word/footnotes.xml><?xml version="1.0" encoding="utf-8"?>
-<w:footnotes xmlns:wpc="http://schemas.microsoft.com/office/word/2010/wordprocessingCanvas" xmlns:cx="http://schemas.microsoft.com/office/drawing/2014/chartex" xmlns:cx1="http://schemas.microsoft.com/office/drawing/2015/9/8/chartex" xmlns:cx2="http://schemas.microsoft.com/office/drawing/2015/10/21/chartex" xmlns:cx3="http://schemas.microsoft.com/office/drawing/2016/5/9/chartex" xmlns:cx4="http://schemas.microsoft.com/office/drawing/2016/5/10/chartex" xmlns:cx5="http://schemas.microsoft.com/office/drawing/2016/5/11/chartex" xmlns:cx6="http://schemas.microsoft.com/office/drawing/2016/5/12/chartex" xmlns:cx7="http://schemas.microsoft.com/office/drawing/2016/5/13/chartex" xmlns:cx8="http://schemas.microsoft.com/office/drawing/2016/5/14/chartex" xmlns:mc="http://schemas.openxmlformats.org/markup-compatibility/2006" xmlns:aink="http://schemas.microsoft.com/office/drawing/2016/ink" xmlns:am3d="http://schemas.microsoft.com/office/drawing/2017/model3d" xmlns:o="urn:schemas-microsoft-com:office:office" xmlns:oel="http://schemas.microsoft.com/office/2019/extlst" xmlns:r="http://schemas.openxmlformats.org/officeDocument/2006/relationships" xmlns:m="http://schemas.openxmlformats.org/officeDocument/2006/math" xmlns:v="urn:schemas-microsoft-com:vml" xmlns:wp14="http://schemas.microsoft.com/office/word/2010/wordprocessingDrawing" xmlns:wp="http://schemas.openxmlformats.org/drawingml/2006/wordprocessingDrawing" xmlns:w10="urn:schemas-microsoft-com:office:word" xmlns:w="http://schemas.openxmlformats.org/wordprocessingml/2006/main" xmlns:w14="http://schemas.microsoft.com/office/word/2010/wordml" xmlns:w15="http://schemas.microsoft.com/office/word/2012/wordml" xmlns:w16cei="http://schemas.microsoft.com/office/word/2026/wordml/cei" xmlns:w16cex="http://schemas.microsoft.com/office/word/2018/wordml/cex" xmlns:w16cid="http://schemas.microsoft.com/office/word/2016/wordml/cid" xmlns:w16="http://schemas.microsoft.com/office/word/2018/wordml" xmlns:w16du="http://schemas.microsoft.com/office/word/2023/wordml/word16du" xmlns:w16sdtdh="http://schemas.microsoft.com/office/word/2020/wordml/sdtdatahash" xmlns:w16sdtfl="http://schemas.microsoft.com/office/word/2024/wordml/sdtformatlock" xmlns:w16se="http://schemas.microsoft.com/office/word/2015/wordml/symex" xmlns:wpg="http://schemas.microsoft.com/office/word/2010/wordprocessingGroup" xmlns:wpi="http://schemas.microsoft.com/office/word/2010/wordprocessingInk" xmlns:wne="http://schemas.microsoft.com/office/word/2006/wordml" xmlns:wps="http://schemas.microsoft.com/office/word/2010/wordprocessingShape" mc:Ignorable="w14 w15 w16se w16cid w16 w16cex w16sdtdh w16sdtfl w16du wp14">
+<w:footnotes xmlns:wpc="http://schemas.microsoft.com/office/word/2010/wordprocessingCanvas" xmlns:cx="http://schemas.microsoft.com/office/drawing/2014/chartex" xmlns:cx1="http://schemas.microsoft.com/office/drawing/2015/9/8/chartex" xmlns:cx2="http://schemas.microsoft.com/office/drawing/2015/10/21/chartex" xmlns:cx3="http://schemas.microsoft.com/office/drawing/2016/5/9/chartex" xmlns:cx4="http://schemas.microsoft.com/office/drawing/2016/5/10/chartex" xmlns:cx5="http://schemas.microsoft.com/office/drawing/2016/5/11/chartex" xmlns:cx6="http://schemas.microsoft.com/office/drawing/2016/5/12/chartex" xmlns:cx7="http://schemas.microsoft.com/office/drawing/2016/5/13/chartex" xmlns:cx8="http://schemas.microsoft.com/office/drawing/2016/5/14/chartex" xmlns:mc="http://schemas.openxmlformats.org/markup-compatibility/2006" xmlns:aink="http://schemas.microsoft.com/office/drawing/2016/ink" xmlns:am3d="http://schemas.microsoft.com/office/drawing/2017/model3d" xmlns:o="urn:schemas-microsoft-com:office:office" xmlns:oel="http://schemas.microsoft.com/office/2019/extlst" xmlns:r="http://schemas.openxmlformats.org/officeDocument/2006/relationships" xmlns:m="http://schemas.openxmlformats.org/officeDocument/2006/math" xmlns:v="urn:schemas-microsoft-com:vml" xmlns:wp14="http://schemas.microsoft.com/office/word/2010/wordprocessingDrawing" xmlns:wp="http://schemas.openxmlformats.org/drawingml/2006/wordprocessingDrawing" xmlns:w10="urn:schemas-microsoft-com:office:word" xmlns:w="http://schemas.openxmlformats.org/wordprocessingml/2006/main" xmlns:w14="http://schemas.microsoft.com/office/word/2010/wordml" xmlns:w15="http://schemas.microsoft.com/office/word/2012/wordml" xmlns:w16cex="http://schemas.microsoft.com/office/word/2018/wordml/cex" xmlns:w16cid="http://schemas.microsoft.com/office/word/2016/wordml/cid" xmlns:w16="http://schemas.microsoft.com/office/word/2018/wordml" xmlns:w16du="http://schemas.microsoft.com/office/word/2023/wordml/word16du" xmlns:w16sdtdh="http://schemas.microsoft.com/office/word/2020/wordml/sdtdatahash" xmlns:w16sdtfl="http://schemas.microsoft.com/office/word/2024/wordml/sdtformatlock" xmlns:w16se="http://schemas.microsoft.com/office/word/2015/wordml/symex" xmlns:wpg="http://schemas.microsoft.com/office/word/2010/wordprocessingGroup" xmlns:wpi="http://schemas.microsoft.com/office/word/2010/wordprocessingInk" xmlns:wne="http://schemas.microsoft.com/office/word/2006/wordml" xmlns:wps="http://schemas.microsoft.com/office/word/2010/wordprocessingShape" mc:Ignorable="w14 w15 w16se w16cid w16 w16cex w16sdtdh w16sdtfl w16du wp14">
   <w:footnote w:type="separator" w:id="-1">
     <w:p>
       <w:pPr>
@@ -15551,7 +16022,7 @@
 </file>
 
 <file path=word/numbering.xml><?xml version="1.0" encoding="utf-8"?>
-<w:numbering xmlns:wpc="http://schemas.microsoft.com/office/word/2010/wordprocessingCanvas" xmlns:cx="http://schemas.microsoft.com/office/drawing/2014/chartex" xmlns:cx1="http://schemas.microsoft.com/office/drawing/2015/9/8/chartex" xmlns:cx2="http://schemas.microsoft.com/office/drawing/2015/10/21/chartex" xmlns:cx3="http://schemas.microsoft.com/office/drawing/2016/5/9/chartex" xmlns:cx4="http://schemas.microsoft.com/office/drawing/2016/5/10/chartex" xmlns:cx5="http://schemas.microsoft.com/office/drawing/2016/5/11/chartex" xmlns:cx6="http://schemas.microsoft.com/office/drawing/2016/5/12/chartex" xmlns:cx7="http://schemas.microsoft.com/office/drawing/2016/5/13/chartex" xmlns:cx8="http://schemas.microsoft.com/office/drawing/2016/5/14/chartex" xmlns:mc="http://schemas.openxmlformats.org/markup-compatibility/2006" xmlns:aink="http://schemas.microsoft.com/office/drawing/2016/ink" xmlns:am3d="http://schemas.microsoft.com/office/drawing/2017/model3d" xmlns:o="urn:schemas-microsoft-com:office:office" xmlns:oel="http://schemas.microsoft.com/office/2019/extlst" xmlns:r="http://schemas.openxmlformats.org/officeDocument/2006/relationships" xmlns:m="http://schemas.openxmlformats.org/officeDocument/2006/math" xmlns:v="urn:schemas-microsoft-com:vml" xmlns:wp14="http://schemas.microsoft.com/office/word/2010/wordprocessingDrawing" xmlns:wp="http://schemas.openxmlformats.org/drawingml/2006/wordprocessingDrawing" xmlns:w10="urn:schemas-microsoft-com:office:word" xmlns:w="http://schemas.openxmlformats.org/wordprocessingml/2006/main" xmlns:w14="http://schemas.microsoft.com/office/word/2010/wordml" xmlns:w15="http://schemas.microsoft.com/office/word/2012/wordml" xmlns:w16cei="http://schemas.microsoft.com/office/word/2026/wordml/cei" xmlns:w16cex="http://schemas.microsoft.com/office/word/2018/wordml/cex" xmlns:w16cid="http://schemas.microsoft.com/office/word/2016/wordml/cid" xmlns:w16="http://schemas.microsoft.com/office/word/2018/wordml" xmlns:w16du="http://schemas.microsoft.com/office/word/2023/wordml/word16du" xmlns:w16sdtdh="http://schemas.microsoft.com/office/word/2020/wordml/sdtdatahash" xmlns:w16sdtfl="http://schemas.microsoft.com/office/word/2024/wordml/sdtformatlock" xmlns:w16se="http://schemas.microsoft.com/office/word/2015/wordml/symex" xmlns:wpg="http://schemas.microsoft.com/office/word/2010/wordprocessingGroup" xmlns:wpi="http://schemas.microsoft.com/office/word/2010/wordprocessingInk" xmlns:wne="http://schemas.microsoft.com/office/word/2006/wordml" xmlns:wps="http://schemas.microsoft.com/office/word/2010/wordprocessingShape" mc:Ignorable="w14 w15 w16se w16cid w16 w16cex w16sdtdh w16sdtfl w16du wp14">
+<w:numbering xmlns:wpc="http://schemas.microsoft.com/office/word/2010/wordprocessingCanvas" xmlns:cx="http://schemas.microsoft.com/office/drawing/2014/chartex" xmlns:cx1="http://schemas.microsoft.com/office/drawing/2015/9/8/chartex" xmlns:cx2="http://schemas.microsoft.com/office/drawing/2015/10/21/chartex" xmlns:cx3="http://schemas.microsoft.com/office/drawing/2016/5/9/chartex" xmlns:cx4="http://schemas.microsoft.com/office/drawing/2016/5/10/chartex" xmlns:cx5="http://schemas.microsoft.com/office/drawing/2016/5/11/chartex" xmlns:cx6="http://schemas.microsoft.com/office/drawing/2016/5/12/chartex" xmlns:cx7="http://schemas.microsoft.com/office/drawing/2016/5/13/chartex" xmlns:cx8="http://schemas.microsoft.com/office/drawing/2016/5/14/chartex" xmlns:mc="http://schemas.openxmlformats.org/markup-compatibility/2006" xmlns:aink="http://schemas.microsoft.com/office/drawing/2016/ink" xmlns:am3d="http://schemas.microsoft.com/office/drawing/2017/model3d" xmlns:o="urn:schemas-microsoft-com:office:office" xmlns:oel="http://schemas.microsoft.com/office/2019/extlst" xmlns:r="http://schemas.openxmlformats.org/officeDocument/2006/relationships" xmlns:m="http://schemas.openxmlformats.org/officeDocument/2006/math" xmlns:v="urn:schemas-microsoft-com:vml" xmlns:wp14="http://schemas.microsoft.com/office/word/2010/wordprocessingDrawing" xmlns:wp="http://schemas.openxmlformats.org/drawingml/2006/wordprocessingDrawing" xmlns:w10="urn:schemas-microsoft-com:office:word" xmlns:w="http://schemas.openxmlformats.org/wordprocessingml/2006/main" xmlns:w14="http://schemas.microsoft.com/office/word/2010/wordml" xmlns:w15="http://schemas.microsoft.com/office/word/2012/wordml" xmlns:w16cex="http://schemas.microsoft.com/office/word/2018/wordml/cex" xmlns:w16cid="http://schemas.microsoft.com/office/word/2016/wordml/cid" xmlns:w16="http://schemas.microsoft.com/office/word/2018/wordml" xmlns:w16du="http://schemas.microsoft.com/office/word/2023/wordml/word16du" xmlns:w16sdtdh="http://schemas.microsoft.com/office/word/2020/wordml/sdtdatahash" xmlns:w16sdtfl="http://schemas.microsoft.com/office/word/2024/wordml/sdtformatlock" xmlns:w16se="http://schemas.microsoft.com/office/word/2015/wordml/symex" xmlns:wpg="http://schemas.microsoft.com/office/word/2010/wordprocessingGroup" xmlns:wpi="http://schemas.microsoft.com/office/word/2010/wordprocessingInk" xmlns:wne="http://schemas.microsoft.com/office/word/2006/wordml" xmlns:wps="http://schemas.microsoft.com/office/word/2010/wordprocessingShape" mc:Ignorable="w14 w15 w16se w16cid w16 w16cex w16sdtdh w16sdtfl w16du wp14">
   <w:abstractNum w:abstractNumId="0" w15:restartNumberingAfterBreak="0">
     <w:nsid w:val="0000A990"/>
     <w:multiLevelType w:val="multilevel"/>
@@ -16101,6 +16572,7 @@
   <w:style w:type="character" w:default="1" w:styleId="DefaultParagraphFont">
     <w:name w:val="Default Paragraph Font"/>
     <w:uiPriority w:val="1"/>
+    <w:semiHidden/>
     <w:unhideWhenUsed/>
   </w:style>
   <w:style w:type="table" w:default="1" w:styleId="TableNormal">

--- a/ML_Quasi2D_Manuscript_Final.docx
+++ b/ML_Quasi2D_Manuscript_Final.docx
@@ -412,7 +412,25 @@
         <w:rPr>
           <w:rFonts w:ascii="Times New Roman" w:hAnsi="Times New Roman" w:cs="Times New Roman"/>
         </w:rPr>
-        <w:t xml:space="preserve">focused on materials-level intrinsic emission properties and the </w:t>
+        <w:t xml:space="preserve">focused on material-level intrinsic emission </w:t>
+      </w:r>
+      <w:r>
+        <w:rPr>
+          <w:rFonts w:ascii="Times New Roman" w:hAnsi="Times New Roman" w:cs="Times New Roman"/>
+        </w:rPr>
+        <w:t>energy</w:t>
+      </w:r>
+      <w:r>
+        <w:rPr>
+          <w:rFonts w:ascii="Times New Roman" w:hAnsi="Times New Roman" w:cs="Times New Roman"/>
+        </w:rPr>
+        <w:t xml:space="preserve"> prediction</w:t>
+      </w:r>
+      <w:r>
+        <w:rPr>
+          <w:rFonts w:ascii="Times New Roman" w:hAnsi="Times New Roman" w:cs="Times New Roman"/>
+        </w:rPr>
+        <w:t xml:space="preserve"> and the </w:t>
       </w:r>
       <w:r>
         <w:rPr>
@@ -448,6 +466,12 @@
         <w:rPr>
           <w:rFonts w:ascii="Times New Roman" w:hAnsi="Times New Roman" w:cs="Times New Roman"/>
         </w:rPr>
+        <w:t xml:space="preserve"> prediction</w:t>
+      </w:r>
+      <w:r>
+        <w:rPr>
+          <w:rFonts w:ascii="Times New Roman" w:hAnsi="Times New Roman" w:cs="Times New Roman"/>
+        </w:rPr>
         <w:t xml:space="preserve">. </w:t>
       </w:r>
       <w:r>
@@ -551,14 +575,14 @@
         <w:rPr>
           <w:rFonts w:ascii="Times New Roman" w:hAnsi="Times New Roman" w:cs="Times New Roman"/>
         </w:rPr>
-        <w:t xml:space="preserve">predicting device EQE using the same workflow and style </w:t>
+        <w:t xml:space="preserve">predicting device EQE using </w:t>
       </w:r>
       <w:r>
         <w:rPr>
           <w:rFonts w:ascii="Times New Roman" w:hAnsi="Times New Roman" w:cs="Times New Roman"/>
         </w:rPr>
         <w:lastRenderedPageBreak/>
-        <w:t xml:space="preserve">of data </w:t>
+        <w:t xml:space="preserve">the same workflow and style of data </w:t>
       </w:r>
       <w:r>
         <w:rPr>
@@ -607,7 +631,13 @@
         <w:rPr>
           <w:rFonts w:ascii="Times New Roman" w:hAnsi="Times New Roman" w:cs="Times New Roman"/>
         </w:rPr>
-        <w:t>Finally, m</w:t>
+        <w:t>Thereafter</w:t>
+      </w:r>
+      <w:r>
+        <w:rPr>
+          <w:rFonts w:ascii="Times New Roman" w:hAnsi="Times New Roman" w:cs="Times New Roman"/>
+        </w:rPr>
+        <w:t>, m</w:t>
       </w:r>
       <w:r>
         <w:rPr>
@@ -620,6 +650,56 @@
           <w:rFonts w:ascii="Times New Roman" w:hAnsi="Times New Roman" w:cs="Times New Roman"/>
         </w:rPr>
         <w:t>.</w:t>
+      </w:r>
+      <w:r>
+        <w:rPr>
+          <w:rFonts w:ascii="Times New Roman" w:hAnsi="Times New Roman" w:cs="Times New Roman"/>
+        </w:rPr>
+        <w:t xml:space="preserve"> </w:t>
+      </w:r>
+      <w:r>
+        <w:rPr>
+          <w:rFonts w:ascii="Times New Roman" w:hAnsi="Times New Roman" w:cs="Times New Roman"/>
+        </w:rPr>
+        <w:t>Finally</w:t>
+      </w:r>
+      <w:r>
+        <w:rPr>
+          <w:rFonts w:ascii="Times New Roman" w:hAnsi="Times New Roman" w:cs="Times New Roman"/>
+        </w:rPr>
+        <w:t>, t</w:t>
+      </w:r>
+      <w:r>
+        <w:rPr>
+          <w:rFonts w:ascii="Times New Roman" w:hAnsi="Times New Roman" w:cs="Times New Roman"/>
+        </w:rPr>
+        <w:t xml:space="preserve">o facilitate </w:t>
+      </w:r>
+      <w:r>
+        <w:rPr>
+          <w:rFonts w:ascii="Times New Roman" w:hAnsi="Times New Roman" w:cs="Times New Roman"/>
+        </w:rPr>
+        <w:t xml:space="preserve">adoption by the research community, the final model is deployed as an interactive, publicly accessible </w:t>
+      </w:r>
+      <w:proofErr w:type="spellStart"/>
+      <w:r>
+        <w:rPr>
+          <w:rFonts w:ascii="Times New Roman" w:hAnsi="Times New Roman" w:cs="Times New Roman"/>
+        </w:rPr>
+        <w:t>Streamlit</w:t>
+      </w:r>
+      <w:proofErr w:type="spellEnd"/>
+      <w:r>
+        <w:rPr>
+          <w:rFonts w:ascii="Times New Roman" w:hAnsi="Times New Roman" w:cs="Times New Roman"/>
+        </w:rPr>
+        <w:t xml:space="preserve"> web application that enables real-time prediction based on spacer chemistry and precursor ratios,</w:t>
+      </w:r>
+      <w:r>
+        <w:rPr>
+          <w:rFonts w:ascii="Times New Roman" w:hAnsi="Times New Roman" w:cs="Times New Roman"/>
+        </w:rPr>
+        <w:t xml:space="preserve"> without requiring coding expertise.</w:t>
       </w:r>
     </w:p>
     <w:p>
@@ -1994,6 +2074,7 @@
         <w:rPr>
           <w:rFonts w:ascii="Times New Roman" w:hAnsi="Times New Roman" w:cs="Times New Roman"/>
         </w:rPr>
+        <w:lastRenderedPageBreak/>
         <w:t xml:space="preserve">Since the parameter space is large in </w:t>
       </w:r>
       <w:r>
@@ -2090,14 +2171,7 @@
         <w:rPr>
           <w:rFonts w:ascii="Times New Roman" w:hAnsi="Times New Roman" w:cs="Times New Roman"/>
         </w:rPr>
-        <w:t xml:space="preserve">depended on trial-and-error </w:t>
-      </w:r>
-      <w:r>
-        <w:rPr>
-          <w:rFonts w:ascii="Times New Roman" w:hAnsi="Times New Roman" w:cs="Times New Roman"/>
-        </w:rPr>
-        <w:lastRenderedPageBreak/>
-        <w:t>experimentation</w:t>
+        <w:t>depended on trial-and-error experimentation</w:t>
       </w:r>
       <w:r>
         <w:rPr>
@@ -3290,7 +3364,14 @@
         <w:rPr>
           <w:rFonts w:ascii="Times New Roman" w:hAnsi="Times New Roman" w:cs="Times New Roman"/>
         </w:rPr>
-        <w:t>user interface (</w:t>
+        <w:t xml:space="preserve">user interface </w:t>
+      </w:r>
+      <w:r>
+        <w:rPr>
+          <w:rFonts w:ascii="Times New Roman" w:hAnsi="Times New Roman" w:cs="Times New Roman"/>
+        </w:rPr>
+        <w:lastRenderedPageBreak/>
+        <w:t>(</w:t>
       </w:r>
       <w:r>
         <w:rPr>
@@ -3358,25 +3439,25 @@
         <w:rPr>
           <w:rFonts w:ascii="Times New Roman" w:hAnsi="Times New Roman" w:cs="Times New Roman"/>
         </w:rPr>
-        <w:t>Considering all these</w:t>
-      </w:r>
-      <w:r>
-        <w:rPr>
-          <w:rFonts w:ascii="Times New Roman" w:hAnsi="Times New Roman" w:cs="Times New Roman"/>
-        </w:rPr>
-        <w:t xml:space="preserve"> gaps </w:t>
-      </w:r>
-      <w:r>
-        <w:rPr>
-          <w:rFonts w:ascii="Times New Roman" w:hAnsi="Times New Roman" w:cs="Times New Roman"/>
-        </w:rPr>
-        <w:t xml:space="preserve">in </w:t>
-      </w:r>
-      <w:r>
-        <w:rPr>
-          <w:rFonts w:ascii="Times New Roman" w:hAnsi="Times New Roman" w:cs="Times New Roman"/>
-        </w:rPr>
-        <w:t xml:space="preserve">previously reported work, we built </w:t>
+        <w:t xml:space="preserve">Considering </w:t>
+      </w:r>
+      <w:r>
+        <w:rPr>
+          <w:rFonts w:ascii="Times New Roman" w:hAnsi="Times New Roman" w:cs="Times New Roman"/>
+        </w:rPr>
+        <w:t>these gaps in prior work, we developed</w:t>
+      </w:r>
+      <w:r>
+        <w:rPr>
+          <w:rFonts w:ascii="Times New Roman" w:hAnsi="Times New Roman" w:cs="Times New Roman"/>
+        </w:rPr>
+        <w:t xml:space="preserve"> </w:t>
+      </w:r>
+      <w:r>
+        <w:rPr>
+          <w:rFonts w:ascii="Times New Roman" w:hAnsi="Times New Roman" w:cs="Times New Roman"/>
+        </w:rPr>
+        <w:t xml:space="preserve">a </w:t>
       </w:r>
       <w:r>
         <w:rPr>
@@ -3430,14 +3511,19 @@
         <w:rPr>
           <w:rFonts w:ascii="Times New Roman" w:hAnsi="Times New Roman" w:cs="Times New Roman"/>
         </w:rPr>
-        <w:t xml:space="preserve">the scope to predict emission energy across the full visible range, which could </w:t>
-      </w:r>
-      <w:r>
-        <w:rPr>
-          <w:rFonts w:ascii="Times New Roman" w:hAnsi="Times New Roman" w:cs="Times New Roman"/>
-        </w:rPr>
-        <w:lastRenderedPageBreak/>
-        <w:t>help in preparing a specific quasi-2D MHP based on the requirement</w:t>
+        <w:t>the scope to predict emission energy across the full visible range, which could help in preparing a specific quasi-2D MHP</w:t>
+      </w:r>
+      <w:r>
+        <w:rPr>
+          <w:rFonts w:ascii="Times New Roman" w:hAnsi="Times New Roman" w:cs="Times New Roman"/>
+        </w:rPr>
+        <w:t>s</w:t>
+      </w:r>
+      <w:r>
+        <w:rPr>
+          <w:rFonts w:ascii="Times New Roman" w:hAnsi="Times New Roman" w:cs="Times New Roman"/>
+        </w:rPr>
+        <w:t xml:space="preserve"> based on the requirement</w:t>
       </w:r>
       <w:r>
         <w:rPr>
@@ -3475,13 +3561,19 @@
         <w:rPr>
           <w:rFonts w:ascii="Times New Roman" w:hAnsi="Times New Roman" w:cs="Times New Roman"/>
         </w:rPr>
-        <w:t xml:space="preserve"> Cloud </w:t>
-      </w:r>
-      <w:r>
-        <w:rPr>
-          <w:rFonts w:ascii="Times New Roman" w:hAnsi="Times New Roman" w:cs="Times New Roman"/>
-        </w:rPr>
-        <w:t xml:space="preserve">on top of the </w:t>
+        <w:t xml:space="preserve"> Cloud</w:t>
+      </w:r>
+      <w:r>
+        <w:rPr>
+          <w:rFonts w:ascii="Times New Roman" w:hAnsi="Times New Roman" w:cs="Times New Roman"/>
+        </w:rPr>
+        <w:t>, leveraging</w:t>
+      </w:r>
+      <w:r>
+        <w:rPr>
+          <w:rFonts w:ascii="Times New Roman" w:hAnsi="Times New Roman" w:cs="Times New Roman"/>
+        </w:rPr>
+        <w:t xml:space="preserve"> the </w:t>
       </w:r>
       <w:r>
         <w:rPr>
@@ -3810,19 +3902,7 @@
         <w:rPr>
           <w:rFonts w:ascii="Times New Roman" w:hAnsi="Times New Roman" w:cs="Times New Roman"/>
         </w:rPr>
-        <w:t>quasi-2D MHP</w:t>
-      </w:r>
-      <w:r>
-        <w:rPr>
-          <w:rFonts w:ascii="Times New Roman" w:hAnsi="Times New Roman" w:cs="Times New Roman"/>
-        </w:rPr>
-        <w:t>s</w:t>
-      </w:r>
-      <w:r>
-        <w:rPr>
-          <w:rFonts w:ascii="Times New Roman" w:hAnsi="Times New Roman" w:cs="Times New Roman"/>
-        </w:rPr>
-        <w:t xml:space="preserve"> </w:t>
+        <w:t xml:space="preserve">quasi-2D MHPs </w:t>
       </w:r>
       <w:r>
         <w:rPr>
@@ -3846,6 +3926,7 @@
         <w:rPr>
           <w:rFonts w:ascii="Times New Roman" w:hAnsi="Times New Roman" w:cs="Times New Roman"/>
         </w:rPr>
+        <w:lastRenderedPageBreak/>
         <w:t>two primary</w:t>
       </w:r>
       <w:r>
@@ -3995,14 +4076,7 @@
         <w:rPr>
           <w:rFonts w:ascii="Times New Roman" w:hAnsi="Times New Roman" w:cs="Times New Roman"/>
         </w:rPr>
-        <w:t xml:space="preserve"> including halide flags, </w:t>
-      </w:r>
-      <w:r>
-        <w:rPr>
-          <w:rFonts w:ascii="Times New Roman" w:hAnsi="Times New Roman" w:cs="Times New Roman"/>
-        </w:rPr>
-        <w:lastRenderedPageBreak/>
-        <w:t xml:space="preserve">precursor-ratio </w:t>
+        <w:t xml:space="preserve"> including halide flags, precursor-ratio </w:t>
       </w:r>
       <w:proofErr w:type="spellStart"/>
       <w:r>
@@ -4156,7 +4230,31 @@
         <w:rPr>
           <w:rFonts w:ascii="Times New Roman" w:hAnsi="Times New Roman" w:cs="Times New Roman"/>
         </w:rPr>
-        <w:t>from its IUPAC name using the</w:t>
+        <w:t xml:space="preserve">from </w:t>
+      </w:r>
+      <w:r>
+        <w:rPr>
+          <w:rFonts w:ascii="Times New Roman" w:hAnsi="Times New Roman" w:cs="Times New Roman"/>
+        </w:rPr>
+        <w:t>their</w:t>
+      </w:r>
+      <w:r>
+        <w:rPr>
+          <w:rFonts w:ascii="Times New Roman" w:hAnsi="Times New Roman" w:cs="Times New Roman"/>
+        </w:rPr>
+        <w:t xml:space="preserve"> IUPAC name</w:t>
+      </w:r>
+      <w:r>
+        <w:rPr>
+          <w:rFonts w:ascii="Times New Roman" w:hAnsi="Times New Roman" w:cs="Times New Roman"/>
+        </w:rPr>
+        <w:t>s</w:t>
+      </w:r>
+      <w:r>
+        <w:rPr>
+          <w:rFonts w:ascii="Times New Roman" w:hAnsi="Times New Roman" w:cs="Times New Roman"/>
+        </w:rPr>
+        <w:t xml:space="preserve"> using the</w:t>
       </w:r>
       <w:r>
         <w:rPr>
@@ -4254,19 +4352,225 @@
         <w:rPr>
           <w:rFonts w:ascii="Times New Roman" w:hAnsi="Times New Roman" w:cs="Times New Roman"/>
         </w:rPr>
+        <w:t xml:space="preserve"> with</w:t>
+      </w:r>
+      <w:r>
+        <w:rPr>
+          <w:rFonts w:ascii="Times New Roman" w:hAnsi="Times New Roman" w:cs="Times New Roman"/>
+        </w:rPr>
+        <w:t xml:space="preserve"> the</w:t>
+      </w:r>
+      <w:r>
+        <w:rPr>
+          <w:rFonts w:ascii="Times New Roman" w:hAnsi="Times New Roman" w:cs="Times New Roman"/>
+        </w:rPr>
+        <w:t xml:space="preserve"> help of</w:t>
+      </w:r>
+      <w:r>
+        <w:rPr>
+          <w:rFonts w:ascii="Times New Roman" w:hAnsi="Times New Roman" w:cs="Times New Roman"/>
+        </w:rPr>
+        <w:t xml:space="preserve"> SMILES</w:t>
+      </w:r>
+      <w:r>
+        <w:rPr>
+          <w:rFonts w:ascii="Times New Roman" w:hAnsi="Times New Roman" w:cs="Times New Roman"/>
+        </w:rPr>
+        <w:t xml:space="preserve">. </w:t>
+      </w:r>
+      <w:r>
+        <w:rPr>
+          <w:rFonts w:ascii="Times New Roman" w:hAnsi="Times New Roman" w:cs="Times New Roman"/>
+        </w:rPr>
+        <w:t xml:space="preserve">After </w:t>
+      </w:r>
+      <w:r>
+        <w:rPr>
+          <w:rFonts w:ascii="Times New Roman" w:hAnsi="Times New Roman" w:cs="Times New Roman"/>
+        </w:rPr>
+        <w:t xml:space="preserve">generating molecular descriptors, high-dimensional feature extraction </w:t>
+      </w:r>
+      <w:r>
+        <w:rPr>
+          <w:rFonts w:ascii="Times New Roman" w:hAnsi="Times New Roman" w:cs="Times New Roman"/>
+        </w:rPr>
+        <w:t>yielded a dataset with more features than</w:t>
+      </w:r>
+      <w:r>
+        <w:rPr>
+          <w:rFonts w:ascii="Times New Roman" w:hAnsi="Times New Roman" w:cs="Times New Roman"/>
+        </w:rPr>
         <w:t xml:space="preserve"> </w:t>
       </w:r>
       <w:r>
         <w:rPr>
           <w:rFonts w:ascii="Times New Roman" w:hAnsi="Times New Roman" w:cs="Times New Roman"/>
         </w:rPr>
-        <w:t xml:space="preserve">structures </w:t>
-      </w:r>
-      <w:r>
-        <w:rPr>
-          <w:rFonts w:ascii="Times New Roman" w:hAnsi="Times New Roman" w:cs="Times New Roman"/>
-        </w:rPr>
-        <w:t>using the SMILES</w:t>
+        <w:t xml:space="preserve">the number of </w:t>
+      </w:r>
+      <w:r>
+        <w:rPr>
+          <w:rFonts w:ascii="Times New Roman" w:hAnsi="Times New Roman" w:cs="Times New Roman"/>
+        </w:rPr>
+        <w:t>observations, leading</w:t>
+      </w:r>
+      <w:r>
+        <w:rPr>
+          <w:rFonts w:ascii="Times New Roman" w:hAnsi="Times New Roman" w:cs="Times New Roman"/>
+        </w:rPr>
+        <w:t xml:space="preserve"> to </w:t>
+      </w:r>
+      <w:r>
+        <w:rPr>
+          <w:rFonts w:ascii="Times New Roman" w:hAnsi="Times New Roman" w:cs="Times New Roman"/>
+        </w:rPr>
+        <w:t xml:space="preserve">the </w:t>
+      </w:r>
+      <w:r>
+        <w:rPr>
+          <w:rFonts w:ascii="Times New Roman" w:hAnsi="Times New Roman" w:cs="Times New Roman"/>
+        </w:rPr>
+        <w:t xml:space="preserve">curse of dimensionality. </w:t>
+      </w:r>
+      <w:r>
+        <w:rPr>
+          <w:rFonts w:ascii="Times New Roman" w:hAnsi="Times New Roman" w:cs="Times New Roman"/>
+        </w:rPr>
+        <w:t>So,</w:t>
+      </w:r>
+      <w:r>
+        <w:rPr>
+          <w:rFonts w:ascii="Times New Roman" w:hAnsi="Times New Roman" w:cs="Times New Roman"/>
+        </w:rPr>
+        <w:t xml:space="preserve"> </w:t>
+      </w:r>
+      <w:r>
+        <w:rPr>
+          <w:rFonts w:ascii="Times New Roman" w:hAnsi="Times New Roman" w:cs="Times New Roman"/>
+        </w:rPr>
+        <w:t>to</w:t>
+      </w:r>
+      <w:r>
+        <w:rPr>
+          <w:rFonts w:ascii="Times New Roman" w:hAnsi="Times New Roman" w:cs="Times New Roman"/>
+        </w:rPr>
+        <w:t xml:space="preserve"> handle the curse of dimensionality</w:t>
+      </w:r>
+      <w:r>
+        <w:rPr>
+          <w:rFonts w:ascii="Times New Roman" w:hAnsi="Times New Roman" w:cs="Times New Roman"/>
+        </w:rPr>
+        <w:t>, we applied a couple of feature elimination techniques in a sequential order:</w:t>
+      </w:r>
+      <w:r>
+        <w:rPr>
+          <w:rFonts w:ascii="Times New Roman" w:hAnsi="Times New Roman" w:cs="Times New Roman"/>
+        </w:rPr>
+        <w:t xml:space="preserve"> </w:t>
+      </w:r>
+      <w:r>
+        <w:rPr>
+          <w:rFonts w:ascii="Times New Roman" w:hAnsi="Times New Roman" w:cs="Times New Roman"/>
+        </w:rPr>
+        <w:t xml:space="preserve">1) </w:t>
+      </w:r>
+      <w:r>
+        <w:rPr>
+          <w:rFonts w:ascii="Times New Roman" w:hAnsi="Times New Roman" w:cs="Times New Roman"/>
+        </w:rPr>
+        <w:t>Pairwise Pearson correlation</w:t>
+      </w:r>
+      <w:r>
+        <w:rPr>
+          <w:rFonts w:ascii="Times New Roman" w:hAnsi="Times New Roman" w:cs="Times New Roman"/>
+        </w:rPr>
+        <w:t xml:space="preserve"> and 2</w:t>
+      </w:r>
+      <w:r>
+        <w:rPr>
+          <w:rFonts w:ascii="Times New Roman" w:hAnsi="Times New Roman" w:cs="Times New Roman"/>
+        </w:rPr>
+        <w:t>a</w:t>
+      </w:r>
+      <w:r>
+        <w:rPr>
+          <w:rFonts w:ascii="Times New Roman" w:hAnsi="Times New Roman" w:cs="Times New Roman"/>
+        </w:rPr>
+        <w:t>)</w:t>
+      </w:r>
+      <w:r>
+        <w:rPr>
+          <w:rFonts w:ascii="Times New Roman" w:hAnsi="Times New Roman" w:cs="Times New Roman"/>
+        </w:rPr>
+        <w:t xml:space="preserve"> </w:t>
+      </w:r>
+      <w:proofErr w:type="spellStart"/>
+      <w:r>
+        <w:rPr>
+          <w:rFonts w:ascii="Times New Roman" w:hAnsi="Times New Roman" w:cs="Times New Roman"/>
+        </w:rPr>
+        <w:t>SelectFromModel</w:t>
+      </w:r>
+      <w:proofErr w:type="spellEnd"/>
+      <w:r>
+        <w:rPr>
+          <w:rFonts w:ascii="Times New Roman" w:hAnsi="Times New Roman" w:cs="Times New Roman"/>
+        </w:rPr>
+        <w:t xml:space="preserve"> for one set of models</w:t>
+      </w:r>
+      <w:r>
+        <w:rPr>
+          <w:rFonts w:ascii="Times New Roman" w:hAnsi="Times New Roman" w:cs="Times New Roman"/>
+        </w:rPr>
+        <w:t xml:space="preserve"> </w:t>
+      </w:r>
+      <w:r>
+        <w:rPr>
+          <w:rFonts w:ascii="Times New Roman" w:hAnsi="Times New Roman" w:cs="Times New Roman"/>
+        </w:rPr>
+        <w:t>and</w:t>
+      </w:r>
+      <w:r>
+        <w:rPr>
+          <w:rFonts w:ascii="Times New Roman" w:hAnsi="Times New Roman" w:cs="Times New Roman"/>
+        </w:rPr>
+        <w:t xml:space="preserve"> </w:t>
+      </w:r>
+      <w:r>
+        <w:rPr>
+          <w:rFonts w:ascii="Times New Roman" w:hAnsi="Times New Roman" w:cs="Times New Roman"/>
+        </w:rPr>
+        <w:t xml:space="preserve">2b) </w:t>
+      </w:r>
+      <w:r>
+        <w:rPr>
+          <w:rFonts w:ascii="Times New Roman" w:hAnsi="Times New Roman" w:cs="Times New Roman"/>
+        </w:rPr>
+        <w:t>Recursive Feature Elimination using Cross Validation</w:t>
+      </w:r>
+      <w:r>
+        <w:rPr>
+          <w:rFonts w:ascii="Times New Roman" w:hAnsi="Times New Roman" w:cs="Times New Roman"/>
+        </w:rPr>
+        <w:t xml:space="preserve"> (</w:t>
+      </w:r>
+      <w:r>
+        <w:rPr>
+          <w:rFonts w:ascii="Times New Roman" w:hAnsi="Times New Roman" w:cs="Times New Roman"/>
+        </w:rPr>
+        <w:t>RFECV</w:t>
+      </w:r>
+      <w:r>
+        <w:rPr>
+          <w:rFonts w:ascii="Times New Roman" w:hAnsi="Times New Roman" w:cs="Times New Roman"/>
+        </w:rPr>
+        <w:t>)</w:t>
+      </w:r>
+      <w:r>
+        <w:rPr>
+          <w:rFonts w:ascii="Times New Roman" w:hAnsi="Times New Roman" w:cs="Times New Roman"/>
+        </w:rPr>
+        <w:t xml:space="preserve"> for another set of models</w:t>
       </w:r>
       <w:r>
         <w:rPr>
@@ -4278,19 +4582,19 @@
         <w:rPr>
           <w:rFonts w:ascii="Times New Roman" w:hAnsi="Times New Roman" w:cs="Times New Roman"/>
         </w:rPr>
-        <w:t xml:space="preserve">After </w:t>
-      </w:r>
-      <w:r>
-        <w:rPr>
-          <w:rFonts w:ascii="Times New Roman" w:hAnsi="Times New Roman" w:cs="Times New Roman"/>
-        </w:rPr>
-        <w:t xml:space="preserve">generating molecular descriptors, high-dimensional feature extraction </w:t>
-      </w:r>
-      <w:r>
-        <w:rPr>
-          <w:rFonts w:ascii="Times New Roman" w:hAnsi="Times New Roman" w:cs="Times New Roman"/>
-        </w:rPr>
-        <w:t>yielded a dataset with more features than</w:t>
+        <w:t xml:space="preserve">After model training and evaluation, we further performed an in-depth SHAP analysis. </w:t>
+      </w:r>
+      <w:r>
+        <w:rPr>
+          <w:rFonts w:ascii="Times New Roman" w:hAnsi="Times New Roman" w:cs="Times New Roman"/>
+        </w:rPr>
+        <w:t>Figure 1 gives the holistic view of the workflow</w:t>
+      </w:r>
+      <w:r>
+        <w:rPr>
+          <w:rFonts w:ascii="Times New Roman" w:hAnsi="Times New Roman" w:cs="Times New Roman"/>
+        </w:rPr>
+        <w:t>.</w:t>
       </w:r>
       <w:r>
         <w:rPr>
@@ -4302,37 +4606,51 @@
         <w:rPr>
           <w:rFonts w:ascii="Times New Roman" w:hAnsi="Times New Roman" w:cs="Times New Roman"/>
         </w:rPr>
-        <w:t xml:space="preserve">the number of </w:t>
-      </w:r>
-      <w:r>
-        <w:rPr>
-          <w:rFonts w:ascii="Times New Roman" w:hAnsi="Times New Roman" w:cs="Times New Roman"/>
-        </w:rPr>
-        <w:t>observations, leading</w:t>
-      </w:r>
-      <w:r>
-        <w:rPr>
-          <w:rFonts w:ascii="Times New Roman" w:hAnsi="Times New Roman" w:cs="Times New Roman"/>
-        </w:rPr>
-        <w:t xml:space="preserve"> to </w:t>
-      </w:r>
-      <w:r>
-        <w:rPr>
-          <w:rFonts w:ascii="Times New Roman" w:hAnsi="Times New Roman" w:cs="Times New Roman"/>
-        </w:rPr>
-        <w:t xml:space="preserve">the </w:t>
-      </w:r>
-      <w:r>
-        <w:rPr>
-          <w:rFonts w:ascii="Times New Roman" w:hAnsi="Times New Roman" w:cs="Times New Roman"/>
-        </w:rPr>
-        <w:t xml:space="preserve">curse of dimensionality. </w:t>
-      </w:r>
-      <w:r>
-        <w:rPr>
-          <w:rFonts w:ascii="Times New Roman" w:hAnsi="Times New Roman" w:cs="Times New Roman"/>
-        </w:rPr>
-        <w:t>So,</w:t>
+        <w:t xml:space="preserve"> Finally, </w:t>
+      </w:r>
+      <w:r>
+        <w:rPr>
+          <w:rFonts w:ascii="Times New Roman" w:hAnsi="Times New Roman" w:cs="Times New Roman"/>
+        </w:rPr>
+        <w:t xml:space="preserve">a web UI application is built in </w:t>
+      </w:r>
+      <w:proofErr w:type="spellStart"/>
+      <w:r>
+        <w:rPr>
+          <w:rFonts w:ascii="Times New Roman" w:hAnsi="Times New Roman" w:cs="Times New Roman"/>
+        </w:rPr>
+        <w:t>Streamlit</w:t>
+      </w:r>
+      <w:proofErr w:type="spellEnd"/>
+      <w:r>
+        <w:rPr>
+          <w:rFonts w:ascii="Times New Roman" w:hAnsi="Times New Roman" w:cs="Times New Roman"/>
+        </w:rPr>
+        <w:t xml:space="preserve"> Cloud so that users can input the required values and get the corresponding emission energy value</w:t>
+      </w:r>
+      <w:r>
+        <w:rPr>
+          <w:rFonts w:ascii="Times New Roman" w:hAnsi="Times New Roman" w:cs="Times New Roman"/>
+        </w:rPr>
+        <w:t>s</w:t>
+      </w:r>
+      <w:r>
+        <w:rPr>
+          <w:rFonts w:ascii="Times New Roman" w:hAnsi="Times New Roman" w:cs="Times New Roman"/>
+        </w:rPr>
+        <w:t xml:space="preserve"> with the figures showing</w:t>
+      </w:r>
+      <w:r>
+        <w:rPr>
+          <w:rFonts w:ascii="Times New Roman" w:hAnsi="Times New Roman" w:cs="Times New Roman"/>
+        </w:rPr>
+        <w:t xml:space="preserve"> the structures of organic spaces</w:t>
+      </w:r>
+      <w:r>
+        <w:rPr>
+          <w:rFonts w:ascii="Times New Roman" w:hAnsi="Times New Roman" w:cs="Times New Roman"/>
+        </w:rPr>
+        <w:t xml:space="preserve"> given in the input.</w:t>
       </w:r>
       <w:r>
         <w:rPr>
@@ -4344,269 +4662,25 @@
         <w:rPr>
           <w:rFonts w:ascii="Times New Roman" w:hAnsi="Times New Roman" w:cs="Times New Roman"/>
         </w:rPr>
-        <w:t>to</w:t>
-      </w:r>
-      <w:r>
-        <w:rPr>
-          <w:rFonts w:ascii="Times New Roman" w:hAnsi="Times New Roman" w:cs="Times New Roman"/>
-        </w:rPr>
-        <w:t xml:space="preserve"> handle the curse of dimensionality</w:t>
-      </w:r>
-      <w:r>
-        <w:rPr>
-          <w:rFonts w:ascii="Times New Roman" w:hAnsi="Times New Roman" w:cs="Times New Roman"/>
-        </w:rPr>
-        <w:t>, we applied a couple of feature elimination techniques in a sequential order:</w:t>
-      </w:r>
-      <w:r>
-        <w:rPr>
-          <w:rFonts w:ascii="Times New Roman" w:hAnsi="Times New Roman" w:cs="Times New Roman"/>
-        </w:rPr>
-        <w:t xml:space="preserve"> </w:t>
-      </w:r>
-      <w:r>
-        <w:rPr>
-          <w:rFonts w:ascii="Times New Roman" w:hAnsi="Times New Roman" w:cs="Times New Roman"/>
-        </w:rPr>
-        <w:t xml:space="preserve">1) </w:t>
-      </w:r>
-      <w:r>
-        <w:rPr>
-          <w:rFonts w:ascii="Times New Roman" w:hAnsi="Times New Roman" w:cs="Times New Roman"/>
-        </w:rPr>
-        <w:t>Pairwise Pearson correlation</w:t>
-      </w:r>
-      <w:r>
-        <w:rPr>
-          <w:rFonts w:ascii="Times New Roman" w:hAnsi="Times New Roman" w:cs="Times New Roman"/>
-        </w:rPr>
-        <w:t xml:space="preserve"> and 2</w:t>
-      </w:r>
-      <w:r>
-        <w:rPr>
-          <w:rFonts w:ascii="Times New Roman" w:hAnsi="Times New Roman" w:cs="Times New Roman"/>
-        </w:rPr>
-        <w:t>a</w:t>
-      </w:r>
-      <w:r>
-        <w:rPr>
-          <w:rFonts w:ascii="Times New Roman" w:hAnsi="Times New Roman" w:cs="Times New Roman"/>
-        </w:rPr>
-        <w:t>)</w:t>
-      </w:r>
-      <w:r>
-        <w:rPr>
-          <w:rFonts w:ascii="Times New Roman" w:hAnsi="Times New Roman" w:cs="Times New Roman"/>
-        </w:rPr>
-        <w:t xml:space="preserve"> </w:t>
-      </w:r>
-      <w:proofErr w:type="spellStart"/>
-      <w:r>
-        <w:rPr>
-          <w:rFonts w:ascii="Times New Roman" w:hAnsi="Times New Roman" w:cs="Times New Roman"/>
-        </w:rPr>
-        <w:t>SelectFromModel</w:t>
-      </w:r>
-      <w:proofErr w:type="spellEnd"/>
-      <w:r>
-        <w:rPr>
-          <w:rFonts w:ascii="Times New Roman" w:hAnsi="Times New Roman" w:cs="Times New Roman"/>
-        </w:rPr>
-        <w:t xml:space="preserve"> for one set of models</w:t>
-      </w:r>
-      <w:r>
-        <w:rPr>
-          <w:rFonts w:ascii="Times New Roman" w:hAnsi="Times New Roman" w:cs="Times New Roman"/>
-        </w:rPr>
-        <w:t xml:space="preserve"> </w:t>
-      </w:r>
-      <w:r>
-        <w:rPr>
-          <w:rFonts w:ascii="Times New Roman" w:hAnsi="Times New Roman" w:cs="Times New Roman"/>
-        </w:rPr>
-        <w:t>and</w:t>
-      </w:r>
-      <w:r>
-        <w:rPr>
-          <w:rFonts w:ascii="Times New Roman" w:hAnsi="Times New Roman" w:cs="Times New Roman"/>
-        </w:rPr>
-        <w:t xml:space="preserve"> </w:t>
-      </w:r>
-      <w:r>
-        <w:rPr>
-          <w:rFonts w:ascii="Times New Roman" w:hAnsi="Times New Roman" w:cs="Times New Roman"/>
-        </w:rPr>
-        <w:t xml:space="preserve">2b) </w:t>
-      </w:r>
-      <w:r>
-        <w:rPr>
-          <w:rFonts w:ascii="Times New Roman" w:hAnsi="Times New Roman" w:cs="Times New Roman"/>
-        </w:rPr>
-        <w:t>Recursive Feature Elimination using Cross Validation</w:t>
-      </w:r>
-      <w:r>
-        <w:rPr>
-          <w:rFonts w:ascii="Times New Roman" w:hAnsi="Times New Roman" w:cs="Times New Roman"/>
-        </w:rPr>
-        <w:t xml:space="preserve"> (</w:t>
-      </w:r>
-      <w:r>
-        <w:rPr>
-          <w:rFonts w:ascii="Times New Roman" w:hAnsi="Times New Roman" w:cs="Times New Roman"/>
-        </w:rPr>
-        <w:t>RFECV</w:t>
-      </w:r>
-      <w:r>
-        <w:rPr>
-          <w:rFonts w:ascii="Times New Roman" w:hAnsi="Times New Roman" w:cs="Times New Roman"/>
-        </w:rPr>
-        <w:t>)</w:t>
-      </w:r>
-      <w:r>
-        <w:rPr>
-          <w:rFonts w:ascii="Times New Roman" w:hAnsi="Times New Roman" w:cs="Times New Roman"/>
-        </w:rPr>
-        <w:t xml:space="preserve"> for another set of models</w:t>
-      </w:r>
-      <w:r>
-        <w:rPr>
-          <w:rFonts w:ascii="Times New Roman" w:hAnsi="Times New Roman" w:cs="Times New Roman"/>
-        </w:rPr>
-        <w:t xml:space="preserve">. </w:t>
-      </w:r>
-      <w:r>
-        <w:rPr>
-          <w:rFonts w:ascii="Times New Roman" w:hAnsi="Times New Roman" w:cs="Times New Roman"/>
-        </w:rPr>
-        <w:t xml:space="preserve">After model training and evaluation, we further performed an in-depth SHAP analysis. </w:t>
-      </w:r>
-      <w:r>
-        <w:rPr>
-          <w:rFonts w:ascii="Times New Roman" w:hAnsi="Times New Roman" w:cs="Times New Roman"/>
-        </w:rPr>
-        <w:t>Figure 1 gives the holistic view of the workflow</w:t>
-      </w:r>
-      <w:r>
-        <w:rPr>
-          <w:rFonts w:ascii="Times New Roman" w:hAnsi="Times New Roman" w:cs="Times New Roman"/>
-        </w:rPr>
-        <w:t>.</w:t>
-      </w:r>
-      <w:r>
-        <w:rPr>
-          <w:rFonts w:ascii="Times New Roman" w:hAnsi="Times New Roman" w:cs="Times New Roman"/>
-        </w:rPr>
-        <w:t xml:space="preserve"> </w:t>
-      </w:r>
-      <w:r>
-        <w:rPr>
-          <w:rFonts w:ascii="Times New Roman" w:hAnsi="Times New Roman" w:cs="Times New Roman"/>
-        </w:rPr>
-        <w:t xml:space="preserve"> Finally, </w:t>
-      </w:r>
-      <w:r>
-        <w:rPr>
-          <w:rFonts w:ascii="Times New Roman" w:hAnsi="Times New Roman" w:cs="Times New Roman"/>
-        </w:rPr>
-        <w:t xml:space="preserve">a web UI application is built in </w:t>
-      </w:r>
-      <w:proofErr w:type="spellStart"/>
-      <w:r>
-        <w:rPr>
-          <w:rFonts w:ascii="Times New Roman" w:hAnsi="Times New Roman" w:cs="Times New Roman"/>
-        </w:rPr>
-        <w:t>Streamlit</w:t>
-      </w:r>
-      <w:proofErr w:type="spellEnd"/>
-      <w:r>
-        <w:rPr>
-          <w:rFonts w:ascii="Times New Roman" w:hAnsi="Times New Roman" w:cs="Times New Roman"/>
-        </w:rPr>
-        <w:t xml:space="preserve"> Cloud so that users can input the required values and get the corresponding emission energy value with the figures showing</w:t>
-      </w:r>
-      <w:r>
-        <w:rPr>
-          <w:rFonts w:ascii="Times New Roman" w:hAnsi="Times New Roman" w:cs="Times New Roman"/>
-        </w:rPr>
-        <w:t xml:space="preserve"> the structures of organic spaces</w:t>
-      </w:r>
-      <w:r>
-        <w:rPr>
-          <w:rFonts w:ascii="Times New Roman" w:hAnsi="Times New Roman" w:cs="Times New Roman"/>
-        </w:rPr>
-        <w:t xml:space="preserve"> given in the input.</w:t>
-      </w:r>
-      <w:r>
-        <w:rPr>
-          <w:rFonts w:ascii="Times New Roman" w:hAnsi="Times New Roman" w:cs="Times New Roman"/>
-        </w:rPr>
-        <w:t xml:space="preserve"> </w:t>
-      </w:r>
-      <w:r>
-        <w:rPr>
-          <w:rFonts w:ascii="Times New Roman" w:hAnsi="Times New Roman" w:cs="Times New Roman"/>
-        </w:rPr>
-        <w:t>All the code</w:t>
-      </w:r>
-      <w:r>
-        <w:rPr>
-          <w:rFonts w:ascii="Times New Roman" w:hAnsi="Times New Roman" w:cs="Times New Roman"/>
-        </w:rPr>
-        <w:t>s</w:t>
-      </w:r>
-      <w:r>
-        <w:rPr>
-          <w:rFonts w:ascii="Times New Roman" w:hAnsi="Times New Roman" w:cs="Times New Roman"/>
-        </w:rPr>
-        <w:t xml:space="preserve"> for building different models</w:t>
-      </w:r>
-      <w:r>
-        <w:rPr>
-          <w:rFonts w:ascii="Times New Roman" w:hAnsi="Times New Roman" w:cs="Times New Roman"/>
-        </w:rPr>
-        <w:t xml:space="preserve"> and web UI application</w:t>
-      </w:r>
-      <w:r>
-        <w:rPr>
-          <w:rFonts w:ascii="Times New Roman" w:hAnsi="Times New Roman" w:cs="Times New Roman"/>
-        </w:rPr>
-        <w:t xml:space="preserve"> </w:t>
-      </w:r>
-      <w:r>
-        <w:rPr>
-          <w:rFonts w:ascii="Times New Roman" w:hAnsi="Times New Roman" w:cs="Times New Roman"/>
-        </w:rPr>
-        <w:t>along with</w:t>
-      </w:r>
-      <w:r>
-        <w:rPr>
-          <w:rFonts w:ascii="Times New Roman" w:hAnsi="Times New Roman" w:cs="Times New Roman"/>
-        </w:rPr>
-        <w:t xml:space="preserve"> </w:t>
-      </w:r>
-      <w:r>
-        <w:rPr>
-          <w:rFonts w:ascii="Times New Roman" w:hAnsi="Times New Roman" w:cs="Times New Roman"/>
-        </w:rPr>
-        <w:t xml:space="preserve">the </w:t>
-      </w:r>
-      <w:r>
-        <w:rPr>
-          <w:rFonts w:ascii="Times New Roman" w:hAnsi="Times New Roman" w:cs="Times New Roman"/>
-        </w:rPr>
-        <w:t xml:space="preserve">datasets </w:t>
-      </w:r>
-      <w:r>
-        <w:rPr>
-          <w:rFonts w:ascii="Times New Roman" w:hAnsi="Times New Roman" w:cs="Times New Roman"/>
-        </w:rPr>
-        <w:t xml:space="preserve">used </w:t>
-      </w:r>
-      <w:r>
-        <w:rPr>
-          <w:rFonts w:ascii="Times New Roman" w:hAnsi="Times New Roman" w:cs="Times New Roman"/>
-        </w:rPr>
-        <w:t xml:space="preserve">are available </w:t>
+        <w:t xml:space="preserve">The complete </w:t>
+      </w:r>
+      <w:r>
+        <w:rPr>
+          <w:rFonts w:ascii="Times New Roman" w:hAnsi="Times New Roman" w:cs="Times New Roman"/>
+        </w:rPr>
+        <w:t>codebase for building various</w:t>
+      </w:r>
+      <w:r>
+        <w:rPr>
+          <w:rFonts w:ascii="Times New Roman" w:hAnsi="Times New Roman" w:cs="Times New Roman"/>
+        </w:rPr>
+        <w:t xml:space="preserve"> models and a web UI application, along with the datasets used, is</w:t>
+      </w:r>
+      <w:r>
+        <w:rPr>
+          <w:rFonts w:ascii="Times New Roman" w:hAnsi="Times New Roman" w:cs="Times New Roman"/>
+        </w:rPr>
+        <w:t xml:space="preserve"> available </w:t>
       </w:r>
       <w:r>
         <w:rPr>
@@ -4640,6 +4714,7 @@
           <w:b/>
           <w:bCs/>
         </w:rPr>
+        <w:lastRenderedPageBreak/>
         <w:t xml:space="preserve"> 2. Results and Discussion</w:t>
       </w:r>
     </w:p>
@@ -4763,14 +4838,7 @@
         <w:rPr>
           <w:rFonts w:ascii="Times New Roman" w:hAnsi="Times New Roman" w:cs="Times New Roman"/>
         </w:rPr>
-        <w:t xml:space="preserve">Dataset </w:t>
-      </w:r>
-      <w:r>
-        <w:rPr>
-          <w:rFonts w:ascii="Times New Roman" w:hAnsi="Times New Roman" w:cs="Times New Roman"/>
-        </w:rPr>
-        <w:lastRenderedPageBreak/>
-        <w:t>Statistics</w:t>
+        <w:t>Dataset Statistics</w:t>
       </w:r>
       <w:r>
         <w:rPr>
@@ -4812,82 +4880,45 @@
         <w:rPr>
           <w:rFonts w:ascii="Times New Roman" w:hAnsi="Times New Roman" w:cs="Times New Roman"/>
         </w:rPr>
-        <w:t>As the objective of the work is to build a</w:t>
-      </w:r>
-      <w:r>
-        <w:rPr>
-          <w:rFonts w:ascii="Times New Roman" w:hAnsi="Times New Roman" w:cs="Times New Roman"/>
-        </w:rPr>
-        <w:t>n efficient</w:t>
-      </w:r>
-      <w:r>
-        <w:rPr>
-          <w:rFonts w:ascii="Times New Roman" w:hAnsi="Times New Roman" w:cs="Times New Roman"/>
-        </w:rPr>
-        <w:t xml:space="preserve"> ML model </w:t>
-      </w:r>
-      <w:r>
-        <w:rPr>
-          <w:rFonts w:ascii="Times New Roman" w:hAnsi="Times New Roman" w:cs="Times New Roman"/>
-        </w:rPr>
-        <w:t>that</w:t>
-      </w:r>
-      <w:r>
-        <w:rPr>
-          <w:rFonts w:ascii="Times New Roman" w:hAnsi="Times New Roman" w:cs="Times New Roman"/>
-        </w:rPr>
-        <w:t xml:space="preserve"> covers </w:t>
-      </w:r>
-      <w:r>
-        <w:rPr>
-          <w:rFonts w:ascii="Times New Roman" w:hAnsi="Times New Roman" w:cs="Times New Roman"/>
-        </w:rPr>
-        <w:t xml:space="preserve">a wide range of </w:t>
-      </w:r>
-      <w:r>
-        <w:rPr>
-          <w:rFonts w:ascii="Times New Roman" w:hAnsi="Times New Roman" w:cs="Times New Roman"/>
-        </w:rPr>
-        <w:t>E</w:t>
-      </w:r>
-      <w:r>
-        <w:rPr>
-          <w:rFonts w:ascii="Times New Roman" w:hAnsi="Times New Roman" w:cs="Times New Roman"/>
-          <w:i/>
-          <w:iCs/>
-          <w:vertAlign w:val="subscript"/>
-        </w:rPr>
-        <w:t>ph</w:t>
-      </w:r>
-      <w:r>
-        <w:rPr>
-          <w:rFonts w:ascii="Times New Roman" w:hAnsi="Times New Roman" w:cs="Times New Roman"/>
-        </w:rPr>
-        <w:t xml:space="preserve"> </w:t>
-      </w:r>
-      <w:r>
-        <w:rPr>
-          <w:rFonts w:ascii="Times New Roman" w:hAnsi="Times New Roman" w:cs="Times New Roman"/>
-        </w:rPr>
-        <w:t xml:space="preserve">prediction </w:t>
-      </w:r>
-      <w:r>
-        <w:rPr>
-          <w:rFonts w:ascii="Times New Roman" w:hAnsi="Times New Roman" w:cs="Times New Roman"/>
-        </w:rPr>
-        <w:t>windows</w:t>
-      </w:r>
-      <w:r>
-        <w:rPr>
-          <w:rFonts w:ascii="Times New Roman" w:hAnsi="Times New Roman" w:cs="Times New Roman"/>
-        </w:rPr>
-        <w:t xml:space="preserve"> in the visible region, </w:t>
-      </w:r>
-      <w:r>
-        <w:rPr>
-          <w:rFonts w:ascii="Times New Roman" w:hAnsi="Times New Roman" w:cs="Times New Roman"/>
-        </w:rPr>
-        <w:t>the reports that provided the data points over photon energies between 1.53 and 3.06 eV, corresponding to a peak wavelength range of 405–810 nm, were collected</w:t>
+        <w:t xml:space="preserve">In order to construct a </w:t>
+      </w:r>
+      <w:proofErr w:type="spellStart"/>
+      <w:r>
+        <w:rPr>
+          <w:rFonts w:ascii="Times New Roman" w:hAnsi="Times New Roman" w:cs="Times New Roman"/>
+        </w:rPr>
+        <w:t>generalised</w:t>
+      </w:r>
+      <w:proofErr w:type="spellEnd"/>
+      <w:r>
+        <w:rPr>
+          <w:rFonts w:ascii="Times New Roman" w:hAnsi="Times New Roman" w:cs="Times New Roman"/>
+        </w:rPr>
+        <w:t xml:space="preserve"> machine learning model applicable across a broad spectral range, the training dataset was </w:t>
+      </w:r>
+      <w:r>
+        <w:rPr>
+          <w:rFonts w:ascii="Times New Roman" w:hAnsi="Times New Roman" w:cs="Times New Roman"/>
+        </w:rPr>
+        <w:t>curated</w:t>
+      </w:r>
+      <w:r>
+        <w:rPr>
+          <w:rFonts w:ascii="Times New Roman" w:hAnsi="Times New Roman" w:cs="Times New Roman"/>
+        </w:rPr>
+        <w:t xml:space="preserve"> from literature reports </w:t>
+      </w:r>
+      <w:r>
+        <w:rPr>
+          <w:rFonts w:ascii="Times New Roman" w:hAnsi="Times New Roman" w:cs="Times New Roman"/>
+        </w:rPr>
+        <w:t>covering</w:t>
+      </w:r>
+      <w:r>
+        <w:rPr>
+          <w:rFonts w:ascii="Times New Roman" w:hAnsi="Times New Roman" w:cs="Times New Roman"/>
+        </w:rPr>
+        <w:t xml:space="preserve"> emission photon energies of 1.53–3.06 eV (wavelengths of 405–810 nm)</w:t>
       </w:r>
       <w:r>
         <w:rPr>
@@ -5265,463 +5296,301 @@
         <w:jc w:val="both"/>
         <w:rPr>
           <w:rFonts w:ascii="Times New Roman" w:hAnsi="Times New Roman" w:cs="Times New Roman"/>
+        </w:rPr>
+      </w:pPr>
+      <w:r>
+        <w:rPr>
+          <w:rFonts w:ascii="Times New Roman" w:hAnsi="Times New Roman" w:cs="Times New Roman"/>
+        </w:rPr>
+        <w:lastRenderedPageBreak/>
+        <w:t>For the features, after generating two-dimensional molecular descriptors</w:t>
+      </w:r>
+      <w:r>
+        <w:rPr>
+          <w:rFonts w:ascii="Times New Roman" w:hAnsi="Times New Roman" w:cs="Times New Roman"/>
+        </w:rPr>
+        <w:t xml:space="preserve"> using SMILES</w:t>
+      </w:r>
+      <w:r>
+        <w:rPr>
+          <w:rFonts w:ascii="Times New Roman" w:hAnsi="Times New Roman" w:cs="Times New Roman"/>
+        </w:rPr>
+        <w:t xml:space="preserve"> as mentioned in the </w:t>
+      </w:r>
+      <w:r>
+        <w:rPr>
+          <w:rFonts w:ascii="Times New Roman" w:hAnsi="Times New Roman" w:cs="Times New Roman"/>
+        </w:rPr>
+        <w:t xml:space="preserve">section above, the dataset had 462 columns, including compositional and halide flags, one-hot-encoded solvent columns, and Pri/Sec-prefixed </w:t>
+      </w:r>
+      <w:proofErr w:type="spellStart"/>
+      <w:r>
+        <w:rPr>
+          <w:rFonts w:ascii="Times New Roman" w:hAnsi="Times New Roman" w:cs="Times New Roman"/>
+        </w:rPr>
+        <w:t>RDKit</w:t>
+      </w:r>
+      <w:proofErr w:type="spellEnd"/>
+      <w:r>
+        <w:rPr>
+          <w:rFonts w:ascii="Times New Roman" w:hAnsi="Times New Roman" w:cs="Times New Roman"/>
+        </w:rPr>
+        <w:t xml:space="preserve"> descriptors for organic spacers (217 descriptors </w:t>
+      </w:r>
+      <w:r>
+        <w:rPr>
+          <w:rFonts w:ascii="Times New Roman" w:hAnsi="Times New Roman" w:cs="Times New Roman"/>
+        </w:rPr>
+        <w:t>each</w:t>
+      </w:r>
+      <w:r>
+        <w:rPr>
+          <w:rFonts w:ascii="Times New Roman" w:hAnsi="Times New Roman" w:cs="Times New Roman"/>
+        </w:rPr>
+        <w:t>).</w:t>
+      </w:r>
+      <w:r>
+        <w:rPr>
+          <w:rFonts w:ascii="Times New Roman" w:hAnsi="Times New Roman" w:cs="Times New Roman"/>
+        </w:rPr>
+        <w:t xml:space="preserve"> </w:t>
+      </w:r>
+      <w:r>
+        <w:rPr>
+          <w:rFonts w:ascii="Times New Roman" w:hAnsi="Times New Roman" w:cs="Times New Roman"/>
+        </w:rPr>
+        <w:t xml:space="preserve">To maintain </w:t>
+      </w:r>
+      <w:r>
+        <w:rPr>
+          <w:rFonts w:ascii="Times New Roman" w:hAnsi="Times New Roman" w:cs="Times New Roman"/>
+        </w:rPr>
+        <w:t xml:space="preserve">proper data distribution across reports with mixed organic spacers and single organic spacers, </w:t>
+      </w:r>
+      <w:r>
+        <w:rPr>
+          <w:rFonts w:ascii="Times New Roman" w:hAnsi="Times New Roman" w:cs="Times New Roman"/>
+        </w:rPr>
+        <w:t>in which 46 entries (~16%) have mixed primary and secondary spacers, we used an 80/20 split stratified by</w:t>
+      </w:r>
+      <w:r>
+        <w:rPr>
+          <w:rFonts w:ascii="Times New Roman" w:hAnsi="Times New Roman" w:cs="Times New Roman"/>
+        </w:rPr>
+        <w:t xml:space="preserve"> </w:t>
+      </w:r>
+      <w:r>
+        <w:rPr>
+          <w:rFonts w:ascii="Times New Roman" w:hAnsi="Times New Roman" w:cs="Times New Roman"/>
+        </w:rPr>
+        <w:t xml:space="preserve">the </w:t>
+      </w:r>
+      <w:r>
+        <w:rPr>
+          <w:rFonts w:ascii="Times New Roman" w:hAnsi="Times New Roman" w:cs="Times New Roman"/>
+        </w:rPr>
+        <w:t>IS_MIXED_SPACERS_SPACER</w:t>
+      </w:r>
+      <w:r>
+        <w:rPr>
+          <w:rFonts w:ascii="Times New Roman" w:hAnsi="Times New Roman" w:cs="Times New Roman"/>
+        </w:rPr>
+        <w:t xml:space="preserve"> column</w:t>
+      </w:r>
+      <w:r>
+        <w:rPr>
+          <w:rFonts w:ascii="Times New Roman" w:hAnsi="Times New Roman" w:cs="Times New Roman"/>
+        </w:rPr>
+        <w:t>, yielding</w:t>
+      </w:r>
+      <w:r>
+        <w:rPr>
+          <w:rStyle w:val="VerbatimChar"/>
+          <w:rFonts w:ascii="Times New Roman" w:hAnsi="Times New Roman" w:cs="Times New Roman"/>
+          <w:sz w:val="24"/>
+        </w:rPr>
+        <w:t xml:space="preserve"> </w:t>
+      </w:r>
+      <w:r>
+        <w:rPr>
+          <w:rFonts w:ascii="Times New Roman" w:hAnsi="Times New Roman" w:cs="Times New Roman"/>
+        </w:rPr>
+        <w:t>226 training</w:t>
+      </w:r>
+      <w:r>
+        <w:rPr>
+          <w:rFonts w:ascii="Times New Roman" w:hAnsi="Times New Roman" w:cs="Times New Roman"/>
+        </w:rPr>
+        <w:t xml:space="preserve"> and</w:t>
+      </w:r>
+      <w:r>
+        <w:rPr>
+          <w:rFonts w:ascii="Times New Roman" w:hAnsi="Times New Roman" w:cs="Times New Roman"/>
+        </w:rPr>
+        <w:t xml:space="preserve"> 57 test</w:t>
+      </w:r>
+      <w:r>
+        <w:rPr>
+          <w:rFonts w:ascii="Times New Roman" w:hAnsi="Times New Roman" w:cs="Times New Roman"/>
+        </w:rPr>
+        <w:t xml:space="preserve"> records</w:t>
+      </w:r>
+      <w:r>
+        <w:rPr>
+          <w:rFonts w:ascii="Times New Roman" w:hAnsi="Times New Roman" w:cs="Times New Roman"/>
+        </w:rPr>
+        <w:t xml:space="preserve">. </w:t>
+      </w:r>
+      <w:r>
+        <w:rPr>
+          <w:rFonts w:ascii="Times New Roman" w:hAnsi="Times New Roman" w:cs="Times New Roman"/>
+        </w:rPr>
+        <w:t xml:space="preserve">It is worth </w:t>
+      </w:r>
+      <w:r>
+        <w:rPr>
+          <w:rFonts w:ascii="Times New Roman" w:hAnsi="Times New Roman" w:cs="Times New Roman"/>
+        </w:rPr>
+        <w:t>noting that mixed spacer formulations are chemically significant, as the secondary ligand prominently affects</w:t>
+      </w:r>
+      <w:r>
+        <w:rPr>
+          <w:rFonts w:ascii="Times New Roman" w:hAnsi="Times New Roman" w:cs="Times New Roman"/>
+        </w:rPr>
+        <w:t xml:space="preserve"> interlayer spacing and can determine which n domains contribute more to</w:t>
+      </w:r>
+      <w:r>
+        <w:rPr>
+          <w:rFonts w:ascii="Times New Roman" w:hAnsi="Times New Roman" w:cs="Times New Roman"/>
+        </w:rPr>
+        <w:t xml:space="preserve"> the </w:t>
+      </w:r>
+      <w:r>
+        <w:rPr>
+          <w:rFonts w:ascii="Times New Roman" w:hAnsi="Times New Roman" w:cs="Times New Roman"/>
+        </w:rPr>
+        <w:t>emission</w:t>
+      </w:r>
+      <w:r>
+        <w:rPr>
+          <w:rFonts w:ascii="Times New Roman" w:hAnsi="Times New Roman" w:cs="Times New Roman"/>
+        </w:rPr>
+        <w:t xml:space="preserve">. </w:t>
+      </w:r>
+      <w:r>
+        <w:rPr>
+          <w:rFonts w:ascii="Times New Roman" w:hAnsi="Times New Roman" w:cs="Times New Roman"/>
+        </w:rPr>
+        <w:t>After</w:t>
+      </w:r>
+      <w:r>
+        <w:rPr>
+          <w:rFonts w:ascii="Times New Roman" w:hAnsi="Times New Roman" w:cs="Times New Roman"/>
+        </w:rPr>
+        <w:t xml:space="preserve"> </w:t>
+      </w:r>
+      <w:r>
+        <w:rPr>
+          <w:rFonts w:ascii="Times New Roman" w:hAnsi="Times New Roman" w:cs="Times New Roman"/>
+        </w:rPr>
+        <w:t>splitting the dataset into training and test set</w:t>
+      </w:r>
+      <w:r>
+        <w:rPr>
+          <w:rFonts w:ascii="Times New Roman" w:hAnsi="Times New Roman" w:cs="Times New Roman"/>
+        </w:rPr>
+        <w:t>s</w:t>
+      </w:r>
+      <w:r>
+        <w:rPr>
+          <w:rFonts w:ascii="Times New Roman" w:hAnsi="Times New Roman" w:cs="Times New Roman"/>
+        </w:rPr>
+        <w:t>, we began feature elimination to prevent the curse of dimensionality using only the training dataset, to</w:t>
+      </w:r>
+      <w:r>
+        <w:rPr>
+          <w:rFonts w:ascii="Times New Roman" w:hAnsi="Times New Roman" w:cs="Times New Roman"/>
+        </w:rPr>
+        <w:t xml:space="preserve"> avoid test data leakage.</w:t>
+      </w:r>
+      <w:r>
+        <w:rPr>
+          <w:rFonts w:ascii="Times New Roman" w:hAnsi="Times New Roman" w:cs="Times New Roman"/>
+        </w:rPr>
+        <w:t xml:space="preserve"> </w:t>
+      </w:r>
+      <w:r>
+        <w:rPr>
+          <w:rFonts w:ascii="Times New Roman" w:hAnsi="Times New Roman" w:cs="Times New Roman"/>
+        </w:rPr>
+        <w:t xml:space="preserve">To reduce feature dimensionality, a pairwise Pearson correlation filter was first applied to the training fold. Features exhibiting a correlation coefficient of </w:t>
+      </w:r>
+      <w:r>
+        <w:rPr>
+          <w:rFonts w:ascii="Times New Roman" w:hAnsi="Times New Roman" w:cs="Times New Roman"/>
+        </w:rPr>
+        <w:t>|r| &gt; 0.90</w:t>
+      </w:r>
+      <w:r>
+        <w:rPr>
+          <w:rFonts w:ascii="Times New Roman" w:hAnsi="Times New Roman" w:cs="Times New Roman"/>
+        </w:rPr>
+        <w:t xml:space="preserve"> </w:t>
+      </w:r>
+      <w:r>
+        <w:rPr>
+          <w:rFonts w:ascii="Times New Roman" w:hAnsi="Times New Roman" w:cs="Times New Roman"/>
+        </w:rPr>
+        <w:t xml:space="preserve">were deemed redundant, resulting in the removal of 173 columns and leaving 289 candidate features. Using these 289 remaining features, we evaluated two independent feature selection strategies in parallel on the 226 training records: Recursive Feature Elimination with Cross-Validation (RFECV) and tree-based </w:t>
+      </w:r>
+      <w:proofErr w:type="spellStart"/>
+      <w:r>
+        <w:rPr>
+          <w:rFonts w:ascii="Times New Roman" w:hAnsi="Times New Roman" w:cs="Times New Roman"/>
+        </w:rPr>
+        <w:t>SelectFromModel</w:t>
+      </w:r>
+      <w:proofErr w:type="spellEnd"/>
+      <w:r>
+        <w:rPr>
+          <w:rFonts w:ascii="Times New Roman" w:hAnsi="Times New Roman" w:cs="Times New Roman"/>
+        </w:rPr>
+        <w:t>. The RFECV approach utilized a Random Forest regressor (</w:t>
+      </w:r>
+      <w:proofErr w:type="spellStart"/>
+      <w:r>
+        <w:rPr>
+          <w:rFonts w:ascii="Times New Roman" w:hAnsi="Times New Roman" w:cs="Times New Roman"/>
+        </w:rPr>
+        <w:t>max_depth</w:t>
+      </w:r>
+      <w:proofErr w:type="spellEnd"/>
+      <w:r>
+        <w:rPr>
+          <w:rFonts w:ascii="Times New Roman" w:hAnsi="Times New Roman" w:cs="Times New Roman"/>
+        </w:rPr>
+        <w:t xml:space="preserve">=5, </w:t>
+      </w:r>
+      <w:proofErr w:type="spellStart"/>
+      <w:r>
+        <w:rPr>
+          <w:rFonts w:ascii="Times New Roman" w:hAnsi="Times New Roman" w:cs="Times New Roman"/>
+        </w:rPr>
+        <w:t>min_samples_leaf</w:t>
+      </w:r>
+      <w:proofErr w:type="spellEnd"/>
+      <w:r>
+        <w:rPr>
+          <w:rFonts w:ascii="Times New Roman" w:hAnsi="Times New Roman" w:cs="Times New Roman"/>
+        </w:rPr>
+        <w:t>=6) evaluated over a 5-fold stratified cross-validation</w:t>
+      </w:r>
+      <w:r>
+        <w:rPr>
+          <w:rFonts w:ascii="Times New Roman" w:hAnsi="Times New Roman" w:cs="Times New Roman"/>
           <w:lang w:val="en-IN"/>
         </w:rPr>
-      </w:pPr>
-      <w:r>
-        <w:rPr>
-          <w:rFonts w:ascii="Times New Roman" w:hAnsi="Times New Roman" w:cs="Times New Roman"/>
-        </w:rPr>
-        <w:t xml:space="preserve">For the features, after generating two-dimensional molecular descriptors, as mentioned in the above section, the dataset had 462 columns, including compositional and halide flags, one-hot-encoded solvent columns, and Pri/Sec-prefixed </w:t>
-      </w:r>
-      <w:proofErr w:type="spellStart"/>
-      <w:r>
-        <w:rPr>
-          <w:rFonts w:ascii="Times New Roman" w:hAnsi="Times New Roman" w:cs="Times New Roman"/>
-        </w:rPr>
-        <w:t>RDKit</w:t>
-      </w:r>
-      <w:proofErr w:type="spellEnd"/>
-      <w:r>
-        <w:rPr>
-          <w:rFonts w:ascii="Times New Roman" w:hAnsi="Times New Roman" w:cs="Times New Roman"/>
-        </w:rPr>
-        <w:t xml:space="preserve"> descriptors</w:t>
-      </w:r>
-      <w:r>
-        <w:rPr>
-          <w:rFonts w:ascii="Times New Roman" w:hAnsi="Times New Roman" w:cs="Times New Roman"/>
-        </w:rPr>
-        <w:t xml:space="preserve"> organic spacers</w:t>
-      </w:r>
-      <w:r>
-        <w:rPr>
-          <w:rFonts w:ascii="Times New Roman" w:hAnsi="Times New Roman" w:cs="Times New Roman"/>
-        </w:rPr>
-        <w:t xml:space="preserve"> (217 descriptors</w:t>
-      </w:r>
-      <w:r>
-        <w:rPr>
-          <w:rFonts w:ascii="Times New Roman" w:hAnsi="Times New Roman" w:cs="Times New Roman"/>
-        </w:rPr>
-        <w:t xml:space="preserve"> for each</w:t>
-      </w:r>
-      <w:r>
-        <w:rPr>
-          <w:rFonts w:ascii="Times New Roman" w:hAnsi="Times New Roman" w:cs="Times New Roman"/>
-        </w:rPr>
-        <w:t>).</w:t>
-      </w:r>
-      <w:r>
-        <w:rPr>
-          <w:rFonts w:ascii="Times New Roman" w:hAnsi="Times New Roman" w:cs="Times New Roman"/>
-        </w:rPr>
-        <w:t xml:space="preserve"> </w:t>
-      </w:r>
-      <w:r>
-        <w:rPr>
-          <w:rFonts w:ascii="Times New Roman" w:hAnsi="Times New Roman" w:cs="Times New Roman"/>
-        </w:rPr>
-        <w:t xml:space="preserve">To maintain </w:t>
-      </w:r>
-      <w:r>
-        <w:rPr>
-          <w:rFonts w:ascii="Times New Roman" w:hAnsi="Times New Roman" w:cs="Times New Roman"/>
-        </w:rPr>
-        <w:t xml:space="preserve">proper data distribution across reports with mixed organic spacers and </w:t>
-      </w:r>
-      <w:r>
-        <w:rPr>
-          <w:rFonts w:ascii="Times New Roman" w:hAnsi="Times New Roman" w:cs="Times New Roman"/>
-        </w:rPr>
-        <w:lastRenderedPageBreak/>
-        <w:t xml:space="preserve">single organic spacers, where 46 entries (~16%) are mixed primary and secondary spacers, we have used an 80/20 split stratified on </w:t>
-      </w:r>
-      <w:r>
-        <w:rPr>
-          <w:rFonts w:ascii="Times New Roman" w:hAnsi="Times New Roman" w:cs="Times New Roman"/>
-        </w:rPr>
-        <w:t xml:space="preserve">the </w:t>
-      </w:r>
-      <w:r>
-        <w:rPr>
-          <w:rFonts w:ascii="Times New Roman" w:hAnsi="Times New Roman" w:cs="Times New Roman"/>
-        </w:rPr>
-        <w:t>IS_MIXED_SPACERS_SPACER</w:t>
-      </w:r>
-      <w:r>
-        <w:rPr>
-          <w:rFonts w:ascii="Times New Roman" w:hAnsi="Times New Roman" w:cs="Times New Roman"/>
-        </w:rPr>
-        <w:t xml:space="preserve"> column</w:t>
-      </w:r>
-      <w:r>
-        <w:rPr>
-          <w:rFonts w:ascii="Times New Roman" w:hAnsi="Times New Roman" w:cs="Times New Roman"/>
-        </w:rPr>
-        <w:t>, yielding</w:t>
-      </w:r>
-      <w:r>
-        <w:rPr>
-          <w:rStyle w:val="VerbatimChar"/>
-          <w:rFonts w:ascii="Times New Roman" w:hAnsi="Times New Roman" w:cs="Times New Roman"/>
-          <w:sz w:val="24"/>
-        </w:rPr>
-        <w:t xml:space="preserve"> </w:t>
-      </w:r>
-      <w:r>
-        <w:rPr>
-          <w:rFonts w:ascii="Times New Roman" w:hAnsi="Times New Roman" w:cs="Times New Roman"/>
-        </w:rPr>
-        <w:t>226 training</w:t>
-      </w:r>
-      <w:r>
-        <w:rPr>
-          <w:rFonts w:ascii="Times New Roman" w:hAnsi="Times New Roman" w:cs="Times New Roman"/>
-        </w:rPr>
-        <w:t xml:space="preserve"> and</w:t>
-      </w:r>
-      <w:r>
-        <w:rPr>
-          <w:rFonts w:ascii="Times New Roman" w:hAnsi="Times New Roman" w:cs="Times New Roman"/>
-        </w:rPr>
-        <w:t xml:space="preserve"> 57 test</w:t>
-      </w:r>
-      <w:r>
-        <w:rPr>
-          <w:rFonts w:ascii="Times New Roman" w:hAnsi="Times New Roman" w:cs="Times New Roman"/>
-        </w:rPr>
-        <w:t xml:space="preserve"> records</w:t>
-      </w:r>
-      <w:r>
-        <w:rPr>
-          <w:rFonts w:ascii="Times New Roman" w:hAnsi="Times New Roman" w:cs="Times New Roman"/>
-        </w:rPr>
         <w:t xml:space="preserve">. </w:t>
-      </w:r>
-      <w:r>
-        <w:rPr>
-          <w:rFonts w:ascii="Times New Roman" w:hAnsi="Times New Roman" w:cs="Times New Roman"/>
-        </w:rPr>
-        <w:t>It is worth mentioning that m</w:t>
-      </w:r>
-      <w:r>
-        <w:rPr>
-          <w:rFonts w:ascii="Times New Roman" w:hAnsi="Times New Roman" w:cs="Times New Roman"/>
-        </w:rPr>
-        <w:t>ixed</w:t>
-      </w:r>
-      <w:r>
-        <w:rPr>
-          <w:rFonts w:ascii="Times New Roman" w:hAnsi="Times New Roman" w:cs="Times New Roman"/>
-        </w:rPr>
-        <w:t xml:space="preserve"> </w:t>
-      </w:r>
-      <w:r>
-        <w:rPr>
-          <w:rFonts w:ascii="Times New Roman" w:hAnsi="Times New Roman" w:cs="Times New Roman"/>
-        </w:rPr>
-        <w:t xml:space="preserve">spacer formulations are chemically </w:t>
-      </w:r>
-      <w:r>
-        <w:rPr>
-          <w:rFonts w:ascii="Times New Roman" w:hAnsi="Times New Roman" w:cs="Times New Roman"/>
-        </w:rPr>
-        <w:t>significant</w:t>
-      </w:r>
-      <w:r>
-        <w:rPr>
-          <w:rFonts w:ascii="Times New Roman" w:hAnsi="Times New Roman" w:cs="Times New Roman"/>
-        </w:rPr>
-        <w:t xml:space="preserve"> as</w:t>
-      </w:r>
-      <w:r>
-        <w:rPr>
-          <w:rFonts w:ascii="Times New Roman" w:hAnsi="Times New Roman" w:cs="Times New Roman"/>
-        </w:rPr>
-        <w:t xml:space="preserve"> the secondary ligand </w:t>
-      </w:r>
-      <w:r>
-        <w:rPr>
-          <w:rFonts w:ascii="Times New Roman" w:hAnsi="Times New Roman" w:cs="Times New Roman"/>
-        </w:rPr>
-        <w:t xml:space="preserve">prominently </w:t>
-      </w:r>
-      <w:r>
-        <w:rPr>
-          <w:rFonts w:ascii="Times New Roman" w:hAnsi="Times New Roman" w:cs="Times New Roman"/>
-        </w:rPr>
-        <w:t>impacts interlayer spacing and can determine which n domains contribute more to</w:t>
-      </w:r>
-      <w:r>
-        <w:rPr>
-          <w:rFonts w:ascii="Times New Roman" w:hAnsi="Times New Roman" w:cs="Times New Roman"/>
-        </w:rPr>
-        <w:t xml:space="preserve"> the </w:t>
-      </w:r>
-      <w:r>
-        <w:rPr>
-          <w:rFonts w:ascii="Times New Roman" w:hAnsi="Times New Roman" w:cs="Times New Roman"/>
-        </w:rPr>
-        <w:t>emission</w:t>
-      </w:r>
-      <w:r>
-        <w:rPr>
-          <w:rFonts w:ascii="Times New Roman" w:hAnsi="Times New Roman" w:cs="Times New Roman"/>
-        </w:rPr>
-        <w:t xml:space="preserve">. </w:t>
-      </w:r>
-      <w:r>
-        <w:rPr>
-          <w:rFonts w:ascii="Times New Roman" w:hAnsi="Times New Roman" w:cs="Times New Roman"/>
-        </w:rPr>
-        <w:t>After</w:t>
-      </w:r>
-      <w:r>
-        <w:rPr>
-          <w:rFonts w:ascii="Times New Roman" w:hAnsi="Times New Roman" w:cs="Times New Roman"/>
-        </w:rPr>
-        <w:t xml:space="preserve"> </w:t>
-      </w:r>
-      <w:r>
-        <w:rPr>
-          <w:rFonts w:ascii="Times New Roman" w:hAnsi="Times New Roman" w:cs="Times New Roman"/>
-        </w:rPr>
-        <w:t>splitting the dataset into a training and a test set, we began feature elimination to prevent the curse of dimensionality using only the training dataset, to</w:t>
-      </w:r>
-      <w:r>
-        <w:rPr>
-          <w:rFonts w:ascii="Times New Roman" w:hAnsi="Times New Roman" w:cs="Times New Roman"/>
-        </w:rPr>
-        <w:t xml:space="preserve"> avoid test data leakage. </w:t>
-      </w:r>
-      <w:r>
-        <w:rPr>
-          <w:rFonts w:ascii="Times New Roman" w:hAnsi="Times New Roman" w:cs="Times New Roman"/>
-        </w:rPr>
-        <w:t xml:space="preserve">Initially, </w:t>
-      </w:r>
-      <w:r>
-        <w:rPr>
-          <w:rFonts w:ascii="Times New Roman" w:hAnsi="Times New Roman" w:cs="Times New Roman"/>
-        </w:rPr>
-        <w:t>a Pairwise Pearson correlation was applied to the training fold</w:t>
-      </w:r>
-      <w:r>
-        <w:rPr>
-          <w:rFonts w:ascii="Times New Roman" w:hAnsi="Times New Roman" w:cs="Times New Roman"/>
-        </w:rPr>
-        <w:t xml:space="preserve"> with </w:t>
-      </w:r>
-      <w:r>
-        <w:rPr>
-          <w:rFonts w:ascii="Times New Roman" w:hAnsi="Times New Roman" w:cs="Times New Roman"/>
-        </w:rPr>
-        <w:t>a Pearson correlation coefficient threshold of 0.9 (|r| &gt; 0.90)</w:t>
-      </w:r>
-      <w:r>
-        <w:rPr>
-          <w:rFonts w:ascii="Times New Roman" w:hAnsi="Times New Roman" w:cs="Times New Roman"/>
-        </w:rPr>
-        <w:t>, and 173 redundant columns were omitted</w:t>
-      </w:r>
-      <w:r>
-        <w:rPr>
-          <w:rFonts w:ascii="Times New Roman" w:hAnsi="Times New Roman" w:cs="Times New Roman"/>
-        </w:rPr>
-        <w:t>, leaving 289 candidates for selection.</w:t>
-      </w:r>
-      <w:r>
-        <w:rPr>
-          <w:rFonts w:ascii="Times New Roman" w:hAnsi="Times New Roman" w:cs="Times New Roman"/>
-        </w:rPr>
-        <w:t xml:space="preserve"> </w:t>
-      </w:r>
-      <w:r>
-        <w:rPr>
-          <w:rFonts w:ascii="Times New Roman" w:hAnsi="Times New Roman" w:cs="Times New Roman"/>
-        </w:rPr>
-        <w:t xml:space="preserve">Starting from 289 </w:t>
-      </w:r>
-      <w:r>
-        <w:rPr>
-          <w:rFonts w:ascii="Times New Roman" w:hAnsi="Times New Roman" w:cs="Times New Roman"/>
-        </w:rPr>
-        <w:t>post-correlation-based</w:t>
-      </w:r>
-      <w:r>
-        <w:rPr>
-          <w:rFonts w:ascii="Times New Roman" w:hAnsi="Times New Roman" w:cs="Times New Roman"/>
-        </w:rPr>
-        <w:t xml:space="preserve"> columns</w:t>
-      </w:r>
-      <w:r>
-        <w:rPr>
-          <w:rFonts w:ascii="Times New Roman" w:hAnsi="Times New Roman" w:cs="Times New Roman"/>
-        </w:rPr>
-        <w:t xml:space="preserve"> elimination</w:t>
-      </w:r>
-      <w:r>
-        <w:rPr>
-          <w:rFonts w:ascii="Times New Roman" w:hAnsi="Times New Roman" w:cs="Times New Roman"/>
-        </w:rPr>
-        <w:t xml:space="preserve">, we applied </w:t>
-      </w:r>
-      <w:r>
-        <w:rPr>
-          <w:rFonts w:ascii="Times New Roman" w:hAnsi="Times New Roman" w:cs="Times New Roman"/>
-          <w:lang w:val="en-IN"/>
-        </w:rPr>
-        <w:t>scikit-</w:t>
-      </w:r>
-      <w:proofErr w:type="spellStart"/>
-      <w:r>
-        <w:rPr>
-          <w:rFonts w:ascii="Times New Roman" w:hAnsi="Times New Roman" w:cs="Times New Roman"/>
-          <w:lang w:val="en-IN"/>
-        </w:rPr>
-        <w:t>learn’s</w:t>
-      </w:r>
-      <w:proofErr w:type="spellEnd"/>
-      <w:r>
-        <w:rPr>
-          <w:rFonts w:ascii="Times New Roman" w:hAnsi="Times New Roman" w:cs="Times New Roman"/>
-          <w:lang w:val="en-IN"/>
-        </w:rPr>
-        <w:t xml:space="preserve"> </w:t>
-      </w:r>
-      <w:r>
-        <w:rPr>
-          <w:rFonts w:ascii="Times New Roman" w:hAnsi="Times New Roman" w:cs="Times New Roman"/>
-          <w:lang w:val="en-IN"/>
-        </w:rPr>
-        <w:t>RFECV</w:t>
-      </w:r>
-      <w:r>
-        <w:rPr>
-          <w:rFonts w:ascii="Times New Roman" w:hAnsi="Times New Roman" w:cs="Times New Roman"/>
-        </w:rPr>
-        <w:t xml:space="preserve"> </w:t>
-      </w:r>
-      <w:r>
-        <w:rPr>
-          <w:rFonts w:ascii="Times New Roman" w:hAnsi="Times New Roman" w:cs="Times New Roman"/>
-        </w:rPr>
-        <w:t xml:space="preserve">and </w:t>
-      </w:r>
-      <w:proofErr w:type="spellStart"/>
-      <w:r>
-        <w:rPr>
-          <w:rFonts w:ascii="Times New Roman" w:hAnsi="Times New Roman" w:cs="Times New Roman"/>
-          <w:lang w:val="en-IN"/>
-        </w:rPr>
-        <w:t>SelectFromModel</w:t>
-      </w:r>
-      <w:proofErr w:type="spellEnd"/>
-      <w:r>
-        <w:rPr>
-          <w:rFonts w:ascii="Times New Roman" w:hAnsi="Times New Roman" w:cs="Times New Roman"/>
-          <w:lang w:val="en-IN"/>
-        </w:rPr>
-        <w:t xml:space="preserve"> </w:t>
-      </w:r>
-      <w:r>
-        <w:rPr>
-          <w:rFonts w:ascii="Times New Roman" w:hAnsi="Times New Roman" w:cs="Times New Roman"/>
-        </w:rPr>
-        <w:t xml:space="preserve">in parallel, each fit on the 226 training </w:t>
-      </w:r>
-      <w:r>
-        <w:rPr>
-          <w:rFonts w:ascii="Times New Roman" w:hAnsi="Times New Roman" w:cs="Times New Roman"/>
-        </w:rPr>
-        <w:t>records</w:t>
-      </w:r>
-      <w:r>
-        <w:rPr>
-          <w:rFonts w:ascii="Times New Roman" w:hAnsi="Times New Roman" w:cs="Times New Roman"/>
-        </w:rPr>
-        <w:t xml:space="preserve">. </w:t>
-      </w:r>
-      <w:r>
-        <w:rPr>
-          <w:rFonts w:ascii="Times New Roman" w:hAnsi="Times New Roman" w:cs="Times New Roman"/>
-          <w:lang w:val="en-IN"/>
-        </w:rPr>
-        <w:t>RFECV</w:t>
-      </w:r>
-      <w:r>
-        <w:rPr>
-          <w:rFonts w:ascii="Times New Roman" w:hAnsi="Times New Roman" w:cs="Times New Roman"/>
-        </w:rPr>
-        <w:t xml:space="preserve"> </w:t>
-      </w:r>
-      <w:r>
-        <w:rPr>
-          <w:rFonts w:ascii="Times New Roman" w:hAnsi="Times New Roman" w:cs="Times New Roman"/>
-          <w:lang w:val="en-IN"/>
-        </w:rPr>
-        <w:t>ran</w:t>
-      </w:r>
-      <w:r>
-        <w:rPr>
-          <w:rFonts w:ascii="Times New Roman" w:hAnsi="Times New Roman" w:cs="Times New Roman"/>
-          <w:lang w:val="en-IN"/>
-        </w:rPr>
-        <w:t xml:space="preserve"> </w:t>
-      </w:r>
-      <w:r>
-        <w:rPr>
-          <w:rFonts w:ascii="Times New Roman" w:hAnsi="Times New Roman" w:cs="Times New Roman"/>
-          <w:lang w:val="en-IN"/>
-        </w:rPr>
-        <w:t xml:space="preserve">a </w:t>
-      </w:r>
-      <w:r>
-        <w:rPr>
-          <w:rFonts w:ascii="Times New Roman" w:hAnsi="Times New Roman" w:cs="Times New Roman"/>
-          <w:lang w:val="en-IN"/>
-        </w:rPr>
-        <w:t>random forest regressor (</w:t>
-      </w:r>
-      <w:proofErr w:type="spellStart"/>
-      <w:r>
-        <w:rPr>
-          <w:rFonts w:ascii="Times New Roman" w:hAnsi="Times New Roman" w:cs="Times New Roman"/>
-          <w:lang w:val="en-IN"/>
-        </w:rPr>
-        <w:t>max_depth</w:t>
-      </w:r>
-      <w:proofErr w:type="spellEnd"/>
-      <w:r>
-        <w:rPr>
-          <w:rFonts w:ascii="Times New Roman" w:hAnsi="Times New Roman" w:cs="Times New Roman"/>
-          <w:lang w:val="en-IN"/>
-        </w:rPr>
-        <w:t xml:space="preserve"> = 5, </w:t>
-      </w:r>
-      <w:proofErr w:type="spellStart"/>
-      <w:r>
-        <w:rPr>
-          <w:rFonts w:ascii="Times New Roman" w:hAnsi="Times New Roman" w:cs="Times New Roman"/>
-          <w:lang w:val="en-IN"/>
-        </w:rPr>
-        <w:t>min_samples_leaf</w:t>
-      </w:r>
-      <w:proofErr w:type="spellEnd"/>
-      <w:r>
-        <w:rPr>
-          <w:rFonts w:ascii="Times New Roman" w:hAnsi="Times New Roman" w:cs="Times New Roman"/>
-          <w:lang w:val="en-IN"/>
-        </w:rPr>
-        <w:t xml:space="preserve"> = 6) with 5-fold</w:t>
-      </w:r>
-      <w:r>
-        <w:rPr>
-          <w:rFonts w:ascii="Times New Roman" w:hAnsi="Times New Roman" w:cs="Times New Roman"/>
-          <w:lang w:val="en-IN"/>
-        </w:rPr>
-        <w:t xml:space="preserve"> stratified cross-validation. </w:t>
       </w:r>
       <w:r>
         <w:rPr>
@@ -5822,60 +5691,67 @@
           <w:rFonts w:ascii="Times New Roman" w:hAnsi="Times New Roman" w:cs="Times New Roman"/>
           <w:lang w:val="en-IN"/>
         </w:rPr>
-        <w:t xml:space="preserve"> shows </w:t>
+        <w:t xml:space="preserve"> </w:t>
       </w:r>
       <w:r>
         <w:rPr>
           <w:rFonts w:ascii="Times New Roman" w:hAnsi="Times New Roman" w:cs="Times New Roman"/>
           <w:lang w:val="en-IN"/>
         </w:rPr>
-        <w:t xml:space="preserve">that </w:t>
+        <w:t>indicates that 31 of 289 features are optimal, as additional features no longer improve</w:t>
       </w:r>
       <w:r>
         <w:rPr>
           <w:rFonts w:ascii="Times New Roman" w:hAnsi="Times New Roman" w:cs="Times New Roman"/>
           <w:lang w:val="en-IN"/>
         </w:rPr>
-        <w:t xml:space="preserve">31 </w:t>
+        <w:t xml:space="preserve"> cross-validation.</w:t>
+      </w:r>
+      <w:r>
+        <w:rPr>
+          <w:rFonts w:ascii="Times New Roman" w:hAnsi="Times New Roman" w:cs="Times New Roman"/>
+        </w:rPr>
+        <w:t xml:space="preserve"> </w:t>
       </w:r>
       <w:r>
         <w:rPr>
           <w:rFonts w:ascii="Times New Roman" w:hAnsi="Times New Roman" w:cs="Times New Roman"/>
           <w:lang w:val="en-IN"/>
         </w:rPr>
-        <w:t>of 289 features are optimal, as additional features</w:t>
+        <w:t>The correlation h</w:t>
       </w:r>
       <w:r>
         <w:rPr>
           <w:rFonts w:ascii="Times New Roman" w:hAnsi="Times New Roman" w:cs="Times New Roman"/>
           <w:lang w:val="en-IN"/>
         </w:rPr>
-        <w:t xml:space="preserve"> stop</w:t>
+        <w:t>eatmap</w:t>
       </w:r>
       <w:r>
         <w:rPr>
           <w:rFonts w:ascii="Times New Roman" w:hAnsi="Times New Roman" w:cs="Times New Roman"/>
           <w:lang w:val="en-IN"/>
         </w:rPr>
-        <w:t>ped</w:t>
+        <w:t xml:space="preserve"> and the feature </w:t>
       </w:r>
       <w:r>
         <w:rPr>
           <w:rFonts w:ascii="Times New Roman" w:hAnsi="Times New Roman" w:cs="Times New Roman"/>
           <w:lang w:val="en-IN"/>
         </w:rPr>
-        <w:t xml:space="preserve"> improving</w:t>
+        <w:t>importance scores</w:t>
       </w:r>
       <w:r>
         <w:rPr>
           <w:rFonts w:ascii="Times New Roman" w:hAnsi="Times New Roman" w:cs="Times New Roman"/>
           <w:lang w:val="en-IN"/>
         </w:rPr>
-        <w:t xml:space="preserve"> cross-validation.</w:t>
-      </w:r>
-      <w:r>
-        <w:rPr>
-          <w:rFonts w:ascii="Times New Roman" w:hAnsi="Times New Roman" w:cs="Times New Roman"/>
+        <w:t xml:space="preserve"> for the 31 features are shown in Figure</w:t>
+      </w:r>
+      <w:r>
+        <w:rPr>
+          <w:rFonts w:ascii="Times New Roman" w:hAnsi="Times New Roman" w:cs="Times New Roman"/>
+          <w:lang w:val="en-IN"/>
         </w:rPr>
         <w:t xml:space="preserve"> </w:t>
       </w:r>
@@ -5884,90 +5760,56 @@
           <w:rFonts w:ascii="Times New Roman" w:hAnsi="Times New Roman" w:cs="Times New Roman"/>
           <w:lang w:val="en-IN"/>
         </w:rPr>
-        <w:t>The correlation h</w:t>
+        <w:t xml:space="preserve">2.  </w:t>
+      </w:r>
+      <w:r>
+        <w:rPr>
+          <w:rFonts w:ascii="Times New Roman" w:hAnsi="Times New Roman" w:cs="Times New Roman"/>
+        </w:rPr>
+        <w:t xml:space="preserve">On the other hand, the </w:t>
+      </w:r>
+      <w:proofErr w:type="spellStart"/>
+      <w:r>
+        <w:rPr>
+          <w:rFonts w:ascii="Times New Roman" w:hAnsi="Times New Roman" w:cs="Times New Roman"/>
+        </w:rPr>
+        <w:t>SelectFromModel</w:t>
+      </w:r>
+      <w:proofErr w:type="spellEnd"/>
+      <w:r>
+        <w:rPr>
+          <w:rFonts w:ascii="Times New Roman" w:hAnsi="Times New Roman" w:cs="Times New Roman"/>
+        </w:rPr>
+        <w:t xml:space="preserve"> approach works</w:t>
       </w:r>
       <w:r>
         <w:rPr>
           <w:rFonts w:ascii="Times New Roman" w:hAnsi="Times New Roman" w:cs="Times New Roman"/>
           <w:lang w:val="en-IN"/>
         </w:rPr>
-        <w:t>eatmap</w:t>
+        <w:t xml:space="preserve"> differently</w:t>
       </w:r>
       <w:r>
         <w:rPr>
           <w:rFonts w:ascii="Times New Roman" w:hAnsi="Times New Roman" w:cs="Times New Roman"/>
           <w:lang w:val="en-IN"/>
         </w:rPr>
-        <w:t xml:space="preserve"> and the feature </w:t>
+        <w:t xml:space="preserve">. </w:t>
       </w:r>
       <w:r>
         <w:rPr>
           <w:rFonts w:ascii="Times New Roman" w:hAnsi="Times New Roman" w:cs="Times New Roman"/>
           <w:lang w:val="en-IN"/>
         </w:rPr>
-        <w:t>importance scores</w:t>
+        <w:t xml:space="preserve">In this, a single random forest with threshold='mean' was fit on all 289 features, which means it keeps only </w:t>
       </w:r>
       <w:r>
         <w:rPr>
           <w:rFonts w:ascii="Times New Roman" w:hAnsi="Times New Roman" w:cs="Times New Roman"/>
           <w:lang w:val="en-IN"/>
         </w:rPr>
-        <w:t xml:space="preserve"> for the 31 features are shown in Figure</w:t>
-      </w:r>
-      <w:r>
-        <w:rPr>
-          <w:rFonts w:ascii="Times New Roman" w:hAnsi="Times New Roman" w:cs="Times New Roman"/>
-          <w:lang w:val="en-IN"/>
-        </w:rPr>
-        <w:t xml:space="preserve"> </w:t>
-      </w:r>
-      <w:r>
-        <w:rPr>
-          <w:rFonts w:ascii="Times New Roman" w:hAnsi="Times New Roman" w:cs="Times New Roman"/>
-          <w:lang w:val="en-IN"/>
-        </w:rPr>
-        <w:t xml:space="preserve">2.  </w:t>
-      </w:r>
-      <w:r>
-        <w:rPr>
-          <w:rFonts w:ascii="Times New Roman" w:hAnsi="Times New Roman" w:cs="Times New Roman"/>
-        </w:rPr>
-        <w:t xml:space="preserve">On the other hand, the </w:t>
-      </w:r>
-      <w:proofErr w:type="spellStart"/>
-      <w:r>
-        <w:rPr>
-          <w:rFonts w:ascii="Times New Roman" w:hAnsi="Times New Roman" w:cs="Times New Roman"/>
-        </w:rPr>
-        <w:t>SelectFromModel</w:t>
-      </w:r>
-      <w:proofErr w:type="spellEnd"/>
-      <w:r>
-        <w:rPr>
-          <w:rFonts w:ascii="Times New Roman" w:hAnsi="Times New Roman" w:cs="Times New Roman"/>
-        </w:rPr>
-        <w:t xml:space="preserve"> approach works</w:t>
-      </w:r>
-      <w:r>
-        <w:rPr>
-          <w:rFonts w:ascii="Times New Roman" w:hAnsi="Times New Roman" w:cs="Times New Roman"/>
-          <w:lang w:val="en-IN"/>
-        </w:rPr>
-        <w:t xml:space="preserve"> differently</w:t>
-      </w:r>
-      <w:r>
-        <w:rPr>
-          <w:rFonts w:ascii="Times New Roman" w:hAnsi="Times New Roman" w:cs="Times New Roman"/>
-          <w:lang w:val="en-IN"/>
-        </w:rPr>
-        <w:t xml:space="preserve">. </w:t>
-      </w:r>
-      <w:r>
-        <w:rPr>
-          <w:rFonts w:ascii="Times New Roman" w:hAnsi="Times New Roman" w:cs="Times New Roman"/>
-          <w:lang w:val="en-IN"/>
-        </w:rPr>
-        <w:t>In this, a single random forest with threshold='mean' was fit on all 289 features, which means it keeps only descriptors whose impurity-based</w:t>
+        <w:lastRenderedPageBreak/>
+        <w:t>descriptors whose impurity-based</w:t>
       </w:r>
       <w:r>
         <w:rPr>
@@ -6073,7 +5915,6 @@
         <w:rPr>
           <w:noProof/>
         </w:rPr>
-        <w:lastRenderedPageBreak/>
         <w:drawing>
           <wp:inline distT="0" distB="0" distL="0" distR="0" wp14:anchorId="54A6E313" wp14:editId="3DED18B5">
             <wp:extent cx="6400291" cy="2589520"/>
@@ -6646,7 +6487,14 @@
         <w:rPr>
           <w:rFonts w:ascii="Times New Roman" w:hAnsi="Times New Roman" w:cs="Times New Roman"/>
         </w:rPr>
-        <w:t xml:space="preserve"> matrix, SVR and GPR </w:t>
+        <w:t xml:space="preserve"> matrix, SVR and </w:t>
+      </w:r>
+      <w:r>
+        <w:rPr>
+          <w:rFonts w:ascii="Times New Roman" w:hAnsi="Times New Roman" w:cs="Times New Roman"/>
+        </w:rPr>
+        <w:lastRenderedPageBreak/>
+        <w:t xml:space="preserve">GPR </w:t>
       </w:r>
       <w:r>
         <w:rPr>
@@ -6840,14 +6688,7 @@
         <w:rPr>
           <w:rFonts w:ascii="Times New Roman" w:hAnsi="Times New Roman" w:cs="Times New Roman"/>
         </w:rPr>
-        <w:t xml:space="preserve">the reported photon energy, </w:t>
-      </w:r>
-      <w:r>
-        <w:rPr>
-          <w:rFonts w:ascii="Times New Roman" w:hAnsi="Times New Roman" w:cs="Times New Roman"/>
-        </w:rPr>
-        <w:lastRenderedPageBreak/>
-        <w:t xml:space="preserve">Ê is the predicted photon energy by the model, and Ē is the </w:t>
+        <w:t xml:space="preserve">the reported photon energy, Ê is the predicted photon energy by the model, and Ē is the </w:t>
       </w:r>
       <w:r>
         <w:rPr>
@@ -7866,6 +7707,7 @@
               <w:rPr>
                 <w:rFonts w:ascii="Times New Roman" w:hAnsi="Times New Roman" w:cs="Times New Roman"/>
               </w:rPr>
+              <w:lastRenderedPageBreak/>
               <w:t>SelectFromModel</w:t>
             </w:r>
             <w:proofErr w:type="spellEnd"/>
@@ -8125,7 +7967,6 @@
               <w:rPr>
                 <w:rFonts w:ascii="Times New Roman" w:hAnsi="Times New Roman" w:cs="Times New Roman"/>
               </w:rPr>
-              <w:lastRenderedPageBreak/>
               <w:t>RFECV</w:t>
             </w:r>
           </w:p>
@@ -8801,7 +8642,13 @@
         <w:rPr>
           <w:rFonts w:ascii="Times New Roman" w:hAnsi="Times New Roman" w:cs="Times New Roman"/>
         </w:rPr>
-        <w:t>Q2DPes</w:t>
+        <w:t>quasi</w:t>
+      </w:r>
+      <w:r>
+        <w:rPr>
+          <w:rFonts w:ascii="Times New Roman" w:hAnsi="Times New Roman" w:cs="Times New Roman"/>
+        </w:rPr>
+        <w:t>-2D MHPs</w:t>
       </w:r>
       <w:r>
         <w:rPr>
@@ -9031,7 +8878,14 @@
         <w:rPr>
           <w:rFonts w:ascii="Times New Roman" w:hAnsi="Times New Roman" w:cs="Times New Roman"/>
         </w:rPr>
-        <w:t>the extent of diversity hidden in the A-site cation data in the prepared dataset</w:t>
+        <w:t xml:space="preserve">the extent of diversity </w:t>
+      </w:r>
+      <w:r>
+        <w:rPr>
+          <w:rFonts w:ascii="Times New Roman" w:hAnsi="Times New Roman" w:cs="Times New Roman"/>
+        </w:rPr>
+        <w:lastRenderedPageBreak/>
+        <w:t>hidden in the A-site cation data in the prepared dataset</w:t>
       </w:r>
       <w:r>
         <w:rPr>
@@ -9099,14 +8953,7 @@
         <w:rPr>
           <w:rFonts w:ascii="Times New Roman" w:hAnsi="Times New Roman" w:cs="Times New Roman"/>
         </w:rPr>
-        <w:t xml:space="preserve"> kinetics, which in </w:t>
-      </w:r>
-      <w:r>
-        <w:rPr>
-          <w:rFonts w:ascii="Times New Roman" w:hAnsi="Times New Roman" w:cs="Times New Roman"/>
-        </w:rPr>
-        <w:lastRenderedPageBreak/>
-        <w:t xml:space="preserve">turn changes </w:t>
+        <w:t xml:space="preserve"> kinetics, which in turn changes </w:t>
       </w:r>
       <w:proofErr w:type="spellStart"/>
       <w:r>
@@ -9295,13 +9142,19 @@
         <w:rPr>
           <w:rFonts w:ascii="Times New Roman" w:hAnsi="Times New Roman" w:cs="Times New Roman"/>
         </w:rPr>
+        <w:t xml:space="preserve"> a</w:t>
+      </w:r>
+      <w:r>
+        <w:rPr>
+          <w:rFonts w:ascii="Times New Roman" w:hAnsi="Times New Roman" w:cs="Times New Roman"/>
+        </w:rPr>
         <w:t xml:space="preserve"> few more features to the list</w:t>
       </w:r>
       <w:r>
         <w:rPr>
           <w:rFonts w:ascii="Times New Roman" w:hAnsi="Times New Roman" w:cs="Times New Roman"/>
         </w:rPr>
-        <w:t xml:space="preserve">, among others, </w:t>
+        <w:t xml:space="preserve">, </w:t>
       </w:r>
       <w:r>
         <w:rPr>
@@ -9744,7 +9597,14 @@
         <w:rPr>
           <w:rFonts w:ascii="Times New Roman" w:hAnsi="Times New Roman" w:cs="Times New Roman"/>
         </w:rPr>
-        <w:t xml:space="preserve"> pushes the prediction to </w:t>
+        <w:t xml:space="preserve"> pushes the </w:t>
+      </w:r>
+      <w:r>
+        <w:rPr>
+          <w:rFonts w:ascii="Times New Roman" w:hAnsi="Times New Roman" w:cs="Times New Roman"/>
+        </w:rPr>
+        <w:lastRenderedPageBreak/>
+        <w:t xml:space="preserve">prediction to </w:t>
       </w:r>
       <w:r>
         <w:rPr>
@@ -9997,7 +9857,6 @@
         <w:rPr>
           <w:rFonts w:ascii="Times New Roman" w:hAnsi="Times New Roman" w:cs="Times New Roman"/>
         </w:rPr>
-        <w:lastRenderedPageBreak/>
         <w:t>samples</w:t>
       </w:r>
       <w:r>
@@ -10063,19 +9922,13 @@
         <w:rPr>
           <w:rFonts w:ascii="Times New Roman" w:hAnsi="Times New Roman" w:cs="Times New Roman"/>
         </w:rPr>
-        <w:t>We have prepared Table 2, linking these</w:t>
-      </w:r>
-      <w:r>
-        <w:rPr>
-          <w:rFonts w:ascii="Times New Roman" w:hAnsi="Times New Roman" w:cs="Times New Roman"/>
-        </w:rPr>
-        <w:t xml:space="preserve"> numerical rankings to </w:t>
-      </w:r>
-      <w:r>
-        <w:rPr>
-          <w:rFonts w:ascii="Times New Roman" w:hAnsi="Times New Roman" w:cs="Times New Roman"/>
-        </w:rPr>
-        <w:t xml:space="preserve">Q2DPes </w:t>
+        <w:t xml:space="preserve">We have prepared Table 2, </w:t>
+      </w:r>
+      <w:r>
+        <w:rPr>
+          <w:rFonts w:ascii="Times New Roman" w:hAnsi="Times New Roman" w:cs="Times New Roman"/>
+        </w:rPr>
+        <w:t xml:space="preserve">which links these numerical rankings to the </w:t>
       </w:r>
       <w:proofErr w:type="spellStart"/>
       <w:r>
@@ -10085,6 +9938,12 @@
         <w:t>photophysics</w:t>
       </w:r>
       <w:proofErr w:type="spellEnd"/>
+      <w:r>
+        <w:rPr>
+          <w:rFonts w:ascii="Times New Roman" w:hAnsi="Times New Roman" w:cs="Times New Roman"/>
+        </w:rPr>
+        <w:t xml:space="preserve"> of quasi-2D MHPs</w:t>
+      </w:r>
       <w:r>
         <w:rPr>
           <w:rFonts w:ascii="Times New Roman" w:hAnsi="Times New Roman" w:cs="Times New Roman"/>
@@ -10256,6 +10115,7 @@
           <w:b/>
           <w:bCs/>
         </w:rPr>
+        <w:lastRenderedPageBreak/>
         <w:t>Table 2.</w:t>
       </w:r>
       <w:r>
@@ -10422,7 +10282,6 @@
               <w:rPr>
                 <w:rFonts w:ascii="Times New Roman" w:hAnsi="Times New Roman" w:cs="Times New Roman"/>
               </w:rPr>
-              <w:lastRenderedPageBreak/>
               <w:t>Rank</w:t>
             </w:r>
           </w:p>
@@ -10724,7 +10583,7 @@
               <w:rPr>
                 <w:rFonts w:ascii="Times New Roman" w:hAnsi="Times New Roman" w:cs="Times New Roman"/>
               </w:rPr>
-              <w:t xml:space="preserve">Inorganic Br raises the lead-halide bandgap and </w:t>
+              <w:t xml:space="preserve">Inorganic Br raises the bandgap and </w:t>
             </w:r>
             <w:proofErr w:type="spellStart"/>
             <w:r>
@@ -10738,28 +10597,32 @@
               <w:rPr>
                 <w:rFonts w:ascii="Times New Roman" w:hAnsi="Times New Roman" w:cs="Times New Roman"/>
               </w:rPr>
-              <w:t xml:space="preserve"> wider-gap, more confined wells</w:t>
-            </w:r>
-            <w:r>
-              <w:rPr>
-                <w:rFonts w:ascii="Times New Roman" w:hAnsi="Times New Roman" w:cs="Times New Roman"/>
-              </w:rPr>
-              <w:t>, thereby dominating the</w:t>
-            </w:r>
-            <w:r>
-              <w:rPr>
-                <w:rFonts w:ascii="Times New Roman" w:hAnsi="Times New Roman" w:cs="Times New Roman"/>
-              </w:rPr>
-              <w:t xml:space="preserve"> average emission </w:t>
-            </w:r>
-            <w:proofErr w:type="spellStart"/>
-            <w:r>
-              <w:rPr>
-                <w:rFonts w:ascii="Times New Roman" w:hAnsi="Times New Roman" w:cs="Times New Roman"/>
-              </w:rPr>
-              <w:t>colour</w:t>
-            </w:r>
-            <w:proofErr w:type="spellEnd"/>
+              <w:t xml:space="preserve"> wider-gap</w:t>
+            </w:r>
+            <w:r>
+              <w:rPr>
+                <w:rFonts w:ascii="Times New Roman" w:hAnsi="Times New Roman" w:cs="Times New Roman"/>
+              </w:rPr>
+              <w:t xml:space="preserve"> </w:t>
+            </w:r>
+            <w:r>
+              <w:rPr>
+                <w:rFonts w:ascii="Times New Roman" w:hAnsi="Times New Roman" w:cs="Times New Roman"/>
+              </w:rPr>
+              <w:t>relative to iodide-only</w:t>
+            </w:r>
+            <w:r>
+              <w:rPr>
+                <w:rFonts w:ascii="Times New Roman" w:hAnsi="Times New Roman" w:cs="Times New Roman"/>
+              </w:rPr>
+              <w:t xml:space="preserve"> </w:t>
+            </w:r>
+            <w:r>
+              <w:rPr>
+                <w:rFonts w:ascii="Times New Roman" w:hAnsi="Times New Roman" w:cs="Times New Roman"/>
+              </w:rPr>
+              <w:t>compositions</w:t>
+            </w:r>
             <w:r>
               <w:rPr>
                 <w:rFonts w:ascii="Times New Roman" w:hAnsi="Times New Roman" w:cs="Times New Roman"/>
@@ -10910,16 +10773,26 @@
               <w:rPr>
                 <w:rFonts w:ascii="Times New Roman" w:hAnsi="Times New Roman" w:cs="Times New Roman"/>
               </w:rPr>
-              <w:t xml:space="preserve">Bromide on the primary ammonium spacer increases halide incorporation on the organic site and blue-shifts the emitting manifold relative to iodide-only </w:t>
-            </w:r>
-            <w:proofErr w:type="spellStart"/>
-            <w:r>
-              <w:rPr>
-                <w:rFonts w:ascii="Times New Roman" w:hAnsi="Times New Roman" w:cs="Times New Roman"/>
-              </w:rPr>
-              <w:t>compostions</w:t>
-            </w:r>
-            <w:proofErr w:type="spellEnd"/>
+              <w:t>Bromide on the primary ammonium spacer increases halide incorporation on the organic site and blue-shifts</w:t>
+            </w:r>
+            <w:r>
+              <w:rPr>
+                <w:rFonts w:ascii="Times New Roman" w:hAnsi="Times New Roman" w:cs="Times New Roman"/>
+              </w:rPr>
+              <w:t xml:space="preserve"> the emission</w:t>
+            </w:r>
+            <w:r>
+              <w:rPr>
+                <w:rFonts w:ascii="Times New Roman" w:hAnsi="Times New Roman" w:cs="Times New Roman"/>
+              </w:rPr>
+              <w:t xml:space="preserve"> relative to iodide-only </w:t>
+            </w:r>
+            <w:r>
+              <w:rPr>
+                <w:rFonts w:ascii="Times New Roman" w:hAnsi="Times New Roman" w:cs="Times New Roman"/>
+              </w:rPr>
+              <w:t>compositions</w:t>
+            </w:r>
             <w:r>
               <w:rPr>
                 <w:rFonts w:ascii="Times New Roman" w:hAnsi="Times New Roman" w:cs="Times New Roman"/>
@@ -11068,13 +10941,31 @@
               <w:rPr>
                 <w:rFonts w:ascii="Times New Roman" w:hAnsi="Times New Roman" w:cs="Times New Roman"/>
               </w:rPr>
-              <w:t xml:space="preserve">Formamidinium iodide fraction enriches iodide character and lowers the effective gap—consistent with red-shifted </w:t>
-            </w:r>
-            <w:r>
-              <w:rPr>
-                <w:rFonts w:ascii="Times New Roman" w:hAnsi="Times New Roman" w:cs="Times New Roman"/>
-              </w:rPr>
-              <w:t xml:space="preserve">Q2DPe </w:t>
+              <w:t>Formamidinium iodide fraction enriches iodide character and lowers the effective gap</w:t>
+            </w:r>
+            <w:r>
+              <w:rPr>
+                <w:rFonts w:ascii="Times New Roman" w:hAnsi="Times New Roman" w:cs="Times New Roman"/>
+              </w:rPr>
+              <w:t xml:space="preserve">, </w:t>
+            </w:r>
+            <w:r>
+              <w:rPr>
+                <w:rFonts w:ascii="Times New Roman" w:hAnsi="Times New Roman" w:cs="Times New Roman"/>
+              </w:rPr>
+              <w:t xml:space="preserve">consistent with red-shifted </w:t>
+            </w:r>
+            <w:r>
+              <w:rPr>
+                <w:rFonts w:ascii="Times New Roman" w:hAnsi="Times New Roman" w:cs="Times New Roman"/>
+              </w:rPr>
+              <w:t>quasi-2D MHPs</w:t>
+            </w:r>
+            <w:r>
+              <w:rPr>
+                <w:rFonts w:ascii="Times New Roman" w:hAnsi="Times New Roman" w:cs="Times New Roman"/>
+              </w:rPr>
+              <w:t xml:space="preserve"> </w:t>
             </w:r>
             <w:r>
               <w:rPr>
@@ -11279,6 +11170,12 @@
               <w:rPr>
                 <w:rFonts w:ascii="Times New Roman" w:hAnsi="Times New Roman" w:cs="Times New Roman"/>
               </w:rPr>
+              <w:t xml:space="preserve">the </w:t>
+            </w:r>
+            <w:r>
+              <w:rPr>
+                <w:rFonts w:ascii="Times New Roman" w:hAnsi="Times New Roman" w:cs="Times New Roman"/>
+              </w:rPr>
               <w:t>collected dataset</w:t>
             </w:r>
             <w:r>
@@ -11427,11 +11324,37 @@
                 <w:rFonts w:ascii="Times New Roman" w:hAnsi="Times New Roman" w:cs="Times New Roman"/>
               </w:rPr>
             </w:pPr>
-            <w:r>
-              <w:rPr>
-                <w:rFonts w:ascii="Times New Roman" w:hAnsi="Times New Roman" w:cs="Times New Roman"/>
-              </w:rPr>
-              <w:t>Cesium iodide supply biases films toward iodide-rich, lower-gap character relative to all-bromide precursor sets.</w:t>
+            <w:proofErr w:type="spellStart"/>
+            <w:r>
+              <w:rPr>
+                <w:rFonts w:ascii="Times New Roman" w:hAnsi="Times New Roman" w:cs="Times New Roman"/>
+              </w:rPr>
+              <w:t>Caesium</w:t>
+            </w:r>
+            <w:proofErr w:type="spellEnd"/>
+            <w:r>
+              <w:rPr>
+                <w:rFonts w:ascii="Times New Roman" w:hAnsi="Times New Roman" w:cs="Times New Roman"/>
+              </w:rPr>
+              <w:t xml:space="preserve"> iodide makes the quasi-2D MHPs iodide-rich</w:t>
+            </w:r>
+            <w:r>
+              <w:rPr>
+                <w:rFonts w:ascii="Times New Roman" w:hAnsi="Times New Roman" w:cs="Times New Roman"/>
+              </w:rPr>
+              <w:t>;</w:t>
+            </w:r>
+            <w:r>
+              <w:rPr>
+                <w:rFonts w:ascii="Times New Roman" w:hAnsi="Times New Roman" w:cs="Times New Roman"/>
+              </w:rPr>
+              <w:t xml:space="preserve"> a lower gap is expected in comparison to </w:t>
+            </w:r>
+            <w:r>
+              <w:rPr>
+                <w:rFonts w:ascii="Times New Roman" w:hAnsi="Times New Roman" w:cs="Times New Roman"/>
+              </w:rPr>
+              <w:t>bromide precursor sets.</w:t>
             </w:r>
           </w:p>
         </w:tc>
@@ -11586,7 +11509,26 @@
               <w:rPr>
                 <w:rFonts w:ascii="Times New Roman" w:hAnsi="Times New Roman" w:cs="Times New Roman"/>
               </w:rPr>
-              <w:t xml:space="preserve">Chloride in the inorganic precursor raises chemical potential for wide-gap domains and correlates with higher reported </w:t>
+              <w:t xml:space="preserve">Chloride in the inorganic precursor </w:t>
+            </w:r>
+            <w:r>
+              <w:rPr>
+                <w:rFonts w:ascii="Times New Roman" w:hAnsi="Times New Roman" w:cs="Times New Roman"/>
+              </w:rPr>
+              <w:t xml:space="preserve">increases the chemical potential </w:t>
+            </w:r>
+            <w:r>
+              <w:rPr>
+                <w:rFonts w:ascii="Times New Roman" w:hAnsi="Times New Roman" w:cs="Times New Roman"/>
+              </w:rPr>
+              <w:t xml:space="preserve">and </w:t>
+            </w:r>
+            <w:r>
+              <w:rPr>
+                <w:rFonts w:ascii="Times New Roman" w:hAnsi="Times New Roman" w:cs="Times New Roman"/>
+              </w:rPr>
+              <w:lastRenderedPageBreak/>
+              <w:t xml:space="preserve">correlates with higher reported </w:t>
             </w:r>
             <w:r>
               <w:rPr>
@@ -11766,7 +11708,25 @@
               <w:rPr>
                 <w:rFonts w:ascii="Times New Roman" w:hAnsi="Times New Roman" w:cs="Times New Roman"/>
               </w:rPr>
-              <w:t xml:space="preserve"> state—proxy for heteroatom-rich headgroups that alter hydrogen bonding and interlayer spacing at the interface.</w:t>
+              <w:t xml:space="preserve"> state</w:t>
+            </w:r>
+            <w:r>
+              <w:rPr>
+                <w:rFonts w:ascii="Times New Roman" w:hAnsi="Times New Roman" w:cs="Times New Roman"/>
+              </w:rPr>
+              <w:t xml:space="preserve"> is </w:t>
+            </w:r>
+            <w:r>
+              <w:rPr>
+                <w:rFonts w:ascii="Times New Roman" w:hAnsi="Times New Roman" w:cs="Times New Roman"/>
+              </w:rPr>
+              <w:t xml:space="preserve">a </w:t>
+            </w:r>
+            <w:r>
+              <w:rPr>
+                <w:rFonts w:ascii="Times New Roman" w:hAnsi="Times New Roman" w:cs="Times New Roman"/>
+              </w:rPr>
+              <w:t>proxy for heteroatom-rich headgroups that alter hydrogen bonding and interlayer spacing at the interface.</w:t>
             </w:r>
           </w:p>
         </w:tc>
@@ -11894,7 +11854,31 @@
               <w:rPr>
                 <w:rFonts w:ascii="Times New Roman" w:hAnsi="Times New Roman" w:cs="Times New Roman"/>
               </w:rPr>
-              <w:t xml:space="preserve"> fraction modulates A-site/halide balance; weaker monotonic trend because Cs appears with mixed halides across papers.</w:t>
+              <w:t xml:space="preserve"> fraction modulates A-site/halide balance; weaker monotonic trend because Cs appears with mixed halides</w:t>
+            </w:r>
+            <w:r>
+              <w:rPr>
+                <w:rFonts w:ascii="Times New Roman" w:hAnsi="Times New Roman" w:cs="Times New Roman"/>
+              </w:rPr>
+              <w:t xml:space="preserve"> in</w:t>
+            </w:r>
+            <w:r>
+              <w:rPr>
+                <w:rFonts w:ascii="Times New Roman" w:hAnsi="Times New Roman" w:cs="Times New Roman"/>
+              </w:rPr>
+              <w:t xml:space="preserve"> </w:t>
+            </w:r>
+            <w:r>
+              <w:rPr>
+                <w:rFonts w:ascii="Times New Roman" w:hAnsi="Times New Roman" w:cs="Times New Roman"/>
+              </w:rPr>
+              <w:t>data</w:t>
+            </w:r>
+            <w:r>
+              <w:rPr>
+                <w:rFonts w:ascii="Times New Roman" w:hAnsi="Times New Roman" w:cs="Times New Roman"/>
+              </w:rPr>
+              <w:t>.</w:t>
             </w:r>
           </w:p>
         </w:tc>
@@ -12026,13 +12010,7 @@
               <w:rPr>
                 <w:rFonts w:ascii="Times New Roman" w:hAnsi="Times New Roman" w:cs="Times New Roman"/>
               </w:rPr>
-              <w:t xml:space="preserve"> and phase distribution; it survives selection because the </w:t>
-            </w:r>
-            <w:r>
-              <w:rPr>
-                <w:rFonts w:ascii="Times New Roman" w:hAnsi="Times New Roman" w:cs="Times New Roman"/>
-              </w:rPr>
-              <w:t>solvent is consistently reported.</w:t>
+              <w:t xml:space="preserve"> and phase distribution</w:t>
             </w:r>
           </w:p>
         </w:tc>
@@ -12068,14 +12046,64 @@
                 <w:rFonts w:ascii="Times New Roman" w:hAnsi="Times New Roman" w:cs="Times New Roman"/>
               </w:rPr>
             </w:pPr>
+            <w:proofErr w:type="spellStart"/>
             <w:r>
               <w:rPr>
                 <w:rStyle w:val="VerbatimChar"/>
                 <w:rFonts w:ascii="Times New Roman" w:hAnsi="Times New Roman" w:cs="Times New Roman"/>
                 <w:sz w:val="24"/>
               </w:rPr>
-              <w:t>SPACER_TO_PB_RATIO</w:t>
-            </w:r>
+              <w:t>SPACER</w:t>
+            </w:r>
+            <w:r>
+              <w:rPr>
+                <w:rStyle w:val="VerbatimChar"/>
+                <w:rFonts w:ascii="Times New Roman" w:hAnsi="Times New Roman" w:cs="Times New Roman"/>
+                <w:sz w:val="24"/>
+              </w:rPr>
+              <w:t>_</w:t>
+            </w:r>
+            <w:r>
+              <w:rPr>
+                <w:rStyle w:val="VerbatimChar"/>
+                <w:rFonts w:ascii="Times New Roman" w:hAnsi="Times New Roman" w:cs="Times New Roman"/>
+                <w:sz w:val="24"/>
+              </w:rPr>
+              <w:t>TO</w:t>
+            </w:r>
+            <w:r>
+              <w:rPr>
+                <w:rStyle w:val="VerbatimChar"/>
+                <w:rFonts w:ascii="Times New Roman" w:hAnsi="Times New Roman" w:cs="Times New Roman"/>
+                <w:sz w:val="24"/>
+              </w:rPr>
+              <w:t>_</w:t>
+            </w:r>
+            <w:r>
+              <w:rPr>
+                <w:rStyle w:val="VerbatimChar"/>
+                <w:rFonts w:ascii="Times New Roman" w:hAnsi="Times New Roman" w:cs="Times New Roman"/>
+                <w:sz w:val="24"/>
+              </w:rPr>
+              <w:t>P</w:t>
+            </w:r>
+            <w:r>
+              <w:rPr>
+                <w:rStyle w:val="VerbatimChar"/>
+                <w:rFonts w:ascii="Times New Roman" w:hAnsi="Times New Roman" w:cs="Times New Roman"/>
+                <w:sz w:val="24"/>
+              </w:rPr>
+              <w:t>b</w:t>
+            </w:r>
+            <w:r>
+              <w:rPr>
+                <w:rStyle w:val="VerbatimChar"/>
+                <w:rFonts w:ascii="Times New Roman" w:hAnsi="Times New Roman" w:cs="Times New Roman"/>
+                <w:sz w:val="24"/>
+              </w:rPr>
+              <w:t>_RATIO</w:t>
+            </w:r>
+            <w:proofErr w:type="spellEnd"/>
           </w:p>
         </w:tc>
         <w:tc>
@@ -12150,21 +12178,13 @@
               <w:rPr>
                 <w:rFonts w:ascii="Times New Roman" w:hAnsi="Times New Roman" w:cs="Times New Roman"/>
               </w:rPr>
-              <w:t xml:space="preserve">Nominal </w:t>
-            </w:r>
-            <w:proofErr w:type="spellStart"/>
-            <w:r>
-              <w:rPr>
-                <w:rFonts w:ascii="Times New Roman" w:hAnsi="Times New Roman" w:cs="Times New Roman"/>
-              </w:rPr>
-              <w:t>spacer:lead</w:t>
-            </w:r>
-            <w:proofErr w:type="spellEnd"/>
-            <w:r>
-              <w:rPr>
-                <w:rFonts w:ascii="Times New Roman" w:hAnsi="Times New Roman" w:cs="Times New Roman"/>
-              </w:rPr>
-              <w:t xml:space="preserve"> stoichiometry targets average </w:t>
+              <w:t>S</w:t>
+            </w:r>
+            <w:r>
+              <w:rPr>
+                <w:rFonts w:ascii="Times New Roman" w:hAnsi="Times New Roman" w:cs="Times New Roman"/>
+              </w:rPr>
+              <w:t xml:space="preserve">toichiometry targets average </w:t>
             </w:r>
             <w:r>
               <w:rPr>
@@ -12178,7 +12198,7 @@
               <w:rPr>
                 <w:rFonts w:ascii="Times New Roman" w:hAnsi="Times New Roman" w:cs="Times New Roman"/>
               </w:rPr>
-              <w:t xml:space="preserve"> and dielectric confinement; smaller SHAP share because processing redistributes.</w:t>
+              <w:t xml:space="preserve"> and dielectric confinement.</w:t>
             </w:r>
           </w:p>
         </w:tc>
@@ -12320,7 +12340,19 @@
               <w:rPr>
                 <w:rFonts w:ascii="Times New Roman" w:hAnsi="Times New Roman" w:cs="Times New Roman"/>
               </w:rPr>
-              <w:t>pacer rows); perturbs interlayer spacing and local dielectric environment.</w:t>
+              <w:t xml:space="preserve">pacer </w:t>
+            </w:r>
+            <w:r>
+              <w:rPr>
+                <w:rFonts w:ascii="Times New Roman" w:hAnsi="Times New Roman" w:cs="Times New Roman"/>
+              </w:rPr>
+              <w:t>case</w:t>
+            </w:r>
+            <w:r>
+              <w:rPr>
+                <w:rFonts w:ascii="Times New Roman" w:hAnsi="Times New Roman" w:cs="Times New Roman"/>
+              </w:rPr>
+              <w:t>); perturbs interlayer spacing and local dielectric environment.</w:t>
             </w:r>
           </w:p>
         </w:tc>
@@ -12472,7 +12504,13 @@
               <w:rPr>
                 <w:rFonts w:ascii="Times New Roman" w:hAnsi="Times New Roman" w:cs="Times New Roman"/>
               </w:rPr>
-              <w:t xml:space="preserve">Chloride on the primary spacer; high correlation but low </w:t>
+              <w:t xml:space="preserve">High </w:t>
+            </w:r>
+            <w:r>
+              <w:rPr>
+                <w:rFonts w:ascii="Times New Roman" w:hAnsi="Times New Roman" w:cs="Times New Roman"/>
+              </w:rPr>
+              <w:t xml:space="preserve">correlation but low </w:t>
             </w:r>
             <w:r>
               <w:rPr>
@@ -12686,7 +12724,6 @@
           <w:b/>
           <w:bCs/>
         </w:rPr>
-        <w:lastRenderedPageBreak/>
         <w:t>2.</w:t>
       </w:r>
       <w:r>
@@ -12810,7 +12847,13 @@
         <w:rPr>
           <w:rFonts w:ascii="Times New Roman" w:hAnsi="Times New Roman" w:cs="Times New Roman"/>
         </w:rPr>
-        <w:t xml:space="preserve">Q2DPe </w:t>
+        <w:t>quasi-2D MHP</w:t>
+      </w:r>
+      <w:r>
+        <w:rPr>
+          <w:rFonts w:ascii="Times New Roman" w:hAnsi="Times New Roman" w:cs="Times New Roman"/>
+        </w:rPr>
+        <w:t xml:space="preserve"> </w:t>
       </w:r>
       <w:r>
         <w:rPr>
@@ -12828,7 +12871,14 @@
         <w:rPr>
           <w:rFonts w:ascii="Times New Roman" w:hAnsi="Times New Roman" w:cs="Times New Roman"/>
         </w:rPr>
-        <w:t>extracted from the available literature (dataset available on GitHub: SF_DATA_EMISSION_PEAK.xlsx, sheet EQE_CLEANED</w:t>
+        <w:t xml:space="preserve">extracted from the </w:t>
+      </w:r>
+      <w:r>
+        <w:rPr>
+          <w:rFonts w:ascii="Times New Roman" w:hAnsi="Times New Roman" w:cs="Times New Roman"/>
+        </w:rPr>
+        <w:lastRenderedPageBreak/>
+        <w:t>available literature (dataset available on GitHub: SF_DATA_EMISSION_PEAK.xlsx, sheet EQE_CLEANED</w:t>
       </w:r>
       <w:r>
         <w:rPr>
@@ -13044,25 +13094,13 @@
         <w:rPr>
           <w:rFonts w:ascii="Times New Roman" w:hAnsi="Times New Roman" w:cs="Times New Roman"/>
         </w:rPr>
-        <w:t>the proper device architecture</w:t>
-      </w:r>
-      <w:r>
-        <w:rPr>
-          <w:rFonts w:ascii="Times New Roman" w:hAnsi="Times New Roman" w:cs="Times New Roman"/>
-        </w:rPr>
-        <w:t xml:space="preserve">, which has </w:t>
-      </w:r>
-      <w:r>
-        <w:rPr>
-          <w:rFonts w:ascii="Times New Roman" w:hAnsi="Times New Roman" w:cs="Times New Roman"/>
-        </w:rPr>
-        <w:t>raised</w:t>
-      </w:r>
-      <w:r>
-        <w:rPr>
-          <w:rFonts w:ascii="Times New Roman" w:hAnsi="Times New Roman" w:cs="Times New Roman"/>
-        </w:rPr>
-        <w:t xml:space="preserve"> R</w:t>
+        <w:t xml:space="preserve">the </w:t>
+      </w:r>
+      <w:r>
+        <w:rPr>
+          <w:rFonts w:ascii="Times New Roman" w:hAnsi="Times New Roman" w:cs="Times New Roman"/>
+        </w:rPr>
+        <w:t>correct device architecture, thereby raising R</w:t>
       </w:r>
       <w:r>
         <w:rPr>
@@ -13075,13 +13113,37 @@
         <w:rPr>
           <w:rFonts w:ascii="Times New Roman" w:hAnsi="Times New Roman" w:cs="Times New Roman"/>
         </w:rPr>
-        <w:t xml:space="preserve"> to 0.57 with RMSE ≈ 4.4% EQE. That improvement is real but modest</w:t>
-      </w:r>
-      <w:r>
-        <w:rPr>
-          <w:rFonts w:ascii="Times New Roman" w:hAnsi="Times New Roman" w:cs="Times New Roman"/>
-        </w:rPr>
-        <w:t>; it explains a little more than half the variance in EQE, whereas the emission model explains about 95% of the variance in</w:t>
+        <w:t xml:space="preserve"> to 0.57 and reducing RMSE ≈ to </w:t>
+      </w:r>
+      <w:r>
+        <w:rPr>
+          <w:rFonts w:ascii="Times New Roman" w:hAnsi="Times New Roman" w:cs="Times New Roman"/>
+        </w:rPr>
+        <w:t>4.4% EQE. That improvement is real but modest</w:t>
+      </w:r>
+      <w:r>
+        <w:rPr>
+          <w:rFonts w:ascii="Times New Roman" w:hAnsi="Times New Roman" w:cs="Times New Roman"/>
+        </w:rPr>
+        <w:t>,</w:t>
+      </w:r>
+      <w:r>
+        <w:rPr>
+          <w:rFonts w:ascii="Times New Roman" w:hAnsi="Times New Roman" w:cs="Times New Roman"/>
+        </w:rPr>
+        <w:t xml:space="preserve"> </w:t>
+      </w:r>
+      <w:r>
+        <w:rPr>
+          <w:rFonts w:ascii="Times New Roman" w:hAnsi="Times New Roman" w:cs="Times New Roman"/>
+        </w:rPr>
+        <w:t>which could</w:t>
+      </w:r>
+      <w:r>
+        <w:rPr>
+          <w:rFonts w:ascii="Times New Roman" w:hAnsi="Times New Roman" w:cs="Times New Roman"/>
+        </w:rPr>
+        <w:t xml:space="preserve"> explain a little more than half the variance in EQE, whereas the emission model explains about 95% of the variance in</w:t>
       </w:r>
       <w:r>
         <w:rPr>
@@ -13108,7 +13170,13 @@
         <w:rPr>
           <w:rFonts w:ascii="Times New Roman" w:hAnsi="Times New Roman" w:cs="Times New Roman"/>
         </w:rPr>
-        <w:t xml:space="preserve">, using the same </w:t>
+        <w:t xml:space="preserve"> </w:t>
+      </w:r>
+      <w:r>
+        <w:rPr>
+          <w:rFonts w:ascii="Times New Roman" w:hAnsi="Times New Roman" w:cs="Times New Roman"/>
+        </w:rPr>
+        <w:t xml:space="preserve">using the same </w:t>
       </w:r>
       <w:r>
         <w:rPr>
@@ -13630,7 +13698,6 @@
               <w:rPr>
                 <w:rFonts w:ascii="Times New Roman" w:hAnsi="Times New Roman" w:cs="Times New Roman"/>
               </w:rPr>
-              <w:lastRenderedPageBreak/>
               <w:t xml:space="preserve">Tuned </w:t>
             </w:r>
             <w:proofErr w:type="spellStart"/>
@@ -13796,7 +13863,14 @@
         <w:rPr>
           <w:rFonts w:ascii="Times New Roman" w:hAnsi="Times New Roman" w:cs="Times New Roman"/>
         </w:rPr>
-        <w:t>straightforward, concrete reasons that caused</w:t>
+        <w:t xml:space="preserve">straightforward, concrete </w:t>
+      </w:r>
+      <w:r>
+        <w:rPr>
+          <w:rFonts w:ascii="Times New Roman" w:hAnsi="Times New Roman" w:cs="Times New Roman"/>
+        </w:rPr>
+        <w:lastRenderedPageBreak/>
+        <w:t>reasons that caused</w:t>
       </w:r>
       <w:r>
         <w:rPr>
@@ -16572,7 +16646,6 @@
   <w:style w:type="character" w:default="1" w:styleId="DefaultParagraphFont">
     <w:name w:val="Default Paragraph Font"/>
     <w:uiPriority w:val="1"/>
-    <w:semiHidden/>
     <w:unhideWhenUsed/>
   </w:style>
   <w:style w:type="table" w:default="1" w:styleId="TableNormal">

--- a/ML_Quasi2D_Manuscript_Final.docx
+++ b/ML_Quasi2D_Manuscript_Final.docx
@@ -661,13 +661,7 @@
         <w:rPr>
           <w:rFonts w:ascii="Times New Roman" w:hAnsi="Times New Roman" w:cs="Times New Roman"/>
         </w:rPr>
-        <w:t>Finally</w:t>
-      </w:r>
-      <w:r>
-        <w:rPr>
-          <w:rFonts w:ascii="Times New Roman" w:hAnsi="Times New Roman" w:cs="Times New Roman"/>
-        </w:rPr>
-        <w:t>, t</w:t>
+        <w:t>Finally, t</w:t>
       </w:r>
       <w:r>
         <w:rPr>
@@ -4704,18 +4698,16 @@
         <w:jc w:val="both"/>
         <w:rPr>
           <w:rFonts w:ascii="Times New Roman" w:hAnsi="Times New Roman" w:cs="Times New Roman"/>
+        </w:rPr>
+      </w:pPr>
+      <w:r>
+        <w:rPr>
+          <w:rFonts w:ascii="Times New Roman" w:hAnsi="Times New Roman" w:cs="Times New Roman"/>
           <w:b/>
           <w:bCs/>
         </w:rPr>
-      </w:pPr>
-      <w:r>
-        <w:rPr>
-          <w:rFonts w:ascii="Times New Roman" w:hAnsi="Times New Roman" w:cs="Times New Roman"/>
-          <w:b/>
-          <w:bCs/>
-        </w:rPr>
         <w:lastRenderedPageBreak/>
-        <w:t xml:space="preserve"> 2. Results and Discussion</w:t>
+        <w:t>2. Results and Discussion</w:t>
       </w:r>
     </w:p>
     <w:p>
@@ -5290,8 +5282,8 @@
     </w:p>
     <w:p>
       <w:pPr>
-        <w:pStyle w:val="FirstParagraph"/>
-        <w:spacing w:before="0" w:after="0" w:line="480" w:lineRule="auto"/>
+        <w:pStyle w:val="BodyText"/>
+        <w:spacing w:before="0" w:after="160" w:line="480" w:lineRule="auto"/>
         <w:ind w:firstLine="720"/>
         <w:jc w:val="both"/>
         <w:rPr>
@@ -5529,13 +5521,7 @@
         <w:rPr>
           <w:rFonts w:ascii="Times New Roman" w:hAnsi="Times New Roman" w:cs="Times New Roman"/>
         </w:rPr>
-        <w:t>|r| &gt; 0.90</w:t>
-      </w:r>
-      <w:r>
-        <w:rPr>
-          <w:rFonts w:ascii="Times New Roman" w:hAnsi="Times New Roman" w:cs="Times New Roman"/>
-        </w:rPr>
-        <w:t xml:space="preserve"> </w:t>
+        <w:t xml:space="preserve">|r| &gt; 0.90 </w:t>
       </w:r>
       <w:r>
         <w:rPr>
@@ -6718,7 +6704,21 @@
         <w:rPr>
           <w:rFonts w:ascii="Times New Roman" w:hAnsi="Times New Roman" w:cs="Times New Roman"/>
         </w:rPr>
-        <w:t xml:space="preserve"> All the models summaries and the SHAP analysis of the models are available in the supporting information.</w:t>
+        <w:t xml:space="preserve"> All the </w:t>
+      </w:r>
+      <w:proofErr w:type="gramStart"/>
+      <w:r>
+        <w:rPr>
+          <w:rFonts w:ascii="Times New Roman" w:hAnsi="Times New Roman" w:cs="Times New Roman"/>
+        </w:rPr>
+        <w:t>models</w:t>
+      </w:r>
+      <w:proofErr w:type="gramEnd"/>
+      <w:r>
+        <w:rPr>
+          <w:rFonts w:ascii="Times New Roman" w:hAnsi="Times New Roman" w:cs="Times New Roman"/>
+        </w:rPr>
+        <w:t xml:space="preserve"> summaries and the SHAP analysis of the models are available in the supporting information.</w:t>
       </w:r>
     </w:p>
     <w:p>
@@ -9286,6 +9286,30 @@
           <w:bCs/>
         </w:rPr>
       </w:pPr>
+      <w:r>
+        <w:rPr>
+          <w:rFonts w:ascii="Times New Roman" w:hAnsi="Times New Roman" w:cs="Times New Roman"/>
+          <w:b/>
+          <w:bCs/>
+        </w:rPr>
+        <w:t>2.</w:t>
+      </w:r>
+      <w:r>
+        <w:rPr>
+          <w:rFonts w:ascii="Times New Roman" w:hAnsi="Times New Roman" w:cs="Times New Roman"/>
+          <w:b/>
+          <w:bCs/>
+        </w:rPr>
+        <w:t>2</w:t>
+      </w:r>
+      <w:r>
+        <w:rPr>
+          <w:rFonts w:ascii="Times New Roman" w:hAnsi="Times New Roman" w:cs="Times New Roman"/>
+          <w:b/>
+          <w:bCs/>
+        </w:rPr>
+        <w:t xml:space="preserve">. </w:t>
+      </w:r>
       <w:r>
         <w:rPr>
           <w:rFonts w:ascii="Times New Roman" w:hAnsi="Times New Roman" w:cs="Times New Roman"/>
@@ -10098,7 +10122,21 @@
         <w:rPr>
           <w:rFonts w:ascii="Times New Roman" w:hAnsi="Times New Roman" w:cs="Times New Roman"/>
         </w:rPr>
-        <w:t xml:space="preserve"> feature selection based SVR model - (champion model).</w:t>
+        <w:t xml:space="preserve"> feature </w:t>
+      </w:r>
+      <w:proofErr w:type="gramStart"/>
+      <w:r>
+        <w:rPr>
+          <w:rFonts w:ascii="Times New Roman" w:hAnsi="Times New Roman" w:cs="Times New Roman"/>
+        </w:rPr>
+        <w:t>selection based</w:t>
+      </w:r>
+      <w:proofErr w:type="gramEnd"/>
+      <w:r>
+        <w:rPr>
+          <w:rFonts w:ascii="Times New Roman" w:hAnsi="Times New Roman" w:cs="Times New Roman"/>
+        </w:rPr>
+        <w:t xml:space="preserve"> SVR model - (champion model).</w:t>
       </w:r>
     </w:p>
     <w:p>
@@ -10615,13 +10653,7 @@
               <w:rPr>
                 <w:rFonts w:ascii="Times New Roman" w:hAnsi="Times New Roman" w:cs="Times New Roman"/>
               </w:rPr>
-              <w:t xml:space="preserve"> </w:t>
-            </w:r>
-            <w:r>
-              <w:rPr>
-                <w:rFonts w:ascii="Times New Roman" w:hAnsi="Times New Roman" w:cs="Times New Roman"/>
-              </w:rPr>
-              <w:t>compositions</w:t>
+              <w:t xml:space="preserve"> compositions</w:t>
             </w:r>
             <w:r>
               <w:rPr>
@@ -11120,6 +11152,7 @@
               <w:t xml:space="preserve">FA bromide pathway competes with high-gap chloride/bromide routes; higher </w:t>
             </w:r>
             <w:proofErr w:type="spellStart"/>
+            <w:proofErr w:type="gramStart"/>
             <w:r>
               <w:rPr>
                 <w:rFonts w:ascii="Times New Roman" w:hAnsi="Times New Roman" w:cs="Times New Roman"/>
@@ -11127,6 +11160,7 @@
               <w:t>FA:Pb</w:t>
             </w:r>
             <w:proofErr w:type="spellEnd"/>
+            <w:proofErr w:type="gramEnd"/>
             <w:r>
               <w:rPr>
                 <w:rFonts w:ascii="Times New Roman" w:hAnsi="Times New Roman" w:cs="Times New Roman"/>
@@ -12718,45 +12752,55 @@
       <w:bookmarkStart w:id="9" w:name="X2329d92194691254c9744a2c0f46d62b51ae009"/>
       <w:bookmarkEnd w:id="6"/>
       <w:bookmarkEnd w:id="7"/>
-      <w:r>
-        <w:rPr>
-          <w:rFonts w:ascii="Times New Roman" w:hAnsi="Times New Roman" w:cs="Times New Roman"/>
-          <w:b/>
-          <w:bCs/>
-        </w:rPr>
-        <w:t>2.</w:t>
-      </w:r>
-      <w:r>
-        <w:rPr>
-          <w:rFonts w:ascii="Times New Roman" w:hAnsi="Times New Roman" w:cs="Times New Roman"/>
-          <w:b/>
-          <w:bCs/>
-        </w:rPr>
-        <w:t>2</w:t>
-      </w:r>
-      <w:r>
-        <w:rPr>
-          <w:rFonts w:ascii="Times New Roman" w:hAnsi="Times New Roman" w:cs="Times New Roman"/>
-          <w:b/>
-          <w:bCs/>
-        </w:rPr>
-        <w:t xml:space="preserve">. External quantum efficiency: </w:t>
-      </w:r>
-      <w:r>
-        <w:rPr>
-          <w:rFonts w:ascii="Times New Roman" w:hAnsi="Times New Roman" w:cs="Times New Roman"/>
-          <w:b/>
-          <w:bCs/>
-        </w:rPr>
-        <w:t>A</w:t>
-      </w:r>
-      <w:r>
-        <w:rPr>
-          <w:rFonts w:ascii="Times New Roman" w:hAnsi="Times New Roman" w:cs="Times New Roman"/>
-          <w:b/>
-          <w:bCs/>
-        </w:rPr>
-        <w:t xml:space="preserve"> different problem</w:t>
+    </w:p>
+    <w:p>
+      <w:pPr>
+        <w:spacing w:before="160" w:after="0" w:line="480" w:lineRule="auto"/>
+        <w:jc w:val="both"/>
+        <w:rPr>
+          <w:rFonts w:ascii="Times New Roman" w:hAnsi="Times New Roman" w:cs="Times New Roman"/>
+        </w:rPr>
+      </w:pPr>
+      <w:r>
+        <w:rPr>
+          <w:rFonts w:ascii="Times New Roman" w:hAnsi="Times New Roman" w:cs="Times New Roman"/>
+        </w:rPr>
+        <w:lastRenderedPageBreak/>
+        <w:drawing>
+          <wp:inline distT="0" distB="0" distL="0" distR="0" wp14:anchorId="363C90C6" wp14:editId="4C8AD7DE">
+            <wp:extent cx="5943600" cy="2996565"/>
+            <wp:effectExtent l="0" t="0" r="0" b="0"/>
+            <wp:docPr id="1257481726" name="Picture 1"/>
+            <wp:cNvGraphicFramePr>
+              <a:graphicFrameLocks xmlns:a="http://schemas.openxmlformats.org/drawingml/2006/main" noChangeAspect="1"/>
+            </wp:cNvGraphicFramePr>
+            <a:graphic xmlns:a="http://schemas.openxmlformats.org/drawingml/2006/main">
+              <a:graphicData uri="http://schemas.openxmlformats.org/drawingml/2006/picture">
+                <pic:pic xmlns:pic="http://schemas.openxmlformats.org/drawingml/2006/picture">
+                  <pic:nvPicPr>
+                    <pic:cNvPr id="1257481726" name=""/>
+                    <pic:cNvPicPr/>
+                  </pic:nvPicPr>
+                  <pic:blipFill>
+                    <a:blip r:embed="rId13"/>
+                    <a:stretch>
+                      <a:fillRect/>
+                    </a:stretch>
+                  </pic:blipFill>
+                  <pic:spPr>
+                    <a:xfrm>
+                      <a:off x="0" y="0"/>
+                      <a:ext cx="5943600" cy="2996565"/>
+                    </a:xfrm>
+                    <a:prstGeom prst="rect">
+                      <a:avLst/>
+                    </a:prstGeom>
+                  </pic:spPr>
+                </pic:pic>
+              </a:graphicData>
+            </a:graphic>
+          </wp:inline>
+        </w:drawing>
       </w:r>
     </w:p>
     <w:p>
@@ -12771,6 +12815,377 @@
       <w:r>
         <w:rPr>
           <w:rFonts w:ascii="Times New Roman" w:hAnsi="Times New Roman" w:cs="Times New Roman"/>
+          <w:b/>
+          <w:bCs/>
+        </w:rPr>
+        <w:t xml:space="preserve">Figure </w:t>
+      </w:r>
+      <w:r>
+        <w:rPr>
+          <w:rFonts w:ascii="Times New Roman" w:hAnsi="Times New Roman" w:cs="Times New Roman"/>
+          <w:b/>
+          <w:bCs/>
+        </w:rPr>
+        <w:t>5</w:t>
+      </w:r>
+      <w:r>
+        <w:rPr>
+          <w:rFonts w:ascii="Times New Roman" w:hAnsi="Times New Roman" w:cs="Times New Roman"/>
+        </w:rPr>
+        <w:t xml:space="preserve">: </w:t>
+      </w:r>
+      <w:r>
+        <w:rPr>
+          <w:rFonts w:ascii="Times New Roman" w:hAnsi="Times New Roman" w:cs="Times New Roman"/>
+        </w:rPr>
+        <w:t xml:space="preserve">Screenshot of the </w:t>
+      </w:r>
+      <w:proofErr w:type="spellStart"/>
+      <w:r>
+        <w:rPr>
+          <w:rFonts w:ascii="Times New Roman" w:hAnsi="Times New Roman" w:cs="Times New Roman"/>
+        </w:rPr>
+        <w:t>Streamlit</w:t>
+      </w:r>
+      <w:proofErr w:type="spellEnd"/>
+      <w:r>
+        <w:rPr>
+          <w:rFonts w:ascii="Times New Roman" w:hAnsi="Times New Roman" w:cs="Times New Roman"/>
+        </w:rPr>
+        <w:t xml:space="preserve"> web application user interface</w:t>
+      </w:r>
+      <w:r>
+        <w:rPr>
+          <w:rFonts w:ascii="Times New Roman" w:hAnsi="Times New Roman" w:cs="Times New Roman"/>
+        </w:rPr>
+        <w:t>.</w:t>
+      </w:r>
+    </w:p>
+    <w:p>
+      <w:pPr>
+        <w:spacing w:before="160" w:after="160" w:line="480" w:lineRule="auto"/>
+        <w:rPr>
+          <w:rFonts w:ascii="Times New Roman" w:hAnsi="Times New Roman" w:cs="Times New Roman"/>
+          <w:b/>
+          <w:bCs/>
+        </w:rPr>
+      </w:pPr>
+      <w:r>
+        <w:rPr>
+          <w:rFonts w:ascii="Times New Roman" w:hAnsi="Times New Roman" w:cs="Times New Roman"/>
+          <w:b/>
+          <w:bCs/>
+        </w:rPr>
+        <w:t>2.</w:t>
+      </w:r>
+      <w:r>
+        <w:rPr>
+          <w:rFonts w:ascii="Times New Roman" w:hAnsi="Times New Roman" w:cs="Times New Roman"/>
+          <w:b/>
+          <w:bCs/>
+        </w:rPr>
+        <w:t>3</w:t>
+      </w:r>
+      <w:r>
+        <w:rPr>
+          <w:rFonts w:ascii="Times New Roman" w:hAnsi="Times New Roman" w:cs="Times New Roman"/>
+          <w:b/>
+          <w:bCs/>
+        </w:rPr>
+        <w:t xml:space="preserve">. </w:t>
+      </w:r>
+      <w:r>
+        <w:rPr>
+          <w:rFonts w:ascii="Times New Roman" w:hAnsi="Times New Roman" w:cs="Times New Roman"/>
+          <w:b/>
+          <w:bCs/>
+        </w:rPr>
+        <w:t xml:space="preserve">Interactive </w:t>
+      </w:r>
+      <w:proofErr w:type="spellStart"/>
+      <w:r>
+        <w:rPr>
+          <w:rFonts w:ascii="Times New Roman" w:hAnsi="Times New Roman" w:cs="Times New Roman"/>
+          <w:b/>
+          <w:bCs/>
+        </w:rPr>
+        <w:t>Streamlit</w:t>
+      </w:r>
+      <w:proofErr w:type="spellEnd"/>
+      <w:r>
+        <w:rPr>
+          <w:rFonts w:ascii="Times New Roman" w:hAnsi="Times New Roman" w:cs="Times New Roman"/>
+          <w:b/>
+          <w:bCs/>
+        </w:rPr>
+        <w:t xml:space="preserve"> </w:t>
+      </w:r>
+      <w:r>
+        <w:rPr>
+          <w:rFonts w:ascii="Times New Roman" w:hAnsi="Times New Roman" w:cs="Times New Roman"/>
+          <w:b/>
+          <w:bCs/>
+        </w:rPr>
+        <w:t>Web Application</w:t>
+      </w:r>
+      <w:r>
+        <w:rPr>
+          <w:rFonts w:ascii="Times New Roman" w:hAnsi="Times New Roman" w:cs="Times New Roman"/>
+        </w:rPr>
+        <w:br/>
+      </w:r>
+      <w:r>
+        <w:rPr>
+          <w:rFonts w:ascii="Times New Roman" w:hAnsi="Times New Roman" w:cs="Times New Roman"/>
+        </w:rPr>
+        <w:t xml:space="preserve">To bridge the gap between machine learning model development and practical experimental application, we deployed our champion 13-feature SVR model as an interactive, publicly accessible web application using </w:t>
+      </w:r>
+      <w:proofErr w:type="spellStart"/>
+      <w:r>
+        <w:rPr>
+          <w:rFonts w:ascii="Times New Roman" w:hAnsi="Times New Roman" w:cs="Times New Roman"/>
+        </w:rPr>
+        <w:t>Streamlit</w:t>
+      </w:r>
+      <w:proofErr w:type="spellEnd"/>
+      <w:r>
+        <w:rPr>
+          <w:rFonts w:ascii="Times New Roman" w:hAnsi="Times New Roman" w:cs="Times New Roman"/>
+        </w:rPr>
+        <w:t xml:space="preserve"> Cloud. While previous studies have established the theoretical feasibility of using ML to predict perovskite emission properties, they often lack user-friendly interfaces, restricting their utility to researchers with programming expertise. Our web application allows users to seamlessly input primary and secondary organic spacers via IUPAC names, SMILES strings, or a predefined dropdown list, alongside experimental processing variables and precursor molar ratios. The application automatically computes the necessary </w:t>
+      </w:r>
+      <w:proofErr w:type="spellStart"/>
+      <w:r>
+        <w:rPr>
+          <w:rFonts w:ascii="Times New Roman" w:hAnsi="Times New Roman" w:cs="Times New Roman"/>
+        </w:rPr>
+        <w:t>RDKit</w:t>
+      </w:r>
+      <w:proofErr w:type="spellEnd"/>
+      <w:r>
+        <w:rPr>
+          <w:rFonts w:ascii="Times New Roman" w:hAnsi="Times New Roman" w:cs="Times New Roman"/>
+        </w:rPr>
+        <w:t xml:space="preserve"> molecular descriptors in the backend and predicts the emission photon energy and corresponding wavelength, providing a visual </w:t>
+      </w:r>
+      <w:proofErr w:type="spellStart"/>
+      <w:r>
+        <w:rPr>
+          <w:rFonts w:ascii="Times New Roman" w:hAnsi="Times New Roman" w:cs="Times New Roman"/>
+        </w:rPr>
+        <w:t>colour</w:t>
+      </w:r>
+      <w:proofErr w:type="spellEnd"/>
+      <w:r>
+        <w:rPr>
+          <w:rFonts w:ascii="Times New Roman" w:hAnsi="Times New Roman" w:cs="Times New Roman"/>
+        </w:rPr>
+        <w:t xml:space="preserve"> </w:t>
+      </w:r>
+      <w:r>
+        <w:rPr>
+          <w:rFonts w:ascii="Times New Roman" w:hAnsi="Times New Roman" w:cs="Times New Roman"/>
+        </w:rPr>
+        <w:t>badge</w:t>
+      </w:r>
+      <w:r>
+        <w:rPr>
+          <w:rFonts w:ascii="Times New Roman" w:hAnsi="Times New Roman" w:cs="Times New Roman"/>
+        </w:rPr>
+        <w:t xml:space="preserve"> of the expected emission. This real-time predictive capability empowers researchers to rapidly screen combinatorial precursor recipes and spacer chemistries before committing to laboratory synthesis. The application is </w:t>
+      </w:r>
+      <w:r>
+        <w:rPr>
+          <w:rFonts w:ascii="Times New Roman" w:hAnsi="Times New Roman" w:cs="Times New Roman"/>
+        </w:rPr>
+        <w:lastRenderedPageBreak/>
+        <w:t>publicly accessible at</w:t>
+      </w:r>
+      <w:r>
+        <w:rPr>
+          <w:rFonts w:ascii="Times New Roman" w:hAnsi="Times New Roman" w:cs="Times New Roman"/>
+        </w:rPr>
+        <w:t xml:space="preserve"> </w:t>
+      </w:r>
+      <w:r>
+        <w:rPr>
+          <w:rFonts w:ascii="Times New Roman" w:hAnsi="Times New Roman" w:cs="Times New Roman"/>
+        </w:rPr>
+        <w:t>https://mlquasi2demissioneqe-8yvtmbep6kul3izkcuafzs.streamlit.app/</w:t>
+      </w:r>
+      <w:r>
+        <w:rPr>
+          <w:rFonts w:ascii="Times New Roman" w:hAnsi="Times New Roman" w:cs="Times New Roman"/>
+        </w:rPr>
+        <w:t xml:space="preserve">, and a screenshot of the user interface is </w:t>
+      </w:r>
+      <w:r>
+        <w:rPr>
+          <w:rFonts w:ascii="Times New Roman" w:hAnsi="Times New Roman" w:cs="Times New Roman"/>
+        </w:rPr>
+        <w:t>shown in </w:t>
+      </w:r>
+      <w:r>
+        <w:rPr>
+          <w:rFonts w:ascii="Times New Roman" w:hAnsi="Times New Roman" w:cs="Times New Roman"/>
+        </w:rPr>
+        <w:t>Figure</w:t>
+      </w:r>
+      <w:r>
+        <w:rPr>
+          <w:rFonts w:ascii="Times New Roman" w:hAnsi="Times New Roman" w:cs="Times New Roman"/>
+        </w:rPr>
+        <w:t xml:space="preserve"> 5</w:t>
+      </w:r>
+      <w:r>
+        <w:rPr>
+          <w:rFonts w:ascii="Times New Roman" w:hAnsi="Times New Roman" w:cs="Times New Roman"/>
+        </w:rPr>
+        <w:t>.</w:t>
+      </w:r>
+    </w:p>
+    <w:p>
+      <w:pPr>
+        <w:spacing w:before="160" w:after="0" w:line="480" w:lineRule="auto"/>
+        <w:rPr>
+          <w:rFonts w:ascii="Times New Roman" w:hAnsi="Times New Roman" w:cs="Times New Roman"/>
+          <w:b/>
+          <w:bCs/>
+        </w:rPr>
+      </w:pPr>
+      <w:r>
+        <w:rPr>
+          <w:rFonts w:ascii="Times New Roman" w:hAnsi="Times New Roman" w:cs="Times New Roman"/>
+          <w:b/>
+          <w:bCs/>
+        </w:rPr>
+        <w:t>2.</w:t>
+      </w:r>
+      <w:r>
+        <w:rPr>
+          <w:rFonts w:ascii="Times New Roman" w:hAnsi="Times New Roman" w:cs="Times New Roman"/>
+          <w:b/>
+          <w:bCs/>
+        </w:rPr>
+        <w:t>4</w:t>
+      </w:r>
+      <w:r>
+        <w:rPr>
+          <w:rFonts w:ascii="Times New Roman" w:hAnsi="Times New Roman" w:cs="Times New Roman"/>
+          <w:b/>
+          <w:bCs/>
+        </w:rPr>
+        <w:t xml:space="preserve">. </w:t>
+      </w:r>
+      <w:r>
+        <w:rPr>
+          <w:rFonts w:ascii="Times New Roman" w:hAnsi="Times New Roman" w:cs="Times New Roman"/>
+          <w:b/>
+          <w:bCs/>
+        </w:rPr>
+        <w:t xml:space="preserve">ML </w:t>
+      </w:r>
+      <w:r>
+        <w:rPr>
+          <w:rFonts w:ascii="Times New Roman" w:hAnsi="Times New Roman" w:cs="Times New Roman"/>
+          <w:b/>
+          <w:bCs/>
+        </w:rPr>
+        <w:t>Models</w:t>
+      </w:r>
+      <w:r>
+        <w:rPr>
+          <w:rFonts w:ascii="Times New Roman" w:hAnsi="Times New Roman" w:cs="Times New Roman"/>
+          <w:b/>
+          <w:bCs/>
+        </w:rPr>
+        <w:t xml:space="preserve"> for </w:t>
+      </w:r>
+      <w:r>
+        <w:rPr>
+          <w:rFonts w:ascii="Times New Roman" w:hAnsi="Times New Roman" w:cs="Times New Roman"/>
+          <w:b/>
+          <w:bCs/>
+        </w:rPr>
+        <w:t xml:space="preserve">External </w:t>
+      </w:r>
+      <w:r>
+        <w:rPr>
+          <w:rFonts w:ascii="Times New Roman" w:hAnsi="Times New Roman" w:cs="Times New Roman"/>
+          <w:b/>
+          <w:bCs/>
+        </w:rPr>
+        <w:t>Q</w:t>
+      </w:r>
+      <w:r>
+        <w:rPr>
+          <w:rFonts w:ascii="Times New Roman" w:hAnsi="Times New Roman" w:cs="Times New Roman"/>
+          <w:b/>
+          <w:bCs/>
+        </w:rPr>
+        <w:t xml:space="preserve">uantum </w:t>
+      </w:r>
+      <w:r>
+        <w:rPr>
+          <w:rFonts w:ascii="Times New Roman" w:hAnsi="Times New Roman" w:cs="Times New Roman"/>
+          <w:b/>
+          <w:bCs/>
+        </w:rPr>
+        <w:t>E</w:t>
+      </w:r>
+      <w:r>
+        <w:rPr>
+          <w:rFonts w:ascii="Times New Roman" w:hAnsi="Times New Roman" w:cs="Times New Roman"/>
+          <w:b/>
+          <w:bCs/>
+        </w:rPr>
+        <w:t>fficiency</w:t>
+      </w:r>
+      <w:r>
+        <w:rPr>
+          <w:rFonts w:ascii="Times New Roman" w:hAnsi="Times New Roman" w:cs="Times New Roman"/>
+          <w:b/>
+          <w:bCs/>
+        </w:rPr>
+        <w:t xml:space="preserve"> Prediction</w:t>
+      </w:r>
+      <w:r>
+        <w:rPr>
+          <w:rFonts w:ascii="Times New Roman" w:hAnsi="Times New Roman" w:cs="Times New Roman"/>
+          <w:b/>
+          <w:bCs/>
+        </w:rPr>
+        <w:t xml:space="preserve">: </w:t>
+      </w:r>
+      <w:r>
+        <w:rPr>
+          <w:rFonts w:ascii="Times New Roman" w:hAnsi="Times New Roman" w:cs="Times New Roman"/>
+          <w:b/>
+          <w:bCs/>
+        </w:rPr>
+        <w:t>A</w:t>
+      </w:r>
+      <w:r>
+        <w:rPr>
+          <w:rFonts w:ascii="Times New Roman" w:hAnsi="Times New Roman" w:cs="Times New Roman"/>
+          <w:b/>
+          <w:bCs/>
+        </w:rPr>
+        <w:t xml:space="preserve"> different problem</w:t>
+      </w:r>
+    </w:p>
+    <w:p>
+      <w:pPr>
+        <w:pStyle w:val="BodyText"/>
+        <w:spacing w:before="0" w:after="160" w:line="480" w:lineRule="auto"/>
+        <w:jc w:val="both"/>
+        <w:rPr>
+          <w:rFonts w:ascii="Times New Roman" w:hAnsi="Times New Roman" w:cs="Times New Roman"/>
+        </w:rPr>
+      </w:pPr>
+      <w:r>
+        <w:rPr>
+          <w:rFonts w:ascii="Times New Roman" w:hAnsi="Times New Roman" w:cs="Times New Roman"/>
         </w:rPr>
         <w:t xml:space="preserve">Similar to </w:t>
       </w:r>
@@ -12871,14 +13286,7 @@
         <w:rPr>
           <w:rFonts w:ascii="Times New Roman" w:hAnsi="Times New Roman" w:cs="Times New Roman"/>
         </w:rPr>
-        <w:t xml:space="preserve">extracted from the </w:t>
-      </w:r>
-      <w:r>
-        <w:rPr>
-          <w:rFonts w:ascii="Times New Roman" w:hAnsi="Times New Roman" w:cs="Times New Roman"/>
-        </w:rPr>
-        <w:lastRenderedPageBreak/>
-        <w:t>available literature (dataset available on GitHub: SF_DATA_EMISSION_PEAK.xlsx, sheet EQE_CLEANED</w:t>
+        <w:t>extracted from the available literature (dataset available on GitHub: SF_DATA_EMISSION_PEAK.xlsx, sheet EQE_CLEANED</w:t>
       </w:r>
       <w:r>
         <w:rPr>
@@ -13208,14 +13616,12 @@
         </w:rPr>
         <w:t xml:space="preserve">After </w:t>
       </w:r>
-      <w:proofErr w:type="spellStart"/>
-      <w:r>
-        <w:rPr>
-          <w:rFonts w:ascii="Times New Roman" w:hAnsi="Times New Roman" w:cs="Times New Roman"/>
-        </w:rPr>
-        <w:t>achiving</w:t>
-      </w:r>
-      <w:proofErr w:type="spellEnd"/>
+      <w:r>
+        <w:rPr>
+          <w:rFonts w:ascii="Times New Roman" w:hAnsi="Times New Roman" w:cs="Times New Roman"/>
+        </w:rPr>
+        <w:t>achieving</w:t>
+      </w:r>
       <w:r>
         <w:rPr>
           <w:rFonts w:ascii="Times New Roman" w:hAnsi="Times New Roman" w:cs="Times New Roman"/>
@@ -13414,6 +13820,7 @@
               <w:rPr>
                 <w:rFonts w:ascii="Times New Roman" w:hAnsi="Times New Roman" w:cs="Times New Roman"/>
               </w:rPr>
+              <w:lastRenderedPageBreak/>
               <w:t>Model</w:t>
             </w:r>
           </w:p>
@@ -13801,7 +14208,19 @@
         <w:rPr>
           <w:rFonts w:ascii="Times New Roman" w:hAnsi="Times New Roman" w:cs="Times New Roman"/>
         </w:rPr>
-        <w:t>the emission forecasting model (R</w:t>
+        <w:t xml:space="preserve">the emission </w:t>
+      </w:r>
+      <w:r>
+        <w:rPr>
+          <w:rFonts w:ascii="Times New Roman" w:hAnsi="Times New Roman" w:cs="Times New Roman"/>
+        </w:rPr>
+        <w:t>prediction</w:t>
+      </w:r>
+      <w:r>
+        <w:rPr>
+          <w:rFonts w:ascii="Times New Roman" w:hAnsi="Times New Roman" w:cs="Times New Roman"/>
+        </w:rPr>
+        <w:t xml:space="preserve"> model (R</w:t>
       </w:r>
       <w:r>
         <w:rPr>
@@ -13826,7 +14245,19 @@
         <w:rPr>
           <w:rFonts w:ascii="Times New Roman" w:hAnsi="Times New Roman" w:cs="Times New Roman"/>
         </w:rPr>
-        <w:t xml:space="preserve"> forecasting model</w:t>
+        <w:t xml:space="preserve"> </w:t>
+      </w:r>
+      <w:r>
+        <w:rPr>
+          <w:rFonts w:ascii="Times New Roman" w:hAnsi="Times New Roman" w:cs="Times New Roman"/>
+        </w:rPr>
+        <w:t>prediction</w:t>
+      </w:r>
+      <w:r>
+        <w:rPr>
+          <w:rFonts w:ascii="Times New Roman" w:hAnsi="Times New Roman" w:cs="Times New Roman"/>
+        </w:rPr>
+        <w:t xml:space="preserve"> model</w:t>
       </w:r>
       <w:r>
         <w:rPr>
@@ -13863,14 +14294,7 @@
         <w:rPr>
           <w:rFonts w:ascii="Times New Roman" w:hAnsi="Times New Roman" w:cs="Times New Roman"/>
         </w:rPr>
-        <w:t xml:space="preserve">straightforward, concrete </w:t>
-      </w:r>
-      <w:r>
-        <w:rPr>
-          <w:rFonts w:ascii="Times New Roman" w:hAnsi="Times New Roman" w:cs="Times New Roman"/>
-        </w:rPr>
-        <w:lastRenderedPageBreak/>
-        <w:t>reasons that caused</w:t>
+        <w:t>straightforward, concrete reasons that caused</w:t>
       </w:r>
       <w:r>
         <w:rPr>
@@ -13882,7 +14306,21 @@
         <w:rPr>
           <w:rFonts w:ascii="Times New Roman" w:hAnsi="Times New Roman" w:cs="Times New Roman"/>
         </w:rPr>
-        <w:t xml:space="preserve">EQE couples radiative efficiency </w:t>
+        <w:t xml:space="preserve">EQE </w:t>
+      </w:r>
+      <w:proofErr w:type="gramStart"/>
+      <w:r>
+        <w:rPr>
+          <w:rFonts w:ascii="Times New Roman" w:hAnsi="Times New Roman" w:cs="Times New Roman"/>
+        </w:rPr>
+        <w:t>couples</w:t>
+      </w:r>
+      <w:proofErr w:type="gramEnd"/>
+      <w:r>
+        <w:rPr>
+          <w:rFonts w:ascii="Times New Roman" w:hAnsi="Times New Roman" w:cs="Times New Roman"/>
+        </w:rPr>
+        <w:t xml:space="preserve"> radiative efficiency </w:t>
       </w:r>
       <w:r>
         <w:rPr>
@@ -14060,7 +14498,25 @@
         <w:rPr>
           <w:rFonts w:ascii="Times New Roman" w:hAnsi="Times New Roman" w:cs="Times New Roman"/>
         </w:rPr>
-        <w:t>This infers that</w:t>
+        <w:t xml:space="preserve">This </w:t>
+      </w:r>
+      <w:r>
+        <w:rPr>
+          <w:rFonts w:ascii="Times New Roman" w:hAnsi="Times New Roman" w:cs="Times New Roman"/>
+        </w:rPr>
+        <w:t>implies</w:t>
+      </w:r>
+      <w:r>
+        <w:rPr>
+          <w:rFonts w:ascii="Times New Roman" w:hAnsi="Times New Roman" w:cs="Times New Roman"/>
+        </w:rPr>
+        <w:t xml:space="preserve"> </w:t>
+      </w:r>
+      <w:r>
+        <w:rPr>
+          <w:rFonts w:ascii="Times New Roman" w:hAnsi="Times New Roman" w:cs="Times New Roman"/>
+        </w:rPr>
+        <w:t>that</w:t>
       </w:r>
       <w:r>
         <w:rPr>
@@ -14103,7 +14559,7 @@
                     </pic:cNvPicPr>
                   </pic:nvPicPr>
                   <pic:blipFill>
-                    <a:blip r:embed="rId13" cstate="print">
+                    <a:blip r:embed="rId14" cstate="print">
                       <a:extLst>
                         <a:ext uri="{28A0092B-C50C-407E-A947-70E740481C1C}">
                           <a14:useLocalDpi xmlns:a14="http://schemas.microsoft.com/office/drawing/2010/main" val="0"/>
@@ -14158,7 +14614,7 @@
           <w:b/>
           <w:bCs/>
         </w:rPr>
-        <w:t>5</w:t>
+        <w:t>6</w:t>
       </w:r>
       <w:r>
         <w:rPr>
@@ -14222,7 +14678,19 @@
           <w:rFonts w:ascii="Times New Roman" w:hAnsi="Times New Roman" w:cs="Times New Roman"/>
         </w:rPr>
         <w:lastRenderedPageBreak/>
-        <w:t xml:space="preserve">In this work, we began by preparing two datasets from the available literature on Q2DPes, focusing on emission energy and device EQE. Then performed an initial cleanup using snowflake and pandas </w:t>
+        <w:t xml:space="preserve">In this work, we began by preparing two datasets from the available literature on </w:t>
+      </w:r>
+      <w:r>
+        <w:rPr>
+          <w:rFonts w:ascii="Times New Roman" w:hAnsi="Times New Roman" w:cs="Times New Roman"/>
+        </w:rPr>
+        <w:t>quasi-2D MHPs</w:t>
+      </w:r>
+      <w:r>
+        <w:rPr>
+          <w:rFonts w:ascii="Times New Roman" w:hAnsi="Times New Roman" w:cs="Times New Roman"/>
+        </w:rPr>
+        <w:t xml:space="preserve">, focusing on emission energy and device EQE. Then performed an initial cleanup using snowflake and pandas </w:t>
       </w:r>
       <w:proofErr w:type="spellStart"/>
       <w:r>
@@ -14532,6 +15000,222 @@
     <w:p>
       <w:pPr>
         <w:pStyle w:val="FirstParagraph"/>
+        <w:spacing w:before="0" w:after="0" w:line="480" w:lineRule="auto"/>
+        <w:ind w:firstLine="720"/>
+        <w:jc w:val="both"/>
+        <w:rPr>
+          <w:rFonts w:ascii="Times New Roman" w:hAnsi="Times New Roman" w:cs="Times New Roman"/>
+        </w:rPr>
+      </w:pPr>
+      <w:r>
+        <w:rPr>
+          <w:rFonts w:ascii="Times New Roman" w:hAnsi="Times New Roman" w:cs="Times New Roman"/>
+        </w:rPr>
+        <w:t xml:space="preserve">On the other hand, </w:t>
+      </w:r>
+      <w:r>
+        <w:rPr>
+          <w:rFonts w:ascii="Times New Roman" w:hAnsi="Times New Roman" w:cs="Times New Roman"/>
+        </w:rPr>
+        <w:t xml:space="preserve">device-level EQE </w:t>
+      </w:r>
+      <w:r>
+        <w:rPr>
+          <w:rFonts w:ascii="Times New Roman" w:hAnsi="Times New Roman" w:cs="Times New Roman"/>
+        </w:rPr>
+        <w:t>are</w:t>
+      </w:r>
+      <w:r>
+        <w:rPr>
+          <w:rFonts w:ascii="Times New Roman" w:hAnsi="Times New Roman" w:cs="Times New Roman"/>
+        </w:rPr>
+        <w:t xml:space="preserve"> less predictable when </w:t>
+      </w:r>
+      <w:r>
+        <w:rPr>
+          <w:rFonts w:ascii="Times New Roman" w:hAnsi="Times New Roman" w:cs="Times New Roman"/>
+        </w:rPr>
+        <w:t>modelled</w:t>
+      </w:r>
+      <w:r>
+        <w:rPr>
+          <w:rFonts w:ascii="Times New Roman" w:hAnsi="Times New Roman" w:cs="Times New Roman"/>
+        </w:rPr>
+        <w:t xml:space="preserve"> using </w:t>
+      </w:r>
+      <w:r>
+        <w:rPr>
+          <w:rFonts w:ascii="Times New Roman" w:hAnsi="Times New Roman" w:cs="Times New Roman"/>
+        </w:rPr>
+        <w:t>similar literature inputs with additional device-level details</w:t>
+      </w:r>
+      <w:r>
+        <w:rPr>
+          <w:rFonts w:ascii="Times New Roman" w:hAnsi="Times New Roman" w:cs="Times New Roman"/>
+        </w:rPr>
+        <w:t xml:space="preserve">, </w:t>
+      </w:r>
+      <w:r>
+        <w:rPr>
+          <w:rFonts w:ascii="Times New Roman" w:hAnsi="Times New Roman" w:cs="Times New Roman"/>
+        </w:rPr>
+        <w:t>yielding</w:t>
+      </w:r>
+      <w:r>
+        <w:rPr>
+          <w:rFonts w:ascii="Times New Roman" w:hAnsi="Times New Roman" w:cs="Times New Roman"/>
+        </w:rPr>
+        <w:t xml:space="preserve"> a weak R</w:t>
+      </w:r>
+      <w:r>
+        <w:rPr>
+          <w:rFonts w:ascii="Times New Roman" w:hAnsi="Times New Roman" w:cs="Times New Roman"/>
+          <w:vertAlign w:val="superscript"/>
+        </w:rPr>
+        <w:t>2</w:t>
+      </w:r>
+      <w:r>
+        <w:rPr>
+          <w:rFonts w:ascii="Times New Roman" w:hAnsi="Times New Roman" w:cs="Times New Roman"/>
+        </w:rPr>
+        <w:t xml:space="preserve"> of approximately 0.5–0.6 at best. Although the integration of transport-layer </w:t>
+      </w:r>
+      <w:r>
+        <w:rPr>
+          <w:rFonts w:ascii="Times New Roman" w:hAnsi="Times New Roman" w:cs="Times New Roman"/>
+        </w:rPr>
+        <w:t>features</w:t>
+      </w:r>
+      <w:r>
+        <w:rPr>
+          <w:rFonts w:ascii="Times New Roman" w:hAnsi="Times New Roman" w:cs="Times New Roman"/>
+        </w:rPr>
+        <w:t xml:space="preserve"> provides a modest performance benefit, physical film morphology and specific laboratory fabrication protocols </w:t>
+      </w:r>
+      <w:r>
+        <w:rPr>
+          <w:rFonts w:ascii="Times New Roman" w:hAnsi="Times New Roman" w:cs="Times New Roman"/>
+        </w:rPr>
+        <w:t>and conditions determine</w:t>
+      </w:r>
+      <w:r>
+        <w:rPr>
+          <w:rFonts w:ascii="Times New Roman" w:hAnsi="Times New Roman" w:cs="Times New Roman"/>
+        </w:rPr>
+        <w:t xml:space="preserve"> overall efficiency</w:t>
+      </w:r>
+      <w:r>
+        <w:rPr>
+          <w:rFonts w:ascii="Times New Roman" w:hAnsi="Times New Roman" w:cs="Times New Roman"/>
+        </w:rPr>
+        <w:t>, which may vary from one laboratory report to another with the same set of recipes and device architectures.</w:t>
+      </w:r>
+      <w:r>
+        <w:rPr>
+          <w:rFonts w:ascii="Times New Roman" w:hAnsi="Times New Roman" w:cs="Times New Roman"/>
+        </w:rPr>
+        <w:t xml:space="preserve"> </w:t>
+      </w:r>
+      <w:r>
+        <w:rPr>
+          <w:rFonts w:ascii="Times New Roman" w:hAnsi="Times New Roman" w:cs="Times New Roman"/>
+        </w:rPr>
+        <w:t xml:space="preserve">These insights establish that chemically lean ML models are </w:t>
+      </w:r>
+      <w:r>
+        <w:rPr>
+          <w:rFonts w:ascii="Times New Roman" w:hAnsi="Times New Roman" w:cs="Times New Roman"/>
+        </w:rPr>
+        <w:t>accurate</w:t>
+      </w:r>
+      <w:r>
+        <w:rPr>
+          <w:rFonts w:ascii="Times New Roman" w:hAnsi="Times New Roman" w:cs="Times New Roman"/>
+        </w:rPr>
+        <w:t xml:space="preserve"> for </w:t>
+      </w:r>
+      <w:r>
+        <w:rPr>
+          <w:rFonts w:ascii="Times New Roman" w:hAnsi="Times New Roman" w:cs="Times New Roman"/>
+        </w:rPr>
+        <w:t>predicting intrinsic material properties (E</w:t>
+      </w:r>
+      <w:r>
+        <w:rPr>
+          <w:rFonts w:ascii="Times New Roman" w:hAnsi="Times New Roman" w:cs="Times New Roman"/>
+          <w:i/>
+          <w:iCs/>
+          <w:vertAlign w:val="subscript"/>
+        </w:rPr>
+        <w:t>ph</w:t>
+      </w:r>
+      <w:r>
+        <w:rPr>
+          <w:rFonts w:ascii="Times New Roman" w:hAnsi="Times New Roman" w:cs="Times New Roman"/>
+        </w:rPr>
+        <w:t>)</w:t>
+      </w:r>
+      <w:r>
+        <w:rPr>
+          <w:rFonts w:ascii="Times New Roman" w:hAnsi="Times New Roman" w:cs="Times New Roman"/>
+        </w:rPr>
+        <w:t>,</w:t>
+      </w:r>
+      <w:r>
+        <w:rPr>
+          <w:rFonts w:ascii="Times New Roman" w:hAnsi="Times New Roman" w:cs="Times New Roman"/>
+        </w:rPr>
+        <w:t xml:space="preserve"> but device-based </w:t>
+      </w:r>
+      <w:r>
+        <w:rPr>
+          <w:rFonts w:ascii="Times New Roman" w:hAnsi="Times New Roman" w:cs="Times New Roman"/>
+        </w:rPr>
+        <w:t xml:space="preserve">metrics such as EQE </w:t>
+      </w:r>
+      <w:r>
+        <w:rPr>
+          <w:rFonts w:ascii="Times New Roman" w:hAnsi="Times New Roman" w:cs="Times New Roman"/>
+        </w:rPr>
+        <w:lastRenderedPageBreak/>
+        <w:t xml:space="preserve">remain fundamentally unlearnable across heterogeneous literature sources without strictly </w:t>
+      </w:r>
+      <w:proofErr w:type="spellStart"/>
+      <w:r>
+        <w:rPr>
+          <w:rFonts w:ascii="Times New Roman" w:hAnsi="Times New Roman" w:cs="Times New Roman"/>
+        </w:rPr>
+        <w:t>standardised</w:t>
+      </w:r>
+      <w:proofErr w:type="spellEnd"/>
+      <w:r>
+        <w:rPr>
+          <w:rFonts w:ascii="Times New Roman" w:hAnsi="Times New Roman" w:cs="Times New Roman"/>
+        </w:rPr>
+        <w:t xml:space="preserve"> </w:t>
+      </w:r>
+      <w:r>
+        <w:rPr>
+          <w:rFonts w:ascii="Times New Roman" w:hAnsi="Times New Roman" w:cs="Times New Roman"/>
+        </w:rPr>
+        <w:t>fabrication</w:t>
+      </w:r>
+      <w:r>
+        <w:rPr>
+          <w:rFonts w:ascii="Times New Roman" w:hAnsi="Times New Roman" w:cs="Times New Roman"/>
+        </w:rPr>
+        <w:t xml:space="preserve"> and testing </w:t>
+      </w:r>
+      <w:r>
+        <w:rPr>
+          <w:rFonts w:ascii="Times New Roman" w:hAnsi="Times New Roman" w:cs="Times New Roman"/>
+        </w:rPr>
+        <w:t>conditions.</w:t>
+      </w:r>
+    </w:p>
+    <w:p>
+      <w:pPr>
+        <w:pStyle w:val="FirstParagraph"/>
         <w:spacing w:before="0" w:after="160" w:line="480" w:lineRule="auto"/>
         <w:ind w:firstLine="720"/>
         <w:jc w:val="both"/>
@@ -14539,210 +15223,57 @@
           <w:rFonts w:ascii="Times New Roman" w:hAnsi="Times New Roman" w:cs="Times New Roman"/>
         </w:rPr>
       </w:pPr>
-      <w:r>
-        <w:rPr>
-          <w:rFonts w:ascii="Times New Roman" w:hAnsi="Times New Roman" w:cs="Times New Roman"/>
-        </w:rPr>
-        <w:t xml:space="preserve">On the other hand, </w:t>
-      </w:r>
-      <w:r>
-        <w:rPr>
-          <w:rFonts w:ascii="Times New Roman" w:hAnsi="Times New Roman" w:cs="Times New Roman"/>
-        </w:rPr>
-        <w:t xml:space="preserve">device-level EQE </w:t>
-      </w:r>
-      <w:r>
-        <w:rPr>
-          <w:rFonts w:ascii="Times New Roman" w:hAnsi="Times New Roman" w:cs="Times New Roman"/>
-        </w:rPr>
-        <w:t>are</w:t>
-      </w:r>
-      <w:r>
-        <w:rPr>
-          <w:rFonts w:ascii="Times New Roman" w:hAnsi="Times New Roman" w:cs="Times New Roman"/>
-        </w:rPr>
-        <w:t xml:space="preserve"> less predictable when </w:t>
-      </w:r>
-      <w:r>
-        <w:rPr>
-          <w:rFonts w:ascii="Times New Roman" w:hAnsi="Times New Roman" w:cs="Times New Roman"/>
-        </w:rPr>
-        <w:t>modelled</w:t>
-      </w:r>
-      <w:r>
-        <w:rPr>
-          <w:rFonts w:ascii="Times New Roman" w:hAnsi="Times New Roman" w:cs="Times New Roman"/>
-        </w:rPr>
-        <w:t xml:space="preserve"> using </w:t>
-      </w:r>
-      <w:r>
-        <w:rPr>
-          <w:rFonts w:ascii="Times New Roman" w:hAnsi="Times New Roman" w:cs="Times New Roman"/>
-        </w:rPr>
-        <w:t>similar literature inputs with additional device-level details</w:t>
-      </w:r>
-      <w:r>
-        <w:rPr>
-          <w:rFonts w:ascii="Times New Roman" w:hAnsi="Times New Roman" w:cs="Times New Roman"/>
-        </w:rPr>
-        <w:t xml:space="preserve">, </w:t>
-      </w:r>
-      <w:r>
-        <w:rPr>
-          <w:rFonts w:ascii="Times New Roman" w:hAnsi="Times New Roman" w:cs="Times New Roman"/>
-        </w:rPr>
-        <w:t>yielding</w:t>
-      </w:r>
-      <w:r>
-        <w:rPr>
-          <w:rFonts w:ascii="Times New Roman" w:hAnsi="Times New Roman" w:cs="Times New Roman"/>
-        </w:rPr>
-        <w:t xml:space="preserve"> a weak R</w:t>
-      </w:r>
-      <w:r>
-        <w:rPr>
-          <w:rFonts w:ascii="Times New Roman" w:hAnsi="Times New Roman" w:cs="Times New Roman"/>
-          <w:vertAlign w:val="superscript"/>
-        </w:rPr>
-        <w:t>2</w:t>
-      </w:r>
-      <w:r>
-        <w:rPr>
-          <w:rFonts w:ascii="Times New Roman" w:hAnsi="Times New Roman" w:cs="Times New Roman"/>
-        </w:rPr>
-        <w:t xml:space="preserve"> of approximately 0.5–0.6 at best. Although the integration of transport-layer </w:t>
-      </w:r>
-      <w:r>
-        <w:rPr>
-          <w:rFonts w:ascii="Times New Roman" w:hAnsi="Times New Roman" w:cs="Times New Roman"/>
-        </w:rPr>
-        <w:t>features</w:t>
-      </w:r>
-      <w:r>
-        <w:rPr>
-          <w:rFonts w:ascii="Times New Roman" w:hAnsi="Times New Roman" w:cs="Times New Roman"/>
-        </w:rPr>
-        <w:t xml:space="preserve"> provides a modest performance benefit, physical film morphology and specific laboratory fabrication protocols </w:t>
-      </w:r>
-      <w:r>
-        <w:rPr>
-          <w:rFonts w:ascii="Times New Roman" w:hAnsi="Times New Roman" w:cs="Times New Roman"/>
-        </w:rPr>
-        <w:t>and conditions determine</w:t>
-      </w:r>
-      <w:r>
-        <w:rPr>
-          <w:rFonts w:ascii="Times New Roman" w:hAnsi="Times New Roman" w:cs="Times New Roman"/>
-        </w:rPr>
-        <w:t xml:space="preserve"> overall efficiency</w:t>
-      </w:r>
-      <w:r>
-        <w:rPr>
-          <w:rFonts w:ascii="Times New Roman" w:hAnsi="Times New Roman" w:cs="Times New Roman"/>
-        </w:rPr>
-        <w:t>, which may vary from one laboratory report to another with the same set of recipes and device architectures.</w:t>
-      </w:r>
-      <w:r>
-        <w:rPr>
-          <w:rFonts w:ascii="Times New Roman" w:hAnsi="Times New Roman" w:cs="Times New Roman"/>
-        </w:rPr>
-        <w:t xml:space="preserve"> </w:t>
-      </w:r>
-      <w:r>
-        <w:rPr>
-          <w:rFonts w:ascii="Times New Roman" w:hAnsi="Times New Roman" w:cs="Times New Roman"/>
-        </w:rPr>
-        <w:t xml:space="preserve">These insights establish that chemically lean ML models are </w:t>
-      </w:r>
-      <w:r>
-        <w:rPr>
-          <w:rFonts w:ascii="Times New Roman" w:hAnsi="Times New Roman" w:cs="Times New Roman"/>
-        </w:rPr>
-        <w:t>accurate</w:t>
-      </w:r>
-      <w:r>
-        <w:rPr>
-          <w:rFonts w:ascii="Times New Roman" w:hAnsi="Times New Roman" w:cs="Times New Roman"/>
-        </w:rPr>
-        <w:t xml:space="preserve"> for </w:t>
-      </w:r>
-      <w:r>
-        <w:rPr>
-          <w:rFonts w:ascii="Times New Roman" w:hAnsi="Times New Roman" w:cs="Times New Roman"/>
-        </w:rPr>
-        <w:t>predicting intrinsic material properties (E</w:t>
-      </w:r>
-      <w:r>
-        <w:rPr>
-          <w:rFonts w:ascii="Times New Roman" w:hAnsi="Times New Roman" w:cs="Times New Roman"/>
-          <w:i/>
-          <w:iCs/>
-          <w:vertAlign w:val="subscript"/>
-        </w:rPr>
-        <w:t>ph</w:t>
-      </w:r>
-      <w:r>
-        <w:rPr>
-          <w:rFonts w:ascii="Times New Roman" w:hAnsi="Times New Roman" w:cs="Times New Roman"/>
-        </w:rPr>
-        <w:t>)</w:t>
-      </w:r>
-      <w:r>
-        <w:rPr>
-          <w:rFonts w:ascii="Times New Roman" w:hAnsi="Times New Roman" w:cs="Times New Roman"/>
-        </w:rPr>
-        <w:t>,</w:t>
-      </w:r>
-      <w:r>
-        <w:rPr>
-          <w:rFonts w:ascii="Times New Roman" w:hAnsi="Times New Roman" w:cs="Times New Roman"/>
-        </w:rPr>
-        <w:t xml:space="preserve"> but device-based </w:t>
-      </w:r>
-      <w:r>
-        <w:rPr>
-          <w:rFonts w:ascii="Times New Roman" w:hAnsi="Times New Roman" w:cs="Times New Roman"/>
-        </w:rPr>
-        <w:t xml:space="preserve">metrics such as EQE </w:t>
-      </w:r>
-      <w:r>
-        <w:rPr>
-          <w:rFonts w:ascii="Times New Roman" w:hAnsi="Times New Roman" w:cs="Times New Roman"/>
-        </w:rPr>
-        <w:lastRenderedPageBreak/>
-        <w:t xml:space="preserve">remain fundamentally unlearnable across heterogeneous literature sources without strictly </w:t>
+      <w:bookmarkStart w:id="11" w:name="data-availability"/>
+      <w:bookmarkEnd w:id="10"/>
+      <w:r>
+        <w:rPr>
+          <w:rFonts w:ascii="Times New Roman" w:hAnsi="Times New Roman" w:cs="Times New Roman"/>
+        </w:rPr>
+        <w:t xml:space="preserve">Finally, to make this work practically useful for the research community, the best-performing 13-feature SVR model is deployed as a publicly accessible web UI application in </w:t>
       </w:r>
       <w:proofErr w:type="spellStart"/>
       <w:r>
         <w:rPr>
           <w:rFonts w:ascii="Times New Roman" w:hAnsi="Times New Roman" w:cs="Times New Roman"/>
         </w:rPr>
-        <w:t>standardised</w:t>
+        <w:t>Streamlit</w:t>
       </w:r>
       <w:proofErr w:type="spellEnd"/>
       <w:r>
         <w:rPr>
           <w:rFonts w:ascii="Times New Roman" w:hAnsi="Times New Roman" w:cs="Times New Roman"/>
         </w:rPr>
-        <w:t xml:space="preserve"> </w:t>
-      </w:r>
-      <w:r>
-        <w:rPr>
-          <w:rFonts w:ascii="Times New Roman" w:hAnsi="Times New Roman" w:cs="Times New Roman"/>
-        </w:rPr>
-        <w:t>fabrication</w:t>
-      </w:r>
-      <w:r>
-        <w:rPr>
-          <w:rFonts w:ascii="Times New Roman" w:hAnsi="Times New Roman" w:cs="Times New Roman"/>
-        </w:rPr>
-        <w:t xml:space="preserve"> and testing </w:t>
-      </w:r>
-      <w:r>
-        <w:rPr>
-          <w:rFonts w:ascii="Times New Roman" w:hAnsi="Times New Roman" w:cs="Times New Roman"/>
-        </w:rPr>
-        <w:t>conditions.</w:t>
+        <w:t xml:space="preserve"> Cloud. Instead of </w:t>
+      </w:r>
+      <w:r>
+        <w:rPr>
+          <w:rFonts w:ascii="Times New Roman" w:hAnsi="Times New Roman" w:cs="Times New Roman"/>
+        </w:rPr>
+        <w:t>relying on coding knowledge, users can simply enter the IUPAC name or SMILES string for their organic spacers,</w:t>
+      </w:r>
+      <w:r>
+        <w:rPr>
+          <w:rFonts w:ascii="Times New Roman" w:hAnsi="Times New Roman" w:cs="Times New Roman"/>
+        </w:rPr>
+        <w:t xml:space="preserve"> along with the required precursor ratios. The application then automatically calculates </w:t>
+      </w:r>
+      <w:r>
+        <w:rPr>
+          <w:rFonts w:ascii="Times New Roman" w:hAnsi="Times New Roman" w:cs="Times New Roman"/>
+        </w:rPr>
+        <w:t xml:space="preserve">molecular descriptors in the background and provides a real-time emission energy prediction for the corresponding quasi-2D MHP and the molecule structure </w:t>
+      </w:r>
+      <w:r>
+        <w:rPr>
+          <w:rFonts w:ascii="Times New Roman" w:hAnsi="Times New Roman" w:cs="Times New Roman"/>
+        </w:rPr>
+        <w:t>provided in the input</w:t>
+      </w:r>
+      <w:r>
+        <w:rPr>
+          <w:rFonts w:ascii="Times New Roman" w:hAnsi="Times New Roman" w:cs="Times New Roman"/>
+        </w:rPr>
+        <w:t>.</w:t>
       </w:r>
     </w:p>
     <w:p>
@@ -14756,22 +15287,87 @@
           <w:lang w:eastAsia="ja-JP"/>
         </w:rPr>
       </w:pPr>
-      <w:bookmarkStart w:id="11" w:name="data-availability"/>
-      <w:bookmarkEnd w:id="10"/>
+      <w:proofErr w:type="spellStart"/>
       <w:r>
         <w:rPr>
           <w:rFonts w:ascii="Times New Roman" w:eastAsia="MS Mincho" w:hAnsi="Times New Roman" w:cs="Times New Roman"/>
           <w:b/>
           <w:lang w:eastAsia="ja-JP"/>
         </w:rPr>
-        <w:t>Data Availability</w:t>
+        <w:t>Github</w:t>
+      </w:r>
+      <w:proofErr w:type="spellEnd"/>
+      <w:r>
+        <w:rPr>
+          <w:rFonts w:ascii="Times New Roman" w:eastAsia="MS Mincho" w:hAnsi="Times New Roman" w:cs="Times New Roman"/>
+          <w:b/>
+          <w:lang w:eastAsia="ja-JP"/>
+        </w:rPr>
+        <w:t xml:space="preserve"> and</w:t>
+      </w:r>
+      <w:r>
+        <w:rPr>
+          <w:rFonts w:ascii="Times New Roman" w:eastAsia="MS Mincho" w:hAnsi="Times New Roman" w:cs="Times New Roman"/>
+          <w:b/>
+          <w:lang w:eastAsia="ja-JP"/>
+        </w:rPr>
+        <w:t xml:space="preserve"> </w:t>
+      </w:r>
+      <w:proofErr w:type="spellStart"/>
+      <w:r>
+        <w:rPr>
+          <w:rFonts w:ascii="Times New Roman" w:eastAsia="MS Mincho" w:hAnsi="Times New Roman" w:cs="Times New Roman"/>
+          <w:b/>
+          <w:lang w:eastAsia="ja-JP"/>
+        </w:rPr>
+        <w:t>Streamlit</w:t>
+      </w:r>
+      <w:proofErr w:type="spellEnd"/>
+      <w:r>
+        <w:rPr>
+          <w:rFonts w:ascii="Times New Roman" w:eastAsia="MS Mincho" w:hAnsi="Times New Roman" w:cs="Times New Roman"/>
+          <w:b/>
+          <w:lang w:eastAsia="ja-JP"/>
+        </w:rPr>
+        <w:t xml:space="preserve"> </w:t>
+      </w:r>
+      <w:r>
+        <w:rPr>
+          <w:rFonts w:ascii="Times New Roman" w:eastAsia="MS Mincho" w:hAnsi="Times New Roman" w:cs="Times New Roman"/>
+          <w:b/>
+          <w:lang w:eastAsia="ja-JP"/>
+        </w:rPr>
+        <w:t xml:space="preserve">Cloud </w:t>
+      </w:r>
+      <w:r>
+        <w:rPr>
+          <w:rFonts w:ascii="Times New Roman" w:eastAsia="MS Mincho" w:hAnsi="Times New Roman" w:cs="Times New Roman"/>
+          <w:b/>
+          <w:lang w:eastAsia="ja-JP"/>
+        </w:rPr>
+        <w:t>Web UI</w:t>
+      </w:r>
+      <w:r>
+        <w:rPr>
+          <w:rFonts w:ascii="Times New Roman" w:eastAsia="MS Mincho" w:hAnsi="Times New Roman" w:cs="Times New Roman"/>
+          <w:b/>
+          <w:lang w:eastAsia="ja-JP"/>
+        </w:rPr>
+        <w:t xml:space="preserve"> application links</w:t>
+      </w:r>
+      <w:r>
+        <w:rPr>
+          <w:rFonts w:ascii="Times New Roman" w:eastAsia="MS Mincho" w:hAnsi="Times New Roman" w:cs="Times New Roman"/>
+          <w:b/>
+          <w:lang w:eastAsia="ja-JP"/>
+        </w:rPr>
+        <w:t xml:space="preserve"> </w:t>
       </w:r>
     </w:p>
     <w:p>
       <w:pPr>
         <w:pStyle w:val="FirstParagraph"/>
         <w:spacing w:before="0" w:after="160" w:line="480" w:lineRule="auto"/>
-        <w:jc w:val="both"/>
         <w:rPr>
           <w:rFonts w:ascii="Times New Roman" w:hAnsi="Times New Roman" w:cs="Times New Roman"/>
         </w:rPr>
@@ -14804,7 +15400,7 @@
         <w:rPr>
           <w:rFonts w:ascii="Times New Roman" w:hAnsi="Times New Roman" w:cs="Times New Roman"/>
         </w:rPr>
-        <w:t xml:space="preserve"> </w:t>
+        <w:t xml:space="preserve">: </w:t>
       </w:r>
       <w:r>
         <w:rPr>
@@ -14816,7 +15412,45 @@
         <w:rPr>
           <w:rFonts w:ascii="Times New Roman" w:hAnsi="Times New Roman" w:cs="Times New Roman"/>
         </w:rPr>
-        <w:t>. The curated workbook is available from the corresponding author on reasonable request.</w:t>
+        <w:t xml:space="preserve">. </w:t>
+      </w:r>
+      <w:r>
+        <w:rPr>
+          <w:rFonts w:ascii="Times New Roman" w:hAnsi="Times New Roman" w:cs="Times New Roman"/>
+        </w:rPr>
+        <w:br/>
+      </w:r>
+      <w:proofErr w:type="spellStart"/>
+      <w:r>
+        <w:rPr>
+          <w:rFonts w:ascii="Times New Roman" w:hAnsi="Times New Roman" w:cs="Times New Roman"/>
+        </w:rPr>
+        <w:t>Streamlit</w:t>
+      </w:r>
+      <w:proofErr w:type="spellEnd"/>
+      <w:r>
+        <w:rPr>
+          <w:rFonts w:ascii="Times New Roman" w:hAnsi="Times New Roman" w:cs="Times New Roman"/>
+        </w:rPr>
+        <w:t xml:space="preserve"> web UI application link: </w:t>
+      </w:r>
+      <w:r>
+        <w:rPr>
+          <w:rFonts w:ascii="Times New Roman" w:hAnsi="Times New Roman" w:cs="Times New Roman"/>
+        </w:rPr>
+        <w:t>https://mlquasi2demissioneqe-8yvtmbep6kul3izkcuafzs.streamlit.app/</w:t>
+      </w:r>
+      <w:r>
+        <w:rPr>
+          <w:rFonts w:ascii="Times New Roman" w:hAnsi="Times New Roman" w:cs="Times New Roman"/>
+        </w:rPr>
+        <w:br/>
+      </w:r>
+      <w:r>
+        <w:rPr>
+          <w:rFonts w:ascii="Times New Roman" w:hAnsi="Times New Roman" w:cs="Times New Roman"/>
+        </w:rPr>
+        <w:t>The curated workbook is available from the corresponding author on reasonable request.</w:t>
       </w:r>
     </w:p>
     <w:p>
@@ -14849,11 +15483,15 @@
       <w:pPr>
         <w:pStyle w:val="FAAuthorInfoSubtitle"/>
         <w:rPr>
+          <w:b/>
+          <w:bCs w:val="0"/>
           <w:lang w:val="en-IN"/>
         </w:rPr>
       </w:pPr>
       <w:r>
         <w:rPr>
+          <w:b/>
+          <w:bCs w:val="0"/>
           <w:lang w:val="en-IN"/>
         </w:rPr>
         <w:t>Author contributions</w:t>
@@ -14943,7 +15581,11 @@
       </w:r>
       <w:proofErr w:type="spellEnd"/>
       <w:r>
-        <w:t>: funding, supervision, project administration</w:t>
+        <w:t xml:space="preserve">: funding, supervision, project </w:t>
+      </w:r>
+      <w:r>
+        <w:lastRenderedPageBreak/>
+        <w:t>administration</w:t>
       </w:r>
       <w:r>
         <w:t xml:space="preserve">, </w:t>
@@ -15045,7 +15687,13 @@
         <w:t xml:space="preserve">This work was supported by the School of Chemistry, University of Hyderabad. </w:t>
       </w:r>
       <w:r>
-        <w:t>RRS acknowledges Council of Scientific and Industrial Research (CSIR) for the Senior Research Fellowship (SRF)</w:t>
+        <w:t xml:space="preserve">RRS acknowledges </w:t>
+      </w:r>
+      <w:r>
+        <w:t xml:space="preserve">the </w:t>
+      </w:r>
+      <w:r>
+        <w:t>Council of Scientific and Industrial Research (CSIR) for the Senior Research Fellowship (SRF)</w:t>
       </w:r>
       <w:r>
         <w:t xml:space="preserve">. </w:t>
@@ -15149,7 +15797,6 @@
           <w:bCs/>
           <w:lang w:val="en-IN"/>
         </w:rPr>
-        <w:lastRenderedPageBreak/>
         <w:t>References</w:t>
       </w:r>
     </w:p>
@@ -15430,6 +16077,7 @@
         <w:spacing w:after="0"/>
       </w:pPr>
       <w:r>
+        <w:lastRenderedPageBreak/>
         <w:t>8.</w:t>
       </w:r>
       <w:r>
@@ -15609,7 +16257,6 @@
         <w:spacing w:after="0"/>
       </w:pPr>
       <w:r>
-        <w:lastRenderedPageBreak/>
         <w:t>13.</w:t>
       </w:r>
       <w:r>
@@ -15867,7 +16514,11 @@
       </w:r>
       <w:r>
         <w:tab/>
-        <w:t xml:space="preserve">Ghodeswar, U. S.;  Balpande, R. S.;  Raut, V. P.;  Waje, M. G.;  Pethe, Y. S.;  Shelke, N.;  Isleem, H. F.; Vairagade, V. S., The optimization of design and performance in hybrid organic/inorganic LEDs toward next-generation high-efficiency LEDs: application of multi-model hybrid machine learning approach. </w:t>
+        <w:t>Ghodeswar, U. S.;  Balpande, R. S.;  Raut, V. P.;  Waje, M. G.;  Pethe, Y. S.;  Shelke, N.;  Isleem, H. F.; Vairagade, V. S., The optimization of design and performance in hybrid organic/inorganic LEDs toward next-generation high-efficiency LEDs: application of multi-</w:t>
+      </w:r>
+      <w:r>
+        <w:lastRenderedPageBreak/>
+        <w:t xml:space="preserve">model hybrid machine learning approach. </w:t>
       </w:r>
       <w:r>
         <w:rPr>
@@ -15980,7 +16631,7 @@
       <w:bookmarkEnd w:id="12"/>
     </w:p>
     <w:sectPr>
-      <w:footerReference w:type="default" r:id="rId14"/>
+      <w:footerReference w:type="default" r:id="rId15"/>
       <w:footnotePr>
         <w:numRestart w:val="eachSect"/>
       </w:footnotePr>
@@ -17618,9 +18269,9 @@
     <w:basedOn w:val="Normal"/>
     <w:link w:val="FAAuthorInfoSubtitleChar"/>
     <w:autoRedefine/>
-    <w:rsid w:val="00AB18F9"/>
+    <w:rsid w:val="00817CC0"/>
     <w:pPr>
-      <w:spacing w:after="160" w:line="480" w:lineRule="auto"/>
+      <w:spacing w:after="0" w:line="480" w:lineRule="auto"/>
       <w:jc w:val="both"/>
     </w:pPr>
     <w:rPr>
@@ -17633,7 +18284,7 @@
   <w:style w:type="character" w:customStyle="1" w:styleId="FAAuthorInfoSubtitleChar">
     <w:name w:val="FA_Author_Info_Subtitle Char"/>
     <w:link w:val="FAAuthorInfoSubtitle"/>
-    <w:rsid w:val="00AB18F9"/>
+    <w:rsid w:val="00817CC0"/>
     <w:rPr>
       <w:rFonts w:ascii="Times" w:eastAsia="Times New Roman" w:hAnsi="Times" w:cs="Times New Roman"/>
       <w:bCs/>

--- a/ML_Quasi2D_Manuscript_Final.docx
+++ b/ML_Quasi2D_Manuscript_Final.docx
@@ -2225,13 +2225,31 @@
         <w:rPr>
           <w:rFonts w:ascii="Times New Roman" w:hAnsi="Times New Roman" w:cs="Times New Roman"/>
         </w:rPr>
-        <w:t>relies on statistical models, has emerged as a complementary fourth paradigm that can learn patterns from curated datasets, reduce experimental waste, and is not limited by the theoretical rules/laws as physical models like DFT, which enlarges</w:t>
-      </w:r>
-      <w:r>
-        <w:rPr>
-          <w:rFonts w:ascii="Times New Roman" w:hAnsi="Times New Roman" w:cs="Times New Roman"/>
-        </w:rPr>
-        <w:t xml:space="preserve"> the scope for finding new relations</w:t>
+        <w:t>relies on statistical models, has emerged as a complementary fourth paradigm that can learn patterns from curated datasets, reduce experimental waste, and</w:t>
+      </w:r>
+      <w:r>
+        <w:rPr>
+          <w:rFonts w:ascii="Times New Roman" w:hAnsi="Times New Roman" w:cs="Times New Roman"/>
+        </w:rPr>
+        <w:t>,</w:t>
+      </w:r>
+      <w:r>
+        <w:rPr>
+          <w:rFonts w:ascii="Times New Roman" w:hAnsi="Times New Roman" w:cs="Times New Roman"/>
+        </w:rPr>
+        <w:t xml:space="preserve"> </w:t>
+      </w:r>
+      <w:r>
+        <w:rPr>
+          <w:rFonts w:ascii="Times New Roman" w:hAnsi="Times New Roman" w:cs="Times New Roman"/>
+        </w:rPr>
+        <w:t>unlike physical models such as DFT, ML is not constrained by predefined theoretical rules, which enlarges the scope</w:t>
+      </w:r>
+      <w:r>
+        <w:rPr>
+          <w:rFonts w:ascii="Times New Roman" w:hAnsi="Times New Roman" w:cs="Times New Roman"/>
+        </w:rPr>
+        <w:t xml:space="preserve"> for finding new relations</w:t>
       </w:r>
       <w:r>
         <w:rPr>
@@ -3322,7 +3340,14 @@
         <w:rPr>
           <w:rFonts w:ascii="Times New Roman" w:hAnsi="Times New Roman" w:cs="Times New Roman"/>
         </w:rPr>
-        <w:t xml:space="preserve"> cheminformatics descriptors</w:t>
+        <w:t xml:space="preserve"> </w:t>
+      </w:r>
+      <w:r>
+        <w:rPr>
+          <w:rFonts w:ascii="Times New Roman" w:hAnsi="Times New Roman" w:cs="Times New Roman"/>
+        </w:rPr>
+        <w:lastRenderedPageBreak/>
+        <w:t>cheminformatics descriptors</w:t>
       </w:r>
       <w:r>
         <w:rPr>
@@ -3358,14 +3383,7 @@
         <w:rPr>
           <w:rFonts w:ascii="Times New Roman" w:hAnsi="Times New Roman" w:cs="Times New Roman"/>
         </w:rPr>
-        <w:t xml:space="preserve">user interface </w:t>
-      </w:r>
-      <w:r>
-        <w:rPr>
-          <w:rFonts w:ascii="Times New Roman" w:hAnsi="Times New Roman" w:cs="Times New Roman"/>
-        </w:rPr>
-        <w:lastRenderedPageBreak/>
-        <w:t>(</w:t>
+        <w:t>user interface (</w:t>
       </w:r>
       <w:r>
         <w:rPr>
@@ -3878,6 +3896,7 @@
         <w:rPr>
           <w:rFonts w:ascii="Times New Roman" w:hAnsi="Times New Roman" w:cs="Times New Roman"/>
         </w:rPr>
+        <w:lastRenderedPageBreak/>
         <w:t>In this work</w:t>
       </w:r>
       <w:r>
@@ -3920,7 +3939,6 @@
         <w:rPr>
           <w:rFonts w:ascii="Times New Roman" w:hAnsi="Times New Roman" w:cs="Times New Roman"/>
         </w:rPr>
-        <w:lastRenderedPageBreak/>
         <w:t>two primary</w:t>
       </w:r>
       <w:r>
@@ -4662,7 +4680,14 @@
         <w:rPr>
           <w:rFonts w:ascii="Times New Roman" w:hAnsi="Times New Roman" w:cs="Times New Roman"/>
         </w:rPr>
-        <w:t>codebase for building various</w:t>
+        <w:t xml:space="preserve">codebase for </w:t>
+      </w:r>
+      <w:r>
+        <w:rPr>
+          <w:rFonts w:ascii="Times New Roman" w:hAnsi="Times New Roman" w:cs="Times New Roman"/>
+        </w:rPr>
+        <w:lastRenderedPageBreak/>
+        <w:t>building various</w:t>
       </w:r>
       <w:r>
         <w:rPr>
@@ -4706,7 +4731,6 @@
           <w:b/>
           <w:bCs/>
         </w:rPr>
-        <w:lastRenderedPageBreak/>
         <w:t>2. Results and Discussion</w:t>
       </w:r>
     </w:p>
@@ -5126,6 +5150,7 @@
         <w:rPr>
           <w:noProof/>
         </w:rPr>
+        <w:lastRenderedPageBreak/>
         <w:drawing>
           <wp:inline distT="0" distB="0" distL="0" distR="0" wp14:anchorId="2D12484D" wp14:editId="7D369FF4">
             <wp:extent cx="6154911" cy="2490240"/>
@@ -5294,240 +5319,246 @@
         <w:rPr>
           <w:rFonts w:ascii="Times New Roman" w:hAnsi="Times New Roman" w:cs="Times New Roman"/>
         </w:rPr>
+        <w:t>For the features, after generating two-dimensional molecular descriptors</w:t>
+      </w:r>
+      <w:r>
+        <w:rPr>
+          <w:rFonts w:ascii="Times New Roman" w:hAnsi="Times New Roman" w:cs="Times New Roman"/>
+        </w:rPr>
+        <w:t xml:space="preserve"> using SMILES</w:t>
+      </w:r>
+      <w:r>
+        <w:rPr>
+          <w:rFonts w:ascii="Times New Roman" w:hAnsi="Times New Roman" w:cs="Times New Roman"/>
+        </w:rPr>
+        <w:t xml:space="preserve"> as mentioned in the </w:t>
+      </w:r>
+      <w:r>
+        <w:rPr>
+          <w:rFonts w:ascii="Times New Roman" w:hAnsi="Times New Roman" w:cs="Times New Roman"/>
+        </w:rPr>
+        <w:t xml:space="preserve">section above, the dataset had 462 columns, including compositional and halide flags, one-hot-encoded solvent columns, and Pri/Sec-prefixed </w:t>
+      </w:r>
+      <w:proofErr w:type="spellStart"/>
+      <w:r>
+        <w:rPr>
+          <w:rFonts w:ascii="Times New Roman" w:hAnsi="Times New Roman" w:cs="Times New Roman"/>
+        </w:rPr>
+        <w:t>RDKit</w:t>
+      </w:r>
+      <w:proofErr w:type="spellEnd"/>
+      <w:r>
+        <w:rPr>
+          <w:rFonts w:ascii="Times New Roman" w:hAnsi="Times New Roman" w:cs="Times New Roman"/>
+        </w:rPr>
+        <w:t xml:space="preserve"> descriptors for organic spacers (217 descriptors </w:t>
+      </w:r>
+      <w:r>
+        <w:rPr>
+          <w:rFonts w:ascii="Times New Roman" w:hAnsi="Times New Roman" w:cs="Times New Roman"/>
+        </w:rPr>
+        <w:t>each</w:t>
+      </w:r>
+      <w:r>
+        <w:rPr>
+          <w:rFonts w:ascii="Times New Roman" w:hAnsi="Times New Roman" w:cs="Times New Roman"/>
+        </w:rPr>
+        <w:t>).</w:t>
+      </w:r>
+      <w:r>
+        <w:rPr>
+          <w:rFonts w:ascii="Times New Roman" w:hAnsi="Times New Roman" w:cs="Times New Roman"/>
+        </w:rPr>
+        <w:t xml:space="preserve"> </w:t>
+      </w:r>
+      <w:r>
+        <w:rPr>
+          <w:rFonts w:ascii="Times New Roman" w:hAnsi="Times New Roman" w:cs="Times New Roman"/>
+        </w:rPr>
+        <w:t xml:space="preserve">To maintain </w:t>
+      </w:r>
+      <w:r>
+        <w:rPr>
+          <w:rFonts w:ascii="Times New Roman" w:hAnsi="Times New Roman" w:cs="Times New Roman"/>
+        </w:rPr>
+        <w:t xml:space="preserve">proper data distribution across reports with mixed organic spacers and single organic spacers, </w:t>
+      </w:r>
+      <w:r>
+        <w:rPr>
+          <w:rFonts w:ascii="Times New Roman" w:hAnsi="Times New Roman" w:cs="Times New Roman"/>
+        </w:rPr>
+        <w:t>in which 46 entries (~16%) have mixed primary and secondary spacers, we used an 80/20 split stratified by</w:t>
+      </w:r>
+      <w:r>
+        <w:rPr>
+          <w:rFonts w:ascii="Times New Roman" w:hAnsi="Times New Roman" w:cs="Times New Roman"/>
+        </w:rPr>
+        <w:t xml:space="preserve"> </w:t>
+      </w:r>
+      <w:r>
+        <w:rPr>
+          <w:rFonts w:ascii="Times New Roman" w:hAnsi="Times New Roman" w:cs="Times New Roman"/>
+        </w:rPr>
+        <w:t xml:space="preserve">the </w:t>
+      </w:r>
+      <w:r>
+        <w:rPr>
+          <w:rFonts w:ascii="Times New Roman" w:hAnsi="Times New Roman" w:cs="Times New Roman"/>
+        </w:rPr>
+        <w:t>IS_MIXED_SPACERS_SPACER</w:t>
+      </w:r>
+      <w:r>
+        <w:rPr>
+          <w:rFonts w:ascii="Times New Roman" w:hAnsi="Times New Roman" w:cs="Times New Roman"/>
+        </w:rPr>
+        <w:t xml:space="preserve"> column</w:t>
+      </w:r>
+      <w:r>
+        <w:rPr>
+          <w:rFonts w:ascii="Times New Roman" w:hAnsi="Times New Roman" w:cs="Times New Roman"/>
+        </w:rPr>
+        <w:t>, yielding</w:t>
+      </w:r>
+      <w:r>
+        <w:rPr>
+          <w:rStyle w:val="VerbatimChar"/>
+          <w:rFonts w:ascii="Times New Roman" w:hAnsi="Times New Roman" w:cs="Times New Roman"/>
+          <w:sz w:val="24"/>
+        </w:rPr>
+        <w:t xml:space="preserve"> </w:t>
+      </w:r>
+      <w:r>
+        <w:rPr>
+          <w:rFonts w:ascii="Times New Roman" w:hAnsi="Times New Roman" w:cs="Times New Roman"/>
+        </w:rPr>
+        <w:t>226 training</w:t>
+      </w:r>
+      <w:r>
+        <w:rPr>
+          <w:rFonts w:ascii="Times New Roman" w:hAnsi="Times New Roman" w:cs="Times New Roman"/>
+        </w:rPr>
+        <w:t xml:space="preserve"> and</w:t>
+      </w:r>
+      <w:r>
+        <w:rPr>
+          <w:rFonts w:ascii="Times New Roman" w:hAnsi="Times New Roman" w:cs="Times New Roman"/>
+        </w:rPr>
+        <w:t xml:space="preserve"> 57 test</w:t>
+      </w:r>
+      <w:r>
+        <w:rPr>
+          <w:rFonts w:ascii="Times New Roman" w:hAnsi="Times New Roman" w:cs="Times New Roman"/>
+        </w:rPr>
+        <w:t xml:space="preserve"> records</w:t>
+      </w:r>
+      <w:r>
+        <w:rPr>
+          <w:rFonts w:ascii="Times New Roman" w:hAnsi="Times New Roman" w:cs="Times New Roman"/>
+        </w:rPr>
+        <w:t xml:space="preserve">. </w:t>
+      </w:r>
+      <w:r>
+        <w:rPr>
+          <w:rFonts w:ascii="Times New Roman" w:hAnsi="Times New Roman" w:cs="Times New Roman"/>
+        </w:rPr>
+        <w:t xml:space="preserve">It is worth </w:t>
+      </w:r>
+      <w:r>
+        <w:rPr>
+          <w:rFonts w:ascii="Times New Roman" w:hAnsi="Times New Roman" w:cs="Times New Roman"/>
+        </w:rPr>
+        <w:t>noting that mixed spacer formulations are chemically significant, as the secondary ligand prominently affects</w:t>
+      </w:r>
+      <w:r>
+        <w:rPr>
+          <w:rFonts w:ascii="Times New Roman" w:hAnsi="Times New Roman" w:cs="Times New Roman"/>
+        </w:rPr>
+        <w:t xml:space="preserve"> interlayer spacing and can determine which n domains contribute more to</w:t>
+      </w:r>
+      <w:r>
+        <w:rPr>
+          <w:rFonts w:ascii="Times New Roman" w:hAnsi="Times New Roman" w:cs="Times New Roman"/>
+        </w:rPr>
+        <w:t xml:space="preserve"> the </w:t>
+      </w:r>
+      <w:r>
+        <w:rPr>
+          <w:rFonts w:ascii="Times New Roman" w:hAnsi="Times New Roman" w:cs="Times New Roman"/>
+        </w:rPr>
+        <w:t>emission</w:t>
+      </w:r>
+      <w:r>
+        <w:rPr>
+          <w:rFonts w:ascii="Times New Roman" w:hAnsi="Times New Roman" w:cs="Times New Roman"/>
+        </w:rPr>
+        <w:t xml:space="preserve">. </w:t>
+      </w:r>
+      <w:r>
+        <w:rPr>
+          <w:rFonts w:ascii="Times New Roman" w:hAnsi="Times New Roman" w:cs="Times New Roman"/>
+        </w:rPr>
+        <w:t>After</w:t>
+      </w:r>
+      <w:r>
+        <w:rPr>
+          <w:rFonts w:ascii="Times New Roman" w:hAnsi="Times New Roman" w:cs="Times New Roman"/>
+        </w:rPr>
+        <w:t xml:space="preserve"> </w:t>
+      </w:r>
+      <w:r>
+        <w:rPr>
+          <w:rFonts w:ascii="Times New Roman" w:hAnsi="Times New Roman" w:cs="Times New Roman"/>
+        </w:rPr>
+        <w:t>splitting the dataset into training and test set</w:t>
+      </w:r>
+      <w:r>
+        <w:rPr>
+          <w:rFonts w:ascii="Times New Roman" w:hAnsi="Times New Roman" w:cs="Times New Roman"/>
+        </w:rPr>
+        <w:t>s</w:t>
+      </w:r>
+      <w:r>
+        <w:rPr>
+          <w:rFonts w:ascii="Times New Roman" w:hAnsi="Times New Roman" w:cs="Times New Roman"/>
+        </w:rPr>
+        <w:t>, we began feature elimination to prevent the curse of dimensionality using only the training dataset, to</w:t>
+      </w:r>
+      <w:r>
+        <w:rPr>
+          <w:rFonts w:ascii="Times New Roman" w:hAnsi="Times New Roman" w:cs="Times New Roman"/>
+        </w:rPr>
+        <w:t xml:space="preserve"> avoid test data leakage.</w:t>
+      </w:r>
+      <w:r>
+        <w:rPr>
+          <w:rFonts w:ascii="Times New Roman" w:hAnsi="Times New Roman" w:cs="Times New Roman"/>
+        </w:rPr>
+        <w:t xml:space="preserve"> </w:t>
+      </w:r>
+      <w:r>
+        <w:rPr>
+          <w:rFonts w:ascii="Times New Roman" w:hAnsi="Times New Roman" w:cs="Times New Roman"/>
+        </w:rPr>
+        <w:t xml:space="preserve">To reduce feature dimensionality, a pairwise Pearson correlation filter was first applied to the training fold. Features exhibiting a correlation coefficient of </w:t>
+      </w:r>
+      <w:r>
+        <w:rPr>
+          <w:rFonts w:ascii="Times New Roman" w:hAnsi="Times New Roman" w:cs="Times New Roman"/>
+        </w:rPr>
+        <w:t xml:space="preserve">|r| &gt; 0.90 </w:t>
+      </w:r>
+      <w:r>
+        <w:rPr>
+          <w:rFonts w:ascii="Times New Roman" w:hAnsi="Times New Roman" w:cs="Times New Roman"/>
+        </w:rPr>
+        <w:t xml:space="preserve">were deemed redundant, resulting in the removal of 173 columns and leaving 289 candidate features. Using these 289 remaining features, we evaluated two independent feature </w:t>
+      </w:r>
+      <w:r>
+        <w:rPr>
+          <w:rFonts w:ascii="Times New Roman" w:hAnsi="Times New Roman" w:cs="Times New Roman"/>
+        </w:rPr>
         <w:lastRenderedPageBreak/>
-        <w:t>For the features, after generating two-dimensional molecular descriptors</w:t>
-      </w:r>
-      <w:r>
-        <w:rPr>
-          <w:rFonts w:ascii="Times New Roman" w:hAnsi="Times New Roman" w:cs="Times New Roman"/>
-        </w:rPr>
-        <w:t xml:space="preserve"> using SMILES</w:t>
-      </w:r>
-      <w:r>
-        <w:rPr>
-          <w:rFonts w:ascii="Times New Roman" w:hAnsi="Times New Roman" w:cs="Times New Roman"/>
-        </w:rPr>
-        <w:t xml:space="preserve"> as mentioned in the </w:t>
-      </w:r>
-      <w:r>
-        <w:rPr>
-          <w:rFonts w:ascii="Times New Roman" w:hAnsi="Times New Roman" w:cs="Times New Roman"/>
-        </w:rPr>
-        <w:t xml:space="preserve">section above, the dataset had 462 columns, including compositional and halide flags, one-hot-encoded solvent columns, and Pri/Sec-prefixed </w:t>
-      </w:r>
-      <w:proofErr w:type="spellStart"/>
-      <w:r>
-        <w:rPr>
-          <w:rFonts w:ascii="Times New Roman" w:hAnsi="Times New Roman" w:cs="Times New Roman"/>
-        </w:rPr>
-        <w:t>RDKit</w:t>
-      </w:r>
-      <w:proofErr w:type="spellEnd"/>
-      <w:r>
-        <w:rPr>
-          <w:rFonts w:ascii="Times New Roman" w:hAnsi="Times New Roman" w:cs="Times New Roman"/>
-        </w:rPr>
-        <w:t xml:space="preserve"> descriptors for organic spacers (217 descriptors </w:t>
-      </w:r>
-      <w:r>
-        <w:rPr>
-          <w:rFonts w:ascii="Times New Roman" w:hAnsi="Times New Roman" w:cs="Times New Roman"/>
-        </w:rPr>
-        <w:t>each</w:t>
-      </w:r>
-      <w:r>
-        <w:rPr>
-          <w:rFonts w:ascii="Times New Roman" w:hAnsi="Times New Roman" w:cs="Times New Roman"/>
-        </w:rPr>
-        <w:t>).</w:t>
-      </w:r>
-      <w:r>
-        <w:rPr>
-          <w:rFonts w:ascii="Times New Roman" w:hAnsi="Times New Roman" w:cs="Times New Roman"/>
-        </w:rPr>
-        <w:t xml:space="preserve"> </w:t>
-      </w:r>
-      <w:r>
-        <w:rPr>
-          <w:rFonts w:ascii="Times New Roman" w:hAnsi="Times New Roman" w:cs="Times New Roman"/>
-        </w:rPr>
-        <w:t xml:space="preserve">To maintain </w:t>
-      </w:r>
-      <w:r>
-        <w:rPr>
-          <w:rFonts w:ascii="Times New Roman" w:hAnsi="Times New Roman" w:cs="Times New Roman"/>
-        </w:rPr>
-        <w:t xml:space="preserve">proper data distribution across reports with mixed organic spacers and single organic spacers, </w:t>
-      </w:r>
-      <w:r>
-        <w:rPr>
-          <w:rFonts w:ascii="Times New Roman" w:hAnsi="Times New Roman" w:cs="Times New Roman"/>
-        </w:rPr>
-        <w:t>in which 46 entries (~16%) have mixed primary and secondary spacers, we used an 80/20 split stratified by</w:t>
-      </w:r>
-      <w:r>
-        <w:rPr>
-          <w:rFonts w:ascii="Times New Roman" w:hAnsi="Times New Roman" w:cs="Times New Roman"/>
-        </w:rPr>
-        <w:t xml:space="preserve"> </w:t>
-      </w:r>
-      <w:r>
-        <w:rPr>
-          <w:rFonts w:ascii="Times New Roman" w:hAnsi="Times New Roman" w:cs="Times New Roman"/>
-        </w:rPr>
-        <w:t xml:space="preserve">the </w:t>
-      </w:r>
-      <w:r>
-        <w:rPr>
-          <w:rFonts w:ascii="Times New Roman" w:hAnsi="Times New Roman" w:cs="Times New Roman"/>
-        </w:rPr>
-        <w:t>IS_MIXED_SPACERS_SPACER</w:t>
-      </w:r>
-      <w:r>
-        <w:rPr>
-          <w:rFonts w:ascii="Times New Roman" w:hAnsi="Times New Roman" w:cs="Times New Roman"/>
-        </w:rPr>
-        <w:t xml:space="preserve"> column</w:t>
-      </w:r>
-      <w:r>
-        <w:rPr>
-          <w:rFonts w:ascii="Times New Roman" w:hAnsi="Times New Roman" w:cs="Times New Roman"/>
-        </w:rPr>
-        <w:t>, yielding</w:t>
-      </w:r>
-      <w:r>
-        <w:rPr>
-          <w:rStyle w:val="VerbatimChar"/>
-          <w:rFonts w:ascii="Times New Roman" w:hAnsi="Times New Roman" w:cs="Times New Roman"/>
-          <w:sz w:val="24"/>
-        </w:rPr>
-        <w:t xml:space="preserve"> </w:t>
-      </w:r>
-      <w:r>
-        <w:rPr>
-          <w:rFonts w:ascii="Times New Roman" w:hAnsi="Times New Roman" w:cs="Times New Roman"/>
-        </w:rPr>
-        <w:t>226 training</w:t>
-      </w:r>
-      <w:r>
-        <w:rPr>
-          <w:rFonts w:ascii="Times New Roman" w:hAnsi="Times New Roman" w:cs="Times New Roman"/>
-        </w:rPr>
-        <w:t xml:space="preserve"> and</w:t>
-      </w:r>
-      <w:r>
-        <w:rPr>
-          <w:rFonts w:ascii="Times New Roman" w:hAnsi="Times New Roman" w:cs="Times New Roman"/>
-        </w:rPr>
-        <w:t xml:space="preserve"> 57 test</w:t>
-      </w:r>
-      <w:r>
-        <w:rPr>
-          <w:rFonts w:ascii="Times New Roman" w:hAnsi="Times New Roman" w:cs="Times New Roman"/>
-        </w:rPr>
-        <w:t xml:space="preserve"> records</w:t>
-      </w:r>
-      <w:r>
-        <w:rPr>
-          <w:rFonts w:ascii="Times New Roman" w:hAnsi="Times New Roman" w:cs="Times New Roman"/>
-        </w:rPr>
-        <w:t xml:space="preserve">. </w:t>
-      </w:r>
-      <w:r>
-        <w:rPr>
-          <w:rFonts w:ascii="Times New Roman" w:hAnsi="Times New Roman" w:cs="Times New Roman"/>
-        </w:rPr>
-        <w:t xml:space="preserve">It is worth </w:t>
-      </w:r>
-      <w:r>
-        <w:rPr>
-          <w:rFonts w:ascii="Times New Roman" w:hAnsi="Times New Roman" w:cs="Times New Roman"/>
-        </w:rPr>
-        <w:t>noting that mixed spacer formulations are chemically significant, as the secondary ligand prominently affects</w:t>
-      </w:r>
-      <w:r>
-        <w:rPr>
-          <w:rFonts w:ascii="Times New Roman" w:hAnsi="Times New Roman" w:cs="Times New Roman"/>
-        </w:rPr>
-        <w:t xml:space="preserve"> interlayer spacing and can determine which n domains contribute more to</w:t>
-      </w:r>
-      <w:r>
-        <w:rPr>
-          <w:rFonts w:ascii="Times New Roman" w:hAnsi="Times New Roman" w:cs="Times New Roman"/>
-        </w:rPr>
-        <w:t xml:space="preserve"> the </w:t>
-      </w:r>
-      <w:r>
-        <w:rPr>
-          <w:rFonts w:ascii="Times New Roman" w:hAnsi="Times New Roman" w:cs="Times New Roman"/>
-        </w:rPr>
-        <w:t>emission</w:t>
-      </w:r>
-      <w:r>
-        <w:rPr>
-          <w:rFonts w:ascii="Times New Roman" w:hAnsi="Times New Roman" w:cs="Times New Roman"/>
-        </w:rPr>
-        <w:t xml:space="preserve">. </w:t>
-      </w:r>
-      <w:r>
-        <w:rPr>
-          <w:rFonts w:ascii="Times New Roman" w:hAnsi="Times New Roman" w:cs="Times New Roman"/>
-        </w:rPr>
-        <w:t>After</w:t>
-      </w:r>
-      <w:r>
-        <w:rPr>
-          <w:rFonts w:ascii="Times New Roman" w:hAnsi="Times New Roman" w:cs="Times New Roman"/>
-        </w:rPr>
-        <w:t xml:space="preserve"> </w:t>
-      </w:r>
-      <w:r>
-        <w:rPr>
-          <w:rFonts w:ascii="Times New Roman" w:hAnsi="Times New Roman" w:cs="Times New Roman"/>
-        </w:rPr>
-        <w:t>splitting the dataset into training and test set</w:t>
-      </w:r>
-      <w:r>
-        <w:rPr>
-          <w:rFonts w:ascii="Times New Roman" w:hAnsi="Times New Roman" w:cs="Times New Roman"/>
-        </w:rPr>
-        <w:t>s</w:t>
-      </w:r>
-      <w:r>
-        <w:rPr>
-          <w:rFonts w:ascii="Times New Roman" w:hAnsi="Times New Roman" w:cs="Times New Roman"/>
-        </w:rPr>
-        <w:t>, we began feature elimination to prevent the curse of dimensionality using only the training dataset, to</w:t>
-      </w:r>
-      <w:r>
-        <w:rPr>
-          <w:rFonts w:ascii="Times New Roman" w:hAnsi="Times New Roman" w:cs="Times New Roman"/>
-        </w:rPr>
-        <w:t xml:space="preserve"> avoid test data leakage.</w:t>
-      </w:r>
-      <w:r>
-        <w:rPr>
-          <w:rFonts w:ascii="Times New Roman" w:hAnsi="Times New Roman" w:cs="Times New Roman"/>
-        </w:rPr>
-        <w:t xml:space="preserve"> </w:t>
-      </w:r>
-      <w:r>
-        <w:rPr>
-          <w:rFonts w:ascii="Times New Roman" w:hAnsi="Times New Roman" w:cs="Times New Roman"/>
-        </w:rPr>
-        <w:t xml:space="preserve">To reduce feature dimensionality, a pairwise Pearson correlation filter was first applied to the training fold. Features exhibiting a correlation coefficient of </w:t>
-      </w:r>
-      <w:r>
-        <w:rPr>
-          <w:rFonts w:ascii="Times New Roman" w:hAnsi="Times New Roman" w:cs="Times New Roman"/>
-        </w:rPr>
-        <w:t xml:space="preserve">|r| &gt; 0.90 </w:t>
-      </w:r>
-      <w:r>
-        <w:rPr>
-          <w:rFonts w:ascii="Times New Roman" w:hAnsi="Times New Roman" w:cs="Times New Roman"/>
-        </w:rPr>
-        <w:t xml:space="preserve">were deemed redundant, resulting in the removal of 173 columns and leaving 289 candidate features. Using these 289 remaining features, we evaluated two independent feature selection strategies in parallel on the 226 training records: Recursive Feature Elimination with Cross-Validation (RFECV) and tree-based </w:t>
+        <w:t xml:space="preserve">selection strategies in parallel on the 226 training records: Recursive Feature Elimination with Cross-Validation (RFECV) and tree-based </w:t>
       </w:r>
       <w:proofErr w:type="spellStart"/>
       <w:r>
@@ -5787,15 +5818,7 @@
           <w:rFonts w:ascii="Times New Roman" w:hAnsi="Times New Roman" w:cs="Times New Roman"/>
           <w:lang w:val="en-IN"/>
         </w:rPr>
-        <w:t xml:space="preserve">In this, a single random forest with threshold='mean' was fit on all 289 features, which means it keeps only </w:t>
-      </w:r>
-      <w:r>
-        <w:rPr>
-          <w:rFonts w:ascii="Times New Roman" w:hAnsi="Times New Roman" w:cs="Times New Roman"/>
-          <w:lang w:val="en-IN"/>
-        </w:rPr>
-        <w:lastRenderedPageBreak/>
-        <w:t>descriptors whose impurity-based</w:t>
+        <w:t>In this, a single random forest with threshold='mean' was fit on all 289 features, which means it keeps only descriptors whose impurity-based</w:t>
       </w:r>
       <w:r>
         <w:rPr>
@@ -6185,7 +6208,14 @@
         <w:rPr>
           <w:rFonts w:ascii="Times New Roman" w:hAnsi="Times New Roman" w:cs="Times New Roman"/>
         </w:rPr>
-        <w:t xml:space="preserve">datasets. Among </w:t>
+        <w:t xml:space="preserve">datasets. </w:t>
+      </w:r>
+      <w:r>
+        <w:rPr>
+          <w:rFonts w:ascii="Times New Roman" w:hAnsi="Times New Roman" w:cs="Times New Roman"/>
+        </w:rPr>
+        <w:lastRenderedPageBreak/>
+        <w:t xml:space="preserve">Among </w:t>
       </w:r>
       <w:r>
         <w:rPr>
@@ -6473,14 +6503,7 @@
         <w:rPr>
           <w:rFonts w:ascii="Times New Roman" w:hAnsi="Times New Roman" w:cs="Times New Roman"/>
         </w:rPr>
-        <w:t xml:space="preserve"> matrix, SVR and </w:t>
-      </w:r>
-      <w:r>
-        <w:rPr>
-          <w:rFonts w:ascii="Times New Roman" w:hAnsi="Times New Roman" w:cs="Times New Roman"/>
-        </w:rPr>
-        <w:lastRenderedPageBreak/>
-        <w:t xml:space="preserve">GPR </w:t>
+        <w:t xml:space="preserve"> matrix, SVR and GPR </w:t>
       </w:r>
       <w:r>
         <w:rPr>
@@ -6711,7 +6734,13 @@
         <w:rPr>
           <w:rFonts w:ascii="Times New Roman" w:hAnsi="Times New Roman" w:cs="Times New Roman"/>
         </w:rPr>
-        <w:t>models</w:t>
+        <w:t>model</w:t>
+      </w:r>
+      <w:r>
+        <w:rPr>
+          <w:rFonts w:ascii="Times New Roman" w:hAnsi="Times New Roman" w:cs="Times New Roman"/>
+        </w:rPr>
+        <w:t>s</w:t>
       </w:r>
       <w:proofErr w:type="gramEnd"/>
       <w:r>
@@ -7043,7 +7072,14 @@
         <w:rPr>
           <w:rFonts w:ascii="Times New Roman" w:hAnsi="Times New Roman" w:cs="Times New Roman"/>
         </w:rPr>
-        <w:t xml:space="preserve">performance difference between RFECV and </w:t>
+        <w:t xml:space="preserve">performance difference </w:t>
+      </w:r>
+      <w:r>
+        <w:rPr>
+          <w:rFonts w:ascii="Times New Roman" w:hAnsi="Times New Roman" w:cs="Times New Roman"/>
+        </w:rPr>
+        <w:lastRenderedPageBreak/>
+        <w:t xml:space="preserve">between RFECV and </w:t>
       </w:r>
       <w:proofErr w:type="spellStart"/>
       <w:r>
@@ -7707,7 +7743,6 @@
               <w:rPr>
                 <w:rFonts w:ascii="Times New Roman" w:hAnsi="Times New Roman" w:cs="Times New Roman"/>
               </w:rPr>
-              <w:lastRenderedPageBreak/>
               <w:t>SelectFromModel</w:t>
             </w:r>
             <w:proofErr w:type="spellEnd"/>
@@ -8472,7 +8507,14 @@
         <w:rPr>
           <w:rFonts w:ascii="Times New Roman" w:hAnsi="Times New Roman" w:cs="Times New Roman"/>
         </w:rPr>
-        <w:t xml:space="preserve"> columns, indicating a well-established relationship between halide chemistry and emission energy in perovskites.</w:t>
+        <w:t xml:space="preserve"> columns, indicating a well-established relationship between halide chemistry and emission </w:t>
+      </w:r>
+      <w:r>
+        <w:rPr>
+          <w:rFonts w:ascii="Times New Roman" w:hAnsi="Times New Roman" w:cs="Times New Roman"/>
+        </w:rPr>
+        <w:lastRenderedPageBreak/>
+        <w:t>energy in perovskites.</w:t>
       </w:r>
       <w:r>
         <w:rPr>
@@ -8878,14 +8920,7 @@
         <w:rPr>
           <w:rFonts w:ascii="Times New Roman" w:hAnsi="Times New Roman" w:cs="Times New Roman"/>
         </w:rPr>
-        <w:t xml:space="preserve">the extent of diversity </w:t>
-      </w:r>
-      <w:r>
-        <w:rPr>
-          <w:rFonts w:ascii="Times New Roman" w:hAnsi="Times New Roman" w:cs="Times New Roman"/>
-        </w:rPr>
-        <w:lastRenderedPageBreak/>
-        <w:t>hidden in the A-site cation data in the prepared dataset</w:t>
+        <w:t>the extent of diversity hidden in the A-site cation data in the prepared dataset</w:t>
       </w:r>
       <w:r>
         <w:rPr>
@@ -9292,6 +9327,7 @@
           <w:b/>
           <w:bCs/>
         </w:rPr>
+        <w:lastRenderedPageBreak/>
         <w:t>2.</w:t>
       </w:r>
       <w:r>
@@ -9621,14 +9657,7 @@
         <w:rPr>
           <w:rFonts w:ascii="Times New Roman" w:hAnsi="Times New Roman" w:cs="Times New Roman"/>
         </w:rPr>
-        <w:t xml:space="preserve"> pushes the </w:t>
-      </w:r>
-      <w:r>
-        <w:rPr>
-          <w:rFonts w:ascii="Times New Roman" w:hAnsi="Times New Roman" w:cs="Times New Roman"/>
-        </w:rPr>
-        <w:lastRenderedPageBreak/>
-        <w:t xml:space="preserve">prediction to </w:t>
+        <w:t xml:space="preserve"> pushes the prediction to </w:t>
       </w:r>
       <w:r>
         <w:rPr>
@@ -10031,6 +10060,7 @@
         <w:rPr>
           <w:noProof/>
         </w:rPr>
+        <w:lastRenderedPageBreak/>
         <w:drawing>
           <wp:inline distT="0" distB="0" distL="0" distR="0" wp14:anchorId="479481C8" wp14:editId="2743B5B7">
             <wp:extent cx="5943600" cy="4712970"/>
@@ -10153,7 +10183,6 @@
           <w:b/>
           <w:bCs/>
         </w:rPr>
-        <w:lastRenderedPageBreak/>
         <w:t>Table 2.</w:t>
       </w:r>
       <w:r>
@@ -10805,7 +10834,14 @@
               <w:rPr>
                 <w:rFonts w:ascii="Times New Roman" w:hAnsi="Times New Roman" w:cs="Times New Roman"/>
               </w:rPr>
-              <w:t>Bromide on the primary ammonium spacer increases halide incorporation on the organic site and blue-shifts</w:t>
+              <w:t xml:space="preserve">Bromide on the primary ammonium spacer increases halide </w:t>
+            </w:r>
+            <w:r>
+              <w:rPr>
+                <w:rFonts w:ascii="Times New Roman" w:hAnsi="Times New Roman" w:cs="Times New Roman"/>
+              </w:rPr>
+              <w:lastRenderedPageBreak/>
+              <w:t>incorporation on the organic site and blue-shifts</w:t>
             </w:r>
             <w:r>
               <w:rPr>
@@ -10850,6 +10886,7 @@
               <w:rPr>
                 <w:rFonts w:ascii="Times New Roman" w:hAnsi="Times New Roman" w:cs="Times New Roman"/>
               </w:rPr>
+              <w:lastRenderedPageBreak/>
               <w:t>3</w:t>
             </w:r>
           </w:p>
@@ -11555,14 +11592,7 @@
               <w:rPr>
                 <w:rFonts w:ascii="Times New Roman" w:hAnsi="Times New Roman" w:cs="Times New Roman"/>
               </w:rPr>
-              <w:t xml:space="preserve">and </w:t>
-            </w:r>
-            <w:r>
-              <w:rPr>
-                <w:rFonts w:ascii="Times New Roman" w:hAnsi="Times New Roman" w:cs="Times New Roman"/>
-              </w:rPr>
-              <w:lastRenderedPageBreak/>
-              <w:t xml:space="preserve">correlates with higher reported </w:t>
+              <w:t xml:space="preserve">and correlates with higher reported </w:t>
             </w:r>
             <w:r>
               <w:rPr>
@@ -11604,7 +11634,6 @@
               <w:rPr>
                 <w:rFonts w:ascii="Times New Roman" w:hAnsi="Times New Roman" w:cs="Times New Roman"/>
               </w:rPr>
-              <w:lastRenderedPageBreak/>
               <w:t>7</w:t>
             </w:r>
           </w:p>
@@ -11888,7 +11917,14 @@
               <w:rPr>
                 <w:rFonts w:ascii="Times New Roman" w:hAnsi="Times New Roman" w:cs="Times New Roman"/>
               </w:rPr>
-              <w:t xml:space="preserve"> fraction modulates A-site/halide balance; weaker monotonic trend because Cs appears with mixed halides</w:t>
+              <w:t xml:space="preserve"> fraction modulates A-site/halide balance; weaker monotonic trend </w:t>
+            </w:r>
+            <w:r>
+              <w:rPr>
+                <w:rFonts w:ascii="Times New Roman" w:hAnsi="Times New Roman" w:cs="Times New Roman"/>
+              </w:rPr>
+              <w:lastRenderedPageBreak/>
+              <w:t>because Cs appears with mixed halides</w:t>
             </w:r>
             <w:r>
               <w:rPr>
@@ -11933,6 +11969,7 @@
               <w:rPr>
                 <w:rFonts w:ascii="Times New Roman" w:hAnsi="Times New Roman" w:cs="Times New Roman"/>
               </w:rPr>
+              <w:lastRenderedPageBreak/>
               <w:t>9</w:t>
             </w:r>
           </w:p>
@@ -12764,8 +12801,8 @@
       <w:r>
         <w:rPr>
           <w:rFonts w:ascii="Times New Roman" w:hAnsi="Times New Roman" w:cs="Times New Roman"/>
-        </w:rPr>
-        <w:lastRenderedPageBreak/>
+          <w:noProof/>
+        </w:rPr>
         <w:drawing>
           <wp:inline distT="0" distB="0" distL="0" distR="0" wp14:anchorId="363C90C6" wp14:editId="4C8AD7DE">
             <wp:extent cx="5943600" cy="2996565"/>
@@ -12818,6 +12855,7 @@
           <w:b/>
           <w:bCs/>
         </w:rPr>
+        <w:lastRenderedPageBreak/>
         <w:t xml:space="preserve">Figure </w:t>
       </w:r>
       <w:r>
@@ -12992,14 +13030,7 @@
         <w:rPr>
           <w:rFonts w:ascii="Times New Roman" w:hAnsi="Times New Roman" w:cs="Times New Roman"/>
         </w:rPr>
-        <w:t xml:space="preserve"> of the expected emission. This real-time predictive capability empowers researchers to rapidly screen combinatorial precursor recipes and spacer chemistries before committing to laboratory synthesis. The application is </w:t>
-      </w:r>
-      <w:r>
-        <w:rPr>
-          <w:rFonts w:ascii="Times New Roman" w:hAnsi="Times New Roman" w:cs="Times New Roman"/>
-        </w:rPr>
-        <w:lastRenderedPageBreak/>
-        <w:t>publicly accessible at</w:t>
+        <w:t xml:space="preserve"> of the expected emission. This real-time predictive capability empowers researchers to rapidly screen combinatorial precursor recipes and spacer chemistries before committing to laboratory synthesis. The application is publicly accessible at</w:t>
       </w:r>
       <w:r>
         <w:rPr>
@@ -13334,7 +13365,14 @@
         <w:rPr>
           <w:rFonts w:ascii="Times New Roman" w:hAnsi="Times New Roman" w:cs="Times New Roman"/>
         </w:rPr>
-        <w:t>and thirteen ETL</w:t>
+        <w:t xml:space="preserve">and </w:t>
+      </w:r>
+      <w:r>
+        <w:rPr>
+          <w:rFonts w:ascii="Times New Roman" w:hAnsi="Times New Roman" w:cs="Times New Roman"/>
+        </w:rPr>
+        <w:lastRenderedPageBreak/>
+        <w:t>thirteen ETL</w:t>
       </w:r>
       <w:r>
         <w:rPr>
@@ -13820,7 +13858,6 @@
               <w:rPr>
                 <w:rFonts w:ascii="Times New Roman" w:hAnsi="Times New Roman" w:cs="Times New Roman"/>
               </w:rPr>
-              <w:lastRenderedPageBreak/>
               <w:t>Model</w:t>
             </w:r>
           </w:p>
@@ -14344,7 +14381,14 @@
         <w:rPr>
           <w:rFonts w:ascii="Times New Roman" w:hAnsi="Times New Roman" w:cs="Times New Roman"/>
         </w:rPr>
-        <w:t xml:space="preserve">and the exact measurement protocol move EQE by several percentage points without changing the precursor stoichiometry. Different laboratories also anneal and antisolvent-quench under conditions that are described in prose but rarely </w:t>
+        <w:t xml:space="preserve">and the exact measurement protocol move EQE by several percentage points without changing the precursor stoichiometry. Different laboratories also anneal and antisolvent-quench under </w:t>
+      </w:r>
+      <w:r>
+        <w:rPr>
+          <w:rFonts w:ascii="Times New Roman" w:hAnsi="Times New Roman" w:cs="Times New Roman"/>
+        </w:rPr>
+        <w:lastRenderedPageBreak/>
+        <w:t xml:space="preserve">conditions that are described in prose but rarely </w:t>
       </w:r>
       <w:r>
         <w:rPr>
@@ -14522,14 +14566,38 @@
         <w:rPr>
           <w:rFonts w:ascii="Times New Roman" w:hAnsi="Times New Roman" w:cs="Times New Roman"/>
         </w:rPr>
-        <w:t xml:space="preserve"> models are most trustworthy when inputs and labels refer to the same experimental contract, and least trustworthy when they silently average over incompatible fabrication routes.</w:t>
+        <w:t xml:space="preserve"> models are most trustworthy when inputs and labels refer to the same experimental </w:t>
+      </w:r>
+      <w:r>
+        <w:rPr>
+          <w:rFonts w:ascii="Times New Roman" w:hAnsi="Times New Roman" w:cs="Times New Roman"/>
+        </w:rPr>
+        <w:t>context</w:t>
+      </w:r>
+      <w:r>
+        <w:rPr>
+          <w:rFonts w:ascii="Times New Roman" w:hAnsi="Times New Roman" w:cs="Times New Roman"/>
+        </w:rPr>
+        <w:t xml:space="preserve">, and least trustworthy when they silently average over </w:t>
+      </w:r>
+      <w:r>
+        <w:rPr>
+          <w:rFonts w:ascii="Times New Roman" w:hAnsi="Times New Roman" w:cs="Times New Roman"/>
+        </w:rPr>
+        <w:t>different</w:t>
+      </w:r>
+      <w:r>
+        <w:rPr>
+          <w:rFonts w:ascii="Times New Roman" w:hAnsi="Times New Roman" w:cs="Times New Roman"/>
+        </w:rPr>
+        <w:t xml:space="preserve"> fabrication routes.</w:t>
       </w:r>
     </w:p>
     <w:p>
       <w:pPr>
         <w:pStyle w:val="BodyText"/>
         <w:spacing w:before="0" w:after="0" w:line="480" w:lineRule="auto"/>
-        <w:jc w:val="both"/>
+        <w:jc w:val="center"/>
         <w:rPr>
           <w:rFonts w:ascii="Times New Roman" w:hAnsi="Times New Roman" w:cs="Times New Roman"/>
           <w:b/>
@@ -14540,10 +14608,9 @@
         <w:rPr>
           <w:noProof/>
         </w:rPr>
-        <w:lastRenderedPageBreak/>
         <w:drawing>
-          <wp:inline distT="0" distB="0" distL="0" distR="0" wp14:anchorId="1E322B01" wp14:editId="45FE7436">
-            <wp:extent cx="5943600" cy="7185660"/>
+          <wp:inline distT="0" distB="0" distL="0" distR="0" wp14:anchorId="1E322B01" wp14:editId="17BF0116">
+            <wp:extent cx="4100362" cy="4957234"/>
             <wp:effectExtent l="0" t="0" r="0" b="0"/>
             <wp:docPr id="664967446" name="Picture 7"/>
             <wp:cNvGraphicFramePr>
@@ -14574,7 +14641,7 @@
                   <pic:spPr bwMode="auto">
                     <a:xfrm>
                       <a:off x="0" y="0"/>
-                      <a:ext cx="5943600" cy="7185660"/>
+                      <a:ext cx="4126610" cy="4988967"/>
                     </a:xfrm>
                     <a:prstGeom prst="rect">
                       <a:avLst/>
@@ -14661,6 +14728,7 @@
           <w:b/>
           <w:bCs/>
         </w:rPr>
+        <w:lastRenderedPageBreak/>
         <w:t>3. Conclusions</w:t>
       </w:r>
     </w:p>
@@ -14677,7 +14745,6 @@
         <w:rPr>
           <w:rFonts w:ascii="Times New Roman" w:hAnsi="Times New Roman" w:cs="Times New Roman"/>
         </w:rPr>
-        <w:lastRenderedPageBreak/>
         <w:t xml:space="preserve">In this work, we began by preparing two datasets from the available literature on </w:t>
       </w:r>
       <w:r>
@@ -15126,6 +15193,7 @@
         <w:rPr>
           <w:rFonts w:ascii="Times New Roman" w:hAnsi="Times New Roman" w:cs="Times New Roman"/>
         </w:rPr>
+        <w:lastRenderedPageBreak/>
         <w:t>accurate</w:t>
       </w:r>
       <w:r>
@@ -15171,14 +15239,7 @@
         <w:rPr>
           <w:rFonts w:ascii="Times New Roman" w:hAnsi="Times New Roman" w:cs="Times New Roman"/>
         </w:rPr>
-        <w:t xml:space="preserve">metrics such as EQE </w:t>
-      </w:r>
-      <w:r>
-        <w:rPr>
-          <w:rFonts w:ascii="Times New Roman" w:hAnsi="Times New Roman" w:cs="Times New Roman"/>
-        </w:rPr>
-        <w:lastRenderedPageBreak/>
-        <w:t xml:space="preserve">remain fundamentally unlearnable across heterogeneous literature sources without strictly </w:t>
+        <w:t xml:space="preserve">metrics such as EQE remain fundamentally unlearnable across heterogeneous literature sources without strictly </w:t>
       </w:r>
       <w:proofErr w:type="spellStart"/>
       <w:r>

--- a/ML_Quasi2D_Manuscript_Final.docx
+++ b/ML_Quasi2D_Manuscript_Final.docx
@@ -687,7 +687,19 @@
         <w:rPr>
           <w:rFonts w:ascii="Times New Roman" w:hAnsi="Times New Roman" w:cs="Times New Roman"/>
         </w:rPr>
-        <w:t xml:space="preserve"> web application that enables real-time prediction based on spacer chemistry and precursor ratios,</w:t>
+        <w:t xml:space="preserve"> web application that enables real-time </w:t>
+      </w:r>
+      <w:r>
+        <w:rPr>
+          <w:rFonts w:ascii="Times New Roman" w:hAnsi="Times New Roman" w:cs="Times New Roman"/>
+        </w:rPr>
+        <w:t xml:space="preserve">emission energy </w:t>
+      </w:r>
+      <w:r>
+        <w:rPr>
+          <w:rFonts w:ascii="Times New Roman" w:hAnsi="Times New Roman" w:cs="Times New Roman"/>
+        </w:rPr>
+        <w:t>prediction based on spacer chemistry and precursor ratios,</w:t>
       </w:r>
       <w:r>
         <w:rPr>
@@ -3694,9 +3706,10 @@
     </w:p>
     <w:p>
       <w:pPr>
-        <w:pStyle w:val="BodyText"/>
-        <w:spacing w:before="0" w:after="160" w:line="480" w:lineRule="auto"/>
-        <w:jc w:val="both"/>
+        <w:pStyle w:val="FirstParagraph"/>
+        <w:spacing w:before="0" w:after="0" w:line="480" w:lineRule="auto"/>
+        <w:ind w:left="-680" w:firstLine="720"/>
+        <w:jc w:val="center"/>
         <w:rPr>
           <w:rFonts w:ascii="Times New Roman" w:hAnsi="Times New Roman" w:cs="Times New Roman"/>
         </w:rPr>
@@ -3709,10 +3722,10 @@
           <w:noProof/>
         </w:rPr>
         <w:drawing>
-          <wp:inline distT="0" distB="0" distL="0" distR="0" wp14:anchorId="18A6EED2" wp14:editId="2D1483E1">
-            <wp:extent cx="6163200" cy="3038400"/>
+          <wp:inline distT="0" distB="0" distL="0" distR="0" wp14:anchorId="1CBE63FC" wp14:editId="154F0ABF">
+            <wp:extent cx="5943600" cy="3030220"/>
             <wp:effectExtent l="0" t="0" r="0" b="0"/>
-            <wp:docPr id="381768326" name="Picture 4"/>
+            <wp:docPr id="276589377" name="Picture 4"/>
             <wp:cNvGraphicFramePr>
               <a:graphicFrameLocks xmlns:a="http://schemas.openxmlformats.org/drawingml/2006/main" noChangeAspect="1"/>
             </wp:cNvGraphicFramePr>
@@ -3741,7 +3754,7 @@
                   <pic:spPr bwMode="auto">
                     <a:xfrm>
                       <a:off x="0" y="0"/>
-                      <a:ext cx="6163200" cy="3038400"/>
+                      <a:ext cx="5943600" cy="3030220"/>
                     </a:xfrm>
                     <a:prstGeom prst="rect">
                       <a:avLst/>
@@ -3754,6 +3767,16 @@
           </wp:inline>
         </w:drawing>
       </w:r>
+    </w:p>
+    <w:p>
+      <w:pPr>
+        <w:pStyle w:val="BodyText"/>
+        <w:spacing w:before="0" w:after="160" w:line="480" w:lineRule="auto"/>
+        <w:jc w:val="both"/>
+        <w:rPr>
+          <w:rFonts w:ascii="Times New Roman" w:hAnsi="Times New Roman" w:cs="Times New Roman"/>
+        </w:rPr>
+      </w:pPr>
       <w:r>
         <w:rPr>
           <w:rFonts w:ascii="Times New Roman" w:hAnsi="Times New Roman" w:cs="Times New Roman"/>
@@ -3861,7 +3884,7 @@
         <w:rPr>
           <w:rFonts w:ascii="Times New Roman" w:hAnsi="Times New Roman" w:cs="Times New Roman"/>
         </w:rPr>
-        <w:t xml:space="preserve"> regressors, and SHA</w:t>
+        <w:t xml:space="preserve"> regressors, SHA</w:t>
       </w:r>
       <w:r>
         <w:rPr>
@@ -3874,6 +3897,32 @@
           <w:rFonts w:ascii="Times New Roman" w:hAnsi="Times New Roman" w:cs="Times New Roman"/>
         </w:rPr>
         <w:t xml:space="preserve"> analysis</w:t>
+      </w:r>
+      <w:r>
+        <w:rPr>
+          <w:rFonts w:ascii="Times New Roman" w:hAnsi="Times New Roman" w:cs="Times New Roman"/>
+        </w:rPr>
+        <w:t xml:space="preserve">, and </w:t>
+      </w:r>
+      <w:r>
+        <w:rPr>
+          <w:rFonts w:ascii="Times New Roman" w:hAnsi="Times New Roman" w:cs="Times New Roman"/>
+        </w:rPr>
+        <w:t xml:space="preserve">deploying the champion model in the </w:t>
+      </w:r>
+      <w:proofErr w:type="spellStart"/>
+      <w:r>
+        <w:rPr>
+          <w:rFonts w:ascii="Times New Roman" w:hAnsi="Times New Roman" w:cs="Times New Roman"/>
+        </w:rPr>
+        <w:t>Streamlit</w:t>
+      </w:r>
+      <w:proofErr w:type="spellEnd"/>
+      <w:r>
+        <w:rPr>
+          <w:rFonts w:ascii="Times New Roman" w:hAnsi="Times New Roman" w:cs="Times New Roman"/>
+        </w:rPr>
+        <w:t xml:space="preserve"> Cloud for community usage</w:t>
       </w:r>
       <w:r>
         <w:rPr>
@@ -4656,7 +4705,13 @@
         <w:rPr>
           <w:rFonts w:ascii="Times New Roman" w:hAnsi="Times New Roman" w:cs="Times New Roman"/>
         </w:rPr>
-        <w:t xml:space="preserve"> the structures of organic spaces</w:t>
+        <w:t xml:space="preserve"> the structures of organic space</w:t>
+      </w:r>
+      <w:r>
+        <w:rPr>
+          <w:rFonts w:ascii="Times New Roman" w:hAnsi="Times New Roman" w:cs="Times New Roman"/>
+        </w:rPr>
+        <w:t>rs</w:t>
       </w:r>
       <w:r>
         <w:rPr>
@@ -4715,6 +4770,12 @@
       </w:r>
       <w:bookmarkStart w:id="4" w:name="X8b37e659aafaf80b68fb5a2534ed16dd2b9540d"/>
       <w:bookmarkEnd w:id="1"/>
+      <w:r>
+        <w:rPr>
+          <w:rFonts w:ascii="Times New Roman" w:hAnsi="Times New Roman" w:cs="Times New Roman"/>
+        </w:rPr>
+        <w:t xml:space="preserve"> </w:t>
+      </w:r>
     </w:p>
     <w:p>
       <w:pPr>
@@ -5150,10 +5211,9 @@
         <w:rPr>
           <w:noProof/>
         </w:rPr>
-        <w:lastRenderedPageBreak/>
         <w:drawing>
-          <wp:inline distT="0" distB="0" distL="0" distR="0" wp14:anchorId="2D12484D" wp14:editId="7D369FF4">
-            <wp:extent cx="6154911" cy="2490240"/>
+          <wp:inline distT="0" distB="0" distL="0" distR="0" wp14:anchorId="2D12484D" wp14:editId="5028F9A8">
+            <wp:extent cx="5947481" cy="2406315"/>
             <wp:effectExtent l="0" t="0" r="0" b="0"/>
             <wp:docPr id="381741386" name="Picture 4"/>
             <wp:cNvGraphicFramePr>
@@ -5184,7 +5244,7 @@
                   <pic:spPr bwMode="auto">
                     <a:xfrm>
                       <a:off x="0" y="0"/>
-                      <a:ext cx="6201296" cy="2509007"/>
+                      <a:ext cx="6021092" cy="2436098"/>
                     </a:xfrm>
                     <a:prstGeom prst="rect">
                       <a:avLst/>
@@ -5216,6 +5276,7 @@
           <w:b/>
           <w:bCs/>
         </w:rPr>
+        <w:lastRenderedPageBreak/>
         <w:t>Figure 2</w:t>
       </w:r>
       <w:r>
@@ -5551,14 +5612,7 @@
         <w:rPr>
           <w:rFonts w:ascii="Times New Roman" w:hAnsi="Times New Roman" w:cs="Times New Roman"/>
         </w:rPr>
-        <w:t xml:space="preserve">were deemed redundant, resulting in the removal of 173 columns and leaving 289 candidate features. Using these 289 remaining features, we evaluated two independent feature </w:t>
-      </w:r>
-      <w:r>
-        <w:rPr>
-          <w:rFonts w:ascii="Times New Roman" w:hAnsi="Times New Roman" w:cs="Times New Roman"/>
-        </w:rPr>
-        <w:lastRenderedPageBreak/>
-        <w:t xml:space="preserve">selection strategies in parallel on the 226 training records: Recursive Feature Elimination with Cross-Validation (RFECV) and tree-based </w:t>
+        <w:t xml:space="preserve">were deemed redundant, resulting in the removal of 173 columns and leaving 289 candidate features. Using these 289 remaining features, we evaluated two independent feature selection strategies in parallel on the 226 training records: Recursive Feature Elimination with Cross-Validation (RFECV) and tree-based </w:t>
       </w:r>
       <w:proofErr w:type="spellStart"/>
       <w:r>
@@ -5763,7 +5817,15 @@
           <w:rFonts w:ascii="Times New Roman" w:hAnsi="Times New Roman" w:cs="Times New Roman"/>
           <w:lang w:val="en-IN"/>
         </w:rPr>
-        <w:t xml:space="preserve"> for the 31 features are shown in Figure</w:t>
+        <w:t xml:space="preserve"> for the 31 features are shown </w:t>
+      </w:r>
+      <w:r>
+        <w:rPr>
+          <w:rFonts w:ascii="Times New Roman" w:hAnsi="Times New Roman" w:cs="Times New Roman"/>
+          <w:lang w:val="en-IN"/>
+        </w:rPr>
+        <w:lastRenderedPageBreak/>
+        <w:t>in Figure</w:t>
       </w:r>
       <w:r>
         <w:rPr>
@@ -6208,209 +6270,209 @@
         <w:rPr>
           <w:rFonts w:ascii="Times New Roman" w:hAnsi="Times New Roman" w:cs="Times New Roman"/>
         </w:rPr>
-        <w:t xml:space="preserve">datasets. </w:t>
+        <w:t xml:space="preserve">datasets. Among </w:t>
+      </w:r>
+      <w:r>
+        <w:rPr>
+          <w:rFonts w:ascii="Times New Roman" w:hAnsi="Times New Roman" w:cs="Times New Roman"/>
+        </w:rPr>
+        <w:t xml:space="preserve">all </w:t>
+      </w:r>
+      <w:r>
+        <w:rPr>
+          <w:rFonts w:ascii="Times New Roman" w:hAnsi="Times New Roman" w:cs="Times New Roman"/>
+        </w:rPr>
+        <w:t xml:space="preserve">the models, the SVR model outperformed the others in </w:t>
+      </w:r>
+      <w:r>
+        <w:rPr>
+          <w:rFonts w:ascii="Times New Roman" w:hAnsi="Times New Roman" w:cs="Times New Roman"/>
+        </w:rPr>
+        <w:t xml:space="preserve">predicting </w:t>
+      </w:r>
+      <w:r>
+        <w:rPr>
+          <w:rFonts w:ascii="Times New Roman" w:hAnsi="Times New Roman" w:cs="Times New Roman"/>
+        </w:rPr>
+        <w:t>emission energies using</w:t>
+      </w:r>
+      <w:r>
+        <w:rPr>
+          <w:rFonts w:ascii="Times New Roman" w:hAnsi="Times New Roman" w:cs="Times New Roman"/>
+        </w:rPr>
+        <w:t xml:space="preserve"> the dataset from </w:t>
+      </w:r>
+      <w:r>
+        <w:rPr>
+          <w:rFonts w:ascii="Times New Roman" w:hAnsi="Times New Roman" w:cs="Times New Roman"/>
+        </w:rPr>
+        <w:t xml:space="preserve">the </w:t>
+      </w:r>
+      <w:proofErr w:type="spellStart"/>
+      <w:r>
+        <w:rPr>
+          <w:rFonts w:ascii="Times New Roman" w:hAnsi="Times New Roman" w:cs="Times New Roman"/>
+        </w:rPr>
+        <w:t>SelectFromModel</w:t>
+      </w:r>
+      <w:proofErr w:type="spellEnd"/>
+      <w:r>
+        <w:rPr>
+          <w:rFonts w:ascii="Times New Roman" w:hAnsi="Times New Roman" w:cs="Times New Roman"/>
+        </w:rPr>
+        <w:t xml:space="preserve"> approach. It is worth noting that the models built on the datasets using the </w:t>
+      </w:r>
+      <w:r>
+        <w:rPr>
+          <w:rFonts w:ascii="Times New Roman" w:hAnsi="Times New Roman" w:cs="Times New Roman"/>
+          <w:lang w:val="en-IN"/>
+        </w:rPr>
+        <w:t>RFECV</w:t>
+      </w:r>
+      <w:r>
+        <w:rPr>
+          <w:rFonts w:ascii="Times New Roman" w:hAnsi="Times New Roman" w:cs="Times New Roman"/>
+        </w:rPr>
+        <w:t xml:space="preserve"> technique also performed well. We have </w:t>
+      </w:r>
+      <w:proofErr w:type="spellStart"/>
+      <w:r>
+        <w:rPr>
+          <w:rFonts w:ascii="Times New Roman" w:hAnsi="Times New Roman" w:cs="Times New Roman"/>
+        </w:rPr>
+        <w:t>summarised</w:t>
+      </w:r>
+      <w:proofErr w:type="spellEnd"/>
+      <w:r>
+        <w:rPr>
+          <w:rFonts w:ascii="Times New Roman" w:hAnsi="Times New Roman" w:cs="Times New Roman"/>
+        </w:rPr>
+        <w:t xml:space="preserve"> all the </w:t>
+      </w:r>
+      <w:r>
+        <w:rPr>
+          <w:rFonts w:ascii="Times New Roman" w:hAnsi="Times New Roman" w:cs="Times New Roman"/>
+        </w:rPr>
+        <w:t>models' performance in Table</w:t>
+      </w:r>
+      <w:r>
+        <w:rPr>
+          <w:rFonts w:ascii="Times New Roman" w:hAnsi="Times New Roman" w:cs="Times New Roman"/>
+        </w:rPr>
+        <w:t xml:space="preserve"> 1</w:t>
+      </w:r>
+      <w:r>
+        <w:rPr>
+          <w:rFonts w:ascii="Times New Roman" w:hAnsi="Times New Roman" w:cs="Times New Roman"/>
+        </w:rPr>
+        <w:t>. Every regressor</w:t>
+      </w:r>
+      <w:r>
+        <w:rPr>
+          <w:rFonts w:ascii="Times New Roman" w:hAnsi="Times New Roman" w:cs="Times New Roman"/>
+        </w:rPr>
+        <w:t xml:space="preserve"> in Table 1 was tuned by </w:t>
+      </w:r>
+      <w:proofErr w:type="spellStart"/>
+      <w:r>
+        <w:rPr>
+          <w:rFonts w:ascii="Times New Roman" w:hAnsi="Times New Roman" w:cs="Times New Roman"/>
+        </w:rPr>
+        <w:t>randomised</w:t>
+      </w:r>
+      <w:proofErr w:type="spellEnd"/>
+      <w:r>
+        <w:rPr>
+          <w:rFonts w:ascii="Times New Roman" w:hAnsi="Times New Roman" w:cs="Times New Roman"/>
+        </w:rPr>
+        <w:t xml:space="preserve"> search (15 trials, five-fold cross-validation</w:t>
+      </w:r>
+      <w:r>
+        <w:rPr>
+          <w:rFonts w:ascii="Times New Roman" w:hAnsi="Times New Roman" w:cs="Times New Roman"/>
+        </w:rPr>
+        <w:t xml:space="preserve"> on the training set) before a single evaluation on the test fold. </w:t>
+      </w:r>
+      <w:r>
+        <w:rPr>
+          <w:rFonts w:ascii="Times New Roman" w:hAnsi="Times New Roman" w:cs="Times New Roman"/>
+        </w:rPr>
+        <w:t>T</w:t>
+      </w:r>
+      <w:r>
+        <w:rPr>
+          <w:rFonts w:ascii="Times New Roman" w:hAnsi="Times New Roman" w:cs="Times New Roman"/>
+        </w:rPr>
+        <w:t xml:space="preserve">ree ensembles can </w:t>
+      </w:r>
+      <w:proofErr w:type="spellStart"/>
+      <w:r>
+        <w:rPr>
+          <w:rFonts w:ascii="Times New Roman" w:hAnsi="Times New Roman" w:cs="Times New Roman"/>
+        </w:rPr>
+        <w:t>memorise</w:t>
+      </w:r>
+      <w:proofErr w:type="spellEnd"/>
+      <w:r>
+        <w:rPr>
+          <w:rFonts w:ascii="Times New Roman" w:hAnsi="Times New Roman" w:cs="Times New Roman"/>
+        </w:rPr>
+        <w:t xml:space="preserve"> rare spacer–halide combinations in 226 rows, and Gaussian </w:t>
+      </w:r>
+      <w:r>
+        <w:rPr>
+          <w:rFonts w:ascii="Times New Roman" w:hAnsi="Times New Roman" w:cs="Times New Roman"/>
+        </w:rPr>
+        <w:t>P</w:t>
+      </w:r>
+      <w:r>
+        <w:rPr>
+          <w:rFonts w:ascii="Times New Roman" w:hAnsi="Times New Roman" w:cs="Times New Roman"/>
+        </w:rPr>
+        <w:t>rocess</w:t>
+      </w:r>
+      <w:r>
+        <w:rPr>
+          <w:rFonts w:ascii="Times New Roman" w:hAnsi="Times New Roman" w:cs="Times New Roman"/>
+        </w:rPr>
+        <w:t xml:space="preserve"> Regressors (GPR)</w:t>
+      </w:r>
+      <w:r>
+        <w:rPr>
+          <w:rFonts w:ascii="Times New Roman" w:hAnsi="Times New Roman" w:cs="Times New Roman"/>
+        </w:rPr>
+        <w:t xml:space="preserve"> are sensitive to kernel length scales when </w:t>
+      </w:r>
+      <w:r>
+        <w:rPr>
+          <w:rFonts w:ascii="Times New Roman" w:hAnsi="Times New Roman" w:cs="Times New Roman"/>
+        </w:rPr>
+        <w:t>the number of features (</w:t>
+      </w:r>
+      <w:r>
+        <w:rPr>
+          <w:rFonts w:ascii="Times New Roman" w:hAnsi="Times New Roman" w:cs="Times New Roman"/>
+        </w:rPr>
+        <w:t>p</w:t>
+      </w:r>
+      <w:r>
+        <w:rPr>
+          <w:rFonts w:ascii="Times New Roman" w:hAnsi="Times New Roman" w:cs="Times New Roman"/>
+        </w:rPr>
+        <w:t>)</w:t>
+      </w:r>
+      <w:r>
+        <w:rPr>
+          <w:rFonts w:ascii="Times New Roman" w:hAnsi="Times New Roman" w:cs="Times New Roman"/>
+        </w:rPr>
+        <w:t xml:space="preserve"> is large. </w:t>
       </w:r>
       <w:r>
         <w:rPr>
           <w:rFonts w:ascii="Times New Roman" w:hAnsi="Times New Roman" w:cs="Times New Roman"/>
         </w:rPr>
         <w:lastRenderedPageBreak/>
-        <w:t xml:space="preserve">Among </w:t>
-      </w:r>
-      <w:r>
-        <w:rPr>
-          <w:rFonts w:ascii="Times New Roman" w:hAnsi="Times New Roman" w:cs="Times New Roman"/>
-        </w:rPr>
-        <w:t xml:space="preserve">all </w:t>
-      </w:r>
-      <w:r>
-        <w:rPr>
-          <w:rFonts w:ascii="Times New Roman" w:hAnsi="Times New Roman" w:cs="Times New Roman"/>
-        </w:rPr>
-        <w:t xml:space="preserve">the models, the SVR model outperformed the others in </w:t>
-      </w:r>
-      <w:r>
-        <w:rPr>
-          <w:rFonts w:ascii="Times New Roman" w:hAnsi="Times New Roman" w:cs="Times New Roman"/>
-        </w:rPr>
-        <w:t xml:space="preserve">predicting </w:t>
-      </w:r>
-      <w:r>
-        <w:rPr>
-          <w:rFonts w:ascii="Times New Roman" w:hAnsi="Times New Roman" w:cs="Times New Roman"/>
-        </w:rPr>
-        <w:t>emission energies using</w:t>
-      </w:r>
-      <w:r>
-        <w:rPr>
-          <w:rFonts w:ascii="Times New Roman" w:hAnsi="Times New Roman" w:cs="Times New Roman"/>
-        </w:rPr>
-        <w:t xml:space="preserve"> the dataset from </w:t>
-      </w:r>
-      <w:r>
-        <w:rPr>
-          <w:rFonts w:ascii="Times New Roman" w:hAnsi="Times New Roman" w:cs="Times New Roman"/>
-        </w:rPr>
-        <w:t xml:space="preserve">the </w:t>
-      </w:r>
-      <w:proofErr w:type="spellStart"/>
-      <w:r>
-        <w:rPr>
-          <w:rFonts w:ascii="Times New Roman" w:hAnsi="Times New Roman" w:cs="Times New Roman"/>
-        </w:rPr>
-        <w:t>SelectFromModel</w:t>
-      </w:r>
-      <w:proofErr w:type="spellEnd"/>
-      <w:r>
-        <w:rPr>
-          <w:rFonts w:ascii="Times New Roman" w:hAnsi="Times New Roman" w:cs="Times New Roman"/>
-        </w:rPr>
-        <w:t xml:space="preserve"> approach. It is worth noting that the models built on the datasets using the </w:t>
-      </w:r>
-      <w:r>
-        <w:rPr>
-          <w:rFonts w:ascii="Times New Roman" w:hAnsi="Times New Roman" w:cs="Times New Roman"/>
-          <w:lang w:val="en-IN"/>
-        </w:rPr>
-        <w:t>RFECV</w:t>
-      </w:r>
-      <w:r>
-        <w:rPr>
-          <w:rFonts w:ascii="Times New Roman" w:hAnsi="Times New Roman" w:cs="Times New Roman"/>
-        </w:rPr>
-        <w:t xml:space="preserve"> technique also performed well. We have </w:t>
-      </w:r>
-      <w:proofErr w:type="spellStart"/>
-      <w:r>
-        <w:rPr>
-          <w:rFonts w:ascii="Times New Roman" w:hAnsi="Times New Roman" w:cs="Times New Roman"/>
-        </w:rPr>
-        <w:t>summarised</w:t>
-      </w:r>
-      <w:proofErr w:type="spellEnd"/>
-      <w:r>
-        <w:rPr>
-          <w:rFonts w:ascii="Times New Roman" w:hAnsi="Times New Roman" w:cs="Times New Roman"/>
-        </w:rPr>
-        <w:t xml:space="preserve"> all the </w:t>
-      </w:r>
-      <w:r>
-        <w:rPr>
-          <w:rFonts w:ascii="Times New Roman" w:hAnsi="Times New Roman" w:cs="Times New Roman"/>
-        </w:rPr>
-        <w:t>models' performance in Table</w:t>
-      </w:r>
-      <w:r>
-        <w:rPr>
-          <w:rFonts w:ascii="Times New Roman" w:hAnsi="Times New Roman" w:cs="Times New Roman"/>
-        </w:rPr>
-        <w:t xml:space="preserve"> 1</w:t>
-      </w:r>
-      <w:r>
-        <w:rPr>
-          <w:rFonts w:ascii="Times New Roman" w:hAnsi="Times New Roman" w:cs="Times New Roman"/>
-        </w:rPr>
-        <w:t>. Every regressor</w:t>
-      </w:r>
-      <w:r>
-        <w:rPr>
-          <w:rFonts w:ascii="Times New Roman" w:hAnsi="Times New Roman" w:cs="Times New Roman"/>
-        </w:rPr>
-        <w:t xml:space="preserve"> in Table 1 was tuned by </w:t>
-      </w:r>
-      <w:proofErr w:type="spellStart"/>
-      <w:r>
-        <w:rPr>
-          <w:rFonts w:ascii="Times New Roman" w:hAnsi="Times New Roman" w:cs="Times New Roman"/>
-        </w:rPr>
-        <w:t>randomised</w:t>
-      </w:r>
-      <w:proofErr w:type="spellEnd"/>
-      <w:r>
-        <w:rPr>
-          <w:rFonts w:ascii="Times New Roman" w:hAnsi="Times New Roman" w:cs="Times New Roman"/>
-        </w:rPr>
-        <w:t xml:space="preserve"> search (15 trials, five-fold cross-validation</w:t>
-      </w:r>
-      <w:r>
-        <w:rPr>
-          <w:rFonts w:ascii="Times New Roman" w:hAnsi="Times New Roman" w:cs="Times New Roman"/>
-        </w:rPr>
-        <w:t xml:space="preserve"> on the training set) before a single evaluation on the test fold. </w:t>
-      </w:r>
-      <w:r>
-        <w:rPr>
-          <w:rFonts w:ascii="Times New Roman" w:hAnsi="Times New Roman" w:cs="Times New Roman"/>
-        </w:rPr>
-        <w:t>T</w:t>
-      </w:r>
-      <w:r>
-        <w:rPr>
-          <w:rFonts w:ascii="Times New Roman" w:hAnsi="Times New Roman" w:cs="Times New Roman"/>
-        </w:rPr>
-        <w:t xml:space="preserve">ree ensembles can </w:t>
-      </w:r>
-      <w:proofErr w:type="spellStart"/>
-      <w:r>
-        <w:rPr>
-          <w:rFonts w:ascii="Times New Roman" w:hAnsi="Times New Roman" w:cs="Times New Roman"/>
-        </w:rPr>
-        <w:t>memorise</w:t>
-      </w:r>
-      <w:proofErr w:type="spellEnd"/>
-      <w:r>
-        <w:rPr>
-          <w:rFonts w:ascii="Times New Roman" w:hAnsi="Times New Roman" w:cs="Times New Roman"/>
-        </w:rPr>
-        <w:t xml:space="preserve"> rare spacer–halide combinations in 226 rows, and Gaussian </w:t>
-      </w:r>
-      <w:r>
-        <w:rPr>
-          <w:rFonts w:ascii="Times New Roman" w:hAnsi="Times New Roman" w:cs="Times New Roman"/>
-        </w:rPr>
-        <w:t>P</w:t>
-      </w:r>
-      <w:r>
-        <w:rPr>
-          <w:rFonts w:ascii="Times New Roman" w:hAnsi="Times New Roman" w:cs="Times New Roman"/>
-        </w:rPr>
-        <w:t>rocess</w:t>
-      </w:r>
-      <w:r>
-        <w:rPr>
-          <w:rFonts w:ascii="Times New Roman" w:hAnsi="Times New Roman" w:cs="Times New Roman"/>
-        </w:rPr>
-        <w:t xml:space="preserve"> Regressors (GPR)</w:t>
-      </w:r>
-      <w:r>
-        <w:rPr>
-          <w:rFonts w:ascii="Times New Roman" w:hAnsi="Times New Roman" w:cs="Times New Roman"/>
-        </w:rPr>
-        <w:t xml:space="preserve"> are sensitive to kernel length scales when </w:t>
-      </w:r>
-      <w:r>
-        <w:rPr>
-          <w:rFonts w:ascii="Times New Roman" w:hAnsi="Times New Roman" w:cs="Times New Roman"/>
-        </w:rPr>
-        <w:t>the number of features (</w:t>
-      </w:r>
-      <w:r>
-        <w:rPr>
-          <w:rFonts w:ascii="Times New Roman" w:hAnsi="Times New Roman" w:cs="Times New Roman"/>
-        </w:rPr>
-        <w:t>p</w:t>
-      </w:r>
-      <w:r>
-        <w:rPr>
-          <w:rFonts w:ascii="Times New Roman" w:hAnsi="Times New Roman" w:cs="Times New Roman"/>
-        </w:rPr>
-        <w:t>)</w:t>
-      </w:r>
-      <w:r>
-        <w:rPr>
-          <w:rFonts w:ascii="Times New Roman" w:hAnsi="Times New Roman" w:cs="Times New Roman"/>
-        </w:rPr>
-        <w:t xml:space="preserve"> is large. For the thirty-one-feature RFECV matrix, tuning </w:t>
+        <w:t xml:space="preserve">For the thirty-one-feature RFECV matrix, tuning </w:t>
       </w:r>
       <w:r>
         <w:rPr>
@@ -7072,14 +7134,7 @@
         <w:rPr>
           <w:rFonts w:ascii="Times New Roman" w:hAnsi="Times New Roman" w:cs="Times New Roman"/>
         </w:rPr>
-        <w:t xml:space="preserve">performance difference </w:t>
-      </w:r>
-      <w:r>
-        <w:rPr>
-          <w:rFonts w:ascii="Times New Roman" w:hAnsi="Times New Roman" w:cs="Times New Roman"/>
-        </w:rPr>
-        <w:lastRenderedPageBreak/>
-        <w:t xml:space="preserve">between RFECV and </w:t>
+        <w:t xml:space="preserve">performance difference between RFECV and </w:t>
       </w:r>
       <w:proofErr w:type="spellStart"/>
       <w:r>
@@ -7290,6 +7345,7 @@
                 <w:b/>
                 <w:bCs/>
               </w:rPr>
+              <w:lastRenderedPageBreak/>
               <w:t>Feature selection</w:t>
             </w:r>
           </w:p>
@@ -8507,14 +8563,7 @@
         <w:rPr>
           <w:rFonts w:ascii="Times New Roman" w:hAnsi="Times New Roman" w:cs="Times New Roman"/>
         </w:rPr>
-        <w:t xml:space="preserve"> columns, indicating a well-established relationship between halide chemistry and emission </w:t>
-      </w:r>
-      <w:r>
-        <w:rPr>
-          <w:rFonts w:ascii="Times New Roman" w:hAnsi="Times New Roman" w:cs="Times New Roman"/>
-        </w:rPr>
-        <w:lastRenderedPageBreak/>
-        <w:t>energy in perovskites.</w:t>
+        <w:t xml:space="preserve"> columns, indicating a well-established relationship between halide chemistry and emission energy in perovskites.</w:t>
       </w:r>
       <w:r>
         <w:rPr>
@@ -8806,7 +8855,14 @@
         <w:rPr>
           <w:rFonts w:ascii="Times New Roman" w:hAnsi="Times New Roman" w:cs="Times New Roman"/>
         </w:rPr>
-        <w:t xml:space="preserve"> is perhaps the strongest sanity check on the ML pipeline</w:t>
+        <w:t xml:space="preserve"> is perhaps the </w:t>
+      </w:r>
+      <w:r>
+        <w:rPr>
+          <w:rFonts w:ascii="Times New Roman" w:hAnsi="Times New Roman" w:cs="Times New Roman"/>
+        </w:rPr>
+        <w:lastRenderedPageBreak/>
+        <w:t>strongest sanity check on the ML pipeline</w:t>
       </w:r>
       <w:r>
         <w:rPr>
@@ -9327,7 +9383,6 @@
           <w:b/>
           <w:bCs/>
         </w:rPr>
-        <w:lastRenderedPageBreak/>
         <w:t>2.</w:t>
       </w:r>
       <w:r>
@@ -9530,7 +9585,14 @@
         <w:rPr>
           <w:rFonts w:ascii="Times New Roman" w:hAnsi="Times New Roman" w:cs="Times New Roman"/>
         </w:rPr>
-        <w:t xml:space="preserve"> into the average baseline from background samples(φ</w:t>
+        <w:t xml:space="preserve"> into the average </w:t>
+      </w:r>
+      <w:r>
+        <w:rPr>
+          <w:rFonts w:ascii="Times New Roman" w:hAnsi="Times New Roman" w:cs="Times New Roman"/>
+        </w:rPr>
+        <w:lastRenderedPageBreak/>
+        <w:t>baseline from background samples(φ</w:t>
       </w:r>
       <w:r>
         <w:rPr>
@@ -10060,7 +10122,6 @@
         <w:rPr>
           <w:noProof/>
         </w:rPr>
-        <w:lastRenderedPageBreak/>
         <w:drawing>
           <wp:inline distT="0" distB="0" distL="0" distR="0" wp14:anchorId="479481C8" wp14:editId="2743B5B7">
             <wp:extent cx="5943600" cy="4712970"/>
@@ -10183,6 +10244,7 @@
           <w:b/>
           <w:bCs/>
         </w:rPr>
+        <w:lastRenderedPageBreak/>
         <w:t>Table 2.</w:t>
       </w:r>
       <w:r>
@@ -10306,7 +10368,7 @@
         <w:tblStyle w:val="Table"/>
         <w:tblpPr w:leftFromText="180" w:rightFromText="180" w:vertAnchor="text" w:tblpXSpec="right" w:tblpY="1"/>
         <w:tblOverlap w:val="never"/>
-        <w:tblW w:w="9576" w:type="dxa"/>
+        <w:tblW w:w="9302" w:type="dxa"/>
         <w:tblBorders>
           <w:top w:val="single" w:sz="4" w:space="0" w:color="auto"/>
           <w:left w:val="single" w:sz="4" w:space="0" w:color="auto"/>
@@ -10319,8 +10381,8 @@
         <w:tblLook w:val="0020" w:firstRow="1" w:lastRow="0" w:firstColumn="0" w:lastColumn="0" w:noHBand="0" w:noVBand="0"/>
       </w:tblPr>
       <w:tblGrid>
-        <w:gridCol w:w="817"/>
-        <w:gridCol w:w="2297"/>
+        <w:gridCol w:w="850"/>
+        <w:gridCol w:w="1990"/>
         <w:gridCol w:w="1134"/>
         <w:gridCol w:w="1276"/>
         <w:gridCol w:w="1417"/>
@@ -10333,7 +10395,7 @@
         </w:trPr>
         <w:tc>
           <w:tcPr>
-            <w:tcW w:w="817" w:type="dxa"/>
+            <w:tcW w:w="850" w:type="dxa"/>
             <w:tcBorders>
               <w:bottom w:val="none" w:sz="0" w:space="0" w:color="auto"/>
             </w:tcBorders>
@@ -10355,7 +10417,7 @@
         </w:tc>
         <w:tc>
           <w:tcPr>
-            <w:tcW w:w="2297" w:type="dxa"/>
+            <w:tcW w:w="1990" w:type="dxa"/>
             <w:tcBorders>
               <w:bottom w:val="none" w:sz="0" w:space="0" w:color="auto"/>
             </w:tcBorders>
@@ -10497,7 +10559,7 @@
       <w:tr>
         <w:tc>
           <w:tcPr>
-            <w:tcW w:w="817" w:type="dxa"/>
+            <w:tcW w:w="850" w:type="dxa"/>
           </w:tcPr>
           <w:p>
             <w:pPr>
@@ -10516,7 +10578,7 @@
         </w:tc>
         <w:tc>
           <w:tcPr>
-            <w:tcW w:w="2297" w:type="dxa"/>
+            <w:tcW w:w="1990" w:type="dxa"/>
           </w:tcPr>
           <w:p>
             <w:pPr>
@@ -10696,7 +10758,7 @@
       <w:tr>
         <w:tc>
           <w:tcPr>
-            <w:tcW w:w="817" w:type="dxa"/>
+            <w:tcW w:w="850" w:type="dxa"/>
           </w:tcPr>
           <w:p>
             <w:pPr>
@@ -10715,7 +10777,7 @@
         </w:tc>
         <w:tc>
           <w:tcPr>
-            <w:tcW w:w="2297" w:type="dxa"/>
+            <w:tcW w:w="1990" w:type="dxa"/>
           </w:tcPr>
           <w:p>
             <w:pPr>
@@ -10834,14 +10896,7 @@
               <w:rPr>
                 <w:rFonts w:ascii="Times New Roman" w:hAnsi="Times New Roman" w:cs="Times New Roman"/>
               </w:rPr>
-              <w:t xml:space="preserve">Bromide on the primary ammonium spacer increases halide </w:t>
-            </w:r>
-            <w:r>
-              <w:rPr>
-                <w:rFonts w:ascii="Times New Roman" w:hAnsi="Times New Roman" w:cs="Times New Roman"/>
-              </w:rPr>
-              <w:lastRenderedPageBreak/>
-              <w:t>incorporation on the organic site and blue-shifts</w:t>
+              <w:t>Bromide on the primary ammonium spacer increases halide incorporation on the organic site and blue-shifts</w:t>
             </w:r>
             <w:r>
               <w:rPr>
@@ -10873,7 +10928,7 @@
       <w:tr>
         <w:tc>
           <w:tcPr>
-            <w:tcW w:w="817" w:type="dxa"/>
+            <w:tcW w:w="850" w:type="dxa"/>
           </w:tcPr>
           <w:p>
             <w:pPr>
@@ -10886,14 +10941,13 @@
               <w:rPr>
                 <w:rFonts w:ascii="Times New Roman" w:hAnsi="Times New Roman" w:cs="Times New Roman"/>
               </w:rPr>
-              <w:lastRenderedPageBreak/>
               <w:t>3</w:t>
             </w:r>
           </w:p>
         </w:tc>
         <w:tc>
           <w:tcPr>
-            <w:tcW w:w="2297" w:type="dxa"/>
+            <w:tcW w:w="1990" w:type="dxa"/>
           </w:tcPr>
           <w:p>
             <w:pPr>
@@ -11048,7 +11102,7 @@
       <w:tr>
         <w:tc>
           <w:tcPr>
-            <w:tcW w:w="817" w:type="dxa"/>
+            <w:tcW w:w="850" w:type="dxa"/>
           </w:tcPr>
           <w:p>
             <w:pPr>
@@ -11067,7 +11121,7 @@
         </w:tc>
         <w:tc>
           <w:tcPr>
-            <w:tcW w:w="2297" w:type="dxa"/>
+            <w:tcW w:w="1990" w:type="dxa"/>
           </w:tcPr>
           <w:p>
             <w:pPr>
@@ -11261,7 +11315,7 @@
       <w:tr>
         <w:tc>
           <w:tcPr>
-            <w:tcW w:w="817" w:type="dxa"/>
+            <w:tcW w:w="850" w:type="dxa"/>
           </w:tcPr>
           <w:p>
             <w:pPr>
@@ -11280,7 +11334,7 @@
         </w:tc>
         <w:tc>
           <w:tcPr>
-            <w:tcW w:w="2297" w:type="dxa"/>
+            <w:tcW w:w="1990" w:type="dxa"/>
           </w:tcPr>
           <w:p>
             <w:pPr>
@@ -11433,7 +11487,7 @@
       <w:tr>
         <w:tc>
           <w:tcPr>
-            <w:tcW w:w="817" w:type="dxa"/>
+            <w:tcW w:w="850" w:type="dxa"/>
           </w:tcPr>
           <w:p>
             <w:pPr>
@@ -11452,7 +11506,7 @@
         </w:tc>
         <w:tc>
           <w:tcPr>
-            <w:tcW w:w="2297" w:type="dxa"/>
+            <w:tcW w:w="1990" w:type="dxa"/>
           </w:tcPr>
           <w:p>
             <w:pPr>
@@ -11592,7 +11646,14 @@
               <w:rPr>
                 <w:rFonts w:ascii="Times New Roman" w:hAnsi="Times New Roman" w:cs="Times New Roman"/>
               </w:rPr>
-              <w:t xml:space="preserve">and correlates with higher reported </w:t>
+              <w:t xml:space="preserve">and </w:t>
+            </w:r>
+            <w:r>
+              <w:rPr>
+                <w:rFonts w:ascii="Times New Roman" w:hAnsi="Times New Roman" w:cs="Times New Roman"/>
+              </w:rPr>
+              <w:lastRenderedPageBreak/>
+              <w:t xml:space="preserve">correlates with higher reported </w:t>
             </w:r>
             <w:r>
               <w:rPr>
@@ -11621,7 +11682,7 @@
       <w:tr>
         <w:tc>
           <w:tcPr>
-            <w:tcW w:w="817" w:type="dxa"/>
+            <w:tcW w:w="850" w:type="dxa"/>
           </w:tcPr>
           <w:p>
             <w:pPr>
@@ -11634,13 +11695,14 @@
               <w:rPr>
                 <w:rFonts w:ascii="Times New Roman" w:hAnsi="Times New Roman" w:cs="Times New Roman"/>
               </w:rPr>
+              <w:lastRenderedPageBreak/>
               <w:t>7</w:t>
             </w:r>
           </w:p>
         </w:tc>
         <w:tc>
           <w:tcPr>
-            <w:tcW w:w="2297" w:type="dxa"/>
+            <w:tcW w:w="1990" w:type="dxa"/>
           </w:tcPr>
           <w:p>
             <w:pPr>
@@ -11797,7 +11859,7 @@
       <w:tr>
         <w:tc>
           <w:tcPr>
-            <w:tcW w:w="817" w:type="dxa"/>
+            <w:tcW w:w="850" w:type="dxa"/>
           </w:tcPr>
           <w:p>
             <w:pPr>
@@ -11816,7 +11878,7 @@
         </w:tc>
         <w:tc>
           <w:tcPr>
-            <w:tcW w:w="2297" w:type="dxa"/>
+            <w:tcW w:w="1990" w:type="dxa"/>
           </w:tcPr>
           <w:p>
             <w:pPr>
@@ -11917,14 +11979,7 @@
               <w:rPr>
                 <w:rFonts w:ascii="Times New Roman" w:hAnsi="Times New Roman" w:cs="Times New Roman"/>
               </w:rPr>
-              <w:t xml:space="preserve"> fraction modulates A-site/halide balance; weaker monotonic trend </w:t>
-            </w:r>
-            <w:r>
-              <w:rPr>
-                <w:rFonts w:ascii="Times New Roman" w:hAnsi="Times New Roman" w:cs="Times New Roman"/>
-              </w:rPr>
-              <w:lastRenderedPageBreak/>
-              <w:t>because Cs appears with mixed halides</w:t>
+              <w:t xml:space="preserve"> fraction modulates A-site/halide balance; weaker monotonic trend because Cs appears with mixed halides</w:t>
             </w:r>
             <w:r>
               <w:rPr>
@@ -11956,7 +12011,7 @@
       <w:tr>
         <w:tc>
           <w:tcPr>
-            <w:tcW w:w="817" w:type="dxa"/>
+            <w:tcW w:w="850" w:type="dxa"/>
           </w:tcPr>
           <w:p>
             <w:pPr>
@@ -11969,14 +12024,13 @@
               <w:rPr>
                 <w:rFonts w:ascii="Times New Roman" w:hAnsi="Times New Roman" w:cs="Times New Roman"/>
               </w:rPr>
-              <w:lastRenderedPageBreak/>
               <w:t>9</w:t>
             </w:r>
           </w:p>
         </w:tc>
         <w:tc>
           <w:tcPr>
-            <w:tcW w:w="2297" w:type="dxa"/>
+            <w:tcW w:w="1990" w:type="dxa"/>
           </w:tcPr>
           <w:p>
             <w:pPr>
@@ -12089,7 +12143,7 @@
       <w:tr>
         <w:tc>
           <w:tcPr>
-            <w:tcW w:w="817" w:type="dxa"/>
+            <w:tcW w:w="850" w:type="dxa"/>
           </w:tcPr>
           <w:p>
             <w:pPr>
@@ -12108,7 +12162,7 @@
         </w:tc>
         <w:tc>
           <w:tcPr>
-            <w:tcW w:w="2297" w:type="dxa"/>
+            <w:tcW w:w="1990" w:type="dxa"/>
           </w:tcPr>
           <w:p>
             <w:pPr>
@@ -12277,7 +12331,7 @@
       <w:tr>
         <w:tc>
           <w:tcPr>
-            <w:tcW w:w="817" w:type="dxa"/>
+            <w:tcW w:w="850" w:type="dxa"/>
           </w:tcPr>
           <w:p>
             <w:pPr>
@@ -12296,7 +12350,7 @@
         </w:tc>
         <w:tc>
           <w:tcPr>
-            <w:tcW w:w="2297" w:type="dxa"/>
+            <w:tcW w:w="1990" w:type="dxa"/>
           </w:tcPr>
           <w:p>
             <w:pPr>
@@ -12431,7 +12485,7 @@
       <w:tr>
         <w:tc>
           <w:tcPr>
-            <w:tcW w:w="817" w:type="dxa"/>
+            <w:tcW w:w="850" w:type="dxa"/>
           </w:tcPr>
           <w:p>
             <w:pPr>
@@ -12450,7 +12504,7 @@
         </w:tc>
         <w:tc>
           <w:tcPr>
-            <w:tcW w:w="2297" w:type="dxa"/>
+            <w:tcW w:w="1990" w:type="dxa"/>
           </w:tcPr>
           <w:p>
             <w:pPr>
@@ -12637,7 +12691,7 @@
       <w:tr>
         <w:tc>
           <w:tcPr>
-            <w:tcW w:w="817" w:type="dxa"/>
+            <w:tcW w:w="850" w:type="dxa"/>
           </w:tcPr>
           <w:p>
             <w:pPr>
@@ -12656,7 +12710,7 @@
         </w:tc>
         <w:tc>
           <w:tcPr>
-            <w:tcW w:w="2297" w:type="dxa"/>
+            <w:tcW w:w="1990" w:type="dxa"/>
           </w:tcPr>
           <w:p>
             <w:pPr>
@@ -12803,11 +12857,12 @@
           <w:rFonts w:ascii="Times New Roman" w:hAnsi="Times New Roman" w:cs="Times New Roman"/>
           <w:noProof/>
         </w:rPr>
+        <w:lastRenderedPageBreak/>
         <w:drawing>
-          <wp:inline distT="0" distB="0" distL="0" distR="0" wp14:anchorId="363C90C6" wp14:editId="4C8AD7DE">
-            <wp:extent cx="5943600" cy="2996565"/>
+          <wp:inline distT="0" distB="0" distL="0" distR="0" wp14:anchorId="23612A2F" wp14:editId="23DB0FB4">
+            <wp:extent cx="5943600" cy="2750185"/>
             <wp:effectExtent l="0" t="0" r="0" b="0"/>
-            <wp:docPr id="1257481726" name="Picture 1"/>
+            <wp:docPr id="1419410734" name="Picture 1"/>
             <wp:cNvGraphicFramePr>
               <a:graphicFrameLocks xmlns:a="http://schemas.openxmlformats.org/drawingml/2006/main" noChangeAspect="1"/>
             </wp:cNvGraphicFramePr>
@@ -12815,7 +12870,7 @@
               <a:graphicData uri="http://schemas.openxmlformats.org/drawingml/2006/picture">
                 <pic:pic xmlns:pic="http://schemas.openxmlformats.org/drawingml/2006/picture">
                   <pic:nvPicPr>
-                    <pic:cNvPr id="1257481726" name=""/>
+                    <pic:cNvPr id="1419410734" name=""/>
                     <pic:cNvPicPr/>
                   </pic:nvPicPr>
                   <pic:blipFill>
@@ -12827,7 +12882,7 @@
                   <pic:spPr>
                     <a:xfrm>
                       <a:off x="0" y="0"/>
-                      <a:ext cx="5943600" cy="2996565"/>
+                      <a:ext cx="5943600" cy="2750185"/>
                     </a:xfrm>
                     <a:prstGeom prst="rect">
                       <a:avLst/>
@@ -12855,7 +12910,6 @@
           <w:b/>
           <w:bCs/>
         </w:rPr>
-        <w:lastRenderedPageBreak/>
         <w:t xml:space="preserve">Figure </w:t>
       </w:r>
       <w:r>
@@ -12890,7 +12944,13 @@
         <w:rPr>
           <w:rFonts w:ascii="Times New Roman" w:hAnsi="Times New Roman" w:cs="Times New Roman"/>
         </w:rPr>
-        <w:t xml:space="preserve"> web application user interface</w:t>
+        <w:t xml:space="preserve"> web application </w:t>
+      </w:r>
+      <w:r>
+        <w:rPr>
+          <w:rFonts w:ascii="Times New Roman" w:hAnsi="Times New Roman" w:cs="Times New Roman"/>
+        </w:rPr>
+        <w:t>UI</w:t>
       </w:r>
       <w:r>
         <w:rPr>
@@ -12901,7 +12961,8 @@
     </w:p>
     <w:p>
       <w:pPr>
-        <w:spacing w:before="160" w:after="160" w:line="480" w:lineRule="auto"/>
+        <w:spacing w:before="160" w:after="0" w:line="480" w:lineRule="auto"/>
+        <w:jc w:val="both"/>
         <w:rPr>
           <w:rFonts w:ascii="Times New Roman" w:hAnsi="Times New Roman" w:cs="Times New Roman"/>
           <w:b/>
@@ -12966,12 +13027,17 @@
         </w:rPr>
         <w:t>Web Application</w:t>
       </w:r>
-      <w:r>
-        <w:rPr>
-          <w:rFonts w:ascii="Times New Roman" w:hAnsi="Times New Roman" w:cs="Times New Roman"/>
-        </w:rPr>
-        <w:br/>
-      </w:r>
+    </w:p>
+    <w:p>
+      <w:pPr>
+        <w:spacing w:after="160" w:line="480" w:lineRule="auto"/>
+        <w:jc w:val="both"/>
+        <w:rPr>
+          <w:rFonts w:ascii="Times New Roman" w:hAnsi="Times New Roman" w:cs="Times New Roman"/>
+          <w:b/>
+          <w:bCs/>
+        </w:rPr>
+      </w:pPr>
       <w:r>
         <w:rPr>
           <w:rFonts w:ascii="Times New Roman" w:hAnsi="Times New Roman" w:cs="Times New Roman"/>
@@ -12990,13 +13056,63 @@
         <w:rPr>
           <w:rFonts w:ascii="Times New Roman" w:hAnsi="Times New Roman" w:cs="Times New Roman"/>
         </w:rPr>
-        <w:t xml:space="preserve"> Cloud. While previous studies have established the theoretical feasibility of using ML to predict perovskite emission properties, they often lack user-friendly interfaces, restricting their utility to researchers with programming expertise. Our web application allows users to seamlessly input primary and secondary organic spacers via IUPAC names, SMILES strings, or a predefined dropdown list, alongside experimental processing variables and precursor molar ratios. The application automatically computes the necessary </w:t>
+        <w:t xml:space="preserve"> Cloud. </w:t>
+      </w:r>
+      <w:r>
+        <w:rPr>
+          <w:rFonts w:ascii="Times New Roman" w:hAnsi="Times New Roman" w:cs="Times New Roman"/>
+        </w:rPr>
+        <w:t xml:space="preserve">The Python code </w:t>
+      </w:r>
+      <w:r>
+        <w:rPr>
+          <w:rFonts w:ascii="Times New Roman" w:hAnsi="Times New Roman" w:cs="Times New Roman"/>
+        </w:rPr>
+        <w:t>development, debugging, and optimization</w:t>
+      </w:r>
+      <w:r>
+        <w:rPr>
+          <w:rFonts w:ascii="Times New Roman" w:hAnsi="Times New Roman" w:cs="Times New Roman"/>
+        </w:rPr>
+        <w:t xml:space="preserve"> for the </w:t>
       </w:r>
       <w:proofErr w:type="spellStart"/>
       <w:r>
         <w:rPr>
           <w:rFonts w:ascii="Times New Roman" w:hAnsi="Times New Roman" w:cs="Times New Roman"/>
         </w:rPr>
+        <w:t>Streamlit</w:t>
+      </w:r>
+      <w:proofErr w:type="spellEnd"/>
+      <w:r>
+        <w:rPr>
+          <w:rFonts w:ascii="Times New Roman" w:hAnsi="Times New Roman" w:cs="Times New Roman"/>
+        </w:rPr>
+        <w:t xml:space="preserve"> application</w:t>
+      </w:r>
+      <w:r>
+        <w:rPr>
+          <w:rFonts w:ascii="Times New Roman" w:hAnsi="Times New Roman" w:cs="Times New Roman"/>
+        </w:rPr>
+        <w:t xml:space="preserve"> were assisted by</w:t>
+      </w:r>
+      <w:r>
+        <w:rPr>
+          <w:rFonts w:ascii="Times New Roman" w:hAnsi="Times New Roman" w:cs="Times New Roman"/>
+        </w:rPr>
+        <w:t xml:space="preserve"> Integrated Development Environments (IDEs), specifically Cursor and Antigravity, through Vibe coding. </w:t>
+      </w:r>
+      <w:r>
+        <w:rPr>
+          <w:rFonts w:ascii="Times New Roman" w:hAnsi="Times New Roman" w:cs="Times New Roman"/>
+        </w:rPr>
+        <w:t xml:space="preserve">While previous studies have established the theoretical feasibility of using ML to predict perovskite emission properties, they often lack user-friendly interfaces, restricting their utility to researchers with programming expertise. Our web application allows users to seamlessly input primary and secondary organic spacers via IUPAC names, SMILES strings, or a predefined dropdown list, alongside experimental processing variables and precursor molar ratios. The application automatically computes the necessary </w:t>
+      </w:r>
+      <w:proofErr w:type="spellStart"/>
+      <w:r>
+        <w:rPr>
+          <w:rFonts w:ascii="Times New Roman" w:hAnsi="Times New Roman" w:cs="Times New Roman"/>
+        </w:rPr>
         <w:t>RDKit</w:t>
       </w:r>
       <w:proofErr w:type="spellEnd"/>
@@ -13030,7 +13146,14 @@
         <w:rPr>
           <w:rFonts w:ascii="Times New Roman" w:hAnsi="Times New Roman" w:cs="Times New Roman"/>
         </w:rPr>
-        <w:t xml:space="preserve"> of the expected emission. This real-time predictive capability empowers researchers to rapidly screen combinatorial precursor recipes and spacer chemistries before committing to laboratory synthesis. The application is publicly accessible at</w:t>
+        <w:t xml:space="preserve"> of the expected emission. This real-time predictive capability empowers researchers to rapidly screen combinatorial precursor </w:t>
+      </w:r>
+      <w:r>
+        <w:rPr>
+          <w:rFonts w:ascii="Times New Roman" w:hAnsi="Times New Roman" w:cs="Times New Roman"/>
+        </w:rPr>
+        <w:lastRenderedPageBreak/>
+        <w:t>recipes and spacer chemistries before committing to laboratory synthesis. The application is publicly accessible at</w:t>
       </w:r>
       <w:r>
         <w:rPr>
@@ -13365,14 +13488,7 @@
         <w:rPr>
           <w:rFonts w:ascii="Times New Roman" w:hAnsi="Times New Roman" w:cs="Times New Roman"/>
         </w:rPr>
-        <w:t xml:space="preserve">and </w:t>
-      </w:r>
-      <w:r>
-        <w:rPr>
-          <w:rFonts w:ascii="Times New Roman" w:hAnsi="Times New Roman" w:cs="Times New Roman"/>
-        </w:rPr>
-        <w:lastRenderedPageBreak/>
-        <w:t>thirteen ETL</w:t>
+        <w:t>and thirteen ETL</w:t>
       </w:r>
       <w:r>
         <w:rPr>
@@ -13858,6 +13974,7 @@
               <w:rPr>
                 <w:rFonts w:ascii="Times New Roman" w:hAnsi="Times New Roman" w:cs="Times New Roman"/>
               </w:rPr>
+              <w:lastRenderedPageBreak/>
               <w:t>Model</w:t>
             </w:r>
           </w:p>
@@ -14381,14 +14498,7 @@
         <w:rPr>
           <w:rFonts w:ascii="Times New Roman" w:hAnsi="Times New Roman" w:cs="Times New Roman"/>
         </w:rPr>
-        <w:t xml:space="preserve">and the exact measurement protocol move EQE by several percentage points without changing the precursor stoichiometry. Different laboratories also anneal and antisolvent-quench under </w:t>
-      </w:r>
-      <w:r>
-        <w:rPr>
-          <w:rFonts w:ascii="Times New Roman" w:hAnsi="Times New Roman" w:cs="Times New Roman"/>
-        </w:rPr>
-        <w:lastRenderedPageBreak/>
-        <w:t xml:space="preserve">conditions that are described in prose but rarely </w:t>
+        <w:t xml:space="preserve">and the exact measurement protocol move EQE by several percentage points without changing the precursor stoichiometry. Different laboratories also anneal and antisolvent-quench under conditions that are described in prose but rarely </w:t>
       </w:r>
       <w:r>
         <w:rPr>
@@ -14608,6 +14718,7 @@
         <w:rPr>
           <w:noProof/>
         </w:rPr>
+        <w:lastRenderedPageBreak/>
         <w:drawing>
           <wp:inline distT="0" distB="0" distL="0" distR="0" wp14:anchorId="1E322B01" wp14:editId="17BF0116">
             <wp:extent cx="4100362" cy="4957234"/>
@@ -14728,7 +14839,6 @@
           <w:b/>
           <w:bCs/>
         </w:rPr>
-        <w:lastRenderedPageBreak/>
         <w:t>3. Conclusions</w:t>
       </w:r>
     </w:p>
@@ -14856,7 +14966,14 @@
         <w:rPr>
           <w:rFonts w:ascii="Times New Roman" w:hAnsi="Times New Roman" w:cs="Times New Roman"/>
         </w:rPr>
-        <w:t xml:space="preserve">, which include halide identity, spacer-to-lead stoichiometry, critical A-site and lead-halide fractions, DMF processing parameters, and three organic spacer topology descriptors, </w:t>
+        <w:t>, which include halide identity, spacer-to-lead stoichiometry, critical A-site and lead-</w:t>
+      </w:r>
+      <w:r>
+        <w:rPr>
+          <w:rFonts w:ascii="Times New Roman" w:hAnsi="Times New Roman" w:cs="Times New Roman"/>
+        </w:rPr>
+        <w:lastRenderedPageBreak/>
+        <w:t xml:space="preserve">halide fractions, DMF processing parameters, and three organic spacer topology descriptors, </w:t>
       </w:r>
       <w:r>
         <w:rPr>
@@ -15193,7 +15310,6 @@
         <w:rPr>
           <w:rFonts w:ascii="Times New Roman" w:hAnsi="Times New Roman" w:cs="Times New Roman"/>
         </w:rPr>
-        <w:lastRenderedPageBreak/>
         <w:t>accurate</w:t>
       </w:r>
       <w:r>
@@ -15322,7 +15438,14 @@
         <w:rPr>
           <w:rFonts w:ascii="Times New Roman" w:hAnsi="Times New Roman" w:cs="Times New Roman"/>
         </w:rPr>
-        <w:t xml:space="preserve">molecular descriptors in the background and provides a real-time emission energy prediction for the corresponding quasi-2D MHP and the molecule structure </w:t>
+        <w:t xml:space="preserve">molecular descriptors in the background and provides a </w:t>
+      </w:r>
+      <w:r>
+        <w:rPr>
+          <w:rFonts w:ascii="Times New Roman" w:hAnsi="Times New Roman" w:cs="Times New Roman"/>
+        </w:rPr>
+        <w:lastRenderedPageBreak/>
+        <w:t xml:space="preserve">real-time emission energy prediction for the corresponding quasi-2D MHP and the molecule structure </w:t>
       </w:r>
       <w:r>
         <w:rPr>
@@ -15642,11 +15765,7 @@
       </w:r>
       <w:proofErr w:type="spellEnd"/>
       <w:r>
-        <w:t xml:space="preserve">: funding, supervision, project </w:t>
-      </w:r>
-      <w:r>
-        <w:lastRenderedPageBreak/>
-        <w:t>administration</w:t>
+        <w:t>: funding, supervision, project administration</w:t>
       </w:r>
       <w:r>
         <w:t xml:space="preserve">, </w:t>
@@ -15754,7 +15873,11 @@
         <w:t xml:space="preserve">the </w:t>
       </w:r>
       <w:r>
-        <w:t>Council of Scientific and Industrial Research (CSIR) for the Senior Research Fellowship (SRF)</w:t>
+        <w:t xml:space="preserve">Council of Scientific and Industrial Research (CSIR) for the Senior Research </w:t>
+      </w:r>
+      <w:r>
+        <w:lastRenderedPageBreak/>
+        <w:t>Fellowship (SRF)</w:t>
       </w:r>
       <w:r>
         <w:t xml:space="preserve">. </w:t>
@@ -16138,7 +16261,6 @@
         <w:spacing w:after="0"/>
       </w:pPr>
       <w:r>
-        <w:lastRenderedPageBreak/>
         <w:t>8.</w:t>
       </w:r>
       <w:r>
@@ -16287,6 +16409,7 @@
         <w:spacing w:after="0"/>
       </w:pPr>
       <w:r>
+        <w:lastRenderedPageBreak/>
         <w:t>12.</w:t>
       </w:r>
       <w:r>
@@ -16575,11 +16698,7 @@
       </w:r>
       <w:r>
         <w:tab/>
-        <w:t>Ghodeswar, U. S.;  Balpande, R. S.;  Raut, V. P.;  Waje, M. G.;  Pethe, Y. S.;  Shelke, N.;  Isleem, H. F.; Vairagade, V. S., The optimization of design and performance in hybrid organic/inorganic LEDs toward next-generation high-efficiency LEDs: application of multi-</w:t>
-      </w:r>
-      <w:r>
-        <w:lastRenderedPageBreak/>
-        <w:t xml:space="preserve">model hybrid machine learning approach. </w:t>
+        <w:t xml:space="preserve">Ghodeswar, U. S.;  Balpande, R. S.;  Raut, V. P.;  Waje, M. G.;  Pethe, Y. S.;  Shelke, N.;  Isleem, H. F.; Vairagade, V. S., The optimization of design and performance in hybrid organic/inorganic LEDs toward next-generation high-efficiency LEDs: application of multi-model hybrid machine learning approach. </w:t>
       </w:r>
       <w:r>
         <w:rPr>

--- a/ML_Quasi2D_Manuscript_Final.docx
+++ b/ML_Quasi2D_Manuscript_Final.docx
@@ -6791,7 +6791,6 @@
         </w:rPr>
         <w:t xml:space="preserve"> All the </w:t>
       </w:r>
-      <w:proofErr w:type="gramStart"/>
       <w:r>
         <w:rPr>
           <w:rFonts w:ascii="Times New Roman" w:hAnsi="Times New Roman" w:cs="Times New Roman"/>
@@ -6804,7 +6803,6 @@
         </w:rPr>
         <w:t>s</w:t>
       </w:r>
-      <w:proofErr w:type="gramEnd"/>
       <w:r>
         <w:rPr>
           <w:rFonts w:ascii="Times New Roman" w:hAnsi="Times New Roman" w:cs="Times New Roman"/>
@@ -10213,21 +10211,7 @@
         <w:rPr>
           <w:rFonts w:ascii="Times New Roman" w:hAnsi="Times New Roman" w:cs="Times New Roman"/>
         </w:rPr>
-        <w:t xml:space="preserve"> feature </w:t>
-      </w:r>
-      <w:proofErr w:type="gramStart"/>
-      <w:r>
-        <w:rPr>
-          <w:rFonts w:ascii="Times New Roman" w:hAnsi="Times New Roman" w:cs="Times New Roman"/>
-        </w:rPr>
-        <w:t>selection based</w:t>
-      </w:r>
-      <w:proofErr w:type="gramEnd"/>
-      <w:r>
-        <w:rPr>
-          <w:rFonts w:ascii="Times New Roman" w:hAnsi="Times New Roman" w:cs="Times New Roman"/>
-        </w:rPr>
-        <w:t xml:space="preserve"> SVR model - (champion model).</w:t>
+        <w:t xml:space="preserve"> feature selection based SVR model - (champion model).</w:t>
       </w:r>
     </w:p>
     <w:p>
@@ -11243,7 +11227,6 @@
               <w:t xml:space="preserve">FA bromide pathway competes with high-gap chloride/bromide routes; higher </w:t>
             </w:r>
             <w:proofErr w:type="spellStart"/>
-            <w:proofErr w:type="gramStart"/>
             <w:r>
               <w:rPr>
                 <w:rFonts w:ascii="Times New Roman" w:hAnsi="Times New Roman" w:cs="Times New Roman"/>
@@ -11251,7 +11234,6 @@
               <w:t>FA:Pb</w:t>
             </w:r>
             <w:proofErr w:type="spellEnd"/>
-            <w:proofErr w:type="gramEnd"/>
             <w:r>
               <w:rPr>
                 <w:rFonts w:ascii="Times New Roman" w:hAnsi="Times New Roman" w:cs="Times New Roman"/>
@@ -13100,7 +13082,83 @@
         <w:rPr>
           <w:rFonts w:ascii="Times New Roman" w:hAnsi="Times New Roman" w:cs="Times New Roman"/>
         </w:rPr>
-        <w:t xml:space="preserve"> Integrated Development Environments (IDEs), specifically Cursor and Antigravity, through Vibe coding. </w:t>
+        <w:t xml:space="preserve"> Integrated Development Environments (IDEs), specifically Cursor</w:t>
+      </w:r>
+      <w:r>
+        <w:rPr>
+          <w:rFonts w:ascii="Times New Roman" w:hAnsi="Times New Roman" w:cs="Times New Roman"/>
+        </w:rPr>
+        <w:fldChar w:fldCharType="begin"/>
+      </w:r>
+      <w:r>
+        <w:rPr>
+          <w:rFonts w:ascii="Times New Roman" w:hAnsi="Times New Roman" w:cs="Times New Roman"/>
+        </w:rPr>
+        <w:instrText xml:space="preserve"> ADDIN EN.CITE &lt;EndNote&gt;&lt;Cite&gt;&lt;RecNum&gt;107&lt;/RecNum&gt;&lt;DisplayText&gt;&lt;style face="superscript"&gt;23&lt;/style&gt;&lt;/DisplayText&gt;&lt;record&gt;&lt;rec-number&gt;107&lt;/rec-number&gt;&lt;foreign-keys&gt;&lt;key app="EN" db-id="w9wpew9ra2s2sqepsvavdsf2zx55zszffwae" timestamp="1791005553"&gt;107&lt;/key&gt;&lt;/foreign-keys&gt;&lt;ref-type name="Journal Article"&gt;17&lt;/ref-type&gt;&lt;contributors&gt;&lt;/contributors&gt;&lt;titles&gt;&lt;title&gt;Cursor IDE, version 3.13.21; Anysphere: San Francisco, CA, 2026. Available from: https://www.cursor.com.&lt;/title&gt;&lt;/titles&gt;&lt;dates&gt;&lt;/dates&gt;&lt;urls&gt;&lt;/urls&gt;&lt;/record&gt;&lt;/Cite&gt;&lt;/EndNote&gt;</w:instrText>
+      </w:r>
+      <w:r>
+        <w:rPr>
+          <w:rFonts w:ascii="Times New Roman" w:hAnsi="Times New Roman" w:cs="Times New Roman"/>
+        </w:rPr>
+        <w:fldChar w:fldCharType="separate"/>
+      </w:r>
+      <w:r>
+        <w:rPr>
+          <w:rFonts w:ascii="Times New Roman" w:hAnsi="Times New Roman" w:cs="Times New Roman"/>
+          <w:noProof/>
+          <w:vertAlign w:val="superscript"/>
+        </w:rPr>
+        <w:t>23</w:t>
+      </w:r>
+      <w:r>
+        <w:rPr>
+          <w:rFonts w:ascii="Times New Roman" w:hAnsi="Times New Roman" w:cs="Times New Roman"/>
+        </w:rPr>
+        <w:fldChar w:fldCharType="end"/>
+      </w:r>
+      <w:r>
+        <w:rPr>
+          <w:rFonts w:ascii="Times New Roman" w:hAnsi="Times New Roman" w:cs="Times New Roman"/>
+        </w:rPr>
+        <w:t xml:space="preserve"> and Antigravity</w:t>
+      </w:r>
+      <w:r>
+        <w:rPr>
+          <w:rFonts w:ascii="Times New Roman" w:hAnsi="Times New Roman" w:cs="Times New Roman"/>
+        </w:rPr>
+        <w:fldChar w:fldCharType="begin"/>
+      </w:r>
+      <w:r>
+        <w:rPr>
+          <w:rFonts w:ascii="Times New Roman" w:hAnsi="Times New Roman" w:cs="Times New Roman"/>
+        </w:rPr>
+        <w:instrText xml:space="preserve"> ADDIN EN.CITE &lt;EndNote&gt;&lt;Cite&gt;&lt;RecNum&gt;108&lt;/RecNum&gt;&lt;DisplayText&gt;&lt;style face="superscript"&gt;24&lt;/style&gt;&lt;/DisplayText&gt;&lt;record&gt;&lt;rec-number&gt;108&lt;/rec-number&gt;&lt;foreign-keys&gt;&lt;key app="EN" db-id="w9wpew9ra2s2sqepsvavdsf2zx55zszffwae" timestamp="1791005748"&gt;108&lt;/key&gt;&lt;/foreign-keys&gt;&lt;ref-type name="Journal Article"&gt;17&lt;/ref-type&gt;&lt;contributors&gt;&lt;/contributors&gt;&lt;titles&gt;&lt;title&gt;Antigravity IDE, version 2.5.5; Google DeepMind: London, UK, 2026.&lt;/title&gt;&lt;/titles&gt;&lt;dates&gt;&lt;/dates&gt;&lt;urls&gt;&lt;/urls&gt;&lt;/record&gt;&lt;/Cite&gt;&lt;/EndNote&gt;</w:instrText>
+      </w:r>
+      <w:r>
+        <w:rPr>
+          <w:rFonts w:ascii="Times New Roman" w:hAnsi="Times New Roman" w:cs="Times New Roman"/>
+        </w:rPr>
+        <w:fldChar w:fldCharType="separate"/>
+      </w:r>
+      <w:r>
+        <w:rPr>
+          <w:rFonts w:ascii="Times New Roman" w:hAnsi="Times New Roman" w:cs="Times New Roman"/>
+          <w:noProof/>
+          <w:vertAlign w:val="superscript"/>
+        </w:rPr>
+        <w:t>24</w:t>
+      </w:r>
+      <w:r>
+        <w:rPr>
+          <w:rFonts w:ascii="Times New Roman" w:hAnsi="Times New Roman" w:cs="Times New Roman"/>
+        </w:rPr>
+        <w:fldChar w:fldCharType="end"/>
+      </w:r>
+      <w:r>
+        <w:rPr>
+          <w:rFonts w:ascii="Times New Roman" w:hAnsi="Times New Roman" w:cs="Times New Roman"/>
+        </w:rPr>
+        <w:t xml:space="preserve">, through Vibe coding. </w:t>
       </w:r>
       <w:r>
         <w:rPr>
@@ -13836,7 +13894,19 @@
         <w:rPr>
           <w:rFonts w:ascii="Times New Roman" w:hAnsi="Times New Roman" w:cs="Times New Roman"/>
         </w:rPr>
-        <w:t xml:space="preserve">, at least not with the fields available in published </w:t>
+        <w:t xml:space="preserve">, at least not with the </w:t>
+      </w:r>
+      <w:r>
+        <w:rPr>
+          <w:rFonts w:ascii="Times New Roman" w:hAnsi="Times New Roman" w:cs="Times New Roman"/>
+        </w:rPr>
+        <w:t>details</w:t>
+      </w:r>
+      <w:r>
+        <w:rPr>
+          <w:rFonts w:ascii="Times New Roman" w:hAnsi="Times New Roman" w:cs="Times New Roman"/>
+        </w:rPr>
+        <w:t xml:space="preserve"> available in published </w:t>
       </w:r>
       <w:proofErr w:type="spellStart"/>
       <w:r>
@@ -14460,21 +14530,7 @@
         <w:rPr>
           <w:rFonts w:ascii="Times New Roman" w:hAnsi="Times New Roman" w:cs="Times New Roman"/>
         </w:rPr>
-        <w:t xml:space="preserve">EQE </w:t>
-      </w:r>
-      <w:proofErr w:type="gramStart"/>
-      <w:r>
-        <w:rPr>
-          <w:rFonts w:ascii="Times New Roman" w:hAnsi="Times New Roman" w:cs="Times New Roman"/>
-        </w:rPr>
-        <w:t>couples</w:t>
-      </w:r>
-      <w:proofErr w:type="gramEnd"/>
-      <w:r>
-        <w:rPr>
-          <w:rFonts w:ascii="Times New Roman" w:hAnsi="Times New Roman" w:cs="Times New Roman"/>
-        </w:rPr>
-        <w:t xml:space="preserve"> radiative efficiency </w:t>
+        <w:t xml:space="preserve">EQE couples radiative efficiency </w:t>
       </w:r>
       <w:r>
         <w:rPr>
@@ -16765,6 +16821,7 @@
     <w:p>
       <w:pPr>
         <w:pStyle w:val="EndNoteBibliography"/>
+        <w:spacing w:after="0"/>
       </w:pPr>
       <w:r>
         <w:t>22.</w:t>
@@ -16790,6 +16847,42 @@
       </w:r>
       <w:r>
         <w:t xml:space="preserve"> (37), e202209337.</w:t>
+      </w:r>
+    </w:p>
+    <w:p>
+      <w:pPr>
+        <w:pStyle w:val="EndNoteBibliography"/>
+        <w:spacing w:after="0"/>
+      </w:pPr>
+      <w:r>
+        <w:t>23.</w:t>
+      </w:r>
+      <w:r>
+        <w:tab/>
+        <w:t xml:space="preserve">Cursor IDE, version 3.13.21; Anysphere: San Francisco, CA, 2026. Available from: </w:t>
+      </w:r>
+      <w:hyperlink r:id="rId15" w:history="1">
+        <w:r>
+          <w:rPr>
+            <w:rStyle w:val="Hyperlink"/>
+          </w:rPr>
+          <w:t>https://www.cursor.com</w:t>
+        </w:r>
+      </w:hyperlink>
+      <w:r>
+        <w:t>.</w:t>
+      </w:r>
+    </w:p>
+    <w:p>
+      <w:pPr>
+        <w:pStyle w:val="EndNoteBibliography"/>
+      </w:pPr>
+      <w:r>
+        <w:t>24.</w:t>
+      </w:r>
+      <w:r>
+        <w:tab/>
+        <w:t>Antigravity IDE, version 2.5.5; Google DeepMind: London, UK, 2026.</w:t>
       </w:r>
     </w:p>
     <w:p>
@@ -16811,7 +16904,7 @@
       <w:bookmarkEnd w:id="12"/>
     </w:p>
     <w:sectPr>
-      <w:footerReference w:type="default" r:id="rId15"/>
+      <w:footerReference w:type="default" r:id="rId16"/>
       <w:footnotePr>
         <w:numRestart w:val="eachSect"/>
       </w:footnotePr>

--- a/ML_Quasi2D_Manuscript_Final.docx
+++ b/ML_Quasi2D_Manuscript_Final.docx
@@ -47,23 +47,21 @@
           <w:iCs/>
         </w:rPr>
       </w:pPr>
-      <w:proofErr w:type="spellStart"/>
       <w:r>
         <w:rPr>
           <w:rFonts w:ascii="Times" w:hAnsi="Times" w:cs="Times"/>
           <w:i/>
           <w:iCs/>
         </w:rPr>
-        <w:t>Ranadeep</w:t>
-      </w:r>
-      <w:proofErr w:type="spellEnd"/>
+        <w:t xml:space="preserve">Ranadeep Raj Sumukam, Ramu Naidu Savu, </w:t>
+      </w:r>
       <w:r>
         <w:rPr>
           <w:rFonts w:ascii="Times" w:hAnsi="Times" w:cs="Times"/>
           <w:i/>
           <w:iCs/>
         </w:rPr>
-        <w:t xml:space="preserve"> Raj Sumukam, Ramu Naidu Savu, </w:t>
+        <w:t xml:space="preserve">Santhosh Rompivalasa </w:t>
       </w:r>
       <w:r>
         <w:rPr>
@@ -71,51 +69,7 @@
           <w:i/>
           <w:iCs/>
         </w:rPr>
-        <w:t xml:space="preserve">Santhosh </w:t>
-      </w:r>
-      <w:proofErr w:type="spellStart"/>
-      <w:r>
-        <w:rPr>
-          <w:rFonts w:ascii="Times" w:hAnsi="Times" w:cs="Times"/>
-          <w:i/>
-          <w:iCs/>
-        </w:rPr>
-        <w:t>Rompivalasa</w:t>
-      </w:r>
-      <w:proofErr w:type="spellEnd"/>
-      <w:r>
-        <w:rPr>
-          <w:rFonts w:ascii="Times" w:hAnsi="Times" w:cs="Times"/>
-          <w:i/>
-          <w:iCs/>
-        </w:rPr>
-        <w:t xml:space="preserve"> </w:t>
-      </w:r>
-      <w:r>
-        <w:rPr>
-          <w:rFonts w:ascii="Times" w:hAnsi="Times" w:cs="Times"/>
-          <w:i/>
-          <w:iCs/>
-        </w:rPr>
-        <w:t xml:space="preserve">and </w:t>
-      </w:r>
-      <w:proofErr w:type="spellStart"/>
-      <w:r>
-        <w:rPr>
-          <w:rFonts w:ascii="Times" w:hAnsi="Times" w:cs="Times"/>
-          <w:i/>
-          <w:iCs/>
-        </w:rPr>
-        <w:t>Banavoth</w:t>
-      </w:r>
-      <w:proofErr w:type="spellEnd"/>
-      <w:r>
-        <w:rPr>
-          <w:rFonts w:ascii="Times" w:hAnsi="Times" w:cs="Times"/>
-          <w:i/>
-          <w:iCs/>
-        </w:rPr>
-        <w:t xml:space="preserve"> Murali*</w:t>
+        <w:t>and Banavoth Murali*</w:t>
       </w:r>
     </w:p>
     <w:p>
@@ -382,14 +336,12 @@
         </w:rPr>
         <w:t xml:space="preserve">In recent times, ML has been used extensively across all fields to accelerate research and reduce costs by </w:t>
       </w:r>
-      <w:proofErr w:type="spellStart"/>
       <w:r>
         <w:rPr>
           <w:rFonts w:ascii="Times New Roman" w:hAnsi="Times New Roman" w:cs="Times New Roman"/>
         </w:rPr>
         <w:t>strategising</w:t>
       </w:r>
-      <w:proofErr w:type="spellEnd"/>
       <w:r>
         <w:rPr>
           <w:rFonts w:ascii="Times New Roman" w:hAnsi="Times New Roman" w:cs="Times New Roman"/>
@@ -673,21 +625,7 @@
         <w:rPr>
           <w:rFonts w:ascii="Times New Roman" w:hAnsi="Times New Roman" w:cs="Times New Roman"/>
         </w:rPr>
-        <w:t xml:space="preserve">adoption by the research community, the final model is deployed as an interactive, publicly accessible </w:t>
-      </w:r>
-      <w:proofErr w:type="spellStart"/>
-      <w:r>
-        <w:rPr>
-          <w:rFonts w:ascii="Times New Roman" w:hAnsi="Times New Roman" w:cs="Times New Roman"/>
-        </w:rPr>
-        <w:t>Streamlit</w:t>
-      </w:r>
-      <w:proofErr w:type="spellEnd"/>
-      <w:r>
-        <w:rPr>
-          <w:rFonts w:ascii="Times New Roman" w:hAnsi="Times New Roman" w:cs="Times New Roman"/>
-        </w:rPr>
-        <w:t xml:space="preserve"> web application that enables real-time </w:t>
+        <w:t xml:space="preserve">adoption by the research community, the final model is deployed as an interactive, publicly accessible Streamlit web application that enables real-time </w:t>
       </w:r>
       <w:r>
         <w:rPr>
@@ -781,21 +719,7 @@
         <w:rPr>
           <w:rFonts w:ascii="Times New Roman" w:hAnsi="Times New Roman" w:cs="Times New Roman"/>
         </w:rPr>
-        <w:t xml:space="preserve">optoelectronics for their exceptional absorption coefficients, tunable band gaps, high </w:t>
-      </w:r>
-      <w:proofErr w:type="spellStart"/>
-      <w:r>
-        <w:rPr>
-          <w:rFonts w:ascii="Times New Roman" w:hAnsi="Times New Roman" w:cs="Times New Roman"/>
-        </w:rPr>
-        <w:t>colour</w:t>
-      </w:r>
-      <w:proofErr w:type="spellEnd"/>
-      <w:r>
-        <w:rPr>
-          <w:rFonts w:ascii="Times New Roman" w:hAnsi="Times New Roman" w:cs="Times New Roman"/>
-        </w:rPr>
-        <w:t xml:space="preserve"> purity, and solution processability</w:t>
+        <w:t>optoelectronics for their exceptional absorption coefficients, tunable band gaps, high colour purity, and solution processability</w:t>
       </w:r>
       <w:r>
         <w:rPr>
@@ -1189,7 +1113,6 @@
         </w:rPr>
         <w:t xml:space="preserve"> (</w:t>
       </w:r>
-      <w:proofErr w:type="spellStart"/>
       <w:r>
         <w:rPr>
           <w:rFonts w:ascii="Times New Roman" w:hAnsi="Times New Roman" w:cs="Times New Roman"/>
@@ -1200,14 +1123,7 @@
         <w:rPr>
           <w:rFonts w:ascii="Times New Roman" w:hAnsi="Times New Roman" w:cs="Times New Roman"/>
         </w:rPr>
-        <w:t>LEDs</w:t>
-      </w:r>
-      <w:proofErr w:type="spellEnd"/>
-      <w:r>
-        <w:rPr>
-          <w:rFonts w:ascii="Times New Roman" w:hAnsi="Times New Roman" w:cs="Times New Roman"/>
-        </w:rPr>
-        <w:t>)</w:t>
+        <w:t>LEDs)</w:t>
       </w:r>
       <w:r>
         <w:rPr>
@@ -1711,7 +1627,6 @@
         </w:rPr>
         <w:t xml:space="preserve"> monovalent spacer cations (L) form van der </w:t>
       </w:r>
-      <w:proofErr w:type="spellStart"/>
       <w:r>
         <w:rPr>
           <w:rFonts w:ascii="Times New Roman" w:hAnsi="Times New Roman" w:cs="Times New Roman"/>
@@ -1722,14 +1637,7 @@
         <w:rPr>
           <w:rFonts w:ascii="Times New Roman" w:hAnsi="Times New Roman" w:cs="Times New Roman"/>
         </w:rPr>
-        <w:t>aals</w:t>
-      </w:r>
-      <w:proofErr w:type="spellEnd"/>
-      <w:r>
-        <w:rPr>
-          <w:rFonts w:ascii="Times New Roman" w:hAnsi="Times New Roman" w:cs="Times New Roman"/>
-        </w:rPr>
-        <w:t xml:space="preserve"> gaps between the inorganic layers</w:t>
+        <w:t>aals gaps between the inorganic layers</w:t>
       </w:r>
       <w:r>
         <w:rPr>
@@ -2724,21 +2632,7 @@
         <w:rPr>
           <w:rFonts w:ascii="Times New Roman" w:hAnsi="Times New Roman" w:cs="Times New Roman"/>
         </w:rPr>
-        <w:t xml:space="preserve"> Additive </w:t>
-      </w:r>
-      <w:proofErr w:type="spellStart"/>
-      <w:r>
-        <w:rPr>
-          <w:rFonts w:ascii="Times New Roman" w:hAnsi="Times New Roman" w:cs="Times New Roman"/>
-        </w:rPr>
-        <w:t>exPlanations</w:t>
-      </w:r>
-      <w:proofErr w:type="spellEnd"/>
-      <w:r>
-        <w:rPr>
-          <w:rFonts w:ascii="Times New Roman" w:hAnsi="Times New Roman" w:cs="Times New Roman"/>
-        </w:rPr>
-        <w:t xml:space="preserve">) to connect predictions with physicochemical </w:t>
+        <w:t xml:space="preserve"> Additive exPlanations) to connect predictions with physicochemical </w:t>
       </w:r>
       <w:r>
         <w:rPr>
@@ -3162,21 +3056,7 @@
         <w:rPr>
           <w:rFonts w:ascii="Times New Roman" w:hAnsi="Times New Roman" w:cs="Times New Roman"/>
         </w:rPr>
-        <w:t xml:space="preserve">predicting </w:t>
-      </w:r>
-      <w:proofErr w:type="spellStart"/>
-      <w:r>
-        <w:rPr>
-          <w:rFonts w:ascii="Times New Roman" w:hAnsi="Times New Roman" w:cs="Times New Roman"/>
-        </w:rPr>
-        <w:t>PeLED</w:t>
-      </w:r>
-      <w:proofErr w:type="spellEnd"/>
-      <w:r>
-        <w:rPr>
-          <w:rFonts w:ascii="Times New Roman" w:hAnsi="Times New Roman" w:cs="Times New Roman"/>
-        </w:rPr>
-        <w:t xml:space="preserve"> performance </w:t>
+        <w:t xml:space="preserve">predicting PeLED performance </w:t>
       </w:r>
       <w:r>
         <w:rPr>
@@ -3413,16 +3293,8 @@
         <w:rPr>
           <w:rFonts w:ascii="Times New Roman" w:hAnsi="Times New Roman" w:cs="Times New Roman"/>
         </w:rPr>
-        <w:t xml:space="preserve"> application that could be </w:t>
-      </w:r>
-      <w:proofErr w:type="spellStart"/>
-      <w:r>
-        <w:rPr>
-          <w:rFonts w:ascii="Times New Roman" w:hAnsi="Times New Roman" w:cs="Times New Roman"/>
-        </w:rPr>
-        <w:t>utilised</w:t>
-      </w:r>
-      <w:proofErr w:type="spellEnd"/>
+        <w:t xml:space="preserve"> application that could be utilised</w:t>
+      </w:r>
       <w:r>
         <w:rPr>
           <w:rFonts w:ascii="Times New Roman" w:hAnsi="Times New Roman" w:cs="Times New Roman"/>
@@ -3571,21 +3443,7 @@
         <w:rPr>
           <w:rFonts w:ascii="Times New Roman" w:hAnsi="Times New Roman" w:cs="Times New Roman"/>
         </w:rPr>
-        <w:t xml:space="preserve">using </w:t>
-      </w:r>
-      <w:proofErr w:type="spellStart"/>
-      <w:r>
-        <w:rPr>
-          <w:rFonts w:ascii="Times New Roman" w:hAnsi="Times New Roman" w:cs="Times New Roman"/>
-        </w:rPr>
-        <w:t>Streamlit</w:t>
-      </w:r>
-      <w:proofErr w:type="spellEnd"/>
-      <w:r>
-        <w:rPr>
-          <w:rFonts w:ascii="Times New Roman" w:hAnsi="Times New Roman" w:cs="Times New Roman"/>
-        </w:rPr>
-        <w:t xml:space="preserve"> Cloud</w:t>
+        <w:t>using Streamlit Cloud</w:t>
       </w:r>
       <w:r>
         <w:rPr>
@@ -3615,16 +3473,8 @@
         <w:rPr>
           <w:rFonts w:ascii="Times New Roman" w:hAnsi="Times New Roman" w:cs="Times New Roman"/>
         </w:rPr>
-        <w:t xml:space="preserve">to enable real-time </w:t>
-      </w:r>
-      <w:proofErr w:type="spellStart"/>
-      <w:r>
-        <w:rPr>
-          <w:rFonts w:ascii="Times New Roman" w:hAnsi="Times New Roman" w:cs="Times New Roman"/>
-        </w:rPr>
-        <w:t>utilisation</w:t>
-      </w:r>
-      <w:proofErr w:type="spellEnd"/>
+        <w:t>to enable real-time utilisation</w:t>
+      </w:r>
       <w:r>
         <w:rPr>
           <w:rFonts w:ascii="Times New Roman" w:hAnsi="Times New Roman" w:cs="Times New Roman"/>
@@ -3846,21 +3696,7 @@
         <w:rPr>
           <w:rFonts w:ascii="Times New Roman" w:hAnsi="Times New Roman" w:cs="Times New Roman"/>
         </w:rPr>
-        <w:t xml:space="preserve">descriptor calculation, correlation pruning, parallel RFECV (31 features) and </w:t>
-      </w:r>
-      <w:proofErr w:type="spellStart"/>
-      <w:r>
-        <w:rPr>
-          <w:rFonts w:ascii="Times New Roman" w:hAnsi="Times New Roman" w:cs="Times New Roman"/>
-        </w:rPr>
-        <w:t>SelectFromModel</w:t>
-      </w:r>
-      <w:proofErr w:type="spellEnd"/>
-      <w:r>
-        <w:rPr>
-          <w:rFonts w:ascii="Times New Roman" w:hAnsi="Times New Roman" w:cs="Times New Roman"/>
-        </w:rPr>
-        <w:t xml:space="preserve"> (13 features)</w:t>
+        <w:t>descriptor calculation, correlation pruning, parallel RFECV (31 features) and SelectFromModel (13 features)</w:t>
       </w:r>
       <w:r>
         <w:rPr>
@@ -3908,21 +3744,7 @@
         <w:rPr>
           <w:rFonts w:ascii="Times New Roman" w:hAnsi="Times New Roman" w:cs="Times New Roman"/>
         </w:rPr>
-        <w:t xml:space="preserve">deploying the champion model in the </w:t>
-      </w:r>
-      <w:proofErr w:type="spellStart"/>
-      <w:r>
-        <w:rPr>
-          <w:rFonts w:ascii="Times New Roman" w:hAnsi="Times New Roman" w:cs="Times New Roman"/>
-        </w:rPr>
-        <w:t>Streamlit</w:t>
-      </w:r>
-      <w:proofErr w:type="spellEnd"/>
-      <w:r>
-        <w:rPr>
-          <w:rFonts w:ascii="Times New Roman" w:hAnsi="Times New Roman" w:cs="Times New Roman"/>
-        </w:rPr>
-        <w:t xml:space="preserve"> Cloud for community usage</w:t>
+        <w:t>deploying the champion model in the Streamlit Cloud for community usage</w:t>
       </w:r>
       <w:r>
         <w:rPr>
@@ -4113,14 +3935,12 @@
         </w:rPr>
         <w:t xml:space="preserve"> </w:t>
       </w:r>
-      <w:proofErr w:type="spellStart"/>
       <w:r>
         <w:rPr>
           <w:rFonts w:ascii="Times New Roman" w:hAnsi="Times New Roman" w:cs="Times New Roman"/>
         </w:rPr>
         <w:t>harmonisation</w:t>
       </w:r>
-      <w:proofErr w:type="spellEnd"/>
       <w:r>
         <w:rPr>
           <w:rFonts w:ascii="Times New Roman" w:hAnsi="Times New Roman" w:cs="Times New Roman"/>
@@ -4137,21 +3957,7 @@
         <w:rPr>
           <w:rFonts w:ascii="Times New Roman" w:hAnsi="Times New Roman" w:cs="Times New Roman"/>
         </w:rPr>
-        <w:t xml:space="preserve"> including halide flags, precursor-ratio </w:t>
-      </w:r>
-      <w:proofErr w:type="spellStart"/>
-      <w:r>
-        <w:rPr>
-          <w:rFonts w:ascii="Times New Roman" w:hAnsi="Times New Roman" w:cs="Times New Roman"/>
-        </w:rPr>
-        <w:t>normalisation</w:t>
-      </w:r>
-      <w:proofErr w:type="spellEnd"/>
-      <w:r>
-        <w:rPr>
-          <w:rFonts w:ascii="Times New Roman" w:hAnsi="Times New Roman" w:cs="Times New Roman"/>
-        </w:rPr>
-        <w:t>, and mixed-spacer indicators</w:t>
+        <w:t xml:space="preserve"> including halide flags, precursor-ratio normalisation, and mixed-spacer indicators</w:t>
       </w:r>
       <w:r>
         <w:rPr>
@@ -4207,14 +4013,12 @@
         </w:rPr>
         <w:t xml:space="preserve"> Snowflake, the remaining data engineering operations were performed in Python (Jupyter Notebook) using the pandas </w:t>
       </w:r>
-      <w:proofErr w:type="spellStart"/>
       <w:r>
         <w:rPr>
           <w:rFonts w:ascii="Times New Roman" w:hAnsi="Times New Roman" w:cs="Times New Roman"/>
         </w:rPr>
         <w:t>dataframes</w:t>
       </w:r>
-      <w:proofErr w:type="spellEnd"/>
       <w:r>
         <w:rPr>
           <w:rFonts w:ascii="Times New Roman" w:hAnsi="Times New Roman" w:cs="Times New Roman"/>
@@ -4389,14 +4193,66 @@
         </w:rPr>
         <w:t xml:space="preserve">were generated using </w:t>
       </w:r>
-      <w:proofErr w:type="spellStart"/>
-      <w:r>
-        <w:rPr>
-          <w:rFonts w:ascii="Times New Roman" w:hAnsi="Times New Roman" w:cs="Times New Roman"/>
-        </w:rPr>
-        <w:t>RDKit</w:t>
-      </w:r>
-      <w:proofErr w:type="spellEnd"/>
+      <w:r>
+        <w:rPr>
+          <w:rFonts w:ascii="Times New Roman" w:hAnsi="Times New Roman" w:cs="Times New Roman"/>
+        </w:rPr>
+        <w:t xml:space="preserve">RDKit </w:t>
+      </w:r>
+      <w:r>
+        <w:rPr>
+          <w:rFonts w:ascii="Times New Roman" w:hAnsi="Times New Roman" w:cs="Times New Roman"/>
+        </w:rPr>
+        <w:t>library</w:t>
+      </w:r>
+      <w:r>
+        <w:rPr>
+          <w:rFonts w:ascii="Times New Roman" w:hAnsi="Times New Roman" w:cs="Times New Roman"/>
+        </w:rPr>
+        <w:t xml:space="preserve"> with</w:t>
+      </w:r>
+      <w:r>
+        <w:rPr>
+          <w:rFonts w:ascii="Times New Roman" w:hAnsi="Times New Roman" w:cs="Times New Roman"/>
+        </w:rPr>
+        <w:t xml:space="preserve"> the</w:t>
+      </w:r>
+      <w:r>
+        <w:rPr>
+          <w:rFonts w:ascii="Times New Roman" w:hAnsi="Times New Roman" w:cs="Times New Roman"/>
+        </w:rPr>
+        <w:t xml:space="preserve"> help of</w:t>
+      </w:r>
+      <w:r>
+        <w:rPr>
+          <w:rFonts w:ascii="Times New Roman" w:hAnsi="Times New Roman" w:cs="Times New Roman"/>
+        </w:rPr>
+        <w:t xml:space="preserve"> SMILES</w:t>
+      </w:r>
+      <w:r>
+        <w:rPr>
+          <w:rFonts w:ascii="Times New Roman" w:hAnsi="Times New Roman" w:cs="Times New Roman"/>
+        </w:rPr>
+        <w:t xml:space="preserve">. </w:t>
+      </w:r>
+      <w:r>
+        <w:rPr>
+          <w:rFonts w:ascii="Times New Roman" w:hAnsi="Times New Roman" w:cs="Times New Roman"/>
+        </w:rPr>
+        <w:t xml:space="preserve">After </w:t>
+      </w:r>
+      <w:r>
+        <w:rPr>
+          <w:rFonts w:ascii="Times New Roman" w:hAnsi="Times New Roman" w:cs="Times New Roman"/>
+        </w:rPr>
+        <w:t xml:space="preserve">generating molecular descriptors, high-dimensional feature extraction </w:t>
+      </w:r>
+      <w:r>
+        <w:rPr>
+          <w:rFonts w:ascii="Times New Roman" w:hAnsi="Times New Roman" w:cs="Times New Roman"/>
+        </w:rPr>
+        <w:t>yielded a dataset with more features than</w:t>
+      </w:r>
       <w:r>
         <w:rPr>
           <w:rFonts w:ascii="Times New Roman" w:hAnsi="Times New Roman" w:cs="Times New Roman"/>
@@ -4407,31 +4263,169 @@
         <w:rPr>
           <w:rFonts w:ascii="Times New Roman" w:hAnsi="Times New Roman" w:cs="Times New Roman"/>
         </w:rPr>
-        <w:t>library</w:t>
-      </w:r>
-      <w:r>
-        <w:rPr>
-          <w:rFonts w:ascii="Times New Roman" w:hAnsi="Times New Roman" w:cs="Times New Roman"/>
-        </w:rPr>
-        <w:t xml:space="preserve"> with</w:t>
-      </w:r>
-      <w:r>
-        <w:rPr>
-          <w:rFonts w:ascii="Times New Roman" w:hAnsi="Times New Roman" w:cs="Times New Roman"/>
-        </w:rPr>
-        <w:t xml:space="preserve"> the</w:t>
-      </w:r>
-      <w:r>
-        <w:rPr>
-          <w:rFonts w:ascii="Times New Roman" w:hAnsi="Times New Roman" w:cs="Times New Roman"/>
-        </w:rPr>
-        <w:t xml:space="preserve"> help of</w:t>
-      </w:r>
-      <w:r>
-        <w:rPr>
-          <w:rFonts w:ascii="Times New Roman" w:hAnsi="Times New Roman" w:cs="Times New Roman"/>
-        </w:rPr>
-        <w:t xml:space="preserve"> SMILES</w:t>
+        <w:t xml:space="preserve">the number of </w:t>
+      </w:r>
+      <w:r>
+        <w:rPr>
+          <w:rFonts w:ascii="Times New Roman" w:hAnsi="Times New Roman" w:cs="Times New Roman"/>
+        </w:rPr>
+        <w:t>observations, leading</w:t>
+      </w:r>
+      <w:r>
+        <w:rPr>
+          <w:rFonts w:ascii="Times New Roman" w:hAnsi="Times New Roman" w:cs="Times New Roman"/>
+        </w:rPr>
+        <w:t xml:space="preserve"> to </w:t>
+      </w:r>
+      <w:r>
+        <w:rPr>
+          <w:rFonts w:ascii="Times New Roman" w:hAnsi="Times New Roman" w:cs="Times New Roman"/>
+        </w:rPr>
+        <w:t xml:space="preserve">the </w:t>
+      </w:r>
+      <w:r>
+        <w:rPr>
+          <w:rFonts w:ascii="Times New Roman" w:hAnsi="Times New Roman" w:cs="Times New Roman"/>
+        </w:rPr>
+        <w:t xml:space="preserve">curse of dimensionality. </w:t>
+      </w:r>
+      <w:r>
+        <w:rPr>
+          <w:rFonts w:ascii="Times New Roman" w:hAnsi="Times New Roman" w:cs="Times New Roman"/>
+        </w:rPr>
+        <w:t>So,</w:t>
+      </w:r>
+      <w:r>
+        <w:rPr>
+          <w:rFonts w:ascii="Times New Roman" w:hAnsi="Times New Roman" w:cs="Times New Roman"/>
+        </w:rPr>
+        <w:t xml:space="preserve"> </w:t>
+      </w:r>
+      <w:r>
+        <w:rPr>
+          <w:rFonts w:ascii="Times New Roman" w:hAnsi="Times New Roman" w:cs="Times New Roman"/>
+        </w:rPr>
+        <w:t>to</w:t>
+      </w:r>
+      <w:r>
+        <w:rPr>
+          <w:rFonts w:ascii="Times New Roman" w:hAnsi="Times New Roman" w:cs="Times New Roman"/>
+        </w:rPr>
+        <w:t xml:space="preserve"> handle the curse of dimensionality</w:t>
+      </w:r>
+      <w:r>
+        <w:rPr>
+          <w:rFonts w:ascii="Times New Roman" w:hAnsi="Times New Roman" w:cs="Times New Roman"/>
+        </w:rPr>
+        <w:t>, we applied a couple of feature elimination techniques in a sequential order:</w:t>
+      </w:r>
+      <w:r>
+        <w:rPr>
+          <w:rFonts w:ascii="Times New Roman" w:hAnsi="Times New Roman" w:cs="Times New Roman"/>
+        </w:rPr>
+        <w:t xml:space="preserve"> </w:t>
+      </w:r>
+      <w:r>
+        <w:rPr>
+          <w:rFonts w:ascii="Times New Roman" w:hAnsi="Times New Roman" w:cs="Times New Roman"/>
+        </w:rPr>
+        <w:t xml:space="preserve">1) </w:t>
+      </w:r>
+      <w:r>
+        <w:rPr>
+          <w:rFonts w:ascii="Times New Roman" w:hAnsi="Times New Roman" w:cs="Times New Roman"/>
+        </w:rPr>
+        <w:t>Pairwise Pearson correlation</w:t>
+      </w:r>
+      <w:r>
+        <w:rPr>
+          <w:rFonts w:ascii="Times New Roman" w:hAnsi="Times New Roman" w:cs="Times New Roman"/>
+        </w:rPr>
+        <w:t xml:space="preserve"> and 2</w:t>
+      </w:r>
+      <w:r>
+        <w:rPr>
+          <w:rFonts w:ascii="Times New Roman" w:hAnsi="Times New Roman" w:cs="Times New Roman"/>
+        </w:rPr>
+        <w:t>a</w:t>
+      </w:r>
+      <w:r>
+        <w:rPr>
+          <w:rFonts w:ascii="Times New Roman" w:hAnsi="Times New Roman" w:cs="Times New Roman"/>
+        </w:rPr>
+        <w:t>)</w:t>
+      </w:r>
+      <w:r>
+        <w:rPr>
+          <w:rFonts w:ascii="Times New Roman" w:hAnsi="Times New Roman" w:cs="Times New Roman"/>
+        </w:rPr>
+        <w:t xml:space="preserve"> </w:t>
+      </w:r>
+      <w:r>
+        <w:rPr>
+          <w:rFonts w:ascii="Times New Roman" w:hAnsi="Times New Roman" w:cs="Times New Roman"/>
+        </w:rPr>
+        <w:t>SelectFromModel</w:t>
+      </w:r>
+      <w:r>
+        <w:rPr>
+          <w:rFonts w:ascii="Times New Roman" w:hAnsi="Times New Roman" w:cs="Times New Roman"/>
+        </w:rPr>
+        <w:t xml:space="preserve"> for one set of models</w:t>
+      </w:r>
+      <w:r>
+        <w:rPr>
+          <w:rFonts w:ascii="Times New Roman" w:hAnsi="Times New Roman" w:cs="Times New Roman"/>
+        </w:rPr>
+        <w:t xml:space="preserve"> </w:t>
+      </w:r>
+      <w:r>
+        <w:rPr>
+          <w:rFonts w:ascii="Times New Roman" w:hAnsi="Times New Roman" w:cs="Times New Roman"/>
+        </w:rPr>
+        <w:t>and</w:t>
+      </w:r>
+      <w:r>
+        <w:rPr>
+          <w:rFonts w:ascii="Times New Roman" w:hAnsi="Times New Roman" w:cs="Times New Roman"/>
+        </w:rPr>
+        <w:t xml:space="preserve"> </w:t>
+      </w:r>
+      <w:r>
+        <w:rPr>
+          <w:rFonts w:ascii="Times New Roman" w:hAnsi="Times New Roman" w:cs="Times New Roman"/>
+        </w:rPr>
+        <w:t xml:space="preserve">2b) </w:t>
+      </w:r>
+      <w:r>
+        <w:rPr>
+          <w:rFonts w:ascii="Times New Roman" w:hAnsi="Times New Roman" w:cs="Times New Roman"/>
+        </w:rPr>
+        <w:t>Recursive Feature Elimination using Cross Validation</w:t>
+      </w:r>
+      <w:r>
+        <w:rPr>
+          <w:rFonts w:ascii="Times New Roman" w:hAnsi="Times New Roman" w:cs="Times New Roman"/>
+        </w:rPr>
+        <w:t xml:space="preserve"> (</w:t>
+      </w:r>
+      <w:r>
+        <w:rPr>
+          <w:rFonts w:ascii="Times New Roman" w:hAnsi="Times New Roman" w:cs="Times New Roman"/>
+        </w:rPr>
+        <w:t>RFECV</w:t>
+      </w:r>
+      <w:r>
+        <w:rPr>
+          <w:rFonts w:ascii="Times New Roman" w:hAnsi="Times New Roman" w:cs="Times New Roman"/>
+        </w:rPr>
+        <w:t>)</w:t>
+      </w:r>
+      <w:r>
+        <w:rPr>
+          <w:rFonts w:ascii="Times New Roman" w:hAnsi="Times New Roman" w:cs="Times New Roman"/>
+        </w:rPr>
+        <w:t xml:space="preserve"> for another set of models</w:t>
       </w:r>
       <w:r>
         <w:rPr>
@@ -4443,19 +4437,19 @@
         <w:rPr>
           <w:rFonts w:ascii="Times New Roman" w:hAnsi="Times New Roman" w:cs="Times New Roman"/>
         </w:rPr>
-        <w:t xml:space="preserve">After </w:t>
-      </w:r>
-      <w:r>
-        <w:rPr>
-          <w:rFonts w:ascii="Times New Roman" w:hAnsi="Times New Roman" w:cs="Times New Roman"/>
-        </w:rPr>
-        <w:t xml:space="preserve">generating molecular descriptors, high-dimensional feature extraction </w:t>
-      </w:r>
-      <w:r>
-        <w:rPr>
-          <w:rFonts w:ascii="Times New Roman" w:hAnsi="Times New Roman" w:cs="Times New Roman"/>
-        </w:rPr>
-        <w:t>yielded a dataset with more features than</w:t>
+        <w:t xml:space="preserve">After model training and evaluation, we further performed an in-depth SHAP analysis. </w:t>
+      </w:r>
+      <w:r>
+        <w:rPr>
+          <w:rFonts w:ascii="Times New Roman" w:hAnsi="Times New Roman" w:cs="Times New Roman"/>
+        </w:rPr>
+        <w:t>Figure 1 gives the holistic view of the workflow</w:t>
+      </w:r>
+      <w:r>
+        <w:rPr>
+          <w:rFonts w:ascii="Times New Roman" w:hAnsi="Times New Roman" w:cs="Times New Roman"/>
+        </w:rPr>
+        <w:t>.</w:t>
       </w:r>
       <w:r>
         <w:rPr>
@@ -4467,227 +4461,13 @@
         <w:rPr>
           <w:rFonts w:ascii="Times New Roman" w:hAnsi="Times New Roman" w:cs="Times New Roman"/>
         </w:rPr>
-        <w:t xml:space="preserve">the number of </w:t>
-      </w:r>
-      <w:r>
-        <w:rPr>
-          <w:rFonts w:ascii="Times New Roman" w:hAnsi="Times New Roman" w:cs="Times New Roman"/>
-        </w:rPr>
-        <w:t>observations, leading</w:t>
-      </w:r>
-      <w:r>
-        <w:rPr>
-          <w:rFonts w:ascii="Times New Roman" w:hAnsi="Times New Roman" w:cs="Times New Roman"/>
-        </w:rPr>
-        <w:t xml:space="preserve"> to </w:t>
-      </w:r>
-      <w:r>
-        <w:rPr>
-          <w:rFonts w:ascii="Times New Roman" w:hAnsi="Times New Roman" w:cs="Times New Roman"/>
-        </w:rPr>
-        <w:t xml:space="preserve">the </w:t>
-      </w:r>
-      <w:r>
-        <w:rPr>
-          <w:rFonts w:ascii="Times New Roman" w:hAnsi="Times New Roman" w:cs="Times New Roman"/>
-        </w:rPr>
-        <w:t xml:space="preserve">curse of dimensionality. </w:t>
-      </w:r>
-      <w:r>
-        <w:rPr>
-          <w:rFonts w:ascii="Times New Roman" w:hAnsi="Times New Roman" w:cs="Times New Roman"/>
-        </w:rPr>
-        <w:t>So,</w:t>
-      </w:r>
-      <w:r>
-        <w:rPr>
-          <w:rFonts w:ascii="Times New Roman" w:hAnsi="Times New Roman" w:cs="Times New Roman"/>
-        </w:rPr>
-        <w:t xml:space="preserve"> </w:t>
-      </w:r>
-      <w:r>
-        <w:rPr>
-          <w:rFonts w:ascii="Times New Roman" w:hAnsi="Times New Roman" w:cs="Times New Roman"/>
-        </w:rPr>
-        <w:t>to</w:t>
-      </w:r>
-      <w:r>
-        <w:rPr>
-          <w:rFonts w:ascii="Times New Roman" w:hAnsi="Times New Roman" w:cs="Times New Roman"/>
-        </w:rPr>
-        <w:t xml:space="preserve"> handle the curse of dimensionality</w:t>
-      </w:r>
-      <w:r>
-        <w:rPr>
-          <w:rFonts w:ascii="Times New Roman" w:hAnsi="Times New Roman" w:cs="Times New Roman"/>
-        </w:rPr>
-        <w:t>, we applied a couple of feature elimination techniques in a sequential order:</w:t>
-      </w:r>
-      <w:r>
-        <w:rPr>
-          <w:rFonts w:ascii="Times New Roman" w:hAnsi="Times New Roman" w:cs="Times New Roman"/>
-        </w:rPr>
-        <w:t xml:space="preserve"> </w:t>
-      </w:r>
-      <w:r>
-        <w:rPr>
-          <w:rFonts w:ascii="Times New Roman" w:hAnsi="Times New Roman" w:cs="Times New Roman"/>
-        </w:rPr>
-        <w:t xml:space="preserve">1) </w:t>
-      </w:r>
-      <w:r>
-        <w:rPr>
-          <w:rFonts w:ascii="Times New Roman" w:hAnsi="Times New Roman" w:cs="Times New Roman"/>
-        </w:rPr>
-        <w:t>Pairwise Pearson correlation</w:t>
-      </w:r>
-      <w:r>
-        <w:rPr>
-          <w:rFonts w:ascii="Times New Roman" w:hAnsi="Times New Roman" w:cs="Times New Roman"/>
-        </w:rPr>
-        <w:t xml:space="preserve"> and 2</w:t>
-      </w:r>
-      <w:r>
-        <w:rPr>
-          <w:rFonts w:ascii="Times New Roman" w:hAnsi="Times New Roman" w:cs="Times New Roman"/>
-        </w:rPr>
-        <w:t>a</w:t>
-      </w:r>
-      <w:r>
-        <w:rPr>
-          <w:rFonts w:ascii="Times New Roman" w:hAnsi="Times New Roman" w:cs="Times New Roman"/>
-        </w:rPr>
-        <w:t>)</w:t>
-      </w:r>
-      <w:r>
-        <w:rPr>
-          <w:rFonts w:ascii="Times New Roman" w:hAnsi="Times New Roman" w:cs="Times New Roman"/>
-        </w:rPr>
-        <w:t xml:space="preserve"> </w:t>
-      </w:r>
-      <w:proofErr w:type="spellStart"/>
-      <w:r>
-        <w:rPr>
-          <w:rFonts w:ascii="Times New Roman" w:hAnsi="Times New Roman" w:cs="Times New Roman"/>
-        </w:rPr>
-        <w:t>SelectFromModel</w:t>
-      </w:r>
-      <w:proofErr w:type="spellEnd"/>
-      <w:r>
-        <w:rPr>
-          <w:rFonts w:ascii="Times New Roman" w:hAnsi="Times New Roman" w:cs="Times New Roman"/>
-        </w:rPr>
-        <w:t xml:space="preserve"> for one set of models</w:t>
-      </w:r>
-      <w:r>
-        <w:rPr>
-          <w:rFonts w:ascii="Times New Roman" w:hAnsi="Times New Roman" w:cs="Times New Roman"/>
-        </w:rPr>
-        <w:t xml:space="preserve"> </w:t>
-      </w:r>
-      <w:r>
-        <w:rPr>
-          <w:rFonts w:ascii="Times New Roman" w:hAnsi="Times New Roman" w:cs="Times New Roman"/>
-        </w:rPr>
-        <w:t>and</w:t>
-      </w:r>
-      <w:r>
-        <w:rPr>
-          <w:rFonts w:ascii="Times New Roman" w:hAnsi="Times New Roman" w:cs="Times New Roman"/>
-        </w:rPr>
-        <w:t xml:space="preserve"> </w:t>
-      </w:r>
-      <w:r>
-        <w:rPr>
-          <w:rFonts w:ascii="Times New Roman" w:hAnsi="Times New Roman" w:cs="Times New Roman"/>
-        </w:rPr>
-        <w:t xml:space="preserve">2b) </w:t>
-      </w:r>
-      <w:r>
-        <w:rPr>
-          <w:rFonts w:ascii="Times New Roman" w:hAnsi="Times New Roman" w:cs="Times New Roman"/>
-        </w:rPr>
-        <w:t>Recursive Feature Elimination using Cross Validation</w:t>
-      </w:r>
-      <w:r>
-        <w:rPr>
-          <w:rFonts w:ascii="Times New Roman" w:hAnsi="Times New Roman" w:cs="Times New Roman"/>
-        </w:rPr>
-        <w:t xml:space="preserve"> (</w:t>
-      </w:r>
-      <w:r>
-        <w:rPr>
-          <w:rFonts w:ascii="Times New Roman" w:hAnsi="Times New Roman" w:cs="Times New Roman"/>
-        </w:rPr>
-        <w:t>RFECV</w:t>
-      </w:r>
-      <w:r>
-        <w:rPr>
-          <w:rFonts w:ascii="Times New Roman" w:hAnsi="Times New Roman" w:cs="Times New Roman"/>
-        </w:rPr>
-        <w:t>)</w:t>
-      </w:r>
-      <w:r>
-        <w:rPr>
-          <w:rFonts w:ascii="Times New Roman" w:hAnsi="Times New Roman" w:cs="Times New Roman"/>
-        </w:rPr>
-        <w:t xml:space="preserve"> for another set of models</w:t>
-      </w:r>
-      <w:r>
-        <w:rPr>
-          <w:rFonts w:ascii="Times New Roman" w:hAnsi="Times New Roman" w:cs="Times New Roman"/>
-        </w:rPr>
-        <w:t xml:space="preserve">. </w:t>
-      </w:r>
-      <w:r>
-        <w:rPr>
-          <w:rFonts w:ascii="Times New Roman" w:hAnsi="Times New Roman" w:cs="Times New Roman"/>
-        </w:rPr>
-        <w:t xml:space="preserve">After model training and evaluation, we further performed an in-depth SHAP analysis. </w:t>
-      </w:r>
-      <w:r>
-        <w:rPr>
-          <w:rFonts w:ascii="Times New Roman" w:hAnsi="Times New Roman" w:cs="Times New Roman"/>
-        </w:rPr>
-        <w:t>Figure 1 gives the holistic view of the workflow</w:t>
-      </w:r>
-      <w:r>
-        <w:rPr>
-          <w:rFonts w:ascii="Times New Roman" w:hAnsi="Times New Roman" w:cs="Times New Roman"/>
-        </w:rPr>
-        <w:t>.</w:t>
-      </w:r>
-      <w:r>
-        <w:rPr>
-          <w:rFonts w:ascii="Times New Roman" w:hAnsi="Times New Roman" w:cs="Times New Roman"/>
-        </w:rPr>
-        <w:t xml:space="preserve"> </w:t>
-      </w:r>
-      <w:r>
-        <w:rPr>
-          <w:rFonts w:ascii="Times New Roman" w:hAnsi="Times New Roman" w:cs="Times New Roman"/>
-        </w:rPr>
         <w:t xml:space="preserve"> Finally, </w:t>
       </w:r>
       <w:r>
         <w:rPr>
           <w:rFonts w:ascii="Times New Roman" w:hAnsi="Times New Roman" w:cs="Times New Roman"/>
         </w:rPr>
-        <w:t xml:space="preserve">a web UI application is built in </w:t>
-      </w:r>
-      <w:proofErr w:type="spellStart"/>
-      <w:r>
-        <w:rPr>
-          <w:rFonts w:ascii="Times New Roman" w:hAnsi="Times New Roman" w:cs="Times New Roman"/>
-        </w:rPr>
-        <w:t>Streamlit</w:t>
-      </w:r>
-      <w:proofErr w:type="spellEnd"/>
-      <w:r>
-        <w:rPr>
-          <w:rFonts w:ascii="Times New Roman" w:hAnsi="Times New Roman" w:cs="Times New Roman"/>
-        </w:rPr>
-        <w:t xml:space="preserve"> Cloud so that users can input the required values and get the corresponding emission energy value</w:t>
+        <w:t>a web UI application is built in Streamlit Cloud so that users can input the required values and get the corresponding emission energy value</w:t>
       </w:r>
       <w:r>
         <w:rPr>
@@ -4959,14 +4739,12 @@
         </w:rPr>
         <w:t xml:space="preserve">In order to construct a </w:t>
       </w:r>
-      <w:proofErr w:type="spellStart"/>
       <w:r>
         <w:rPr>
           <w:rFonts w:ascii="Times New Roman" w:hAnsi="Times New Roman" w:cs="Times New Roman"/>
         </w:rPr>
         <w:t>generalised</w:t>
       </w:r>
-      <w:proofErr w:type="spellEnd"/>
       <w:r>
         <w:rPr>
           <w:rFonts w:ascii="Times New Roman" w:hAnsi="Times New Roman" w:cs="Times New Roman"/>
@@ -5398,21 +5176,7 @@
         <w:rPr>
           <w:rFonts w:ascii="Times New Roman" w:hAnsi="Times New Roman" w:cs="Times New Roman"/>
         </w:rPr>
-        <w:t xml:space="preserve">section above, the dataset had 462 columns, including compositional and halide flags, one-hot-encoded solvent columns, and Pri/Sec-prefixed </w:t>
-      </w:r>
-      <w:proofErr w:type="spellStart"/>
-      <w:r>
-        <w:rPr>
-          <w:rFonts w:ascii="Times New Roman" w:hAnsi="Times New Roman" w:cs="Times New Roman"/>
-        </w:rPr>
-        <w:t>RDKit</w:t>
-      </w:r>
-      <w:proofErr w:type="spellEnd"/>
-      <w:r>
-        <w:rPr>
-          <w:rFonts w:ascii="Times New Roman" w:hAnsi="Times New Roman" w:cs="Times New Roman"/>
-        </w:rPr>
-        <w:t xml:space="preserve"> descriptors for organic spacers (217 descriptors </w:t>
+        <w:t xml:space="preserve">section above, the dataset had 462 columns, including compositional and halide flags, one-hot-encoded solvent columns, and Pri/Sec-prefixed RDKit descriptors for organic spacers (217 descriptors </w:t>
       </w:r>
       <w:r>
         <w:rPr>
@@ -5612,49 +5376,7 @@
         <w:rPr>
           <w:rFonts w:ascii="Times New Roman" w:hAnsi="Times New Roman" w:cs="Times New Roman"/>
         </w:rPr>
-        <w:t xml:space="preserve">were deemed redundant, resulting in the removal of 173 columns and leaving 289 candidate features. Using these 289 remaining features, we evaluated two independent feature selection strategies in parallel on the 226 training records: Recursive Feature Elimination with Cross-Validation (RFECV) and tree-based </w:t>
-      </w:r>
-      <w:proofErr w:type="spellStart"/>
-      <w:r>
-        <w:rPr>
-          <w:rFonts w:ascii="Times New Roman" w:hAnsi="Times New Roman" w:cs="Times New Roman"/>
-        </w:rPr>
-        <w:t>SelectFromModel</w:t>
-      </w:r>
-      <w:proofErr w:type="spellEnd"/>
-      <w:r>
-        <w:rPr>
-          <w:rFonts w:ascii="Times New Roman" w:hAnsi="Times New Roman" w:cs="Times New Roman"/>
-        </w:rPr>
-        <w:t>. The RFECV approach utilized a Random Forest regressor (</w:t>
-      </w:r>
-      <w:proofErr w:type="spellStart"/>
-      <w:r>
-        <w:rPr>
-          <w:rFonts w:ascii="Times New Roman" w:hAnsi="Times New Roman" w:cs="Times New Roman"/>
-        </w:rPr>
-        <w:t>max_depth</w:t>
-      </w:r>
-      <w:proofErr w:type="spellEnd"/>
-      <w:r>
-        <w:rPr>
-          <w:rFonts w:ascii="Times New Roman" w:hAnsi="Times New Roman" w:cs="Times New Roman"/>
-        </w:rPr>
-        <w:t xml:space="preserve">=5, </w:t>
-      </w:r>
-      <w:proofErr w:type="spellStart"/>
-      <w:r>
-        <w:rPr>
-          <w:rFonts w:ascii="Times New Roman" w:hAnsi="Times New Roman" w:cs="Times New Roman"/>
-        </w:rPr>
-        <w:t>min_samples_leaf</w:t>
-      </w:r>
-      <w:proofErr w:type="spellEnd"/>
-      <w:r>
-        <w:rPr>
-          <w:rFonts w:ascii="Times New Roman" w:hAnsi="Times New Roman" w:cs="Times New Roman"/>
-        </w:rPr>
-        <w:t>=6) evaluated over a 5-fold stratified cross-validation</w:t>
+        <w:t>were deemed redundant, resulting in the removal of 173 columns and leaving 289 candidate features. Using these 289 remaining features, we evaluated two independent feature selection strategies in parallel on the 226 training records: Recursive Feature Elimination with Cross-Validation (RFECV) and tree-based SelectFromModel. The RFECV approach utilized a Random Forest regressor (max_depth=5, min_samples_leaf=6) evaluated over a 5-fold stratified cross-validation</w:t>
       </w:r>
       <w:r>
         <w:rPr>
@@ -5845,21 +5567,7 @@
         <w:rPr>
           <w:rFonts w:ascii="Times New Roman" w:hAnsi="Times New Roman" w:cs="Times New Roman"/>
         </w:rPr>
-        <w:t xml:space="preserve">On the other hand, the </w:t>
-      </w:r>
-      <w:proofErr w:type="spellStart"/>
-      <w:r>
-        <w:rPr>
-          <w:rFonts w:ascii="Times New Roman" w:hAnsi="Times New Roman" w:cs="Times New Roman"/>
-        </w:rPr>
-        <w:t>SelectFromModel</w:t>
-      </w:r>
-      <w:proofErr w:type="spellEnd"/>
-      <w:r>
-        <w:rPr>
-          <w:rFonts w:ascii="Times New Roman" w:hAnsi="Times New Roman" w:cs="Times New Roman"/>
-        </w:rPr>
-        <w:t xml:space="preserve"> approach works</w:t>
+        <w:t>On the other hand, the SelectFromModel approach works</w:t>
       </w:r>
       <w:r>
         <w:rPr>
@@ -6139,21 +5847,7 @@
         <w:rPr>
           <w:rFonts w:ascii="Times New Roman" w:hAnsi="Times New Roman" w:cs="Times New Roman"/>
         </w:rPr>
-        <w:t xml:space="preserve"> by the </w:t>
-      </w:r>
-      <w:proofErr w:type="spellStart"/>
-      <w:r>
-        <w:rPr>
-          <w:rFonts w:ascii="Times New Roman" w:hAnsi="Times New Roman" w:cs="Times New Roman"/>
-        </w:rPr>
-        <w:t>SelectFromModel</w:t>
-      </w:r>
-      <w:proofErr w:type="spellEnd"/>
-      <w:r>
-        <w:rPr>
-          <w:rFonts w:ascii="Times New Roman" w:hAnsi="Times New Roman" w:cs="Times New Roman"/>
-        </w:rPr>
-        <w:t xml:space="preserve"> technique.</w:t>
+        <w:t xml:space="preserve"> by the SelectFromModel technique.</w:t>
       </w:r>
     </w:p>
     <w:p>
@@ -6194,35 +5888,7 @@
         <w:rPr>
           <w:rFonts w:ascii="Times New Roman" w:hAnsi="Times New Roman" w:cs="Times New Roman"/>
         </w:rPr>
-        <w:t xml:space="preserve">random forest, </w:t>
-      </w:r>
-      <w:proofErr w:type="spellStart"/>
-      <w:r>
-        <w:rPr>
-          <w:rFonts w:ascii="Times New Roman" w:hAnsi="Times New Roman" w:cs="Times New Roman"/>
-        </w:rPr>
-        <w:t>CatBoost</w:t>
-      </w:r>
-      <w:proofErr w:type="spellEnd"/>
-      <w:r>
-        <w:rPr>
-          <w:rFonts w:ascii="Times New Roman" w:hAnsi="Times New Roman" w:cs="Times New Roman"/>
-        </w:rPr>
-        <w:t xml:space="preserve">, </w:t>
-      </w:r>
-      <w:proofErr w:type="spellStart"/>
-      <w:r>
-        <w:rPr>
-          <w:rFonts w:ascii="Times New Roman" w:hAnsi="Times New Roman" w:cs="Times New Roman"/>
-        </w:rPr>
-        <w:t>XGBoost</w:t>
-      </w:r>
-      <w:proofErr w:type="spellEnd"/>
-      <w:r>
-        <w:rPr>
-          <w:rFonts w:ascii="Times New Roman" w:hAnsi="Times New Roman" w:cs="Times New Roman"/>
-        </w:rPr>
-        <w:t xml:space="preserve">, </w:t>
+        <w:t xml:space="preserve">random forest, CatBoost, XGBoost, </w:t>
       </w:r>
       <w:r>
         <w:rPr>
@@ -6308,14 +5974,12 @@
         </w:rPr>
         <w:t xml:space="preserve">the </w:t>
       </w:r>
-      <w:proofErr w:type="spellStart"/>
       <w:r>
         <w:rPr>
           <w:rFonts w:ascii="Times New Roman" w:hAnsi="Times New Roman" w:cs="Times New Roman"/>
         </w:rPr>
         <w:t>SelectFromModel</w:t>
       </w:r>
-      <w:proofErr w:type="spellEnd"/>
       <w:r>
         <w:rPr>
           <w:rFonts w:ascii="Times New Roman" w:hAnsi="Times New Roman" w:cs="Times New Roman"/>
@@ -6335,14 +5999,12 @@
         </w:rPr>
         <w:t xml:space="preserve"> technique also performed well. We have </w:t>
       </w:r>
-      <w:proofErr w:type="spellStart"/>
       <w:r>
         <w:rPr>
           <w:rFonts w:ascii="Times New Roman" w:hAnsi="Times New Roman" w:cs="Times New Roman"/>
         </w:rPr>
         <w:t>summarised</w:t>
       </w:r>
-      <w:proofErr w:type="spellEnd"/>
       <w:r>
         <w:rPr>
           <w:rFonts w:ascii="Times New Roman" w:hAnsi="Times New Roman" w:cs="Times New Roman"/>
@@ -6373,19 +6035,11 @@
         </w:rPr>
         <w:t xml:space="preserve"> in Table 1 was tuned by </w:t>
       </w:r>
-      <w:proofErr w:type="spellStart"/>
-      <w:r>
-        <w:rPr>
-          <w:rFonts w:ascii="Times New Roman" w:hAnsi="Times New Roman" w:cs="Times New Roman"/>
-        </w:rPr>
-        <w:t>randomised</w:t>
-      </w:r>
-      <w:proofErr w:type="spellEnd"/>
-      <w:r>
-        <w:rPr>
-          <w:rFonts w:ascii="Times New Roman" w:hAnsi="Times New Roman" w:cs="Times New Roman"/>
-        </w:rPr>
-        <w:t xml:space="preserve"> search (15 trials, five-fold cross-validation</w:t>
+      <w:r>
+        <w:rPr>
+          <w:rFonts w:ascii="Times New Roman" w:hAnsi="Times New Roman" w:cs="Times New Roman"/>
+        </w:rPr>
+        <w:t>randomised search (15 trials, five-fold cross-validation</w:t>
       </w:r>
       <w:r>
         <w:rPr>
@@ -6405,14 +6059,12 @@
         </w:rPr>
         <w:t xml:space="preserve">ree ensembles can </w:t>
       </w:r>
-      <w:proofErr w:type="spellStart"/>
       <w:r>
         <w:rPr>
           <w:rFonts w:ascii="Times New Roman" w:hAnsi="Times New Roman" w:cs="Times New Roman"/>
         </w:rPr>
         <w:t>memorise</w:t>
       </w:r>
-      <w:proofErr w:type="spellEnd"/>
       <w:r>
         <w:rPr>
           <w:rFonts w:ascii="Times New Roman" w:hAnsi="Times New Roman" w:cs="Times New Roman"/>
@@ -6551,21 +6203,7 @@
         <w:rPr>
           <w:rFonts w:ascii="Times New Roman" w:hAnsi="Times New Roman" w:cs="Times New Roman"/>
         </w:rPr>
-        <w:t xml:space="preserve"> thirteen-feature </w:t>
-      </w:r>
-      <w:proofErr w:type="spellStart"/>
-      <w:r>
-        <w:rPr>
-          <w:rFonts w:ascii="Times New Roman" w:hAnsi="Times New Roman" w:cs="Times New Roman"/>
-        </w:rPr>
-        <w:t>SelectFromModel</w:t>
-      </w:r>
-      <w:proofErr w:type="spellEnd"/>
-      <w:r>
-        <w:rPr>
-          <w:rFonts w:ascii="Times New Roman" w:hAnsi="Times New Roman" w:cs="Times New Roman"/>
-        </w:rPr>
-        <w:t xml:space="preserve"> matrix, SVR and GPR </w:t>
+        <w:t xml:space="preserve"> thirteen-feature SelectFromModel matrix, SVR and GPR </w:t>
       </w:r>
       <w:r>
         <w:rPr>
@@ -6791,6 +6429,7 @@
         </w:rPr>
         <w:t xml:space="preserve"> All the </w:t>
       </w:r>
+      <w:proofErr w:type="gramStart"/>
       <w:r>
         <w:rPr>
           <w:rFonts w:ascii="Times New Roman" w:hAnsi="Times New Roman" w:cs="Times New Roman"/>
@@ -6803,6 +6442,7 @@
         </w:rPr>
         <w:t>s</w:t>
       </w:r>
+      <w:proofErr w:type="gramEnd"/>
       <w:r>
         <w:rPr>
           <w:rFonts w:ascii="Times New Roman" w:hAnsi="Times New Roman" w:cs="Times New Roman"/>
@@ -7012,23 +6652,7 @@
           <w:rFonts w:ascii="Times New Roman" w:hAnsi="Times New Roman" w:cs="Times New Roman"/>
           <w:lang w:val="en-IN"/>
         </w:rPr>
-        <w:t xml:space="preserve">It is crucial to understand that RFECV selects 31 features and achieves a lower training-fold cross-validation error than the 13-feature </w:t>
-      </w:r>
-      <w:proofErr w:type="spellStart"/>
-      <w:r>
-        <w:rPr>
-          <w:rFonts w:ascii="Times New Roman" w:hAnsi="Times New Roman" w:cs="Times New Roman"/>
-          <w:lang w:val="en-IN"/>
-        </w:rPr>
-        <w:t>SelectFromModel</w:t>
-      </w:r>
-      <w:proofErr w:type="spellEnd"/>
-      <w:r>
-        <w:rPr>
-          <w:rFonts w:ascii="Times New Roman" w:hAnsi="Times New Roman" w:cs="Times New Roman"/>
-          <w:lang w:val="en-IN"/>
-        </w:rPr>
-        <w:t xml:space="preserve"> channel, yet </w:t>
+        <w:t xml:space="preserve">It is crucial to understand that RFECV selects 31 features and achieves a lower training-fold cross-validation error than the 13-feature SelectFromModel channel, yet </w:t>
       </w:r>
       <w:r>
         <w:rPr>
@@ -7132,21 +6756,7 @@
         <w:rPr>
           <w:rFonts w:ascii="Times New Roman" w:hAnsi="Times New Roman" w:cs="Times New Roman"/>
         </w:rPr>
-        <w:t xml:space="preserve">performance difference between RFECV and </w:t>
-      </w:r>
-      <w:proofErr w:type="spellStart"/>
-      <w:r>
-        <w:rPr>
-          <w:rFonts w:ascii="Times New Roman" w:hAnsi="Times New Roman" w:cs="Times New Roman"/>
-        </w:rPr>
-        <w:t>SelectFromModel</w:t>
-      </w:r>
-      <w:proofErr w:type="spellEnd"/>
-      <w:r>
-        <w:rPr>
-          <w:rFonts w:ascii="Times New Roman" w:hAnsi="Times New Roman" w:cs="Times New Roman"/>
-        </w:rPr>
-        <w:t xml:space="preserve"> aligns well with the sample-to-feature ratio, which influences overfitting. </w:t>
+        <w:t xml:space="preserve">performance difference between RFECV and SelectFromModel aligns well with the sample-to-feature ratio, which influences overfitting. </w:t>
       </w:r>
       <w:r>
         <w:rPr>
@@ -7164,16 +6774,8 @@
         <w:rPr>
           <w:rFonts w:ascii="Times New Roman" w:hAnsi="Times New Roman" w:cs="Times New Roman"/>
         </w:rPr>
-        <w:t xml:space="preserve"> 226 training points, the sample-to-feature ratio is 17.4 for the </w:t>
-      </w:r>
-      <w:proofErr w:type="spellStart"/>
-      <w:r>
-        <w:rPr>
-          <w:rFonts w:ascii="Times New Roman" w:hAnsi="Times New Roman" w:cs="Times New Roman"/>
-        </w:rPr>
-        <w:t>SelectFromModel</w:t>
-      </w:r>
-      <w:proofErr w:type="spellEnd"/>
+        <w:t xml:space="preserve"> 226 training points, the sample-to-feature ratio is 17.4 for the SelectFromModel</w:t>
+      </w:r>
       <w:r>
         <w:rPr>
           <w:rFonts w:ascii="Times New Roman" w:hAnsi="Times New Roman" w:cs="Times New Roman"/>
@@ -7308,7 +6910,7 @@
       </w:tblPr>
       <w:tblGrid>
         <w:gridCol w:w="1956"/>
-        <w:gridCol w:w="456"/>
+        <w:gridCol w:w="2069"/>
         <w:gridCol w:w="1876"/>
         <w:gridCol w:w="756"/>
         <w:gridCol w:w="1410"/>
@@ -7372,7 +6974,23 @@
                 <w:b/>
                 <w:bCs/>
               </w:rPr>
+              <w:t>No. of features (</w:t>
+            </w:r>
+            <w:r>
+              <w:rPr>
+                <w:rFonts w:ascii="Times New Roman" w:hAnsi="Times New Roman" w:cs="Times New Roman"/>
+                <w:b/>
+                <w:bCs/>
+              </w:rPr>
               <w:t>p</w:t>
+            </w:r>
+            <w:r>
+              <w:rPr>
+                <w:rFonts w:ascii="Times New Roman" w:hAnsi="Times New Roman" w:cs="Times New Roman"/>
+                <w:b/>
+                <w:bCs/>
+              </w:rPr>
+              <w:t>)</w:t>
             </w:r>
           </w:p>
         </w:tc>
@@ -7513,7 +7131,6 @@
                 <w:color w:val="153D63" w:themeColor="text2" w:themeTint="E6"/>
               </w:rPr>
             </w:pPr>
-            <w:proofErr w:type="spellStart"/>
             <w:r>
               <w:rPr>
                 <w:rFonts w:ascii="Times New Roman" w:hAnsi="Times New Roman" w:cs="Times New Roman"/>
@@ -7521,7 +7138,6 @@
               </w:rPr>
               <w:t>SelectFromModel</w:t>
             </w:r>
-            <w:proofErr w:type="spellEnd"/>
           </w:p>
         </w:tc>
         <w:tc>
@@ -7662,14 +7278,12 @@
                 <w:rFonts w:ascii="Times New Roman" w:hAnsi="Times New Roman" w:cs="Times New Roman"/>
               </w:rPr>
             </w:pPr>
-            <w:proofErr w:type="spellStart"/>
             <w:r>
               <w:rPr>
                 <w:rFonts w:ascii="Times New Roman" w:hAnsi="Times New Roman" w:cs="Times New Roman"/>
               </w:rPr>
               <w:t>SelectFromModel</w:t>
             </w:r>
-            <w:proofErr w:type="spellEnd"/>
           </w:p>
         </w:tc>
         <w:tc>
@@ -7792,14 +7406,12 @@
                 <w:rFonts w:ascii="Times New Roman" w:hAnsi="Times New Roman" w:cs="Times New Roman"/>
               </w:rPr>
             </w:pPr>
-            <w:proofErr w:type="spellStart"/>
             <w:r>
               <w:rPr>
                 <w:rFonts w:ascii="Times New Roman" w:hAnsi="Times New Roman" w:cs="Times New Roman"/>
               </w:rPr>
               <w:t>SelectFromModel</w:t>
             </w:r>
-            <w:proofErr w:type="spellEnd"/>
           </w:p>
         </w:tc>
         <w:tc>
@@ -7836,14 +7448,12 @@
                 <w:rFonts w:ascii="Times New Roman" w:hAnsi="Times New Roman" w:cs="Times New Roman"/>
               </w:rPr>
             </w:pPr>
-            <w:proofErr w:type="spellStart"/>
             <w:r>
               <w:rPr>
                 <w:rFonts w:ascii="Times New Roman" w:hAnsi="Times New Roman" w:cs="Times New Roman"/>
               </w:rPr>
               <w:t>CatBoost</w:t>
             </w:r>
-            <w:proofErr w:type="spellEnd"/>
           </w:p>
         </w:tc>
         <w:tc>
@@ -8222,14 +7832,12 @@
                 <w:rFonts w:ascii="Times New Roman" w:hAnsi="Times New Roman" w:cs="Times New Roman"/>
               </w:rPr>
             </w:pPr>
-            <w:proofErr w:type="spellStart"/>
             <w:r>
               <w:rPr>
                 <w:rFonts w:ascii="Times New Roman" w:hAnsi="Times New Roman" w:cs="Times New Roman"/>
               </w:rPr>
               <w:t>CatBoost</w:t>
             </w:r>
-            <w:proofErr w:type="spellEnd"/>
           </w:p>
         </w:tc>
         <w:tc>
@@ -8325,111 +7933,102 @@
         </w:rPr>
         <w:t xml:space="preserve">he </w:t>
       </w:r>
-      <w:proofErr w:type="spellStart"/>
       <w:r>
         <w:rPr>
           <w:rFonts w:ascii="Times New Roman" w:hAnsi="Times New Roman" w:cs="Times New Roman"/>
           <w:lang w:val="en-IN"/>
         </w:rPr>
-        <w:t>SelectFromModel</w:t>
-      </w:r>
-      <w:proofErr w:type="spellEnd"/>
+        <w:t>SelectFromModel-based</w:t>
+      </w:r>
       <w:r>
         <w:rPr>
           <w:rFonts w:ascii="Times New Roman" w:hAnsi="Times New Roman" w:cs="Times New Roman"/>
           <w:lang w:val="en-IN"/>
         </w:rPr>
-        <w:t>-based</w:t>
+        <w:t xml:space="preserve"> features </w:t>
       </w:r>
       <w:r>
         <w:rPr>
           <w:rFonts w:ascii="Times New Roman" w:hAnsi="Times New Roman" w:cs="Times New Roman"/>
           <w:lang w:val="en-IN"/>
         </w:rPr>
-        <w:t xml:space="preserve"> features </w:t>
+        <w:t xml:space="preserve">list </w:t>
       </w:r>
       <w:r>
         <w:rPr>
           <w:rFonts w:ascii="Times New Roman" w:hAnsi="Times New Roman" w:cs="Times New Roman"/>
           <w:lang w:val="en-IN"/>
         </w:rPr>
-        <w:t xml:space="preserve">list </w:t>
+        <w:t xml:space="preserve">is short enough to </w:t>
       </w:r>
       <w:r>
         <w:rPr>
           <w:rFonts w:ascii="Times New Roman" w:hAnsi="Times New Roman" w:cs="Times New Roman"/>
           <w:lang w:val="en-IN"/>
         </w:rPr>
-        <w:t xml:space="preserve">is short enough to </w:t>
+        <w:t>derive scientific insights</w:t>
       </w:r>
       <w:r>
         <w:rPr>
           <w:rFonts w:ascii="Times New Roman" w:hAnsi="Times New Roman" w:cs="Times New Roman"/>
           <w:lang w:val="en-IN"/>
         </w:rPr>
-        <w:t>derive scientific insights</w:t>
+        <w:t xml:space="preserve"> rather than a black-box vector (full names in Table </w:t>
       </w:r>
       <w:r>
         <w:rPr>
           <w:rFonts w:ascii="Times New Roman" w:hAnsi="Times New Roman" w:cs="Times New Roman"/>
           <w:lang w:val="en-IN"/>
         </w:rPr>
-        <w:t xml:space="preserve"> rather than a black-box vector (full names in Table </w:t>
+        <w:t>S5</w:t>
       </w:r>
       <w:r>
         <w:rPr>
           <w:rFonts w:ascii="Times New Roman" w:hAnsi="Times New Roman" w:cs="Times New Roman"/>
           <w:lang w:val="en-IN"/>
         </w:rPr>
-        <w:t>S5</w:t>
+        <w:t xml:space="preserve">; correlation structure </w:t>
       </w:r>
       <w:r>
         <w:rPr>
           <w:rFonts w:ascii="Times New Roman" w:hAnsi="Times New Roman" w:cs="Times New Roman"/>
           <w:lang w:val="en-IN"/>
         </w:rPr>
-        <w:t xml:space="preserve">; correlation structure </w:t>
+        <w:t xml:space="preserve">and feature </w:t>
       </w:r>
       <w:r>
         <w:rPr>
           <w:rFonts w:ascii="Times New Roman" w:hAnsi="Times New Roman" w:cs="Times New Roman"/>
           <w:lang w:val="en-IN"/>
         </w:rPr>
-        <w:t xml:space="preserve">and feature </w:t>
+        <w:t xml:space="preserve">importances in </w:t>
       </w:r>
       <w:r>
         <w:rPr>
           <w:rFonts w:ascii="Times New Roman" w:hAnsi="Times New Roman" w:cs="Times New Roman"/>
           <w:lang w:val="en-IN"/>
         </w:rPr>
-        <w:t xml:space="preserve">importances in </w:t>
+        <w:t xml:space="preserve">Figure </w:t>
       </w:r>
       <w:r>
         <w:rPr>
           <w:rFonts w:ascii="Times New Roman" w:hAnsi="Times New Roman" w:cs="Times New Roman"/>
           <w:lang w:val="en-IN"/>
         </w:rPr>
-        <w:t xml:space="preserve">Figure </w:t>
+        <w:t>3</w:t>
       </w:r>
       <w:r>
         <w:rPr>
           <w:rFonts w:ascii="Times New Roman" w:hAnsi="Times New Roman" w:cs="Times New Roman"/>
           <w:lang w:val="en-IN"/>
         </w:rPr>
-        <w:t>3</w:t>
+        <w:t>)</w:t>
       </w:r>
       <w:r>
         <w:rPr>
           <w:rFonts w:ascii="Times New Roman" w:hAnsi="Times New Roman" w:cs="Times New Roman"/>
           <w:lang w:val="en-IN"/>
         </w:rPr>
-        <w:t>)</w:t>
-      </w:r>
-      <w:r>
-        <w:rPr>
-          <w:rFonts w:ascii="Times New Roman" w:hAnsi="Times New Roman" w:cs="Times New Roman"/>
-          <w:lang w:val="en-IN"/>
-        </w:rPr>
         <w:t xml:space="preserve">. </w:t>
       </w:r>
       <w:r>
@@ -8491,33 +8090,11 @@
         </w:rPr>
         <w:t xml:space="preserve">romide-rich precursors generally </w:t>
       </w:r>
-      <w:proofErr w:type="spellStart"/>
-      <w:r>
-        <w:rPr>
-          <w:rFonts w:ascii="Times New Roman" w:hAnsi="Times New Roman" w:cs="Times New Roman"/>
-        </w:rPr>
-        <w:t>favour</w:t>
-      </w:r>
-      <w:proofErr w:type="spellEnd"/>
-      <w:r>
-        <w:rPr>
-          <w:rFonts w:ascii="Times New Roman" w:hAnsi="Times New Roman" w:cs="Times New Roman"/>
-        </w:rPr>
-        <w:t xml:space="preserve"> </w:t>
-      </w:r>
-      <w:proofErr w:type="spellStart"/>
-      <w:r>
-        <w:rPr>
-          <w:rFonts w:ascii="Times New Roman" w:hAnsi="Times New Roman" w:cs="Times New Roman"/>
-        </w:rPr>
-        <w:t>hypsochromic</w:t>
-      </w:r>
-      <w:proofErr w:type="spellEnd"/>
-      <w:r>
-        <w:rPr>
-          <w:rFonts w:ascii="Times New Roman" w:hAnsi="Times New Roman" w:cs="Times New Roman"/>
-        </w:rPr>
-        <w:t xml:space="preserve"> shift, whereas chloride can raise energy further, but often complicates phase purity if not balanced with stoichiometry.</w:t>
+      <w:r>
+        <w:rPr>
+          <w:rFonts w:ascii="Times New Roman" w:hAnsi="Times New Roman" w:cs="Times New Roman"/>
+        </w:rPr>
+        <w:t>favour hypsochromic shift, whereas chloride can raise energy further, but often complicates phase purity if not balanced with stoichiometry.</w:t>
       </w:r>
       <w:r>
         <w:rPr>
@@ -8547,21 +8124,7 @@
         <w:rPr>
           <w:rFonts w:ascii="Times New Roman" w:hAnsi="Times New Roman" w:cs="Times New Roman"/>
         </w:rPr>
-        <w:t xml:space="preserve"> unused </w:t>
-      </w:r>
-      <w:proofErr w:type="spellStart"/>
-      <w:r>
-        <w:rPr>
-          <w:rFonts w:ascii="Times New Roman" w:hAnsi="Times New Roman" w:cs="Times New Roman"/>
-        </w:rPr>
-        <w:t>RDKit</w:t>
-      </w:r>
-      <w:proofErr w:type="spellEnd"/>
-      <w:r>
-        <w:rPr>
-          <w:rFonts w:ascii="Times New Roman" w:hAnsi="Times New Roman" w:cs="Times New Roman"/>
-        </w:rPr>
-        <w:t xml:space="preserve"> columns, indicating a well-established relationship between halide chemistry and emission energy in perovskites.</w:t>
+        <w:t xml:space="preserve"> unused RDKit columns, indicating a well-established relationship between halide chemistry and emission energy in perovskites.</w:t>
       </w:r>
       <w:r>
         <w:rPr>
@@ -8860,7 +8423,21 @@
           <w:rFonts w:ascii="Times New Roman" w:hAnsi="Times New Roman" w:cs="Times New Roman"/>
         </w:rPr>
         <w:lastRenderedPageBreak/>
-        <w:t>strongest sanity check on the ML pipeline</w:t>
+        <w:t xml:space="preserve">strongest sanity </w:t>
+      </w:r>
+      <w:proofErr w:type="gramStart"/>
+      <w:r>
+        <w:rPr>
+          <w:rFonts w:ascii="Times New Roman" w:hAnsi="Times New Roman" w:cs="Times New Roman"/>
+        </w:rPr>
+        <w:t>check</w:t>
+      </w:r>
+      <w:proofErr w:type="gramEnd"/>
+      <w:r>
+        <w:rPr>
+          <w:rFonts w:ascii="Times New Roman" w:hAnsi="Times New Roman" w:cs="Times New Roman"/>
+        </w:rPr>
+        <w:t xml:space="preserve"> on the ML pipeline</w:t>
       </w:r>
       <w:r>
         <w:rPr>
@@ -8920,49 +8497,7 @@
         <w:rPr>
           <w:rFonts w:ascii="Times New Roman" w:hAnsi="Times New Roman" w:cs="Times New Roman"/>
         </w:rPr>
-        <w:t>(</w:t>
-      </w:r>
-      <w:proofErr w:type="spellStart"/>
-      <w:r>
-        <w:rPr>
-          <w:rFonts w:ascii="Times New Roman" w:hAnsi="Times New Roman" w:cs="Times New Roman"/>
-        </w:rPr>
-        <w:t>CsBr_TO_Pb</w:t>
-      </w:r>
-      <w:proofErr w:type="spellEnd"/>
-      <w:r>
-        <w:rPr>
-          <w:rFonts w:ascii="Times New Roman" w:hAnsi="Times New Roman" w:cs="Times New Roman"/>
-        </w:rPr>
-        <w:t xml:space="preserve">, </w:t>
-      </w:r>
-      <w:proofErr w:type="spellStart"/>
-      <w:r>
-        <w:rPr>
-          <w:rFonts w:ascii="Times New Roman" w:hAnsi="Times New Roman" w:cs="Times New Roman"/>
-        </w:rPr>
-        <w:t>CsI_TO_Pb</w:t>
-      </w:r>
-      <w:proofErr w:type="spellEnd"/>
-      <w:r>
-        <w:rPr>
-          <w:rFonts w:ascii="Times New Roman" w:hAnsi="Times New Roman" w:cs="Times New Roman"/>
-        </w:rPr>
-        <w:t xml:space="preserve">, </w:t>
-      </w:r>
-      <w:proofErr w:type="spellStart"/>
-      <w:r>
-        <w:rPr>
-          <w:rFonts w:ascii="Times New Roman" w:hAnsi="Times New Roman" w:cs="Times New Roman"/>
-        </w:rPr>
-        <w:t>FABr_TO_Pb</w:t>
-      </w:r>
-      <w:proofErr w:type="spellEnd"/>
-      <w:r>
-        <w:rPr>
-          <w:rFonts w:ascii="Times New Roman" w:hAnsi="Times New Roman" w:cs="Times New Roman"/>
-        </w:rPr>
-        <w:t>, FAI_TO_Pb)</w:t>
+        <w:t>(CsBr_TO_Pb, CsI_TO_Pb, FABr_TO_Pb, FAI_TO_Pb)</w:t>
       </w:r>
       <w:r>
         <w:rPr>
@@ -9044,14 +8579,12 @@
         </w:rPr>
         <w:t xml:space="preserve"> kinetics, which in turn changes </w:t>
       </w:r>
-      <w:proofErr w:type="spellStart"/>
       <w:r>
         <w:rPr>
           <w:rFonts w:ascii="Times New Roman" w:hAnsi="Times New Roman" w:cs="Times New Roman"/>
         </w:rPr>
         <w:t>n</w:t>
       </w:r>
-      <w:proofErr w:type="spellEnd"/>
       <w:r>
         <w:rPr>
           <w:rFonts w:ascii="Times New Roman" w:hAnsi="Times New Roman" w:cs="Times New Roman"/>
@@ -9116,25 +8649,7 @@
           <w:rFonts w:ascii="Times New Roman" w:hAnsi="Times New Roman" w:cs="Times New Roman"/>
           <w:sz w:val="24"/>
         </w:rPr>
-        <w:t xml:space="preserve">urface-area + </w:t>
-      </w:r>
-      <w:proofErr w:type="spellStart"/>
-      <w:r>
-        <w:rPr>
-          <w:rStyle w:val="VerbatimChar"/>
-          <w:rFonts w:ascii="Times New Roman" w:hAnsi="Times New Roman" w:cs="Times New Roman"/>
-          <w:sz w:val="24"/>
-        </w:rPr>
-        <w:t>electrotopological</w:t>
-      </w:r>
-      <w:proofErr w:type="spellEnd"/>
-      <w:r>
-        <w:rPr>
-          <w:rStyle w:val="VerbatimChar"/>
-          <w:rFonts w:ascii="Times New Roman" w:hAnsi="Times New Roman" w:cs="Times New Roman"/>
-          <w:sz w:val="24"/>
-        </w:rPr>
-        <w:t>-state</w:t>
+        <w:t>urface-area + electrotopological-state</w:t>
       </w:r>
       <w:r>
         <w:rPr>
@@ -9287,7 +8802,6 @@
         </w:rPr>
         <w:t xml:space="preserve"> partitions, </w:t>
       </w:r>
-      <w:proofErr w:type="spellStart"/>
       <w:r>
         <w:rPr>
           <w:rStyle w:val="VerbatimChar"/>
@@ -9296,7 +8810,6 @@
         </w:rPr>
         <w:t>Pri_qed</w:t>
       </w:r>
-      <w:proofErr w:type="spellEnd"/>
       <w:r>
         <w:rPr>
           <w:rFonts w:ascii="Times New Roman" w:hAnsi="Times New Roman" w:cs="Times New Roman"/>
@@ -9509,16 +9022,8 @@
         <w:rPr>
           <w:rFonts w:ascii="Times New Roman" w:hAnsi="Times New Roman" w:cs="Times New Roman"/>
         </w:rPr>
-        <w:t xml:space="preserve">the impact of each feature on the model's </w:t>
-      </w:r>
-      <w:proofErr w:type="spellStart"/>
-      <w:r>
-        <w:rPr>
-          <w:rFonts w:ascii="Times New Roman" w:hAnsi="Times New Roman" w:cs="Times New Roman"/>
-        </w:rPr>
-        <w:t>behaviour</w:t>
-      </w:r>
-      <w:proofErr w:type="spellEnd"/>
+        <w:t>the impact of each feature on the model's behaviour</w:t>
+      </w:r>
       <w:r>
         <w:rPr>
           <w:rFonts w:ascii="Times New Roman" w:hAnsi="Times New Roman" w:cs="Times New Roman"/>
@@ -9629,14 +9134,7 @@
         <w:rPr>
           <w:rFonts w:ascii="Times New Roman" w:hAnsi="Times New Roman" w:cs="Times New Roman"/>
         </w:rPr>
-        <w:t xml:space="preserve"> samples, and the Shapley contributions (</w:t>
-      </w:r>
-      <w:proofErr w:type="spellStart"/>
-      <w:r>
-        <w:rPr>
-          <w:rFonts w:ascii="Times New Roman" w:hAnsi="Times New Roman" w:cs="Times New Roman"/>
-        </w:rPr>
-        <w:t>φ</w:t>
+        <w:t xml:space="preserve"> samples, and the Shapley contributions (φ</w:t>
       </w:r>
       <w:r>
         <w:rPr>
@@ -9647,7 +9145,6 @@
         </w:rPr>
         <w:t>j</w:t>
       </w:r>
-      <w:proofErr w:type="spellEnd"/>
       <w:r>
         <w:rPr>
           <w:rFonts w:ascii="Times New Roman" w:hAnsi="Times New Roman" w:cs="Times New Roman"/>
@@ -9696,7 +9193,6 @@
         </w:rPr>
         <w:t xml:space="preserve">ositive </w:t>
       </w:r>
-      <w:proofErr w:type="spellStart"/>
       <w:r>
         <w:rPr>
           <w:rFonts w:ascii="Times New Roman" w:hAnsi="Times New Roman" w:cs="Times New Roman"/>
@@ -9712,7 +9208,6 @@
         </w:rPr>
         <w:t>j</w:t>
       </w:r>
-      <w:proofErr w:type="spellEnd"/>
       <w:r>
         <w:rPr>
           <w:rFonts w:ascii="Times New Roman" w:hAnsi="Times New Roman" w:cs="Times New Roman"/>
@@ -9752,19 +9247,11 @@
         </w:rPr>
         <w:t xml:space="preserve"> (</w:t>
       </w:r>
-      <w:proofErr w:type="spellStart"/>
-      <w:r>
-        <w:rPr>
-          <w:rFonts w:ascii="Times New Roman" w:hAnsi="Times New Roman" w:cs="Times New Roman"/>
-        </w:rPr>
-        <w:t>hypsochromic</w:t>
-      </w:r>
-      <w:proofErr w:type="spellEnd"/>
-      <w:r>
-        <w:rPr>
-          <w:rFonts w:ascii="Times New Roman" w:hAnsi="Times New Roman" w:cs="Times New Roman"/>
-        </w:rPr>
-        <w:t xml:space="preserve"> shift</w:t>
+      <w:r>
+        <w:rPr>
+          <w:rFonts w:ascii="Times New Roman" w:hAnsi="Times New Roman" w:cs="Times New Roman"/>
+        </w:rPr>
+        <w:t>hypsochromic shift</w:t>
       </w:r>
       <w:r>
         <w:rPr>
@@ -9796,7 +9283,6 @@
         </w:rPr>
         <w:t xml:space="preserve">negative </w:t>
       </w:r>
-      <w:proofErr w:type="spellStart"/>
       <w:r>
         <w:rPr>
           <w:rFonts w:ascii="Times New Roman" w:hAnsi="Times New Roman" w:cs="Times New Roman"/>
@@ -9812,7 +9298,6 @@
         </w:rPr>
         <w:t>j</w:t>
       </w:r>
-      <w:proofErr w:type="spellEnd"/>
       <w:r>
         <w:rPr>
           <w:rFonts w:ascii="Times New Roman" w:hAnsi="Times New Roman" w:cs="Times New Roman"/>
@@ -9914,39 +9399,17 @@
         </w:rPr>
         <w:t xml:space="preserve">), </w:t>
       </w:r>
-      <w:proofErr w:type="spellStart"/>
-      <w:r>
-        <w:rPr>
-          <w:rFonts w:ascii="Times New Roman" w:hAnsi="Times New Roman" w:cs="Times New Roman"/>
-        </w:rPr>
-        <w:t>standardised</w:t>
-      </w:r>
-      <w:proofErr w:type="spellEnd"/>
-      <w:r>
-        <w:rPr>
-          <w:rFonts w:ascii="Times New Roman" w:hAnsi="Times New Roman" w:cs="Times New Roman"/>
-        </w:rPr>
-        <w:t xml:space="preserve"> features, </w:t>
-      </w:r>
-      <w:r>
-        <w:rPr>
-          <w:rFonts w:ascii="Times New Roman" w:hAnsi="Times New Roman" w:cs="Times New Roman"/>
-        </w:rPr>
-        <w:t xml:space="preserve">and 50 background samples. Then </w:t>
-      </w:r>
-      <w:proofErr w:type="spellStart"/>
-      <w:r>
-        <w:rPr>
-          <w:rFonts w:ascii="Times New Roman" w:hAnsi="Times New Roman" w:cs="Times New Roman"/>
-        </w:rPr>
-        <w:t>summarised</w:t>
-      </w:r>
-      <w:proofErr w:type="spellEnd"/>
-      <w:r>
-        <w:rPr>
-          <w:rFonts w:ascii="Times New Roman" w:hAnsi="Times New Roman" w:cs="Times New Roman"/>
-        </w:rPr>
-        <w:t xml:space="preserve"> the rankings across</w:t>
+      <w:r>
+        <w:rPr>
+          <w:rFonts w:ascii="Times New Roman" w:hAnsi="Times New Roman" w:cs="Times New Roman"/>
+        </w:rPr>
+        <w:t xml:space="preserve">standardised features, </w:t>
+      </w:r>
+      <w:r>
+        <w:rPr>
+          <w:rFonts w:ascii="Times New Roman" w:hAnsi="Times New Roman" w:cs="Times New Roman"/>
+        </w:rPr>
+        <w:t>and 50 background samples. Then summarised the rankings across</w:t>
       </w:r>
       <w:r>
         <w:rPr>
@@ -9990,7 +9453,6 @@
         </w:rPr>
         <w:t>|</w:t>
       </w:r>
-      <w:proofErr w:type="spellStart"/>
       <w:r>
         <w:rPr>
           <w:rFonts w:ascii="Times New Roman" w:hAnsi="Times New Roman" w:cs="Times New Roman"/>
@@ -10006,7 +9468,6 @@
         </w:rPr>
         <w:t>j</w:t>
       </w:r>
-      <w:proofErr w:type="spellEnd"/>
       <w:r>
         <w:rPr>
           <w:rFonts w:ascii="Times New Roman" w:hAnsi="Times New Roman" w:cs="Times New Roman"/>
@@ -10041,21 +9502,7 @@
         <w:rPr>
           <w:rFonts w:ascii="Times New Roman" w:hAnsi="Times New Roman" w:cs="Times New Roman"/>
         </w:rPr>
-        <w:t xml:space="preserve">which links these numerical rankings to the </w:t>
-      </w:r>
-      <w:proofErr w:type="spellStart"/>
-      <w:r>
-        <w:rPr>
-          <w:rFonts w:ascii="Times New Roman" w:hAnsi="Times New Roman" w:cs="Times New Roman"/>
-        </w:rPr>
-        <w:t>photophysics</w:t>
-      </w:r>
-      <w:proofErr w:type="spellEnd"/>
-      <w:r>
-        <w:rPr>
-          <w:rFonts w:ascii="Times New Roman" w:hAnsi="Times New Roman" w:cs="Times New Roman"/>
-        </w:rPr>
-        <w:t xml:space="preserve"> of quasi-2D MHPs</w:t>
+        <w:t>which links these numerical rankings to the photophysics of quasi-2D MHPs</w:t>
       </w:r>
       <w:r>
         <w:rPr>
@@ -10197,21 +9644,21 @@
         <w:rPr>
           <w:rFonts w:ascii="Times New Roman" w:hAnsi="Times New Roman" w:cs="Times New Roman"/>
         </w:rPr>
-        <w:t xml:space="preserve">SHAP for the </w:t>
-      </w:r>
-      <w:proofErr w:type="spellStart"/>
-      <w:r>
-        <w:rPr>
-          <w:rFonts w:ascii="Times New Roman" w:hAnsi="Times New Roman" w:cs="Times New Roman"/>
-        </w:rPr>
-        <w:t>SelectFromModel</w:t>
-      </w:r>
-      <w:proofErr w:type="spellEnd"/>
-      <w:r>
-        <w:rPr>
-          <w:rFonts w:ascii="Times New Roman" w:hAnsi="Times New Roman" w:cs="Times New Roman"/>
-        </w:rPr>
-        <w:t xml:space="preserve"> feature selection based SVR model - (champion model).</w:t>
+        <w:t xml:space="preserve">SHAP for the SelectFromModel feature </w:t>
+      </w:r>
+      <w:proofErr w:type="gramStart"/>
+      <w:r>
+        <w:rPr>
+          <w:rFonts w:ascii="Times New Roman" w:hAnsi="Times New Roman" w:cs="Times New Roman"/>
+        </w:rPr>
+        <w:t>selection based</w:t>
+      </w:r>
+      <w:proofErr w:type="gramEnd"/>
+      <w:r>
+        <w:rPr>
+          <w:rFonts w:ascii="Times New Roman" w:hAnsi="Times New Roman" w:cs="Times New Roman"/>
+        </w:rPr>
+        <w:t xml:space="preserve"> SVR model - (champion model).</w:t>
       </w:r>
     </w:p>
     <w:p>
@@ -10247,21 +9694,7 @@
         <w:rPr>
           <w:rFonts w:ascii="Times New Roman" w:hAnsi="Times New Roman" w:cs="Times New Roman"/>
         </w:rPr>
-        <w:t xml:space="preserve"> SVR–RBF (thirteen </w:t>
-      </w:r>
-      <w:proofErr w:type="spellStart"/>
-      <w:r>
-        <w:rPr>
-          <w:rFonts w:ascii="Times New Roman" w:hAnsi="Times New Roman" w:cs="Times New Roman"/>
-        </w:rPr>
-        <w:t>SelectFromModel</w:t>
-      </w:r>
-      <w:proofErr w:type="spellEnd"/>
-      <w:r>
-        <w:rPr>
-          <w:rFonts w:ascii="Times New Roman" w:hAnsi="Times New Roman" w:cs="Times New Roman"/>
-        </w:rPr>
-        <w:t xml:space="preserve"> features). </w:t>
+        <w:t xml:space="preserve"> SVR–RBF (thirteen SelectFromModel features). </w:t>
       </w:r>
       <w:r>
         <w:rPr>
@@ -10311,7 +9744,6 @@
         </w:rPr>
         <w:t>|</w:t>
       </w:r>
-      <w:proofErr w:type="spellStart"/>
       <w:r>
         <w:rPr>
           <w:rFonts w:ascii="Times New Roman" w:hAnsi="Times New Roman" w:cs="Times New Roman"/>
@@ -10327,7 +9759,6 @@
         </w:rPr>
         <w:t>j</w:t>
       </w:r>
-      <w:proofErr w:type="spellEnd"/>
       <w:r>
         <w:rPr>
           <w:rFonts w:ascii="Times New Roman" w:hAnsi="Times New Roman" w:cs="Times New Roman"/>
@@ -10639,19 +10070,11 @@
                 <w:rFonts w:ascii="Times New Roman" w:hAnsi="Times New Roman" w:cs="Times New Roman"/>
               </w:rPr>
             </w:pPr>
-            <w:proofErr w:type="spellStart"/>
-            <w:r>
-              <w:rPr>
-                <w:rFonts w:ascii="Times New Roman" w:hAnsi="Times New Roman" w:cs="Times New Roman"/>
-              </w:rPr>
-              <w:t>hypsochromic</w:t>
-            </w:r>
-            <w:proofErr w:type="spellEnd"/>
-            <w:r>
-              <w:rPr>
-                <w:rFonts w:ascii="Times New Roman" w:hAnsi="Times New Roman" w:cs="Times New Roman"/>
-              </w:rPr>
-              <w:t xml:space="preserve"> shift</w:t>
+            <w:r>
+              <w:rPr>
+                <w:rFonts w:ascii="Times New Roman" w:hAnsi="Times New Roman" w:cs="Times New Roman"/>
+              </w:rPr>
+              <w:t>hypsochromic shift</w:t>
             </w:r>
             <w:r>
               <w:rPr>
@@ -10696,21 +10119,7 @@
               <w:rPr>
                 <w:rFonts w:ascii="Times New Roman" w:hAnsi="Times New Roman" w:cs="Times New Roman"/>
               </w:rPr>
-              <w:t xml:space="preserve">Inorganic Br raises the bandgap and </w:t>
-            </w:r>
-            <w:proofErr w:type="spellStart"/>
-            <w:r>
-              <w:rPr>
-                <w:rFonts w:ascii="Times New Roman" w:hAnsi="Times New Roman" w:cs="Times New Roman"/>
-              </w:rPr>
-              <w:t>favours</w:t>
-            </w:r>
-            <w:proofErr w:type="spellEnd"/>
-            <w:r>
-              <w:rPr>
-                <w:rFonts w:ascii="Times New Roman" w:hAnsi="Times New Roman" w:cs="Times New Roman"/>
-              </w:rPr>
-              <w:t xml:space="preserve"> wider-gap</w:t>
+              <w:t>Inorganic Br raises the bandgap and favours wider-gap</w:t>
             </w:r>
             <w:r>
               <w:rPr>
@@ -10829,19 +10238,11 @@
                 <w:rFonts w:ascii="Times New Roman" w:hAnsi="Times New Roman" w:cs="Times New Roman"/>
               </w:rPr>
             </w:pPr>
-            <w:proofErr w:type="spellStart"/>
-            <w:r>
-              <w:rPr>
-                <w:rFonts w:ascii="Times New Roman" w:hAnsi="Times New Roman" w:cs="Times New Roman"/>
-              </w:rPr>
-              <w:t>hypsochromic</w:t>
-            </w:r>
-            <w:proofErr w:type="spellEnd"/>
-            <w:r>
-              <w:rPr>
-                <w:rFonts w:ascii="Times New Roman" w:hAnsi="Times New Roman" w:cs="Times New Roman"/>
-              </w:rPr>
-              <w:t xml:space="preserve"> shift </w:t>
+            <w:r>
+              <w:rPr>
+                <w:rFonts w:ascii="Times New Roman" w:hAnsi="Times New Roman" w:cs="Times New Roman"/>
+              </w:rPr>
+              <w:t xml:space="preserve">hypsochromic shift </w:t>
             </w:r>
             <w:r>
               <w:rPr>
@@ -11114,7 +10515,6 @@
                 <w:rFonts w:ascii="Times New Roman" w:hAnsi="Times New Roman" w:cs="Times New Roman"/>
               </w:rPr>
             </w:pPr>
-            <w:proofErr w:type="spellStart"/>
             <w:r>
               <w:rPr>
                 <w:rStyle w:val="VerbatimChar"/>
@@ -11123,7 +10523,6 @@
               </w:rPr>
               <w:t>FABr_TO_Pb</w:t>
             </w:r>
-            <w:proofErr w:type="spellEnd"/>
           </w:p>
         </w:tc>
         <w:tc>
@@ -11226,14 +10625,14 @@
               </w:rPr>
               <w:t xml:space="preserve">FA bromide pathway competes with high-gap chloride/bromide routes; higher </w:t>
             </w:r>
-            <w:proofErr w:type="spellStart"/>
+            <w:proofErr w:type="gramStart"/>
             <w:r>
               <w:rPr>
                 <w:rFonts w:ascii="Times New Roman" w:hAnsi="Times New Roman" w:cs="Times New Roman"/>
               </w:rPr>
               <w:t>FA:Pb</w:t>
             </w:r>
-            <w:proofErr w:type="spellEnd"/>
+            <w:proofErr w:type="gramEnd"/>
             <w:r>
               <w:rPr>
                 <w:rFonts w:ascii="Times New Roman" w:hAnsi="Times New Roman" w:cs="Times New Roman"/>
@@ -11325,7 +10724,6 @@
                 <w:rFonts w:ascii="Times New Roman" w:hAnsi="Times New Roman" w:cs="Times New Roman"/>
               </w:rPr>
             </w:pPr>
-            <w:proofErr w:type="spellStart"/>
             <w:r>
               <w:rPr>
                 <w:rStyle w:val="VerbatimChar"/>
@@ -11334,7 +10732,6 @@
               </w:rPr>
               <w:t>CsI_TO_Pb</w:t>
             </w:r>
-            <w:proofErr w:type="spellEnd"/>
           </w:p>
         </w:tc>
         <w:tc>
@@ -11431,19 +10828,11 @@
                 <w:rFonts w:ascii="Times New Roman" w:hAnsi="Times New Roman" w:cs="Times New Roman"/>
               </w:rPr>
             </w:pPr>
-            <w:proofErr w:type="spellStart"/>
-            <w:r>
-              <w:rPr>
-                <w:rFonts w:ascii="Times New Roman" w:hAnsi="Times New Roman" w:cs="Times New Roman"/>
-              </w:rPr>
-              <w:t>Caesium</w:t>
-            </w:r>
-            <w:proofErr w:type="spellEnd"/>
-            <w:r>
-              <w:rPr>
-                <w:rFonts w:ascii="Times New Roman" w:hAnsi="Times New Roman" w:cs="Times New Roman"/>
-              </w:rPr>
-              <w:t xml:space="preserve"> iodide makes the quasi-2D MHPs iodide-rich</w:t>
+            <w:r>
+              <w:rPr>
+                <w:rFonts w:ascii="Times New Roman" w:hAnsi="Times New Roman" w:cs="Times New Roman"/>
+              </w:rPr>
+              <w:t>Caesium iodide makes the quasi-2D MHPs iodide-rich</w:t>
             </w:r>
             <w:r>
               <w:rPr>
@@ -11565,19 +10954,11 @@
                 <w:rFonts w:ascii="Times New Roman" w:hAnsi="Times New Roman" w:cs="Times New Roman"/>
               </w:rPr>
             </w:pPr>
-            <w:proofErr w:type="spellStart"/>
-            <w:r>
-              <w:rPr>
-                <w:rFonts w:ascii="Times New Roman" w:hAnsi="Times New Roman" w:cs="Times New Roman"/>
-              </w:rPr>
-              <w:t>hypsochromic</w:t>
-            </w:r>
-            <w:proofErr w:type="spellEnd"/>
-            <w:r>
-              <w:rPr>
-                <w:rFonts w:ascii="Times New Roman" w:hAnsi="Times New Roman" w:cs="Times New Roman"/>
-              </w:rPr>
-              <w:t xml:space="preserve"> shift </w:t>
+            <w:r>
+              <w:rPr>
+                <w:rFonts w:ascii="Times New Roman" w:hAnsi="Times New Roman" w:cs="Times New Roman"/>
+              </w:rPr>
+              <w:t xml:space="preserve">hypsochromic shift </w:t>
             </w:r>
             <w:r>
               <w:rPr>
@@ -11801,21 +11182,7 @@
               <w:rPr>
                 <w:rFonts w:ascii="Times New Roman" w:hAnsi="Times New Roman" w:cs="Times New Roman"/>
               </w:rPr>
-              <w:t xml:space="preserve">Primary-spacer VSA by </w:t>
-            </w:r>
-            <w:proofErr w:type="spellStart"/>
-            <w:r>
-              <w:rPr>
-                <w:rFonts w:ascii="Times New Roman" w:hAnsi="Times New Roman" w:cs="Times New Roman"/>
-              </w:rPr>
-              <w:t>electrotopological</w:t>
-            </w:r>
-            <w:proofErr w:type="spellEnd"/>
-            <w:r>
-              <w:rPr>
-                <w:rFonts w:ascii="Times New Roman" w:hAnsi="Times New Roman" w:cs="Times New Roman"/>
-              </w:rPr>
-              <w:t xml:space="preserve"> state</w:t>
+              <w:t>Primary-spacer VSA by electrotopological state</w:t>
             </w:r>
             <w:r>
               <w:rPr>
@@ -11869,7 +11236,6 @@
                 <w:rFonts w:ascii="Times New Roman" w:hAnsi="Times New Roman" w:cs="Times New Roman"/>
               </w:rPr>
             </w:pPr>
-            <w:proofErr w:type="spellStart"/>
             <w:r>
               <w:rPr>
                 <w:rStyle w:val="VerbatimChar"/>
@@ -11878,7 +11244,6 @@
               </w:rPr>
               <w:t>CsBr_TO_Pb</w:t>
             </w:r>
-            <w:proofErr w:type="spellEnd"/>
           </w:p>
         </w:tc>
         <w:tc>
@@ -11949,19 +11314,11 @@
                 <w:rFonts w:ascii="Times New Roman" w:hAnsi="Times New Roman" w:cs="Times New Roman"/>
               </w:rPr>
             </w:pPr>
-            <w:proofErr w:type="spellStart"/>
-            <w:r>
-              <w:rPr>
-                <w:rFonts w:ascii="Times New Roman" w:hAnsi="Times New Roman" w:cs="Times New Roman"/>
-              </w:rPr>
-              <w:t>CsBr</w:t>
-            </w:r>
-            <w:proofErr w:type="spellEnd"/>
-            <w:r>
-              <w:rPr>
-                <w:rFonts w:ascii="Times New Roman" w:hAnsi="Times New Roman" w:cs="Times New Roman"/>
-              </w:rPr>
-              <w:t xml:space="preserve"> fraction modulates A-site/halide balance; weaker monotonic trend because Cs appears with mixed halides</w:t>
+            <w:r>
+              <w:rPr>
+                <w:rFonts w:ascii="Times New Roman" w:hAnsi="Times New Roman" w:cs="Times New Roman"/>
+              </w:rPr>
+              <w:t>CsBr fraction modulates A-site/halide balance; weaker monotonic trend because Cs appears with mixed halides</w:t>
             </w:r>
             <w:r>
               <w:rPr>
@@ -12105,19 +11462,11 @@
               </w:rPr>
               <w:t xml:space="preserve">DMF vs DMSO shifts </w:t>
             </w:r>
-            <w:proofErr w:type="spellStart"/>
-            <w:r>
-              <w:rPr>
-                <w:rFonts w:ascii="Times New Roman" w:hAnsi="Times New Roman" w:cs="Times New Roman"/>
-              </w:rPr>
-              <w:t>crystallisation</w:t>
-            </w:r>
-            <w:proofErr w:type="spellEnd"/>
-            <w:r>
-              <w:rPr>
-                <w:rFonts w:ascii="Times New Roman" w:hAnsi="Times New Roman" w:cs="Times New Roman"/>
-              </w:rPr>
-              <w:t xml:space="preserve"> and phase distribution</w:t>
+            <w:r>
+              <w:rPr>
+                <w:rFonts w:ascii="Times New Roman" w:hAnsi="Times New Roman" w:cs="Times New Roman"/>
+              </w:rPr>
+              <w:t>crystallisation and phase distribution</w:t>
             </w:r>
           </w:p>
         </w:tc>
@@ -12153,7 +11502,6 @@
                 <w:rFonts w:ascii="Times New Roman" w:hAnsi="Times New Roman" w:cs="Times New Roman"/>
               </w:rPr>
             </w:pPr>
-            <w:proofErr w:type="spellStart"/>
             <w:r>
               <w:rPr>
                 <w:rStyle w:val="VerbatimChar"/>
@@ -12210,7 +11558,6 @@
               </w:rPr>
               <w:t>_RATIO</w:t>
             </w:r>
-            <w:proofErr w:type="spellEnd"/>
           </w:p>
         </w:tc>
         <w:tc>
@@ -12554,19 +11901,11 @@
                 <w:rFonts w:ascii="Times New Roman" w:hAnsi="Times New Roman" w:cs="Times New Roman"/>
               </w:rPr>
             </w:pPr>
-            <w:proofErr w:type="spellStart"/>
-            <w:r>
-              <w:rPr>
-                <w:rFonts w:ascii="Times New Roman" w:hAnsi="Times New Roman" w:cs="Times New Roman"/>
-              </w:rPr>
-              <w:t>hypsochromic</w:t>
-            </w:r>
-            <w:proofErr w:type="spellEnd"/>
-            <w:r>
-              <w:rPr>
-                <w:rFonts w:ascii="Times New Roman" w:hAnsi="Times New Roman" w:cs="Times New Roman"/>
-              </w:rPr>
-              <w:t xml:space="preserve"> shift</w:t>
+            <w:r>
+              <w:rPr>
+                <w:rFonts w:ascii="Times New Roman" w:hAnsi="Times New Roman" w:cs="Times New Roman"/>
+              </w:rPr>
+              <w:t>hypsochromic shift</w:t>
             </w:r>
             <w:r>
               <w:rPr>
@@ -12912,21 +12251,7 @@
         <w:rPr>
           <w:rFonts w:ascii="Times New Roman" w:hAnsi="Times New Roman" w:cs="Times New Roman"/>
         </w:rPr>
-        <w:t xml:space="preserve">Screenshot of the </w:t>
-      </w:r>
-      <w:proofErr w:type="spellStart"/>
-      <w:r>
-        <w:rPr>
-          <w:rFonts w:ascii="Times New Roman" w:hAnsi="Times New Roman" w:cs="Times New Roman"/>
-        </w:rPr>
-        <w:t>Streamlit</w:t>
-      </w:r>
-      <w:proofErr w:type="spellEnd"/>
-      <w:r>
-        <w:rPr>
-          <w:rFonts w:ascii="Times New Roman" w:hAnsi="Times New Roman" w:cs="Times New Roman"/>
-        </w:rPr>
-        <w:t xml:space="preserve"> web application </w:t>
+        <w:t xml:space="preserve">Screenshot of the Streamlit web application </w:t>
       </w:r>
       <w:r>
         <w:rPr>
@@ -12983,23 +12308,13 @@
         </w:rPr>
         <w:t xml:space="preserve">Interactive </w:t>
       </w:r>
-      <w:proofErr w:type="spellStart"/>
       <w:r>
         <w:rPr>
           <w:rFonts w:ascii="Times New Roman" w:hAnsi="Times New Roman" w:cs="Times New Roman"/>
           <w:b/>
           <w:bCs/>
         </w:rPr>
-        <w:t>Streamlit</w:t>
-      </w:r>
-      <w:proofErr w:type="spellEnd"/>
-      <w:r>
-        <w:rPr>
-          <w:rFonts w:ascii="Times New Roman" w:hAnsi="Times New Roman" w:cs="Times New Roman"/>
-          <w:b/>
-          <w:bCs/>
-        </w:rPr>
-        <w:t xml:space="preserve"> </w:t>
+        <w:t xml:space="preserve">Streamlit </w:t>
       </w:r>
       <w:r>
         <w:rPr>
@@ -13024,21 +12339,7 @@
         <w:rPr>
           <w:rFonts w:ascii="Times New Roman" w:hAnsi="Times New Roman" w:cs="Times New Roman"/>
         </w:rPr>
-        <w:t xml:space="preserve">To bridge the gap between machine learning model development and practical experimental application, we deployed our champion 13-feature SVR model as an interactive, publicly accessible web application using </w:t>
-      </w:r>
-      <w:proofErr w:type="spellStart"/>
-      <w:r>
-        <w:rPr>
-          <w:rFonts w:ascii="Times New Roman" w:hAnsi="Times New Roman" w:cs="Times New Roman"/>
-        </w:rPr>
-        <w:t>Streamlit</w:t>
-      </w:r>
-      <w:proofErr w:type="spellEnd"/>
-      <w:r>
-        <w:rPr>
-          <w:rFonts w:ascii="Times New Roman" w:hAnsi="Times New Roman" w:cs="Times New Roman"/>
-        </w:rPr>
-        <w:t xml:space="preserve"> Cloud. </w:t>
+        <w:t xml:space="preserve">To bridge the gap between machine learning model development and practical experimental application, we deployed our champion 13-feature SVR model as an interactive, publicly accessible web application using Streamlit Cloud. </w:t>
       </w:r>
       <w:r>
         <w:rPr>
@@ -13056,21 +12357,7 @@
         <w:rPr>
           <w:rFonts w:ascii="Times New Roman" w:hAnsi="Times New Roman" w:cs="Times New Roman"/>
         </w:rPr>
-        <w:t xml:space="preserve"> for the </w:t>
-      </w:r>
-      <w:proofErr w:type="spellStart"/>
-      <w:r>
-        <w:rPr>
-          <w:rFonts w:ascii="Times New Roman" w:hAnsi="Times New Roman" w:cs="Times New Roman"/>
-        </w:rPr>
-        <w:t>Streamlit</w:t>
-      </w:r>
-      <w:proofErr w:type="spellEnd"/>
-      <w:r>
-        <w:rPr>
-          <w:rFonts w:ascii="Times New Roman" w:hAnsi="Times New Roman" w:cs="Times New Roman"/>
-        </w:rPr>
-        <w:t xml:space="preserve"> application</w:t>
+        <w:t xml:space="preserve"> for the Streamlit application</w:t>
       </w:r>
       <w:r>
         <w:rPr>
@@ -13164,35 +12451,7 @@
         <w:rPr>
           <w:rFonts w:ascii="Times New Roman" w:hAnsi="Times New Roman" w:cs="Times New Roman"/>
         </w:rPr>
-        <w:t xml:space="preserve">While previous studies have established the theoretical feasibility of using ML to predict perovskite emission properties, they often lack user-friendly interfaces, restricting their utility to researchers with programming expertise. Our web application allows users to seamlessly input primary and secondary organic spacers via IUPAC names, SMILES strings, or a predefined dropdown list, alongside experimental processing variables and precursor molar ratios. The application automatically computes the necessary </w:t>
-      </w:r>
-      <w:proofErr w:type="spellStart"/>
-      <w:r>
-        <w:rPr>
-          <w:rFonts w:ascii="Times New Roman" w:hAnsi="Times New Roman" w:cs="Times New Roman"/>
-        </w:rPr>
-        <w:t>RDKit</w:t>
-      </w:r>
-      <w:proofErr w:type="spellEnd"/>
-      <w:r>
-        <w:rPr>
-          <w:rFonts w:ascii="Times New Roman" w:hAnsi="Times New Roman" w:cs="Times New Roman"/>
-        </w:rPr>
-        <w:t xml:space="preserve"> molecular descriptors in the backend and predicts the emission photon energy and corresponding wavelength, providing a visual </w:t>
-      </w:r>
-      <w:proofErr w:type="spellStart"/>
-      <w:r>
-        <w:rPr>
-          <w:rFonts w:ascii="Times New Roman" w:hAnsi="Times New Roman" w:cs="Times New Roman"/>
-        </w:rPr>
-        <w:t>colour</w:t>
-      </w:r>
-      <w:proofErr w:type="spellEnd"/>
-      <w:r>
-        <w:rPr>
-          <w:rFonts w:ascii="Times New Roman" w:hAnsi="Times New Roman" w:cs="Times New Roman"/>
-        </w:rPr>
-        <w:t xml:space="preserve"> </w:t>
+        <w:t xml:space="preserve">While previous studies have established the theoretical feasibility of using ML to predict perovskite emission properties, they often lack user-friendly interfaces, restricting their utility to researchers with programming expertise. Our web application allows users to seamlessly input primary and secondary organic spacers via IUPAC names, SMILES strings, or a predefined dropdown list, alongside experimental processing variables and precursor molar ratios. The application automatically computes the necessary RDKit molecular descriptors in the backend and predicts the emission photon energy and corresponding wavelength, providing a visual colour </w:t>
       </w:r>
       <w:r>
         <w:rPr>
@@ -13682,21 +12941,7 @@
         <w:rPr>
           <w:rFonts w:ascii="Times New Roman" w:hAnsi="Times New Roman" w:cs="Times New Roman"/>
         </w:rPr>
-        <w:t xml:space="preserve"> </w:t>
-      </w:r>
-      <w:proofErr w:type="spellStart"/>
-      <w:r>
-        <w:rPr>
-          <w:rFonts w:ascii="Times New Roman" w:hAnsi="Times New Roman" w:cs="Times New Roman"/>
-        </w:rPr>
-        <w:t>CatBoost</w:t>
-      </w:r>
-      <w:proofErr w:type="spellEnd"/>
-      <w:r>
-        <w:rPr>
-          <w:rFonts w:ascii="Times New Roman" w:hAnsi="Times New Roman" w:cs="Times New Roman"/>
-        </w:rPr>
-        <w:t xml:space="preserve"> model that treats HTL, ETL, and additive as native categorical variables</w:t>
+        <w:t xml:space="preserve"> CatBoost model that treats HTL, ETL, and additive as native categorical variables</w:t>
       </w:r>
       <w:r>
         <w:rPr>
@@ -13856,21 +13101,7 @@
         <w:rPr>
           <w:rFonts w:ascii="Times New Roman" w:hAnsi="Times New Roman" w:cs="Times New Roman"/>
         </w:rPr>
-        <w:t xml:space="preserve">emission </w:t>
-      </w:r>
-      <w:proofErr w:type="spellStart"/>
-      <w:r>
-        <w:rPr>
-          <w:rFonts w:ascii="Times New Roman" w:hAnsi="Times New Roman" w:cs="Times New Roman"/>
-        </w:rPr>
-        <w:t>colour</w:t>
-      </w:r>
-      <w:proofErr w:type="spellEnd"/>
-      <w:r>
-        <w:rPr>
-          <w:rFonts w:ascii="Times New Roman" w:hAnsi="Times New Roman" w:cs="Times New Roman"/>
-        </w:rPr>
-        <w:t xml:space="preserve"> at the materials level, one might hope EQE would follow from the same tables. </w:t>
+        <w:t xml:space="preserve">emission colour at the materials level, one might hope EQE would follow from the same tables. </w:t>
       </w:r>
       <w:r>
         <w:rPr>
@@ -13906,21 +13137,7 @@
         <w:rPr>
           <w:rFonts w:ascii="Times New Roman" w:hAnsi="Times New Roman" w:cs="Times New Roman"/>
         </w:rPr>
-        <w:t xml:space="preserve"> available in published </w:t>
-      </w:r>
-      <w:proofErr w:type="spellStart"/>
-      <w:r>
-        <w:rPr>
-          <w:rFonts w:ascii="Times New Roman" w:hAnsi="Times New Roman" w:cs="Times New Roman"/>
-        </w:rPr>
-        <w:t>PeLED</w:t>
-      </w:r>
-      <w:proofErr w:type="spellEnd"/>
-      <w:r>
-        <w:rPr>
-          <w:rFonts w:ascii="Times New Roman" w:hAnsi="Times New Roman" w:cs="Times New Roman"/>
-        </w:rPr>
-        <w:t xml:space="preserve"> </w:t>
+        <w:t xml:space="preserve"> available in published PeLED </w:t>
       </w:r>
       <w:r>
         <w:rPr>
@@ -14149,16 +13366,8 @@
               <w:rPr>
                 <w:rFonts w:ascii="Times New Roman" w:hAnsi="Times New Roman" w:cs="Times New Roman"/>
               </w:rPr>
-              <w:t xml:space="preserve">Tuned </w:t>
-            </w:r>
-            <w:proofErr w:type="spellStart"/>
-            <w:r>
-              <w:rPr>
-                <w:rFonts w:ascii="Times New Roman" w:hAnsi="Times New Roman" w:cs="Times New Roman"/>
-              </w:rPr>
-              <w:t>XGBoost</w:t>
-            </w:r>
-            <w:proofErr w:type="spellEnd"/>
+              <w:t>Tuned XGBoost</w:t>
+            </w:r>
           </w:p>
         </w:tc>
         <w:tc>
@@ -14329,16 +13538,8 @@
               <w:rPr>
                 <w:rFonts w:ascii="Times New Roman" w:hAnsi="Times New Roman" w:cs="Times New Roman"/>
               </w:rPr>
-              <w:t xml:space="preserve">Tuned </w:t>
-            </w:r>
-            <w:proofErr w:type="spellStart"/>
-            <w:r>
-              <w:rPr>
-                <w:rFonts w:ascii="Times New Roman" w:hAnsi="Times New Roman" w:cs="Times New Roman"/>
-              </w:rPr>
-              <w:t>CatBoost</w:t>
-            </w:r>
-            <w:proofErr w:type="spellEnd"/>
+              <w:t>Tuned CatBoost</w:t>
+            </w:r>
           </w:p>
         </w:tc>
         <w:tc>
@@ -14530,7 +13731,21 @@
         <w:rPr>
           <w:rFonts w:ascii="Times New Roman" w:hAnsi="Times New Roman" w:cs="Times New Roman"/>
         </w:rPr>
-        <w:t xml:space="preserve">EQE couples radiative efficiency </w:t>
+        <w:t xml:space="preserve">EQE </w:t>
+      </w:r>
+      <w:proofErr w:type="gramStart"/>
+      <w:r>
+        <w:rPr>
+          <w:rFonts w:ascii="Times New Roman" w:hAnsi="Times New Roman" w:cs="Times New Roman"/>
+        </w:rPr>
+        <w:t>couples</w:t>
+      </w:r>
+      <w:proofErr w:type="gramEnd"/>
+      <w:r>
+        <w:rPr>
+          <w:rFonts w:ascii="Times New Roman" w:hAnsi="Times New Roman" w:cs="Times New Roman"/>
+        </w:rPr>
+        <w:t xml:space="preserve"> radiative efficiency </w:t>
       </w:r>
       <w:r>
         <w:rPr>
@@ -14618,19 +13833,11 @@
         </w:rPr>
         <w:t xml:space="preserve"> </w:t>
       </w:r>
-      <w:proofErr w:type="spellStart"/>
-      <w:r>
-        <w:rPr>
-          <w:rFonts w:ascii="Times New Roman" w:hAnsi="Times New Roman" w:cs="Times New Roman"/>
-        </w:rPr>
-        <w:t>PeLED</w:t>
-      </w:r>
-      <w:proofErr w:type="spellEnd"/>
-      <w:r>
-        <w:rPr>
-          <w:rFonts w:ascii="Times New Roman" w:hAnsi="Times New Roman" w:cs="Times New Roman"/>
-        </w:rPr>
-        <w:t xml:space="preserve"> performance labels </w:t>
+      <w:r>
+        <w:rPr>
+          <w:rFonts w:ascii="Times New Roman" w:hAnsi="Times New Roman" w:cs="Times New Roman"/>
+        </w:rPr>
+        <w:t xml:space="preserve">PeLED performance labels </w:t>
       </w:r>
       <w:r>
         <w:rPr>
@@ -14860,21 +14067,7 @@
         <w:rPr>
           <w:rFonts w:ascii="Times New Roman" w:hAnsi="Times New Roman" w:cs="Times New Roman"/>
         </w:rPr>
-        <w:t xml:space="preserve">SHAP summary for the </w:t>
-      </w:r>
-      <w:proofErr w:type="spellStart"/>
-      <w:r>
-        <w:rPr>
-          <w:rFonts w:ascii="Times New Roman" w:hAnsi="Times New Roman" w:cs="Times New Roman"/>
-        </w:rPr>
-        <w:t>CatBoost</w:t>
-      </w:r>
-      <w:proofErr w:type="spellEnd"/>
-      <w:r>
-        <w:rPr>
-          <w:rFonts w:ascii="Times New Roman" w:hAnsi="Times New Roman" w:cs="Times New Roman"/>
-        </w:rPr>
-        <w:t xml:space="preserve"> EQE model.</w:t>
+        <w:t>SHAP summary for the CatBoost EQE model.</w:t>
       </w:r>
     </w:p>
     <w:p>
@@ -14923,21 +14116,7 @@
         <w:rPr>
           <w:rFonts w:ascii="Times New Roman" w:hAnsi="Times New Roman" w:cs="Times New Roman"/>
         </w:rPr>
-        <w:t xml:space="preserve">, focusing on emission energy and device EQE. Then performed an initial cleanup using snowflake and pandas </w:t>
-      </w:r>
-      <w:proofErr w:type="spellStart"/>
-      <w:r>
-        <w:rPr>
-          <w:rFonts w:ascii="Times New Roman" w:hAnsi="Times New Roman" w:cs="Times New Roman"/>
-        </w:rPr>
-        <w:t>dataframe</w:t>
-      </w:r>
-      <w:proofErr w:type="spellEnd"/>
-      <w:r>
-        <w:rPr>
-          <w:rFonts w:ascii="Times New Roman" w:hAnsi="Times New Roman" w:cs="Times New Roman"/>
-        </w:rPr>
-        <w:t xml:space="preserve"> functions, respectively. Thereafter, molecular descriptors were generated for the organic spacers from their SMILES, and feature selection methods were applied. Finally, ML models were trained and evaluated. </w:t>
+        <w:t xml:space="preserve">, focusing on emission energy and device EQE. Then performed an initial cleanup using snowflake and pandas dataframe functions, respectively. Thereafter, molecular descriptors were generated for the organic spacers from their SMILES, and feature selection methods were applied. Finally, ML models were trained and evaluated. </w:t>
       </w:r>
     </w:p>
     <w:p>
@@ -14980,14 +14159,12 @@
         </w:rPr>
         <w:t xml:space="preserve"> </w:t>
       </w:r>
-      <w:proofErr w:type="spellStart"/>
       <w:r>
         <w:rPr>
           <w:rFonts w:ascii="Times New Roman" w:hAnsi="Times New Roman" w:cs="Times New Roman"/>
         </w:rPr>
         <w:t>utilising</w:t>
       </w:r>
-      <w:proofErr w:type="spellEnd"/>
       <w:r>
         <w:rPr>
           <w:rFonts w:ascii="Times New Roman" w:hAnsi="Times New Roman" w:cs="Times New Roman"/>
@@ -15073,14 +14250,12 @@
         </w:rPr>
         <w:t xml:space="preserve">variable RFECV feature selection routine on held-out test records. For the </w:t>
       </w:r>
-      <w:proofErr w:type="spellStart"/>
       <w:r>
         <w:rPr>
           <w:rFonts w:ascii="Times New Roman" w:hAnsi="Times New Roman" w:cs="Times New Roman"/>
         </w:rPr>
         <w:t>optimised</w:t>
       </w:r>
-      <w:proofErr w:type="spellEnd"/>
       <w:r>
         <w:rPr>
           <w:rFonts w:ascii="Times New Roman" w:hAnsi="Times New Roman" w:cs="Times New Roman"/>
@@ -15413,14 +14588,12 @@
         </w:rPr>
         <w:t xml:space="preserve">metrics such as EQE remain fundamentally unlearnable across heterogeneous literature sources without strictly </w:t>
       </w:r>
-      <w:proofErr w:type="spellStart"/>
       <w:r>
         <w:rPr>
           <w:rFonts w:ascii="Times New Roman" w:hAnsi="Times New Roman" w:cs="Times New Roman"/>
         </w:rPr>
         <w:t>standardised</w:t>
       </w:r>
-      <w:proofErr w:type="spellEnd"/>
       <w:r>
         <w:rPr>
           <w:rFonts w:ascii="Times New Roman" w:hAnsi="Times New Roman" w:cs="Times New Roman"/>
@@ -15462,21 +14635,7 @@
         <w:rPr>
           <w:rFonts w:ascii="Times New Roman" w:hAnsi="Times New Roman" w:cs="Times New Roman"/>
         </w:rPr>
-        <w:t xml:space="preserve">Finally, to make this work practically useful for the research community, the best-performing 13-feature SVR model is deployed as a publicly accessible web UI application in </w:t>
-      </w:r>
-      <w:proofErr w:type="spellStart"/>
-      <w:r>
-        <w:rPr>
-          <w:rFonts w:ascii="Times New Roman" w:hAnsi="Times New Roman" w:cs="Times New Roman"/>
-        </w:rPr>
-        <w:t>Streamlit</w:t>
-      </w:r>
-      <w:proofErr w:type="spellEnd"/>
-      <w:r>
-        <w:rPr>
-          <w:rFonts w:ascii="Times New Roman" w:hAnsi="Times New Roman" w:cs="Times New Roman"/>
-        </w:rPr>
-        <w:t xml:space="preserve"> Cloud. Instead of </w:t>
+        <w:t xml:space="preserve">Finally, to make this work practically useful for the research community, the best-performing 13-feature SVR model is deployed as a publicly accessible web UI application in Streamlit Cloud. Instead of </w:t>
       </w:r>
       <w:r>
         <w:rPr>
@@ -15527,42 +14686,22 @@
           <w:lang w:eastAsia="ja-JP"/>
         </w:rPr>
       </w:pPr>
-      <w:proofErr w:type="spellStart"/>
       <w:r>
         <w:rPr>
           <w:rFonts w:ascii="Times New Roman" w:eastAsia="MS Mincho" w:hAnsi="Times New Roman" w:cs="Times New Roman"/>
           <w:b/>
           <w:lang w:eastAsia="ja-JP"/>
         </w:rPr>
-        <w:t>Github</w:t>
-      </w:r>
-      <w:proofErr w:type="spellEnd"/>
+        <w:t>Github and</w:t>
+      </w:r>
       <w:r>
         <w:rPr>
           <w:rFonts w:ascii="Times New Roman" w:eastAsia="MS Mincho" w:hAnsi="Times New Roman" w:cs="Times New Roman"/>
           <w:b/>
           <w:lang w:eastAsia="ja-JP"/>
         </w:rPr>
-        <w:t xml:space="preserve"> and</w:t>
-      </w:r>
-      <w:r>
-        <w:rPr>
-          <w:rFonts w:ascii="Times New Roman" w:eastAsia="MS Mincho" w:hAnsi="Times New Roman" w:cs="Times New Roman"/>
-          <w:b/>
-          <w:lang w:eastAsia="ja-JP"/>
-        </w:rPr>
-        <w:t xml:space="preserve"> </w:t>
-      </w:r>
-      <w:proofErr w:type="spellStart"/>
-      <w:r>
-        <w:rPr>
-          <w:rFonts w:ascii="Times New Roman" w:eastAsia="MS Mincho" w:hAnsi="Times New Roman" w:cs="Times New Roman"/>
-          <w:b/>
-          <w:lang w:eastAsia="ja-JP"/>
-        </w:rPr>
-        <w:t>Streamlit</w:t>
-      </w:r>
-      <w:proofErr w:type="spellEnd"/>
+        <w:t xml:space="preserve"> Streamlit</w:t>
+      </w:r>
       <w:r>
         <w:rPr>
           <w:rFonts w:ascii="Times New Roman" w:eastAsia="MS Mincho" w:hAnsi="Times New Roman" w:cs="Times New Roman"/>
@@ -15659,20 +14798,7 @@
           <w:rFonts w:ascii="Times New Roman" w:hAnsi="Times New Roman" w:cs="Times New Roman"/>
         </w:rPr>
         <w:br/>
-      </w:r>
-      <w:proofErr w:type="spellStart"/>
-      <w:r>
-        <w:rPr>
-          <w:rFonts w:ascii="Times New Roman" w:hAnsi="Times New Roman" w:cs="Times New Roman"/>
-        </w:rPr>
-        <w:t>Streamlit</w:t>
-      </w:r>
-      <w:proofErr w:type="spellEnd"/>
-      <w:r>
-        <w:rPr>
-          <w:rFonts w:ascii="Times New Roman" w:hAnsi="Times New Roman" w:cs="Times New Roman"/>
-        </w:rPr>
-        <w:t xml:space="preserve"> web UI application link: </w:t>
+        <w:t xml:space="preserve">Streamlit web UI application link: </w:t>
       </w:r>
       <w:r>
         <w:rPr>
@@ -15744,48 +14870,40 @@
           <w:b/>
         </w:rPr>
       </w:pPr>
-      <w:proofErr w:type="spellStart"/>
       <w:r>
         <w:rPr>
           <w:lang w:val="en-IN"/>
         </w:rPr>
-        <w:t>Ranadeep</w:t>
-      </w:r>
-      <w:proofErr w:type="spellEnd"/>
+        <w:t>Ranadeep Raj Sumukam</w:t>
+      </w:r>
       <w:r>
         <w:rPr>
           <w:lang w:val="en-IN"/>
         </w:rPr>
-        <w:t xml:space="preserve"> Raj Sumukam</w:t>
+        <w:t xml:space="preserve">: </w:t>
       </w:r>
       <w:r>
         <w:rPr>
           <w:lang w:val="en-IN"/>
         </w:rPr>
-        <w:t xml:space="preserve">: </w:t>
+        <w:t>conceptualisation</w:t>
       </w:r>
       <w:r>
         <w:rPr>
           <w:lang w:val="en-IN"/>
         </w:rPr>
-        <w:t>conceptualisation</w:t>
+        <w:t xml:space="preserve">, data curation, investigation, </w:t>
       </w:r>
       <w:r>
         <w:rPr>
           <w:lang w:val="en-IN"/>
         </w:rPr>
-        <w:t xml:space="preserve">, data curation, investigation, </w:t>
+        <w:t>end-to-end</w:t>
       </w:r>
       <w:r>
         <w:rPr>
           <w:lang w:val="en-IN"/>
         </w:rPr>
-        <w:t>end-to-end</w:t>
-      </w:r>
-      <w:r>
-        <w:rPr>
-          <w:lang w:val="en-IN"/>
-        </w:rPr>
         <w:t xml:space="preserve"> analysis, methodology, writing – review &amp; editing</w:t>
       </w:r>
       <w:r>
@@ -15813,15 +14931,7 @@
         <w:t xml:space="preserve">. </w:t>
       </w:r>
       <w:r>
-        <w:t xml:space="preserve"> Murali </w:t>
-      </w:r>
-      <w:proofErr w:type="spellStart"/>
-      <w:r>
-        <w:t>Banavoth</w:t>
-      </w:r>
-      <w:proofErr w:type="spellEnd"/>
-      <w:r>
-        <w:t>: funding, supervision, project administration</w:t>
+        <w:t> Murali Banavoth: funding, supervision, project administration</w:t>
       </w:r>
       <w:r>
         <w:t xml:space="preserve">, </w:t>
@@ -17570,6 +16680,7 @@
   <w:style w:type="character" w:default="1" w:styleId="DefaultParagraphFont">
     <w:name w:val="Default Paragraph Font"/>
     <w:uiPriority w:val="1"/>
+    <w:semiHidden/>
     <w:unhideWhenUsed/>
   </w:style>
   <w:style w:type="table" w:default="1" w:styleId="TableNormal">

--- a/ML_Quasi2D_Manuscript_Final.docx
+++ b/ML_Quasi2D_Manuscript_Final.docx
@@ -47,21 +47,23 @@
           <w:iCs/>
         </w:rPr>
       </w:pPr>
+      <w:proofErr w:type="spellStart"/>
       <w:r>
         <w:rPr>
           <w:rFonts w:ascii="Times" w:hAnsi="Times" w:cs="Times"/>
           <w:i/>
           <w:iCs/>
         </w:rPr>
-        <w:t xml:space="preserve">Ranadeep Raj Sumukam, Ramu Naidu Savu, </w:t>
-      </w:r>
+        <w:t>Ranadeep</w:t>
+      </w:r>
+      <w:proofErr w:type="spellEnd"/>
       <w:r>
         <w:rPr>
           <w:rFonts w:ascii="Times" w:hAnsi="Times" w:cs="Times"/>
           <w:i/>
           <w:iCs/>
         </w:rPr>
-        <w:t xml:space="preserve">Santhosh Rompivalasa </w:t>
+        <w:t xml:space="preserve"> Raj Sumukam, Ramu Naidu Savu, </w:t>
       </w:r>
       <w:r>
         <w:rPr>
@@ -69,7 +71,51 @@
           <w:i/>
           <w:iCs/>
         </w:rPr>
-        <w:t>and Banavoth Murali*</w:t>
+        <w:t xml:space="preserve">Santhosh </w:t>
+      </w:r>
+      <w:proofErr w:type="spellStart"/>
+      <w:r>
+        <w:rPr>
+          <w:rFonts w:ascii="Times" w:hAnsi="Times" w:cs="Times"/>
+          <w:i/>
+          <w:iCs/>
+        </w:rPr>
+        <w:t>Rompivalasa</w:t>
+      </w:r>
+      <w:proofErr w:type="spellEnd"/>
+      <w:r>
+        <w:rPr>
+          <w:rFonts w:ascii="Times" w:hAnsi="Times" w:cs="Times"/>
+          <w:i/>
+          <w:iCs/>
+        </w:rPr>
+        <w:t xml:space="preserve"> </w:t>
+      </w:r>
+      <w:r>
+        <w:rPr>
+          <w:rFonts w:ascii="Times" w:hAnsi="Times" w:cs="Times"/>
+          <w:i/>
+          <w:iCs/>
+        </w:rPr>
+        <w:t xml:space="preserve">and </w:t>
+      </w:r>
+      <w:proofErr w:type="spellStart"/>
+      <w:r>
+        <w:rPr>
+          <w:rFonts w:ascii="Times" w:hAnsi="Times" w:cs="Times"/>
+          <w:i/>
+          <w:iCs/>
+        </w:rPr>
+        <w:t>Banavoth</w:t>
+      </w:r>
+      <w:proofErr w:type="spellEnd"/>
+      <w:r>
+        <w:rPr>
+          <w:rFonts w:ascii="Times" w:hAnsi="Times" w:cs="Times"/>
+          <w:i/>
+          <w:iCs/>
+        </w:rPr>
+        <w:t xml:space="preserve"> Murali*</w:t>
       </w:r>
     </w:p>
     <w:p>
@@ -336,12 +382,14 @@
         </w:rPr>
         <w:t xml:space="preserve">In recent times, ML has been used extensively across all fields to accelerate research and reduce costs by </w:t>
       </w:r>
+      <w:proofErr w:type="spellStart"/>
       <w:r>
         <w:rPr>
           <w:rFonts w:ascii="Times New Roman" w:hAnsi="Times New Roman" w:cs="Times New Roman"/>
         </w:rPr>
         <w:t>strategising</w:t>
       </w:r>
+      <w:proofErr w:type="spellEnd"/>
       <w:r>
         <w:rPr>
           <w:rFonts w:ascii="Times New Roman" w:hAnsi="Times New Roman" w:cs="Times New Roman"/>
@@ -625,7 +673,21 @@
         <w:rPr>
           <w:rFonts w:ascii="Times New Roman" w:hAnsi="Times New Roman" w:cs="Times New Roman"/>
         </w:rPr>
-        <w:t xml:space="preserve">adoption by the research community, the final model is deployed as an interactive, publicly accessible Streamlit web application that enables real-time </w:t>
+        <w:t xml:space="preserve">adoption by the research community, the final model is deployed as an interactive, publicly accessible </w:t>
+      </w:r>
+      <w:proofErr w:type="spellStart"/>
+      <w:r>
+        <w:rPr>
+          <w:rFonts w:ascii="Times New Roman" w:hAnsi="Times New Roman" w:cs="Times New Roman"/>
+        </w:rPr>
+        <w:t>Streamlit</w:t>
+      </w:r>
+      <w:proofErr w:type="spellEnd"/>
+      <w:r>
+        <w:rPr>
+          <w:rFonts w:ascii="Times New Roman" w:hAnsi="Times New Roman" w:cs="Times New Roman"/>
+        </w:rPr>
+        <w:t xml:space="preserve"> web application that enables real-time </w:t>
       </w:r>
       <w:r>
         <w:rPr>
@@ -719,7 +781,21 @@
         <w:rPr>
           <w:rFonts w:ascii="Times New Roman" w:hAnsi="Times New Roman" w:cs="Times New Roman"/>
         </w:rPr>
-        <w:t>optoelectronics for their exceptional absorption coefficients, tunable band gaps, high colour purity, and solution processability</w:t>
+        <w:t xml:space="preserve">optoelectronics for their exceptional absorption coefficients, tunable band gaps, high </w:t>
+      </w:r>
+      <w:proofErr w:type="spellStart"/>
+      <w:r>
+        <w:rPr>
+          <w:rFonts w:ascii="Times New Roman" w:hAnsi="Times New Roman" w:cs="Times New Roman"/>
+        </w:rPr>
+        <w:t>colour</w:t>
+      </w:r>
+      <w:proofErr w:type="spellEnd"/>
+      <w:r>
+        <w:rPr>
+          <w:rFonts w:ascii="Times New Roman" w:hAnsi="Times New Roman" w:cs="Times New Roman"/>
+        </w:rPr>
+        <w:t xml:space="preserve"> purity, and solution processability</w:t>
       </w:r>
       <w:r>
         <w:rPr>
@@ -1113,6 +1189,7 @@
         </w:rPr>
         <w:t xml:space="preserve"> (</w:t>
       </w:r>
+      <w:proofErr w:type="spellStart"/>
       <w:r>
         <w:rPr>
           <w:rFonts w:ascii="Times New Roman" w:hAnsi="Times New Roman" w:cs="Times New Roman"/>
@@ -1123,7 +1200,14 @@
         <w:rPr>
           <w:rFonts w:ascii="Times New Roman" w:hAnsi="Times New Roman" w:cs="Times New Roman"/>
         </w:rPr>
-        <w:t>LEDs)</w:t>
+        <w:t>LEDs</w:t>
+      </w:r>
+      <w:proofErr w:type="spellEnd"/>
+      <w:r>
+        <w:rPr>
+          <w:rFonts w:ascii="Times New Roman" w:hAnsi="Times New Roman" w:cs="Times New Roman"/>
+        </w:rPr>
+        <w:t>)</w:t>
       </w:r>
       <w:r>
         <w:rPr>
@@ -1627,6 +1711,7 @@
         </w:rPr>
         <w:t xml:space="preserve"> monovalent spacer cations (L) form van der </w:t>
       </w:r>
+      <w:proofErr w:type="spellStart"/>
       <w:r>
         <w:rPr>
           <w:rFonts w:ascii="Times New Roman" w:hAnsi="Times New Roman" w:cs="Times New Roman"/>
@@ -1637,7 +1722,14 @@
         <w:rPr>
           <w:rFonts w:ascii="Times New Roman" w:hAnsi="Times New Roman" w:cs="Times New Roman"/>
         </w:rPr>
-        <w:t>aals gaps between the inorganic layers</w:t>
+        <w:t>aals</w:t>
+      </w:r>
+      <w:proofErr w:type="spellEnd"/>
+      <w:r>
+        <w:rPr>
+          <w:rFonts w:ascii="Times New Roman" w:hAnsi="Times New Roman" w:cs="Times New Roman"/>
+        </w:rPr>
+        <w:t xml:space="preserve"> gaps between the inorganic layers</w:t>
       </w:r>
       <w:r>
         <w:rPr>
@@ -2632,7 +2724,21 @@
         <w:rPr>
           <w:rFonts w:ascii="Times New Roman" w:hAnsi="Times New Roman" w:cs="Times New Roman"/>
         </w:rPr>
-        <w:t xml:space="preserve"> Additive exPlanations) to connect predictions with physicochemical </w:t>
+        <w:t xml:space="preserve"> Additive </w:t>
+      </w:r>
+      <w:proofErr w:type="spellStart"/>
+      <w:r>
+        <w:rPr>
+          <w:rFonts w:ascii="Times New Roman" w:hAnsi="Times New Roman" w:cs="Times New Roman"/>
+        </w:rPr>
+        <w:t>exPlanations</w:t>
+      </w:r>
+      <w:proofErr w:type="spellEnd"/>
+      <w:r>
+        <w:rPr>
+          <w:rFonts w:ascii="Times New Roman" w:hAnsi="Times New Roman" w:cs="Times New Roman"/>
+        </w:rPr>
+        <w:t xml:space="preserve">) to connect predictions with physicochemical </w:t>
       </w:r>
       <w:r>
         <w:rPr>
@@ -3056,7 +3162,21 @@
         <w:rPr>
           <w:rFonts w:ascii="Times New Roman" w:hAnsi="Times New Roman" w:cs="Times New Roman"/>
         </w:rPr>
-        <w:t xml:space="preserve">predicting PeLED performance </w:t>
+        <w:t xml:space="preserve">predicting </w:t>
+      </w:r>
+      <w:proofErr w:type="spellStart"/>
+      <w:r>
+        <w:rPr>
+          <w:rFonts w:ascii="Times New Roman" w:hAnsi="Times New Roman" w:cs="Times New Roman"/>
+        </w:rPr>
+        <w:t>PeLED</w:t>
+      </w:r>
+      <w:proofErr w:type="spellEnd"/>
+      <w:r>
+        <w:rPr>
+          <w:rFonts w:ascii="Times New Roman" w:hAnsi="Times New Roman" w:cs="Times New Roman"/>
+        </w:rPr>
+        <w:t xml:space="preserve"> performance </w:t>
       </w:r>
       <w:r>
         <w:rPr>
@@ -3293,8 +3413,16 @@
         <w:rPr>
           <w:rFonts w:ascii="Times New Roman" w:hAnsi="Times New Roman" w:cs="Times New Roman"/>
         </w:rPr>
-        <w:t xml:space="preserve"> application that could be utilised</w:t>
-      </w:r>
+        <w:t xml:space="preserve"> application that could be </w:t>
+      </w:r>
+      <w:proofErr w:type="spellStart"/>
+      <w:r>
+        <w:rPr>
+          <w:rFonts w:ascii="Times New Roman" w:hAnsi="Times New Roman" w:cs="Times New Roman"/>
+        </w:rPr>
+        <w:t>utilised</w:t>
+      </w:r>
+      <w:proofErr w:type="spellEnd"/>
       <w:r>
         <w:rPr>
           <w:rFonts w:ascii="Times New Roman" w:hAnsi="Times New Roman" w:cs="Times New Roman"/>
@@ -3443,7 +3571,21 @@
         <w:rPr>
           <w:rFonts w:ascii="Times New Roman" w:hAnsi="Times New Roman" w:cs="Times New Roman"/>
         </w:rPr>
-        <w:t>using Streamlit Cloud</w:t>
+        <w:t xml:space="preserve">using </w:t>
+      </w:r>
+      <w:proofErr w:type="spellStart"/>
+      <w:r>
+        <w:rPr>
+          <w:rFonts w:ascii="Times New Roman" w:hAnsi="Times New Roman" w:cs="Times New Roman"/>
+        </w:rPr>
+        <w:t>Streamlit</w:t>
+      </w:r>
+      <w:proofErr w:type="spellEnd"/>
+      <w:r>
+        <w:rPr>
+          <w:rFonts w:ascii="Times New Roman" w:hAnsi="Times New Roman" w:cs="Times New Roman"/>
+        </w:rPr>
+        <w:t xml:space="preserve"> Cloud</w:t>
       </w:r>
       <w:r>
         <w:rPr>
@@ -3473,8 +3615,16 @@
         <w:rPr>
           <w:rFonts w:ascii="Times New Roman" w:hAnsi="Times New Roman" w:cs="Times New Roman"/>
         </w:rPr>
-        <w:t>to enable real-time utilisation</w:t>
-      </w:r>
+        <w:t xml:space="preserve">to enable real-time </w:t>
+      </w:r>
+      <w:proofErr w:type="spellStart"/>
+      <w:r>
+        <w:rPr>
+          <w:rFonts w:ascii="Times New Roman" w:hAnsi="Times New Roman" w:cs="Times New Roman"/>
+        </w:rPr>
+        <w:t>utilisation</w:t>
+      </w:r>
+      <w:proofErr w:type="spellEnd"/>
       <w:r>
         <w:rPr>
           <w:rFonts w:ascii="Times New Roman" w:hAnsi="Times New Roman" w:cs="Times New Roman"/>
@@ -3696,7 +3846,21 @@
         <w:rPr>
           <w:rFonts w:ascii="Times New Roman" w:hAnsi="Times New Roman" w:cs="Times New Roman"/>
         </w:rPr>
-        <w:t>descriptor calculation, correlation pruning, parallel RFECV (31 features) and SelectFromModel (13 features)</w:t>
+        <w:t xml:space="preserve">descriptor calculation, correlation pruning, parallel RFECV (31 features) and </w:t>
+      </w:r>
+      <w:proofErr w:type="spellStart"/>
+      <w:r>
+        <w:rPr>
+          <w:rFonts w:ascii="Times New Roman" w:hAnsi="Times New Roman" w:cs="Times New Roman"/>
+        </w:rPr>
+        <w:t>SelectFromModel</w:t>
+      </w:r>
+      <w:proofErr w:type="spellEnd"/>
+      <w:r>
+        <w:rPr>
+          <w:rFonts w:ascii="Times New Roman" w:hAnsi="Times New Roman" w:cs="Times New Roman"/>
+        </w:rPr>
+        <w:t xml:space="preserve"> (13 features)</w:t>
       </w:r>
       <w:r>
         <w:rPr>
@@ -3744,7 +3908,21 @@
         <w:rPr>
           <w:rFonts w:ascii="Times New Roman" w:hAnsi="Times New Roman" w:cs="Times New Roman"/>
         </w:rPr>
-        <w:t>deploying the champion model in the Streamlit Cloud for community usage</w:t>
+        <w:t xml:space="preserve">deploying the champion model in the </w:t>
+      </w:r>
+      <w:proofErr w:type="spellStart"/>
+      <w:r>
+        <w:rPr>
+          <w:rFonts w:ascii="Times New Roman" w:hAnsi="Times New Roman" w:cs="Times New Roman"/>
+        </w:rPr>
+        <w:t>Streamlit</w:t>
+      </w:r>
+      <w:proofErr w:type="spellEnd"/>
+      <w:r>
+        <w:rPr>
+          <w:rFonts w:ascii="Times New Roman" w:hAnsi="Times New Roman" w:cs="Times New Roman"/>
+        </w:rPr>
+        <w:t xml:space="preserve"> Cloud for community usage</w:t>
       </w:r>
       <w:r>
         <w:rPr>
@@ -3935,12 +4113,14 @@
         </w:rPr>
         <w:t xml:space="preserve"> </w:t>
       </w:r>
+      <w:proofErr w:type="spellStart"/>
       <w:r>
         <w:rPr>
           <w:rFonts w:ascii="Times New Roman" w:hAnsi="Times New Roman" w:cs="Times New Roman"/>
         </w:rPr>
         <w:t>harmonisation</w:t>
       </w:r>
+      <w:proofErr w:type="spellEnd"/>
       <w:r>
         <w:rPr>
           <w:rFonts w:ascii="Times New Roman" w:hAnsi="Times New Roman" w:cs="Times New Roman"/>
@@ -3957,7 +4137,21 @@
         <w:rPr>
           <w:rFonts w:ascii="Times New Roman" w:hAnsi="Times New Roman" w:cs="Times New Roman"/>
         </w:rPr>
-        <w:t xml:space="preserve"> including halide flags, precursor-ratio normalisation, and mixed-spacer indicators</w:t>
+        <w:t xml:space="preserve"> including halide flags, precursor-ratio </w:t>
+      </w:r>
+      <w:proofErr w:type="spellStart"/>
+      <w:r>
+        <w:rPr>
+          <w:rFonts w:ascii="Times New Roman" w:hAnsi="Times New Roman" w:cs="Times New Roman"/>
+        </w:rPr>
+        <w:t>normalisation</w:t>
+      </w:r>
+      <w:proofErr w:type="spellEnd"/>
+      <w:r>
+        <w:rPr>
+          <w:rFonts w:ascii="Times New Roman" w:hAnsi="Times New Roman" w:cs="Times New Roman"/>
+        </w:rPr>
+        <w:t>, and mixed-spacer indicators</w:t>
       </w:r>
       <w:r>
         <w:rPr>
@@ -4013,12 +4207,14 @@
         </w:rPr>
         <w:t xml:space="preserve"> Snowflake, the remaining data engineering operations were performed in Python (Jupyter Notebook) using the pandas </w:t>
       </w:r>
+      <w:proofErr w:type="spellStart"/>
       <w:r>
         <w:rPr>
           <w:rFonts w:ascii="Times New Roman" w:hAnsi="Times New Roman" w:cs="Times New Roman"/>
         </w:rPr>
         <w:t>dataframes</w:t>
       </w:r>
+      <w:proofErr w:type="spellEnd"/>
       <w:r>
         <w:rPr>
           <w:rFonts w:ascii="Times New Roman" w:hAnsi="Times New Roman" w:cs="Times New Roman"/>
@@ -4193,11 +4389,19 @@
         </w:rPr>
         <w:t xml:space="preserve">were generated using </w:t>
       </w:r>
-      <w:r>
-        <w:rPr>
-          <w:rFonts w:ascii="Times New Roman" w:hAnsi="Times New Roman" w:cs="Times New Roman"/>
-        </w:rPr>
-        <w:t xml:space="preserve">RDKit </w:t>
+      <w:proofErr w:type="spellStart"/>
+      <w:r>
+        <w:rPr>
+          <w:rFonts w:ascii="Times New Roman" w:hAnsi="Times New Roman" w:cs="Times New Roman"/>
+        </w:rPr>
+        <w:t>RDKit</w:t>
+      </w:r>
+      <w:proofErr w:type="spellEnd"/>
+      <w:r>
+        <w:rPr>
+          <w:rFonts w:ascii="Times New Roman" w:hAnsi="Times New Roman" w:cs="Times New Roman"/>
+        </w:rPr>
+        <w:t xml:space="preserve"> </w:t>
       </w:r>
       <w:r>
         <w:rPr>
@@ -4361,12 +4565,14 @@
         </w:rPr>
         <w:t xml:space="preserve"> </w:t>
       </w:r>
+      <w:proofErr w:type="spellStart"/>
       <w:r>
         <w:rPr>
           <w:rFonts w:ascii="Times New Roman" w:hAnsi="Times New Roman" w:cs="Times New Roman"/>
         </w:rPr>
         <w:t>SelectFromModel</w:t>
       </w:r>
+      <w:proofErr w:type="spellEnd"/>
       <w:r>
         <w:rPr>
           <w:rFonts w:ascii="Times New Roman" w:hAnsi="Times New Roman" w:cs="Times New Roman"/>
@@ -4467,7 +4673,21 @@
         <w:rPr>
           <w:rFonts w:ascii="Times New Roman" w:hAnsi="Times New Roman" w:cs="Times New Roman"/>
         </w:rPr>
-        <w:t>a web UI application is built in Streamlit Cloud so that users can input the required values and get the corresponding emission energy value</w:t>
+        <w:t xml:space="preserve">a web UI application is built in </w:t>
+      </w:r>
+      <w:proofErr w:type="spellStart"/>
+      <w:r>
+        <w:rPr>
+          <w:rFonts w:ascii="Times New Roman" w:hAnsi="Times New Roman" w:cs="Times New Roman"/>
+        </w:rPr>
+        <w:t>Streamlit</w:t>
+      </w:r>
+      <w:proofErr w:type="spellEnd"/>
+      <w:r>
+        <w:rPr>
+          <w:rFonts w:ascii="Times New Roman" w:hAnsi="Times New Roman" w:cs="Times New Roman"/>
+        </w:rPr>
+        <w:t xml:space="preserve"> Cloud so that users can input the required values and get the corresponding emission energy value</w:t>
       </w:r>
       <w:r>
         <w:rPr>
@@ -4739,12 +4959,14 @@
         </w:rPr>
         <w:t xml:space="preserve">In order to construct a </w:t>
       </w:r>
+      <w:proofErr w:type="spellStart"/>
       <w:r>
         <w:rPr>
           <w:rFonts w:ascii="Times New Roman" w:hAnsi="Times New Roman" w:cs="Times New Roman"/>
         </w:rPr>
         <w:t>generalised</w:t>
       </w:r>
+      <w:proofErr w:type="spellEnd"/>
       <w:r>
         <w:rPr>
           <w:rFonts w:ascii="Times New Roman" w:hAnsi="Times New Roman" w:cs="Times New Roman"/>
@@ -5176,7 +5398,21 @@
         <w:rPr>
           <w:rFonts w:ascii="Times New Roman" w:hAnsi="Times New Roman" w:cs="Times New Roman"/>
         </w:rPr>
-        <w:t xml:space="preserve">section above, the dataset had 462 columns, including compositional and halide flags, one-hot-encoded solvent columns, and Pri/Sec-prefixed RDKit descriptors for organic spacers (217 descriptors </w:t>
+        <w:t xml:space="preserve">section above, the dataset had 462 columns, including compositional and halide flags, one-hot-encoded solvent columns, and Pri/Sec-prefixed </w:t>
+      </w:r>
+      <w:proofErr w:type="spellStart"/>
+      <w:r>
+        <w:rPr>
+          <w:rFonts w:ascii="Times New Roman" w:hAnsi="Times New Roman" w:cs="Times New Roman"/>
+        </w:rPr>
+        <w:t>RDKit</w:t>
+      </w:r>
+      <w:proofErr w:type="spellEnd"/>
+      <w:r>
+        <w:rPr>
+          <w:rFonts w:ascii="Times New Roman" w:hAnsi="Times New Roman" w:cs="Times New Roman"/>
+        </w:rPr>
+        <w:t xml:space="preserve"> descriptors for organic spacers (217 descriptors </w:t>
       </w:r>
       <w:r>
         <w:rPr>
@@ -5376,7 +5612,49 @@
         <w:rPr>
           <w:rFonts w:ascii="Times New Roman" w:hAnsi="Times New Roman" w:cs="Times New Roman"/>
         </w:rPr>
-        <w:t>were deemed redundant, resulting in the removal of 173 columns and leaving 289 candidate features. Using these 289 remaining features, we evaluated two independent feature selection strategies in parallel on the 226 training records: Recursive Feature Elimination with Cross-Validation (RFECV) and tree-based SelectFromModel. The RFECV approach utilized a Random Forest regressor (max_depth=5, min_samples_leaf=6) evaluated over a 5-fold stratified cross-validation</w:t>
+        <w:t xml:space="preserve">were deemed redundant, resulting in the removal of 173 columns and leaving 289 candidate features. Using these 289 remaining features, we evaluated two independent feature selection strategies in parallel on the 226 training records: Recursive Feature Elimination with Cross-Validation (RFECV) and tree-based </w:t>
+      </w:r>
+      <w:proofErr w:type="spellStart"/>
+      <w:r>
+        <w:rPr>
+          <w:rFonts w:ascii="Times New Roman" w:hAnsi="Times New Roman" w:cs="Times New Roman"/>
+        </w:rPr>
+        <w:t>SelectFromModel</w:t>
+      </w:r>
+      <w:proofErr w:type="spellEnd"/>
+      <w:r>
+        <w:rPr>
+          <w:rFonts w:ascii="Times New Roman" w:hAnsi="Times New Roman" w:cs="Times New Roman"/>
+        </w:rPr>
+        <w:t>. The RFECV approach utilized a Random Forest regressor (</w:t>
+      </w:r>
+      <w:proofErr w:type="spellStart"/>
+      <w:r>
+        <w:rPr>
+          <w:rFonts w:ascii="Times New Roman" w:hAnsi="Times New Roman" w:cs="Times New Roman"/>
+        </w:rPr>
+        <w:t>max_depth</w:t>
+      </w:r>
+      <w:proofErr w:type="spellEnd"/>
+      <w:r>
+        <w:rPr>
+          <w:rFonts w:ascii="Times New Roman" w:hAnsi="Times New Roman" w:cs="Times New Roman"/>
+        </w:rPr>
+        <w:t xml:space="preserve">=5, </w:t>
+      </w:r>
+      <w:proofErr w:type="spellStart"/>
+      <w:r>
+        <w:rPr>
+          <w:rFonts w:ascii="Times New Roman" w:hAnsi="Times New Roman" w:cs="Times New Roman"/>
+        </w:rPr>
+        <w:t>min_samples_leaf</w:t>
+      </w:r>
+      <w:proofErr w:type="spellEnd"/>
+      <w:r>
+        <w:rPr>
+          <w:rFonts w:ascii="Times New Roman" w:hAnsi="Times New Roman" w:cs="Times New Roman"/>
+        </w:rPr>
+        <w:t>=6) evaluated over a 5-fold stratified cross-validation</w:t>
       </w:r>
       <w:r>
         <w:rPr>
@@ -5567,7 +5845,21 @@
         <w:rPr>
           <w:rFonts w:ascii="Times New Roman" w:hAnsi="Times New Roman" w:cs="Times New Roman"/>
         </w:rPr>
-        <w:t>On the other hand, the SelectFromModel approach works</w:t>
+        <w:t xml:space="preserve">On the other hand, the </w:t>
+      </w:r>
+      <w:proofErr w:type="spellStart"/>
+      <w:r>
+        <w:rPr>
+          <w:rFonts w:ascii="Times New Roman" w:hAnsi="Times New Roman" w:cs="Times New Roman"/>
+        </w:rPr>
+        <w:t>SelectFromModel</w:t>
+      </w:r>
+      <w:proofErr w:type="spellEnd"/>
+      <w:r>
+        <w:rPr>
+          <w:rFonts w:ascii="Times New Roman" w:hAnsi="Times New Roman" w:cs="Times New Roman"/>
+        </w:rPr>
+        <w:t xml:space="preserve"> approach works</w:t>
       </w:r>
       <w:r>
         <w:rPr>
@@ -5847,7 +6139,21 @@
         <w:rPr>
           <w:rFonts w:ascii="Times New Roman" w:hAnsi="Times New Roman" w:cs="Times New Roman"/>
         </w:rPr>
-        <w:t xml:space="preserve"> by the SelectFromModel technique.</w:t>
+        <w:t xml:space="preserve"> by the </w:t>
+      </w:r>
+      <w:proofErr w:type="spellStart"/>
+      <w:r>
+        <w:rPr>
+          <w:rFonts w:ascii="Times New Roman" w:hAnsi="Times New Roman" w:cs="Times New Roman"/>
+        </w:rPr>
+        <w:t>SelectFromModel</w:t>
+      </w:r>
+      <w:proofErr w:type="spellEnd"/>
+      <w:r>
+        <w:rPr>
+          <w:rFonts w:ascii="Times New Roman" w:hAnsi="Times New Roman" w:cs="Times New Roman"/>
+        </w:rPr>
+        <w:t xml:space="preserve"> technique.</w:t>
       </w:r>
     </w:p>
     <w:p>
@@ -5888,7 +6194,35 @@
         <w:rPr>
           <w:rFonts w:ascii="Times New Roman" w:hAnsi="Times New Roman" w:cs="Times New Roman"/>
         </w:rPr>
-        <w:t xml:space="preserve">random forest, CatBoost, XGBoost, </w:t>
+        <w:t xml:space="preserve">random forest, </w:t>
+      </w:r>
+      <w:proofErr w:type="spellStart"/>
+      <w:r>
+        <w:rPr>
+          <w:rFonts w:ascii="Times New Roman" w:hAnsi="Times New Roman" w:cs="Times New Roman"/>
+        </w:rPr>
+        <w:t>CatBoost</w:t>
+      </w:r>
+      <w:proofErr w:type="spellEnd"/>
+      <w:r>
+        <w:rPr>
+          <w:rFonts w:ascii="Times New Roman" w:hAnsi="Times New Roman" w:cs="Times New Roman"/>
+        </w:rPr>
+        <w:t xml:space="preserve">, </w:t>
+      </w:r>
+      <w:proofErr w:type="spellStart"/>
+      <w:r>
+        <w:rPr>
+          <w:rFonts w:ascii="Times New Roman" w:hAnsi="Times New Roman" w:cs="Times New Roman"/>
+        </w:rPr>
+        <w:t>XGBoost</w:t>
+      </w:r>
+      <w:proofErr w:type="spellEnd"/>
+      <w:r>
+        <w:rPr>
+          <w:rFonts w:ascii="Times New Roman" w:hAnsi="Times New Roman" w:cs="Times New Roman"/>
+        </w:rPr>
+        <w:t xml:space="preserve">, </w:t>
       </w:r>
       <w:r>
         <w:rPr>
@@ -5974,12 +6308,14 @@
         </w:rPr>
         <w:t xml:space="preserve">the </w:t>
       </w:r>
+      <w:proofErr w:type="spellStart"/>
       <w:r>
         <w:rPr>
           <w:rFonts w:ascii="Times New Roman" w:hAnsi="Times New Roman" w:cs="Times New Roman"/>
         </w:rPr>
         <w:t>SelectFromModel</w:t>
       </w:r>
+      <w:proofErr w:type="spellEnd"/>
       <w:r>
         <w:rPr>
           <w:rFonts w:ascii="Times New Roman" w:hAnsi="Times New Roman" w:cs="Times New Roman"/>
@@ -5999,12 +6335,14 @@
         </w:rPr>
         <w:t xml:space="preserve"> technique also performed well. We have </w:t>
       </w:r>
+      <w:proofErr w:type="spellStart"/>
       <w:r>
         <w:rPr>
           <w:rFonts w:ascii="Times New Roman" w:hAnsi="Times New Roman" w:cs="Times New Roman"/>
         </w:rPr>
         <w:t>summarised</w:t>
       </w:r>
+      <w:proofErr w:type="spellEnd"/>
       <w:r>
         <w:rPr>
           <w:rFonts w:ascii="Times New Roman" w:hAnsi="Times New Roman" w:cs="Times New Roman"/>
@@ -6035,11 +6373,19 @@
         </w:rPr>
         <w:t xml:space="preserve"> in Table 1 was tuned by </w:t>
       </w:r>
-      <w:r>
-        <w:rPr>
-          <w:rFonts w:ascii="Times New Roman" w:hAnsi="Times New Roman" w:cs="Times New Roman"/>
-        </w:rPr>
-        <w:t>randomised search (15 trials, five-fold cross-validation</w:t>
+      <w:proofErr w:type="spellStart"/>
+      <w:r>
+        <w:rPr>
+          <w:rFonts w:ascii="Times New Roman" w:hAnsi="Times New Roman" w:cs="Times New Roman"/>
+        </w:rPr>
+        <w:t>randomised</w:t>
+      </w:r>
+      <w:proofErr w:type="spellEnd"/>
+      <w:r>
+        <w:rPr>
+          <w:rFonts w:ascii="Times New Roman" w:hAnsi="Times New Roman" w:cs="Times New Roman"/>
+        </w:rPr>
+        <w:t xml:space="preserve"> search (15 trials, five-fold cross-validation</w:t>
       </w:r>
       <w:r>
         <w:rPr>
@@ -6059,12 +6405,14 @@
         </w:rPr>
         <w:t xml:space="preserve">ree ensembles can </w:t>
       </w:r>
+      <w:proofErr w:type="spellStart"/>
       <w:r>
         <w:rPr>
           <w:rFonts w:ascii="Times New Roman" w:hAnsi="Times New Roman" w:cs="Times New Roman"/>
         </w:rPr>
         <w:t>memorise</w:t>
       </w:r>
+      <w:proofErr w:type="spellEnd"/>
       <w:r>
         <w:rPr>
           <w:rFonts w:ascii="Times New Roman" w:hAnsi="Times New Roman" w:cs="Times New Roman"/>
@@ -6203,7 +6551,21 @@
         <w:rPr>
           <w:rFonts w:ascii="Times New Roman" w:hAnsi="Times New Roman" w:cs="Times New Roman"/>
         </w:rPr>
-        <w:t xml:space="preserve"> thirteen-feature SelectFromModel matrix, SVR and GPR </w:t>
+        <w:t xml:space="preserve"> thirteen-feature </w:t>
+      </w:r>
+      <w:proofErr w:type="spellStart"/>
+      <w:r>
+        <w:rPr>
+          <w:rFonts w:ascii="Times New Roman" w:hAnsi="Times New Roman" w:cs="Times New Roman"/>
+        </w:rPr>
+        <w:t>SelectFromModel</w:t>
+      </w:r>
+      <w:proofErr w:type="spellEnd"/>
+      <w:r>
+        <w:rPr>
+          <w:rFonts w:ascii="Times New Roman" w:hAnsi="Times New Roman" w:cs="Times New Roman"/>
+        </w:rPr>
+        <w:t xml:space="preserve"> matrix, SVR and GPR </w:t>
       </w:r>
       <w:r>
         <w:rPr>
@@ -6652,7 +7014,23 @@
           <w:rFonts w:ascii="Times New Roman" w:hAnsi="Times New Roman" w:cs="Times New Roman"/>
           <w:lang w:val="en-IN"/>
         </w:rPr>
-        <w:t xml:space="preserve">It is crucial to understand that RFECV selects 31 features and achieves a lower training-fold cross-validation error than the 13-feature SelectFromModel channel, yet </w:t>
+        <w:t xml:space="preserve">It is crucial to understand that RFECV selects 31 features and achieves a lower training-fold cross-validation error than the 13-feature </w:t>
+      </w:r>
+      <w:proofErr w:type="spellStart"/>
+      <w:r>
+        <w:rPr>
+          <w:rFonts w:ascii="Times New Roman" w:hAnsi="Times New Roman" w:cs="Times New Roman"/>
+          <w:lang w:val="en-IN"/>
+        </w:rPr>
+        <w:t>SelectFromModel</w:t>
+      </w:r>
+      <w:proofErr w:type="spellEnd"/>
+      <w:r>
+        <w:rPr>
+          <w:rFonts w:ascii="Times New Roman" w:hAnsi="Times New Roman" w:cs="Times New Roman"/>
+          <w:lang w:val="en-IN"/>
+        </w:rPr>
+        <w:t xml:space="preserve"> channel, yet </w:t>
       </w:r>
       <w:r>
         <w:rPr>
@@ -6756,7 +7134,21 @@
         <w:rPr>
           <w:rFonts w:ascii="Times New Roman" w:hAnsi="Times New Roman" w:cs="Times New Roman"/>
         </w:rPr>
-        <w:t xml:space="preserve">performance difference between RFECV and SelectFromModel aligns well with the sample-to-feature ratio, which influences overfitting. </w:t>
+        <w:t xml:space="preserve">performance difference between RFECV and </w:t>
+      </w:r>
+      <w:proofErr w:type="spellStart"/>
+      <w:r>
+        <w:rPr>
+          <w:rFonts w:ascii="Times New Roman" w:hAnsi="Times New Roman" w:cs="Times New Roman"/>
+        </w:rPr>
+        <w:t>SelectFromModel</w:t>
+      </w:r>
+      <w:proofErr w:type="spellEnd"/>
+      <w:r>
+        <w:rPr>
+          <w:rFonts w:ascii="Times New Roman" w:hAnsi="Times New Roman" w:cs="Times New Roman"/>
+        </w:rPr>
+        <w:t xml:space="preserve"> aligns well with the sample-to-feature ratio, which influences overfitting. </w:t>
       </w:r>
       <w:r>
         <w:rPr>
@@ -6774,8 +7166,16 @@
         <w:rPr>
           <w:rFonts w:ascii="Times New Roman" w:hAnsi="Times New Roman" w:cs="Times New Roman"/>
         </w:rPr>
-        <w:t xml:space="preserve"> 226 training points, the sample-to-feature ratio is 17.4 for the SelectFromModel</w:t>
-      </w:r>
+        <w:t xml:space="preserve"> 226 training points, the sample-to-feature ratio is 17.4 for the </w:t>
+      </w:r>
+      <w:proofErr w:type="spellStart"/>
+      <w:r>
+        <w:rPr>
+          <w:rFonts w:ascii="Times New Roman" w:hAnsi="Times New Roman" w:cs="Times New Roman"/>
+        </w:rPr>
+        <w:t>SelectFromModel</w:t>
+      </w:r>
+      <w:proofErr w:type="spellEnd"/>
       <w:r>
         <w:rPr>
           <w:rFonts w:ascii="Times New Roman" w:hAnsi="Times New Roman" w:cs="Times New Roman"/>
@@ -7131,6 +7531,7 @@
                 <w:color w:val="153D63" w:themeColor="text2" w:themeTint="E6"/>
               </w:rPr>
             </w:pPr>
+            <w:proofErr w:type="spellStart"/>
             <w:r>
               <w:rPr>
                 <w:rFonts w:ascii="Times New Roman" w:hAnsi="Times New Roman" w:cs="Times New Roman"/>
@@ -7138,6 +7539,7 @@
               </w:rPr>
               <w:t>SelectFromModel</w:t>
             </w:r>
+            <w:proofErr w:type="spellEnd"/>
           </w:p>
         </w:tc>
         <w:tc>
@@ -7278,12 +7680,14 @@
                 <w:rFonts w:ascii="Times New Roman" w:hAnsi="Times New Roman" w:cs="Times New Roman"/>
               </w:rPr>
             </w:pPr>
+            <w:proofErr w:type="spellStart"/>
             <w:r>
               <w:rPr>
                 <w:rFonts w:ascii="Times New Roman" w:hAnsi="Times New Roman" w:cs="Times New Roman"/>
               </w:rPr>
               <w:t>SelectFromModel</w:t>
             </w:r>
+            <w:proofErr w:type="spellEnd"/>
           </w:p>
         </w:tc>
         <w:tc>
@@ -7406,12 +7810,14 @@
                 <w:rFonts w:ascii="Times New Roman" w:hAnsi="Times New Roman" w:cs="Times New Roman"/>
               </w:rPr>
             </w:pPr>
+            <w:proofErr w:type="spellStart"/>
             <w:r>
               <w:rPr>
                 <w:rFonts w:ascii="Times New Roman" w:hAnsi="Times New Roman" w:cs="Times New Roman"/>
               </w:rPr>
               <w:t>SelectFromModel</w:t>
             </w:r>
+            <w:proofErr w:type="spellEnd"/>
           </w:p>
         </w:tc>
         <w:tc>
@@ -7448,12 +7854,14 @@
                 <w:rFonts w:ascii="Times New Roman" w:hAnsi="Times New Roman" w:cs="Times New Roman"/>
               </w:rPr>
             </w:pPr>
+            <w:proofErr w:type="spellStart"/>
             <w:r>
               <w:rPr>
                 <w:rFonts w:ascii="Times New Roman" w:hAnsi="Times New Roman" w:cs="Times New Roman"/>
               </w:rPr>
               <w:t>CatBoost</w:t>
             </w:r>
+            <w:proofErr w:type="spellEnd"/>
           </w:p>
         </w:tc>
         <w:tc>
@@ -7832,12 +8240,14 @@
                 <w:rFonts w:ascii="Times New Roman" w:hAnsi="Times New Roman" w:cs="Times New Roman"/>
               </w:rPr>
             </w:pPr>
+            <w:proofErr w:type="spellStart"/>
             <w:r>
               <w:rPr>
                 <w:rFonts w:ascii="Times New Roman" w:hAnsi="Times New Roman" w:cs="Times New Roman"/>
               </w:rPr>
               <w:t>CatBoost</w:t>
             </w:r>
+            <w:proofErr w:type="spellEnd"/>
           </w:p>
         </w:tc>
         <w:tc>
@@ -7933,18 +8343,27 @@
         </w:rPr>
         <w:t xml:space="preserve">he </w:t>
       </w:r>
+      <w:proofErr w:type="spellStart"/>
       <w:r>
         <w:rPr>
           <w:rFonts w:ascii="Times New Roman" w:hAnsi="Times New Roman" w:cs="Times New Roman"/>
           <w:lang w:val="en-IN"/>
         </w:rPr>
-        <w:t>SelectFromModel-based</w:t>
-      </w:r>
+        <w:t>SelectFromModel</w:t>
+      </w:r>
+      <w:proofErr w:type="spellEnd"/>
       <w:r>
         <w:rPr>
           <w:rFonts w:ascii="Times New Roman" w:hAnsi="Times New Roman" w:cs="Times New Roman"/>
           <w:lang w:val="en-IN"/>
         </w:rPr>
+        <w:t>-based</w:t>
+      </w:r>
+      <w:r>
+        <w:rPr>
+          <w:rFonts w:ascii="Times New Roman" w:hAnsi="Times New Roman" w:cs="Times New Roman"/>
+          <w:lang w:val="en-IN"/>
+        </w:rPr>
         <w:t xml:space="preserve"> features </w:t>
       </w:r>
       <w:r>
@@ -8090,11 +8509,33 @@
         </w:rPr>
         <w:t xml:space="preserve">romide-rich precursors generally </w:t>
       </w:r>
-      <w:r>
-        <w:rPr>
-          <w:rFonts w:ascii="Times New Roman" w:hAnsi="Times New Roman" w:cs="Times New Roman"/>
-        </w:rPr>
-        <w:t>favour hypsochromic shift, whereas chloride can raise energy further, but often complicates phase purity if not balanced with stoichiometry.</w:t>
+      <w:proofErr w:type="spellStart"/>
+      <w:r>
+        <w:rPr>
+          <w:rFonts w:ascii="Times New Roman" w:hAnsi="Times New Roman" w:cs="Times New Roman"/>
+        </w:rPr>
+        <w:t>favour</w:t>
+      </w:r>
+      <w:proofErr w:type="spellEnd"/>
+      <w:r>
+        <w:rPr>
+          <w:rFonts w:ascii="Times New Roman" w:hAnsi="Times New Roman" w:cs="Times New Roman"/>
+        </w:rPr>
+        <w:t xml:space="preserve"> </w:t>
+      </w:r>
+      <w:proofErr w:type="spellStart"/>
+      <w:r>
+        <w:rPr>
+          <w:rFonts w:ascii="Times New Roman" w:hAnsi="Times New Roman" w:cs="Times New Roman"/>
+        </w:rPr>
+        <w:t>hypsochromic</w:t>
+      </w:r>
+      <w:proofErr w:type="spellEnd"/>
+      <w:r>
+        <w:rPr>
+          <w:rFonts w:ascii="Times New Roman" w:hAnsi="Times New Roman" w:cs="Times New Roman"/>
+        </w:rPr>
+        <w:t xml:space="preserve"> shift, whereas chloride can raise energy further, but often complicates phase purity if not balanced with stoichiometry.</w:t>
       </w:r>
       <w:r>
         <w:rPr>
@@ -8124,7 +8565,21 @@
         <w:rPr>
           <w:rFonts w:ascii="Times New Roman" w:hAnsi="Times New Roman" w:cs="Times New Roman"/>
         </w:rPr>
-        <w:t xml:space="preserve"> unused RDKit columns, indicating a well-established relationship between halide chemistry and emission energy in perovskites.</w:t>
+        <w:t xml:space="preserve"> unused </w:t>
+      </w:r>
+      <w:proofErr w:type="spellStart"/>
+      <w:r>
+        <w:rPr>
+          <w:rFonts w:ascii="Times New Roman" w:hAnsi="Times New Roman" w:cs="Times New Roman"/>
+        </w:rPr>
+        <w:t>RDKit</w:t>
+      </w:r>
+      <w:proofErr w:type="spellEnd"/>
+      <w:r>
+        <w:rPr>
+          <w:rFonts w:ascii="Times New Roman" w:hAnsi="Times New Roman" w:cs="Times New Roman"/>
+        </w:rPr>
+        <w:t xml:space="preserve"> columns, indicating a well-established relationship between halide chemistry and emission energy in perovskites.</w:t>
       </w:r>
       <w:r>
         <w:rPr>
@@ -8423,21 +8878,7 @@
           <w:rFonts w:ascii="Times New Roman" w:hAnsi="Times New Roman" w:cs="Times New Roman"/>
         </w:rPr>
         <w:lastRenderedPageBreak/>
-        <w:t xml:space="preserve">strongest sanity </w:t>
-      </w:r>
-      <w:proofErr w:type="gramStart"/>
-      <w:r>
-        <w:rPr>
-          <w:rFonts w:ascii="Times New Roman" w:hAnsi="Times New Roman" w:cs="Times New Roman"/>
-        </w:rPr>
-        <w:t>check</w:t>
-      </w:r>
-      <w:proofErr w:type="gramEnd"/>
-      <w:r>
-        <w:rPr>
-          <w:rFonts w:ascii="Times New Roman" w:hAnsi="Times New Roman" w:cs="Times New Roman"/>
-        </w:rPr>
-        <w:t xml:space="preserve"> on the ML pipeline</w:t>
+        <w:t>strongest sanity check on the ML pipeline</w:t>
       </w:r>
       <w:r>
         <w:rPr>
@@ -8497,7 +8938,49 @@
         <w:rPr>
           <w:rFonts w:ascii="Times New Roman" w:hAnsi="Times New Roman" w:cs="Times New Roman"/>
         </w:rPr>
-        <w:t>(CsBr_TO_Pb, CsI_TO_Pb, FABr_TO_Pb, FAI_TO_Pb)</w:t>
+        <w:t>(</w:t>
+      </w:r>
+      <w:proofErr w:type="spellStart"/>
+      <w:r>
+        <w:rPr>
+          <w:rFonts w:ascii="Times New Roman" w:hAnsi="Times New Roman" w:cs="Times New Roman"/>
+        </w:rPr>
+        <w:t>CsBr_TO_Pb</w:t>
+      </w:r>
+      <w:proofErr w:type="spellEnd"/>
+      <w:r>
+        <w:rPr>
+          <w:rFonts w:ascii="Times New Roman" w:hAnsi="Times New Roman" w:cs="Times New Roman"/>
+        </w:rPr>
+        <w:t xml:space="preserve">, </w:t>
+      </w:r>
+      <w:proofErr w:type="spellStart"/>
+      <w:r>
+        <w:rPr>
+          <w:rFonts w:ascii="Times New Roman" w:hAnsi="Times New Roman" w:cs="Times New Roman"/>
+        </w:rPr>
+        <w:t>CsI_TO_Pb</w:t>
+      </w:r>
+      <w:proofErr w:type="spellEnd"/>
+      <w:r>
+        <w:rPr>
+          <w:rFonts w:ascii="Times New Roman" w:hAnsi="Times New Roman" w:cs="Times New Roman"/>
+        </w:rPr>
+        <w:t xml:space="preserve">, </w:t>
+      </w:r>
+      <w:proofErr w:type="spellStart"/>
+      <w:r>
+        <w:rPr>
+          <w:rFonts w:ascii="Times New Roman" w:hAnsi="Times New Roman" w:cs="Times New Roman"/>
+        </w:rPr>
+        <w:t>FABr_TO_Pb</w:t>
+      </w:r>
+      <w:proofErr w:type="spellEnd"/>
+      <w:r>
+        <w:rPr>
+          <w:rFonts w:ascii="Times New Roman" w:hAnsi="Times New Roman" w:cs="Times New Roman"/>
+        </w:rPr>
+        <w:t>, FAI_TO_Pb)</w:t>
       </w:r>
       <w:r>
         <w:rPr>
@@ -8579,12 +9062,14 @@
         </w:rPr>
         <w:t xml:space="preserve"> kinetics, which in turn changes </w:t>
       </w:r>
+      <w:proofErr w:type="spellStart"/>
       <w:r>
         <w:rPr>
           <w:rFonts w:ascii="Times New Roman" w:hAnsi="Times New Roman" w:cs="Times New Roman"/>
         </w:rPr>
         <w:t>n</w:t>
       </w:r>
+      <w:proofErr w:type="spellEnd"/>
       <w:r>
         <w:rPr>
           <w:rFonts w:ascii="Times New Roman" w:hAnsi="Times New Roman" w:cs="Times New Roman"/>
@@ -8649,7 +9134,25 @@
           <w:rFonts w:ascii="Times New Roman" w:hAnsi="Times New Roman" w:cs="Times New Roman"/>
           <w:sz w:val="24"/>
         </w:rPr>
-        <w:t>urface-area + electrotopological-state</w:t>
+        <w:t xml:space="preserve">urface-area + </w:t>
+      </w:r>
+      <w:proofErr w:type="spellStart"/>
+      <w:r>
+        <w:rPr>
+          <w:rStyle w:val="VerbatimChar"/>
+          <w:rFonts w:ascii="Times New Roman" w:hAnsi="Times New Roman" w:cs="Times New Roman"/>
+          <w:sz w:val="24"/>
+        </w:rPr>
+        <w:t>electrotopological</w:t>
+      </w:r>
+      <w:proofErr w:type="spellEnd"/>
+      <w:r>
+        <w:rPr>
+          <w:rStyle w:val="VerbatimChar"/>
+          <w:rFonts w:ascii="Times New Roman" w:hAnsi="Times New Roman" w:cs="Times New Roman"/>
+          <w:sz w:val="24"/>
+        </w:rPr>
+        <w:t>-state</w:t>
       </w:r>
       <w:r>
         <w:rPr>
@@ -8802,6 +9305,7 @@
         </w:rPr>
         <w:t xml:space="preserve"> partitions, </w:t>
       </w:r>
+      <w:proofErr w:type="spellStart"/>
       <w:r>
         <w:rPr>
           <w:rStyle w:val="VerbatimChar"/>
@@ -8810,6 +9314,7 @@
         </w:rPr>
         <w:t>Pri_qed</w:t>
       </w:r>
+      <w:proofErr w:type="spellEnd"/>
       <w:r>
         <w:rPr>
           <w:rFonts w:ascii="Times New Roman" w:hAnsi="Times New Roman" w:cs="Times New Roman"/>
@@ -9022,8 +9527,16 @@
         <w:rPr>
           <w:rFonts w:ascii="Times New Roman" w:hAnsi="Times New Roman" w:cs="Times New Roman"/>
         </w:rPr>
-        <w:t>the impact of each feature on the model's behaviour</w:t>
-      </w:r>
+        <w:t xml:space="preserve">the impact of each feature on the model's </w:t>
+      </w:r>
+      <w:proofErr w:type="spellStart"/>
+      <w:r>
+        <w:rPr>
+          <w:rFonts w:ascii="Times New Roman" w:hAnsi="Times New Roman" w:cs="Times New Roman"/>
+        </w:rPr>
+        <w:t>behaviour</w:t>
+      </w:r>
+      <w:proofErr w:type="spellEnd"/>
       <w:r>
         <w:rPr>
           <w:rFonts w:ascii="Times New Roman" w:hAnsi="Times New Roman" w:cs="Times New Roman"/>
@@ -9134,7 +9647,14 @@
         <w:rPr>
           <w:rFonts w:ascii="Times New Roman" w:hAnsi="Times New Roman" w:cs="Times New Roman"/>
         </w:rPr>
-        <w:t xml:space="preserve"> samples, and the Shapley contributions (φ</w:t>
+        <w:t xml:space="preserve"> samples, and the Shapley contributions (</w:t>
+      </w:r>
+      <w:proofErr w:type="spellStart"/>
+      <w:r>
+        <w:rPr>
+          <w:rFonts w:ascii="Times New Roman" w:hAnsi="Times New Roman" w:cs="Times New Roman"/>
+        </w:rPr>
+        <w:t>φ</w:t>
       </w:r>
       <w:r>
         <w:rPr>
@@ -9145,6 +9665,7 @@
         </w:rPr>
         <w:t>j</w:t>
       </w:r>
+      <w:proofErr w:type="spellEnd"/>
       <w:r>
         <w:rPr>
           <w:rFonts w:ascii="Times New Roman" w:hAnsi="Times New Roman" w:cs="Times New Roman"/>
@@ -9193,6 +9714,7 @@
         </w:rPr>
         <w:t xml:space="preserve">ositive </w:t>
       </w:r>
+      <w:proofErr w:type="spellStart"/>
       <w:r>
         <w:rPr>
           <w:rFonts w:ascii="Times New Roman" w:hAnsi="Times New Roman" w:cs="Times New Roman"/>
@@ -9208,6 +9730,7 @@
         </w:rPr>
         <w:t>j</w:t>
       </w:r>
+      <w:proofErr w:type="spellEnd"/>
       <w:r>
         <w:rPr>
           <w:rFonts w:ascii="Times New Roman" w:hAnsi="Times New Roman" w:cs="Times New Roman"/>
@@ -9247,11 +9770,19 @@
         </w:rPr>
         <w:t xml:space="preserve"> (</w:t>
       </w:r>
-      <w:r>
-        <w:rPr>
-          <w:rFonts w:ascii="Times New Roman" w:hAnsi="Times New Roman" w:cs="Times New Roman"/>
-        </w:rPr>
-        <w:t>hypsochromic shift</w:t>
+      <w:proofErr w:type="spellStart"/>
+      <w:r>
+        <w:rPr>
+          <w:rFonts w:ascii="Times New Roman" w:hAnsi="Times New Roman" w:cs="Times New Roman"/>
+        </w:rPr>
+        <w:t>hypsochromic</w:t>
+      </w:r>
+      <w:proofErr w:type="spellEnd"/>
+      <w:r>
+        <w:rPr>
+          <w:rFonts w:ascii="Times New Roman" w:hAnsi="Times New Roman" w:cs="Times New Roman"/>
+        </w:rPr>
+        <w:t xml:space="preserve"> shift</w:t>
       </w:r>
       <w:r>
         <w:rPr>
@@ -9283,6 +9814,7 @@
         </w:rPr>
         <w:t xml:space="preserve">negative </w:t>
       </w:r>
+      <w:proofErr w:type="spellStart"/>
       <w:r>
         <w:rPr>
           <w:rFonts w:ascii="Times New Roman" w:hAnsi="Times New Roman" w:cs="Times New Roman"/>
@@ -9298,6 +9830,7 @@
         </w:rPr>
         <w:t>j</w:t>
       </w:r>
+      <w:proofErr w:type="spellEnd"/>
       <w:r>
         <w:rPr>
           <w:rFonts w:ascii="Times New Roman" w:hAnsi="Times New Roman" w:cs="Times New Roman"/>
@@ -9399,17 +9932,39 @@
         </w:rPr>
         <w:t xml:space="preserve">), </w:t>
       </w:r>
-      <w:r>
-        <w:rPr>
-          <w:rFonts w:ascii="Times New Roman" w:hAnsi="Times New Roman" w:cs="Times New Roman"/>
-        </w:rPr>
-        <w:t xml:space="preserve">standardised features, </w:t>
-      </w:r>
-      <w:r>
-        <w:rPr>
-          <w:rFonts w:ascii="Times New Roman" w:hAnsi="Times New Roman" w:cs="Times New Roman"/>
-        </w:rPr>
-        <w:t>and 50 background samples. Then summarised the rankings across</w:t>
+      <w:proofErr w:type="spellStart"/>
+      <w:r>
+        <w:rPr>
+          <w:rFonts w:ascii="Times New Roman" w:hAnsi="Times New Roman" w:cs="Times New Roman"/>
+        </w:rPr>
+        <w:t>standardised</w:t>
+      </w:r>
+      <w:proofErr w:type="spellEnd"/>
+      <w:r>
+        <w:rPr>
+          <w:rFonts w:ascii="Times New Roman" w:hAnsi="Times New Roman" w:cs="Times New Roman"/>
+        </w:rPr>
+        <w:t xml:space="preserve"> features, </w:t>
+      </w:r>
+      <w:r>
+        <w:rPr>
+          <w:rFonts w:ascii="Times New Roman" w:hAnsi="Times New Roman" w:cs="Times New Roman"/>
+        </w:rPr>
+        <w:t xml:space="preserve">and 50 background samples. Then </w:t>
+      </w:r>
+      <w:proofErr w:type="spellStart"/>
+      <w:r>
+        <w:rPr>
+          <w:rFonts w:ascii="Times New Roman" w:hAnsi="Times New Roman" w:cs="Times New Roman"/>
+        </w:rPr>
+        <w:t>summarised</w:t>
+      </w:r>
+      <w:proofErr w:type="spellEnd"/>
+      <w:r>
+        <w:rPr>
+          <w:rFonts w:ascii="Times New Roman" w:hAnsi="Times New Roman" w:cs="Times New Roman"/>
+        </w:rPr>
+        <w:t xml:space="preserve"> the rankings across</w:t>
       </w:r>
       <w:r>
         <w:rPr>
@@ -9453,6 +10008,7 @@
         </w:rPr>
         <w:t>|</w:t>
       </w:r>
+      <w:proofErr w:type="spellStart"/>
       <w:r>
         <w:rPr>
           <w:rFonts w:ascii="Times New Roman" w:hAnsi="Times New Roman" w:cs="Times New Roman"/>
@@ -9468,6 +10024,7 @@
         </w:rPr>
         <w:t>j</w:t>
       </w:r>
+      <w:proofErr w:type="spellEnd"/>
       <w:r>
         <w:rPr>
           <w:rFonts w:ascii="Times New Roman" w:hAnsi="Times New Roman" w:cs="Times New Roman"/>
@@ -9502,7 +10059,21 @@
         <w:rPr>
           <w:rFonts w:ascii="Times New Roman" w:hAnsi="Times New Roman" w:cs="Times New Roman"/>
         </w:rPr>
-        <w:t>which links these numerical rankings to the photophysics of quasi-2D MHPs</w:t>
+        <w:t xml:space="preserve">which links these numerical rankings to the </w:t>
+      </w:r>
+      <w:proofErr w:type="spellStart"/>
+      <w:r>
+        <w:rPr>
+          <w:rFonts w:ascii="Times New Roman" w:hAnsi="Times New Roman" w:cs="Times New Roman"/>
+        </w:rPr>
+        <w:t>photophysics</w:t>
+      </w:r>
+      <w:proofErr w:type="spellEnd"/>
+      <w:r>
+        <w:rPr>
+          <w:rFonts w:ascii="Times New Roman" w:hAnsi="Times New Roman" w:cs="Times New Roman"/>
+        </w:rPr>
+        <w:t xml:space="preserve"> of quasi-2D MHPs</w:t>
       </w:r>
       <w:r>
         <w:rPr>
@@ -9644,7 +10215,21 @@
         <w:rPr>
           <w:rFonts w:ascii="Times New Roman" w:hAnsi="Times New Roman" w:cs="Times New Roman"/>
         </w:rPr>
-        <w:t xml:space="preserve">SHAP for the SelectFromModel feature </w:t>
+        <w:t xml:space="preserve">SHAP for the </w:t>
+      </w:r>
+      <w:proofErr w:type="spellStart"/>
+      <w:r>
+        <w:rPr>
+          <w:rFonts w:ascii="Times New Roman" w:hAnsi="Times New Roman" w:cs="Times New Roman"/>
+        </w:rPr>
+        <w:t>SelectFromModel</w:t>
+      </w:r>
+      <w:proofErr w:type="spellEnd"/>
+      <w:r>
+        <w:rPr>
+          <w:rFonts w:ascii="Times New Roman" w:hAnsi="Times New Roman" w:cs="Times New Roman"/>
+        </w:rPr>
+        <w:t xml:space="preserve"> feature </w:t>
       </w:r>
       <w:proofErr w:type="gramStart"/>
       <w:r>
@@ -9694,7 +10279,21 @@
         <w:rPr>
           <w:rFonts w:ascii="Times New Roman" w:hAnsi="Times New Roman" w:cs="Times New Roman"/>
         </w:rPr>
-        <w:t xml:space="preserve"> SVR–RBF (thirteen SelectFromModel features). </w:t>
+        <w:t xml:space="preserve"> SVR–RBF (thirteen </w:t>
+      </w:r>
+      <w:proofErr w:type="spellStart"/>
+      <w:r>
+        <w:rPr>
+          <w:rFonts w:ascii="Times New Roman" w:hAnsi="Times New Roman" w:cs="Times New Roman"/>
+        </w:rPr>
+        <w:t>SelectFromModel</w:t>
+      </w:r>
+      <w:proofErr w:type="spellEnd"/>
+      <w:r>
+        <w:rPr>
+          <w:rFonts w:ascii="Times New Roman" w:hAnsi="Times New Roman" w:cs="Times New Roman"/>
+        </w:rPr>
+        <w:t xml:space="preserve"> features). </w:t>
       </w:r>
       <w:r>
         <w:rPr>
@@ -9744,6 +10343,7 @@
         </w:rPr>
         <w:t>|</w:t>
       </w:r>
+      <w:proofErr w:type="spellStart"/>
       <w:r>
         <w:rPr>
           <w:rFonts w:ascii="Times New Roman" w:hAnsi="Times New Roman" w:cs="Times New Roman"/>
@@ -9759,6 +10359,7 @@
         </w:rPr>
         <w:t>j</w:t>
       </w:r>
+      <w:proofErr w:type="spellEnd"/>
       <w:r>
         <w:rPr>
           <w:rFonts w:ascii="Times New Roman" w:hAnsi="Times New Roman" w:cs="Times New Roman"/>
@@ -10070,11 +10671,19 @@
                 <w:rFonts w:ascii="Times New Roman" w:hAnsi="Times New Roman" w:cs="Times New Roman"/>
               </w:rPr>
             </w:pPr>
-            <w:r>
-              <w:rPr>
-                <w:rFonts w:ascii="Times New Roman" w:hAnsi="Times New Roman" w:cs="Times New Roman"/>
-              </w:rPr>
-              <w:t>hypsochromic shift</w:t>
+            <w:proofErr w:type="spellStart"/>
+            <w:r>
+              <w:rPr>
+                <w:rFonts w:ascii="Times New Roman" w:hAnsi="Times New Roman" w:cs="Times New Roman"/>
+              </w:rPr>
+              <w:t>hypsochromic</w:t>
+            </w:r>
+            <w:proofErr w:type="spellEnd"/>
+            <w:r>
+              <w:rPr>
+                <w:rFonts w:ascii="Times New Roman" w:hAnsi="Times New Roman" w:cs="Times New Roman"/>
+              </w:rPr>
+              <w:t xml:space="preserve"> shift</w:t>
             </w:r>
             <w:r>
               <w:rPr>
@@ -10119,7 +10728,21 @@
               <w:rPr>
                 <w:rFonts w:ascii="Times New Roman" w:hAnsi="Times New Roman" w:cs="Times New Roman"/>
               </w:rPr>
-              <w:t>Inorganic Br raises the bandgap and favours wider-gap</w:t>
+              <w:t xml:space="preserve">Inorganic Br raises the bandgap and </w:t>
+            </w:r>
+            <w:proofErr w:type="spellStart"/>
+            <w:r>
+              <w:rPr>
+                <w:rFonts w:ascii="Times New Roman" w:hAnsi="Times New Roman" w:cs="Times New Roman"/>
+              </w:rPr>
+              <w:t>favours</w:t>
+            </w:r>
+            <w:proofErr w:type="spellEnd"/>
+            <w:r>
+              <w:rPr>
+                <w:rFonts w:ascii="Times New Roman" w:hAnsi="Times New Roman" w:cs="Times New Roman"/>
+              </w:rPr>
+              <w:t xml:space="preserve"> wider-gap</w:t>
             </w:r>
             <w:r>
               <w:rPr>
@@ -10238,11 +10861,19 @@
                 <w:rFonts w:ascii="Times New Roman" w:hAnsi="Times New Roman" w:cs="Times New Roman"/>
               </w:rPr>
             </w:pPr>
-            <w:r>
-              <w:rPr>
-                <w:rFonts w:ascii="Times New Roman" w:hAnsi="Times New Roman" w:cs="Times New Roman"/>
-              </w:rPr>
-              <w:t xml:space="preserve">hypsochromic shift </w:t>
+            <w:proofErr w:type="spellStart"/>
+            <w:r>
+              <w:rPr>
+                <w:rFonts w:ascii="Times New Roman" w:hAnsi="Times New Roman" w:cs="Times New Roman"/>
+              </w:rPr>
+              <w:t>hypsochromic</w:t>
+            </w:r>
+            <w:proofErr w:type="spellEnd"/>
+            <w:r>
+              <w:rPr>
+                <w:rFonts w:ascii="Times New Roman" w:hAnsi="Times New Roman" w:cs="Times New Roman"/>
+              </w:rPr>
+              <w:t xml:space="preserve"> shift </w:t>
             </w:r>
             <w:r>
               <w:rPr>
@@ -10515,6 +11146,7 @@
                 <w:rFonts w:ascii="Times New Roman" w:hAnsi="Times New Roman" w:cs="Times New Roman"/>
               </w:rPr>
             </w:pPr>
+            <w:proofErr w:type="spellStart"/>
             <w:r>
               <w:rPr>
                 <w:rStyle w:val="VerbatimChar"/>
@@ -10523,6 +11155,7 @@
               </w:rPr>
               <w:t>FABr_TO_Pb</w:t>
             </w:r>
+            <w:proofErr w:type="spellEnd"/>
           </w:p>
         </w:tc>
         <w:tc>
@@ -10625,6 +11258,7 @@
               </w:rPr>
               <w:t xml:space="preserve">FA bromide pathway competes with high-gap chloride/bromide routes; higher </w:t>
             </w:r>
+            <w:proofErr w:type="spellStart"/>
             <w:proofErr w:type="gramStart"/>
             <w:r>
               <w:rPr>
@@ -10632,6 +11266,7 @@
               </w:rPr>
               <w:t>FA:Pb</w:t>
             </w:r>
+            <w:proofErr w:type="spellEnd"/>
             <w:proofErr w:type="gramEnd"/>
             <w:r>
               <w:rPr>
@@ -10724,6 +11359,7 @@
                 <w:rFonts w:ascii="Times New Roman" w:hAnsi="Times New Roman" w:cs="Times New Roman"/>
               </w:rPr>
             </w:pPr>
+            <w:proofErr w:type="spellStart"/>
             <w:r>
               <w:rPr>
                 <w:rStyle w:val="VerbatimChar"/>
@@ -10732,6 +11368,7 @@
               </w:rPr>
               <w:t>CsI_TO_Pb</w:t>
             </w:r>
+            <w:proofErr w:type="spellEnd"/>
           </w:p>
         </w:tc>
         <w:tc>
@@ -10828,11 +11465,19 @@
                 <w:rFonts w:ascii="Times New Roman" w:hAnsi="Times New Roman" w:cs="Times New Roman"/>
               </w:rPr>
             </w:pPr>
-            <w:r>
-              <w:rPr>
-                <w:rFonts w:ascii="Times New Roman" w:hAnsi="Times New Roman" w:cs="Times New Roman"/>
-              </w:rPr>
-              <w:t>Caesium iodide makes the quasi-2D MHPs iodide-rich</w:t>
+            <w:proofErr w:type="spellStart"/>
+            <w:r>
+              <w:rPr>
+                <w:rFonts w:ascii="Times New Roman" w:hAnsi="Times New Roman" w:cs="Times New Roman"/>
+              </w:rPr>
+              <w:t>Caesium</w:t>
+            </w:r>
+            <w:proofErr w:type="spellEnd"/>
+            <w:r>
+              <w:rPr>
+                <w:rFonts w:ascii="Times New Roman" w:hAnsi="Times New Roman" w:cs="Times New Roman"/>
+              </w:rPr>
+              <w:t xml:space="preserve"> iodide makes the quasi-2D MHPs iodide-rich</w:t>
             </w:r>
             <w:r>
               <w:rPr>
@@ -10954,11 +11599,19 @@
                 <w:rFonts w:ascii="Times New Roman" w:hAnsi="Times New Roman" w:cs="Times New Roman"/>
               </w:rPr>
             </w:pPr>
-            <w:r>
-              <w:rPr>
-                <w:rFonts w:ascii="Times New Roman" w:hAnsi="Times New Roman" w:cs="Times New Roman"/>
-              </w:rPr>
-              <w:t xml:space="preserve">hypsochromic shift </w:t>
+            <w:proofErr w:type="spellStart"/>
+            <w:r>
+              <w:rPr>
+                <w:rFonts w:ascii="Times New Roman" w:hAnsi="Times New Roman" w:cs="Times New Roman"/>
+              </w:rPr>
+              <w:t>hypsochromic</w:t>
+            </w:r>
+            <w:proofErr w:type="spellEnd"/>
+            <w:r>
+              <w:rPr>
+                <w:rFonts w:ascii="Times New Roman" w:hAnsi="Times New Roman" w:cs="Times New Roman"/>
+              </w:rPr>
+              <w:t xml:space="preserve"> shift </w:t>
             </w:r>
             <w:r>
               <w:rPr>
@@ -11182,7 +11835,21 @@
               <w:rPr>
                 <w:rFonts w:ascii="Times New Roman" w:hAnsi="Times New Roman" w:cs="Times New Roman"/>
               </w:rPr>
-              <w:t>Primary-spacer VSA by electrotopological state</w:t>
+              <w:t xml:space="preserve">Primary-spacer VSA by </w:t>
+            </w:r>
+            <w:proofErr w:type="spellStart"/>
+            <w:r>
+              <w:rPr>
+                <w:rFonts w:ascii="Times New Roman" w:hAnsi="Times New Roman" w:cs="Times New Roman"/>
+              </w:rPr>
+              <w:t>electrotopological</w:t>
+            </w:r>
+            <w:proofErr w:type="spellEnd"/>
+            <w:r>
+              <w:rPr>
+                <w:rFonts w:ascii="Times New Roman" w:hAnsi="Times New Roman" w:cs="Times New Roman"/>
+              </w:rPr>
+              <w:t xml:space="preserve"> state</w:t>
             </w:r>
             <w:r>
               <w:rPr>
@@ -11236,6 +11903,7 @@
                 <w:rFonts w:ascii="Times New Roman" w:hAnsi="Times New Roman" w:cs="Times New Roman"/>
               </w:rPr>
             </w:pPr>
+            <w:proofErr w:type="spellStart"/>
             <w:r>
               <w:rPr>
                 <w:rStyle w:val="VerbatimChar"/>
@@ -11244,6 +11912,7 @@
               </w:rPr>
               <w:t>CsBr_TO_Pb</w:t>
             </w:r>
+            <w:proofErr w:type="spellEnd"/>
           </w:p>
         </w:tc>
         <w:tc>
@@ -11314,11 +11983,19 @@
                 <w:rFonts w:ascii="Times New Roman" w:hAnsi="Times New Roman" w:cs="Times New Roman"/>
               </w:rPr>
             </w:pPr>
-            <w:r>
-              <w:rPr>
-                <w:rFonts w:ascii="Times New Roman" w:hAnsi="Times New Roman" w:cs="Times New Roman"/>
-              </w:rPr>
-              <w:t>CsBr fraction modulates A-site/halide balance; weaker monotonic trend because Cs appears with mixed halides</w:t>
+            <w:proofErr w:type="spellStart"/>
+            <w:r>
+              <w:rPr>
+                <w:rFonts w:ascii="Times New Roman" w:hAnsi="Times New Roman" w:cs="Times New Roman"/>
+              </w:rPr>
+              <w:t>CsBr</w:t>
+            </w:r>
+            <w:proofErr w:type="spellEnd"/>
+            <w:r>
+              <w:rPr>
+                <w:rFonts w:ascii="Times New Roman" w:hAnsi="Times New Roman" w:cs="Times New Roman"/>
+              </w:rPr>
+              <w:t xml:space="preserve"> fraction modulates A-site/halide balance; weaker monotonic trend because Cs appears with mixed halides</w:t>
             </w:r>
             <w:r>
               <w:rPr>
@@ -11462,11 +12139,19 @@
               </w:rPr>
               <w:t xml:space="preserve">DMF vs DMSO shifts </w:t>
             </w:r>
-            <w:r>
-              <w:rPr>
-                <w:rFonts w:ascii="Times New Roman" w:hAnsi="Times New Roman" w:cs="Times New Roman"/>
-              </w:rPr>
-              <w:t>crystallisation and phase distribution</w:t>
+            <w:proofErr w:type="spellStart"/>
+            <w:r>
+              <w:rPr>
+                <w:rFonts w:ascii="Times New Roman" w:hAnsi="Times New Roman" w:cs="Times New Roman"/>
+              </w:rPr>
+              <w:t>crystallisation</w:t>
+            </w:r>
+            <w:proofErr w:type="spellEnd"/>
+            <w:r>
+              <w:rPr>
+                <w:rFonts w:ascii="Times New Roman" w:hAnsi="Times New Roman" w:cs="Times New Roman"/>
+              </w:rPr>
+              <w:t xml:space="preserve"> and phase distribution</w:t>
             </w:r>
           </w:p>
         </w:tc>
@@ -11502,6 +12187,7 @@
                 <w:rFonts w:ascii="Times New Roman" w:hAnsi="Times New Roman" w:cs="Times New Roman"/>
               </w:rPr>
             </w:pPr>
+            <w:proofErr w:type="spellStart"/>
             <w:r>
               <w:rPr>
                 <w:rStyle w:val="VerbatimChar"/>
@@ -11558,6 +12244,7 @@
               </w:rPr>
               <w:t>_RATIO</w:t>
             </w:r>
+            <w:proofErr w:type="spellEnd"/>
           </w:p>
         </w:tc>
         <w:tc>
@@ -11901,11 +12588,19 @@
                 <w:rFonts w:ascii="Times New Roman" w:hAnsi="Times New Roman" w:cs="Times New Roman"/>
               </w:rPr>
             </w:pPr>
-            <w:r>
-              <w:rPr>
-                <w:rFonts w:ascii="Times New Roman" w:hAnsi="Times New Roman" w:cs="Times New Roman"/>
-              </w:rPr>
-              <w:t>hypsochromic shift</w:t>
+            <w:proofErr w:type="spellStart"/>
+            <w:r>
+              <w:rPr>
+                <w:rFonts w:ascii="Times New Roman" w:hAnsi="Times New Roman" w:cs="Times New Roman"/>
+              </w:rPr>
+              <w:t>hypsochromic</w:t>
+            </w:r>
+            <w:proofErr w:type="spellEnd"/>
+            <w:r>
+              <w:rPr>
+                <w:rFonts w:ascii="Times New Roman" w:hAnsi="Times New Roman" w:cs="Times New Roman"/>
+              </w:rPr>
+              <w:t xml:space="preserve"> shift</w:t>
             </w:r>
             <w:r>
               <w:rPr>
@@ -12251,7 +12946,21 @@
         <w:rPr>
           <w:rFonts w:ascii="Times New Roman" w:hAnsi="Times New Roman" w:cs="Times New Roman"/>
         </w:rPr>
-        <w:t xml:space="preserve">Screenshot of the Streamlit web application </w:t>
+        <w:t xml:space="preserve">Screenshot of the </w:t>
+      </w:r>
+      <w:proofErr w:type="spellStart"/>
+      <w:r>
+        <w:rPr>
+          <w:rFonts w:ascii="Times New Roman" w:hAnsi="Times New Roman" w:cs="Times New Roman"/>
+        </w:rPr>
+        <w:t>Streamlit</w:t>
+      </w:r>
+      <w:proofErr w:type="spellEnd"/>
+      <w:r>
+        <w:rPr>
+          <w:rFonts w:ascii="Times New Roman" w:hAnsi="Times New Roman" w:cs="Times New Roman"/>
+        </w:rPr>
+        <w:t xml:space="preserve"> web application </w:t>
       </w:r>
       <w:r>
         <w:rPr>
@@ -12308,13 +13017,23 @@
         </w:rPr>
         <w:t xml:space="preserve">Interactive </w:t>
       </w:r>
+      <w:proofErr w:type="spellStart"/>
       <w:r>
         <w:rPr>
           <w:rFonts w:ascii="Times New Roman" w:hAnsi="Times New Roman" w:cs="Times New Roman"/>
           <w:b/>
           <w:bCs/>
         </w:rPr>
-        <w:t xml:space="preserve">Streamlit </w:t>
+        <w:t>Streamlit</w:t>
+      </w:r>
+      <w:proofErr w:type="spellEnd"/>
+      <w:r>
+        <w:rPr>
+          <w:rFonts w:ascii="Times New Roman" w:hAnsi="Times New Roman" w:cs="Times New Roman"/>
+          <w:b/>
+          <w:bCs/>
+        </w:rPr>
+        <w:t xml:space="preserve"> </w:t>
       </w:r>
       <w:r>
         <w:rPr>
@@ -12339,7 +13058,21 @@
         <w:rPr>
           <w:rFonts w:ascii="Times New Roman" w:hAnsi="Times New Roman" w:cs="Times New Roman"/>
         </w:rPr>
-        <w:t xml:space="preserve">To bridge the gap between machine learning model development and practical experimental application, we deployed our champion 13-feature SVR model as an interactive, publicly accessible web application using Streamlit Cloud. </w:t>
+        <w:t xml:space="preserve">To bridge the gap between machine learning model development and practical experimental application, we deployed our champion 13-feature SVR model as an interactive, publicly accessible web application using </w:t>
+      </w:r>
+      <w:proofErr w:type="spellStart"/>
+      <w:r>
+        <w:rPr>
+          <w:rFonts w:ascii="Times New Roman" w:hAnsi="Times New Roman" w:cs="Times New Roman"/>
+        </w:rPr>
+        <w:t>Streamlit</w:t>
+      </w:r>
+      <w:proofErr w:type="spellEnd"/>
+      <w:r>
+        <w:rPr>
+          <w:rFonts w:ascii="Times New Roman" w:hAnsi="Times New Roman" w:cs="Times New Roman"/>
+        </w:rPr>
+        <w:t xml:space="preserve"> Cloud. </w:t>
       </w:r>
       <w:r>
         <w:rPr>
@@ -12357,7 +13090,21 @@
         <w:rPr>
           <w:rFonts w:ascii="Times New Roman" w:hAnsi="Times New Roman" w:cs="Times New Roman"/>
         </w:rPr>
-        <w:t xml:space="preserve"> for the Streamlit application</w:t>
+        <w:t xml:space="preserve"> for the </w:t>
+      </w:r>
+      <w:proofErr w:type="spellStart"/>
+      <w:r>
+        <w:rPr>
+          <w:rFonts w:ascii="Times New Roman" w:hAnsi="Times New Roman" w:cs="Times New Roman"/>
+        </w:rPr>
+        <w:t>Streamlit</w:t>
+      </w:r>
+      <w:proofErr w:type="spellEnd"/>
+      <w:r>
+        <w:rPr>
+          <w:rFonts w:ascii="Times New Roman" w:hAnsi="Times New Roman" w:cs="Times New Roman"/>
+        </w:rPr>
+        <w:t xml:space="preserve"> application</w:t>
       </w:r>
       <w:r>
         <w:rPr>
@@ -12451,7 +13198,35 @@
         <w:rPr>
           <w:rFonts w:ascii="Times New Roman" w:hAnsi="Times New Roman" w:cs="Times New Roman"/>
         </w:rPr>
-        <w:t xml:space="preserve">While previous studies have established the theoretical feasibility of using ML to predict perovskite emission properties, they often lack user-friendly interfaces, restricting their utility to researchers with programming expertise. Our web application allows users to seamlessly input primary and secondary organic spacers via IUPAC names, SMILES strings, or a predefined dropdown list, alongside experimental processing variables and precursor molar ratios. The application automatically computes the necessary RDKit molecular descriptors in the backend and predicts the emission photon energy and corresponding wavelength, providing a visual colour </w:t>
+        <w:t xml:space="preserve">While previous studies have established the theoretical feasibility of using ML to predict perovskite emission properties, they often lack user-friendly interfaces, restricting their utility to researchers with programming expertise. Our web application allows users to seamlessly input primary and secondary organic spacers via IUPAC names, SMILES strings, or a predefined dropdown list, alongside experimental processing variables and precursor molar ratios. The application automatically computes the necessary </w:t>
+      </w:r>
+      <w:proofErr w:type="spellStart"/>
+      <w:r>
+        <w:rPr>
+          <w:rFonts w:ascii="Times New Roman" w:hAnsi="Times New Roman" w:cs="Times New Roman"/>
+        </w:rPr>
+        <w:t>RDKit</w:t>
+      </w:r>
+      <w:proofErr w:type="spellEnd"/>
+      <w:r>
+        <w:rPr>
+          <w:rFonts w:ascii="Times New Roman" w:hAnsi="Times New Roman" w:cs="Times New Roman"/>
+        </w:rPr>
+        <w:t xml:space="preserve"> molecular descriptors in the backend and predicts the emission photon energy and corresponding wavelength, providing a visual </w:t>
+      </w:r>
+      <w:proofErr w:type="spellStart"/>
+      <w:r>
+        <w:rPr>
+          <w:rFonts w:ascii="Times New Roman" w:hAnsi="Times New Roman" w:cs="Times New Roman"/>
+        </w:rPr>
+        <w:t>colour</w:t>
+      </w:r>
+      <w:proofErr w:type="spellEnd"/>
+      <w:r>
+        <w:rPr>
+          <w:rFonts w:ascii="Times New Roman" w:hAnsi="Times New Roman" w:cs="Times New Roman"/>
+        </w:rPr>
+        <w:t xml:space="preserve"> </w:t>
       </w:r>
       <w:r>
         <w:rPr>
@@ -12941,7 +13716,21 @@
         <w:rPr>
           <w:rFonts w:ascii="Times New Roman" w:hAnsi="Times New Roman" w:cs="Times New Roman"/>
         </w:rPr>
-        <w:t xml:space="preserve"> CatBoost model that treats HTL, ETL, and additive as native categorical variables</w:t>
+        <w:t xml:space="preserve"> </w:t>
+      </w:r>
+      <w:proofErr w:type="spellStart"/>
+      <w:r>
+        <w:rPr>
+          <w:rFonts w:ascii="Times New Roman" w:hAnsi="Times New Roman" w:cs="Times New Roman"/>
+        </w:rPr>
+        <w:t>CatBoost</w:t>
+      </w:r>
+      <w:proofErr w:type="spellEnd"/>
+      <w:r>
+        <w:rPr>
+          <w:rFonts w:ascii="Times New Roman" w:hAnsi="Times New Roman" w:cs="Times New Roman"/>
+        </w:rPr>
+        <w:t xml:space="preserve"> model that treats HTL, ETL, and additive as native categorical variables</w:t>
       </w:r>
       <w:r>
         <w:rPr>
@@ -13101,7 +13890,21 @@
         <w:rPr>
           <w:rFonts w:ascii="Times New Roman" w:hAnsi="Times New Roman" w:cs="Times New Roman"/>
         </w:rPr>
-        <w:t xml:space="preserve">emission colour at the materials level, one might hope EQE would follow from the same tables. </w:t>
+        <w:t xml:space="preserve">emission </w:t>
+      </w:r>
+      <w:proofErr w:type="spellStart"/>
+      <w:r>
+        <w:rPr>
+          <w:rFonts w:ascii="Times New Roman" w:hAnsi="Times New Roman" w:cs="Times New Roman"/>
+        </w:rPr>
+        <w:t>colour</w:t>
+      </w:r>
+      <w:proofErr w:type="spellEnd"/>
+      <w:r>
+        <w:rPr>
+          <w:rFonts w:ascii="Times New Roman" w:hAnsi="Times New Roman" w:cs="Times New Roman"/>
+        </w:rPr>
+        <w:t xml:space="preserve"> at the materials level, one might hope EQE would follow from the same tables. </w:t>
       </w:r>
       <w:r>
         <w:rPr>
@@ -13137,7 +13940,21 @@
         <w:rPr>
           <w:rFonts w:ascii="Times New Roman" w:hAnsi="Times New Roman" w:cs="Times New Roman"/>
         </w:rPr>
-        <w:t xml:space="preserve"> available in published PeLED </w:t>
+        <w:t xml:space="preserve"> available in published </w:t>
+      </w:r>
+      <w:proofErr w:type="spellStart"/>
+      <w:r>
+        <w:rPr>
+          <w:rFonts w:ascii="Times New Roman" w:hAnsi="Times New Roman" w:cs="Times New Roman"/>
+        </w:rPr>
+        <w:t>PeLED</w:t>
+      </w:r>
+      <w:proofErr w:type="spellEnd"/>
+      <w:r>
+        <w:rPr>
+          <w:rFonts w:ascii="Times New Roman" w:hAnsi="Times New Roman" w:cs="Times New Roman"/>
+        </w:rPr>
+        <w:t xml:space="preserve"> </w:t>
       </w:r>
       <w:r>
         <w:rPr>
@@ -13366,8 +14183,16 @@
               <w:rPr>
                 <w:rFonts w:ascii="Times New Roman" w:hAnsi="Times New Roman" w:cs="Times New Roman"/>
               </w:rPr>
-              <w:t>Tuned XGBoost</w:t>
-            </w:r>
+              <w:t xml:space="preserve">Tuned </w:t>
+            </w:r>
+            <w:proofErr w:type="spellStart"/>
+            <w:r>
+              <w:rPr>
+                <w:rFonts w:ascii="Times New Roman" w:hAnsi="Times New Roman" w:cs="Times New Roman"/>
+              </w:rPr>
+              <w:t>XGBoost</w:t>
+            </w:r>
+            <w:proofErr w:type="spellEnd"/>
           </w:p>
         </w:tc>
         <w:tc>
@@ -13538,8 +14363,16 @@
               <w:rPr>
                 <w:rFonts w:ascii="Times New Roman" w:hAnsi="Times New Roman" w:cs="Times New Roman"/>
               </w:rPr>
-              <w:t>Tuned CatBoost</w:t>
-            </w:r>
+              <w:t xml:space="preserve">Tuned </w:t>
+            </w:r>
+            <w:proofErr w:type="spellStart"/>
+            <w:r>
+              <w:rPr>
+                <w:rFonts w:ascii="Times New Roman" w:hAnsi="Times New Roman" w:cs="Times New Roman"/>
+              </w:rPr>
+              <w:t>CatBoost</w:t>
+            </w:r>
+            <w:proofErr w:type="spellEnd"/>
           </w:p>
         </w:tc>
         <w:tc>
@@ -13833,11 +14666,19 @@
         </w:rPr>
         <w:t xml:space="preserve"> </w:t>
       </w:r>
-      <w:r>
-        <w:rPr>
-          <w:rFonts w:ascii="Times New Roman" w:hAnsi="Times New Roman" w:cs="Times New Roman"/>
-        </w:rPr>
-        <w:t xml:space="preserve">PeLED performance labels </w:t>
+      <w:proofErr w:type="spellStart"/>
+      <w:r>
+        <w:rPr>
+          <w:rFonts w:ascii="Times New Roman" w:hAnsi="Times New Roman" w:cs="Times New Roman"/>
+        </w:rPr>
+        <w:t>PeLED</w:t>
+      </w:r>
+      <w:proofErr w:type="spellEnd"/>
+      <w:r>
+        <w:rPr>
+          <w:rFonts w:ascii="Times New Roman" w:hAnsi="Times New Roman" w:cs="Times New Roman"/>
+        </w:rPr>
+        <w:t xml:space="preserve"> performance labels </w:t>
       </w:r>
       <w:r>
         <w:rPr>
@@ -14067,7 +14908,21 @@
         <w:rPr>
           <w:rFonts w:ascii="Times New Roman" w:hAnsi="Times New Roman" w:cs="Times New Roman"/>
         </w:rPr>
-        <w:t>SHAP summary for the CatBoost EQE model.</w:t>
+        <w:t xml:space="preserve">SHAP summary for the </w:t>
+      </w:r>
+      <w:proofErr w:type="spellStart"/>
+      <w:r>
+        <w:rPr>
+          <w:rFonts w:ascii="Times New Roman" w:hAnsi="Times New Roman" w:cs="Times New Roman"/>
+        </w:rPr>
+        <w:t>CatBoost</w:t>
+      </w:r>
+      <w:proofErr w:type="spellEnd"/>
+      <w:r>
+        <w:rPr>
+          <w:rFonts w:ascii="Times New Roman" w:hAnsi="Times New Roman" w:cs="Times New Roman"/>
+        </w:rPr>
+        <w:t xml:space="preserve"> EQE model.</w:t>
       </w:r>
     </w:p>
     <w:p>
@@ -14116,7 +14971,21 @@
         <w:rPr>
           <w:rFonts w:ascii="Times New Roman" w:hAnsi="Times New Roman" w:cs="Times New Roman"/>
         </w:rPr>
-        <w:t xml:space="preserve">, focusing on emission energy and device EQE. Then performed an initial cleanup using snowflake and pandas dataframe functions, respectively. Thereafter, molecular descriptors were generated for the organic spacers from their SMILES, and feature selection methods were applied. Finally, ML models were trained and evaluated. </w:t>
+        <w:t xml:space="preserve">, focusing on emission energy and device EQE. Then performed an initial cleanup using snowflake and pandas </w:t>
+      </w:r>
+      <w:proofErr w:type="spellStart"/>
+      <w:r>
+        <w:rPr>
+          <w:rFonts w:ascii="Times New Roman" w:hAnsi="Times New Roman" w:cs="Times New Roman"/>
+        </w:rPr>
+        <w:t>dataframe</w:t>
+      </w:r>
+      <w:proofErr w:type="spellEnd"/>
+      <w:r>
+        <w:rPr>
+          <w:rFonts w:ascii="Times New Roman" w:hAnsi="Times New Roman" w:cs="Times New Roman"/>
+        </w:rPr>
+        <w:t xml:space="preserve"> functions, respectively. Thereafter, molecular descriptors were generated for the organic spacers from their SMILES, and feature selection methods were applied. Finally, ML models were trained and evaluated. </w:t>
       </w:r>
     </w:p>
     <w:p>
@@ -14159,12 +15028,14 @@
         </w:rPr>
         <w:t xml:space="preserve"> </w:t>
       </w:r>
+      <w:proofErr w:type="spellStart"/>
       <w:r>
         <w:rPr>
           <w:rFonts w:ascii="Times New Roman" w:hAnsi="Times New Roman" w:cs="Times New Roman"/>
         </w:rPr>
         <w:t>utilising</w:t>
       </w:r>
+      <w:proofErr w:type="spellEnd"/>
       <w:r>
         <w:rPr>
           <w:rFonts w:ascii="Times New Roman" w:hAnsi="Times New Roman" w:cs="Times New Roman"/>
@@ -14250,12 +15121,14 @@
         </w:rPr>
         <w:t xml:space="preserve">variable RFECV feature selection routine on held-out test records. For the </w:t>
       </w:r>
+      <w:proofErr w:type="spellStart"/>
       <w:r>
         <w:rPr>
           <w:rFonts w:ascii="Times New Roman" w:hAnsi="Times New Roman" w:cs="Times New Roman"/>
         </w:rPr>
         <w:t>optimised</w:t>
       </w:r>
+      <w:proofErr w:type="spellEnd"/>
       <w:r>
         <w:rPr>
           <w:rFonts w:ascii="Times New Roman" w:hAnsi="Times New Roman" w:cs="Times New Roman"/>
@@ -14588,12 +15461,14 @@
         </w:rPr>
         <w:t xml:space="preserve">metrics such as EQE remain fundamentally unlearnable across heterogeneous literature sources without strictly </w:t>
       </w:r>
+      <w:proofErr w:type="spellStart"/>
       <w:r>
         <w:rPr>
           <w:rFonts w:ascii="Times New Roman" w:hAnsi="Times New Roman" w:cs="Times New Roman"/>
         </w:rPr>
         <w:t>standardised</w:t>
       </w:r>
+      <w:proofErr w:type="spellEnd"/>
       <w:r>
         <w:rPr>
           <w:rFonts w:ascii="Times New Roman" w:hAnsi="Times New Roman" w:cs="Times New Roman"/>
@@ -14635,7 +15510,21 @@
         <w:rPr>
           <w:rFonts w:ascii="Times New Roman" w:hAnsi="Times New Roman" w:cs="Times New Roman"/>
         </w:rPr>
-        <w:t xml:space="preserve">Finally, to make this work practically useful for the research community, the best-performing 13-feature SVR model is deployed as a publicly accessible web UI application in Streamlit Cloud. Instead of </w:t>
+        <w:t xml:space="preserve">Finally, to make this work practically useful for the research community, the best-performing 13-feature SVR model is deployed as a publicly accessible web UI application in </w:t>
+      </w:r>
+      <w:proofErr w:type="spellStart"/>
+      <w:r>
+        <w:rPr>
+          <w:rFonts w:ascii="Times New Roman" w:hAnsi="Times New Roman" w:cs="Times New Roman"/>
+        </w:rPr>
+        <w:t>Streamlit</w:t>
+      </w:r>
+      <w:proofErr w:type="spellEnd"/>
+      <w:r>
+        <w:rPr>
+          <w:rFonts w:ascii="Times New Roman" w:hAnsi="Times New Roman" w:cs="Times New Roman"/>
+        </w:rPr>
+        <w:t xml:space="preserve"> Cloud. Instead of </w:t>
       </w:r>
       <w:r>
         <w:rPr>
@@ -14686,22 +15575,42 @@
           <w:lang w:eastAsia="ja-JP"/>
         </w:rPr>
       </w:pPr>
+      <w:proofErr w:type="spellStart"/>
       <w:r>
         <w:rPr>
           <w:rFonts w:ascii="Times New Roman" w:eastAsia="MS Mincho" w:hAnsi="Times New Roman" w:cs="Times New Roman"/>
           <w:b/>
           <w:lang w:eastAsia="ja-JP"/>
         </w:rPr>
-        <w:t>Github and</w:t>
-      </w:r>
+        <w:t>Github</w:t>
+      </w:r>
+      <w:proofErr w:type="spellEnd"/>
       <w:r>
         <w:rPr>
           <w:rFonts w:ascii="Times New Roman" w:eastAsia="MS Mincho" w:hAnsi="Times New Roman" w:cs="Times New Roman"/>
           <w:b/>
           <w:lang w:eastAsia="ja-JP"/>
         </w:rPr>
-        <w:t xml:space="preserve"> Streamlit</w:t>
-      </w:r>
+        <w:t xml:space="preserve"> and</w:t>
+      </w:r>
+      <w:r>
+        <w:rPr>
+          <w:rFonts w:ascii="Times New Roman" w:eastAsia="MS Mincho" w:hAnsi="Times New Roman" w:cs="Times New Roman"/>
+          <w:b/>
+          <w:lang w:eastAsia="ja-JP"/>
+        </w:rPr>
+        <w:t xml:space="preserve"> </w:t>
+      </w:r>
+      <w:proofErr w:type="spellStart"/>
+      <w:r>
+        <w:rPr>
+          <w:rFonts w:ascii="Times New Roman" w:eastAsia="MS Mincho" w:hAnsi="Times New Roman" w:cs="Times New Roman"/>
+          <w:b/>
+          <w:lang w:eastAsia="ja-JP"/>
+        </w:rPr>
+        <w:t>Streamlit</w:t>
+      </w:r>
+      <w:proofErr w:type="spellEnd"/>
       <w:r>
         <w:rPr>
           <w:rFonts w:ascii="Times New Roman" w:eastAsia="MS Mincho" w:hAnsi="Times New Roman" w:cs="Times New Roman"/>
@@ -14798,7 +15707,20 @@
           <w:rFonts w:ascii="Times New Roman" w:hAnsi="Times New Roman" w:cs="Times New Roman"/>
         </w:rPr>
         <w:br/>
-        <w:t xml:space="preserve">Streamlit web UI application link: </w:t>
+      </w:r>
+      <w:proofErr w:type="spellStart"/>
+      <w:r>
+        <w:rPr>
+          <w:rFonts w:ascii="Times New Roman" w:hAnsi="Times New Roman" w:cs="Times New Roman"/>
+        </w:rPr>
+        <w:t>Streamlit</w:t>
+      </w:r>
+      <w:proofErr w:type="spellEnd"/>
+      <w:r>
+        <w:rPr>
+          <w:rFonts w:ascii="Times New Roman" w:hAnsi="Times New Roman" w:cs="Times New Roman"/>
+        </w:rPr>
+        <w:t xml:space="preserve"> web UI application link: </w:t>
       </w:r>
       <w:r>
         <w:rPr>
@@ -14870,16 +15792,24 @@
           <w:b/>
         </w:rPr>
       </w:pPr>
+      <w:proofErr w:type="spellStart"/>
       <w:r>
         <w:rPr>
           <w:lang w:val="en-IN"/>
         </w:rPr>
-        <w:t>Ranadeep Raj Sumukam</w:t>
-      </w:r>
+        <w:t>Ranadeep</w:t>
+      </w:r>
+      <w:proofErr w:type="spellEnd"/>
       <w:r>
         <w:rPr>
           <w:lang w:val="en-IN"/>
         </w:rPr>
+        <w:t xml:space="preserve"> Raj Sumukam</w:t>
+      </w:r>
+      <w:r>
+        <w:rPr>
+          <w:lang w:val="en-IN"/>
+        </w:rPr>
         <w:t xml:space="preserve">: </w:t>
       </w:r>
       <w:r>
@@ -14931,7 +15861,15 @@
         <w:t xml:space="preserve">. </w:t>
       </w:r>
       <w:r>
-        <w:t> Murali Banavoth: funding, supervision, project administration</w:t>
+        <w:t xml:space="preserve"> Murali </w:t>
+      </w:r>
+      <w:proofErr w:type="spellStart"/>
+      <w:r>
+        <w:t>Banavoth</w:t>
+      </w:r>
+      <w:proofErr w:type="spellEnd"/>
+      <w:r>
+        <w:t>: funding, supervision, project administration</w:t>
       </w:r>
       <w:r>
         <w:t xml:space="preserve">, </w:t>

--- a/ML_Quasi2D_Manuscript_Final.docx
+++ b/ML_Quasi2D_Manuscript_Final.docx
@@ -6789,9 +6789,106 @@
         <w:rPr>
           <w:rFonts w:ascii="Times New Roman" w:hAnsi="Times New Roman" w:cs="Times New Roman"/>
         </w:rPr>
-        <w:t xml:space="preserve"> All the </w:t>
-      </w:r>
-      <w:proofErr w:type="gramStart"/>
+        <w:t xml:space="preserve"> </w:t>
+      </w:r>
+      <w:r>
+        <w:rPr>
+          <w:rFonts w:ascii="Times New Roman" w:hAnsi="Times New Roman" w:cs="Times New Roman"/>
+        </w:rPr>
+        <w:t xml:space="preserve">To validate the statistical robustness of the champion SVR–RBF model with a limited dataset size (N = 283), 10-fold cross-validation was applied across all available records and bootstrap confidence intervals (n = 500 iterations) were computed on the </w:t>
+      </w:r>
+      <w:r>
+        <w:rPr>
+          <w:rFonts w:ascii="Times New Roman" w:hAnsi="Times New Roman" w:cs="Times New Roman"/>
+        </w:rPr>
+        <w:t>held-out</w:t>
+      </w:r>
+      <w:r>
+        <w:rPr>
+          <w:rFonts w:ascii="Times New Roman" w:hAnsi="Times New Roman" w:cs="Times New Roman"/>
+        </w:rPr>
+        <w:t xml:space="preserve"> test set</w:t>
+      </w:r>
+      <w:r>
+        <w:rPr>
+          <w:rFonts w:ascii="Times New Roman" w:hAnsi="Times New Roman" w:cs="Times New Roman"/>
+        </w:rPr>
+        <w:t xml:space="preserve"> </w:t>
+      </w:r>
+      <w:r>
+        <w:rPr>
+          <w:rFonts w:ascii="Times New Roman" w:hAnsi="Times New Roman" w:cs="Times New Roman"/>
+        </w:rPr>
+        <w:t>(Figure S2)</w:t>
+      </w:r>
+      <w:r>
+        <w:rPr>
+          <w:rFonts w:ascii="Times New Roman" w:hAnsi="Times New Roman" w:cs="Times New Roman"/>
+        </w:rPr>
+        <w:t>. The 10-fold CV yielded a mean R² = 0.931 ± 0.052 and RMSE = 0.074 ± 0.029 eV, consistent with the single</w:t>
+      </w:r>
+      <w:r>
+        <w:rPr>
+          <w:rFonts w:ascii="Times New Roman" w:hAnsi="Times New Roman" w:cs="Times New Roman"/>
+        </w:rPr>
+        <w:t xml:space="preserve"> </w:t>
+      </w:r>
+      <w:r>
+        <w:rPr>
+          <w:rFonts w:ascii="Times New Roman" w:hAnsi="Times New Roman" w:cs="Times New Roman"/>
+        </w:rPr>
+        <w:t>split test</w:t>
+      </w:r>
+      <w:r>
+        <w:rPr>
+          <w:rFonts w:ascii="Times New Roman" w:hAnsi="Times New Roman" w:cs="Times New Roman"/>
+        </w:rPr>
+        <w:t xml:space="preserve"> </w:t>
+      </w:r>
+      <w:r>
+        <w:rPr>
+          <w:rFonts w:ascii="Times New Roman" w:hAnsi="Times New Roman" w:cs="Times New Roman"/>
+        </w:rPr>
+        <w:t xml:space="preserve">set result (R² = 0.953, RMSE = 0.074 eV; 95% bootstrap CI: 0.053–0.091 eV), confirming that the reported performance is not </w:t>
+      </w:r>
+      <w:r>
+        <w:rPr>
+          <w:rFonts w:ascii="Times New Roman" w:hAnsi="Times New Roman" w:cs="Times New Roman"/>
+        </w:rPr>
+        <w:t xml:space="preserve">the result </w:t>
+      </w:r>
+      <w:r>
+        <w:rPr>
+          <w:rFonts w:ascii="Times New Roman" w:hAnsi="Times New Roman" w:cs="Times New Roman"/>
+        </w:rPr>
+        <w:t xml:space="preserve">of a </w:t>
+      </w:r>
+      <w:proofErr w:type="spellStart"/>
+      <w:r>
+        <w:rPr>
+          <w:rFonts w:ascii="Times New Roman" w:hAnsi="Times New Roman" w:cs="Times New Roman"/>
+        </w:rPr>
+        <w:t>favourable</w:t>
+      </w:r>
+      <w:proofErr w:type="spellEnd"/>
+      <w:r>
+        <w:rPr>
+          <w:rFonts w:ascii="Times New Roman" w:hAnsi="Times New Roman" w:cs="Times New Roman"/>
+        </w:rPr>
+        <w:t xml:space="preserve"> data split. The predicted-versus-experimental parity plot is shown in Figure 4.</w:t>
+      </w:r>
+      <w:r>
+        <w:rPr>
+          <w:rFonts w:ascii="Times New Roman" w:hAnsi="Times New Roman" w:cs="Times New Roman"/>
+        </w:rPr>
+        <w:t xml:space="preserve"> </w:t>
+      </w:r>
+      <w:r>
+        <w:rPr>
+          <w:rFonts w:ascii="Times New Roman" w:hAnsi="Times New Roman" w:cs="Times New Roman"/>
+        </w:rPr>
+        <w:t xml:space="preserve">All the </w:t>
+      </w:r>
       <w:r>
         <w:rPr>
           <w:rFonts w:ascii="Times New Roman" w:hAnsi="Times New Roman" w:cs="Times New Roman"/>
@@ -6804,7 +6901,6 @@
         </w:rPr>
         <w:t>s</w:t>
       </w:r>
-      <w:proofErr w:type="gramEnd"/>
       <w:r>
         <w:rPr>
           <w:rFonts w:ascii="Times New Roman" w:hAnsi="Times New Roman" w:cs="Times New Roman"/>
@@ -7006,7 +7102,6 @@
         <w:jc w:val="both"/>
         <w:rPr>
           <w:rFonts w:ascii="Times New Roman" w:hAnsi="Times New Roman" w:cs="Times New Roman"/>
-          <w:lang w:val="en-IN"/>
         </w:rPr>
       </w:pPr>
       <w:r>
@@ -7148,7 +7243,14 @@
         <w:rPr>
           <w:rFonts w:ascii="Times New Roman" w:hAnsi="Times New Roman" w:cs="Times New Roman"/>
         </w:rPr>
-        <w:t xml:space="preserve"> aligns well with the sample-to-feature ratio, which influences overfitting. </w:t>
+        <w:t xml:space="preserve"> aligns well with the sample-to-feature ratio, which </w:t>
+      </w:r>
+      <w:r>
+        <w:rPr>
+          <w:rFonts w:ascii="Times New Roman" w:hAnsi="Times New Roman" w:cs="Times New Roman"/>
+        </w:rPr>
+        <w:lastRenderedPageBreak/>
+        <w:t xml:space="preserve">influences overfitting. </w:t>
       </w:r>
       <w:r>
         <w:rPr>
@@ -7229,6 +7331,146 @@
           <w:rFonts w:ascii="Times New Roman" w:hAnsi="Times New Roman" w:cs="Times New Roman"/>
         </w:rPr>
         <w:t>.</w:t>
+      </w:r>
+    </w:p>
+    <w:p>
+      <w:pPr>
+        <w:pStyle w:val="BodyText"/>
+        <w:spacing w:before="0" w:after="0"/>
+        <w:rPr>
+          <w:lang w:val="en-IN"/>
+        </w:rPr>
+      </w:pPr>
+      <w:r>
+        <w:rPr>
+          <w:noProof/>
+        </w:rPr>
+        <w:drawing>
+          <wp:inline distT="0" distB="0" distL="0" distR="0" wp14:anchorId="17E2A901" wp14:editId="6C81F86B">
+            <wp:extent cx="5613722" cy="5204689"/>
+            <wp:effectExtent l="0" t="0" r="6350" b="0"/>
+            <wp:docPr id="784607525" name="Picture 1"/>
+            <wp:cNvGraphicFramePr>
+              <a:graphicFrameLocks xmlns:a="http://schemas.openxmlformats.org/drawingml/2006/main" noChangeAspect="1"/>
+            </wp:cNvGraphicFramePr>
+            <a:graphic xmlns:a="http://schemas.openxmlformats.org/drawingml/2006/main">
+              <a:graphicData uri="http://schemas.openxmlformats.org/drawingml/2006/picture">
+                <pic:pic xmlns:pic="http://schemas.openxmlformats.org/drawingml/2006/picture">
+                  <pic:nvPicPr>
+                    <pic:cNvPr id="0" name="Picture 1"/>
+                    <pic:cNvPicPr>
+                      <a:picLocks noChangeAspect="1" noChangeArrowheads="1"/>
+                    </pic:cNvPicPr>
+                  </pic:nvPicPr>
+                  <pic:blipFill>
+                    <a:blip r:embed="rId12" cstate="print">
+                      <a:extLst>
+                        <a:ext uri="{28A0092B-C50C-407E-A947-70E740481C1C}">
+                          <a14:useLocalDpi xmlns:a14="http://schemas.microsoft.com/office/drawing/2010/main" val="0"/>
+                        </a:ext>
+                      </a:extLst>
+                    </a:blip>
+                    <a:srcRect/>
+                    <a:stretch>
+                      <a:fillRect/>
+                    </a:stretch>
+                  </pic:blipFill>
+                  <pic:spPr bwMode="auto">
+                    <a:xfrm>
+                      <a:off x="0" y="0"/>
+                      <a:ext cx="5636911" cy="5226189"/>
+                    </a:xfrm>
+                    <a:prstGeom prst="rect">
+                      <a:avLst/>
+                    </a:prstGeom>
+                    <a:noFill/>
+                    <a:ln>
+                      <a:noFill/>
+                    </a:ln>
+                  </pic:spPr>
+                </pic:pic>
+              </a:graphicData>
+            </a:graphic>
+          </wp:inline>
+        </w:drawing>
+      </w:r>
+    </w:p>
+    <w:p>
+      <w:pPr>
+        <w:pStyle w:val="BodyText"/>
+        <w:spacing w:before="0" w:after="160" w:line="480" w:lineRule="auto"/>
+        <w:jc w:val="both"/>
+        <w:rPr>
+          <w:rFonts w:ascii="Times New Roman" w:hAnsi="Times New Roman" w:cs="Times New Roman"/>
+        </w:rPr>
+      </w:pPr>
+      <w:r>
+        <w:rPr>
+          <w:rFonts w:ascii="Times New Roman" w:hAnsi="Times New Roman" w:cs="Times New Roman"/>
+          <w:b/>
+          <w:bCs/>
+        </w:rPr>
+        <w:t>Figure 4. </w:t>
+      </w:r>
+      <w:r>
+        <w:rPr>
+          <w:rFonts w:ascii="Times New Roman" w:hAnsi="Times New Roman" w:cs="Times New Roman"/>
+        </w:rPr>
+        <w:t>Predicted versus experimental emission photon energy (</w:t>
+      </w:r>
+      <w:r>
+        <w:rPr>
+          <w:rFonts w:ascii="Times New Roman" w:hAnsi="Times New Roman" w:cs="Times New Roman"/>
+          <w:i/>
+          <w:iCs/>
+        </w:rPr>
+        <w:t>E</w:t>
+      </w:r>
+      <w:r>
+        <w:rPr>
+          <w:rFonts w:ascii="Times New Roman" w:hAnsi="Times New Roman" w:cs="Times New Roman"/>
+        </w:rPr>
+        <w:t xml:space="preserve">ph) for the champion SVR–RBF model (13-feature </w:t>
+      </w:r>
+      <w:proofErr w:type="spellStart"/>
+      <w:r>
+        <w:rPr>
+          <w:rFonts w:ascii="Times New Roman" w:hAnsi="Times New Roman" w:cs="Times New Roman"/>
+        </w:rPr>
+        <w:t>SelectFromModel</w:t>
+      </w:r>
+      <w:proofErr w:type="spellEnd"/>
+      <w:r>
+        <w:rPr>
+          <w:rFonts w:ascii="Times New Roman" w:hAnsi="Times New Roman" w:cs="Times New Roman"/>
+        </w:rPr>
+        <w:t xml:space="preserve"> pipeline). Hollow circles represent training records (N = 226) and filled circles represent held-out test records (N = 57), </w:t>
+      </w:r>
+      <w:proofErr w:type="spellStart"/>
+      <w:r>
+        <w:rPr>
+          <w:rFonts w:ascii="Times New Roman" w:hAnsi="Times New Roman" w:cs="Times New Roman"/>
+        </w:rPr>
+        <w:t>colour</w:t>
+      </w:r>
+      <w:proofErr w:type="spellEnd"/>
+      <w:r>
+        <w:rPr>
+          <w:rFonts w:ascii="Times New Roman" w:hAnsi="Times New Roman" w:cs="Times New Roman"/>
+        </w:rPr>
+        <w:t>-coded by dominant halide</w:t>
+      </w:r>
+      <w:r>
+        <w:rPr>
+          <w:rFonts w:ascii="Times New Roman" w:hAnsi="Times New Roman" w:cs="Times New Roman"/>
+        </w:rPr>
+        <w:t xml:space="preserve"> </w:t>
+      </w:r>
+      <w:r>
+        <w:rPr>
+          <w:rFonts w:ascii="Times New Roman" w:hAnsi="Times New Roman" w:cs="Times New Roman"/>
+        </w:rPr>
+        <w:t>character. The solid diagonal line represents ideal agreement (y = x) and the grey band indicates the ±RMSE region (0.074 eV).</w:t>
       </w:r>
     </w:p>
     <w:p>
@@ -7246,6 +7488,7 @@
           <w:b/>
           <w:bCs/>
         </w:rPr>
+        <w:lastRenderedPageBreak/>
         <w:t>Table 1.</w:t>
       </w:r>
       <w:r>
@@ -7345,7 +7588,6 @@
                 <w:b/>
                 <w:bCs/>
               </w:rPr>
-              <w:lastRenderedPageBreak/>
               <w:t>Feature selection</w:t>
             </w:r>
           </w:p>
@@ -8809,7 +9051,14 @@
         <w:rPr>
           <w:rFonts w:ascii="Times New Roman" w:hAnsi="Times New Roman" w:cs="Times New Roman"/>
         </w:rPr>
-        <w:t>by shifting holistically towards lower n.</w:t>
+        <w:t xml:space="preserve">by shifting holistically towards lower </w:t>
+      </w:r>
+      <w:r>
+        <w:rPr>
+          <w:rFonts w:ascii="Times New Roman" w:hAnsi="Times New Roman" w:cs="Times New Roman"/>
+        </w:rPr>
+        <w:lastRenderedPageBreak/>
+        <w:t>n.</w:t>
       </w:r>
       <w:r>
         <w:rPr>
@@ -8871,14 +9120,7 @@
         <w:rPr>
           <w:rFonts w:ascii="Times New Roman" w:hAnsi="Times New Roman" w:cs="Times New Roman"/>
         </w:rPr>
-        <w:t xml:space="preserve"> is perhaps the </w:t>
-      </w:r>
-      <w:r>
-        <w:rPr>
-          <w:rFonts w:ascii="Times New Roman" w:hAnsi="Times New Roman" w:cs="Times New Roman"/>
-        </w:rPr>
-        <w:lastRenderedPageBreak/>
-        <w:t>strongest sanity check on the ML pipeline</w:t>
+        <w:t xml:space="preserve"> is perhaps the strongest sanity check on the ML pipeline</w:t>
       </w:r>
       <w:r>
         <w:rPr>
@@ -9565,13 +9807,32 @@
         <w:rPr>
           <w:rFonts w:ascii="Times New Roman" w:hAnsi="Times New Roman" w:cs="Times New Roman"/>
         </w:rPr>
-        <w:t>confinement physics</w:t>
-      </w:r>
-      <w:r>
-        <w:rPr>
-          <w:rFonts w:ascii="Times New Roman" w:hAnsi="Times New Roman" w:cs="Times New Roman"/>
-        </w:rPr>
-        <w:t xml:space="preserve"> (Figure 4)</w:t>
+        <w:t xml:space="preserve">confinement </w:t>
+      </w:r>
+      <w:r>
+        <w:rPr>
+          <w:rFonts w:ascii="Times New Roman" w:hAnsi="Times New Roman" w:cs="Times New Roman"/>
+        </w:rPr>
+        <w:lastRenderedPageBreak/>
+        <w:t>physics</w:t>
+      </w:r>
+      <w:r>
+        <w:rPr>
+          <w:rFonts w:ascii="Times New Roman" w:hAnsi="Times New Roman" w:cs="Times New Roman"/>
+        </w:rPr>
+        <w:t xml:space="preserve"> (Figure </w:t>
+      </w:r>
+      <w:r>
+        <w:rPr>
+          <w:rFonts w:ascii="Times New Roman" w:hAnsi="Times New Roman" w:cs="Times New Roman"/>
+        </w:rPr>
+        <w:t>5</w:t>
+      </w:r>
+      <w:r>
+        <w:rPr>
+          <w:rFonts w:ascii="Times New Roman" w:hAnsi="Times New Roman" w:cs="Times New Roman"/>
+        </w:rPr>
+        <w:t>)</w:t>
       </w:r>
       <w:r>
         <w:rPr>
@@ -9601,14 +9862,7 @@
         <w:rPr>
           <w:rFonts w:ascii="Times New Roman" w:hAnsi="Times New Roman" w:cs="Times New Roman"/>
         </w:rPr>
-        <w:t xml:space="preserve"> into the average </w:t>
-      </w:r>
-      <w:r>
-        <w:rPr>
-          <w:rFonts w:ascii="Times New Roman" w:hAnsi="Times New Roman" w:cs="Times New Roman"/>
-        </w:rPr>
-        <w:lastRenderedPageBreak/>
-        <w:t>baseline from background samples(φ</w:t>
+        <w:t xml:space="preserve"> into the average baseline from background samples(φ</w:t>
       </w:r>
       <w:r>
         <w:rPr>
@@ -10156,7 +10410,7 @@
                     </pic:cNvPicPr>
                   </pic:nvPicPr>
                   <pic:blipFill>
-                    <a:blip r:embed="rId12" cstate="print">
+                    <a:blip r:embed="rId13" cstate="print">
                       <a:extLst>
                         <a:ext uri="{28A0092B-C50C-407E-A947-70E740481C1C}">
                           <a14:useLocalDpi xmlns:a14="http://schemas.microsoft.com/office/drawing/2010/main" val="0"/>
@@ -10202,7 +10456,24 @@
           <w:b/>
           <w:bCs/>
         </w:rPr>
-        <w:t>Figure 4:</w:t>
+        <w:lastRenderedPageBreak/>
+        <w:t xml:space="preserve">Figure </w:t>
+      </w:r>
+      <w:r>
+        <w:rPr>
+          <w:rFonts w:ascii="Times New Roman" w:hAnsi="Times New Roman" w:cs="Times New Roman"/>
+          <w:b/>
+          <w:bCs/>
+        </w:rPr>
+        <w:t>5</w:t>
+      </w:r>
+      <w:r>
+        <w:rPr>
+          <w:rFonts w:ascii="Times New Roman" w:hAnsi="Times New Roman" w:cs="Times New Roman"/>
+          <w:b/>
+          <w:bCs/>
+        </w:rPr>
+        <w:t>:</w:t>
       </w:r>
       <w:r>
         <w:rPr>
@@ -10229,21 +10500,7 @@
         <w:rPr>
           <w:rFonts w:ascii="Times New Roman" w:hAnsi="Times New Roman" w:cs="Times New Roman"/>
         </w:rPr>
-        <w:t xml:space="preserve"> feature </w:t>
-      </w:r>
-      <w:proofErr w:type="gramStart"/>
-      <w:r>
-        <w:rPr>
-          <w:rFonts w:ascii="Times New Roman" w:hAnsi="Times New Roman" w:cs="Times New Roman"/>
-        </w:rPr>
-        <w:t>selection based</w:t>
-      </w:r>
-      <w:proofErr w:type="gramEnd"/>
-      <w:r>
-        <w:rPr>
-          <w:rFonts w:ascii="Times New Roman" w:hAnsi="Times New Roman" w:cs="Times New Roman"/>
-        </w:rPr>
-        <w:t xml:space="preserve"> SVR model - (champion model).</w:t>
+        <w:t xml:space="preserve"> feature selection based SVR model - (champion model).</w:t>
       </w:r>
     </w:p>
     <w:p>
@@ -10260,7 +10517,6 @@
           <w:b/>
           <w:bCs/>
         </w:rPr>
-        <w:lastRenderedPageBreak/>
         <w:t>Table 2.</w:t>
       </w:r>
       <w:r>
@@ -11259,7 +11515,6 @@
               <w:t xml:space="preserve">FA bromide pathway competes with high-gap chloride/bromide routes; higher </w:t>
             </w:r>
             <w:proofErr w:type="spellStart"/>
-            <w:proofErr w:type="gramStart"/>
             <w:r>
               <w:rPr>
                 <w:rFonts w:ascii="Times New Roman" w:hAnsi="Times New Roman" w:cs="Times New Roman"/>
@@ -11267,7 +11522,6 @@
               <w:t>FA:Pb</w:t>
             </w:r>
             <w:proofErr w:type="spellEnd"/>
-            <w:proofErr w:type="gramEnd"/>
             <w:r>
               <w:rPr>
                 <w:rFonts w:ascii="Times New Roman" w:hAnsi="Times New Roman" w:cs="Times New Roman"/>
@@ -11516,6 +11770,7 @@
               <w:rPr>
                 <w:rFonts w:ascii="Times New Roman" w:hAnsi="Times New Roman" w:cs="Times New Roman"/>
               </w:rPr>
+              <w:lastRenderedPageBreak/>
               <w:t>6</w:t>
             </w:r>
           </w:p>
@@ -11662,14 +11917,7 @@
               <w:rPr>
                 <w:rFonts w:ascii="Times New Roman" w:hAnsi="Times New Roman" w:cs="Times New Roman"/>
               </w:rPr>
-              <w:t xml:space="preserve">and </w:t>
-            </w:r>
-            <w:r>
-              <w:rPr>
-                <w:rFonts w:ascii="Times New Roman" w:hAnsi="Times New Roman" w:cs="Times New Roman"/>
-              </w:rPr>
-              <w:lastRenderedPageBreak/>
-              <w:t xml:space="preserve">correlates with higher reported </w:t>
+              <w:t xml:space="preserve">and correlates with higher reported </w:t>
             </w:r>
             <w:r>
               <w:rPr>
@@ -11711,7 +11959,6 @@
               <w:rPr>
                 <w:rFonts w:ascii="Times New Roman" w:hAnsi="Times New Roman" w:cs="Times New Roman"/>
               </w:rPr>
-              <w:lastRenderedPageBreak/>
               <w:t>7</w:t>
             </w:r>
           </w:p>
@@ -12890,7 +13137,7 @@
                     <pic:cNvPicPr/>
                   </pic:nvPicPr>
                   <pic:blipFill>
-                    <a:blip r:embed="rId13"/>
+                    <a:blip r:embed="rId14"/>
                     <a:stretch>
                       <a:fillRect/>
                     </a:stretch>
@@ -12934,7 +13181,7 @@
           <w:b/>
           <w:bCs/>
         </w:rPr>
-        <w:t>5</w:t>
+        <w:t>6</w:t>
       </w:r>
       <w:r>
         <w:rPr>
@@ -13281,7 +13528,13 @@
         <w:rPr>
           <w:rFonts w:ascii="Times New Roman" w:hAnsi="Times New Roman" w:cs="Times New Roman"/>
         </w:rPr>
-        <w:t xml:space="preserve"> 5</w:t>
+        <w:t xml:space="preserve"> </w:t>
+      </w:r>
+      <w:r>
+        <w:rPr>
+          <w:rFonts w:ascii="Times New Roman" w:hAnsi="Times New Roman" w:cs="Times New Roman"/>
+        </w:rPr>
+        <w:t>6</w:t>
       </w:r>
       <w:r>
         <w:rPr>
@@ -14564,21 +14817,7 @@
         <w:rPr>
           <w:rFonts w:ascii="Times New Roman" w:hAnsi="Times New Roman" w:cs="Times New Roman"/>
         </w:rPr>
-        <w:t xml:space="preserve">EQE </w:t>
-      </w:r>
-      <w:proofErr w:type="gramStart"/>
-      <w:r>
-        <w:rPr>
-          <w:rFonts w:ascii="Times New Roman" w:hAnsi="Times New Roman" w:cs="Times New Roman"/>
-        </w:rPr>
-        <w:t>couples</w:t>
-      </w:r>
-      <w:proofErr w:type="gramEnd"/>
-      <w:r>
-        <w:rPr>
-          <w:rFonts w:ascii="Times New Roman" w:hAnsi="Times New Roman" w:cs="Times New Roman"/>
-        </w:rPr>
-        <w:t xml:space="preserve"> radiative efficiency </w:t>
+        <w:t xml:space="preserve">EQE couples radiative efficiency </w:t>
       </w:r>
       <w:r>
         <w:rPr>
@@ -14841,7 +15080,7 @@
                     </pic:cNvPicPr>
                   </pic:nvPicPr>
                   <pic:blipFill>
-                    <a:blip r:embed="rId14" cstate="print">
+                    <a:blip r:embed="rId15" cstate="print">
                       <a:extLst>
                         <a:ext uri="{28A0092B-C50C-407E-A947-70E740481C1C}">
                           <a14:useLocalDpi xmlns:a14="http://schemas.microsoft.com/office/drawing/2010/main" val="0"/>
@@ -14896,7 +15135,7 @@
           <w:b/>
           <w:bCs/>
         </w:rPr>
-        <w:t>6</w:t>
+        <w:t>7</w:t>
       </w:r>
       <w:r>
         <w:rPr>
@@ -16909,7 +17148,7 @@
         <w:tab/>
         <w:t xml:space="preserve">Cursor IDE, version 3.13.21; Anysphere: San Francisco, CA, 2026. Available from: </w:t>
       </w:r>
-      <w:hyperlink r:id="rId15" w:history="1">
+      <w:hyperlink r:id="rId16" w:history="1">
         <w:r>
           <w:rPr>
             <w:rStyle w:val="Hyperlink"/>
@@ -16952,7 +17191,7 @@
       <w:bookmarkEnd w:id="12"/>
     </w:p>
     <w:sectPr>
-      <w:footerReference w:type="default" r:id="rId16"/>
+      <w:footerReference w:type="default" r:id="rId17"/>
       <w:footnotePr>
         <w:numRestart w:val="eachSect"/>
       </w:footnotePr>
@@ -17618,7 +17857,6 @@
   <w:style w:type="character" w:default="1" w:styleId="DefaultParagraphFont">
     <w:name w:val="Default Paragraph Font"/>
     <w:uiPriority w:val="1"/>
-    <w:semiHidden/>
     <w:unhideWhenUsed/>
   </w:style>
   <w:style w:type="table" w:default="1" w:styleId="TableNormal">

--- a/ML_Quasi2D_Manuscript_Final.docx
+++ b/ML_Quasi2D_Manuscript_Final.docx
@@ -5061,7 +5061,19 @@
         <w:rPr>
           <w:rFonts w:ascii="Times New Roman" w:hAnsi="Times New Roman" w:cs="Times New Roman"/>
         </w:rPr>
-        <w:t xml:space="preserve">. About </w:t>
+        <w:t xml:space="preserve">. </w:t>
+      </w:r>
+      <w:r>
+        <w:rPr>
+          <w:rFonts w:ascii="Times New Roman" w:hAnsi="Times New Roman" w:cs="Times New Roman"/>
+        </w:rPr>
+        <w:t>Approximately</w:t>
+      </w:r>
+      <w:r>
+        <w:rPr>
+          <w:rFonts w:ascii="Times New Roman" w:hAnsi="Times New Roman" w:cs="Times New Roman"/>
+        </w:rPr>
+        <w:t xml:space="preserve"> </w:t>
       </w:r>
       <w:r>
         <w:rPr>
@@ -6795,98 +6807,6 @@
         <w:rPr>
           <w:rFonts w:ascii="Times New Roman" w:hAnsi="Times New Roman" w:cs="Times New Roman"/>
         </w:rPr>
-        <w:t xml:space="preserve">To validate the statistical robustness of the champion SVR–RBF model with a limited dataset size (N = 283), 10-fold cross-validation was applied across all available records and bootstrap confidence intervals (n = 500 iterations) were computed on the </w:t>
-      </w:r>
-      <w:r>
-        <w:rPr>
-          <w:rFonts w:ascii="Times New Roman" w:hAnsi="Times New Roman" w:cs="Times New Roman"/>
-        </w:rPr>
-        <w:t>held-out</w:t>
-      </w:r>
-      <w:r>
-        <w:rPr>
-          <w:rFonts w:ascii="Times New Roman" w:hAnsi="Times New Roman" w:cs="Times New Roman"/>
-        </w:rPr>
-        <w:t xml:space="preserve"> test set</w:t>
-      </w:r>
-      <w:r>
-        <w:rPr>
-          <w:rFonts w:ascii="Times New Roman" w:hAnsi="Times New Roman" w:cs="Times New Roman"/>
-        </w:rPr>
-        <w:t xml:space="preserve"> </w:t>
-      </w:r>
-      <w:r>
-        <w:rPr>
-          <w:rFonts w:ascii="Times New Roman" w:hAnsi="Times New Roman" w:cs="Times New Roman"/>
-        </w:rPr>
-        <w:t>(Figure S2)</w:t>
-      </w:r>
-      <w:r>
-        <w:rPr>
-          <w:rFonts w:ascii="Times New Roman" w:hAnsi="Times New Roman" w:cs="Times New Roman"/>
-        </w:rPr>
-        <w:t>. The 10-fold CV yielded a mean R² = 0.931 ± 0.052 and RMSE = 0.074 ± 0.029 eV, consistent with the single</w:t>
-      </w:r>
-      <w:r>
-        <w:rPr>
-          <w:rFonts w:ascii="Times New Roman" w:hAnsi="Times New Roman" w:cs="Times New Roman"/>
-        </w:rPr>
-        <w:t xml:space="preserve"> </w:t>
-      </w:r>
-      <w:r>
-        <w:rPr>
-          <w:rFonts w:ascii="Times New Roman" w:hAnsi="Times New Roman" w:cs="Times New Roman"/>
-        </w:rPr>
-        <w:t>split test</w:t>
-      </w:r>
-      <w:r>
-        <w:rPr>
-          <w:rFonts w:ascii="Times New Roman" w:hAnsi="Times New Roman" w:cs="Times New Roman"/>
-        </w:rPr>
-        <w:t xml:space="preserve"> </w:t>
-      </w:r>
-      <w:r>
-        <w:rPr>
-          <w:rFonts w:ascii="Times New Roman" w:hAnsi="Times New Roman" w:cs="Times New Roman"/>
-        </w:rPr>
-        <w:t xml:space="preserve">set result (R² = 0.953, RMSE = 0.074 eV; 95% bootstrap CI: 0.053–0.091 eV), confirming that the reported performance is not </w:t>
-      </w:r>
-      <w:r>
-        <w:rPr>
-          <w:rFonts w:ascii="Times New Roman" w:hAnsi="Times New Roman" w:cs="Times New Roman"/>
-        </w:rPr>
-        <w:t xml:space="preserve">the result </w:t>
-      </w:r>
-      <w:r>
-        <w:rPr>
-          <w:rFonts w:ascii="Times New Roman" w:hAnsi="Times New Roman" w:cs="Times New Roman"/>
-        </w:rPr>
-        <w:t xml:space="preserve">of a </w:t>
-      </w:r>
-      <w:proofErr w:type="spellStart"/>
-      <w:r>
-        <w:rPr>
-          <w:rFonts w:ascii="Times New Roman" w:hAnsi="Times New Roman" w:cs="Times New Roman"/>
-        </w:rPr>
-        <w:t>favourable</w:t>
-      </w:r>
-      <w:proofErr w:type="spellEnd"/>
-      <w:r>
-        <w:rPr>
-          <w:rFonts w:ascii="Times New Roman" w:hAnsi="Times New Roman" w:cs="Times New Roman"/>
-        </w:rPr>
-        <w:t xml:space="preserve"> data split. The predicted-versus-experimental parity plot is shown in Figure 4.</w:t>
-      </w:r>
-      <w:r>
-        <w:rPr>
-          <w:rFonts w:ascii="Times New Roman" w:hAnsi="Times New Roman" w:cs="Times New Roman"/>
-        </w:rPr>
-        <w:t xml:space="preserve"> </w:t>
-      </w:r>
-      <w:r>
-        <w:rPr>
-          <w:rFonts w:ascii="Times New Roman" w:hAnsi="Times New Roman" w:cs="Times New Roman"/>
-        </w:rPr>
         <w:t xml:space="preserve">All the </w:t>
       </w:r>
       <w:r>
@@ -7107,6 +7027,92 @@
       <w:r>
         <w:rPr>
           <w:rFonts w:ascii="Times New Roman" w:hAnsi="Times New Roman" w:cs="Times New Roman"/>
+        </w:rPr>
+        <w:t xml:space="preserve">To validate the statistical robustness of the champion SVR–RBF model with a limited dataset size (N = 283), 10-fold cross-validation was applied across all available records and bootstrap confidence intervals (n = 500 iterations) were computed on the </w:t>
+      </w:r>
+      <w:r>
+        <w:rPr>
+          <w:rFonts w:ascii="Times New Roman" w:hAnsi="Times New Roman" w:cs="Times New Roman"/>
+        </w:rPr>
+        <w:t>held-out</w:t>
+      </w:r>
+      <w:r>
+        <w:rPr>
+          <w:rFonts w:ascii="Times New Roman" w:hAnsi="Times New Roman" w:cs="Times New Roman"/>
+        </w:rPr>
+        <w:t xml:space="preserve"> test set</w:t>
+      </w:r>
+      <w:r>
+        <w:rPr>
+          <w:rFonts w:ascii="Times New Roman" w:hAnsi="Times New Roman" w:cs="Times New Roman"/>
+        </w:rPr>
+        <w:t xml:space="preserve"> (Figure S2)</w:t>
+      </w:r>
+      <w:r>
+        <w:rPr>
+          <w:rFonts w:ascii="Times New Roman" w:hAnsi="Times New Roman" w:cs="Times New Roman"/>
+        </w:rPr>
+        <w:t>. The 10-fold CV yielded a mean R² = 0.931 ± 0.052 and RMSE = 0.074 ± 0.029 eV, consistent with the single</w:t>
+      </w:r>
+      <w:r>
+        <w:rPr>
+          <w:rFonts w:ascii="Times New Roman" w:hAnsi="Times New Roman" w:cs="Times New Roman"/>
+        </w:rPr>
+        <w:t xml:space="preserve"> </w:t>
+      </w:r>
+      <w:r>
+        <w:rPr>
+          <w:rFonts w:ascii="Times New Roman" w:hAnsi="Times New Roman" w:cs="Times New Roman"/>
+        </w:rPr>
+        <w:t>split test</w:t>
+      </w:r>
+      <w:r>
+        <w:rPr>
+          <w:rFonts w:ascii="Times New Roman" w:hAnsi="Times New Roman" w:cs="Times New Roman"/>
+        </w:rPr>
+        <w:t xml:space="preserve"> </w:t>
+      </w:r>
+      <w:r>
+        <w:rPr>
+          <w:rFonts w:ascii="Times New Roman" w:hAnsi="Times New Roman" w:cs="Times New Roman"/>
+        </w:rPr>
+        <w:t xml:space="preserve">set result (R² = 0.953, RMSE = 0.074 eV; 95% bootstrap CI: 0.053–0.091 eV), confirming that the reported performance is not </w:t>
+      </w:r>
+      <w:r>
+        <w:rPr>
+          <w:rFonts w:ascii="Times New Roman" w:hAnsi="Times New Roman" w:cs="Times New Roman"/>
+        </w:rPr>
+        <w:t xml:space="preserve">the result </w:t>
+      </w:r>
+      <w:r>
+        <w:rPr>
+          <w:rFonts w:ascii="Times New Roman" w:hAnsi="Times New Roman" w:cs="Times New Roman"/>
+        </w:rPr>
+        <w:t xml:space="preserve">of a </w:t>
+      </w:r>
+      <w:proofErr w:type="spellStart"/>
+      <w:r>
+        <w:rPr>
+          <w:rFonts w:ascii="Times New Roman" w:hAnsi="Times New Roman" w:cs="Times New Roman"/>
+        </w:rPr>
+        <w:t>favourable</w:t>
+      </w:r>
+      <w:proofErr w:type="spellEnd"/>
+      <w:r>
+        <w:rPr>
+          <w:rFonts w:ascii="Times New Roman" w:hAnsi="Times New Roman" w:cs="Times New Roman"/>
+        </w:rPr>
+        <w:t xml:space="preserve"> data split. The predicted-versus-experimental parity plot is shown in Figure 4.</w:t>
+      </w:r>
+      <w:r>
+        <w:rPr>
+          <w:rFonts w:ascii="Times New Roman" w:hAnsi="Times New Roman" w:cs="Times New Roman"/>
+        </w:rPr>
+        <w:t xml:space="preserve"> </w:t>
+      </w:r>
+      <w:r>
+        <w:rPr>
+          <w:rFonts w:ascii="Times New Roman" w:hAnsi="Times New Roman" w:cs="Times New Roman"/>
           <w:lang w:val="en-IN"/>
         </w:rPr>
         <w:t xml:space="preserve">It is crucial to understand that RFECV selects 31 features and achieves a lower training-fold cross-validation error than the 13-feature </w:t>
@@ -7236,6 +7242,7 @@
         <w:rPr>
           <w:rFonts w:ascii="Times New Roman" w:hAnsi="Times New Roman" w:cs="Times New Roman"/>
         </w:rPr>
+        <w:lastRenderedPageBreak/>
         <w:t>SelectFromModel</w:t>
       </w:r>
       <w:proofErr w:type="spellEnd"/>
@@ -7243,14 +7250,7 @@
         <w:rPr>
           <w:rFonts w:ascii="Times New Roman" w:hAnsi="Times New Roman" w:cs="Times New Roman"/>
         </w:rPr>
-        <w:t xml:space="preserve"> aligns well with the sample-to-feature ratio, which </w:t>
-      </w:r>
-      <w:r>
-        <w:rPr>
-          <w:rFonts w:ascii="Times New Roman" w:hAnsi="Times New Roman" w:cs="Times New Roman"/>
-        </w:rPr>
-        <w:lastRenderedPageBreak/>
-        <w:t xml:space="preserve">influences overfitting. </w:t>
+        <w:t xml:space="preserve"> aligns well with the sample-to-feature ratio, which influences overfitting. </w:t>
       </w:r>
       <w:r>
         <w:rPr>
@@ -7470,6 +7470,7 @@
         <w:rPr>
           <w:rFonts w:ascii="Times New Roman" w:hAnsi="Times New Roman" w:cs="Times New Roman"/>
         </w:rPr>
+        <w:lastRenderedPageBreak/>
         <w:t>character. The solid diagonal line represents ideal agreement (y = x) and the grey band indicates the ±RMSE region (0.074 eV).</w:t>
       </w:r>
     </w:p>
@@ -7488,7 +7489,6 @@
           <w:b/>
           <w:bCs/>
         </w:rPr>
-        <w:lastRenderedPageBreak/>
         <w:t>Table 1.</w:t>
       </w:r>
       <w:r>
@@ -9009,7 +9009,14 @@
         <w:rPr>
           <w:rFonts w:ascii="Times New Roman" w:hAnsi="Times New Roman" w:cs="Times New Roman"/>
         </w:rPr>
-        <w:t>A greater spacer-to-lead ratio increases the organic fraction in the film, thereby strengthening the</w:t>
+        <w:t>A greater spacer-to-</w:t>
+      </w:r>
+      <w:r>
+        <w:rPr>
+          <w:rFonts w:ascii="Times New Roman" w:hAnsi="Times New Roman" w:cs="Times New Roman"/>
+        </w:rPr>
+        <w:lastRenderedPageBreak/>
+        <w:t>lead ratio increases the organic fraction in the film, thereby strengthening the</w:t>
       </w:r>
       <w:r>
         <w:rPr>
@@ -9051,14 +9058,7 @@
         <w:rPr>
           <w:rFonts w:ascii="Times New Roman" w:hAnsi="Times New Roman" w:cs="Times New Roman"/>
         </w:rPr>
-        <w:t xml:space="preserve">by shifting holistically towards lower </w:t>
-      </w:r>
-      <w:r>
-        <w:rPr>
-          <w:rFonts w:ascii="Times New Roman" w:hAnsi="Times New Roman" w:cs="Times New Roman"/>
-        </w:rPr>
-        <w:lastRenderedPageBreak/>
-        <w:t>n.</w:t>
+        <w:t>by shifting holistically towards lower n.</w:t>
       </w:r>
       <w:r>
         <w:rPr>
@@ -9697,6 +9697,7 @@
         <w:rPr>
           <w:rFonts w:ascii="Times New Roman" w:hAnsi="Times New Roman" w:cs="Times New Roman"/>
         </w:rPr>
+        <w:lastRenderedPageBreak/>
         <w:t>W</w:t>
       </w:r>
       <w:r>
@@ -9807,14 +9808,7 @@
         <w:rPr>
           <w:rFonts w:ascii="Times New Roman" w:hAnsi="Times New Roman" w:cs="Times New Roman"/>
         </w:rPr>
-        <w:t xml:space="preserve">confinement </w:t>
-      </w:r>
-      <w:r>
-        <w:rPr>
-          <w:rFonts w:ascii="Times New Roman" w:hAnsi="Times New Roman" w:cs="Times New Roman"/>
-        </w:rPr>
-        <w:lastRenderedPageBreak/>
-        <w:t>physics</w:t>
+        <w:t>confinement physics</w:t>
       </w:r>
       <w:r>
         <w:rPr>
@@ -10392,6 +10386,7 @@
         <w:rPr>
           <w:noProof/>
         </w:rPr>
+        <w:lastRenderedPageBreak/>
         <w:drawing>
           <wp:inline distT="0" distB="0" distL="0" distR="0" wp14:anchorId="479481C8" wp14:editId="2743B5B7">
             <wp:extent cx="5943600" cy="4712970"/>
@@ -10456,7 +10451,6 @@
           <w:b/>
           <w:bCs/>
         </w:rPr>
-        <w:lastRenderedPageBreak/>
         <w:t xml:space="preserve">Figure </w:t>
       </w:r>
       <w:r>
@@ -11168,7 +11162,14 @@
               <w:rPr>
                 <w:rFonts w:ascii="Times New Roman" w:hAnsi="Times New Roman" w:cs="Times New Roman"/>
               </w:rPr>
-              <w:t>Bromide on the primary ammonium spacer increases halide incorporation on the organic site and blue-shifts</w:t>
+              <w:t xml:space="preserve">Bromide on the primary ammonium spacer increases halide </w:t>
+            </w:r>
+            <w:r>
+              <w:rPr>
+                <w:rFonts w:ascii="Times New Roman" w:hAnsi="Times New Roman" w:cs="Times New Roman"/>
+              </w:rPr>
+              <w:lastRenderedPageBreak/>
+              <w:t>incorporation on the organic site and blue-shifts</w:t>
             </w:r>
             <w:r>
               <w:rPr>
@@ -11213,6 +11214,7 @@
               <w:rPr>
                 <w:rFonts w:ascii="Times New Roman" w:hAnsi="Times New Roman" w:cs="Times New Roman"/>
               </w:rPr>
+              <w:lastRenderedPageBreak/>
               <w:t>3</w:t>
             </w:r>
           </w:p>
@@ -11770,7 +11772,6 @@
               <w:rPr>
                 <w:rFonts w:ascii="Times New Roman" w:hAnsi="Times New Roman" w:cs="Times New Roman"/>
               </w:rPr>
-              <w:lastRenderedPageBreak/>
               <w:t>6</w:t>
             </w:r>
           </w:p>
@@ -12242,7 +12243,14 @@
               <w:rPr>
                 <w:rFonts w:ascii="Times New Roman" w:hAnsi="Times New Roman" w:cs="Times New Roman"/>
               </w:rPr>
-              <w:t xml:space="preserve"> fraction modulates A-site/halide balance; weaker monotonic trend because Cs appears with mixed halides</w:t>
+              <w:t xml:space="preserve"> fraction modulates A-site/halide balance; weaker monotonic trend </w:t>
+            </w:r>
+            <w:r>
+              <w:rPr>
+                <w:rFonts w:ascii="Times New Roman" w:hAnsi="Times New Roman" w:cs="Times New Roman"/>
+              </w:rPr>
+              <w:lastRenderedPageBreak/>
+              <w:t>because Cs appears with mixed halides</w:t>
             </w:r>
             <w:r>
               <w:rPr>
@@ -12287,6 +12295,7 @@
               <w:rPr>
                 <w:rFonts w:ascii="Times New Roman" w:hAnsi="Times New Roman" w:cs="Times New Roman"/>
               </w:rPr>
+              <w:lastRenderedPageBreak/>
               <w:t>9</w:t>
             </w:r>
           </w:p>
@@ -13120,7 +13129,6 @@
           <w:rFonts w:ascii="Times New Roman" w:hAnsi="Times New Roman" w:cs="Times New Roman"/>
           <w:noProof/>
         </w:rPr>
-        <w:lastRenderedPageBreak/>
         <w:drawing>
           <wp:inline distT="0" distB="0" distL="0" distR="0" wp14:anchorId="23612A2F" wp14:editId="23DB0FB4">
             <wp:extent cx="5943600" cy="2750185"/>
@@ -13238,6 +13246,7 @@
           <w:b/>
           <w:bCs/>
         </w:rPr>
+        <w:lastRenderedPageBreak/>
         <w:t>2.</w:t>
       </w:r>
       <w:r>
@@ -13485,14 +13494,7 @@
         <w:rPr>
           <w:rFonts w:ascii="Times New Roman" w:hAnsi="Times New Roman" w:cs="Times New Roman"/>
         </w:rPr>
-        <w:t xml:space="preserve"> of the expected emission. This real-time predictive capability empowers researchers to rapidly screen combinatorial precursor </w:t>
-      </w:r>
-      <w:r>
-        <w:rPr>
-          <w:rFonts w:ascii="Times New Roman" w:hAnsi="Times New Roman" w:cs="Times New Roman"/>
-        </w:rPr>
-        <w:lastRenderedPageBreak/>
-        <w:t>recipes and spacer chemistries before committing to laboratory synthesis. The application is publicly accessible at</w:t>
+        <w:t xml:space="preserve"> of the expected emission. This real-time predictive capability empowers researchers to rapidly screen combinatorial precursor recipes and spacer chemistries before committing to laboratory synthesis. The application is publicly accessible at</w:t>
       </w:r>
       <w:r>
         <w:rPr>
@@ -13815,7 +13817,14 @@
         <w:rPr>
           <w:rFonts w:ascii="Times New Roman" w:hAnsi="Times New Roman" w:cs="Times New Roman"/>
         </w:rPr>
-        <w:t xml:space="preserve">processing variables (temperature, annealing time) in addition to the compositional columns used for emission. </w:t>
+        <w:t xml:space="preserve">processing variables (temperature, annealing </w:t>
+      </w:r>
+      <w:r>
+        <w:rPr>
+          <w:rFonts w:ascii="Times New Roman" w:hAnsi="Times New Roman" w:cs="Times New Roman"/>
+        </w:rPr>
+        <w:lastRenderedPageBreak/>
+        <w:t xml:space="preserve">time) in addition to the compositional columns used for emission. </w:t>
       </w:r>
       <w:r>
         <w:rPr>
@@ -14331,7 +14340,6 @@
               <w:rPr>
                 <w:rFonts w:ascii="Times New Roman" w:hAnsi="Times New Roman" w:cs="Times New Roman"/>
               </w:rPr>
-              <w:lastRenderedPageBreak/>
               <w:t>Model</w:t>
             </w:r>
           </w:p>
@@ -14841,7 +14849,14 @@
         <w:rPr>
           <w:rFonts w:ascii="Times New Roman" w:hAnsi="Times New Roman" w:cs="Times New Roman"/>
         </w:rPr>
-        <w:t xml:space="preserve">and the exact measurement protocol move EQE by several percentage points without changing the precursor stoichiometry. Different laboratories also anneal and antisolvent-quench under conditions that are described in prose but rarely </w:t>
+        <w:t xml:space="preserve">and the exact measurement protocol move EQE by several percentage points without changing the </w:t>
+      </w:r>
+      <w:r>
+        <w:rPr>
+          <w:rFonts w:ascii="Times New Roman" w:hAnsi="Times New Roman" w:cs="Times New Roman"/>
+        </w:rPr>
+        <w:lastRenderedPageBreak/>
+        <w:t xml:space="preserve">precursor stoichiometry. Different laboratories also anneal and antisolvent-quench under conditions that are described in prose but rarely </w:t>
       </w:r>
       <w:r>
         <w:rPr>
@@ -15061,7 +15076,6 @@
         <w:rPr>
           <w:noProof/>
         </w:rPr>
-        <w:lastRenderedPageBreak/>
         <w:drawing>
           <wp:inline distT="0" distB="0" distL="0" distR="0" wp14:anchorId="1E322B01" wp14:editId="17BF0116">
             <wp:extent cx="4100362" cy="4957234"/>
@@ -15127,6 +15141,7 @@
           <w:b/>
           <w:bCs/>
         </w:rPr>
+        <w:lastRenderedPageBreak/>
         <w:t xml:space="preserve">Figure </w:t>
       </w:r>
       <w:r>
@@ -15210,7 +15225,19 @@
         <w:rPr>
           <w:rFonts w:ascii="Times New Roman" w:hAnsi="Times New Roman" w:cs="Times New Roman"/>
         </w:rPr>
-        <w:t xml:space="preserve">, focusing on emission energy and device EQE. Then performed an initial cleanup using snowflake and pandas </w:t>
+        <w:t xml:space="preserve">, focusing on emission energy and device EQE. </w:t>
+      </w:r>
+      <w:r>
+        <w:rPr>
+          <w:rFonts w:ascii="Times New Roman" w:hAnsi="Times New Roman" w:cs="Times New Roman"/>
+        </w:rPr>
+        <w:t xml:space="preserve">We then </w:t>
+      </w:r>
+      <w:r>
+        <w:rPr>
+          <w:rFonts w:ascii="Times New Roman" w:hAnsi="Times New Roman" w:cs="Times New Roman"/>
+        </w:rPr>
+        <w:t xml:space="preserve">performed an initial cleanup using snowflake and pandas </w:t>
       </w:r>
       <w:proofErr w:type="spellStart"/>
       <w:r>
@@ -15309,14 +15336,7 @@
         <w:rPr>
           <w:rFonts w:ascii="Times New Roman" w:hAnsi="Times New Roman" w:cs="Times New Roman"/>
         </w:rPr>
-        <w:t>, which include halide identity, spacer-to-lead stoichiometry, critical A-site and lead-</w:t>
-      </w:r>
-      <w:r>
-        <w:rPr>
-          <w:rFonts w:ascii="Times New Roman" w:hAnsi="Times New Roman" w:cs="Times New Roman"/>
-        </w:rPr>
-        <w:lastRenderedPageBreak/>
-        <w:t xml:space="preserve">halide fractions, DMF processing parameters, and three organic spacer topology descriptors, </w:t>
+        <w:t xml:space="preserve">, which include halide identity, spacer-to-lead stoichiometry, critical A-site and lead-halide fractions, DMF processing parameters, and three organic spacer topology descriptors, </w:t>
       </w:r>
       <w:r>
         <w:rPr>
@@ -15635,7 +15655,14 @@
         <w:rPr>
           <w:rFonts w:ascii="Times New Roman" w:hAnsi="Times New Roman" w:cs="Times New Roman"/>
         </w:rPr>
-        <w:t>, which may vary from one laboratory report to another with the same set of recipes and device architectures.</w:t>
+        <w:t xml:space="preserve">, which may vary from one laboratory report to another with the same set of </w:t>
+      </w:r>
+      <w:r>
+        <w:rPr>
+          <w:rFonts w:ascii="Times New Roman" w:hAnsi="Times New Roman" w:cs="Times New Roman"/>
+        </w:rPr>
+        <w:lastRenderedPageBreak/>
+        <w:t>recipes and device architectures.</w:t>
       </w:r>
       <w:r>
         <w:rPr>
@@ -15781,14 +15808,7 @@
         <w:rPr>
           <w:rFonts w:ascii="Times New Roman" w:hAnsi="Times New Roman" w:cs="Times New Roman"/>
         </w:rPr>
-        <w:t xml:space="preserve">molecular descriptors in the background and provides a </w:t>
-      </w:r>
-      <w:r>
-        <w:rPr>
-          <w:rFonts w:ascii="Times New Roman" w:hAnsi="Times New Roman" w:cs="Times New Roman"/>
-        </w:rPr>
-        <w:lastRenderedPageBreak/>
-        <w:t xml:space="preserve">real-time emission energy prediction for the corresponding quasi-2D MHP and the molecule structure </w:t>
+        <w:t xml:space="preserve">molecular descriptors in the background and provides a real-time emission energy prediction for the corresponding quasi-2D MHP and the molecule structure </w:t>
       </w:r>
       <w:r>
         <w:rPr>
@@ -16088,7 +16108,11 @@
         <w:t xml:space="preserve">, </w:t>
       </w:r>
       <w:r>
-        <w:t>writing – review &amp; editing</w:t>
+        <w:t xml:space="preserve">writing – review &amp; </w:t>
+      </w:r>
+      <w:r>
+        <w:lastRenderedPageBreak/>
+        <w:t>editing</w:t>
       </w:r>
       <w:r>
         <w:t>. Santosh Rompivalasa</w:t>
@@ -16216,11 +16240,7 @@
         <w:t xml:space="preserve">the </w:t>
       </w:r>
       <w:r>
-        <w:t xml:space="preserve">Council of Scientific and Industrial Research (CSIR) for the Senior Research </w:t>
-      </w:r>
-      <w:r>
-        <w:lastRenderedPageBreak/>
-        <w:t>Fellowship (SRF)</w:t>
+        <w:t>Council of Scientific and Industrial Research (CSIR) for the Senior Research Fellowship (SRF)</w:t>
       </w:r>
       <w:r>
         <w:t xml:space="preserve">. </w:t>
@@ -16567,6 +16587,7 @@
         <w:spacing w:after="0"/>
       </w:pPr>
       <w:r>
+        <w:lastRenderedPageBreak/>
         <w:t>7.</w:t>
       </w:r>
       <w:r>
@@ -16752,7 +16773,6 @@
         <w:spacing w:after="0"/>
       </w:pPr>
       <w:r>
-        <w:lastRenderedPageBreak/>
         <w:t>12.</w:t>
       </w:r>
       <w:r>
@@ -17037,6 +17057,7 @@
         <w:spacing w:after="0"/>
       </w:pPr>
       <w:r>
+        <w:lastRenderedPageBreak/>
         <w:t>20.</w:t>
       </w:r>
       <w:r>
@@ -17857,6 +17878,7 @@
   <w:style w:type="character" w:default="1" w:styleId="DefaultParagraphFont">
     <w:name w:val="Default Paragraph Font"/>
     <w:uiPriority w:val="1"/>
+    <w:semiHidden/>
     <w:unhideWhenUsed/>
   </w:style>
   <w:style w:type="table" w:default="1" w:styleId="TableNormal">

--- a/ML_Quasi2D_Manuscript_Final.docx
+++ b/ML_Quasi2D_Manuscript_Final.docx
@@ -6809,6 +6809,7 @@
         </w:rPr>
         <w:t xml:space="preserve">All the </w:t>
       </w:r>
+      <w:proofErr w:type="gramStart"/>
       <w:r>
         <w:rPr>
           <w:rFonts w:ascii="Times New Roman" w:hAnsi="Times New Roman" w:cs="Times New Roman"/>
@@ -6821,6 +6822,7 @@
         </w:rPr>
         <w:t>s</w:t>
       </w:r>
+      <w:proofErr w:type="gramEnd"/>
       <w:r>
         <w:rPr>
           <w:rFonts w:ascii="Times New Roman" w:hAnsi="Times New Roman" w:cs="Times New Roman"/>
@@ -7113,6 +7115,52 @@
       <w:r>
         <w:rPr>
           <w:rFonts w:ascii="Times New Roman" w:hAnsi="Times New Roman" w:cs="Times New Roman"/>
+        </w:rPr>
+        <w:t xml:space="preserve">Furthermore, </w:t>
+      </w:r>
+      <w:r>
+        <w:rPr>
+          <w:rFonts w:ascii="Times New Roman" w:hAnsi="Times New Roman" w:cs="Times New Roman"/>
+        </w:rPr>
+        <w:t xml:space="preserve">the learning curve analysis confirms that the model is well-converged and that </w:t>
+      </w:r>
+      <w:r>
+        <w:rPr>
+          <w:rFonts w:ascii="Times New Roman" w:hAnsi="Times New Roman" w:cs="Times New Roman"/>
+        </w:rPr>
+        <w:t>the dataset of 283 records is sufficiently large for this feature space (Figure S</w:t>
+      </w:r>
+      <w:r>
+        <w:rPr>
+          <w:rFonts w:ascii="Times New Roman" w:hAnsi="Times New Roman" w:cs="Times New Roman"/>
+        </w:rPr>
+        <w:t>3</w:t>
+      </w:r>
+      <w:r>
+        <w:rPr>
+          <w:rFonts w:ascii="Times New Roman" w:hAnsi="Times New Roman" w:cs="Times New Roman"/>
+        </w:rPr>
+        <w:t>)</w:t>
+      </w:r>
+      <w:r>
+        <w:rPr>
+          <w:rFonts w:ascii="Times New Roman" w:hAnsi="Times New Roman" w:cs="Times New Roman"/>
+          <w:i/>
+          <w:iCs/>
+        </w:rPr>
+        <w:t>.</w:t>
+      </w:r>
+      <w:r>
+        <w:rPr>
+          <w:rFonts w:ascii="Times New Roman" w:hAnsi="Times New Roman" w:cs="Times New Roman"/>
+          <w:i/>
+          <w:iCs/>
+        </w:rPr>
+        <w:t xml:space="preserve"> </w:t>
+      </w:r>
+      <w:r>
+        <w:rPr>
+          <w:rFonts w:ascii="Times New Roman" w:hAnsi="Times New Roman" w:cs="Times New Roman"/>
           <w:lang w:val="en-IN"/>
         </w:rPr>
         <w:t xml:space="preserve">It is crucial to understand that RFECV selects 31 features and achieves a lower training-fold cross-validation error than the 13-feature </w:t>
@@ -7202,13 +7250,21 @@
           <w:rFonts w:ascii="Times New Roman" w:hAnsi="Times New Roman" w:cs="Times New Roman"/>
           <w:lang w:val="en-IN"/>
         </w:rPr>
-        <w:t>rose from 0.920 to 0.953, and RMSE fell</w:t>
+        <w:t xml:space="preserve">rose </w:t>
       </w:r>
       <w:r>
         <w:rPr>
           <w:rFonts w:ascii="Times New Roman" w:hAnsi="Times New Roman" w:cs="Times New Roman"/>
           <w:lang w:val="en-IN"/>
         </w:rPr>
+        <w:lastRenderedPageBreak/>
+        <w:t>from 0.920 to 0.953, and RMSE fell</w:t>
+      </w:r>
+      <w:r>
+        <w:rPr>
+          <w:rFonts w:ascii="Times New Roman" w:hAnsi="Times New Roman" w:cs="Times New Roman"/>
+          <w:lang w:val="en-IN"/>
+        </w:rPr>
         <w:t xml:space="preserve"> from 0.097 to 0.074 eV</w:t>
       </w:r>
       <w:r>
@@ -7242,7 +7298,6 @@
         <w:rPr>
           <w:rFonts w:ascii="Times New Roman" w:hAnsi="Times New Roman" w:cs="Times New Roman"/>
         </w:rPr>
-        <w:lastRenderedPageBreak/>
         <w:t>SelectFromModel</w:t>
       </w:r>
       <w:proofErr w:type="spellEnd"/>
@@ -7346,9 +7401,9 @@
           <w:noProof/>
         </w:rPr>
         <w:drawing>
-          <wp:inline distT="0" distB="0" distL="0" distR="0" wp14:anchorId="17E2A901" wp14:editId="6C81F86B">
-            <wp:extent cx="5613722" cy="5204689"/>
-            <wp:effectExtent l="0" t="0" r="6350" b="0"/>
+          <wp:inline distT="0" distB="0" distL="0" distR="0" wp14:anchorId="17E2A901" wp14:editId="31982C8A">
+            <wp:extent cx="4765964" cy="4418704"/>
+            <wp:effectExtent l="0" t="0" r="0" b="1270"/>
             <wp:docPr id="784607525" name="Picture 1"/>
             <wp:cNvGraphicFramePr>
               <a:graphicFrameLocks xmlns:a="http://schemas.openxmlformats.org/drawingml/2006/main" noChangeAspect="1"/>
@@ -7378,7 +7433,7 @@
                   <pic:spPr bwMode="auto">
                     <a:xfrm>
                       <a:off x="0" y="0"/>
-                      <a:ext cx="5636911" cy="5226189"/>
+                      <a:ext cx="4819981" cy="4468785"/>
                     </a:xfrm>
                     <a:prstGeom prst="rect">
                       <a:avLst/>
@@ -7410,7 +7465,15 @@
           <w:b/>
           <w:bCs/>
         </w:rPr>
-        <w:t>Figure 4. </w:t>
+        <w:t>Figure 4.</w:t>
+      </w:r>
+      <w:r>
+        <w:rPr>
+          <w:rFonts w:ascii="Times New Roman" w:hAnsi="Times New Roman" w:cs="Times New Roman"/>
+          <w:b/>
+          <w:bCs/>
+        </w:rPr>
+        <w:t xml:space="preserve"> </w:t>
       </w:r>
       <w:r>
         <w:rPr>
@@ -7429,8 +7492,17 @@
       <w:r>
         <w:rPr>
           <w:rFonts w:ascii="Times New Roman" w:hAnsi="Times New Roman" w:cs="Times New Roman"/>
-        </w:rPr>
-        <w:t xml:space="preserve">ph) for the champion SVR–RBF model (13-feature </w:t>
+          <w:i/>
+          <w:iCs/>
+          <w:vertAlign w:val="subscript"/>
+        </w:rPr>
+        <w:t>ph</w:t>
+      </w:r>
+      <w:r>
+        <w:rPr>
+          <w:rFonts w:ascii="Times New Roman" w:hAnsi="Times New Roman" w:cs="Times New Roman"/>
+        </w:rPr>
+        <w:t xml:space="preserve">) for the champion SVR–RBF model (13-feature </w:t>
       </w:r>
       <w:proofErr w:type="spellStart"/>
       <w:r>
@@ -7470,7 +7542,6 @@
         <w:rPr>
           <w:rFonts w:ascii="Times New Roman" w:hAnsi="Times New Roman" w:cs="Times New Roman"/>
         </w:rPr>
-        <w:lastRenderedPageBreak/>
         <w:t>character. The solid diagonal line represents ideal agreement (y = x) and the grey band indicates the ±RMSE region (0.074 eV).</w:t>
       </w:r>
     </w:p>
@@ -7489,6 +7560,7 @@
           <w:b/>
           <w:bCs/>
         </w:rPr>
+        <w:lastRenderedPageBreak/>
         <w:t>Table 1.</w:t>
       </w:r>
       <w:r>
@@ -9009,14 +9081,7 @@
         <w:rPr>
           <w:rFonts w:ascii="Times New Roman" w:hAnsi="Times New Roman" w:cs="Times New Roman"/>
         </w:rPr>
-        <w:t>A greater spacer-to-</w:t>
-      </w:r>
-      <w:r>
-        <w:rPr>
-          <w:rFonts w:ascii="Times New Roman" w:hAnsi="Times New Roman" w:cs="Times New Roman"/>
-        </w:rPr>
-        <w:lastRenderedPageBreak/>
-        <w:t>lead ratio increases the organic fraction in the film, thereby strengthening the</w:t>
+        <w:t>A greater spacer-to-lead ratio increases the organic fraction in the film, thereby strengthening the</w:t>
       </w:r>
       <w:r>
         <w:rPr>
@@ -9058,7 +9123,14 @@
         <w:rPr>
           <w:rFonts w:ascii="Times New Roman" w:hAnsi="Times New Roman" w:cs="Times New Roman"/>
         </w:rPr>
-        <w:t>by shifting holistically towards lower n.</w:t>
+        <w:t xml:space="preserve">by shifting holistically towards lower </w:t>
+      </w:r>
+      <w:r>
+        <w:rPr>
+          <w:rFonts w:ascii="Times New Roman" w:hAnsi="Times New Roman" w:cs="Times New Roman"/>
+        </w:rPr>
+        <w:lastRenderedPageBreak/>
+        <w:t>n.</w:t>
       </w:r>
       <w:r>
         <w:rPr>
@@ -9697,118 +9769,124 @@
         <w:rPr>
           <w:rFonts w:ascii="Times New Roman" w:hAnsi="Times New Roman" w:cs="Times New Roman"/>
         </w:rPr>
+        <w:t>W</w:t>
+      </w:r>
+      <w:r>
+        <w:rPr>
+          <w:rFonts w:ascii="Times New Roman" w:hAnsi="Times New Roman" w:cs="Times New Roman"/>
+        </w:rPr>
+        <w:t xml:space="preserve">e leveraged </w:t>
+      </w:r>
+      <w:r>
+        <w:rPr>
+          <w:rFonts w:ascii="Times New Roman" w:hAnsi="Times New Roman" w:cs="Times New Roman"/>
+        </w:rPr>
+        <w:t>SHAP</w:t>
+      </w:r>
+      <w:r>
+        <w:rPr>
+          <w:rFonts w:ascii="Times New Roman" w:hAnsi="Times New Roman" w:cs="Times New Roman"/>
+        </w:rPr>
+        <w:t xml:space="preserve"> </w:t>
+      </w:r>
+      <w:r>
+        <w:rPr>
+          <w:rFonts w:ascii="Times New Roman" w:hAnsi="Times New Roman" w:cs="Times New Roman"/>
+        </w:rPr>
+        <w:t>t</w:t>
+      </w:r>
+      <w:r>
+        <w:rPr>
+          <w:rFonts w:ascii="Times New Roman" w:hAnsi="Times New Roman" w:cs="Times New Roman"/>
+        </w:rPr>
+        <w:t xml:space="preserve">o move from accurate prediction to </w:t>
+      </w:r>
+      <w:r>
+        <w:rPr>
+          <w:rFonts w:ascii="Times New Roman" w:hAnsi="Times New Roman" w:cs="Times New Roman"/>
+        </w:rPr>
+        <w:t xml:space="preserve">real-time </w:t>
+      </w:r>
+      <w:r>
+        <w:rPr>
+          <w:rFonts w:ascii="Times New Roman" w:hAnsi="Times New Roman" w:cs="Times New Roman"/>
+        </w:rPr>
+        <w:t xml:space="preserve">actionable chemistry </w:t>
+      </w:r>
+      <w:r>
+        <w:rPr>
+          <w:rFonts w:ascii="Times New Roman" w:hAnsi="Times New Roman" w:cs="Times New Roman"/>
+        </w:rPr>
+        <w:t>by</w:t>
+      </w:r>
+      <w:r>
+        <w:rPr>
+          <w:rFonts w:ascii="Times New Roman" w:hAnsi="Times New Roman" w:cs="Times New Roman"/>
+        </w:rPr>
+        <w:t xml:space="preserve"> </w:t>
+      </w:r>
+      <w:r>
+        <w:rPr>
+          <w:rFonts w:ascii="Times New Roman" w:hAnsi="Times New Roman" w:cs="Times New Roman"/>
+        </w:rPr>
+        <w:t>assessing</w:t>
+      </w:r>
+      <w:r>
+        <w:rPr>
+          <w:rFonts w:ascii="Times New Roman" w:hAnsi="Times New Roman" w:cs="Times New Roman"/>
+        </w:rPr>
+        <w:t xml:space="preserve"> </w:t>
+      </w:r>
+      <w:r>
+        <w:rPr>
+          <w:rFonts w:ascii="Times New Roman" w:hAnsi="Times New Roman" w:cs="Times New Roman"/>
+        </w:rPr>
+        <w:t xml:space="preserve">the impact of each feature on the model's </w:t>
+      </w:r>
+      <w:proofErr w:type="spellStart"/>
+      <w:r>
+        <w:rPr>
+          <w:rFonts w:ascii="Times New Roman" w:hAnsi="Times New Roman" w:cs="Times New Roman"/>
+        </w:rPr>
+        <w:t>behaviour</w:t>
+      </w:r>
+      <w:proofErr w:type="spellEnd"/>
+      <w:r>
+        <w:rPr>
+          <w:rFonts w:ascii="Times New Roman" w:hAnsi="Times New Roman" w:cs="Times New Roman"/>
+        </w:rPr>
+        <w:t xml:space="preserve">. </w:t>
+      </w:r>
+      <w:r>
+        <w:rPr>
+          <w:rFonts w:ascii="Times New Roman" w:hAnsi="Times New Roman" w:cs="Times New Roman"/>
+        </w:rPr>
+        <w:t>It provides validation that the fitted SVR ranks drivers in the same order as expected based on chemical mechanisms</w:t>
+      </w:r>
+      <w:r>
+        <w:rPr>
+          <w:rFonts w:ascii="Times New Roman" w:hAnsi="Times New Roman" w:cs="Times New Roman"/>
+        </w:rPr>
+        <w:t xml:space="preserve"> </w:t>
+      </w:r>
+      <w:r>
+        <w:rPr>
+          <w:rFonts w:ascii="Times New Roman" w:hAnsi="Times New Roman" w:cs="Times New Roman"/>
+        </w:rPr>
+        <w:t xml:space="preserve">and </w:t>
+      </w:r>
+      <w:r>
+        <w:rPr>
+          <w:rFonts w:ascii="Times New Roman" w:hAnsi="Times New Roman" w:cs="Times New Roman"/>
+        </w:rPr>
+        <w:t xml:space="preserve">confinement </w:t>
+      </w:r>
+      <w:r>
+        <w:rPr>
+          <w:rFonts w:ascii="Times New Roman" w:hAnsi="Times New Roman" w:cs="Times New Roman"/>
+        </w:rPr>
         <w:lastRenderedPageBreak/>
-        <w:t>W</w:t>
-      </w:r>
-      <w:r>
-        <w:rPr>
-          <w:rFonts w:ascii="Times New Roman" w:hAnsi="Times New Roman" w:cs="Times New Roman"/>
-        </w:rPr>
-        <w:t xml:space="preserve">e leveraged </w:t>
-      </w:r>
-      <w:r>
-        <w:rPr>
-          <w:rFonts w:ascii="Times New Roman" w:hAnsi="Times New Roman" w:cs="Times New Roman"/>
-        </w:rPr>
-        <w:t>SHAP</w:t>
-      </w:r>
-      <w:r>
-        <w:rPr>
-          <w:rFonts w:ascii="Times New Roman" w:hAnsi="Times New Roman" w:cs="Times New Roman"/>
-        </w:rPr>
-        <w:t xml:space="preserve"> </w:t>
-      </w:r>
-      <w:r>
-        <w:rPr>
-          <w:rFonts w:ascii="Times New Roman" w:hAnsi="Times New Roman" w:cs="Times New Roman"/>
-        </w:rPr>
-        <w:t>t</w:t>
-      </w:r>
-      <w:r>
-        <w:rPr>
-          <w:rFonts w:ascii="Times New Roman" w:hAnsi="Times New Roman" w:cs="Times New Roman"/>
-        </w:rPr>
-        <w:t xml:space="preserve">o move from accurate prediction to </w:t>
-      </w:r>
-      <w:r>
-        <w:rPr>
-          <w:rFonts w:ascii="Times New Roman" w:hAnsi="Times New Roman" w:cs="Times New Roman"/>
-        </w:rPr>
-        <w:t xml:space="preserve">real-time </w:t>
-      </w:r>
-      <w:r>
-        <w:rPr>
-          <w:rFonts w:ascii="Times New Roman" w:hAnsi="Times New Roman" w:cs="Times New Roman"/>
-        </w:rPr>
-        <w:t xml:space="preserve">actionable chemistry </w:t>
-      </w:r>
-      <w:r>
-        <w:rPr>
-          <w:rFonts w:ascii="Times New Roman" w:hAnsi="Times New Roman" w:cs="Times New Roman"/>
-        </w:rPr>
-        <w:t>by</w:t>
-      </w:r>
-      <w:r>
-        <w:rPr>
-          <w:rFonts w:ascii="Times New Roman" w:hAnsi="Times New Roman" w:cs="Times New Roman"/>
-        </w:rPr>
-        <w:t xml:space="preserve"> </w:t>
-      </w:r>
-      <w:r>
-        <w:rPr>
-          <w:rFonts w:ascii="Times New Roman" w:hAnsi="Times New Roman" w:cs="Times New Roman"/>
-        </w:rPr>
-        <w:t>assessing</w:t>
-      </w:r>
-      <w:r>
-        <w:rPr>
-          <w:rFonts w:ascii="Times New Roman" w:hAnsi="Times New Roman" w:cs="Times New Roman"/>
-        </w:rPr>
-        <w:t xml:space="preserve"> </w:t>
-      </w:r>
-      <w:r>
-        <w:rPr>
-          <w:rFonts w:ascii="Times New Roman" w:hAnsi="Times New Roman" w:cs="Times New Roman"/>
-        </w:rPr>
-        <w:t xml:space="preserve">the impact of each feature on the model's </w:t>
-      </w:r>
-      <w:proofErr w:type="spellStart"/>
-      <w:r>
-        <w:rPr>
-          <w:rFonts w:ascii="Times New Roman" w:hAnsi="Times New Roman" w:cs="Times New Roman"/>
-        </w:rPr>
-        <w:t>behaviour</w:t>
-      </w:r>
-      <w:proofErr w:type="spellEnd"/>
-      <w:r>
-        <w:rPr>
-          <w:rFonts w:ascii="Times New Roman" w:hAnsi="Times New Roman" w:cs="Times New Roman"/>
-        </w:rPr>
-        <w:t xml:space="preserve">. </w:t>
-      </w:r>
-      <w:r>
-        <w:rPr>
-          <w:rFonts w:ascii="Times New Roman" w:hAnsi="Times New Roman" w:cs="Times New Roman"/>
-        </w:rPr>
-        <w:t>It provides validation that the fitted SVR ranks drivers in the same order as expected based on chemical mechanisms</w:t>
-      </w:r>
-      <w:r>
-        <w:rPr>
-          <w:rFonts w:ascii="Times New Roman" w:hAnsi="Times New Roman" w:cs="Times New Roman"/>
-        </w:rPr>
-        <w:t xml:space="preserve"> </w:t>
-      </w:r>
-      <w:r>
-        <w:rPr>
-          <w:rFonts w:ascii="Times New Roman" w:hAnsi="Times New Roman" w:cs="Times New Roman"/>
-        </w:rPr>
-        <w:t xml:space="preserve">and </w:t>
-      </w:r>
-      <w:r>
-        <w:rPr>
-          <w:rFonts w:ascii="Times New Roman" w:hAnsi="Times New Roman" w:cs="Times New Roman"/>
-        </w:rPr>
-        <w:t>confinement physics</w:t>
+        <w:t>physics</w:t>
       </w:r>
       <w:r>
         <w:rPr>
@@ -10386,7 +10464,6 @@
         <w:rPr>
           <w:noProof/>
         </w:rPr>
-        <w:lastRenderedPageBreak/>
         <w:drawing>
           <wp:inline distT="0" distB="0" distL="0" distR="0" wp14:anchorId="479481C8" wp14:editId="2743B5B7">
             <wp:extent cx="5943600" cy="4712970"/>
@@ -10451,6 +10528,7 @@
           <w:b/>
           <w:bCs/>
         </w:rPr>
+        <w:lastRenderedPageBreak/>
         <w:t xml:space="preserve">Figure </w:t>
       </w:r>
       <w:r>
@@ -10494,7 +10572,21 @@
         <w:rPr>
           <w:rFonts w:ascii="Times New Roman" w:hAnsi="Times New Roman" w:cs="Times New Roman"/>
         </w:rPr>
-        <w:t xml:space="preserve"> feature selection based SVR model - (champion model).</w:t>
+        <w:t xml:space="preserve"> feature </w:t>
+      </w:r>
+      <w:proofErr w:type="gramStart"/>
+      <w:r>
+        <w:rPr>
+          <w:rFonts w:ascii="Times New Roman" w:hAnsi="Times New Roman" w:cs="Times New Roman"/>
+        </w:rPr>
+        <w:t>selection based</w:t>
+      </w:r>
+      <w:proofErr w:type="gramEnd"/>
+      <w:r>
+        <w:rPr>
+          <w:rFonts w:ascii="Times New Roman" w:hAnsi="Times New Roman" w:cs="Times New Roman"/>
+        </w:rPr>
+        <w:t xml:space="preserve"> SVR model - (champion model).</w:t>
       </w:r>
     </w:p>
     <w:p>
@@ -11162,14 +11254,7 @@
               <w:rPr>
                 <w:rFonts w:ascii="Times New Roman" w:hAnsi="Times New Roman" w:cs="Times New Roman"/>
               </w:rPr>
-              <w:t xml:space="preserve">Bromide on the primary ammonium spacer increases halide </w:t>
-            </w:r>
-            <w:r>
-              <w:rPr>
-                <w:rFonts w:ascii="Times New Roman" w:hAnsi="Times New Roman" w:cs="Times New Roman"/>
-              </w:rPr>
-              <w:lastRenderedPageBreak/>
-              <w:t>incorporation on the organic site and blue-shifts</w:t>
+              <w:t>Bromide on the primary ammonium spacer increases halide incorporation on the organic site and blue-shifts</w:t>
             </w:r>
             <w:r>
               <w:rPr>
@@ -11214,7 +11299,6 @@
               <w:rPr>
                 <w:rFonts w:ascii="Times New Roman" w:hAnsi="Times New Roman" w:cs="Times New Roman"/>
               </w:rPr>
-              <w:lastRenderedPageBreak/>
               <w:t>3</w:t>
             </w:r>
           </w:p>
@@ -11517,6 +11601,7 @@
               <w:t xml:space="preserve">FA bromide pathway competes with high-gap chloride/bromide routes; higher </w:t>
             </w:r>
             <w:proofErr w:type="spellStart"/>
+            <w:proofErr w:type="gramStart"/>
             <w:r>
               <w:rPr>
                 <w:rFonts w:ascii="Times New Roman" w:hAnsi="Times New Roman" w:cs="Times New Roman"/>
@@ -11524,6 +11609,7 @@
               <w:t>FA:Pb</w:t>
             </w:r>
             <w:proofErr w:type="spellEnd"/>
+            <w:proofErr w:type="gramEnd"/>
             <w:r>
               <w:rPr>
                 <w:rFonts w:ascii="Times New Roman" w:hAnsi="Times New Roman" w:cs="Times New Roman"/>
@@ -11772,6 +11858,7 @@
               <w:rPr>
                 <w:rFonts w:ascii="Times New Roman" w:hAnsi="Times New Roman" w:cs="Times New Roman"/>
               </w:rPr>
+              <w:lastRenderedPageBreak/>
               <w:t>6</w:t>
             </w:r>
           </w:p>
@@ -12243,14 +12330,7 @@
               <w:rPr>
                 <w:rFonts w:ascii="Times New Roman" w:hAnsi="Times New Roman" w:cs="Times New Roman"/>
               </w:rPr>
-              <w:t xml:space="preserve"> fraction modulates A-site/halide balance; weaker monotonic trend </w:t>
-            </w:r>
-            <w:r>
-              <w:rPr>
-                <w:rFonts w:ascii="Times New Roman" w:hAnsi="Times New Roman" w:cs="Times New Roman"/>
-              </w:rPr>
-              <w:lastRenderedPageBreak/>
-              <w:t>because Cs appears with mixed halides</w:t>
+              <w:t xml:space="preserve"> fraction modulates A-site/halide balance; weaker monotonic trend because Cs appears with mixed halides</w:t>
             </w:r>
             <w:r>
               <w:rPr>
@@ -12295,7 +12375,6 @@
               <w:rPr>
                 <w:rFonts w:ascii="Times New Roman" w:hAnsi="Times New Roman" w:cs="Times New Roman"/>
               </w:rPr>
-              <w:lastRenderedPageBreak/>
               <w:t>9</w:t>
             </w:r>
           </w:p>
@@ -13129,6 +13208,7 @@
           <w:rFonts w:ascii="Times New Roman" w:hAnsi="Times New Roman" w:cs="Times New Roman"/>
           <w:noProof/>
         </w:rPr>
+        <w:lastRenderedPageBreak/>
         <w:drawing>
           <wp:inline distT="0" distB="0" distL="0" distR="0" wp14:anchorId="23612A2F" wp14:editId="23DB0FB4">
             <wp:extent cx="5943600" cy="2750185"/>
@@ -13246,7 +13326,6 @@
           <w:b/>
           <w:bCs/>
         </w:rPr>
-        <w:lastRenderedPageBreak/>
         <w:t>2.</w:t>
       </w:r>
       <w:r>
@@ -13494,7 +13573,14 @@
         <w:rPr>
           <w:rFonts w:ascii="Times New Roman" w:hAnsi="Times New Roman" w:cs="Times New Roman"/>
         </w:rPr>
-        <w:t xml:space="preserve"> of the expected emission. This real-time predictive capability empowers researchers to rapidly screen combinatorial precursor recipes and spacer chemistries before committing to laboratory synthesis. The application is publicly accessible at</w:t>
+        <w:t xml:space="preserve"> of the expected emission. This real-time predictive capability empowers researchers to rapidly screen combinatorial precursor </w:t>
+      </w:r>
+      <w:r>
+        <w:rPr>
+          <w:rFonts w:ascii="Times New Roman" w:hAnsi="Times New Roman" w:cs="Times New Roman"/>
+        </w:rPr>
+        <w:lastRenderedPageBreak/>
+        <w:t>recipes and spacer chemistries before committing to laboratory synthesis. The application is publicly accessible at</w:t>
       </w:r>
       <w:r>
         <w:rPr>
@@ -13817,14 +13903,7 @@
         <w:rPr>
           <w:rFonts w:ascii="Times New Roman" w:hAnsi="Times New Roman" w:cs="Times New Roman"/>
         </w:rPr>
-        <w:t xml:space="preserve">processing variables (temperature, annealing </w:t>
-      </w:r>
-      <w:r>
-        <w:rPr>
-          <w:rFonts w:ascii="Times New Roman" w:hAnsi="Times New Roman" w:cs="Times New Roman"/>
-        </w:rPr>
-        <w:lastRenderedPageBreak/>
-        <w:t xml:space="preserve">time) in addition to the compositional columns used for emission. </w:t>
+        <w:t xml:space="preserve">processing variables (temperature, annealing time) in addition to the compositional columns used for emission. </w:t>
       </w:r>
       <w:r>
         <w:rPr>
@@ -14340,6 +14419,7 @@
               <w:rPr>
                 <w:rFonts w:ascii="Times New Roman" w:hAnsi="Times New Roman" w:cs="Times New Roman"/>
               </w:rPr>
+              <w:lastRenderedPageBreak/>
               <w:t>Model</w:t>
             </w:r>
           </w:p>
@@ -14825,7 +14905,21 @@
         <w:rPr>
           <w:rFonts w:ascii="Times New Roman" w:hAnsi="Times New Roman" w:cs="Times New Roman"/>
         </w:rPr>
-        <w:t xml:space="preserve">EQE couples radiative efficiency </w:t>
+        <w:t xml:space="preserve">EQE </w:t>
+      </w:r>
+      <w:proofErr w:type="gramStart"/>
+      <w:r>
+        <w:rPr>
+          <w:rFonts w:ascii="Times New Roman" w:hAnsi="Times New Roman" w:cs="Times New Roman"/>
+        </w:rPr>
+        <w:t>couples</w:t>
+      </w:r>
+      <w:proofErr w:type="gramEnd"/>
+      <w:r>
+        <w:rPr>
+          <w:rFonts w:ascii="Times New Roman" w:hAnsi="Times New Roman" w:cs="Times New Roman"/>
+        </w:rPr>
+        <w:t xml:space="preserve"> radiative efficiency </w:t>
       </w:r>
       <w:r>
         <w:rPr>
@@ -14849,14 +14943,7 @@
         <w:rPr>
           <w:rFonts w:ascii="Times New Roman" w:hAnsi="Times New Roman" w:cs="Times New Roman"/>
         </w:rPr>
-        <w:t xml:space="preserve">and the exact measurement protocol move EQE by several percentage points without changing the </w:t>
-      </w:r>
-      <w:r>
-        <w:rPr>
-          <w:rFonts w:ascii="Times New Roman" w:hAnsi="Times New Roman" w:cs="Times New Roman"/>
-        </w:rPr>
-        <w:lastRenderedPageBreak/>
-        <w:t xml:space="preserve">precursor stoichiometry. Different laboratories also anneal and antisolvent-quench under conditions that are described in prose but rarely </w:t>
+        <w:t xml:space="preserve">and the exact measurement protocol move EQE by several percentage points without changing the precursor stoichiometry. Different laboratories also anneal and antisolvent-quench under conditions that are described in prose but rarely </w:t>
       </w:r>
       <w:r>
         <w:rPr>
@@ -15076,6 +15163,7 @@
         <w:rPr>
           <w:noProof/>
         </w:rPr>
+        <w:lastRenderedPageBreak/>
         <w:drawing>
           <wp:inline distT="0" distB="0" distL="0" distR="0" wp14:anchorId="1E322B01" wp14:editId="17BF0116">
             <wp:extent cx="4100362" cy="4957234"/>
@@ -15141,7 +15229,6 @@
           <w:b/>
           <w:bCs/>
         </w:rPr>
-        <w:lastRenderedPageBreak/>
         <w:t xml:space="preserve">Figure </w:t>
       </w:r>
       <w:r>
@@ -15336,7 +15423,14 @@
         <w:rPr>
           <w:rFonts w:ascii="Times New Roman" w:hAnsi="Times New Roman" w:cs="Times New Roman"/>
         </w:rPr>
-        <w:t xml:space="preserve">, which include halide identity, spacer-to-lead stoichiometry, critical A-site and lead-halide fractions, DMF processing parameters, and three organic spacer topology descriptors, </w:t>
+        <w:t>, which include halide identity, spacer-to-lead stoichiometry, critical A-site and lead-</w:t>
+      </w:r>
+      <w:r>
+        <w:rPr>
+          <w:rFonts w:ascii="Times New Roman" w:hAnsi="Times New Roman" w:cs="Times New Roman"/>
+        </w:rPr>
+        <w:lastRenderedPageBreak/>
+        <w:t xml:space="preserve">halide fractions, DMF processing parameters, and three organic spacer topology descriptors, </w:t>
       </w:r>
       <w:r>
         <w:rPr>
@@ -15655,14 +15749,7 @@
         <w:rPr>
           <w:rFonts w:ascii="Times New Roman" w:hAnsi="Times New Roman" w:cs="Times New Roman"/>
         </w:rPr>
-        <w:t xml:space="preserve">, which may vary from one laboratory report to another with the same set of </w:t>
-      </w:r>
-      <w:r>
-        <w:rPr>
-          <w:rFonts w:ascii="Times New Roman" w:hAnsi="Times New Roman" w:cs="Times New Roman"/>
-        </w:rPr>
-        <w:lastRenderedPageBreak/>
-        <w:t>recipes and device architectures.</w:t>
+        <w:t>, which may vary from one laboratory report to another with the same set of recipes and device architectures.</w:t>
       </w:r>
       <w:r>
         <w:rPr>
@@ -15808,7 +15895,14 @@
         <w:rPr>
           <w:rFonts w:ascii="Times New Roman" w:hAnsi="Times New Roman" w:cs="Times New Roman"/>
         </w:rPr>
-        <w:t xml:space="preserve">molecular descriptors in the background and provides a real-time emission energy prediction for the corresponding quasi-2D MHP and the molecule structure </w:t>
+        <w:t xml:space="preserve">molecular descriptors in the background and provides a </w:t>
+      </w:r>
+      <w:r>
+        <w:rPr>
+          <w:rFonts w:ascii="Times New Roman" w:hAnsi="Times New Roman" w:cs="Times New Roman"/>
+        </w:rPr>
+        <w:lastRenderedPageBreak/>
+        <w:t xml:space="preserve">real-time emission energy prediction for the corresponding quasi-2D MHP and the molecule structure </w:t>
       </w:r>
       <w:r>
         <w:rPr>
@@ -16108,11 +16202,7 @@
         <w:t xml:space="preserve">, </w:t>
       </w:r>
       <w:r>
-        <w:t xml:space="preserve">writing – review &amp; </w:t>
-      </w:r>
-      <w:r>
-        <w:lastRenderedPageBreak/>
-        <w:t>editing</w:t>
+        <w:t>writing – review &amp; editing</w:t>
       </w:r>
       <w:r>
         <w:t>. Santosh Rompivalasa</w:t>
@@ -16240,7 +16330,11 @@
         <w:t xml:space="preserve">the </w:t>
       </w:r>
       <w:r>
-        <w:t>Council of Scientific and Industrial Research (CSIR) for the Senior Research Fellowship (SRF)</w:t>
+        <w:t xml:space="preserve">Council of Scientific and Industrial Research (CSIR) for the Senior Research </w:t>
+      </w:r>
+      <w:r>
+        <w:lastRenderedPageBreak/>
+        <w:t>Fellowship (SRF)</w:t>
       </w:r>
       <w:r>
         <w:t xml:space="preserve">. </w:t>
@@ -16587,7 +16681,6 @@
         <w:spacing w:after="0"/>
       </w:pPr>
       <w:r>
-        <w:lastRenderedPageBreak/>
         <w:t>7.</w:t>
       </w:r>
       <w:r>
@@ -16773,6 +16866,7 @@
         <w:spacing w:after="0"/>
       </w:pPr>
       <w:r>
+        <w:lastRenderedPageBreak/>
         <w:t>12.</w:t>
       </w:r>
       <w:r>
@@ -17057,7 +17151,6 @@
         <w:spacing w:after="0"/>
       </w:pPr>
       <w:r>
-        <w:lastRenderedPageBreak/>
         <w:t>20.</w:t>
       </w:r>
       <w:r>
@@ -17878,7 +17971,6 @@
   <w:style w:type="character" w:default="1" w:styleId="DefaultParagraphFont">
     <w:name w:val="Default Paragraph Font"/>
     <w:uiPriority w:val="1"/>
-    <w:semiHidden/>
     <w:unhideWhenUsed/>
   </w:style>
   <w:style w:type="table" w:default="1" w:styleId="TableNormal">

--- a/ML_Quasi2D_Manuscript_Final.docx
+++ b/ML_Quasi2D_Manuscript_Final.docx
@@ -2357,119 +2357,73 @@
 TGluPC9hdXRob3I+PGF1dGhvcj5XYW5nLCBKaWFucHU8L2F1dGhvcj48L2F1dGhvcnM+PC9jb250
 cmlidXRvcnM+PHRpdGxlcz48dGl0bGU+TWFjaGluZSBsZWFybmluZyBmb3IgcGVyb3Zza2l0ZSBv
 cHRvZWxlY3Ryb25pY3M6IGEgcmV2aWV3PC90aXRsZT48L3RpdGxlcz48cGFnZXM+MDU0MDAxPC9w
-YWdlcz48dm9sdW1lPjYgJUogQWR2YW5jZWQgUGhvdG9uaWNzPC92b2x1bWU+PG51bWJlcj41PC9u
-dW1iZXI+PGRhdGVzPjx5ZWFyPjIwMjQ8L3llYXI+PC9kYXRlcz48dXJscz48cmVsYXRlZC11cmxz
-Pjx1cmw+aHR0cHM6Ly9kb2kub3JnLzEwLjExMTcvMS5BUC42LjUuMDU0MDAxPC91cmw+PC9yZWxh
-dGVkLXVybHM+PC91cmxzPjwvcmVjb3JkPjwvQ2l0ZT48Q2l0ZT48QXV0aG9yPmRlIGxhIEFzdW5j
-acOzbi1OYWRhbDwvQXV0aG9yPjxZZWFyPjIwMjU8L1llYXI+PFJlY051bT4yODwvUmVjTnVtPjxy
-ZWNvcmQ+PHJlYy1udW1iZXI+Mjg8L3JlYy1udW1iZXI+PGZvcmVpZ24ta2V5cz48a2V5IGFwcD0i
-RU4iIGRiLWlkPSJ3OXdwZXc5cmEyczJzcWVwc3ZhdmRzZjJ6eDU1enN6ZmZ3YWUiIHRpbWVzdGFt
-cD0iMTc4MDIwMDEwMSI+Mjg8L2tleT48L2ZvcmVpZ24ta2V5cz48cmVmLXR5cGUgbmFtZT0iSm91
-cm5hbCBBcnRpY2xlIj4xNzwvcmVmLXR5cGU+PGNvbnRyaWJ1dG9ycz48YXV0aG9ycz48YXV0aG9y
-PmRlIGxhIEFzdW5jacOzbi1OYWRhbCwgVsOtY3RvcjwvYXV0aG9yPjxhdXRob3I+SWxpZmZlIFNw
-cmFndWUsIENocmlzdG9waGVyPC9hdXRob3I+PGF1dGhvcj5HdWlqYXJyby1CZXJkacOxYXMsIEJl
-cnRoYTwvYXV0aG9yPjxhdXRob3I+Q2FwcGVsLCBVdGUgQi48L2F1dGhvcj48YXV0aG9yPkdhcmPD
-rWEtRmVybsOhbmRleiwgQWxiZXJ0bzwvYXV0aG9yPjwvYXV0aG9ycz48L2NvbnRyaWJ1dG9ycz48
-dGl0bGVzPjx0aXRsZT5NYWNoaW5lIGxlYXJuaW5nIGZvciBwZXJvdnNraXRlIHNvbGFyIGNlbGxz
-OiBhIGNvbXByZWhlbnNpdmUgcmV2aWV3IG9uIG9wcG9ydHVuaXRpZXMgYW5kIGNoYWxsZW5nZXMg
-Zm9yIG1hdGVyaWFscyBzY2llbnRpc3RzPC90aXRsZT48c2Vjb25kYXJ5LXRpdGxlPkVFUyBTb2xh
-cjwvc2Vjb25kYXJ5LXRpdGxlPjwvdGl0bGVzPjxwZXJpb2RpY2FsPjxmdWxsLXRpdGxlPkVFUyBT
-b2xhcjwvZnVsbC10aXRsZT48L3BlcmlvZGljYWw+PHBhZ2VzPjkyNy05NTc8L3BhZ2VzPjx2b2x1
-bWU+MTwvdm9sdW1lPjxudW1iZXI+NjwvbnVtYmVyPjxkYXRlcz48eWVhcj4yMDI1PC95ZWFyPjwv
-ZGF0ZXM+PHB1Ymxpc2hlcj5SU0M8L3B1Ymxpc2hlcj48d29yay10eXBlPjEwLjEwMzkvRDVFTDAw
-MDQxRjwvd29yay10eXBlPjx1cmxzPjxyZWxhdGVkLXVybHM+PHVybD5odHRwOi8vZHguZG9pLm9y
-Zy8xMC4xMDM5L0Q1RUwwMDA0MUY8L3VybD48L3JlbGF0ZWQtdXJscz48L3VybHM+PGVsZWN0cm9u
-aWMtcmVzb3VyY2UtbnVtPjEwLjEwMzkvRDVFTDAwMDQxRjwvZWxlY3Ryb25pYy1yZXNvdXJjZS1u
-dW0+PC9yZWNvcmQ+PC9DaXRlPjxDaXRlPjxBdXRob3I+Wmhhbmc8L0F1dGhvcj48WWVhcj4yMDI1
-PC9ZZWFyPjxSZWNOdW0+Mjc8L1JlY051bT48cmVjb3JkPjxyZWMtbnVtYmVyPjI3PC9yZWMtbnVt
-YmVyPjxmb3JlaWduLWtleXM+PGtleSBhcHA9IkVOIiBkYi1pZD0idzl3cGV3OXJhMnMyc3FlcHN2
-YXZkc2Yyeng1NXpzemZmd2FlIiB0aW1lc3RhbXA9IjE3ODAxOTk2MzgiPjI3PC9rZXk+PC9mb3Jl
-aWduLWtleXM+PHJlZi10eXBlIG5hbWU9IkpvdXJuYWwgQXJ0aWNsZSI+MTc8L3JlZi10eXBlPjxj
-b250cmlidXRvcnM+PGF1dGhvcnM+PGF1dGhvcj5aaGFuZywgUnVpcWk8L2F1dGhvcj48YXV0aG9y
-Pk1vdGVzLCBCcmFuZG9uPC9hdXRob3I+PGF1dGhvcj5UYW4sIFNoYXVuPC9hdXRob3I+PGF1dGhv
-cj5MdSwgWW9uZ2xpPC9hdXRob3I+PGF1dGhvcj5TaGloLCBNZW5nLUNoZW48L2F1dGhvcj48YXV0
-aG9yPkhhbywgWWlsdW48L2F1dGhvcj48YXV0aG9yPllhbmcsIEthcmVuPC9hdXRob3I+PGF1dGhv
-cj5TcmluaXZhc2FuLCBTaHJleWFzPC9hdXRob3I+PGF1dGhvcj5CYXdlbmRpLCBNb3VuZ2kgRy48
-L2F1dGhvcj48YXV0aG9yPkJ1bG92acSHLCBWbGFkaW1pcjwvYXV0aG9yPjwvYXV0aG9ycz48L2Nv
-bnRyaWJ1dG9ycz48dGl0bGVzPjx0aXRsZT5NYWNoaW5lIExlYXJuaW5nIFByZWRpY3Rpb24gb2Yg
-T3JnYW5pY+KAk0lub3JnYW5pYyBIYWxpZGUgUGVyb3Zza2l0ZSBTb2xhciBDZWxsIFBlcmZvcm1h
-bmNlIGZyb20gT3B0aWNhbCBQcm9wZXJ0aWVzPC90aXRsZT48c2Vjb25kYXJ5LXRpdGxlPkFDUyBF
-bmVyZ3kgTGV0dGVyczwvc2Vjb25kYXJ5LXRpdGxlPjwvdGl0bGVzPjxwZXJpb2RpY2FsPjxmdWxs
-LXRpdGxlPkFDUyBFbmVyZ3kgTGV0dGVyczwvZnVsbC10aXRsZT48L3BlcmlvZGljYWw+PHBhZ2Vz
-PjE3MTQtMTcyNDwvcGFnZXM+PHZvbHVtZT4xMDwvdm9sdW1lPjxudW1iZXI+NDwvbnVtYmVyPjxk
-YXRlcz48eWVhcj4yMDI1PC95ZWFyPjxwdWItZGF0ZXM+PGRhdGU+MjAyNS8wNC8xMTwvZGF0ZT48
-L3B1Yi1kYXRlcz48L2RhdGVzPjxwdWJsaXNoZXI+QW1lcmljYW4gQ2hlbWljYWwgU29jaWV0eTwv
-cHVibGlzaGVyPjx1cmxzPjxyZWxhdGVkLXVybHM+PHVybD5odHRwczovL2RvaS5vcmcvMTAuMTAy
-MS9hY3NlbmVyZ3lsZXR0LjRjMDM1OTI8L3VybD48L3JlbGF0ZWQtdXJscz48L3VybHM+PGVsZWN0
-cm9uaWMtcmVzb3VyY2UtbnVtPjEwLjEwMjEvYWNzZW5lcmd5bGV0dC40YzAzNTkyPC9lbGVjdHJv
-bmljLXJlc291cmNlLW51bT48L3JlY29yZD48L0NpdGU+PENpdGU+PEF1dGhvcj5Ub3ByYWs8L0F1
-dGhvcj48WWVhcj4yMDI2PC9ZZWFyPjxSZWNOdW0+Mjk8L1JlY051bT48cmVjb3JkPjxyZWMtbnVt
-YmVyPjI5PC9yZWMtbnVtYmVyPjxmb3JlaWduLWtleXM+PGtleSBhcHA9IkVOIiBkYi1pZD0idzl3
-cGV3OXJhMnMyc3FlcHN2YXZkc2Yyeng1NXpzemZmd2FlIiB0aW1lc3RhbXA9IjE3ODAyMDA0MDUi
-PjI5PC9rZXk+PC9mb3JlaWduLWtleXM+PHJlZi10eXBlIG5hbWU9IkpvdXJuYWwgQXJ0aWNsZSI+
-MTc8L3JlZi10eXBlPjxjb250cmlidXRvcnM+PGF1dGhvcnM+PGF1dGhvcj5Ub3ByYWssIEF5xZ9l
-Z8O8bDwvYXV0aG9yPjwvYXV0aG9ycz48L2NvbnRyaWJ1dG9ycz48dGl0bGVzPjx0aXRsZT5QcmVk
-aWN0aW5nIHBob3Rvdm9sdGFpYyBvdXRwdXQgcGFyYW1ldGVycyBvZiBwZXJvdnNraXRlIHNvbGFy
-IGNlbGxzIHVzaW5nIGV4cGxhaW5hYmxlIG1hY2hpbmUgbGVhcm5pbmcgd2l0aCBwaHlzaWNzLWlu
-Zm9ybWVkIGFuZCBzaW11bGF0aW9uLWRlcml2ZWQgZGVzY3JpcHRvcnM8L3RpdGxlPjxzZWNvbmRh
-cnktdGl0bGU+TWF0ZXJpYWxzIFRvZGF5IENvbW11bmljYXRpb25zPC9zZWNvbmRhcnktdGl0bGU+
-PC90aXRsZXM+PHBlcmlvZGljYWw+PGZ1bGwtdGl0bGU+TWF0ZXJpYWxzIFRvZGF5IENvbW11bmlj
-YXRpb25zPC9mdWxsLXRpdGxlPjwvcGVyaW9kaWNhbD48cGFnZXM+MTE0OTY4PC9wYWdlcz48dm9s
-dW1lPjUyPC92b2x1bWU+PGtleXdvcmRzPjxrZXl3b3JkPlBlcm92c2tpdGUgc29sYXIgY2VsbHM8
-L2tleXdvcmQ+PGtleXdvcmQ+UGh5c2ljcy1pbmZvcm1lZCBtYWNoaW5lIGxlYXJuaW5nPC9rZXl3
-b3JkPjxrZXl3b3JkPkRyaWZ04oCTZGlmZnVzaW9uIHNpbXVsYXRpb248L2tleXdvcmQ+PGtleXdv
-cmQ+U0hBUDwva2V5d29yZD48L2tleXdvcmRzPjxkYXRlcz48eWVhcj4yMDI2PC95ZWFyPjxwdWIt
-ZGF0ZXM+PGRhdGU+MjAyNi8wMy8wMS88L2RhdGU+PC9wdWItZGF0ZXM+PC9kYXRlcz48aXNibj4y
-MzUyLTQ5Mjg8L2lzYm4+PHVybHM+PHJlbGF0ZWQtdXJscz48dXJsPmh0dHBzOi8vd3d3LnNjaWVu
-Y2VkaXJlY3QuY29tL3NjaWVuY2UvYXJ0aWNsZS9waWkvUzIzNTI0OTI4MjYwMDM1MjE8L3VybD48
-L3JlbGF0ZWQtdXJscz48L3VybHM+PGVsZWN0cm9uaWMtcmVzb3VyY2UtbnVtPmh0dHBzOi8vZG9p
-Lm9yZy8xMC4xMDE2L2oubXRjb21tLjIwMjYuMTE0OTY4PC9lbGVjdHJvbmljLXJlc291cmNlLW51
-bT48L3JlY29yZD48L0NpdGU+PENpdGU+PEF1dGhvcj5XYW5nPC9BdXRob3I+PFllYXI+MjAyNTwv
-WWVhcj48UmVjTnVtPjEwPC9SZWNOdW0+PHJlY29yZD48cmVjLW51bWJlcj4xMDwvcmVjLW51bWJl
-cj48Zm9yZWlnbi1rZXlzPjxrZXkgYXBwPSJFTiIgZGItaWQ9Inc5d3BldzlyYTJzMnNxZXBzdmF2
-ZHNmMnp4NTV6c3pmZndhZSIgdGltZXN0YW1wPSIxNzc5NjI0NjkxIj4xMDwva2V5PjwvZm9yZWln
-bi1rZXlzPjxyZWYtdHlwZSBuYW1lPSJKb3VybmFsIEFydGljbGUiPjE3PC9yZWYtdHlwZT48Y29u
-dHJpYnV0b3JzPjxhdXRob3JzPjxhdXRob3I+V2FuZywgWmhlbmdqdW48L2F1dGhvcj48YXV0aG9y
-PkNoZW4sIENoYW5nY2hlbmc8L2F1dGhvcj48YXV0aG9yPlFpYW4sIFNoZW5namlhbzwvYXV0aG9y
-PjxhdXRob3I+SmlhLCBCYW9uYW48L2F1dGhvcj48YXV0aG9yPlh1LCBZYXhpbjwvYXV0aG9yPjxh
-dXRob3I+R3VhbiwgWGlhb25pbmc8L2F1dGhvcj48YXV0aG9yPkhhbiwgWmhhbzwvYXV0aG9yPjxh
-dXRob3I+VHVvLCBZYWxpPC9hdXRob3I+PGF1dGhvcj5EdSwgWXV4aTwvYXV0aG9yPjxhdXRob3I+
-WXVuLCBYaW9uZ2ZlaTwvYXV0aG9yPjxhdXRob3I+WGllLCBKaWFuZ3pob3U8L2F1dGhvcj48YXV0
-aG9yPkxpdSwgR2FuZzwvYXV0aG9yPjxhdXRob3I+THUsIFBlbmdmZWk8L2F1dGhvcj48L2F1dGhv
-cnM+PC9jb250cmlidXRvcnM+PHRpdGxlcz48dGl0bGU+RGF0YS1Ecml2ZW4gRGVzaWduIG9mIEhh
-bGlkZSBQZXJvdnNraXRlcyBmb3IgRWZmaWNpZW50IEdyZWVuIExpZ2h0LUVtaXR0aW5nIERpb2Rl
-cyB2aWEgTWFjaGluZSBMZWFybmluZyBhbmQgREZUPC90aXRsZT48c2Vjb25kYXJ5LXRpdGxlPlRo
-ZSBKb3VybmFsIG9mIFBoeXNpY2FsIENoZW1pc3RyeSBDPC9zZWNvbmRhcnktdGl0bGU+PC90aXRs
-ZXM+PHBlcmlvZGljYWw+PGZ1bGwtdGl0bGU+VGhlIEpvdXJuYWwgb2YgUGh5c2ljYWwgQ2hlbWlz
-dHJ5IEM8L2Z1bGwtdGl0bGU+PC9wZXJpb2RpY2FsPjxwYWdlcz4xMzU0Mi0xMzU1NzwvcGFnZXM+
-PHZvbHVtZT4xMjk8L3ZvbHVtZT48bnVtYmVyPjMwPC9udW1iZXI+PGRhdGVzPjx5ZWFyPjIwMjU8
-L3llYXI+PHB1Yi1kYXRlcz48ZGF0ZT4yMDI1LzA3LzMxPC9kYXRlPjwvcHViLWRhdGVzPjwvZGF0
-ZXM+PHB1Ymxpc2hlcj5BbWVyaWNhbiBDaGVtaWNhbCBTb2NpZXR5PC9wdWJsaXNoZXI+PGlzYm4+
-MTkzMi03NDQ3PC9pc2JuPjx1cmxzPjxyZWxhdGVkLXVybHM+PHVybD5odHRwczovL2RvaS5vcmcv
-MTAuMTAyMS9hY3MuanBjYy41YzAyMTQyPC91cmw+PC9yZWxhdGVkLXVybHM+PC91cmxzPjxlbGVj
-dHJvbmljLXJlc291cmNlLW51bT4xMC4xMDIxL2Fjcy5qcGNjLjVjMDIxNDI8L2VsZWN0cm9uaWMt
-cmVzb3VyY2UtbnVtPjwvcmVjb3JkPjwvQ2l0ZT48Q2l0ZT48QXV0aG9yPldhbmc8L0F1dGhvcj48
-WWVhcj4yMDI1PC9ZZWFyPjxSZWNOdW0+OTwvUmVjTnVtPjxyZWNvcmQ+PHJlYy1udW1iZXI+OTwv
-cmVjLW51bWJlcj48Zm9yZWlnbi1rZXlzPjxrZXkgYXBwPSJFTiIgZGItaWQ9Inc5d3BldzlyYTJz
-MnNxZXBzdmF2ZHNmMnp4NTV6c3pmZndhZSIgdGltZXN0YW1wPSIxNzc5NjI0Njg4Ij45PC9rZXk+
-PC9mb3JlaWduLWtleXM+PHJlZi10eXBlIG5hbWU9IkpvdXJuYWwgQXJ0aWNsZSI+MTc8L3JlZi10
-eXBlPjxjb250cmlidXRvcnM+PGF1dGhvcnM+PGF1dGhvcj5XYW5nLCBTaGl5YW48L2F1dGhvcj48
-YXV0aG9yPkxpdSwgQ2hhb3Blbmc8L2F1dGhvcj48YXV0aG9yPkhhbywgV2VpeWFvPC9hdXRob3I+
-PGF1dGhvcj5aaHVhbmcsIFlhbmxpbmc8L2F1dGhvcj48YXV0aG9yPlpodSwgWGlhbmp1bjwvYXV0
-aG9yPjxhdXRob3I+V2FuZywgTG9uZ2x1PC9hdXRob3I+PGF1dGhvcj5OaXUsIFhpYW5naG9uZzwv
-YXV0aG9yPjxhdXRob3I+TGl1LCBTaHVqdWFuPC9hdXRob3I+PGF1dGhvcj5DaGVuLCBCaW5nPC9h
-dXRob3I+PGF1dGhvcj5aaGFvLCBRaWFuZzwvYXV0aG9yPjwvYXV0aG9ycz48L2NvbnRyaWJ1dG9y
-cz48dGl0bGVzPjx0aXRsZT5Gcm9tIEZvcm1hYmlsaXR5IHRvIEJhbmRnYXA6IE1hY2hpbmUgTGVh
-cm5pbmcgQWNjZWxlcmF0ZXMgdGhlIERpc2NvdmVyeSBhbmQgQXBwbGljYXRpb24gb2YgUGVyb3Zz
-a2l0ZSBNYXRlcmlhbHM8L3RpdGxlPjxzZWNvbmRhcnktdGl0bGU+QUNTIE5hbm88L3NlY29uZGFy
-eS10aXRsZT48L3RpdGxlcz48cGVyaW9kaWNhbD48ZnVsbC10aXRsZT5BQ1MgTmFubzwvZnVsbC10
-aXRsZT48L3BlcmlvZGljYWw+PHBhZ2VzPjI5MDQ5LTI5MDcyPC9wYWdlcz48dm9sdW1lPjE5PC92
-b2x1bWU+PG51bWJlcj4zMjwvbnVtYmVyPjxkYXRlcz48eWVhcj4yMDI1PC95ZWFyPjxwdWItZGF0
-ZXM+PGRhdGU+MjAyNS8wOC8xOTwvZGF0ZT48L3B1Yi1kYXRlcz48L2RhdGVzPjxwdWJsaXNoZXI+
-QW1lcmljYW4gQ2hlbWljYWwgU29jaWV0eTwvcHVibGlzaGVyPjxpc2JuPjE5MzYtMDg1MTwvaXNi
-bj48dXJscz48cmVsYXRlZC11cmxzPjx1cmw+aHR0cHM6Ly9kb2kub3JnLzEwLjEwMjEvYWNzbmFu
-by41YzA3NDk0PC91cmw+PC9yZWxhdGVkLXVybHM+PC91cmxzPjxlbGVjdHJvbmljLXJlc291cmNl
-LW51bT4xMC4xMDIxL2Fjc25hbm8uNWMwNzQ5NDwvZWxlY3Ryb25pYy1yZXNvdXJjZS1udW0+PC9y
+YWdlcz48dm9sdW1lPkFkdmFuY2VkIFBob3Rvbmljczwvdm9sdW1lPjxudW1iZXI+NTwvbnVtYmVy
+PjxkYXRlcz48eWVhcj4yMDI0PC95ZWFyPjwvZGF0ZXM+PHVybHM+PHJlbGF0ZWQtdXJscz48dXJs
+Pmh0dHBzOi8vZG9pLm9yZy8xMC4xMTE3LzEuQVAuNi41LjA1NDAwMTwvdXJsPjwvcmVsYXRlZC11
+cmxzPjwvdXJscz48L3JlY29yZD48L0NpdGU+PENpdGU+PEF1dGhvcj5kZSBsYSBBc3VuY2nDs24t
+TmFkYWw8L0F1dGhvcj48WWVhcj4yMDI1PC9ZZWFyPjxSZWNOdW0+Mjg8L1JlY051bT48cmVjb3Jk
+PjxyZWMtbnVtYmVyPjI4PC9yZWMtbnVtYmVyPjxmb3JlaWduLWtleXM+PGtleSBhcHA9IkVOIiBk
+Yi1pZD0idzl3cGV3OXJhMnMyc3FlcHN2YXZkc2Yyeng1NXpzemZmd2FlIiB0aW1lc3RhbXA9IjE3
+ODAyMDAxMDEiPjI4PC9rZXk+PC9mb3JlaWduLWtleXM+PHJlZi10eXBlIG5hbWU9IkpvdXJuYWwg
+QXJ0aWNsZSI+MTc8L3JlZi10eXBlPjxjb250cmlidXRvcnM+PGF1dGhvcnM+PGF1dGhvcj5kZSBs
+YSBBc3VuY2nDs24tTmFkYWwsIFbDrWN0b3I8L2F1dGhvcj48YXV0aG9yPklsaWZmZSBTcHJhZ3Vl
+LCBDaHJpc3RvcGhlcjwvYXV0aG9yPjxhdXRob3I+R3VpamFycm8tQmVyZGnDsWFzLCBCZXJ0aGE8
+L2F1dGhvcj48YXV0aG9yPkNhcHBlbCwgVXRlIEIuPC9hdXRob3I+PGF1dGhvcj5HYXJjw61hLUZl
+cm7DoW5kZXosIEFsYmVydG88L2F1dGhvcj48L2F1dGhvcnM+PC9jb250cmlidXRvcnM+PHRpdGxl
+cz48dGl0bGU+TWFjaGluZSBsZWFybmluZyBmb3IgcGVyb3Zza2l0ZSBzb2xhciBjZWxsczogYSBj
+b21wcmVoZW5zaXZlIHJldmlldyBvbiBvcHBvcnR1bml0aWVzIGFuZCBjaGFsbGVuZ2VzIGZvciBt
+YXRlcmlhbHMgc2NpZW50aXN0czwvdGl0bGU+PHNlY29uZGFyeS10aXRsZT5FRVMgU29sYXI8L3Nl
+Y29uZGFyeS10aXRsZT48L3RpdGxlcz48cGVyaW9kaWNhbD48ZnVsbC10aXRsZT5FRVMgU29sYXI8
+L2Z1bGwtdGl0bGU+PC9wZXJpb2RpY2FsPjxwYWdlcz45MjctOTU3PC9wYWdlcz48dm9sdW1lPjE8
+L3ZvbHVtZT48bnVtYmVyPjY8L251bWJlcj48ZGF0ZXM+PHllYXI+MjAyNTwveWVhcj48L2RhdGVz
+PjxwdWJsaXNoZXI+UlNDPC9wdWJsaXNoZXI+PHdvcmstdHlwZT4xMC4xMDM5L0Q1RUwwMDA0MUY8
+L3dvcmstdHlwZT48dXJscz48cmVsYXRlZC11cmxzPjx1cmw+aHR0cDovL2R4LmRvaS5vcmcvMTAu
+MTAzOS9ENUVMMDAwNDFGPC91cmw+PC9yZWxhdGVkLXVybHM+PC91cmxzPjxlbGVjdHJvbmljLXJl
+c291cmNlLW51bT4xMC4xMDM5L0Q1RUwwMDA0MUY8L2VsZWN0cm9uaWMtcmVzb3VyY2UtbnVtPjwv
+cmVjb3JkPjwvQ2l0ZT48Q2l0ZT48QXV0aG9yPlpoYW5nPC9BdXRob3I+PFllYXI+MjAyNTwvWWVh
+cj48UmVjTnVtPjI3PC9SZWNOdW0+PHJlY29yZD48cmVjLW51bWJlcj4yNzwvcmVjLW51bWJlcj48
+Zm9yZWlnbi1rZXlzPjxrZXkgYXBwPSJFTiIgZGItaWQ9Inc5d3BldzlyYTJzMnNxZXBzdmF2ZHNm
+Mnp4NTV6c3pmZndhZSIgdGltZXN0YW1wPSIxNzgwMTk5NjM4Ij4yNzwva2V5PjwvZm9yZWlnbi1r
+ZXlzPjxyZWYtdHlwZSBuYW1lPSJKb3VybmFsIEFydGljbGUiPjE3PC9yZWYtdHlwZT48Y29udHJp
+YnV0b3JzPjxhdXRob3JzPjxhdXRob3I+WmhhbmcsIFJ1aXFpPC9hdXRob3I+PGF1dGhvcj5Nb3Rl
+cywgQnJhbmRvbjwvYXV0aG9yPjxhdXRob3I+VGFuLCBTaGF1bjwvYXV0aG9yPjxhdXRob3I+THUs
+IFlvbmdsaTwvYXV0aG9yPjxhdXRob3I+U2hpaCwgTWVuZy1DaGVuPC9hdXRob3I+PGF1dGhvcj5I
+YW8sIFlpbHVuPC9hdXRob3I+PGF1dGhvcj5ZYW5nLCBLYXJlbjwvYXV0aG9yPjxhdXRob3I+U3Jp
+bml2YXNhbiwgU2hyZXlhczwvYXV0aG9yPjxhdXRob3I+QmF3ZW5kaSwgTW91bmdpIEcuPC9hdXRo
+b3I+PGF1dGhvcj5CdWxvdmnEhywgVmxhZGltaXI8L2F1dGhvcj48L2F1dGhvcnM+PC9jb250cmli
+dXRvcnM+PHRpdGxlcz48dGl0bGU+TWFjaGluZSBMZWFybmluZyBQcmVkaWN0aW9uIG9mIE9yZ2Fu
+aWPigJNJbm9yZ2FuaWMgSGFsaWRlIFBlcm92c2tpdGUgU29sYXIgQ2VsbCBQZXJmb3JtYW5jZSBm
+cm9tIE9wdGljYWwgUHJvcGVydGllczwvdGl0bGU+PHNlY29uZGFyeS10aXRsZT5BQ1MgRW5lcmd5
+IExldHRlcnM8L3NlY29uZGFyeS10aXRsZT48L3RpdGxlcz48cGVyaW9kaWNhbD48ZnVsbC10aXRs
+ZT5BQ1MgRW5lcmd5IExldHRlcnM8L2Z1bGwtdGl0bGU+PC9wZXJpb2RpY2FsPjxwYWdlcz4xNzE0
+LTE3MjQ8L3BhZ2VzPjx2b2x1bWU+MTA8L3ZvbHVtZT48bnVtYmVyPjQ8L251bWJlcj48ZGF0ZXM+
+PHllYXI+MjAyNTwveWVhcj48cHViLWRhdGVzPjxkYXRlPjIwMjUvMDQvMTE8L2RhdGU+PC9wdWIt
+ZGF0ZXM+PC9kYXRlcz48cHVibGlzaGVyPkFtZXJpY2FuIENoZW1pY2FsIFNvY2lldHk8L3B1Ymxp
+c2hlcj48dXJscz48cmVsYXRlZC11cmxzPjx1cmw+aHR0cHM6Ly9kb2kub3JnLzEwLjEwMjEvYWNz
+ZW5lcmd5bGV0dC40YzAzNTkyPC91cmw+PC9yZWxhdGVkLXVybHM+PC91cmxzPjxlbGVjdHJvbmlj
+LXJlc291cmNlLW51bT4xMC4xMDIxL2Fjc2VuZXJneWxldHQuNGMwMzU5MjwvZWxlY3Ryb25pYy1y
+ZXNvdXJjZS1udW0+PC9yZWNvcmQ+PC9DaXRlPjxDaXRlPjxBdXRob3I+VG9wcmFrPC9BdXRob3I+
+PFllYXI+MjAyNjwvWWVhcj48UmVjTnVtPjI5PC9SZWNOdW0+PHJlY29yZD48cmVjLW51bWJlcj4y
+OTwvcmVjLW51bWJlcj48Zm9yZWlnbi1rZXlzPjxrZXkgYXBwPSJFTiIgZGItaWQ9Inc5d3Bldzly
+YTJzMnNxZXBzdmF2ZHNmMnp4NTV6c3pmZndhZSIgdGltZXN0YW1wPSIxNzgwMjAwNDA1Ij4yOTwv
+a2V5PjwvZm9yZWlnbi1rZXlzPjxyZWYtdHlwZSBuYW1lPSJKb3VybmFsIEFydGljbGUiPjE3PC9y
+ZWYtdHlwZT48Y29udHJpYnV0b3JzPjxhdXRob3JzPjxhdXRob3I+VG9wcmFrLCBBecWfZWfDvGw8
+L2F1dGhvcj48L2F1dGhvcnM+PC9jb250cmlidXRvcnM+PHRpdGxlcz48dGl0bGU+UHJlZGljdGlu
+ZyBwaG90b3ZvbHRhaWMgb3V0cHV0IHBhcmFtZXRlcnMgb2YgcGVyb3Zza2l0ZSBzb2xhciBjZWxs
+cyB1c2luZyBleHBsYWluYWJsZSBtYWNoaW5lIGxlYXJuaW5nIHdpdGggcGh5c2ljcy1pbmZvcm1l
+ZCBhbmQgc2ltdWxhdGlvbi1kZXJpdmVkIGRlc2NyaXB0b3JzPC90aXRsZT48c2Vjb25kYXJ5LXRp
+dGxlPk1hdGVyaWFscyBUb2RheSBDb21tdW5pY2F0aW9uczwvc2Vjb25kYXJ5LXRpdGxlPjwvdGl0
+bGVzPjxwZXJpb2RpY2FsPjxmdWxsLXRpdGxlPk1hdGVyaWFscyBUb2RheSBDb21tdW5pY2F0aW9u
+czwvZnVsbC10aXRsZT48L3BlcmlvZGljYWw+PHBhZ2VzPjExNDk2ODwvcGFnZXM+PHZvbHVtZT41
+Mjwvdm9sdW1lPjxrZXl3b3Jkcz48a2V5d29yZD5QZXJvdnNraXRlIHNvbGFyIGNlbGxzPC9rZXl3
+b3JkPjxrZXl3b3JkPlBoeXNpY3MtaW5mb3JtZWQgbWFjaGluZSBsZWFybmluZzwva2V5d29yZD48
+a2V5d29yZD5EcmlmdOKAk2RpZmZ1c2lvbiBzaW11bGF0aW9uPC9rZXl3b3JkPjxrZXl3b3JkPlNI
+QVA8L2tleXdvcmQ+PC9rZXl3b3Jkcz48ZGF0ZXM+PHllYXI+MjAyNjwveWVhcj48cHViLWRhdGVz
+PjxkYXRlPjIwMjYvMDMvMDEvPC9kYXRlPjwvcHViLWRhdGVzPjwvZGF0ZXM+PGlzYm4+MjM1Mi00
+OTI4PC9pc2JuPjx1cmxzPjxyZWxhdGVkLXVybHM+PHVybD5odHRwczovL3d3dy5zY2llbmNlZGly
+ZWN0LmNvbS9zY2llbmNlL2FydGljbGUvcGlpL1MyMzUyNDkyODI2MDAzNTIxPC91cmw+PC9yZWxh
+dGVkLXVybHM+PC91cmxzPjxlbGVjdHJvbmljLXJlc291cmNlLW51bT5odHRwczovL2RvaS5vcmcv
+MTAuMTAxNi9qLm10Y29tbS4yMDI2LjExNDk2ODwvZWxlY3Ryb25pYy1yZXNvdXJjZS1udW0+PC9y
 ZWNvcmQ+PC9DaXRlPjxDaXRlPjxBdXRob3I+V2FuZzwvQXV0aG9yPjxZZWFyPjIwMjU8L1llYXI+
 PFJlY051bT4xMDwvUmVjTnVtPjxyZWNvcmQ+PHJlYy1udW1iZXI+MTA8L3JlYy1udW1iZXI+PGZv
 cmVpZ24ta2V5cz48a2V5IGFwcD0iRU4iIGRiLWlkPSJ3OXdwZXc5cmEyczJzcWVwc3ZhdmRzZjJ6
@@ -2494,7 +2448,53 @@
 NzQ0NzwvaXNibj48dXJscz48cmVsYXRlZC11cmxzPjx1cmw+aHR0cHM6Ly9kb2kub3JnLzEwLjEw
 MjEvYWNzLmpwY2MuNWMwMjE0MjwvdXJsPjwvcmVsYXRlZC11cmxzPjwvdXJscz48ZWxlY3Ryb25p
 Yy1yZXNvdXJjZS1udW0+MTAuMTAyMS9hY3MuanBjYy41YzAyMTQyPC9lbGVjdHJvbmljLXJlc291
-cmNlLW51bT48L3JlY29yZD48L0NpdGU+PC9FbmROb3RlPn==
+cmNlLW51bT48L3JlY29yZD48L0NpdGU+PENpdGU+PEF1dGhvcj5XYW5nPC9BdXRob3I+PFllYXI+
+MjAyNTwvWWVhcj48UmVjTnVtPjk8L1JlY051bT48cmVjb3JkPjxyZWMtbnVtYmVyPjk8L3JlYy1u
+dW1iZXI+PGZvcmVpZ24ta2V5cz48a2V5IGFwcD0iRU4iIGRiLWlkPSJ3OXdwZXc5cmEyczJzcWVw
+c3ZhdmRzZjJ6eDU1enN6ZmZ3YWUiIHRpbWVzdGFtcD0iMTc3OTYyNDY4OCI+OTwva2V5PjwvZm9y
+ZWlnbi1rZXlzPjxyZWYtdHlwZSBuYW1lPSJKb3VybmFsIEFydGljbGUiPjE3PC9yZWYtdHlwZT48
+Y29udHJpYnV0b3JzPjxhdXRob3JzPjxhdXRob3I+V2FuZywgU2hpeWFuPC9hdXRob3I+PGF1dGhv
+cj5MaXUsIENoYW9wZW5nPC9hdXRob3I+PGF1dGhvcj5IYW8sIFdlaXlhbzwvYXV0aG9yPjxhdXRo
+b3I+Wmh1YW5nLCBZYW5saW5nPC9hdXRob3I+PGF1dGhvcj5aaHUsIFhpYW5qdW48L2F1dGhvcj48
+YXV0aG9yPldhbmcsIExvbmdsdTwvYXV0aG9yPjxhdXRob3I+Tml1LCBYaWFuZ2hvbmc8L2F1dGhv
+cj48YXV0aG9yPkxpdSwgU2h1anVhbjwvYXV0aG9yPjxhdXRob3I+Q2hlbiwgQmluZzwvYXV0aG9y
+PjxhdXRob3I+WmhhbywgUWlhbmc8L2F1dGhvcj48L2F1dGhvcnM+PC9jb250cmlidXRvcnM+PHRp
+dGxlcz48dGl0bGU+RnJvbSBGb3JtYWJpbGl0eSB0byBCYW5kZ2FwOiBNYWNoaW5lIExlYXJuaW5n
+IEFjY2VsZXJhdGVzIHRoZSBEaXNjb3ZlcnkgYW5kIEFwcGxpY2F0aW9uIG9mIFBlcm92c2tpdGUg
+TWF0ZXJpYWxzPC90aXRsZT48c2Vjb25kYXJ5LXRpdGxlPkFDUyBOYW5vPC9zZWNvbmRhcnktdGl0
+bGU+PC90aXRsZXM+PHBlcmlvZGljYWw+PGZ1bGwtdGl0bGU+QUNTIE5hbm88L2Z1bGwtdGl0bGU+
+PC9wZXJpb2RpY2FsPjxwYWdlcz4yOTA0OS0yOTA3MjwvcGFnZXM+PHZvbHVtZT4xOTwvdm9sdW1l
+PjxudW1iZXI+MzI8L251bWJlcj48ZGF0ZXM+PHllYXI+MjAyNTwveWVhcj48cHViLWRhdGVzPjxk
+YXRlPjIwMjUvMDgvMTk8L2RhdGU+PC9wdWItZGF0ZXM+PC9kYXRlcz48cHVibGlzaGVyPkFtZXJp
+Y2FuIENoZW1pY2FsIFNvY2lldHk8L3B1Ymxpc2hlcj48aXNibj4xOTM2LTA4NTE8L2lzYm4+PHVy
+bHM+PHJlbGF0ZWQtdXJscz48dXJsPmh0dHBzOi8vZG9pLm9yZy8xMC4xMDIxL2Fjc25hbm8uNWMw
+NzQ5NDwvdXJsPjwvcmVsYXRlZC11cmxzPjwvdXJscz48ZWxlY3Ryb25pYy1yZXNvdXJjZS1udW0+
+MTAuMTAyMS9hY3NuYW5vLjVjMDc0OTQ8L2VsZWN0cm9uaWMtcmVzb3VyY2UtbnVtPjwvcmVjb3Jk
+PjwvQ2l0ZT48Q2l0ZT48QXV0aG9yPldhbmc8L0F1dGhvcj48WWVhcj4yMDI1PC9ZZWFyPjxSZWNO
+dW0+MTA8L1JlY051bT48cmVjb3JkPjxyZWMtbnVtYmVyPjEwPC9yZWMtbnVtYmVyPjxmb3JlaWdu
+LWtleXM+PGtleSBhcHA9IkVOIiBkYi1pZD0idzl3cGV3OXJhMnMyc3FlcHN2YXZkc2Yyeng1NXpz
+emZmd2FlIiB0aW1lc3RhbXA9IjE3Nzk2MjQ2OTEiPjEwPC9rZXk+PC9mb3JlaWduLWtleXM+PHJl
+Zi10eXBlIG5hbWU9IkpvdXJuYWwgQXJ0aWNsZSI+MTc8L3JlZi10eXBlPjxjb250cmlidXRvcnM+
+PGF1dGhvcnM+PGF1dGhvcj5XYW5nLCBaaGVuZ2p1bjwvYXV0aG9yPjxhdXRob3I+Q2hlbiwgQ2hh
+bmdjaGVuZzwvYXV0aG9yPjxhdXRob3I+UWlhbiwgU2hlbmdqaWFvPC9hdXRob3I+PGF1dGhvcj5K
+aWEsIEJhb25hbjwvYXV0aG9yPjxhdXRob3I+WHUsIFlheGluPC9hdXRob3I+PGF1dGhvcj5HdWFu
+LCBYaWFvbmluZzwvYXV0aG9yPjxhdXRob3I+SGFuLCBaaGFvPC9hdXRob3I+PGF1dGhvcj5UdW8s
+IFlhbGk8L2F1dGhvcj48YXV0aG9yPkR1LCBZdXhpPC9hdXRob3I+PGF1dGhvcj5ZdW4sIFhpb25n
+ZmVpPC9hdXRob3I+PGF1dGhvcj5YaWUsIEppYW5nemhvdTwvYXV0aG9yPjxhdXRob3I+TGl1LCBH
+YW5nPC9hdXRob3I+PGF1dGhvcj5MdSwgUGVuZ2ZlaTwvYXV0aG9yPjwvYXV0aG9ycz48L2NvbnRy
+aWJ1dG9ycz48dGl0bGVzPjx0aXRsZT5EYXRhLURyaXZlbiBEZXNpZ24gb2YgSGFsaWRlIFBlcm92
+c2tpdGVzIGZvciBFZmZpY2llbnQgR3JlZW4gTGlnaHQtRW1pdHRpbmcgRGlvZGVzIHZpYSBNYWNo
+aW5lIExlYXJuaW5nIGFuZCBERlQ8L3RpdGxlPjxzZWNvbmRhcnktdGl0bGU+VGhlIEpvdXJuYWwg
+b2YgUGh5c2ljYWwgQ2hlbWlzdHJ5IEM8L3NlY29uZGFyeS10aXRsZT48L3RpdGxlcz48cGVyaW9k
+aWNhbD48ZnVsbC10aXRsZT5UaGUgSm91cm5hbCBvZiBQaHlzaWNhbCBDaGVtaXN0cnkgQzwvZnVs
+bC10aXRsZT48L3BlcmlvZGljYWw+PHBhZ2VzPjEzNTQyLTEzNTU3PC9wYWdlcz48dm9sdW1lPjEy
+OTwvdm9sdW1lPjxudW1iZXI+MzA8L251bWJlcj48ZGF0ZXM+PHllYXI+MjAyNTwveWVhcj48cHVi
+LWRhdGVzPjxkYXRlPjIwMjUvMDcvMzE8L2RhdGU+PC9wdWItZGF0ZXM+PC9kYXRlcz48cHVibGlz
+aGVyPkFtZXJpY2FuIENoZW1pY2FsIFNvY2lldHk8L3B1Ymxpc2hlcj48aXNibj4xOTMyLTc0NDc8
+L2lzYm4+PHVybHM+PHJlbGF0ZWQtdXJscz48dXJsPmh0dHBzOi8vZG9pLm9yZy8xMC4xMDIxL2Fj
+cy5qcGNjLjVjMDIxNDI8L3VybD48L3JlbGF0ZWQtdXJscz48L3VybHM+PGVsZWN0cm9uaWMtcmVz
+b3VyY2UtbnVtPjEwLjEwMjEvYWNzLmpwY2MuNWMwMjE0MjwvZWxlY3Ryb25pYy1yZXNvdXJjZS1u
+dW0+PC9yZWNvcmQ+PC9DaXRlPjwvRW5kTm90ZT4A
 </w:fldData>
         </w:fldChar>
       </w:r>
@@ -2520,119 +2520,73 @@
 TGluPC9hdXRob3I+PGF1dGhvcj5XYW5nLCBKaWFucHU8L2F1dGhvcj48L2F1dGhvcnM+PC9jb250
 cmlidXRvcnM+PHRpdGxlcz48dGl0bGU+TWFjaGluZSBsZWFybmluZyBmb3IgcGVyb3Zza2l0ZSBv
 cHRvZWxlY3Ryb25pY3M6IGEgcmV2aWV3PC90aXRsZT48L3RpdGxlcz48cGFnZXM+MDU0MDAxPC9w
-YWdlcz48dm9sdW1lPjYgJUogQWR2YW5jZWQgUGhvdG9uaWNzPC92b2x1bWU+PG51bWJlcj41PC9u
-dW1iZXI+PGRhdGVzPjx5ZWFyPjIwMjQ8L3llYXI+PC9kYXRlcz48dXJscz48cmVsYXRlZC11cmxz
-Pjx1cmw+aHR0cHM6Ly9kb2kub3JnLzEwLjExMTcvMS5BUC42LjUuMDU0MDAxPC91cmw+PC9yZWxh
-dGVkLXVybHM+PC91cmxzPjwvcmVjb3JkPjwvQ2l0ZT48Q2l0ZT48QXV0aG9yPmRlIGxhIEFzdW5j
-acOzbi1OYWRhbDwvQXV0aG9yPjxZZWFyPjIwMjU8L1llYXI+PFJlY051bT4yODwvUmVjTnVtPjxy
-ZWNvcmQ+PHJlYy1udW1iZXI+Mjg8L3JlYy1udW1iZXI+PGZvcmVpZ24ta2V5cz48a2V5IGFwcD0i
-RU4iIGRiLWlkPSJ3OXdwZXc5cmEyczJzcWVwc3ZhdmRzZjJ6eDU1enN6ZmZ3YWUiIHRpbWVzdGFt
-cD0iMTc4MDIwMDEwMSI+Mjg8L2tleT48L2ZvcmVpZ24ta2V5cz48cmVmLXR5cGUgbmFtZT0iSm91
-cm5hbCBBcnRpY2xlIj4xNzwvcmVmLXR5cGU+PGNvbnRyaWJ1dG9ycz48YXV0aG9ycz48YXV0aG9y
-PmRlIGxhIEFzdW5jacOzbi1OYWRhbCwgVsOtY3RvcjwvYXV0aG9yPjxhdXRob3I+SWxpZmZlIFNw
-cmFndWUsIENocmlzdG9waGVyPC9hdXRob3I+PGF1dGhvcj5HdWlqYXJyby1CZXJkacOxYXMsIEJl
-cnRoYTwvYXV0aG9yPjxhdXRob3I+Q2FwcGVsLCBVdGUgQi48L2F1dGhvcj48YXV0aG9yPkdhcmPD
-rWEtRmVybsOhbmRleiwgQWxiZXJ0bzwvYXV0aG9yPjwvYXV0aG9ycz48L2NvbnRyaWJ1dG9ycz48
-dGl0bGVzPjx0aXRsZT5NYWNoaW5lIGxlYXJuaW5nIGZvciBwZXJvdnNraXRlIHNvbGFyIGNlbGxz
-OiBhIGNvbXByZWhlbnNpdmUgcmV2aWV3IG9uIG9wcG9ydHVuaXRpZXMgYW5kIGNoYWxsZW5nZXMg
-Zm9yIG1hdGVyaWFscyBzY2llbnRpc3RzPC90aXRsZT48c2Vjb25kYXJ5LXRpdGxlPkVFUyBTb2xh
-cjwvc2Vjb25kYXJ5LXRpdGxlPjwvdGl0bGVzPjxwZXJpb2RpY2FsPjxmdWxsLXRpdGxlPkVFUyBT
-b2xhcjwvZnVsbC10aXRsZT48L3BlcmlvZGljYWw+PHBhZ2VzPjkyNy05NTc8L3BhZ2VzPjx2b2x1
-bWU+MTwvdm9sdW1lPjxudW1iZXI+NjwvbnVtYmVyPjxkYXRlcz48eWVhcj4yMDI1PC95ZWFyPjwv
-ZGF0ZXM+PHB1Ymxpc2hlcj5SU0M8L3B1Ymxpc2hlcj48d29yay10eXBlPjEwLjEwMzkvRDVFTDAw
-MDQxRjwvd29yay10eXBlPjx1cmxzPjxyZWxhdGVkLXVybHM+PHVybD5odHRwOi8vZHguZG9pLm9y
-Zy8xMC4xMDM5L0Q1RUwwMDA0MUY8L3VybD48L3JlbGF0ZWQtdXJscz48L3VybHM+PGVsZWN0cm9u
-aWMtcmVzb3VyY2UtbnVtPjEwLjEwMzkvRDVFTDAwMDQxRjwvZWxlY3Ryb25pYy1yZXNvdXJjZS1u
-dW0+PC9yZWNvcmQ+PC9DaXRlPjxDaXRlPjxBdXRob3I+Wmhhbmc8L0F1dGhvcj48WWVhcj4yMDI1
-PC9ZZWFyPjxSZWNOdW0+Mjc8L1JlY051bT48cmVjb3JkPjxyZWMtbnVtYmVyPjI3PC9yZWMtbnVt
-YmVyPjxmb3JlaWduLWtleXM+PGtleSBhcHA9IkVOIiBkYi1pZD0idzl3cGV3OXJhMnMyc3FlcHN2
-YXZkc2Yyeng1NXpzemZmd2FlIiB0aW1lc3RhbXA9IjE3ODAxOTk2MzgiPjI3PC9rZXk+PC9mb3Jl
-aWduLWtleXM+PHJlZi10eXBlIG5hbWU9IkpvdXJuYWwgQXJ0aWNsZSI+MTc8L3JlZi10eXBlPjxj
-b250cmlidXRvcnM+PGF1dGhvcnM+PGF1dGhvcj5aaGFuZywgUnVpcWk8L2F1dGhvcj48YXV0aG9y
-Pk1vdGVzLCBCcmFuZG9uPC9hdXRob3I+PGF1dGhvcj5UYW4sIFNoYXVuPC9hdXRob3I+PGF1dGhv
-cj5MdSwgWW9uZ2xpPC9hdXRob3I+PGF1dGhvcj5TaGloLCBNZW5nLUNoZW48L2F1dGhvcj48YXV0
-aG9yPkhhbywgWWlsdW48L2F1dGhvcj48YXV0aG9yPllhbmcsIEthcmVuPC9hdXRob3I+PGF1dGhv
-cj5TcmluaXZhc2FuLCBTaHJleWFzPC9hdXRob3I+PGF1dGhvcj5CYXdlbmRpLCBNb3VuZ2kgRy48
-L2F1dGhvcj48YXV0aG9yPkJ1bG92acSHLCBWbGFkaW1pcjwvYXV0aG9yPjwvYXV0aG9ycz48L2Nv
-bnRyaWJ1dG9ycz48dGl0bGVzPjx0aXRsZT5NYWNoaW5lIExlYXJuaW5nIFByZWRpY3Rpb24gb2Yg
-T3JnYW5pY+KAk0lub3JnYW5pYyBIYWxpZGUgUGVyb3Zza2l0ZSBTb2xhciBDZWxsIFBlcmZvcm1h
-bmNlIGZyb20gT3B0aWNhbCBQcm9wZXJ0aWVzPC90aXRsZT48c2Vjb25kYXJ5LXRpdGxlPkFDUyBF
-bmVyZ3kgTGV0dGVyczwvc2Vjb25kYXJ5LXRpdGxlPjwvdGl0bGVzPjxwZXJpb2RpY2FsPjxmdWxs
-LXRpdGxlPkFDUyBFbmVyZ3kgTGV0dGVyczwvZnVsbC10aXRsZT48L3BlcmlvZGljYWw+PHBhZ2Vz
-PjE3MTQtMTcyNDwvcGFnZXM+PHZvbHVtZT4xMDwvdm9sdW1lPjxudW1iZXI+NDwvbnVtYmVyPjxk
-YXRlcz48eWVhcj4yMDI1PC95ZWFyPjxwdWItZGF0ZXM+PGRhdGU+MjAyNS8wNC8xMTwvZGF0ZT48
-L3B1Yi1kYXRlcz48L2RhdGVzPjxwdWJsaXNoZXI+QW1lcmljYW4gQ2hlbWljYWwgU29jaWV0eTwv
-cHVibGlzaGVyPjx1cmxzPjxyZWxhdGVkLXVybHM+PHVybD5odHRwczovL2RvaS5vcmcvMTAuMTAy
-MS9hY3NlbmVyZ3lsZXR0LjRjMDM1OTI8L3VybD48L3JlbGF0ZWQtdXJscz48L3VybHM+PGVsZWN0
-cm9uaWMtcmVzb3VyY2UtbnVtPjEwLjEwMjEvYWNzZW5lcmd5bGV0dC40YzAzNTkyPC9lbGVjdHJv
-bmljLXJlc291cmNlLW51bT48L3JlY29yZD48L0NpdGU+PENpdGU+PEF1dGhvcj5Ub3ByYWs8L0F1
-dGhvcj48WWVhcj4yMDI2PC9ZZWFyPjxSZWNOdW0+Mjk8L1JlY051bT48cmVjb3JkPjxyZWMtbnVt
-YmVyPjI5PC9yZWMtbnVtYmVyPjxmb3JlaWduLWtleXM+PGtleSBhcHA9IkVOIiBkYi1pZD0idzl3
-cGV3OXJhMnMyc3FlcHN2YXZkc2Yyeng1NXpzemZmd2FlIiB0aW1lc3RhbXA9IjE3ODAyMDA0MDUi
-PjI5PC9rZXk+PC9mb3JlaWduLWtleXM+PHJlZi10eXBlIG5hbWU9IkpvdXJuYWwgQXJ0aWNsZSI+
-MTc8L3JlZi10eXBlPjxjb250cmlidXRvcnM+PGF1dGhvcnM+PGF1dGhvcj5Ub3ByYWssIEF5xZ9l
-Z8O8bDwvYXV0aG9yPjwvYXV0aG9ycz48L2NvbnRyaWJ1dG9ycz48dGl0bGVzPjx0aXRsZT5QcmVk
-aWN0aW5nIHBob3Rvdm9sdGFpYyBvdXRwdXQgcGFyYW1ldGVycyBvZiBwZXJvdnNraXRlIHNvbGFy
-IGNlbGxzIHVzaW5nIGV4cGxhaW5hYmxlIG1hY2hpbmUgbGVhcm5pbmcgd2l0aCBwaHlzaWNzLWlu
-Zm9ybWVkIGFuZCBzaW11bGF0aW9uLWRlcml2ZWQgZGVzY3JpcHRvcnM8L3RpdGxlPjxzZWNvbmRh
-cnktdGl0bGU+TWF0ZXJpYWxzIFRvZGF5IENvbW11bmljYXRpb25zPC9zZWNvbmRhcnktdGl0bGU+
-PC90aXRsZXM+PHBlcmlvZGljYWw+PGZ1bGwtdGl0bGU+TWF0ZXJpYWxzIFRvZGF5IENvbW11bmlj
-YXRpb25zPC9mdWxsLXRpdGxlPjwvcGVyaW9kaWNhbD48cGFnZXM+MTE0OTY4PC9wYWdlcz48dm9s
-dW1lPjUyPC92b2x1bWU+PGtleXdvcmRzPjxrZXl3b3JkPlBlcm92c2tpdGUgc29sYXIgY2VsbHM8
-L2tleXdvcmQ+PGtleXdvcmQ+UGh5c2ljcy1pbmZvcm1lZCBtYWNoaW5lIGxlYXJuaW5nPC9rZXl3
-b3JkPjxrZXl3b3JkPkRyaWZ04oCTZGlmZnVzaW9uIHNpbXVsYXRpb248L2tleXdvcmQ+PGtleXdv
-cmQ+U0hBUDwva2V5d29yZD48L2tleXdvcmRzPjxkYXRlcz48eWVhcj4yMDI2PC95ZWFyPjxwdWIt
-ZGF0ZXM+PGRhdGU+MjAyNi8wMy8wMS88L2RhdGU+PC9wdWItZGF0ZXM+PC9kYXRlcz48aXNibj4y
-MzUyLTQ5Mjg8L2lzYm4+PHVybHM+PHJlbGF0ZWQtdXJscz48dXJsPmh0dHBzOi8vd3d3LnNjaWVu
-Y2VkaXJlY3QuY29tL3NjaWVuY2UvYXJ0aWNsZS9waWkvUzIzNTI0OTI4MjYwMDM1MjE8L3VybD48
-L3JlbGF0ZWQtdXJscz48L3VybHM+PGVsZWN0cm9uaWMtcmVzb3VyY2UtbnVtPmh0dHBzOi8vZG9p
-Lm9yZy8xMC4xMDE2L2oubXRjb21tLjIwMjYuMTE0OTY4PC9lbGVjdHJvbmljLXJlc291cmNlLW51
-bT48L3JlY29yZD48L0NpdGU+PENpdGU+PEF1dGhvcj5XYW5nPC9BdXRob3I+PFllYXI+MjAyNTwv
-WWVhcj48UmVjTnVtPjEwPC9SZWNOdW0+PHJlY29yZD48cmVjLW51bWJlcj4xMDwvcmVjLW51bWJl
-cj48Zm9yZWlnbi1rZXlzPjxrZXkgYXBwPSJFTiIgZGItaWQ9Inc5d3BldzlyYTJzMnNxZXBzdmF2
-ZHNmMnp4NTV6c3pmZndhZSIgdGltZXN0YW1wPSIxNzc5NjI0NjkxIj4xMDwva2V5PjwvZm9yZWln
-bi1rZXlzPjxyZWYtdHlwZSBuYW1lPSJKb3VybmFsIEFydGljbGUiPjE3PC9yZWYtdHlwZT48Y29u
-dHJpYnV0b3JzPjxhdXRob3JzPjxhdXRob3I+V2FuZywgWmhlbmdqdW48L2F1dGhvcj48YXV0aG9y
-PkNoZW4sIENoYW5nY2hlbmc8L2F1dGhvcj48YXV0aG9yPlFpYW4sIFNoZW5namlhbzwvYXV0aG9y
-PjxhdXRob3I+SmlhLCBCYW9uYW48L2F1dGhvcj48YXV0aG9yPlh1LCBZYXhpbjwvYXV0aG9yPjxh
-dXRob3I+R3VhbiwgWGlhb25pbmc8L2F1dGhvcj48YXV0aG9yPkhhbiwgWmhhbzwvYXV0aG9yPjxh
-dXRob3I+VHVvLCBZYWxpPC9hdXRob3I+PGF1dGhvcj5EdSwgWXV4aTwvYXV0aG9yPjxhdXRob3I+
-WXVuLCBYaW9uZ2ZlaTwvYXV0aG9yPjxhdXRob3I+WGllLCBKaWFuZ3pob3U8L2F1dGhvcj48YXV0
-aG9yPkxpdSwgR2FuZzwvYXV0aG9yPjxhdXRob3I+THUsIFBlbmdmZWk8L2F1dGhvcj48L2F1dGhv
-cnM+PC9jb250cmlidXRvcnM+PHRpdGxlcz48dGl0bGU+RGF0YS1Ecml2ZW4gRGVzaWduIG9mIEhh
-bGlkZSBQZXJvdnNraXRlcyBmb3IgRWZmaWNpZW50IEdyZWVuIExpZ2h0LUVtaXR0aW5nIERpb2Rl
-cyB2aWEgTWFjaGluZSBMZWFybmluZyBhbmQgREZUPC90aXRsZT48c2Vjb25kYXJ5LXRpdGxlPlRo
-ZSBKb3VybmFsIG9mIFBoeXNpY2FsIENoZW1pc3RyeSBDPC9zZWNvbmRhcnktdGl0bGU+PC90aXRs
-ZXM+PHBlcmlvZGljYWw+PGZ1bGwtdGl0bGU+VGhlIEpvdXJuYWwgb2YgUGh5c2ljYWwgQ2hlbWlz
-dHJ5IEM8L2Z1bGwtdGl0bGU+PC9wZXJpb2RpY2FsPjxwYWdlcz4xMzU0Mi0xMzU1NzwvcGFnZXM+
-PHZvbHVtZT4xMjk8L3ZvbHVtZT48bnVtYmVyPjMwPC9udW1iZXI+PGRhdGVzPjx5ZWFyPjIwMjU8
-L3llYXI+PHB1Yi1kYXRlcz48ZGF0ZT4yMDI1LzA3LzMxPC9kYXRlPjwvcHViLWRhdGVzPjwvZGF0
-ZXM+PHB1Ymxpc2hlcj5BbWVyaWNhbiBDaGVtaWNhbCBTb2NpZXR5PC9wdWJsaXNoZXI+PGlzYm4+
-MTkzMi03NDQ3PC9pc2JuPjx1cmxzPjxyZWxhdGVkLXVybHM+PHVybD5odHRwczovL2RvaS5vcmcv
-MTAuMTAyMS9hY3MuanBjYy41YzAyMTQyPC91cmw+PC9yZWxhdGVkLXVybHM+PC91cmxzPjxlbGVj
-dHJvbmljLXJlc291cmNlLW51bT4xMC4xMDIxL2Fjcy5qcGNjLjVjMDIxNDI8L2VsZWN0cm9uaWMt
-cmVzb3VyY2UtbnVtPjwvcmVjb3JkPjwvQ2l0ZT48Q2l0ZT48QXV0aG9yPldhbmc8L0F1dGhvcj48
-WWVhcj4yMDI1PC9ZZWFyPjxSZWNOdW0+OTwvUmVjTnVtPjxyZWNvcmQ+PHJlYy1udW1iZXI+OTwv
-cmVjLW51bWJlcj48Zm9yZWlnbi1rZXlzPjxrZXkgYXBwPSJFTiIgZGItaWQ9Inc5d3BldzlyYTJz
-MnNxZXBzdmF2ZHNmMnp4NTV6c3pmZndhZSIgdGltZXN0YW1wPSIxNzc5NjI0Njg4Ij45PC9rZXk+
-PC9mb3JlaWduLWtleXM+PHJlZi10eXBlIG5hbWU9IkpvdXJuYWwgQXJ0aWNsZSI+MTc8L3JlZi10
-eXBlPjxjb250cmlidXRvcnM+PGF1dGhvcnM+PGF1dGhvcj5XYW5nLCBTaGl5YW48L2F1dGhvcj48
-YXV0aG9yPkxpdSwgQ2hhb3Blbmc8L2F1dGhvcj48YXV0aG9yPkhhbywgV2VpeWFvPC9hdXRob3I+
-PGF1dGhvcj5aaHVhbmcsIFlhbmxpbmc8L2F1dGhvcj48YXV0aG9yPlpodSwgWGlhbmp1bjwvYXV0
-aG9yPjxhdXRob3I+V2FuZywgTG9uZ2x1PC9hdXRob3I+PGF1dGhvcj5OaXUsIFhpYW5naG9uZzwv
-YXV0aG9yPjxhdXRob3I+TGl1LCBTaHVqdWFuPC9hdXRob3I+PGF1dGhvcj5DaGVuLCBCaW5nPC9h
-dXRob3I+PGF1dGhvcj5aaGFvLCBRaWFuZzwvYXV0aG9yPjwvYXV0aG9ycz48L2NvbnRyaWJ1dG9y
-cz48dGl0bGVzPjx0aXRsZT5Gcm9tIEZvcm1hYmlsaXR5IHRvIEJhbmRnYXA6IE1hY2hpbmUgTGVh
-cm5pbmcgQWNjZWxlcmF0ZXMgdGhlIERpc2NvdmVyeSBhbmQgQXBwbGljYXRpb24gb2YgUGVyb3Zz
-a2l0ZSBNYXRlcmlhbHM8L3RpdGxlPjxzZWNvbmRhcnktdGl0bGU+QUNTIE5hbm88L3NlY29uZGFy
-eS10aXRsZT48L3RpdGxlcz48cGVyaW9kaWNhbD48ZnVsbC10aXRsZT5BQ1MgTmFubzwvZnVsbC10
-aXRsZT48L3BlcmlvZGljYWw+PHBhZ2VzPjI5MDQ5LTI5MDcyPC9wYWdlcz48dm9sdW1lPjE5PC92
-b2x1bWU+PG51bWJlcj4zMjwvbnVtYmVyPjxkYXRlcz48eWVhcj4yMDI1PC95ZWFyPjxwdWItZGF0
-ZXM+PGRhdGU+MjAyNS8wOC8xOTwvZGF0ZT48L3B1Yi1kYXRlcz48L2RhdGVzPjxwdWJsaXNoZXI+
-QW1lcmljYW4gQ2hlbWljYWwgU29jaWV0eTwvcHVibGlzaGVyPjxpc2JuPjE5MzYtMDg1MTwvaXNi
-bj48dXJscz48cmVsYXRlZC11cmxzPjx1cmw+aHR0cHM6Ly9kb2kub3JnLzEwLjEwMjEvYWNzbmFu
-by41YzA3NDk0PC91cmw+PC9yZWxhdGVkLXVybHM+PC91cmxzPjxlbGVjdHJvbmljLXJlc291cmNl
-LW51bT4xMC4xMDIxL2Fjc25hbm8uNWMwNzQ5NDwvZWxlY3Ryb25pYy1yZXNvdXJjZS1udW0+PC9y
+YWdlcz48dm9sdW1lPkFkdmFuY2VkIFBob3Rvbmljczwvdm9sdW1lPjxudW1iZXI+NTwvbnVtYmVy
+PjxkYXRlcz48eWVhcj4yMDI0PC95ZWFyPjwvZGF0ZXM+PHVybHM+PHJlbGF0ZWQtdXJscz48dXJs
+Pmh0dHBzOi8vZG9pLm9yZy8xMC4xMTE3LzEuQVAuNi41LjA1NDAwMTwvdXJsPjwvcmVsYXRlZC11
+cmxzPjwvdXJscz48L3JlY29yZD48L0NpdGU+PENpdGU+PEF1dGhvcj5kZSBsYSBBc3VuY2nDs24t
+TmFkYWw8L0F1dGhvcj48WWVhcj4yMDI1PC9ZZWFyPjxSZWNOdW0+Mjg8L1JlY051bT48cmVjb3Jk
+PjxyZWMtbnVtYmVyPjI4PC9yZWMtbnVtYmVyPjxmb3JlaWduLWtleXM+PGtleSBhcHA9IkVOIiBk
+Yi1pZD0idzl3cGV3OXJhMnMyc3FlcHN2YXZkc2Yyeng1NXpzemZmd2FlIiB0aW1lc3RhbXA9IjE3
+ODAyMDAxMDEiPjI4PC9rZXk+PC9mb3JlaWduLWtleXM+PHJlZi10eXBlIG5hbWU9IkpvdXJuYWwg
+QXJ0aWNsZSI+MTc8L3JlZi10eXBlPjxjb250cmlidXRvcnM+PGF1dGhvcnM+PGF1dGhvcj5kZSBs
+YSBBc3VuY2nDs24tTmFkYWwsIFbDrWN0b3I8L2F1dGhvcj48YXV0aG9yPklsaWZmZSBTcHJhZ3Vl
+LCBDaHJpc3RvcGhlcjwvYXV0aG9yPjxhdXRob3I+R3VpamFycm8tQmVyZGnDsWFzLCBCZXJ0aGE8
+L2F1dGhvcj48YXV0aG9yPkNhcHBlbCwgVXRlIEIuPC9hdXRob3I+PGF1dGhvcj5HYXJjw61hLUZl
+cm7DoW5kZXosIEFsYmVydG88L2F1dGhvcj48L2F1dGhvcnM+PC9jb250cmlidXRvcnM+PHRpdGxl
+cz48dGl0bGU+TWFjaGluZSBsZWFybmluZyBmb3IgcGVyb3Zza2l0ZSBzb2xhciBjZWxsczogYSBj
+b21wcmVoZW5zaXZlIHJldmlldyBvbiBvcHBvcnR1bml0aWVzIGFuZCBjaGFsbGVuZ2VzIGZvciBt
+YXRlcmlhbHMgc2NpZW50aXN0czwvdGl0bGU+PHNlY29uZGFyeS10aXRsZT5FRVMgU29sYXI8L3Nl
+Y29uZGFyeS10aXRsZT48L3RpdGxlcz48cGVyaW9kaWNhbD48ZnVsbC10aXRsZT5FRVMgU29sYXI8
+L2Z1bGwtdGl0bGU+PC9wZXJpb2RpY2FsPjxwYWdlcz45MjctOTU3PC9wYWdlcz48dm9sdW1lPjE8
+L3ZvbHVtZT48bnVtYmVyPjY8L251bWJlcj48ZGF0ZXM+PHllYXI+MjAyNTwveWVhcj48L2RhdGVz
+PjxwdWJsaXNoZXI+UlNDPC9wdWJsaXNoZXI+PHdvcmstdHlwZT4xMC4xMDM5L0Q1RUwwMDA0MUY8
+L3dvcmstdHlwZT48dXJscz48cmVsYXRlZC11cmxzPjx1cmw+aHR0cDovL2R4LmRvaS5vcmcvMTAu
+MTAzOS9ENUVMMDAwNDFGPC91cmw+PC9yZWxhdGVkLXVybHM+PC91cmxzPjxlbGVjdHJvbmljLXJl
+c291cmNlLW51bT4xMC4xMDM5L0Q1RUwwMDA0MUY8L2VsZWN0cm9uaWMtcmVzb3VyY2UtbnVtPjwv
+cmVjb3JkPjwvQ2l0ZT48Q2l0ZT48QXV0aG9yPlpoYW5nPC9BdXRob3I+PFllYXI+MjAyNTwvWWVh
+cj48UmVjTnVtPjI3PC9SZWNOdW0+PHJlY29yZD48cmVjLW51bWJlcj4yNzwvcmVjLW51bWJlcj48
+Zm9yZWlnbi1rZXlzPjxrZXkgYXBwPSJFTiIgZGItaWQ9Inc5d3BldzlyYTJzMnNxZXBzdmF2ZHNm
+Mnp4NTV6c3pmZndhZSIgdGltZXN0YW1wPSIxNzgwMTk5NjM4Ij4yNzwva2V5PjwvZm9yZWlnbi1r
+ZXlzPjxyZWYtdHlwZSBuYW1lPSJKb3VybmFsIEFydGljbGUiPjE3PC9yZWYtdHlwZT48Y29udHJp
+YnV0b3JzPjxhdXRob3JzPjxhdXRob3I+WmhhbmcsIFJ1aXFpPC9hdXRob3I+PGF1dGhvcj5Nb3Rl
+cywgQnJhbmRvbjwvYXV0aG9yPjxhdXRob3I+VGFuLCBTaGF1bjwvYXV0aG9yPjxhdXRob3I+THUs
+IFlvbmdsaTwvYXV0aG9yPjxhdXRob3I+U2hpaCwgTWVuZy1DaGVuPC9hdXRob3I+PGF1dGhvcj5I
+YW8sIFlpbHVuPC9hdXRob3I+PGF1dGhvcj5ZYW5nLCBLYXJlbjwvYXV0aG9yPjxhdXRob3I+U3Jp
+bml2YXNhbiwgU2hyZXlhczwvYXV0aG9yPjxhdXRob3I+QmF3ZW5kaSwgTW91bmdpIEcuPC9hdXRo
+b3I+PGF1dGhvcj5CdWxvdmnEhywgVmxhZGltaXI8L2F1dGhvcj48L2F1dGhvcnM+PC9jb250cmli
+dXRvcnM+PHRpdGxlcz48dGl0bGU+TWFjaGluZSBMZWFybmluZyBQcmVkaWN0aW9uIG9mIE9yZ2Fu
+aWPigJNJbm9yZ2FuaWMgSGFsaWRlIFBlcm92c2tpdGUgU29sYXIgQ2VsbCBQZXJmb3JtYW5jZSBm
+cm9tIE9wdGljYWwgUHJvcGVydGllczwvdGl0bGU+PHNlY29uZGFyeS10aXRsZT5BQ1MgRW5lcmd5
+IExldHRlcnM8L3NlY29uZGFyeS10aXRsZT48L3RpdGxlcz48cGVyaW9kaWNhbD48ZnVsbC10aXRs
+ZT5BQ1MgRW5lcmd5IExldHRlcnM8L2Z1bGwtdGl0bGU+PC9wZXJpb2RpY2FsPjxwYWdlcz4xNzE0
+LTE3MjQ8L3BhZ2VzPjx2b2x1bWU+MTA8L3ZvbHVtZT48bnVtYmVyPjQ8L251bWJlcj48ZGF0ZXM+
+PHllYXI+MjAyNTwveWVhcj48cHViLWRhdGVzPjxkYXRlPjIwMjUvMDQvMTE8L2RhdGU+PC9wdWIt
+ZGF0ZXM+PC9kYXRlcz48cHVibGlzaGVyPkFtZXJpY2FuIENoZW1pY2FsIFNvY2lldHk8L3B1Ymxp
+c2hlcj48dXJscz48cmVsYXRlZC11cmxzPjx1cmw+aHR0cHM6Ly9kb2kub3JnLzEwLjEwMjEvYWNz
+ZW5lcmd5bGV0dC40YzAzNTkyPC91cmw+PC9yZWxhdGVkLXVybHM+PC91cmxzPjxlbGVjdHJvbmlj
+LXJlc291cmNlLW51bT4xMC4xMDIxL2Fjc2VuZXJneWxldHQuNGMwMzU5MjwvZWxlY3Ryb25pYy1y
+ZXNvdXJjZS1udW0+PC9yZWNvcmQ+PC9DaXRlPjxDaXRlPjxBdXRob3I+VG9wcmFrPC9BdXRob3I+
+PFllYXI+MjAyNjwvWWVhcj48UmVjTnVtPjI5PC9SZWNOdW0+PHJlY29yZD48cmVjLW51bWJlcj4y
+OTwvcmVjLW51bWJlcj48Zm9yZWlnbi1rZXlzPjxrZXkgYXBwPSJFTiIgZGItaWQ9Inc5d3Bldzly
+YTJzMnNxZXBzdmF2ZHNmMnp4NTV6c3pmZndhZSIgdGltZXN0YW1wPSIxNzgwMjAwNDA1Ij4yOTwv
+a2V5PjwvZm9yZWlnbi1rZXlzPjxyZWYtdHlwZSBuYW1lPSJKb3VybmFsIEFydGljbGUiPjE3PC9y
+ZWYtdHlwZT48Y29udHJpYnV0b3JzPjxhdXRob3JzPjxhdXRob3I+VG9wcmFrLCBBecWfZWfDvGw8
+L2F1dGhvcj48L2F1dGhvcnM+PC9jb250cmlidXRvcnM+PHRpdGxlcz48dGl0bGU+UHJlZGljdGlu
+ZyBwaG90b3ZvbHRhaWMgb3V0cHV0IHBhcmFtZXRlcnMgb2YgcGVyb3Zza2l0ZSBzb2xhciBjZWxs
+cyB1c2luZyBleHBsYWluYWJsZSBtYWNoaW5lIGxlYXJuaW5nIHdpdGggcGh5c2ljcy1pbmZvcm1l
+ZCBhbmQgc2ltdWxhdGlvbi1kZXJpdmVkIGRlc2NyaXB0b3JzPC90aXRsZT48c2Vjb25kYXJ5LXRp
+dGxlPk1hdGVyaWFscyBUb2RheSBDb21tdW5pY2F0aW9uczwvc2Vjb25kYXJ5LXRpdGxlPjwvdGl0
+bGVzPjxwZXJpb2RpY2FsPjxmdWxsLXRpdGxlPk1hdGVyaWFscyBUb2RheSBDb21tdW5pY2F0aW9u
+czwvZnVsbC10aXRsZT48L3BlcmlvZGljYWw+PHBhZ2VzPjExNDk2ODwvcGFnZXM+PHZvbHVtZT41
+Mjwvdm9sdW1lPjxrZXl3b3Jkcz48a2V5d29yZD5QZXJvdnNraXRlIHNvbGFyIGNlbGxzPC9rZXl3
+b3JkPjxrZXl3b3JkPlBoeXNpY3MtaW5mb3JtZWQgbWFjaGluZSBsZWFybmluZzwva2V5d29yZD48
+a2V5d29yZD5EcmlmdOKAk2RpZmZ1c2lvbiBzaW11bGF0aW9uPC9rZXl3b3JkPjxrZXl3b3JkPlNI
+QVA8L2tleXdvcmQ+PC9rZXl3b3Jkcz48ZGF0ZXM+PHllYXI+MjAyNjwveWVhcj48cHViLWRhdGVz
+PjxkYXRlPjIwMjYvMDMvMDEvPC9kYXRlPjwvcHViLWRhdGVzPjwvZGF0ZXM+PGlzYm4+MjM1Mi00
+OTI4PC9pc2JuPjx1cmxzPjxyZWxhdGVkLXVybHM+PHVybD5odHRwczovL3d3dy5zY2llbmNlZGly
+ZWN0LmNvbS9zY2llbmNlL2FydGljbGUvcGlpL1MyMzUyNDkyODI2MDAzNTIxPC91cmw+PC9yZWxh
+dGVkLXVybHM+PC91cmxzPjxlbGVjdHJvbmljLXJlc291cmNlLW51bT5odHRwczovL2RvaS5vcmcv
+MTAuMTAxNi9qLm10Y29tbS4yMDI2LjExNDk2ODwvZWxlY3Ryb25pYy1yZXNvdXJjZS1udW0+PC9y
 ZWNvcmQ+PC9DaXRlPjxDaXRlPjxBdXRob3I+V2FuZzwvQXV0aG9yPjxZZWFyPjIwMjU8L1llYXI+
 PFJlY051bT4xMDwvUmVjTnVtPjxyZWNvcmQ+PHJlYy1udW1iZXI+MTA8L3JlYy1udW1iZXI+PGZv
 cmVpZ24ta2V5cz48a2V5IGFwcD0iRU4iIGRiLWlkPSJ3OXdwZXc5cmEyczJzcWVwc3ZhdmRzZjJ6
@@ -2657,7 +2611,53 @@
 NzQ0NzwvaXNibj48dXJscz48cmVsYXRlZC11cmxzPjx1cmw+aHR0cHM6Ly9kb2kub3JnLzEwLjEw
 MjEvYWNzLmpwY2MuNWMwMjE0MjwvdXJsPjwvcmVsYXRlZC11cmxzPjwvdXJscz48ZWxlY3Ryb25p
 Yy1yZXNvdXJjZS1udW0+MTAuMTAyMS9hY3MuanBjYy41YzAyMTQyPC9lbGVjdHJvbmljLXJlc291
-cmNlLW51bT48L3JlY29yZD48L0NpdGU+PC9FbmROb3RlPn==
+cmNlLW51bT48L3JlY29yZD48L0NpdGU+PENpdGU+PEF1dGhvcj5XYW5nPC9BdXRob3I+PFllYXI+
+MjAyNTwvWWVhcj48UmVjTnVtPjk8L1JlY051bT48cmVjb3JkPjxyZWMtbnVtYmVyPjk8L3JlYy1u
+dW1iZXI+PGZvcmVpZ24ta2V5cz48a2V5IGFwcD0iRU4iIGRiLWlkPSJ3OXdwZXc5cmEyczJzcWVw
+c3ZhdmRzZjJ6eDU1enN6ZmZ3YWUiIHRpbWVzdGFtcD0iMTc3OTYyNDY4OCI+OTwva2V5PjwvZm9y
+ZWlnbi1rZXlzPjxyZWYtdHlwZSBuYW1lPSJKb3VybmFsIEFydGljbGUiPjE3PC9yZWYtdHlwZT48
+Y29udHJpYnV0b3JzPjxhdXRob3JzPjxhdXRob3I+V2FuZywgU2hpeWFuPC9hdXRob3I+PGF1dGhv
+cj5MaXUsIENoYW9wZW5nPC9hdXRob3I+PGF1dGhvcj5IYW8sIFdlaXlhbzwvYXV0aG9yPjxhdXRo
+b3I+Wmh1YW5nLCBZYW5saW5nPC9hdXRob3I+PGF1dGhvcj5aaHUsIFhpYW5qdW48L2F1dGhvcj48
+YXV0aG9yPldhbmcsIExvbmdsdTwvYXV0aG9yPjxhdXRob3I+Tml1LCBYaWFuZ2hvbmc8L2F1dGhv
+cj48YXV0aG9yPkxpdSwgU2h1anVhbjwvYXV0aG9yPjxhdXRob3I+Q2hlbiwgQmluZzwvYXV0aG9y
+PjxhdXRob3I+WmhhbywgUWlhbmc8L2F1dGhvcj48L2F1dGhvcnM+PC9jb250cmlidXRvcnM+PHRp
+dGxlcz48dGl0bGU+RnJvbSBGb3JtYWJpbGl0eSB0byBCYW5kZ2FwOiBNYWNoaW5lIExlYXJuaW5n
+IEFjY2VsZXJhdGVzIHRoZSBEaXNjb3ZlcnkgYW5kIEFwcGxpY2F0aW9uIG9mIFBlcm92c2tpdGUg
+TWF0ZXJpYWxzPC90aXRsZT48c2Vjb25kYXJ5LXRpdGxlPkFDUyBOYW5vPC9zZWNvbmRhcnktdGl0
+bGU+PC90aXRsZXM+PHBlcmlvZGljYWw+PGZ1bGwtdGl0bGU+QUNTIE5hbm88L2Z1bGwtdGl0bGU+
+PC9wZXJpb2RpY2FsPjxwYWdlcz4yOTA0OS0yOTA3MjwvcGFnZXM+PHZvbHVtZT4xOTwvdm9sdW1l
+PjxudW1iZXI+MzI8L251bWJlcj48ZGF0ZXM+PHllYXI+MjAyNTwveWVhcj48cHViLWRhdGVzPjxk
+YXRlPjIwMjUvMDgvMTk8L2RhdGU+PC9wdWItZGF0ZXM+PC9kYXRlcz48cHVibGlzaGVyPkFtZXJp
+Y2FuIENoZW1pY2FsIFNvY2lldHk8L3B1Ymxpc2hlcj48aXNibj4xOTM2LTA4NTE8L2lzYm4+PHVy
+bHM+PHJlbGF0ZWQtdXJscz48dXJsPmh0dHBzOi8vZG9pLm9yZy8xMC4xMDIxL2Fjc25hbm8uNWMw
+NzQ5NDwvdXJsPjwvcmVsYXRlZC11cmxzPjwvdXJscz48ZWxlY3Ryb25pYy1yZXNvdXJjZS1udW0+
+MTAuMTAyMS9hY3NuYW5vLjVjMDc0OTQ8L2VsZWN0cm9uaWMtcmVzb3VyY2UtbnVtPjwvcmVjb3Jk
+PjwvQ2l0ZT48Q2l0ZT48QXV0aG9yPldhbmc8L0F1dGhvcj48WWVhcj4yMDI1PC9ZZWFyPjxSZWNO
+dW0+MTA8L1JlY051bT48cmVjb3JkPjxyZWMtbnVtYmVyPjEwPC9yZWMtbnVtYmVyPjxmb3JlaWdu
+LWtleXM+PGtleSBhcHA9IkVOIiBkYi1pZD0idzl3cGV3OXJhMnMyc3FlcHN2YXZkc2Yyeng1NXpz
+emZmd2FlIiB0aW1lc3RhbXA9IjE3Nzk2MjQ2OTEiPjEwPC9rZXk+PC9mb3JlaWduLWtleXM+PHJl
+Zi10eXBlIG5hbWU9IkpvdXJuYWwgQXJ0aWNsZSI+MTc8L3JlZi10eXBlPjxjb250cmlidXRvcnM+
+PGF1dGhvcnM+PGF1dGhvcj5XYW5nLCBaaGVuZ2p1bjwvYXV0aG9yPjxhdXRob3I+Q2hlbiwgQ2hh
+bmdjaGVuZzwvYXV0aG9yPjxhdXRob3I+UWlhbiwgU2hlbmdqaWFvPC9hdXRob3I+PGF1dGhvcj5K
+aWEsIEJhb25hbjwvYXV0aG9yPjxhdXRob3I+WHUsIFlheGluPC9hdXRob3I+PGF1dGhvcj5HdWFu
+LCBYaWFvbmluZzwvYXV0aG9yPjxhdXRob3I+SGFuLCBaaGFvPC9hdXRob3I+PGF1dGhvcj5UdW8s
+IFlhbGk8L2F1dGhvcj48YXV0aG9yPkR1LCBZdXhpPC9hdXRob3I+PGF1dGhvcj5ZdW4sIFhpb25n
+ZmVpPC9hdXRob3I+PGF1dGhvcj5YaWUsIEppYW5nemhvdTwvYXV0aG9yPjxhdXRob3I+TGl1LCBH
+YW5nPC9hdXRob3I+PGF1dGhvcj5MdSwgUGVuZ2ZlaTwvYXV0aG9yPjwvYXV0aG9ycz48L2NvbnRy
+aWJ1dG9ycz48dGl0bGVzPjx0aXRsZT5EYXRhLURyaXZlbiBEZXNpZ24gb2YgSGFsaWRlIFBlcm92
+c2tpdGVzIGZvciBFZmZpY2llbnQgR3JlZW4gTGlnaHQtRW1pdHRpbmcgRGlvZGVzIHZpYSBNYWNo
+aW5lIExlYXJuaW5nIGFuZCBERlQ8L3RpdGxlPjxzZWNvbmRhcnktdGl0bGU+VGhlIEpvdXJuYWwg
+b2YgUGh5c2ljYWwgQ2hlbWlzdHJ5IEM8L3NlY29uZGFyeS10aXRsZT48L3RpdGxlcz48cGVyaW9k
+aWNhbD48ZnVsbC10aXRsZT5UaGUgSm91cm5hbCBvZiBQaHlzaWNhbCBDaGVtaXN0cnkgQzwvZnVs
+bC10aXRsZT48L3BlcmlvZGljYWw+PHBhZ2VzPjEzNTQyLTEzNTU3PC9wYWdlcz48dm9sdW1lPjEy
+OTwvdm9sdW1lPjxudW1iZXI+MzA8L251bWJlcj48ZGF0ZXM+PHllYXI+MjAyNTwveWVhcj48cHVi
+LWRhdGVzPjxkYXRlPjIwMjUvMDcvMzE8L2RhdGU+PC9wdWItZGF0ZXM+PC9kYXRlcz48cHVibGlz
+aGVyPkFtZXJpY2FuIENoZW1pY2FsIFNvY2lldHk8L3B1Ymxpc2hlcj48aXNibj4xOTMyLTc0NDc8
+L2lzYm4+PHVybHM+PHJlbGF0ZWQtdXJscz48dXJsPmh0dHBzOi8vZG9pLm9yZy8xMC4xMDIxL2Fj
+cy5qcGNjLjVjMDIxNDI8L3VybD48L3JlbGF0ZWQtdXJscz48L3VybHM+PGVsZWN0cm9uaWMtcmVz
+b3VyY2UtbnVtPjEwLjEwMjEvYWNzLmpwY2MuNWMwMjE0MjwvZWxlY3Ryb25pYy1yZXNvdXJjZS1u
+dW0+PC9yZWNvcmQ+PC9DaXRlPjwvRW5kTm90ZT4A
 </w:fldData>
         </w:fldChar>
       </w:r>
@@ -2677,11 +2677,6 @@
           <w:rFonts w:ascii="Times New Roman" w:hAnsi="Times New Roman" w:cs="Times New Roman"/>
         </w:rPr>
         <w:fldChar w:fldCharType="end"/>
-      </w:r>
-      <w:r>
-        <w:rPr>
-          <w:rFonts w:ascii="Times New Roman" w:hAnsi="Times New Roman" w:cs="Times New Roman"/>
-        </w:rPr>
       </w:r>
       <w:r>
         <w:rPr>
@@ -8936,11 +8931,24 @@
 b3I+V2FuZywgTmFuYTwvYXV0aG9yPjxhdXRob3I+Wmh1LCBMaW48L2F1dGhvcj48YXV0aG9yPldh
 bmcsIEppYW5wdTwvYXV0aG9yPjwvYXV0aG9ycz48L2NvbnRyaWJ1dG9ycz48dGl0bGVzPjx0aXRs
 ZT5NYWNoaW5lIGxlYXJuaW5nIGZvciBwZXJvdnNraXRlIG9wdG9lbGVjdHJvbmljczogYSByZXZp
-ZXc8L3RpdGxlPjwvdGl0bGVzPjxwYWdlcz4wNTQwMDE8L3BhZ2VzPjx2b2x1bWU+NiAlSiBBZHZh
-bmNlZCBQaG90b25pY3M8L3ZvbHVtZT48bnVtYmVyPjU8L251bWJlcj48ZGF0ZXM+PHllYXI+MjAy
-NDwveWVhcj48L2RhdGVzPjx1cmxzPjxyZWxhdGVkLXVybHM+PHVybD5odHRwczovL2RvaS5vcmcv
-MTAuMTExNy8xLkFQLjYuNS4wNTQwMDE8L3VybD48L3JlbGF0ZWQtdXJscz48L3VybHM+PC9yZWNv
-cmQ+PC9DaXRlPjwvRW5kTm90ZT5=
+ZXc8L3RpdGxlPjwvdGl0bGVzPjxwYWdlcz4wNTQwMDE8L3BhZ2VzPjx2b2x1bWU+QWR2YW5jZWQg
+UGhvdG9uaWNzPC92b2x1bWU+PG51bWJlcj41PC9udW1iZXI+PGRhdGVzPjx5ZWFyPjIwMjQ8L3ll
+YXI+PC9kYXRlcz48dXJscz48cmVsYXRlZC11cmxzPjx1cmw+aHR0cHM6Ly9kb2kub3JnLzEwLjEx
+MTcvMS5BUC42LjUuMDU0MDAxPC91cmw+PC9yZWxhdGVkLXVybHM+PC91cmxzPjwvcmVjb3JkPjwv
+Q2l0ZT48Q2l0ZT48QXV0aG9yPkx1PC9BdXRob3I+PFllYXI+MjAyNDwvWWVhcj48UmVjTnVtPjEx
+PC9SZWNOdW0+PHJlY29yZD48cmVjLW51bWJlcj4xMTwvcmVjLW51bWJlcj48Zm9yZWlnbi1rZXlz
+PjxrZXkgYXBwPSJFTiIgZGItaWQ9Inc5d3BldzlyYTJzMnNxZXBzdmF2ZHNmMnp4NTV6c3pmZndh
+ZSIgdGltZXN0YW1wPSIxNzc5NjI0ODQwIj4xMTwva2V5PjwvZm9yZWlnbi1rZXlzPjxyZWYtdHlw
+ZSBuYW1lPSJKb3VybmFsIEFydGljbGUiPjE3PC9yZWYtdHlwZT48Y29udHJpYnV0b3JzPjxhdXRo
+b3JzPjxhdXRob3I+THUsIEZlaXl1ZTwvYXV0aG9yPjxhdXRob3I+TGlhbmcsIFlhbnlhbjwvYXV0
+aG9yPjxhdXRob3I+V2FuZywgTmFuYTwvYXV0aG9yPjxhdXRob3I+Wmh1LCBMaW48L2F1dGhvcj48
+YXV0aG9yPldhbmcsIEppYW5wdTwvYXV0aG9yPjwvYXV0aG9ycz48L2NvbnRyaWJ1dG9ycz48dGl0
+bGVzPjx0aXRsZT5NYWNoaW5lIGxlYXJuaW5nIGZvciBwZXJvdnNraXRlIG9wdG9lbGVjdHJvbmlj
+czogYSByZXZpZXc8L3RpdGxlPjwvdGl0bGVzPjxwYWdlcz4wNTQwMDE8L3BhZ2VzPjx2b2x1bWU+
+QWR2YW5jZWQgUGhvdG9uaWNzPC92b2x1bWU+PG51bWJlcj41PC9udW1iZXI+PGRhdGVzPjx5ZWFy
+PjIwMjQ8L3llYXI+PC9kYXRlcz48dXJscz48cmVsYXRlZC11cmxzPjx1cmw+aHR0cHM6Ly9kb2ku
+b3JnLzEwLjExMTcvMS5BUC42LjUuMDU0MDAxPC91cmw+PC9yZWxhdGVkLXVybHM+PC91cmxzPjwv
+cmVjb3JkPjwvQ2l0ZT48L0VuZE5vdGU+AG==
 </w:fldData>
         </w:fldChar>
       </w:r>
@@ -8991,11 +8999,24 @@
 b3I+V2FuZywgTmFuYTwvYXV0aG9yPjxhdXRob3I+Wmh1LCBMaW48L2F1dGhvcj48YXV0aG9yPldh
 bmcsIEppYW5wdTwvYXV0aG9yPjwvYXV0aG9ycz48L2NvbnRyaWJ1dG9ycz48dGl0bGVzPjx0aXRs
 ZT5NYWNoaW5lIGxlYXJuaW5nIGZvciBwZXJvdnNraXRlIG9wdG9lbGVjdHJvbmljczogYSByZXZp
-ZXc8L3RpdGxlPjwvdGl0bGVzPjxwYWdlcz4wNTQwMDE8L3BhZ2VzPjx2b2x1bWU+NiAlSiBBZHZh
-bmNlZCBQaG90b25pY3M8L3ZvbHVtZT48bnVtYmVyPjU8L251bWJlcj48ZGF0ZXM+PHllYXI+MjAy
-NDwveWVhcj48L2RhdGVzPjx1cmxzPjxyZWxhdGVkLXVybHM+PHVybD5odHRwczovL2RvaS5vcmcv
-MTAuMTExNy8xLkFQLjYuNS4wNTQwMDE8L3VybD48L3JlbGF0ZWQtdXJscz48L3VybHM+PC9yZWNv
-cmQ+PC9DaXRlPjwvRW5kTm90ZT5=
+ZXc8L3RpdGxlPjwvdGl0bGVzPjxwYWdlcz4wNTQwMDE8L3BhZ2VzPjx2b2x1bWU+QWR2YW5jZWQg
+UGhvdG9uaWNzPC92b2x1bWU+PG51bWJlcj41PC9udW1iZXI+PGRhdGVzPjx5ZWFyPjIwMjQ8L3ll
+YXI+PC9kYXRlcz48dXJscz48cmVsYXRlZC11cmxzPjx1cmw+aHR0cHM6Ly9kb2kub3JnLzEwLjEx
+MTcvMS5BUC42LjUuMDU0MDAxPC91cmw+PC9yZWxhdGVkLXVybHM+PC91cmxzPjwvcmVjb3JkPjwv
+Q2l0ZT48Q2l0ZT48QXV0aG9yPkx1PC9BdXRob3I+PFllYXI+MjAyNDwvWWVhcj48UmVjTnVtPjEx
+PC9SZWNOdW0+PHJlY29yZD48cmVjLW51bWJlcj4xMTwvcmVjLW51bWJlcj48Zm9yZWlnbi1rZXlz
+PjxrZXkgYXBwPSJFTiIgZGItaWQ9Inc5d3BldzlyYTJzMnNxZXBzdmF2ZHNmMnp4NTV6c3pmZndh
+ZSIgdGltZXN0YW1wPSIxNzc5NjI0ODQwIj4xMTwva2V5PjwvZm9yZWlnbi1rZXlzPjxyZWYtdHlw
+ZSBuYW1lPSJKb3VybmFsIEFydGljbGUiPjE3PC9yZWYtdHlwZT48Y29udHJpYnV0b3JzPjxhdXRo
+b3JzPjxhdXRob3I+THUsIEZlaXl1ZTwvYXV0aG9yPjxhdXRob3I+TGlhbmcsIFlhbnlhbjwvYXV0
+aG9yPjxhdXRob3I+V2FuZywgTmFuYTwvYXV0aG9yPjxhdXRob3I+Wmh1LCBMaW48L2F1dGhvcj48
+YXV0aG9yPldhbmcsIEppYW5wdTwvYXV0aG9yPjwvYXV0aG9ycz48L2NvbnRyaWJ1dG9ycz48dGl0
+bGVzPjx0aXRsZT5NYWNoaW5lIGxlYXJuaW5nIGZvciBwZXJvdnNraXRlIG9wdG9lbGVjdHJvbmlj
+czogYSByZXZpZXc8L3RpdGxlPjwvdGl0bGVzPjxwYWdlcz4wNTQwMDE8L3BhZ2VzPjx2b2x1bWU+
+QWR2YW5jZWQgUGhvdG9uaWNzPC92b2x1bWU+PG51bWJlcj41PC9udW1iZXI+PGRhdGVzPjx5ZWFy
+PjIwMjQ8L3llYXI+PC9kYXRlcz48dXJscz48cmVsYXRlZC11cmxzPjx1cmw+aHR0cHM6Ly9kb2ku
+b3JnLzEwLjExMTcvMS5BUC42LjUuMDU0MDAxPC91cmw+PC9yZWxhdGVkLXVybHM+PC91cmxzPjwv
+cmVjb3JkPjwvQ2l0ZT48L0VuZE5vdGU+AG==
 </w:fldData>
         </w:fldChar>
       </w:r>
@@ -9015,11 +9036,6 @@
           <w:rFonts w:ascii="Times New Roman" w:hAnsi="Times New Roman" w:cs="Times New Roman"/>
         </w:rPr>
         <w:fldChar w:fldCharType="end"/>
-      </w:r>
-      <w:r>
-        <w:rPr>
-          <w:rFonts w:ascii="Times New Roman" w:hAnsi="Times New Roman" w:cs="Times New Roman"/>
-        </w:rPr>
       </w:r>
       <w:r>
         <w:rPr>
@@ -14258,6 +14274,12 @@
           <w:rFonts w:ascii="Times New Roman" w:hAnsi="Times New Roman" w:cs="Times New Roman"/>
         </w:rPr>
         <w:t xml:space="preserve"> does </w:t>
+      </w:r>
+      <w:r>
+        <w:rPr>
+          <w:rFonts w:ascii="Times New Roman" w:hAnsi="Times New Roman" w:cs="Times New Roman"/>
+        </w:rPr>
+        <w:t xml:space="preserve">not </w:t>
       </w:r>
       <w:r>
         <w:rPr>
@@ -16886,7 +16908,7 @@
         <w:rPr>
           <w:i/>
         </w:rPr>
-        <w:t>6 %J Advanced Photonics</w:t>
+        <w:t>Advanced Photonics</w:t>
       </w:r>
       <w:r>
         <w:t xml:space="preserve"> (5), 054001.</w:t>

--- a/ML_Quasi2D_Manuscript_Final.docx
+++ b/ML_Quasi2D_Manuscript_Final.docx
@@ -25,7 +25,7 @@
           <w:sz w:val="28"/>
           <w:szCs w:val="28"/>
         </w:rPr>
-        <w:t xml:space="preserve">Cheminformatics and Machine Learning for Quasi-2D Perovskites: Emission Energy Prediction and the Limits of EQE </w:t>
+        <w:t xml:space="preserve">ML </w:t>
       </w:r>
       <w:r>
         <w:rPr>
@@ -35,7 +35,7 @@
           <w:sz w:val="28"/>
           <w:szCs w:val="28"/>
         </w:rPr>
-        <w:t>Modelling</w:t>
+        <w:t>Forecasting Emission and EQE Limits in Quasi-2D Perovskites</w:t>
       </w:r>
     </w:p>
     <w:p>
@@ -575,26 +575,81 @@
         <w:rPr>
           <w:rFonts w:ascii="Times New Roman" w:hAnsi="Times New Roman" w:cs="Times New Roman"/>
         </w:rPr>
-        <w:t xml:space="preserve">predicting device EQE using </w:t>
+        <w:t xml:space="preserve">predicting device EQE using the same workflow and style of data </w:t>
+      </w:r>
+      <w:r>
+        <w:rPr>
+          <w:rFonts w:ascii="Times New Roman" w:hAnsi="Times New Roman" w:cs="Times New Roman"/>
+        </w:rPr>
+        <w:t xml:space="preserve">with additional device-level details resulted in </w:t>
+      </w:r>
+      <w:r>
+        <w:rPr>
+          <w:rFonts w:ascii="Times New Roman" w:hAnsi="Times New Roman" w:cs="Times New Roman"/>
+        </w:rPr>
+        <w:t>an</w:t>
+      </w:r>
+      <w:r>
+        <w:rPr>
+          <w:rFonts w:ascii="Times New Roman" w:hAnsi="Times New Roman" w:cs="Times New Roman"/>
+        </w:rPr>
+        <w:t xml:space="preserve"> </w:t>
+      </w:r>
+      <w:r>
+        <w:rPr>
+          <w:rFonts w:ascii="Times New Roman" w:hAnsi="Times New Roman" w:cs="Times New Roman"/>
+        </w:rPr>
+        <w:t>R</w:t>
+      </w:r>
+      <w:r>
+        <w:rPr>
+          <w:rFonts w:ascii="Times New Roman" w:hAnsi="Times New Roman" w:cs="Times New Roman"/>
+          <w:vertAlign w:val="superscript"/>
+        </w:rPr>
+        <w:t>2</w:t>
+      </w:r>
+      <w:r>
+        <w:rPr>
+          <w:rFonts w:ascii="Times New Roman" w:hAnsi="Times New Roman" w:cs="Times New Roman"/>
+        </w:rPr>
+        <w:t xml:space="preserve"> of only </w:t>
       </w:r>
       <w:r>
         <w:rPr>
           <w:rFonts w:ascii="Times New Roman" w:hAnsi="Times New Roman" w:cs="Times New Roman"/>
         </w:rPr>
         <w:lastRenderedPageBreak/>
-        <w:t xml:space="preserve">the same workflow and style of data </w:t>
-      </w:r>
-      <w:r>
-        <w:rPr>
-          <w:rFonts w:ascii="Times New Roman" w:hAnsi="Times New Roman" w:cs="Times New Roman"/>
-        </w:rPr>
-        <w:t xml:space="preserve">with additional device-level details resulted in </w:t>
-      </w:r>
-      <w:r>
-        <w:rPr>
-          <w:rFonts w:ascii="Times New Roman" w:hAnsi="Times New Roman" w:cs="Times New Roman"/>
-        </w:rPr>
-        <w:t>an</w:t>
+        <w:t>0.57 at best</w:t>
+      </w:r>
+      <w:r>
+        <w:rPr>
+          <w:rFonts w:ascii="Times New Roman" w:hAnsi="Times New Roman" w:cs="Times New Roman"/>
+        </w:rPr>
+        <w:t xml:space="preserve">. </w:t>
+      </w:r>
+      <w:r>
+        <w:rPr>
+          <w:rFonts w:ascii="Times New Roman" w:hAnsi="Times New Roman" w:cs="Times New Roman"/>
+        </w:rPr>
+        <w:t>Thereafter</w:t>
+      </w:r>
+      <w:r>
+        <w:rPr>
+          <w:rFonts w:ascii="Times New Roman" w:hAnsi="Times New Roman" w:cs="Times New Roman"/>
+        </w:rPr>
+        <w:t>, m</w:t>
+      </w:r>
+      <w:r>
+        <w:rPr>
+          <w:rFonts w:ascii="Times New Roman" w:hAnsi="Times New Roman" w:cs="Times New Roman"/>
+        </w:rPr>
+        <w:t>odel decisions were thoroughly validated using Kernel SHAP analysis, confirming that the algorithmic rankings align with confinement physics and halide chemistry trends</w:t>
+      </w:r>
+      <w:r>
+        <w:rPr>
+          <w:rFonts w:ascii="Times New Roman" w:hAnsi="Times New Roman" w:cs="Times New Roman"/>
+        </w:rPr>
+        <w:t>.</w:t>
       </w:r>
       <w:r>
         <w:rPr>
@@ -606,61 +661,6 @@
         <w:rPr>
           <w:rFonts w:ascii="Times New Roman" w:hAnsi="Times New Roman" w:cs="Times New Roman"/>
         </w:rPr>
-        <w:t>R</w:t>
-      </w:r>
-      <w:r>
-        <w:rPr>
-          <w:rFonts w:ascii="Times New Roman" w:hAnsi="Times New Roman" w:cs="Times New Roman"/>
-          <w:vertAlign w:val="superscript"/>
-        </w:rPr>
-        <w:t>2</w:t>
-      </w:r>
-      <w:r>
-        <w:rPr>
-          <w:rFonts w:ascii="Times New Roman" w:hAnsi="Times New Roman" w:cs="Times New Roman"/>
-        </w:rPr>
-        <w:t xml:space="preserve"> of only 0.57 at best</w:t>
-      </w:r>
-      <w:r>
-        <w:rPr>
-          <w:rFonts w:ascii="Times New Roman" w:hAnsi="Times New Roman" w:cs="Times New Roman"/>
-        </w:rPr>
-        <w:t xml:space="preserve">. </w:t>
-      </w:r>
-      <w:r>
-        <w:rPr>
-          <w:rFonts w:ascii="Times New Roman" w:hAnsi="Times New Roman" w:cs="Times New Roman"/>
-        </w:rPr>
-        <w:t>Thereafter</w:t>
-      </w:r>
-      <w:r>
-        <w:rPr>
-          <w:rFonts w:ascii="Times New Roman" w:hAnsi="Times New Roman" w:cs="Times New Roman"/>
-        </w:rPr>
-        <w:t>, m</w:t>
-      </w:r>
-      <w:r>
-        <w:rPr>
-          <w:rFonts w:ascii="Times New Roman" w:hAnsi="Times New Roman" w:cs="Times New Roman"/>
-        </w:rPr>
-        <w:t>odel decisions were thoroughly validated using Kernel SHAP analysis, confirming that the algorithmic rankings align with confinement physics and halide chemistry trends</w:t>
-      </w:r>
-      <w:r>
-        <w:rPr>
-          <w:rFonts w:ascii="Times New Roman" w:hAnsi="Times New Roman" w:cs="Times New Roman"/>
-        </w:rPr>
-        <w:t>.</w:t>
-      </w:r>
-      <w:r>
-        <w:rPr>
-          <w:rFonts w:ascii="Times New Roman" w:hAnsi="Times New Roman" w:cs="Times New Roman"/>
-        </w:rPr>
-        <w:t xml:space="preserve"> </w:t>
-      </w:r>
-      <w:r>
-        <w:rPr>
-          <w:rFonts w:ascii="Times New Roman" w:hAnsi="Times New Roman" w:cs="Times New Roman"/>
-        </w:rPr>
         <w:t>Finally, t</w:t>
       </w:r>
       <w:r>
@@ -707,6 +707,95 @@
         </w:rPr>
         <w:t xml:space="preserve"> without requiring coding expertise.</w:t>
       </w:r>
+      <w:r>
+        <w:rPr>
+          <w:rFonts w:ascii="Times New Roman" w:hAnsi="Times New Roman" w:cs="Times New Roman"/>
+        </w:rPr>
+        <w:br/>
+      </w:r>
+      <w:r>
+        <w:rPr>
+          <w:rFonts w:ascii="Times New Roman" w:hAnsi="Times New Roman" w:cs="Times New Roman"/>
+        </w:rPr>
+        <w:br/>
+      </w:r>
+      <w:r>
+        <w:rPr>
+          <w:rFonts w:ascii="Times New Roman" w:hAnsi="Times New Roman" w:cs="Times New Roman"/>
+          <w:b/>
+          <w:bCs/>
+        </w:rPr>
+        <w:t>TOC graphic</w:t>
+      </w:r>
+    </w:p>
+    <w:p>
+      <w:pPr>
+        <w:spacing w:after="160" w:line="480" w:lineRule="auto"/>
+        <w:jc w:val="both"/>
+        <w:rPr>
+          <w:rFonts w:ascii="Times New Roman" w:hAnsi="Times New Roman" w:cs="Times New Roman"/>
+        </w:rPr>
+      </w:pPr>
+      <w:r>
+        <w:rPr>
+          <w:rFonts w:ascii="Times New Roman" w:hAnsi="Times New Roman" w:cs="Times New Roman"/>
+          <w:noProof/>
+        </w:rPr>
+        <w:drawing>
+          <wp:inline distT="0" distB="0" distL="0" distR="0" wp14:anchorId="67088388" wp14:editId="29B663FE">
+            <wp:extent cx="5678311" cy="4923642"/>
+            <wp:effectExtent l="0" t="0" r="0" b="0"/>
+            <wp:docPr id="462056122" name="Picture 1"/>
+            <wp:cNvGraphicFramePr>
+              <a:graphicFrameLocks xmlns:a="http://schemas.openxmlformats.org/drawingml/2006/main" noChangeAspect="1"/>
+            </wp:cNvGraphicFramePr>
+            <a:graphic xmlns:a="http://schemas.openxmlformats.org/drawingml/2006/main">
+              <a:graphicData uri="http://schemas.openxmlformats.org/drawingml/2006/picture">
+                <pic:pic xmlns:pic="http://schemas.openxmlformats.org/drawingml/2006/picture">
+                  <pic:nvPicPr>
+                    <pic:cNvPr id="0" name="Picture 2"/>
+                    <pic:cNvPicPr>
+                      <a:picLocks noChangeAspect="1" noChangeArrowheads="1"/>
+                    </pic:cNvPicPr>
+                  </pic:nvPicPr>
+                  <pic:blipFill>
+                    <a:blip r:embed="rId9">
+                      <a:extLst>
+                        <a:ext uri="{28A0092B-C50C-407E-A947-70E740481C1C}">
+                          <a14:useLocalDpi xmlns:a14="http://schemas.microsoft.com/office/drawing/2010/main" val="0"/>
+                        </a:ext>
+                      </a:extLst>
+                    </a:blip>
+                    <a:srcRect/>
+                    <a:stretch>
+                      <a:fillRect/>
+                    </a:stretch>
+                  </pic:blipFill>
+                  <pic:spPr bwMode="auto">
+                    <a:xfrm>
+                      <a:off x="0" y="0"/>
+                      <a:ext cx="5685997" cy="4930307"/>
+                    </a:xfrm>
+                    <a:prstGeom prst="rect">
+                      <a:avLst/>
+                    </a:prstGeom>
+                    <a:noFill/>
+                  </pic:spPr>
+                </pic:pic>
+              </a:graphicData>
+            </a:graphic>
+          </wp:inline>
+        </w:drawing>
+      </w:r>
+    </w:p>
+    <w:p>
+      <w:pPr>
+        <w:spacing w:after="160" w:line="480" w:lineRule="auto"/>
+        <w:jc w:val="both"/>
+        <w:rPr>
+          <w:rFonts w:ascii="Times New Roman" w:hAnsi="Times New Roman" w:cs="Times New Roman"/>
+        </w:rPr>
+      </w:pPr>
     </w:p>
     <w:p>
       <w:pPr>
@@ -723,6 +812,7 @@
           <w:b/>
           <w:bCs/>
         </w:rPr>
+        <w:lastRenderedPageBreak/>
         <w:t>1. Introduction</w:t>
       </w:r>
     </w:p>
@@ -2080,182 +2170,188 @@
         <w:rPr>
           <w:rFonts w:ascii="Times New Roman" w:hAnsi="Times New Roman" w:cs="Times New Roman"/>
         </w:rPr>
+        <w:t xml:space="preserve">Since the parameter space is large in </w:t>
+      </w:r>
+      <w:r>
+        <w:rPr>
+          <w:rFonts w:ascii="Times New Roman" w:hAnsi="Times New Roman" w:cs="Times New Roman"/>
+        </w:rPr>
+        <w:t>quasi-2D MHPs</w:t>
+      </w:r>
+      <w:r>
+        <w:rPr>
+          <w:rFonts w:ascii="Times New Roman" w:hAnsi="Times New Roman" w:cs="Times New Roman"/>
+        </w:rPr>
+        <w:t>, unlike in their 3D counterparts, their outcomes are</w:t>
+      </w:r>
+      <w:r>
+        <w:rPr>
+          <w:rFonts w:ascii="Times New Roman" w:hAnsi="Times New Roman" w:cs="Times New Roman"/>
+        </w:rPr>
+        <w:t xml:space="preserve"> not always predictable from </w:t>
+      </w:r>
+      <w:r>
+        <w:rPr>
+          <w:rFonts w:ascii="Times New Roman" w:hAnsi="Times New Roman" w:cs="Times New Roman"/>
+        </w:rPr>
+        <w:t xml:space="preserve">the </w:t>
+      </w:r>
+      <w:r>
+        <w:rPr>
+          <w:rFonts w:ascii="Times New Roman" w:hAnsi="Times New Roman" w:cs="Times New Roman"/>
+        </w:rPr>
+        <w:t>main stoichiometry alone</w:t>
+      </w:r>
+      <w:r>
+        <w:rPr>
+          <w:rFonts w:ascii="Times New Roman" w:hAnsi="Times New Roman" w:cs="Times New Roman"/>
+        </w:rPr>
+        <w:t>. Research</w:t>
+      </w:r>
+      <w:r>
+        <w:rPr>
+          <w:rFonts w:ascii="Times New Roman" w:hAnsi="Times New Roman" w:cs="Times New Roman"/>
+        </w:rPr>
+        <w:t xml:space="preserve"> </w:t>
+      </w:r>
+      <w:r>
+        <w:rPr>
+          <w:rFonts w:ascii="Times New Roman" w:hAnsi="Times New Roman" w:cs="Times New Roman"/>
+        </w:rPr>
+        <w:t xml:space="preserve">groups </w:t>
+      </w:r>
+      <w:r>
+        <w:rPr>
+          <w:rFonts w:ascii="Times New Roman" w:hAnsi="Times New Roman" w:cs="Times New Roman"/>
+        </w:rPr>
+        <w:t xml:space="preserve">struggle to </w:t>
+      </w:r>
+      <w:r>
+        <w:rPr>
+          <w:rFonts w:ascii="Times New Roman" w:hAnsi="Times New Roman" w:cs="Times New Roman"/>
+        </w:rPr>
+        <w:t>explore this space experimentally</w:t>
+      </w:r>
+      <w:r>
+        <w:rPr>
+          <w:rFonts w:ascii="Times New Roman" w:hAnsi="Times New Roman" w:cs="Times New Roman"/>
+        </w:rPr>
+        <w:t xml:space="preserve"> because they can only vary one variable at a time</w:t>
+      </w:r>
+      <w:r>
+        <w:rPr>
+          <w:rFonts w:ascii="Times New Roman" w:hAnsi="Times New Roman" w:cs="Times New Roman"/>
+        </w:rPr>
+        <w:t>.</w:t>
+      </w:r>
+      <w:r>
+        <w:rPr>
+          <w:rFonts w:ascii="Times New Roman" w:hAnsi="Times New Roman" w:cs="Times New Roman"/>
+        </w:rPr>
+        <w:t xml:space="preserve"> </w:t>
+      </w:r>
+      <w:r>
+        <w:rPr>
+          <w:rFonts w:ascii="Times New Roman" w:hAnsi="Times New Roman" w:cs="Times New Roman"/>
+        </w:rPr>
+        <w:t xml:space="preserve">Traditional materials development for perovskite optoelectronics has </w:t>
+      </w:r>
+      <w:r>
+        <w:rPr>
+          <w:rFonts w:ascii="Times New Roman" w:hAnsi="Times New Roman" w:cs="Times New Roman"/>
+        </w:rPr>
+        <w:t xml:space="preserve">always </w:t>
+      </w:r>
+      <w:r>
+        <w:rPr>
+          <w:rFonts w:ascii="Times New Roman" w:hAnsi="Times New Roman" w:cs="Times New Roman"/>
+        </w:rPr>
+        <w:t>depended on trial-and-error experimentation</w:t>
+      </w:r>
+      <w:r>
+        <w:rPr>
+          <w:rFonts w:ascii="Times New Roman" w:hAnsi="Times New Roman" w:cs="Times New Roman"/>
+        </w:rPr>
+        <w:t xml:space="preserve">, </w:t>
+      </w:r>
+      <w:r>
+        <w:rPr>
+          <w:rFonts w:ascii="Times New Roman" w:hAnsi="Times New Roman" w:cs="Times New Roman"/>
+        </w:rPr>
+        <w:t xml:space="preserve">density functional theory (DFT) and high-throughput screening. </w:t>
+      </w:r>
+      <w:r>
+        <w:rPr>
+          <w:rFonts w:ascii="Times New Roman" w:hAnsi="Times New Roman" w:cs="Times New Roman"/>
+        </w:rPr>
+        <w:t>Now</w:t>
+      </w:r>
+      <w:r>
+        <w:rPr>
+          <w:rFonts w:ascii="Times New Roman" w:hAnsi="Times New Roman" w:cs="Times New Roman"/>
+        </w:rPr>
+        <w:t>,</w:t>
+      </w:r>
+      <w:r>
+        <w:rPr>
+          <w:rFonts w:ascii="Times New Roman" w:hAnsi="Times New Roman" w:cs="Times New Roman"/>
+        </w:rPr>
+        <w:t xml:space="preserve"> </w:t>
+      </w:r>
+      <w:r>
+        <w:rPr>
+          <w:rFonts w:ascii="Times New Roman" w:hAnsi="Times New Roman" w:cs="Times New Roman"/>
+        </w:rPr>
+        <w:t xml:space="preserve">Machine </w:t>
+      </w:r>
+      <w:r>
+        <w:rPr>
+          <w:rFonts w:ascii="Times New Roman" w:hAnsi="Times New Roman" w:cs="Times New Roman"/>
+        </w:rPr>
+        <w:t>L</w:t>
+      </w:r>
+      <w:r>
+        <w:rPr>
+          <w:rFonts w:ascii="Times New Roman" w:hAnsi="Times New Roman" w:cs="Times New Roman"/>
+        </w:rPr>
+        <w:t>earning (ML)</w:t>
+      </w:r>
+      <w:r>
+        <w:rPr>
+          <w:rFonts w:ascii="Times New Roman" w:hAnsi="Times New Roman" w:cs="Times New Roman"/>
+        </w:rPr>
+        <w:t xml:space="preserve">, which </w:t>
+      </w:r>
+      <w:r>
+        <w:rPr>
+          <w:rFonts w:ascii="Times New Roman" w:hAnsi="Times New Roman" w:cs="Times New Roman"/>
+        </w:rPr>
+        <w:t>relies on statistical models, has emerged as a complementary fourth paradigm that can learn patterns from curated datasets, reduce experimental waste, and</w:t>
+      </w:r>
+      <w:r>
+        <w:rPr>
+          <w:rFonts w:ascii="Times New Roman" w:hAnsi="Times New Roman" w:cs="Times New Roman"/>
+        </w:rPr>
+        <w:t>,</w:t>
+      </w:r>
+      <w:r>
+        <w:rPr>
+          <w:rFonts w:ascii="Times New Roman" w:hAnsi="Times New Roman" w:cs="Times New Roman"/>
+        </w:rPr>
+        <w:t xml:space="preserve"> </w:t>
+      </w:r>
+      <w:r>
+        <w:rPr>
+          <w:rFonts w:ascii="Times New Roman" w:hAnsi="Times New Roman" w:cs="Times New Roman"/>
+        </w:rPr>
+        <w:t xml:space="preserve">unlike physical models such as DFT, ML is not constrained by predefined theoretical rules, which </w:t>
+      </w:r>
+      <w:r>
+        <w:rPr>
+          <w:rFonts w:ascii="Times New Roman" w:hAnsi="Times New Roman" w:cs="Times New Roman"/>
+        </w:rPr>
         <w:lastRenderedPageBreak/>
-        <w:t xml:space="preserve">Since the parameter space is large in </w:t>
-      </w:r>
-      <w:r>
-        <w:rPr>
-          <w:rFonts w:ascii="Times New Roman" w:hAnsi="Times New Roman" w:cs="Times New Roman"/>
-        </w:rPr>
-        <w:t>quasi-2D MHPs</w:t>
-      </w:r>
-      <w:r>
-        <w:rPr>
-          <w:rFonts w:ascii="Times New Roman" w:hAnsi="Times New Roman" w:cs="Times New Roman"/>
-        </w:rPr>
-        <w:t>, unlike in their 3D counterparts, their outcomes are</w:t>
-      </w:r>
-      <w:r>
-        <w:rPr>
-          <w:rFonts w:ascii="Times New Roman" w:hAnsi="Times New Roman" w:cs="Times New Roman"/>
-        </w:rPr>
-        <w:t xml:space="preserve"> not always predictable from </w:t>
-      </w:r>
-      <w:r>
-        <w:rPr>
-          <w:rFonts w:ascii="Times New Roman" w:hAnsi="Times New Roman" w:cs="Times New Roman"/>
-        </w:rPr>
-        <w:t xml:space="preserve">the </w:t>
-      </w:r>
-      <w:r>
-        <w:rPr>
-          <w:rFonts w:ascii="Times New Roman" w:hAnsi="Times New Roman" w:cs="Times New Roman"/>
-        </w:rPr>
-        <w:t>main stoichiometry alone</w:t>
-      </w:r>
-      <w:r>
-        <w:rPr>
-          <w:rFonts w:ascii="Times New Roman" w:hAnsi="Times New Roman" w:cs="Times New Roman"/>
-        </w:rPr>
-        <w:t>. Research</w:t>
-      </w:r>
-      <w:r>
-        <w:rPr>
-          <w:rFonts w:ascii="Times New Roman" w:hAnsi="Times New Roman" w:cs="Times New Roman"/>
-        </w:rPr>
-        <w:t xml:space="preserve"> </w:t>
-      </w:r>
-      <w:r>
-        <w:rPr>
-          <w:rFonts w:ascii="Times New Roman" w:hAnsi="Times New Roman" w:cs="Times New Roman"/>
-        </w:rPr>
-        <w:t xml:space="preserve">groups </w:t>
-      </w:r>
-      <w:r>
-        <w:rPr>
-          <w:rFonts w:ascii="Times New Roman" w:hAnsi="Times New Roman" w:cs="Times New Roman"/>
-        </w:rPr>
-        <w:t xml:space="preserve">struggle to </w:t>
-      </w:r>
-      <w:r>
-        <w:rPr>
-          <w:rFonts w:ascii="Times New Roman" w:hAnsi="Times New Roman" w:cs="Times New Roman"/>
-        </w:rPr>
-        <w:t>explore this space experimentally</w:t>
-      </w:r>
-      <w:r>
-        <w:rPr>
-          <w:rFonts w:ascii="Times New Roman" w:hAnsi="Times New Roman" w:cs="Times New Roman"/>
-        </w:rPr>
-        <w:t xml:space="preserve"> because they can only vary one variable at a time</w:t>
-      </w:r>
-      <w:r>
-        <w:rPr>
-          <w:rFonts w:ascii="Times New Roman" w:hAnsi="Times New Roman" w:cs="Times New Roman"/>
-        </w:rPr>
-        <w:t>.</w:t>
-      </w:r>
-      <w:r>
-        <w:rPr>
-          <w:rFonts w:ascii="Times New Roman" w:hAnsi="Times New Roman" w:cs="Times New Roman"/>
-        </w:rPr>
-        <w:t xml:space="preserve"> </w:t>
-      </w:r>
-      <w:r>
-        <w:rPr>
-          <w:rFonts w:ascii="Times New Roman" w:hAnsi="Times New Roman" w:cs="Times New Roman"/>
-        </w:rPr>
-        <w:t xml:space="preserve">Traditional materials development for perovskite optoelectronics has </w:t>
-      </w:r>
-      <w:r>
-        <w:rPr>
-          <w:rFonts w:ascii="Times New Roman" w:hAnsi="Times New Roman" w:cs="Times New Roman"/>
-        </w:rPr>
-        <w:t xml:space="preserve">always </w:t>
-      </w:r>
-      <w:r>
-        <w:rPr>
-          <w:rFonts w:ascii="Times New Roman" w:hAnsi="Times New Roman" w:cs="Times New Roman"/>
-        </w:rPr>
-        <w:t>depended on trial-and-error experimentation</w:t>
-      </w:r>
-      <w:r>
-        <w:rPr>
-          <w:rFonts w:ascii="Times New Roman" w:hAnsi="Times New Roman" w:cs="Times New Roman"/>
-        </w:rPr>
-        <w:t xml:space="preserve">, </w:t>
-      </w:r>
-      <w:r>
-        <w:rPr>
-          <w:rFonts w:ascii="Times New Roman" w:hAnsi="Times New Roman" w:cs="Times New Roman"/>
-        </w:rPr>
-        <w:t xml:space="preserve">density functional theory (DFT) and high-throughput screening. </w:t>
-      </w:r>
-      <w:r>
-        <w:rPr>
-          <w:rFonts w:ascii="Times New Roman" w:hAnsi="Times New Roman" w:cs="Times New Roman"/>
-        </w:rPr>
-        <w:t>Now</w:t>
-      </w:r>
-      <w:r>
-        <w:rPr>
-          <w:rFonts w:ascii="Times New Roman" w:hAnsi="Times New Roman" w:cs="Times New Roman"/>
-        </w:rPr>
-        <w:t>,</w:t>
-      </w:r>
-      <w:r>
-        <w:rPr>
-          <w:rFonts w:ascii="Times New Roman" w:hAnsi="Times New Roman" w:cs="Times New Roman"/>
-        </w:rPr>
-        <w:t xml:space="preserve"> </w:t>
-      </w:r>
-      <w:r>
-        <w:rPr>
-          <w:rFonts w:ascii="Times New Roman" w:hAnsi="Times New Roman" w:cs="Times New Roman"/>
-        </w:rPr>
-        <w:t xml:space="preserve">Machine </w:t>
-      </w:r>
-      <w:r>
-        <w:rPr>
-          <w:rFonts w:ascii="Times New Roman" w:hAnsi="Times New Roman" w:cs="Times New Roman"/>
-        </w:rPr>
-        <w:t>L</w:t>
-      </w:r>
-      <w:r>
-        <w:rPr>
-          <w:rFonts w:ascii="Times New Roman" w:hAnsi="Times New Roman" w:cs="Times New Roman"/>
-        </w:rPr>
-        <w:t>earning (ML)</w:t>
-      </w:r>
-      <w:r>
-        <w:rPr>
-          <w:rFonts w:ascii="Times New Roman" w:hAnsi="Times New Roman" w:cs="Times New Roman"/>
-        </w:rPr>
-        <w:t xml:space="preserve">, which </w:t>
-      </w:r>
-      <w:r>
-        <w:rPr>
-          <w:rFonts w:ascii="Times New Roman" w:hAnsi="Times New Roman" w:cs="Times New Roman"/>
-        </w:rPr>
-        <w:t>relies on statistical models, has emerged as a complementary fourth paradigm that can learn patterns from curated datasets, reduce experimental waste, and</w:t>
-      </w:r>
-      <w:r>
-        <w:rPr>
-          <w:rFonts w:ascii="Times New Roman" w:hAnsi="Times New Roman" w:cs="Times New Roman"/>
-        </w:rPr>
-        <w:t>,</w:t>
-      </w:r>
-      <w:r>
-        <w:rPr>
-          <w:rFonts w:ascii="Times New Roman" w:hAnsi="Times New Roman" w:cs="Times New Roman"/>
-        </w:rPr>
-        <w:t xml:space="preserve"> </w:t>
-      </w:r>
-      <w:r>
-        <w:rPr>
-          <w:rFonts w:ascii="Times New Roman" w:hAnsi="Times New Roman" w:cs="Times New Roman"/>
-        </w:rPr>
-        <w:t>unlike physical models such as DFT, ML is not constrained by predefined theoretical rules, which enlarges the scope</w:t>
+        <w:t>enlarges the scope</w:t>
       </w:r>
       <w:r>
         <w:rPr>
@@ -2682,6 +2778,11 @@
         <w:rPr>
           <w:rFonts w:ascii="Times New Roman" w:hAnsi="Times New Roman" w:cs="Times New Roman"/>
         </w:rPr>
+      </w:r>
+      <w:r>
+        <w:rPr>
+          <w:rFonts w:ascii="Times New Roman" w:hAnsi="Times New Roman" w:cs="Times New Roman"/>
+        </w:rPr>
         <w:fldChar w:fldCharType="separate"/>
       </w:r>
       <w:r>
@@ -3347,314 +3448,314 @@
         <w:rPr>
           <w:rFonts w:ascii="Times New Roman" w:hAnsi="Times New Roman" w:cs="Times New Roman"/>
         </w:rPr>
+        <w:t xml:space="preserve"> cheminformatics descriptors</w:t>
+      </w:r>
+      <w:r>
+        <w:rPr>
+          <w:rFonts w:ascii="Times New Roman" w:hAnsi="Times New Roman" w:cs="Times New Roman"/>
+        </w:rPr>
+        <w:t>.</w:t>
+      </w:r>
+      <w:r>
+        <w:rPr>
+          <w:rFonts w:ascii="Times New Roman" w:hAnsi="Times New Roman" w:cs="Times New Roman"/>
+        </w:rPr>
         <w:t xml:space="preserve"> </w:t>
       </w:r>
       <w:r>
         <w:rPr>
           <w:rFonts w:ascii="Times New Roman" w:hAnsi="Times New Roman" w:cs="Times New Roman"/>
         </w:rPr>
+        <w:t xml:space="preserve">In addition, </w:t>
+      </w:r>
+      <w:r>
+        <w:rPr>
+          <w:rFonts w:ascii="Times New Roman" w:hAnsi="Times New Roman" w:cs="Times New Roman"/>
+        </w:rPr>
+        <w:t xml:space="preserve">none of the previous works has built </w:t>
+      </w:r>
+      <w:r>
+        <w:rPr>
+          <w:rFonts w:ascii="Times New Roman" w:hAnsi="Times New Roman" w:cs="Times New Roman"/>
+        </w:rPr>
+        <w:t xml:space="preserve">a web </w:t>
+      </w:r>
+      <w:r>
+        <w:rPr>
+          <w:rFonts w:ascii="Times New Roman" w:hAnsi="Times New Roman" w:cs="Times New Roman"/>
+        </w:rPr>
+        <w:t>user interface (</w:t>
+      </w:r>
+      <w:r>
+        <w:rPr>
+          <w:rFonts w:ascii="Times New Roman" w:hAnsi="Times New Roman" w:cs="Times New Roman"/>
+        </w:rPr>
+        <w:t>UI</w:t>
+      </w:r>
+      <w:r>
+        <w:rPr>
+          <w:rFonts w:ascii="Times New Roman" w:hAnsi="Times New Roman" w:cs="Times New Roman"/>
+        </w:rPr>
+        <w:t>)</w:t>
+      </w:r>
+      <w:r>
+        <w:rPr>
+          <w:rFonts w:ascii="Times New Roman" w:hAnsi="Times New Roman" w:cs="Times New Roman"/>
+        </w:rPr>
+        <w:t xml:space="preserve"> application that could be </w:t>
+      </w:r>
+      <w:proofErr w:type="spellStart"/>
+      <w:r>
+        <w:rPr>
+          <w:rFonts w:ascii="Times New Roman" w:hAnsi="Times New Roman" w:cs="Times New Roman"/>
+        </w:rPr>
+        <w:t>utilised</w:t>
+      </w:r>
+      <w:proofErr w:type="spellEnd"/>
+      <w:r>
+        <w:rPr>
+          <w:rFonts w:ascii="Times New Roman" w:hAnsi="Times New Roman" w:cs="Times New Roman"/>
+        </w:rPr>
+        <w:t xml:space="preserve"> in </w:t>
+      </w:r>
+      <w:r>
+        <w:rPr>
+          <w:rFonts w:ascii="Times New Roman" w:hAnsi="Times New Roman" w:cs="Times New Roman"/>
+        </w:rPr>
+        <w:t xml:space="preserve">real time </w:t>
+      </w:r>
+      <w:r>
+        <w:rPr>
+          <w:rFonts w:ascii="Times New Roman" w:hAnsi="Times New Roman" w:cs="Times New Roman"/>
+        </w:rPr>
+        <w:t>for</w:t>
+      </w:r>
+      <w:r>
+        <w:rPr>
+          <w:rFonts w:ascii="Times New Roman" w:hAnsi="Times New Roman" w:cs="Times New Roman"/>
+        </w:rPr>
+        <w:t xml:space="preserve"> researchers</w:t>
+      </w:r>
+      <w:r>
+        <w:rPr>
+          <w:rFonts w:ascii="Times New Roman" w:hAnsi="Times New Roman" w:cs="Times New Roman"/>
+        </w:rPr>
+        <w:t>.</w:t>
+      </w:r>
+      <w:r>
+        <w:rPr>
+          <w:rFonts w:ascii="Times New Roman" w:hAnsi="Times New Roman" w:cs="Times New Roman"/>
+        </w:rPr>
+        <w:t xml:space="preserve"> </w:t>
+      </w:r>
+      <w:r>
+        <w:rPr>
+          <w:rFonts w:ascii="Times New Roman" w:hAnsi="Times New Roman" w:cs="Times New Roman"/>
+        </w:rPr>
+        <w:t xml:space="preserve">Considering </w:t>
+      </w:r>
+      <w:r>
+        <w:rPr>
+          <w:rFonts w:ascii="Times New Roman" w:hAnsi="Times New Roman" w:cs="Times New Roman"/>
+        </w:rPr>
+        <w:t>these gaps in prior work, we developed</w:t>
+      </w:r>
+      <w:r>
+        <w:rPr>
+          <w:rFonts w:ascii="Times New Roman" w:hAnsi="Times New Roman" w:cs="Times New Roman"/>
+        </w:rPr>
+        <w:t xml:space="preserve"> </w:t>
+      </w:r>
+      <w:r>
+        <w:rPr>
+          <w:rFonts w:ascii="Times New Roman" w:hAnsi="Times New Roman" w:cs="Times New Roman"/>
+        </w:rPr>
+        <w:t xml:space="preserve">a </w:t>
+      </w:r>
+      <w:r>
+        <w:rPr>
+          <w:rFonts w:ascii="Times New Roman" w:hAnsi="Times New Roman" w:cs="Times New Roman"/>
+        </w:rPr>
+        <w:t xml:space="preserve">set of </w:t>
+      </w:r>
+      <w:r>
+        <w:rPr>
+          <w:rFonts w:ascii="Times New Roman" w:hAnsi="Times New Roman" w:cs="Times New Roman"/>
+        </w:rPr>
+        <w:t>ML models to identify the appropriate chemical components and their relative concentrations for preparing</w:t>
+      </w:r>
+      <w:r>
+        <w:rPr>
+          <w:rFonts w:ascii="Times New Roman" w:hAnsi="Times New Roman" w:cs="Times New Roman"/>
+        </w:rPr>
+        <w:t xml:space="preserve"> the desired</w:t>
+      </w:r>
+      <w:r>
+        <w:rPr>
+          <w:rFonts w:ascii="Times New Roman" w:hAnsi="Times New Roman" w:cs="Times New Roman"/>
+        </w:rPr>
+        <w:t xml:space="preserve"> quasi-2D MHP</w:t>
+      </w:r>
+      <w:r>
+        <w:rPr>
+          <w:rFonts w:ascii="Times New Roman" w:hAnsi="Times New Roman" w:cs="Times New Roman"/>
+        </w:rPr>
+        <w:t>s</w:t>
+      </w:r>
+      <w:r>
+        <w:rPr>
+          <w:rFonts w:ascii="Times New Roman" w:hAnsi="Times New Roman" w:cs="Times New Roman"/>
+        </w:rPr>
+        <w:t>. The models built</w:t>
+      </w:r>
+      <w:r>
+        <w:rPr>
+          <w:rFonts w:ascii="Times New Roman" w:hAnsi="Times New Roman" w:cs="Times New Roman"/>
+        </w:rPr>
+        <w:t xml:space="preserve"> have</w:t>
+      </w:r>
+      <w:r>
+        <w:rPr>
+          <w:rFonts w:ascii="Times New Roman" w:hAnsi="Times New Roman" w:cs="Times New Roman"/>
+        </w:rPr>
+        <w:t xml:space="preserve"> </w:t>
+      </w:r>
+      <w:r>
+        <w:rPr>
+          <w:rFonts w:ascii="Times New Roman" w:hAnsi="Times New Roman" w:cs="Times New Roman"/>
+        </w:rPr>
+        <w:t>the scope to predict emission energy across the full visible range, which could help in preparing a specific quasi-2D MHP</w:t>
+      </w:r>
+      <w:r>
+        <w:rPr>
+          <w:rFonts w:ascii="Times New Roman" w:hAnsi="Times New Roman" w:cs="Times New Roman"/>
+        </w:rPr>
+        <w:t>s</w:t>
+      </w:r>
+      <w:r>
+        <w:rPr>
+          <w:rFonts w:ascii="Times New Roman" w:hAnsi="Times New Roman" w:cs="Times New Roman"/>
+        </w:rPr>
+        <w:t xml:space="preserve"> based on the requirement</w:t>
+      </w:r>
+      <w:r>
+        <w:rPr>
+          <w:rFonts w:ascii="Times New Roman" w:hAnsi="Times New Roman" w:cs="Times New Roman"/>
+        </w:rPr>
+        <w:t>.</w:t>
+      </w:r>
+      <w:r>
+        <w:rPr>
+          <w:rFonts w:ascii="Times New Roman" w:hAnsi="Times New Roman" w:cs="Times New Roman"/>
+        </w:rPr>
+        <w:t xml:space="preserve"> </w:t>
+      </w:r>
+      <w:r>
+        <w:rPr>
+          <w:rFonts w:ascii="Times New Roman" w:hAnsi="Times New Roman" w:cs="Times New Roman"/>
+        </w:rPr>
+        <w:t xml:space="preserve">Thereafter, a web UI application is built </w:t>
+      </w:r>
+      <w:r>
+        <w:rPr>
+          <w:rFonts w:ascii="Times New Roman" w:hAnsi="Times New Roman" w:cs="Times New Roman"/>
+        </w:rPr>
+        <w:t xml:space="preserve">using </w:t>
+      </w:r>
+      <w:proofErr w:type="spellStart"/>
+      <w:r>
+        <w:rPr>
+          <w:rFonts w:ascii="Times New Roman" w:hAnsi="Times New Roman" w:cs="Times New Roman"/>
+        </w:rPr>
+        <w:t>Streamlit</w:t>
+      </w:r>
+      <w:proofErr w:type="spellEnd"/>
+      <w:r>
+        <w:rPr>
+          <w:rFonts w:ascii="Times New Roman" w:hAnsi="Times New Roman" w:cs="Times New Roman"/>
+        </w:rPr>
+        <w:t xml:space="preserve"> Cloud</w:t>
+      </w:r>
+      <w:r>
+        <w:rPr>
+          <w:rFonts w:ascii="Times New Roman" w:hAnsi="Times New Roman" w:cs="Times New Roman"/>
+        </w:rPr>
+        <w:t>, leveraging</w:t>
+      </w:r>
+      <w:r>
+        <w:rPr>
+          <w:rFonts w:ascii="Times New Roman" w:hAnsi="Times New Roman" w:cs="Times New Roman"/>
+        </w:rPr>
+        <w:t xml:space="preserve"> the </w:t>
+      </w:r>
+      <w:r>
+        <w:rPr>
+          <w:rFonts w:ascii="Times New Roman" w:hAnsi="Times New Roman" w:cs="Times New Roman"/>
+        </w:rPr>
+        <w:t>best-performing</w:t>
+      </w:r>
+      <w:r>
+        <w:rPr>
+          <w:rFonts w:ascii="Times New Roman" w:hAnsi="Times New Roman" w:cs="Times New Roman"/>
+        </w:rPr>
+        <w:t xml:space="preserve"> models </w:t>
+      </w:r>
+      <w:r>
+        <w:rPr>
+          <w:rFonts w:ascii="Times New Roman" w:hAnsi="Times New Roman" w:cs="Times New Roman"/>
+        </w:rPr>
+        <w:t xml:space="preserve">to enable real-time </w:t>
+      </w:r>
+      <w:proofErr w:type="spellStart"/>
+      <w:r>
+        <w:rPr>
+          <w:rFonts w:ascii="Times New Roman" w:hAnsi="Times New Roman" w:cs="Times New Roman"/>
+        </w:rPr>
+        <w:t>utilisation</w:t>
+      </w:r>
+      <w:proofErr w:type="spellEnd"/>
+      <w:r>
+        <w:rPr>
+          <w:rFonts w:ascii="Times New Roman" w:hAnsi="Times New Roman" w:cs="Times New Roman"/>
+        </w:rPr>
+        <w:t>.</w:t>
+      </w:r>
+      <w:r>
+        <w:rPr>
+          <w:rFonts w:ascii="Times New Roman" w:hAnsi="Times New Roman" w:cs="Times New Roman"/>
+        </w:rPr>
+        <w:t xml:space="preserve"> </w:t>
+      </w:r>
+      <w:r>
+        <w:rPr>
+          <w:rFonts w:ascii="Times New Roman" w:hAnsi="Times New Roman" w:cs="Times New Roman"/>
+        </w:rPr>
+        <w:t xml:space="preserve">In addition, we </w:t>
+      </w:r>
+      <w:r>
+        <w:rPr>
+          <w:rFonts w:ascii="Times New Roman" w:hAnsi="Times New Roman" w:cs="Times New Roman"/>
+        </w:rPr>
+        <w:t xml:space="preserve">also </w:t>
+      </w:r>
+      <w:r>
+        <w:rPr>
+          <w:rFonts w:ascii="Times New Roman" w:hAnsi="Times New Roman" w:cs="Times New Roman"/>
+        </w:rPr>
+        <w:t xml:space="preserve">tried to answer </w:t>
+      </w:r>
+      <w:r>
+        <w:rPr>
+          <w:rFonts w:ascii="Times New Roman" w:hAnsi="Times New Roman" w:cs="Times New Roman"/>
+        </w:rPr>
+        <w:t xml:space="preserve">whether external quantum efficiency (EQE) can be predicted with comparable </w:t>
+      </w:r>
+      <w:r>
+        <w:rPr>
+          <w:rFonts w:ascii="Times New Roman" w:hAnsi="Times New Roman" w:cs="Times New Roman"/>
+        </w:rPr>
         <w:lastRenderedPageBreak/>
-        <w:t>cheminformatics descriptors</w:t>
-      </w:r>
-      <w:r>
-        <w:rPr>
-          <w:rFonts w:ascii="Times New Roman" w:hAnsi="Times New Roman" w:cs="Times New Roman"/>
-        </w:rPr>
-        <w:t>.</w:t>
-      </w:r>
-      <w:r>
-        <w:rPr>
-          <w:rFonts w:ascii="Times New Roman" w:hAnsi="Times New Roman" w:cs="Times New Roman"/>
-        </w:rPr>
-        <w:t xml:space="preserve"> </w:t>
-      </w:r>
-      <w:r>
-        <w:rPr>
-          <w:rFonts w:ascii="Times New Roman" w:hAnsi="Times New Roman" w:cs="Times New Roman"/>
-        </w:rPr>
-        <w:t xml:space="preserve">In addition, </w:t>
-      </w:r>
-      <w:r>
-        <w:rPr>
-          <w:rFonts w:ascii="Times New Roman" w:hAnsi="Times New Roman" w:cs="Times New Roman"/>
-        </w:rPr>
-        <w:t xml:space="preserve">none of the previous works has built </w:t>
-      </w:r>
-      <w:r>
-        <w:rPr>
-          <w:rFonts w:ascii="Times New Roman" w:hAnsi="Times New Roman" w:cs="Times New Roman"/>
-        </w:rPr>
-        <w:t xml:space="preserve">a web </w:t>
-      </w:r>
-      <w:r>
-        <w:rPr>
-          <w:rFonts w:ascii="Times New Roman" w:hAnsi="Times New Roman" w:cs="Times New Roman"/>
-        </w:rPr>
-        <w:t>user interface (</w:t>
-      </w:r>
-      <w:r>
-        <w:rPr>
-          <w:rFonts w:ascii="Times New Roman" w:hAnsi="Times New Roman" w:cs="Times New Roman"/>
-        </w:rPr>
-        <w:t>UI</w:t>
-      </w:r>
-      <w:r>
-        <w:rPr>
-          <w:rFonts w:ascii="Times New Roman" w:hAnsi="Times New Roman" w:cs="Times New Roman"/>
-        </w:rPr>
-        <w:t>)</w:t>
-      </w:r>
-      <w:r>
-        <w:rPr>
-          <w:rFonts w:ascii="Times New Roman" w:hAnsi="Times New Roman" w:cs="Times New Roman"/>
-        </w:rPr>
-        <w:t xml:space="preserve"> application that could be </w:t>
-      </w:r>
-      <w:proofErr w:type="spellStart"/>
-      <w:r>
-        <w:rPr>
-          <w:rFonts w:ascii="Times New Roman" w:hAnsi="Times New Roman" w:cs="Times New Roman"/>
-        </w:rPr>
-        <w:t>utilised</w:t>
-      </w:r>
-      <w:proofErr w:type="spellEnd"/>
-      <w:r>
-        <w:rPr>
-          <w:rFonts w:ascii="Times New Roman" w:hAnsi="Times New Roman" w:cs="Times New Roman"/>
-        </w:rPr>
-        <w:t xml:space="preserve"> in </w:t>
-      </w:r>
-      <w:r>
-        <w:rPr>
-          <w:rFonts w:ascii="Times New Roman" w:hAnsi="Times New Roman" w:cs="Times New Roman"/>
-        </w:rPr>
-        <w:t xml:space="preserve">real time </w:t>
-      </w:r>
-      <w:r>
-        <w:rPr>
-          <w:rFonts w:ascii="Times New Roman" w:hAnsi="Times New Roman" w:cs="Times New Roman"/>
-        </w:rPr>
-        <w:t>for</w:t>
-      </w:r>
-      <w:r>
-        <w:rPr>
-          <w:rFonts w:ascii="Times New Roman" w:hAnsi="Times New Roman" w:cs="Times New Roman"/>
-        </w:rPr>
-        <w:t xml:space="preserve"> researchers</w:t>
-      </w:r>
-      <w:r>
-        <w:rPr>
-          <w:rFonts w:ascii="Times New Roman" w:hAnsi="Times New Roman" w:cs="Times New Roman"/>
-        </w:rPr>
-        <w:t>.</w:t>
-      </w:r>
-      <w:r>
-        <w:rPr>
-          <w:rFonts w:ascii="Times New Roman" w:hAnsi="Times New Roman" w:cs="Times New Roman"/>
-        </w:rPr>
-        <w:t xml:space="preserve"> </w:t>
-      </w:r>
-      <w:r>
-        <w:rPr>
-          <w:rFonts w:ascii="Times New Roman" w:hAnsi="Times New Roman" w:cs="Times New Roman"/>
-        </w:rPr>
-        <w:t xml:space="preserve">Considering </w:t>
-      </w:r>
-      <w:r>
-        <w:rPr>
-          <w:rFonts w:ascii="Times New Roman" w:hAnsi="Times New Roman" w:cs="Times New Roman"/>
-        </w:rPr>
-        <w:t>these gaps in prior work, we developed</w:t>
-      </w:r>
-      <w:r>
-        <w:rPr>
-          <w:rFonts w:ascii="Times New Roman" w:hAnsi="Times New Roman" w:cs="Times New Roman"/>
-        </w:rPr>
-        <w:t xml:space="preserve"> </w:t>
-      </w:r>
-      <w:r>
-        <w:rPr>
-          <w:rFonts w:ascii="Times New Roman" w:hAnsi="Times New Roman" w:cs="Times New Roman"/>
-        </w:rPr>
-        <w:t xml:space="preserve">a </w:t>
-      </w:r>
-      <w:r>
-        <w:rPr>
-          <w:rFonts w:ascii="Times New Roman" w:hAnsi="Times New Roman" w:cs="Times New Roman"/>
-        </w:rPr>
-        <w:t xml:space="preserve">set of </w:t>
-      </w:r>
-      <w:r>
-        <w:rPr>
-          <w:rFonts w:ascii="Times New Roman" w:hAnsi="Times New Roman" w:cs="Times New Roman"/>
-        </w:rPr>
-        <w:t>ML models to identify the appropriate chemical components and their relative concentrations for preparing</w:t>
-      </w:r>
-      <w:r>
-        <w:rPr>
-          <w:rFonts w:ascii="Times New Roman" w:hAnsi="Times New Roman" w:cs="Times New Roman"/>
-        </w:rPr>
-        <w:t xml:space="preserve"> the desired</w:t>
-      </w:r>
-      <w:r>
-        <w:rPr>
-          <w:rFonts w:ascii="Times New Roman" w:hAnsi="Times New Roman" w:cs="Times New Roman"/>
-        </w:rPr>
-        <w:t xml:space="preserve"> quasi-2D MHP</w:t>
-      </w:r>
-      <w:r>
-        <w:rPr>
-          <w:rFonts w:ascii="Times New Roman" w:hAnsi="Times New Roman" w:cs="Times New Roman"/>
-        </w:rPr>
-        <w:t>s</w:t>
-      </w:r>
-      <w:r>
-        <w:rPr>
-          <w:rFonts w:ascii="Times New Roman" w:hAnsi="Times New Roman" w:cs="Times New Roman"/>
-        </w:rPr>
-        <w:t>. The models built</w:t>
-      </w:r>
-      <w:r>
-        <w:rPr>
-          <w:rFonts w:ascii="Times New Roman" w:hAnsi="Times New Roman" w:cs="Times New Roman"/>
-        </w:rPr>
-        <w:t xml:space="preserve"> have</w:t>
-      </w:r>
-      <w:r>
-        <w:rPr>
-          <w:rFonts w:ascii="Times New Roman" w:hAnsi="Times New Roman" w:cs="Times New Roman"/>
-        </w:rPr>
-        <w:t xml:space="preserve"> </w:t>
-      </w:r>
-      <w:r>
-        <w:rPr>
-          <w:rFonts w:ascii="Times New Roman" w:hAnsi="Times New Roman" w:cs="Times New Roman"/>
-        </w:rPr>
-        <w:t>the scope to predict emission energy across the full visible range, which could help in preparing a specific quasi-2D MHP</w:t>
-      </w:r>
-      <w:r>
-        <w:rPr>
-          <w:rFonts w:ascii="Times New Roman" w:hAnsi="Times New Roman" w:cs="Times New Roman"/>
-        </w:rPr>
-        <w:t>s</w:t>
-      </w:r>
-      <w:r>
-        <w:rPr>
-          <w:rFonts w:ascii="Times New Roman" w:hAnsi="Times New Roman" w:cs="Times New Roman"/>
-        </w:rPr>
-        <w:t xml:space="preserve"> based on the requirement</w:t>
-      </w:r>
-      <w:r>
-        <w:rPr>
-          <w:rFonts w:ascii="Times New Roman" w:hAnsi="Times New Roman" w:cs="Times New Roman"/>
-        </w:rPr>
-        <w:t>.</w:t>
-      </w:r>
-      <w:r>
-        <w:rPr>
-          <w:rFonts w:ascii="Times New Roman" w:hAnsi="Times New Roman" w:cs="Times New Roman"/>
-        </w:rPr>
-        <w:t xml:space="preserve"> </w:t>
-      </w:r>
-      <w:r>
-        <w:rPr>
-          <w:rFonts w:ascii="Times New Roman" w:hAnsi="Times New Roman" w:cs="Times New Roman"/>
-        </w:rPr>
-        <w:t xml:space="preserve">Thereafter, a web UI application is built </w:t>
-      </w:r>
-      <w:r>
-        <w:rPr>
-          <w:rFonts w:ascii="Times New Roman" w:hAnsi="Times New Roman" w:cs="Times New Roman"/>
-        </w:rPr>
-        <w:t xml:space="preserve">using </w:t>
-      </w:r>
-      <w:proofErr w:type="spellStart"/>
-      <w:r>
-        <w:rPr>
-          <w:rFonts w:ascii="Times New Roman" w:hAnsi="Times New Roman" w:cs="Times New Roman"/>
-        </w:rPr>
-        <w:t>Streamlit</w:t>
-      </w:r>
-      <w:proofErr w:type="spellEnd"/>
-      <w:r>
-        <w:rPr>
-          <w:rFonts w:ascii="Times New Roman" w:hAnsi="Times New Roman" w:cs="Times New Roman"/>
-        </w:rPr>
-        <w:t xml:space="preserve"> Cloud</w:t>
-      </w:r>
-      <w:r>
-        <w:rPr>
-          <w:rFonts w:ascii="Times New Roman" w:hAnsi="Times New Roman" w:cs="Times New Roman"/>
-        </w:rPr>
-        <w:t>, leveraging</w:t>
-      </w:r>
-      <w:r>
-        <w:rPr>
-          <w:rFonts w:ascii="Times New Roman" w:hAnsi="Times New Roman" w:cs="Times New Roman"/>
-        </w:rPr>
-        <w:t xml:space="preserve"> the </w:t>
-      </w:r>
-      <w:r>
-        <w:rPr>
-          <w:rFonts w:ascii="Times New Roman" w:hAnsi="Times New Roman" w:cs="Times New Roman"/>
-        </w:rPr>
-        <w:t>best-performing</w:t>
-      </w:r>
-      <w:r>
-        <w:rPr>
-          <w:rFonts w:ascii="Times New Roman" w:hAnsi="Times New Roman" w:cs="Times New Roman"/>
-        </w:rPr>
-        <w:t xml:space="preserve"> models </w:t>
-      </w:r>
-      <w:r>
-        <w:rPr>
-          <w:rFonts w:ascii="Times New Roman" w:hAnsi="Times New Roman" w:cs="Times New Roman"/>
-        </w:rPr>
-        <w:t xml:space="preserve">to enable real-time </w:t>
-      </w:r>
-      <w:proofErr w:type="spellStart"/>
-      <w:r>
-        <w:rPr>
-          <w:rFonts w:ascii="Times New Roman" w:hAnsi="Times New Roman" w:cs="Times New Roman"/>
-        </w:rPr>
-        <w:t>utilisation</w:t>
-      </w:r>
-      <w:proofErr w:type="spellEnd"/>
-      <w:r>
-        <w:rPr>
-          <w:rFonts w:ascii="Times New Roman" w:hAnsi="Times New Roman" w:cs="Times New Roman"/>
-        </w:rPr>
-        <w:t>.</w:t>
-      </w:r>
-      <w:r>
-        <w:rPr>
-          <w:rFonts w:ascii="Times New Roman" w:hAnsi="Times New Roman" w:cs="Times New Roman"/>
-        </w:rPr>
-        <w:t xml:space="preserve"> </w:t>
-      </w:r>
-      <w:r>
-        <w:rPr>
-          <w:rFonts w:ascii="Times New Roman" w:hAnsi="Times New Roman" w:cs="Times New Roman"/>
-        </w:rPr>
-        <w:t xml:space="preserve">In addition, we </w:t>
-      </w:r>
-      <w:r>
-        <w:rPr>
-          <w:rFonts w:ascii="Times New Roman" w:hAnsi="Times New Roman" w:cs="Times New Roman"/>
-        </w:rPr>
-        <w:t xml:space="preserve">also </w:t>
-      </w:r>
-      <w:r>
-        <w:rPr>
-          <w:rFonts w:ascii="Times New Roman" w:hAnsi="Times New Roman" w:cs="Times New Roman"/>
-        </w:rPr>
-        <w:t xml:space="preserve">tried to answer </w:t>
-      </w:r>
-      <w:r>
-        <w:rPr>
-          <w:rFonts w:ascii="Times New Roman" w:hAnsi="Times New Roman" w:cs="Times New Roman"/>
-        </w:rPr>
-        <w:t>whether external quantum efficiency (EQE) can be predicted with comparable confidence to</w:t>
+        <w:t>confidence to</w:t>
       </w:r>
       <w:r>
         <w:rPr>
@@ -3734,7 +3835,7 @@
                     </pic:cNvPicPr>
                   </pic:nvPicPr>
                   <pic:blipFill>
-                    <a:blip r:embed="rId9">
+                    <a:blip r:embed="rId10">
                       <a:extLst>
                         <a:ext uri="{28A0092B-C50C-407E-A947-70E740481C1C}">
                           <a14:useLocalDpi xmlns:a14="http://schemas.microsoft.com/office/drawing/2010/main" val="0"/>
@@ -3940,7 +4041,6 @@
         <w:rPr>
           <w:rFonts w:ascii="Times New Roman" w:hAnsi="Times New Roman" w:cs="Times New Roman"/>
         </w:rPr>
-        <w:lastRenderedPageBreak/>
         <w:t>In this work</w:t>
       </w:r>
       <w:r>
@@ -4200,7 +4300,14 @@
         <w:rPr>
           <w:rFonts w:ascii="Times New Roman" w:hAnsi="Times New Roman" w:cs="Times New Roman"/>
         </w:rPr>
-        <w:t xml:space="preserve"> Snowflake, the remaining data engineering operations were performed in Python (Jupyter Notebook) using the pandas </w:t>
+        <w:t xml:space="preserve"> Snowflake, the </w:t>
+      </w:r>
+      <w:r>
+        <w:rPr>
+          <w:rFonts w:ascii="Times New Roman" w:hAnsi="Times New Roman" w:cs="Times New Roman"/>
+        </w:rPr>
+        <w:lastRenderedPageBreak/>
+        <w:t xml:space="preserve">remaining data engineering operations were performed in Python (Jupyter Notebook) using the pandas </w:t>
       </w:r>
       <w:proofErr w:type="spellStart"/>
       <w:r>
@@ -4730,14 +4837,7 @@
         <w:rPr>
           <w:rFonts w:ascii="Times New Roman" w:hAnsi="Times New Roman" w:cs="Times New Roman"/>
         </w:rPr>
-        <w:t xml:space="preserve">codebase for </w:t>
-      </w:r>
-      <w:r>
-        <w:rPr>
-          <w:rFonts w:ascii="Times New Roman" w:hAnsi="Times New Roman" w:cs="Times New Roman"/>
-        </w:rPr>
-        <w:lastRenderedPageBreak/>
-        <w:t>building various</w:t>
+        <w:t>codebase for building various</w:t>
       </w:r>
       <w:r>
         <w:rPr>
@@ -4966,7 +5066,14 @@
         <w:rPr>
           <w:rFonts w:ascii="Times New Roman" w:hAnsi="Times New Roman" w:cs="Times New Roman"/>
         </w:rPr>
-        <w:t xml:space="preserve"> machine learning model applicable across a broad spectral range, the training dataset was </w:t>
+        <w:t xml:space="preserve"> machine learning model </w:t>
+      </w:r>
+      <w:r>
+        <w:rPr>
+          <w:rFonts w:ascii="Times New Roman" w:hAnsi="Times New Roman" w:cs="Times New Roman"/>
+        </w:rPr>
+        <w:lastRenderedPageBreak/>
+        <w:t xml:space="preserve">applicable across a broad spectral range, the training dataset was </w:t>
       </w:r>
       <w:r>
         <w:rPr>
@@ -5236,7 +5343,7 @@
                     </pic:cNvPicPr>
                   </pic:nvPicPr>
                   <pic:blipFill>
-                    <a:blip r:embed="rId10">
+                    <a:blip r:embed="rId11">
                       <a:extLst>
                         <a:ext uri="{28A0092B-C50C-407E-A947-70E740481C1C}">
                           <a14:useLocalDpi xmlns:a14="http://schemas.microsoft.com/office/drawing/2010/main" val="0"/>
@@ -5283,7 +5390,6 @@
           <w:b/>
           <w:bCs/>
         </w:rPr>
-        <w:lastRenderedPageBreak/>
         <w:t>Figure 2</w:t>
       </w:r>
       <w:r>
@@ -5455,7 +5561,14 @@
         <w:rPr>
           <w:rFonts w:ascii="Times New Roman" w:hAnsi="Times New Roman" w:cs="Times New Roman"/>
         </w:rPr>
-        <w:t>in which 46 entries (~16%) have mixed primary and secondary spacers, we used an 80/20 split stratified by</w:t>
+        <w:t xml:space="preserve">in which 46 entries (~16%) have mixed primary and </w:t>
+      </w:r>
+      <w:r>
+        <w:rPr>
+          <w:rFonts w:ascii="Times New Roman" w:hAnsi="Times New Roman" w:cs="Times New Roman"/>
+        </w:rPr>
+        <w:lastRenderedPageBreak/>
+        <w:t>secondary spacers, we used an 80/20 split stratified by</w:t>
       </w:r>
       <w:r>
         <w:rPr>
@@ -5824,15 +5937,7 @@
           <w:rFonts w:ascii="Times New Roman" w:hAnsi="Times New Roman" w:cs="Times New Roman"/>
           <w:lang w:val="en-IN"/>
         </w:rPr>
-        <w:t xml:space="preserve"> for the 31 features are shown </w:t>
-      </w:r>
-      <w:r>
-        <w:rPr>
-          <w:rFonts w:ascii="Times New Roman" w:hAnsi="Times New Roman" w:cs="Times New Roman"/>
-          <w:lang w:val="en-IN"/>
-        </w:rPr>
-        <w:lastRenderedPageBreak/>
-        <w:t>in Figure</w:t>
+        <w:t xml:space="preserve"> for the 31 features are shown in Figure</w:t>
       </w:r>
       <w:r>
         <w:rPr>
@@ -5993,6 +6098,7 @@
         <w:rPr>
           <w:noProof/>
         </w:rPr>
+        <w:lastRenderedPageBreak/>
         <w:drawing>
           <wp:inline distT="0" distB="0" distL="0" distR="0" wp14:anchorId="54A6E313" wp14:editId="3DED18B5">
             <wp:extent cx="6400291" cy="2589520"/>
@@ -6011,7 +6117,7 @@
                     </pic:cNvPicPr>
                   </pic:nvPicPr>
                   <pic:blipFill>
-                    <a:blip r:embed="rId11">
+                    <a:blip r:embed="rId12">
                       <a:extLst>
                         <a:ext uri="{28A0092B-C50C-407E-A947-70E740481C1C}">
                           <a14:useLocalDpi xmlns:a14="http://schemas.microsoft.com/office/drawing/2010/main" val="0"/>
@@ -6472,301 +6578,301 @@
         <w:rPr>
           <w:rFonts w:ascii="Times New Roman" w:hAnsi="Times New Roman" w:cs="Times New Roman"/>
         </w:rPr>
-        <w:t xml:space="preserve"> is large. </w:t>
+        <w:t xml:space="preserve"> is large. For the thirty-one-feature RFECV matrix, tuning </w:t>
+      </w:r>
+      <w:r>
+        <w:rPr>
+          <w:rFonts w:ascii="Times New Roman" w:hAnsi="Times New Roman" w:cs="Times New Roman"/>
+        </w:rPr>
+        <w:t>improved</w:t>
+      </w:r>
+      <w:r>
+        <w:rPr>
+          <w:rFonts w:ascii="Times New Roman" w:hAnsi="Times New Roman" w:cs="Times New Roman"/>
+        </w:rPr>
+        <w:t xml:space="preserve"> GPR</w:t>
+      </w:r>
+      <w:r>
+        <w:rPr>
+          <w:rFonts w:ascii="Times New Roman" w:hAnsi="Times New Roman" w:cs="Times New Roman"/>
+        </w:rPr>
+        <w:t>’s</w:t>
+      </w:r>
+      <w:r>
+        <w:rPr>
+          <w:rFonts w:ascii="Times New Roman" w:hAnsi="Times New Roman" w:cs="Times New Roman"/>
+        </w:rPr>
+        <w:t xml:space="preserve"> </w:t>
+      </w:r>
+      <w:r>
+        <w:rPr>
+          <w:rFonts w:ascii="Times New Roman" w:hAnsi="Times New Roman" w:cs="Times New Roman"/>
+        </w:rPr>
+        <w:t>coefficient of determination (</w:t>
+      </w:r>
+      <w:r>
+        <w:rPr>
+          <w:rFonts w:ascii="Times New Roman" w:hAnsi="Times New Roman" w:cs="Times New Roman"/>
+        </w:rPr>
+        <w:t>R</w:t>
+      </w:r>
+      <w:r>
+        <w:rPr>
+          <w:rFonts w:ascii="Times New Roman" w:hAnsi="Times New Roman" w:cs="Times New Roman"/>
+          <w:vertAlign w:val="superscript"/>
+        </w:rPr>
+        <w:t>2</w:t>
+      </w:r>
+      <w:r>
+        <w:rPr>
+          <w:rFonts w:ascii="Times New Roman" w:hAnsi="Times New Roman" w:cs="Times New Roman"/>
+        </w:rPr>
+        <w:t xml:space="preserve">) </w:t>
+      </w:r>
+      <w:r>
+        <w:rPr>
+          <w:rFonts w:ascii="Times New Roman" w:hAnsi="Times New Roman" w:cs="Times New Roman"/>
+        </w:rPr>
+        <w:t>from 0.877 to 0.920</w:t>
+      </w:r>
+      <w:r>
+        <w:rPr>
+          <w:rFonts w:ascii="Times New Roman" w:hAnsi="Times New Roman" w:cs="Times New Roman"/>
+        </w:rPr>
+        <w:t>, and</w:t>
+      </w:r>
+      <w:r>
+        <w:rPr>
+          <w:rFonts w:ascii="Times New Roman" w:hAnsi="Times New Roman" w:cs="Times New Roman"/>
+        </w:rPr>
+        <w:t xml:space="preserve"> </w:t>
+      </w:r>
+      <w:r>
+        <w:rPr>
+          <w:rFonts w:ascii="Times New Roman" w:hAnsi="Times New Roman" w:cs="Times New Roman"/>
+        </w:rPr>
+        <w:t>in the case of</w:t>
+      </w:r>
+      <w:r>
+        <w:rPr>
+          <w:rFonts w:ascii="Times New Roman" w:hAnsi="Times New Roman" w:cs="Times New Roman"/>
+        </w:rPr>
+        <w:t xml:space="preserve"> thirteen-feature </w:t>
+      </w:r>
+      <w:proofErr w:type="spellStart"/>
+      <w:r>
+        <w:rPr>
+          <w:rFonts w:ascii="Times New Roman" w:hAnsi="Times New Roman" w:cs="Times New Roman"/>
+        </w:rPr>
+        <w:t>SelectFromModel</w:t>
+      </w:r>
+      <w:proofErr w:type="spellEnd"/>
+      <w:r>
+        <w:rPr>
+          <w:rFonts w:ascii="Times New Roman" w:hAnsi="Times New Roman" w:cs="Times New Roman"/>
+        </w:rPr>
+        <w:t xml:space="preserve"> matrix, SVR and GPR </w:t>
+      </w:r>
+      <w:r>
+        <w:rPr>
+          <w:rFonts w:ascii="Times New Roman" w:hAnsi="Times New Roman" w:cs="Times New Roman"/>
+        </w:rPr>
+        <w:t>were improved</w:t>
+      </w:r>
+      <w:r>
+        <w:rPr>
+          <w:rFonts w:ascii="Times New Roman" w:hAnsi="Times New Roman" w:cs="Times New Roman"/>
+        </w:rPr>
+        <w:t xml:space="preserve">, </w:t>
+      </w:r>
+      <w:r>
+        <w:rPr>
+          <w:rFonts w:ascii="Times New Roman" w:hAnsi="Times New Roman" w:cs="Times New Roman"/>
+        </w:rPr>
+        <w:t>out of which</w:t>
+      </w:r>
+      <w:r>
+        <w:rPr>
+          <w:rFonts w:ascii="Times New Roman" w:hAnsi="Times New Roman" w:cs="Times New Roman"/>
+        </w:rPr>
+        <w:t xml:space="preserve"> </w:t>
+      </w:r>
+      <w:r>
+        <w:rPr>
+          <w:rFonts w:ascii="Times New Roman" w:hAnsi="Times New Roman" w:cs="Times New Roman"/>
+        </w:rPr>
+        <w:t xml:space="preserve">SVR </w:t>
+      </w:r>
+      <w:r>
+        <w:rPr>
+          <w:rFonts w:ascii="Times New Roman" w:hAnsi="Times New Roman" w:cs="Times New Roman"/>
+        </w:rPr>
+        <w:t>with a radial-basis-function kernel (SVR–RBF) emerge</w:t>
+      </w:r>
+      <w:r>
+        <w:rPr>
+          <w:rFonts w:ascii="Times New Roman" w:hAnsi="Times New Roman" w:cs="Times New Roman"/>
+        </w:rPr>
+        <w:t>d</w:t>
+      </w:r>
+      <w:r>
+        <w:rPr>
+          <w:rFonts w:ascii="Times New Roman" w:hAnsi="Times New Roman" w:cs="Times New Roman"/>
+        </w:rPr>
+        <w:t xml:space="preserve"> as the best</w:t>
+      </w:r>
+      <w:r>
+        <w:rPr>
+          <w:rFonts w:ascii="Times New Roman" w:hAnsi="Times New Roman" w:cs="Times New Roman"/>
+        </w:rPr>
+        <w:t>, with the R</w:t>
+      </w:r>
+      <w:r>
+        <w:rPr>
+          <w:rFonts w:ascii="Times New Roman" w:hAnsi="Times New Roman" w:cs="Times New Roman"/>
+          <w:vertAlign w:val="superscript"/>
+        </w:rPr>
+        <w:t>2</w:t>
+      </w:r>
+      <w:r>
+        <w:rPr>
+          <w:rFonts w:ascii="Times New Roman" w:hAnsi="Times New Roman" w:cs="Times New Roman"/>
+          <w:vertAlign w:val="superscript"/>
+        </w:rPr>
+        <w:t xml:space="preserve"> </w:t>
+      </w:r>
+      <w:r>
+        <w:rPr>
+          <w:rFonts w:ascii="Times New Roman" w:hAnsi="Times New Roman" w:cs="Times New Roman"/>
+        </w:rPr>
+        <w:t xml:space="preserve">= </w:t>
+      </w:r>
+      <w:r>
+        <w:rPr>
+          <w:rFonts w:ascii="Times New Roman" w:hAnsi="Times New Roman" w:cs="Times New Roman"/>
+        </w:rPr>
+        <w:t>0.953</w:t>
+      </w:r>
+      <w:r>
+        <w:rPr>
+          <w:rFonts w:ascii="Times New Roman" w:hAnsi="Times New Roman" w:cs="Times New Roman"/>
+        </w:rPr>
+        <w:t>,</w:t>
+      </w:r>
+      <w:r>
+        <w:rPr>
+          <w:rFonts w:ascii="Times New Roman" w:hAnsi="Times New Roman" w:cs="Times New Roman"/>
+        </w:rPr>
+        <w:t xml:space="preserve"> RMSE</w:t>
+      </w:r>
+      <w:r>
+        <w:rPr>
+          <w:rFonts w:ascii="Times New Roman" w:hAnsi="Times New Roman" w:cs="Times New Roman"/>
+        </w:rPr>
+        <w:t xml:space="preserve"> =</w:t>
+      </w:r>
+      <w:r>
+        <w:rPr>
+          <w:rFonts w:ascii="Times New Roman" w:hAnsi="Times New Roman" w:cs="Times New Roman"/>
+        </w:rPr>
+        <w:t xml:space="preserve"> </w:t>
+      </w:r>
+      <w:r>
+        <w:rPr>
+          <w:rFonts w:ascii="Times New Roman" w:hAnsi="Times New Roman" w:cs="Times New Roman"/>
+        </w:rPr>
+        <w:t>0.074</w:t>
+      </w:r>
+      <w:r>
+        <w:rPr>
+          <w:rFonts w:ascii="Times New Roman" w:hAnsi="Times New Roman" w:cs="Times New Roman"/>
+        </w:rPr>
+        <w:t xml:space="preserve"> </w:t>
+      </w:r>
+      <w:r>
+        <w:rPr>
+          <w:rFonts w:ascii="Times New Roman" w:hAnsi="Times New Roman" w:cs="Times New Roman"/>
+        </w:rPr>
+        <w:t>and mean absolute error (MAE)</w:t>
+      </w:r>
+      <w:r>
+        <w:rPr>
+          <w:rFonts w:ascii="Times New Roman" w:hAnsi="Times New Roman" w:cs="Times New Roman"/>
+        </w:rPr>
+        <w:t xml:space="preserve"> </w:t>
+      </w:r>
+      <w:r>
+        <w:rPr>
+          <w:rFonts w:ascii="Times New Roman" w:hAnsi="Times New Roman" w:cs="Times New Roman"/>
+        </w:rPr>
+        <w:t xml:space="preserve">= </w:t>
+      </w:r>
+      <w:r>
+        <w:rPr>
+          <w:rFonts w:ascii="Times New Roman" w:hAnsi="Times New Roman" w:cs="Times New Roman"/>
+        </w:rPr>
+        <w:t>0.048</w:t>
+      </w:r>
+      <w:r>
+        <w:rPr>
+          <w:rFonts w:ascii="Times New Roman" w:hAnsi="Times New Roman" w:cs="Times New Roman"/>
+        </w:rPr>
+        <w:t>.</w:t>
+      </w:r>
+      <w:r>
+        <w:rPr>
+          <w:rFonts w:ascii="Times New Roman" w:hAnsi="Times New Roman" w:cs="Times New Roman"/>
+        </w:rPr>
+        <w:t xml:space="preserve"> F</w:t>
+      </w:r>
+      <w:r>
+        <w:rPr>
+          <w:rFonts w:ascii="Times New Roman" w:hAnsi="Times New Roman" w:cs="Times New Roman"/>
+        </w:rPr>
+        <w:t>ormulas for each evaluation metric are defined below</w:t>
+      </w:r>
+      <w:r>
+        <w:rPr>
+          <w:rFonts w:ascii="Times New Roman" w:hAnsi="Times New Roman" w:cs="Times New Roman"/>
+        </w:rPr>
+        <w:t xml:space="preserve"> (Equation 1-3)</w:t>
+      </w:r>
+      <w:r>
+        <w:rPr>
+          <w:rFonts w:ascii="Times New Roman" w:hAnsi="Times New Roman" w:cs="Times New Roman"/>
+        </w:rPr>
+        <w:t>, where</w:t>
+      </w:r>
+      <w:r>
+        <w:rPr>
+          <w:rFonts w:ascii="Times New Roman" w:hAnsi="Times New Roman" w:cs="Times New Roman"/>
+        </w:rPr>
+        <w:t xml:space="preserve"> E</w:t>
+      </w:r>
+      <w:r>
+        <w:rPr>
+          <w:rFonts w:ascii="Times New Roman" w:hAnsi="Times New Roman" w:cs="Times New Roman"/>
+        </w:rPr>
+        <w:t xml:space="preserve"> is</w:t>
+      </w:r>
+      <w:r>
+        <w:rPr>
+          <w:rFonts w:ascii="Times New Roman" w:hAnsi="Times New Roman" w:cs="Times New Roman"/>
+        </w:rPr>
+        <w:t xml:space="preserve"> </w:t>
+      </w:r>
+      <w:r>
+        <w:rPr>
+          <w:rFonts w:ascii="Times New Roman" w:hAnsi="Times New Roman" w:cs="Times New Roman"/>
+        </w:rPr>
+        <w:t xml:space="preserve">the reported photon energy, </w:t>
       </w:r>
       <w:r>
         <w:rPr>
           <w:rFonts w:ascii="Times New Roman" w:hAnsi="Times New Roman" w:cs="Times New Roman"/>
         </w:rPr>
         <w:lastRenderedPageBreak/>
-        <w:t xml:space="preserve">For the thirty-one-feature RFECV matrix, tuning </w:t>
-      </w:r>
-      <w:r>
-        <w:rPr>
-          <w:rFonts w:ascii="Times New Roman" w:hAnsi="Times New Roman" w:cs="Times New Roman"/>
-        </w:rPr>
-        <w:t>improved</w:t>
-      </w:r>
-      <w:r>
-        <w:rPr>
-          <w:rFonts w:ascii="Times New Roman" w:hAnsi="Times New Roman" w:cs="Times New Roman"/>
-        </w:rPr>
-        <w:t xml:space="preserve"> GPR</w:t>
-      </w:r>
-      <w:r>
-        <w:rPr>
-          <w:rFonts w:ascii="Times New Roman" w:hAnsi="Times New Roman" w:cs="Times New Roman"/>
-        </w:rPr>
-        <w:t>’s</w:t>
-      </w:r>
-      <w:r>
-        <w:rPr>
-          <w:rFonts w:ascii="Times New Roman" w:hAnsi="Times New Roman" w:cs="Times New Roman"/>
-        </w:rPr>
-        <w:t xml:space="preserve"> </w:t>
-      </w:r>
-      <w:r>
-        <w:rPr>
-          <w:rFonts w:ascii="Times New Roman" w:hAnsi="Times New Roman" w:cs="Times New Roman"/>
-        </w:rPr>
-        <w:t>coefficient of determination (</w:t>
-      </w:r>
-      <w:r>
-        <w:rPr>
-          <w:rFonts w:ascii="Times New Roman" w:hAnsi="Times New Roman" w:cs="Times New Roman"/>
-        </w:rPr>
-        <w:t>R</w:t>
-      </w:r>
-      <w:r>
-        <w:rPr>
-          <w:rFonts w:ascii="Times New Roman" w:hAnsi="Times New Roman" w:cs="Times New Roman"/>
-          <w:vertAlign w:val="superscript"/>
-        </w:rPr>
-        <w:t>2</w:t>
-      </w:r>
-      <w:r>
-        <w:rPr>
-          <w:rFonts w:ascii="Times New Roman" w:hAnsi="Times New Roman" w:cs="Times New Roman"/>
-        </w:rPr>
-        <w:t xml:space="preserve">) </w:t>
-      </w:r>
-      <w:r>
-        <w:rPr>
-          <w:rFonts w:ascii="Times New Roman" w:hAnsi="Times New Roman" w:cs="Times New Roman"/>
-        </w:rPr>
-        <w:t>from 0.877 to 0.920</w:t>
-      </w:r>
-      <w:r>
-        <w:rPr>
-          <w:rFonts w:ascii="Times New Roman" w:hAnsi="Times New Roman" w:cs="Times New Roman"/>
-        </w:rPr>
-        <w:t>, and</w:t>
-      </w:r>
-      <w:r>
-        <w:rPr>
-          <w:rFonts w:ascii="Times New Roman" w:hAnsi="Times New Roman" w:cs="Times New Roman"/>
-        </w:rPr>
-        <w:t xml:space="preserve"> </w:t>
-      </w:r>
-      <w:r>
-        <w:rPr>
-          <w:rFonts w:ascii="Times New Roman" w:hAnsi="Times New Roman" w:cs="Times New Roman"/>
-        </w:rPr>
-        <w:t>in the case of</w:t>
-      </w:r>
-      <w:r>
-        <w:rPr>
-          <w:rFonts w:ascii="Times New Roman" w:hAnsi="Times New Roman" w:cs="Times New Roman"/>
-        </w:rPr>
-        <w:t xml:space="preserve"> thirteen-feature </w:t>
-      </w:r>
-      <w:proofErr w:type="spellStart"/>
-      <w:r>
-        <w:rPr>
-          <w:rFonts w:ascii="Times New Roman" w:hAnsi="Times New Roman" w:cs="Times New Roman"/>
-        </w:rPr>
-        <w:t>SelectFromModel</w:t>
-      </w:r>
-      <w:proofErr w:type="spellEnd"/>
-      <w:r>
-        <w:rPr>
-          <w:rFonts w:ascii="Times New Roman" w:hAnsi="Times New Roman" w:cs="Times New Roman"/>
-        </w:rPr>
-        <w:t xml:space="preserve"> matrix, SVR and GPR </w:t>
-      </w:r>
-      <w:r>
-        <w:rPr>
-          <w:rFonts w:ascii="Times New Roman" w:hAnsi="Times New Roman" w:cs="Times New Roman"/>
-        </w:rPr>
-        <w:t>were improved</w:t>
-      </w:r>
-      <w:r>
-        <w:rPr>
-          <w:rFonts w:ascii="Times New Roman" w:hAnsi="Times New Roman" w:cs="Times New Roman"/>
-        </w:rPr>
-        <w:t xml:space="preserve">, </w:t>
-      </w:r>
-      <w:r>
-        <w:rPr>
-          <w:rFonts w:ascii="Times New Roman" w:hAnsi="Times New Roman" w:cs="Times New Roman"/>
-        </w:rPr>
-        <w:t>out of which</w:t>
-      </w:r>
-      <w:r>
-        <w:rPr>
-          <w:rFonts w:ascii="Times New Roman" w:hAnsi="Times New Roman" w:cs="Times New Roman"/>
-        </w:rPr>
-        <w:t xml:space="preserve"> </w:t>
-      </w:r>
-      <w:r>
-        <w:rPr>
-          <w:rFonts w:ascii="Times New Roman" w:hAnsi="Times New Roman" w:cs="Times New Roman"/>
-        </w:rPr>
-        <w:t xml:space="preserve">SVR </w:t>
-      </w:r>
-      <w:r>
-        <w:rPr>
-          <w:rFonts w:ascii="Times New Roman" w:hAnsi="Times New Roman" w:cs="Times New Roman"/>
-        </w:rPr>
-        <w:t>with a radial-basis-function kernel (SVR–RBF) emerge</w:t>
-      </w:r>
-      <w:r>
-        <w:rPr>
-          <w:rFonts w:ascii="Times New Roman" w:hAnsi="Times New Roman" w:cs="Times New Roman"/>
-        </w:rPr>
-        <w:t>d</w:t>
-      </w:r>
-      <w:r>
-        <w:rPr>
-          <w:rFonts w:ascii="Times New Roman" w:hAnsi="Times New Roman" w:cs="Times New Roman"/>
-        </w:rPr>
-        <w:t xml:space="preserve"> as the best</w:t>
-      </w:r>
-      <w:r>
-        <w:rPr>
-          <w:rFonts w:ascii="Times New Roman" w:hAnsi="Times New Roman" w:cs="Times New Roman"/>
-        </w:rPr>
-        <w:t>, with the R</w:t>
-      </w:r>
-      <w:r>
-        <w:rPr>
-          <w:rFonts w:ascii="Times New Roman" w:hAnsi="Times New Roman" w:cs="Times New Roman"/>
-          <w:vertAlign w:val="superscript"/>
-        </w:rPr>
-        <w:t>2</w:t>
-      </w:r>
-      <w:r>
-        <w:rPr>
-          <w:rFonts w:ascii="Times New Roman" w:hAnsi="Times New Roman" w:cs="Times New Roman"/>
-          <w:vertAlign w:val="superscript"/>
-        </w:rPr>
-        <w:t xml:space="preserve"> </w:t>
-      </w:r>
-      <w:r>
-        <w:rPr>
-          <w:rFonts w:ascii="Times New Roman" w:hAnsi="Times New Roman" w:cs="Times New Roman"/>
-        </w:rPr>
-        <w:t xml:space="preserve">= </w:t>
-      </w:r>
-      <w:r>
-        <w:rPr>
-          <w:rFonts w:ascii="Times New Roman" w:hAnsi="Times New Roman" w:cs="Times New Roman"/>
-        </w:rPr>
-        <w:t>0.953</w:t>
-      </w:r>
-      <w:r>
-        <w:rPr>
-          <w:rFonts w:ascii="Times New Roman" w:hAnsi="Times New Roman" w:cs="Times New Roman"/>
-        </w:rPr>
-        <w:t>,</w:t>
-      </w:r>
-      <w:r>
-        <w:rPr>
-          <w:rFonts w:ascii="Times New Roman" w:hAnsi="Times New Roman" w:cs="Times New Roman"/>
-        </w:rPr>
-        <w:t xml:space="preserve"> RMSE</w:t>
-      </w:r>
-      <w:r>
-        <w:rPr>
-          <w:rFonts w:ascii="Times New Roman" w:hAnsi="Times New Roman" w:cs="Times New Roman"/>
-        </w:rPr>
-        <w:t xml:space="preserve"> =</w:t>
-      </w:r>
-      <w:r>
-        <w:rPr>
-          <w:rFonts w:ascii="Times New Roman" w:hAnsi="Times New Roman" w:cs="Times New Roman"/>
-        </w:rPr>
-        <w:t xml:space="preserve"> </w:t>
-      </w:r>
-      <w:r>
-        <w:rPr>
-          <w:rFonts w:ascii="Times New Roman" w:hAnsi="Times New Roman" w:cs="Times New Roman"/>
-        </w:rPr>
-        <w:t>0.074</w:t>
-      </w:r>
-      <w:r>
-        <w:rPr>
-          <w:rFonts w:ascii="Times New Roman" w:hAnsi="Times New Roman" w:cs="Times New Roman"/>
-        </w:rPr>
-        <w:t xml:space="preserve"> </w:t>
-      </w:r>
-      <w:r>
-        <w:rPr>
-          <w:rFonts w:ascii="Times New Roman" w:hAnsi="Times New Roman" w:cs="Times New Roman"/>
-        </w:rPr>
-        <w:t>and mean absolute error (MAE)</w:t>
-      </w:r>
-      <w:r>
-        <w:rPr>
-          <w:rFonts w:ascii="Times New Roman" w:hAnsi="Times New Roman" w:cs="Times New Roman"/>
-        </w:rPr>
-        <w:t xml:space="preserve"> </w:t>
-      </w:r>
-      <w:r>
-        <w:rPr>
-          <w:rFonts w:ascii="Times New Roman" w:hAnsi="Times New Roman" w:cs="Times New Roman"/>
-        </w:rPr>
-        <w:t xml:space="preserve">= </w:t>
-      </w:r>
-      <w:r>
-        <w:rPr>
-          <w:rFonts w:ascii="Times New Roman" w:hAnsi="Times New Roman" w:cs="Times New Roman"/>
-        </w:rPr>
-        <w:t>0.048</w:t>
-      </w:r>
-      <w:r>
-        <w:rPr>
-          <w:rFonts w:ascii="Times New Roman" w:hAnsi="Times New Roman" w:cs="Times New Roman"/>
-        </w:rPr>
-        <w:t>.</w:t>
-      </w:r>
-      <w:r>
-        <w:rPr>
-          <w:rFonts w:ascii="Times New Roman" w:hAnsi="Times New Roman" w:cs="Times New Roman"/>
-        </w:rPr>
-        <w:t xml:space="preserve"> F</w:t>
-      </w:r>
-      <w:r>
-        <w:rPr>
-          <w:rFonts w:ascii="Times New Roman" w:hAnsi="Times New Roman" w:cs="Times New Roman"/>
-        </w:rPr>
-        <w:t>ormulas for each evaluation metric are defined below</w:t>
-      </w:r>
-      <w:r>
-        <w:rPr>
-          <w:rFonts w:ascii="Times New Roman" w:hAnsi="Times New Roman" w:cs="Times New Roman"/>
-        </w:rPr>
-        <w:t xml:space="preserve"> (Equation 1-3)</w:t>
-      </w:r>
-      <w:r>
-        <w:rPr>
-          <w:rFonts w:ascii="Times New Roman" w:hAnsi="Times New Roman" w:cs="Times New Roman"/>
-        </w:rPr>
-        <w:t>, where</w:t>
-      </w:r>
-      <w:r>
-        <w:rPr>
-          <w:rFonts w:ascii="Times New Roman" w:hAnsi="Times New Roman" w:cs="Times New Roman"/>
-        </w:rPr>
-        <w:t xml:space="preserve"> E</w:t>
-      </w:r>
-      <w:r>
-        <w:rPr>
-          <w:rFonts w:ascii="Times New Roman" w:hAnsi="Times New Roman" w:cs="Times New Roman"/>
-        </w:rPr>
-        <w:t xml:space="preserve"> is</w:t>
-      </w:r>
-      <w:r>
-        <w:rPr>
-          <w:rFonts w:ascii="Times New Roman" w:hAnsi="Times New Roman" w:cs="Times New Roman"/>
-        </w:rPr>
-        <w:t xml:space="preserve"> </w:t>
-      </w:r>
-      <w:r>
-        <w:rPr>
-          <w:rFonts w:ascii="Times New Roman" w:hAnsi="Times New Roman" w:cs="Times New Roman"/>
-        </w:rPr>
-        <w:t xml:space="preserve">the reported photon energy, Ê is the predicted photon energy by the model, and Ē is the </w:t>
+        <w:t xml:space="preserve">Ê is the predicted photon energy by the model, and Ē is the </w:t>
       </w:r>
       <w:r>
         <w:rPr>
@@ -7245,100 +7351,99 @@
           <w:rFonts w:ascii="Times New Roman" w:hAnsi="Times New Roman" w:cs="Times New Roman"/>
           <w:lang w:val="en-IN"/>
         </w:rPr>
-        <w:t xml:space="preserve">rose </w:t>
+        <w:t>rose from 0.920 to 0.953, and RMSE fell</w:t>
       </w:r>
       <w:r>
         <w:rPr>
           <w:rFonts w:ascii="Times New Roman" w:hAnsi="Times New Roman" w:cs="Times New Roman"/>
           <w:lang w:val="en-IN"/>
         </w:rPr>
+        <w:t xml:space="preserve"> from 0.097 to 0.074 eV</w:t>
+      </w:r>
+      <w:r>
+        <w:rPr>
+          <w:rFonts w:ascii="Times New Roman" w:hAnsi="Times New Roman" w:cs="Times New Roman"/>
+          <w:lang w:val="en-IN"/>
+        </w:rPr>
+        <w:t xml:space="preserve">, </w:t>
+      </w:r>
+      <w:r>
+        <w:rPr>
+          <w:rFonts w:ascii="Times New Roman" w:hAnsi="Times New Roman" w:cs="Times New Roman"/>
+          <w:lang w:val="en-IN"/>
+        </w:rPr>
+        <w:t xml:space="preserve">a 24% reduction in root error at less than half the dimensionality. </w:t>
+      </w:r>
+      <w:r>
+        <w:rPr>
+          <w:rFonts w:ascii="Times New Roman" w:hAnsi="Times New Roman" w:cs="Times New Roman"/>
+        </w:rPr>
+        <w:t xml:space="preserve">The </w:t>
+      </w:r>
+      <w:r>
+        <w:rPr>
+          <w:rFonts w:ascii="Times New Roman" w:hAnsi="Times New Roman" w:cs="Times New Roman"/>
+        </w:rPr>
+        <w:t xml:space="preserve">performance difference between RFECV and </w:t>
+      </w:r>
+      <w:proofErr w:type="spellStart"/>
+      <w:r>
+        <w:rPr>
+          <w:rFonts w:ascii="Times New Roman" w:hAnsi="Times New Roman" w:cs="Times New Roman"/>
+        </w:rPr>
+        <w:t>SelectFromModel</w:t>
+      </w:r>
+      <w:proofErr w:type="spellEnd"/>
+      <w:r>
+        <w:rPr>
+          <w:rFonts w:ascii="Times New Roman" w:hAnsi="Times New Roman" w:cs="Times New Roman"/>
+        </w:rPr>
+        <w:t xml:space="preserve"> aligns well with the sample-to-feature ratio, which influences overfitting. </w:t>
+      </w:r>
+      <w:r>
+        <w:rPr>
+          <w:rFonts w:ascii="Times New Roman" w:hAnsi="Times New Roman" w:cs="Times New Roman"/>
+        </w:rPr>
+        <w:t>As shown in Table S4, f</w:t>
+      </w:r>
+      <w:r>
+        <w:rPr>
+          <w:rFonts w:ascii="Times New Roman" w:hAnsi="Times New Roman" w:cs="Times New Roman"/>
+        </w:rPr>
+        <w:t>or</w:t>
+      </w:r>
+      <w:r>
+        <w:rPr>
+          <w:rFonts w:ascii="Times New Roman" w:hAnsi="Times New Roman" w:cs="Times New Roman"/>
+        </w:rPr>
+        <w:t xml:space="preserve"> 226 training points, the sample-to-feature ratio is 17.4 for the </w:t>
+      </w:r>
+      <w:proofErr w:type="spellStart"/>
+      <w:r>
+        <w:rPr>
+          <w:rFonts w:ascii="Times New Roman" w:hAnsi="Times New Roman" w:cs="Times New Roman"/>
+        </w:rPr>
+        <w:t>SelectFromModel</w:t>
+      </w:r>
+      <w:proofErr w:type="spellEnd"/>
+      <w:r>
+        <w:rPr>
+          <w:rFonts w:ascii="Times New Roman" w:hAnsi="Times New Roman" w:cs="Times New Roman"/>
+        </w:rPr>
+        <w:t xml:space="preserve"> </w:t>
+      </w:r>
+      <w:r>
+        <w:rPr>
+          <w:rFonts w:ascii="Times New Roman" w:hAnsi="Times New Roman" w:cs="Times New Roman"/>
+        </w:rPr>
+        <w:t xml:space="preserve">set but only </w:t>
+      </w:r>
+      <w:r>
+        <w:rPr>
+          <w:rFonts w:ascii="Times New Roman" w:hAnsi="Times New Roman" w:cs="Times New Roman"/>
+        </w:rPr>
         <w:lastRenderedPageBreak/>
-        <w:t>from 0.920 to 0.953, and RMSE fell</w:t>
-      </w:r>
-      <w:r>
-        <w:rPr>
-          <w:rFonts w:ascii="Times New Roman" w:hAnsi="Times New Roman" w:cs="Times New Roman"/>
-          <w:lang w:val="en-IN"/>
-        </w:rPr>
-        <w:t xml:space="preserve"> from 0.097 to 0.074 eV</w:t>
-      </w:r>
-      <w:r>
-        <w:rPr>
-          <w:rFonts w:ascii="Times New Roman" w:hAnsi="Times New Roman" w:cs="Times New Roman"/>
-          <w:lang w:val="en-IN"/>
-        </w:rPr>
-        <w:t xml:space="preserve">, </w:t>
-      </w:r>
-      <w:r>
-        <w:rPr>
-          <w:rFonts w:ascii="Times New Roman" w:hAnsi="Times New Roman" w:cs="Times New Roman"/>
-          <w:lang w:val="en-IN"/>
-        </w:rPr>
-        <w:t xml:space="preserve">a 24% reduction in root error at less than half the dimensionality. </w:t>
-      </w:r>
-      <w:r>
-        <w:rPr>
-          <w:rFonts w:ascii="Times New Roman" w:hAnsi="Times New Roman" w:cs="Times New Roman"/>
-        </w:rPr>
-        <w:t xml:space="preserve">The </w:t>
-      </w:r>
-      <w:r>
-        <w:rPr>
-          <w:rFonts w:ascii="Times New Roman" w:hAnsi="Times New Roman" w:cs="Times New Roman"/>
-        </w:rPr>
-        <w:t xml:space="preserve">performance difference between RFECV and </w:t>
-      </w:r>
-      <w:proofErr w:type="spellStart"/>
-      <w:r>
-        <w:rPr>
-          <w:rFonts w:ascii="Times New Roman" w:hAnsi="Times New Roman" w:cs="Times New Roman"/>
-        </w:rPr>
-        <w:t>SelectFromModel</w:t>
-      </w:r>
-      <w:proofErr w:type="spellEnd"/>
-      <w:r>
-        <w:rPr>
-          <w:rFonts w:ascii="Times New Roman" w:hAnsi="Times New Roman" w:cs="Times New Roman"/>
-        </w:rPr>
-        <w:t xml:space="preserve"> aligns well with the sample-to-feature ratio, which influences overfitting. </w:t>
-      </w:r>
-      <w:r>
-        <w:rPr>
-          <w:rFonts w:ascii="Times New Roman" w:hAnsi="Times New Roman" w:cs="Times New Roman"/>
-        </w:rPr>
-        <w:t>As shown in Table S4, f</w:t>
-      </w:r>
-      <w:r>
-        <w:rPr>
-          <w:rFonts w:ascii="Times New Roman" w:hAnsi="Times New Roman" w:cs="Times New Roman"/>
-        </w:rPr>
-        <w:t>or</w:t>
-      </w:r>
-      <w:r>
-        <w:rPr>
-          <w:rFonts w:ascii="Times New Roman" w:hAnsi="Times New Roman" w:cs="Times New Roman"/>
-        </w:rPr>
-        <w:t xml:space="preserve"> 226 training points, the sample-to-feature ratio is 17.4 for the </w:t>
-      </w:r>
-      <w:proofErr w:type="spellStart"/>
-      <w:r>
-        <w:rPr>
-          <w:rFonts w:ascii="Times New Roman" w:hAnsi="Times New Roman" w:cs="Times New Roman"/>
-        </w:rPr>
-        <w:t>SelectFromModel</w:t>
-      </w:r>
-      <w:proofErr w:type="spellEnd"/>
-      <w:r>
-        <w:rPr>
-          <w:rFonts w:ascii="Times New Roman" w:hAnsi="Times New Roman" w:cs="Times New Roman"/>
-        </w:rPr>
-        <w:t xml:space="preserve"> </w:t>
-      </w:r>
-      <w:r>
-        <w:rPr>
-          <w:rFonts w:ascii="Times New Roman" w:hAnsi="Times New Roman" w:cs="Times New Roman"/>
-        </w:rPr>
-        <w:t>set but only 7.3 for the RFECV set</w:t>
+        <w:t>7.3 for the RFECV set</w:t>
       </w:r>
       <w:r>
         <w:rPr>
@@ -7413,7 +7518,7 @@
                     </pic:cNvPicPr>
                   </pic:nvPicPr>
                   <pic:blipFill>
-                    <a:blip r:embed="rId12" cstate="print">
+                    <a:blip r:embed="rId13" cstate="print">
                       <a:extLst>
                         <a:ext uri="{28A0092B-C50C-407E-A947-70E740481C1C}">
                           <a14:useLocalDpi xmlns:a14="http://schemas.microsoft.com/office/drawing/2010/main" val="0"/>
@@ -7555,7 +7660,6 @@
           <w:b/>
           <w:bCs/>
         </w:rPr>
-        <w:lastRenderedPageBreak/>
         <w:t>Table 1.</w:t>
       </w:r>
       <w:r>
@@ -7655,6 +7759,7 @@
                 <w:b/>
                 <w:bCs/>
               </w:rPr>
+              <w:lastRenderedPageBreak/>
               <w:t>Feature selection</w:t>
             </w:r>
           </w:p>
@@ -9041,6 +9146,11 @@
         <w:rPr>
           <w:rFonts w:ascii="Times New Roman" w:hAnsi="Times New Roman" w:cs="Times New Roman"/>
         </w:rPr>
+      </w:r>
+      <w:r>
+        <w:rPr>
+          <w:rFonts w:ascii="Times New Roman" w:hAnsi="Times New Roman" w:cs="Times New Roman"/>
+        </w:rPr>
         <w:fldChar w:fldCharType="separate"/>
       </w:r>
       <w:r>
@@ -9139,14 +9249,7 @@
         <w:rPr>
           <w:rFonts w:ascii="Times New Roman" w:hAnsi="Times New Roman" w:cs="Times New Roman"/>
         </w:rPr>
-        <w:t xml:space="preserve">by shifting holistically towards lower </w:t>
-      </w:r>
-      <w:r>
-        <w:rPr>
-          <w:rFonts w:ascii="Times New Roman" w:hAnsi="Times New Roman" w:cs="Times New Roman"/>
-        </w:rPr>
-        <w:lastRenderedPageBreak/>
-        <w:t>n.</w:t>
+        <w:t>by shifting holistically towards lower n.</w:t>
       </w:r>
       <w:r>
         <w:rPr>
@@ -9208,7 +9311,14 @@
         <w:rPr>
           <w:rFonts w:ascii="Times New Roman" w:hAnsi="Times New Roman" w:cs="Times New Roman"/>
         </w:rPr>
-        <w:t xml:space="preserve"> is perhaps the strongest sanity check on the ML pipeline</w:t>
+        <w:t xml:space="preserve"> is perhaps the </w:t>
+      </w:r>
+      <w:r>
+        <w:rPr>
+          <w:rFonts w:ascii="Times New Roman" w:hAnsi="Times New Roman" w:cs="Times New Roman"/>
+        </w:rPr>
+        <w:lastRenderedPageBreak/>
+        <w:t>strongest sanity check on the ML pipeline</w:t>
       </w:r>
       <w:r>
         <w:rPr>
@@ -9895,62 +10005,62 @@
         <w:rPr>
           <w:rFonts w:ascii="Times New Roman" w:hAnsi="Times New Roman" w:cs="Times New Roman"/>
         </w:rPr>
-        <w:t xml:space="preserve">confinement </w:t>
+        <w:t>confinement physics</w:t>
+      </w:r>
+      <w:r>
+        <w:rPr>
+          <w:rFonts w:ascii="Times New Roman" w:hAnsi="Times New Roman" w:cs="Times New Roman"/>
+        </w:rPr>
+        <w:t xml:space="preserve"> (Figure </w:t>
+      </w:r>
+      <w:r>
+        <w:rPr>
+          <w:rFonts w:ascii="Times New Roman" w:hAnsi="Times New Roman" w:cs="Times New Roman"/>
+        </w:rPr>
+        <w:t>5</w:t>
+      </w:r>
+      <w:r>
+        <w:rPr>
+          <w:rFonts w:ascii="Times New Roman" w:hAnsi="Times New Roman" w:cs="Times New Roman"/>
+        </w:rPr>
+        <w:t>)</w:t>
+      </w:r>
+      <w:r>
+        <w:rPr>
+          <w:rFonts w:ascii="Times New Roman" w:hAnsi="Times New Roman" w:cs="Times New Roman"/>
+        </w:rPr>
+        <w:t xml:space="preserve">. </w:t>
+      </w:r>
+      <w:r>
+        <w:rPr>
+          <w:rFonts w:ascii="Times New Roman" w:hAnsi="Times New Roman" w:cs="Times New Roman"/>
+        </w:rPr>
+        <w:t xml:space="preserve">For each test record, </w:t>
+      </w:r>
+      <w:r>
+        <w:rPr>
+          <w:rFonts w:ascii="Times New Roman" w:hAnsi="Times New Roman" w:cs="Times New Roman"/>
+        </w:rPr>
+        <w:t xml:space="preserve">the </w:t>
+      </w:r>
+      <w:r>
+        <w:rPr>
+          <w:rFonts w:ascii="Times New Roman" w:hAnsi="Times New Roman" w:cs="Times New Roman"/>
+        </w:rPr>
+        <w:t>SVR prediction is decomposed</w:t>
+      </w:r>
+      <w:r>
+        <w:rPr>
+          <w:rFonts w:ascii="Times New Roman" w:hAnsi="Times New Roman" w:cs="Times New Roman"/>
+        </w:rPr>
+        <w:t xml:space="preserve"> into the average </w:t>
       </w:r>
       <w:r>
         <w:rPr>
           <w:rFonts w:ascii="Times New Roman" w:hAnsi="Times New Roman" w:cs="Times New Roman"/>
         </w:rPr>
         <w:lastRenderedPageBreak/>
-        <w:t>physics</w:t>
-      </w:r>
-      <w:r>
-        <w:rPr>
-          <w:rFonts w:ascii="Times New Roman" w:hAnsi="Times New Roman" w:cs="Times New Roman"/>
-        </w:rPr>
-        <w:t xml:space="preserve"> (Figure </w:t>
-      </w:r>
-      <w:r>
-        <w:rPr>
-          <w:rFonts w:ascii="Times New Roman" w:hAnsi="Times New Roman" w:cs="Times New Roman"/>
-        </w:rPr>
-        <w:t>5</w:t>
-      </w:r>
-      <w:r>
-        <w:rPr>
-          <w:rFonts w:ascii="Times New Roman" w:hAnsi="Times New Roman" w:cs="Times New Roman"/>
-        </w:rPr>
-        <w:t>)</w:t>
-      </w:r>
-      <w:r>
-        <w:rPr>
-          <w:rFonts w:ascii="Times New Roman" w:hAnsi="Times New Roman" w:cs="Times New Roman"/>
-        </w:rPr>
-        <w:t xml:space="preserve">. </w:t>
-      </w:r>
-      <w:r>
-        <w:rPr>
-          <w:rFonts w:ascii="Times New Roman" w:hAnsi="Times New Roman" w:cs="Times New Roman"/>
-        </w:rPr>
-        <w:t xml:space="preserve">For each test record, </w:t>
-      </w:r>
-      <w:r>
-        <w:rPr>
-          <w:rFonts w:ascii="Times New Roman" w:hAnsi="Times New Roman" w:cs="Times New Roman"/>
-        </w:rPr>
-        <w:t xml:space="preserve">the </w:t>
-      </w:r>
-      <w:r>
-        <w:rPr>
-          <w:rFonts w:ascii="Times New Roman" w:hAnsi="Times New Roman" w:cs="Times New Roman"/>
-        </w:rPr>
-        <w:t>SVR prediction is decomposed</w:t>
-      </w:r>
-      <w:r>
-        <w:rPr>
-          <w:rFonts w:ascii="Times New Roman" w:hAnsi="Times New Roman" w:cs="Times New Roman"/>
-        </w:rPr>
-        <w:t xml:space="preserve"> into the average baseline from background samples(φ</w:t>
+        <w:t>baseline from background samples(φ</w:t>
       </w:r>
       <w:r>
         <w:rPr>
@@ -10498,7 +10608,7 @@
                     </pic:cNvPicPr>
                   </pic:nvPicPr>
                   <pic:blipFill>
-                    <a:blip r:embed="rId13" cstate="print">
+                    <a:blip r:embed="rId14" cstate="print">
                       <a:extLst>
                         <a:ext uri="{28A0092B-C50C-407E-A947-70E740481C1C}">
                           <a14:useLocalDpi xmlns:a14="http://schemas.microsoft.com/office/drawing/2010/main" val="0"/>
@@ -10544,7 +10654,6 @@
           <w:b/>
           <w:bCs/>
         </w:rPr>
-        <w:lastRenderedPageBreak/>
         <w:t xml:space="preserve">Figure </w:t>
       </w:r>
       <w:r>
@@ -10619,6 +10728,7 @@
           <w:b/>
           <w:bCs/>
         </w:rPr>
+        <w:lastRenderedPageBreak/>
         <w:t>Table 2.</w:t>
       </w:r>
       <w:r>
@@ -11874,7 +11984,6 @@
               <w:rPr>
                 <w:rFonts w:ascii="Times New Roman" w:hAnsi="Times New Roman" w:cs="Times New Roman"/>
               </w:rPr>
-              <w:lastRenderedPageBreak/>
               <w:t>6</w:t>
             </w:r>
           </w:p>
@@ -12021,7 +12130,14 @@
               <w:rPr>
                 <w:rFonts w:ascii="Times New Roman" w:hAnsi="Times New Roman" w:cs="Times New Roman"/>
               </w:rPr>
-              <w:t xml:space="preserve">and correlates with higher reported </w:t>
+              <w:t xml:space="preserve">and </w:t>
+            </w:r>
+            <w:r>
+              <w:rPr>
+                <w:rFonts w:ascii="Times New Roman" w:hAnsi="Times New Roman" w:cs="Times New Roman"/>
+              </w:rPr>
+              <w:lastRenderedPageBreak/>
+              <w:t xml:space="preserve">correlates with higher reported </w:t>
             </w:r>
             <w:r>
               <w:rPr>
@@ -12063,6 +12179,7 @@
               <w:rPr>
                 <w:rFonts w:ascii="Times New Roman" w:hAnsi="Times New Roman" w:cs="Times New Roman"/>
               </w:rPr>
+              <w:lastRenderedPageBreak/>
               <w:t>7</w:t>
             </w:r>
           </w:p>
@@ -13241,7 +13358,7 @@
                     <pic:cNvPicPr/>
                   </pic:nvPicPr>
                   <pic:blipFill>
-                    <a:blip r:embed="rId14"/>
+                    <a:blip r:embed="rId15"/>
                     <a:stretch>
                       <a:fillRect/>
                     </a:stretch>
@@ -15204,7 +15321,7 @@
                     </pic:cNvPicPr>
                   </pic:nvPicPr>
                   <pic:blipFill>
-                    <a:blip r:embed="rId15" cstate="print">
+                    <a:blip r:embed="rId16" cstate="print">
                       <a:extLst>
                         <a:ext uri="{28A0092B-C50C-407E-A947-70E740481C1C}">
                           <a14:useLocalDpi xmlns:a14="http://schemas.microsoft.com/office/drawing/2010/main" val="0"/>
@@ -17284,7 +17401,7 @@
         <w:tab/>
         <w:t xml:space="preserve">Cursor IDE, version 3.13.21; Anysphere: San Francisco, CA, 2026. Available from: </w:t>
       </w:r>
-      <w:hyperlink r:id="rId16" w:history="1">
+      <w:hyperlink r:id="rId17" w:history="1">
         <w:r>
           <w:rPr>
             <w:rStyle w:val="Hyperlink"/>
@@ -17327,7 +17444,7 @@
       <w:bookmarkEnd w:id="12"/>
     </w:p>
     <w:sectPr>
-      <w:footerReference w:type="default" r:id="rId17"/>
+      <w:footerReference w:type="default" r:id="rId18"/>
       <w:footnotePr>
         <w:numRestart w:val="eachSect"/>
       </w:footnotePr>
@@ -19020,6 +19137,14 @@
       <w:lang w:eastAsia="en-US"/>
     </w:rPr>
   </w:style>
+  <w:style w:type="paragraph" w:styleId="Revision">
+    <w:name w:val="Revision"/>
+    <w:hidden/>
+    <w:rsid w:val="00547D21"/>
+    <w:pPr>
+      <w:spacing w:after="0"/>
+    </w:pPr>
+  </w:style>
 </w:styles>
 </file>
 

--- a/ML_Quasi2D_Manuscript_Final.docx
+++ b/ML_Quasi2D_Manuscript_Final.docx
@@ -8,10 +8,8 @@
         <w:jc w:val="center"/>
         <w:rPr>
           <w:rFonts w:ascii="Times" w:hAnsi="Times" w:cs="Times"/>
-          <w:b/>
-          <w:bCs/>
-          <w:sz w:val="28"/>
-          <w:szCs w:val="28"/>
+          <w:sz w:val="44"/>
+          <w:szCs w:val="44"/>
         </w:rPr>
       </w:pPr>
       <w:bookmarkStart w:id="0" w:name="_Hlk109917554"/>
@@ -20,20 +18,16 @@
       <w:r>
         <w:rPr>
           <w:rFonts w:ascii="Times" w:hAnsi="Times" w:cs="Times"/>
-          <w:b/>
-          <w:bCs/>
-          <w:sz w:val="28"/>
-          <w:szCs w:val="28"/>
+          <w:sz w:val="44"/>
+          <w:szCs w:val="44"/>
         </w:rPr>
         <w:t xml:space="preserve">ML </w:t>
       </w:r>
       <w:r>
         <w:rPr>
           <w:rFonts w:ascii="Times" w:hAnsi="Times" w:cs="Times"/>
-          <w:b/>
-          <w:bCs/>
-          <w:sz w:val="28"/>
-          <w:szCs w:val="28"/>
+          <w:sz w:val="44"/>
+          <w:szCs w:val="44"/>
         </w:rPr>
         <w:t>Forecasting Emission and EQE Limits in Quasi-2D Perovskites</w:t>
       </w:r>
@@ -47,23 +41,21 @@
           <w:iCs/>
         </w:rPr>
       </w:pPr>
-      <w:proofErr w:type="spellStart"/>
       <w:r>
         <w:rPr>
           <w:rFonts w:ascii="Times" w:hAnsi="Times" w:cs="Times"/>
           <w:i/>
           <w:iCs/>
         </w:rPr>
-        <w:t>Ranadeep</w:t>
-      </w:r>
-      <w:proofErr w:type="spellEnd"/>
+        <w:t xml:space="preserve">Ranadeep Raj Sumukam, Ramu Naidu Savu, </w:t>
+      </w:r>
       <w:r>
         <w:rPr>
           <w:rFonts w:ascii="Times" w:hAnsi="Times" w:cs="Times"/>
           <w:i/>
           <w:iCs/>
         </w:rPr>
-        <w:t xml:space="preserve"> Raj Sumukam, Ramu Naidu Savu, </w:t>
+        <w:t xml:space="preserve">Santhosh Rompivalasa </w:t>
       </w:r>
       <w:r>
         <w:rPr>
@@ -71,51 +63,7 @@
           <w:i/>
           <w:iCs/>
         </w:rPr>
-        <w:t xml:space="preserve">Santhosh </w:t>
-      </w:r>
-      <w:proofErr w:type="spellStart"/>
-      <w:r>
-        <w:rPr>
-          <w:rFonts w:ascii="Times" w:hAnsi="Times" w:cs="Times"/>
-          <w:i/>
-          <w:iCs/>
-        </w:rPr>
-        <w:t>Rompivalasa</w:t>
-      </w:r>
-      <w:proofErr w:type="spellEnd"/>
-      <w:r>
-        <w:rPr>
-          <w:rFonts w:ascii="Times" w:hAnsi="Times" w:cs="Times"/>
-          <w:i/>
-          <w:iCs/>
-        </w:rPr>
-        <w:t xml:space="preserve"> </w:t>
-      </w:r>
-      <w:r>
-        <w:rPr>
-          <w:rFonts w:ascii="Times" w:hAnsi="Times" w:cs="Times"/>
-          <w:i/>
-          <w:iCs/>
-        </w:rPr>
-        <w:t xml:space="preserve">and </w:t>
-      </w:r>
-      <w:proofErr w:type="spellStart"/>
-      <w:r>
-        <w:rPr>
-          <w:rFonts w:ascii="Times" w:hAnsi="Times" w:cs="Times"/>
-          <w:i/>
-          <w:iCs/>
-        </w:rPr>
-        <w:t>Banavoth</w:t>
-      </w:r>
-      <w:proofErr w:type="spellEnd"/>
-      <w:r>
-        <w:rPr>
-          <w:rFonts w:ascii="Times" w:hAnsi="Times" w:cs="Times"/>
-          <w:i/>
-          <w:iCs/>
-        </w:rPr>
-        <w:t xml:space="preserve"> Murali*</w:t>
+        <w:t>and Banavoth Murali*</w:t>
       </w:r>
     </w:p>
     <w:p>
@@ -382,14 +330,12 @@
         </w:rPr>
         <w:t xml:space="preserve">In recent times, ML has been used extensively across all fields to accelerate research and reduce costs by </w:t>
       </w:r>
-      <w:proofErr w:type="spellStart"/>
       <w:r>
         <w:rPr>
           <w:rFonts w:ascii="Times New Roman" w:hAnsi="Times New Roman" w:cs="Times New Roman"/>
         </w:rPr>
         <w:t>strategising</w:t>
       </w:r>
-      <w:proofErr w:type="spellEnd"/>
       <w:r>
         <w:rPr>
           <w:rFonts w:ascii="Times New Roman" w:hAnsi="Times New Roman" w:cs="Times New Roman"/>
@@ -509,7 +455,14 @@
         <w:rPr>
           <w:rFonts w:ascii="Times New Roman" w:hAnsi="Times New Roman" w:cs="Times New Roman"/>
         </w:rPr>
-        <w:t>) of 0.953 and a low root-mean-square error (RMSE) of 0.074 eV</w:t>
+        <w:t xml:space="preserve">) of 0.953 </w:t>
+      </w:r>
+      <w:r>
+        <w:rPr>
+          <w:rFonts w:ascii="Times New Roman" w:hAnsi="Times New Roman" w:cs="Times New Roman"/>
+        </w:rPr>
+        <w:lastRenderedPageBreak/>
+        <w:t>and a low root-mean-square error (RMSE) of 0.074 eV</w:t>
       </w:r>
       <w:r>
         <w:rPr>
@@ -612,14 +565,7 @@
         <w:rPr>
           <w:rFonts w:ascii="Times New Roman" w:hAnsi="Times New Roman" w:cs="Times New Roman"/>
         </w:rPr>
-        <w:t xml:space="preserve"> of only </w:t>
-      </w:r>
-      <w:r>
-        <w:rPr>
-          <w:rFonts w:ascii="Times New Roman" w:hAnsi="Times New Roman" w:cs="Times New Roman"/>
-        </w:rPr>
-        <w:lastRenderedPageBreak/>
-        <w:t>0.57 at best</w:t>
+        <w:t xml:space="preserve"> of only 0.57 at best</w:t>
       </w:r>
       <w:r>
         <w:rPr>
@@ -673,21 +619,7 @@
         <w:rPr>
           <w:rFonts w:ascii="Times New Roman" w:hAnsi="Times New Roman" w:cs="Times New Roman"/>
         </w:rPr>
-        <w:t xml:space="preserve">adoption by the research community, the final model is deployed as an interactive, publicly accessible </w:t>
-      </w:r>
-      <w:proofErr w:type="spellStart"/>
-      <w:r>
-        <w:rPr>
-          <w:rFonts w:ascii="Times New Roman" w:hAnsi="Times New Roman" w:cs="Times New Roman"/>
-        </w:rPr>
-        <w:t>Streamlit</w:t>
-      </w:r>
-      <w:proofErr w:type="spellEnd"/>
-      <w:r>
-        <w:rPr>
-          <w:rFonts w:ascii="Times New Roman" w:hAnsi="Times New Roman" w:cs="Times New Roman"/>
-        </w:rPr>
-        <w:t xml:space="preserve"> web application that enables real-time </w:t>
+        <w:t xml:space="preserve">adoption by the research community, the final model is deployed as an interactive, publicly accessible Streamlit web application that enables real-time </w:t>
       </w:r>
       <w:r>
         <w:rPr>
@@ -742,8 +674,8 @@
           <w:noProof/>
         </w:rPr>
         <w:drawing>
-          <wp:inline distT="0" distB="0" distL="0" distR="0" wp14:anchorId="67088388" wp14:editId="29B663FE">
-            <wp:extent cx="5678311" cy="4923642"/>
+          <wp:inline distT="0" distB="0" distL="0" distR="0" wp14:anchorId="67088388" wp14:editId="61F2F363">
+            <wp:extent cx="5191125" cy="4501205"/>
             <wp:effectExtent l="0" t="0" r="0" b="0"/>
             <wp:docPr id="462056122" name="Picture 1"/>
             <wp:cNvGraphicFramePr>
@@ -774,7 +706,7 @@
                   <pic:spPr bwMode="auto">
                     <a:xfrm>
                       <a:off x="0" y="0"/>
-                      <a:ext cx="5685997" cy="4930307"/>
+                      <a:ext cx="5203018" cy="4511518"/>
                     </a:xfrm>
                     <a:prstGeom prst="rect">
                       <a:avLst/>
@@ -812,7 +744,6 @@
           <w:b/>
           <w:bCs/>
         </w:rPr>
-        <w:lastRenderedPageBreak/>
         <w:t>1. Introduction</w:t>
       </w:r>
     </w:p>
@@ -871,21 +802,7 @@
         <w:rPr>
           <w:rFonts w:ascii="Times New Roman" w:hAnsi="Times New Roman" w:cs="Times New Roman"/>
         </w:rPr>
-        <w:t xml:space="preserve">optoelectronics for their exceptional absorption coefficients, tunable band gaps, high </w:t>
-      </w:r>
-      <w:proofErr w:type="spellStart"/>
-      <w:r>
-        <w:rPr>
-          <w:rFonts w:ascii="Times New Roman" w:hAnsi="Times New Roman" w:cs="Times New Roman"/>
-        </w:rPr>
-        <w:t>colour</w:t>
-      </w:r>
-      <w:proofErr w:type="spellEnd"/>
-      <w:r>
-        <w:rPr>
-          <w:rFonts w:ascii="Times New Roman" w:hAnsi="Times New Roman" w:cs="Times New Roman"/>
-        </w:rPr>
-        <w:t xml:space="preserve"> purity, and solution processability</w:t>
+        <w:t>optoelectronics for their exceptional absorption coefficients, tunable band gaps, high colour purity, and solution processability</w:t>
       </w:r>
       <w:r>
         <w:rPr>
@@ -1279,7 +1196,6 @@
         </w:rPr>
         <w:t xml:space="preserve"> (</w:t>
       </w:r>
-      <w:proofErr w:type="spellStart"/>
       <w:r>
         <w:rPr>
           <w:rFonts w:ascii="Times New Roman" w:hAnsi="Times New Roman" w:cs="Times New Roman"/>
@@ -1290,14 +1206,7 @@
         <w:rPr>
           <w:rFonts w:ascii="Times New Roman" w:hAnsi="Times New Roman" w:cs="Times New Roman"/>
         </w:rPr>
-        <w:t>LEDs</w:t>
-      </w:r>
-      <w:proofErr w:type="spellEnd"/>
-      <w:r>
-        <w:rPr>
-          <w:rFonts w:ascii="Times New Roman" w:hAnsi="Times New Roman" w:cs="Times New Roman"/>
-        </w:rPr>
-        <w:t>)</w:t>
+        <w:t>LEDs)</w:t>
       </w:r>
       <w:r>
         <w:rPr>
@@ -1801,7 +1710,6 @@
         </w:rPr>
         <w:t xml:space="preserve"> monovalent spacer cations (L) form van der </w:t>
       </w:r>
-      <w:proofErr w:type="spellStart"/>
       <w:r>
         <w:rPr>
           <w:rFonts w:ascii="Times New Roman" w:hAnsi="Times New Roman" w:cs="Times New Roman"/>
@@ -1812,14 +1720,7 @@
         <w:rPr>
           <w:rFonts w:ascii="Times New Roman" w:hAnsi="Times New Roman" w:cs="Times New Roman"/>
         </w:rPr>
-        <w:t>aals</w:t>
-      </w:r>
-      <w:proofErr w:type="spellEnd"/>
-      <w:r>
-        <w:rPr>
-          <w:rFonts w:ascii="Times New Roman" w:hAnsi="Times New Roman" w:cs="Times New Roman"/>
-        </w:rPr>
-        <w:t xml:space="preserve"> gaps between the inorganic layers</w:t>
+        <w:t>aals gaps between the inorganic layers</w:t>
       </w:r>
       <w:r>
         <w:rPr>
@@ -2326,7 +2227,14 @@
         <w:rPr>
           <w:rFonts w:ascii="Times New Roman" w:hAnsi="Times New Roman" w:cs="Times New Roman"/>
         </w:rPr>
-        <w:t>relies on statistical models, has emerged as a complementary fourth paradigm that can learn patterns from curated datasets, reduce experimental waste, and</w:t>
+        <w:t xml:space="preserve">relies on statistical models, has emerged as a complementary fourth </w:t>
+      </w:r>
+      <w:r>
+        <w:rPr>
+          <w:rFonts w:ascii="Times New Roman" w:hAnsi="Times New Roman" w:cs="Times New Roman"/>
+        </w:rPr>
+        <w:lastRenderedPageBreak/>
+        <w:t>paradigm that can learn patterns from curated datasets, reduce experimental waste, and</w:t>
       </w:r>
       <w:r>
         <w:rPr>
@@ -2344,14 +2252,7 @@
         <w:rPr>
           <w:rFonts w:ascii="Times New Roman" w:hAnsi="Times New Roman" w:cs="Times New Roman"/>
         </w:rPr>
-        <w:t xml:space="preserve">unlike physical models such as DFT, ML is not constrained by predefined theoretical rules, which </w:t>
-      </w:r>
-      <w:r>
-        <w:rPr>
-          <w:rFonts w:ascii="Times New Roman" w:hAnsi="Times New Roman" w:cs="Times New Roman"/>
-        </w:rPr>
-        <w:lastRenderedPageBreak/>
-        <w:t>enlarges the scope</w:t>
+        <w:t>unlike physical models such as DFT, ML is not constrained by predefined theoretical rules, which enlarges the scope</w:t>
       </w:r>
       <w:r>
         <w:rPr>
@@ -2820,21 +2721,7 @@
         <w:rPr>
           <w:rFonts w:ascii="Times New Roman" w:hAnsi="Times New Roman" w:cs="Times New Roman"/>
         </w:rPr>
-        <w:t xml:space="preserve"> Additive </w:t>
-      </w:r>
-      <w:proofErr w:type="spellStart"/>
-      <w:r>
-        <w:rPr>
-          <w:rFonts w:ascii="Times New Roman" w:hAnsi="Times New Roman" w:cs="Times New Roman"/>
-        </w:rPr>
-        <w:t>exPlanations</w:t>
-      </w:r>
-      <w:proofErr w:type="spellEnd"/>
-      <w:r>
-        <w:rPr>
-          <w:rFonts w:ascii="Times New Roman" w:hAnsi="Times New Roman" w:cs="Times New Roman"/>
-        </w:rPr>
-        <w:t xml:space="preserve">) to connect predictions with physicochemical </w:t>
+        <w:t xml:space="preserve"> Additive exPlanations) to connect predictions with physicochemical </w:t>
       </w:r>
       <w:r>
         <w:rPr>
@@ -3258,21 +3145,7 @@
         <w:rPr>
           <w:rFonts w:ascii="Times New Roman" w:hAnsi="Times New Roman" w:cs="Times New Roman"/>
         </w:rPr>
-        <w:t xml:space="preserve">predicting </w:t>
-      </w:r>
-      <w:proofErr w:type="spellStart"/>
-      <w:r>
-        <w:rPr>
-          <w:rFonts w:ascii="Times New Roman" w:hAnsi="Times New Roman" w:cs="Times New Roman"/>
-        </w:rPr>
-        <w:t>PeLED</w:t>
-      </w:r>
-      <w:proofErr w:type="spellEnd"/>
-      <w:r>
-        <w:rPr>
-          <w:rFonts w:ascii="Times New Roman" w:hAnsi="Times New Roman" w:cs="Times New Roman"/>
-        </w:rPr>
-        <w:t xml:space="preserve"> performance </w:t>
+        <w:t xml:space="preserve">predicting PeLED performance </w:t>
       </w:r>
       <w:r>
         <w:rPr>
@@ -3502,16 +3375,8 @@
         <w:rPr>
           <w:rFonts w:ascii="Times New Roman" w:hAnsi="Times New Roman" w:cs="Times New Roman"/>
         </w:rPr>
-        <w:t xml:space="preserve"> application that could be </w:t>
-      </w:r>
-      <w:proofErr w:type="spellStart"/>
-      <w:r>
-        <w:rPr>
-          <w:rFonts w:ascii="Times New Roman" w:hAnsi="Times New Roman" w:cs="Times New Roman"/>
-        </w:rPr>
-        <w:t>utilised</w:t>
-      </w:r>
-      <w:proofErr w:type="spellEnd"/>
+        <w:t xml:space="preserve"> application that could be utilised</w:t>
+      </w:r>
       <w:r>
         <w:rPr>
           <w:rFonts w:ascii="Times New Roman" w:hAnsi="Times New Roman" w:cs="Times New Roman"/>
@@ -3660,21 +3525,14 @@
         <w:rPr>
           <w:rFonts w:ascii="Times New Roman" w:hAnsi="Times New Roman" w:cs="Times New Roman"/>
         </w:rPr>
-        <w:t xml:space="preserve">using </w:t>
-      </w:r>
-      <w:proofErr w:type="spellStart"/>
-      <w:r>
-        <w:rPr>
-          <w:rFonts w:ascii="Times New Roman" w:hAnsi="Times New Roman" w:cs="Times New Roman"/>
-        </w:rPr>
-        <w:t>Streamlit</w:t>
-      </w:r>
-      <w:proofErr w:type="spellEnd"/>
-      <w:r>
-        <w:rPr>
-          <w:rFonts w:ascii="Times New Roman" w:hAnsi="Times New Roman" w:cs="Times New Roman"/>
-        </w:rPr>
-        <w:t xml:space="preserve"> Cloud</w:t>
+        <w:t xml:space="preserve">using Streamlit </w:t>
+      </w:r>
+      <w:r>
+        <w:rPr>
+          <w:rFonts w:ascii="Times New Roman" w:hAnsi="Times New Roman" w:cs="Times New Roman"/>
+        </w:rPr>
+        <w:lastRenderedPageBreak/>
+        <w:t>Cloud</w:t>
       </w:r>
       <w:r>
         <w:rPr>
@@ -3704,16 +3562,8 @@
         <w:rPr>
           <w:rFonts w:ascii="Times New Roman" w:hAnsi="Times New Roman" w:cs="Times New Roman"/>
         </w:rPr>
-        <w:t xml:space="preserve">to enable real-time </w:t>
-      </w:r>
-      <w:proofErr w:type="spellStart"/>
-      <w:r>
-        <w:rPr>
-          <w:rFonts w:ascii="Times New Roman" w:hAnsi="Times New Roman" w:cs="Times New Roman"/>
-        </w:rPr>
-        <w:t>utilisation</w:t>
-      </w:r>
-      <w:proofErr w:type="spellEnd"/>
+        <w:t>to enable real-time utilisation</w:t>
+      </w:r>
       <w:r>
         <w:rPr>
           <w:rFonts w:ascii="Times New Roman" w:hAnsi="Times New Roman" w:cs="Times New Roman"/>
@@ -3748,14 +3598,7 @@
         <w:rPr>
           <w:rFonts w:ascii="Times New Roman" w:hAnsi="Times New Roman" w:cs="Times New Roman"/>
         </w:rPr>
-        <w:t xml:space="preserve">whether external quantum efficiency (EQE) can be predicted with comparable </w:t>
-      </w:r>
-      <w:r>
-        <w:rPr>
-          <w:rFonts w:ascii="Times New Roman" w:hAnsi="Times New Roman" w:cs="Times New Roman"/>
-        </w:rPr>
-        <w:lastRenderedPageBreak/>
-        <w:t>confidence to</w:t>
+        <w:t>whether external quantum efficiency (EQE) can be predicted with comparable confidence to</w:t>
       </w:r>
       <w:r>
         <w:rPr>
@@ -3942,21 +3785,7 @@
         <w:rPr>
           <w:rFonts w:ascii="Times New Roman" w:hAnsi="Times New Roman" w:cs="Times New Roman"/>
         </w:rPr>
-        <w:t xml:space="preserve">descriptor calculation, correlation pruning, parallel RFECV (31 features) and </w:t>
-      </w:r>
-      <w:proofErr w:type="spellStart"/>
-      <w:r>
-        <w:rPr>
-          <w:rFonts w:ascii="Times New Roman" w:hAnsi="Times New Roman" w:cs="Times New Roman"/>
-        </w:rPr>
-        <w:t>SelectFromModel</w:t>
-      </w:r>
-      <w:proofErr w:type="spellEnd"/>
-      <w:r>
-        <w:rPr>
-          <w:rFonts w:ascii="Times New Roman" w:hAnsi="Times New Roman" w:cs="Times New Roman"/>
-        </w:rPr>
-        <w:t xml:space="preserve"> (13 features)</w:t>
+        <w:t>descriptor calculation, correlation pruning, parallel RFECV (31 features) and SelectFromModel (13 features)</w:t>
       </w:r>
       <w:r>
         <w:rPr>
@@ -4004,21 +3833,7 @@
         <w:rPr>
           <w:rFonts w:ascii="Times New Roman" w:hAnsi="Times New Roman" w:cs="Times New Roman"/>
         </w:rPr>
-        <w:t xml:space="preserve">deploying the champion model in the </w:t>
-      </w:r>
-      <w:proofErr w:type="spellStart"/>
-      <w:r>
-        <w:rPr>
-          <w:rFonts w:ascii="Times New Roman" w:hAnsi="Times New Roman" w:cs="Times New Roman"/>
-        </w:rPr>
-        <w:t>Streamlit</w:t>
-      </w:r>
-      <w:proofErr w:type="spellEnd"/>
-      <w:r>
-        <w:rPr>
-          <w:rFonts w:ascii="Times New Roman" w:hAnsi="Times New Roman" w:cs="Times New Roman"/>
-        </w:rPr>
-        <w:t xml:space="preserve"> Cloud for community usage</w:t>
+        <w:t>deploying the champion model in the Streamlit Cloud for community usage</w:t>
       </w:r>
       <w:r>
         <w:rPr>
@@ -4208,14 +4023,12 @@
         </w:rPr>
         <w:t xml:space="preserve"> </w:t>
       </w:r>
-      <w:proofErr w:type="spellStart"/>
       <w:r>
         <w:rPr>
           <w:rFonts w:ascii="Times New Roman" w:hAnsi="Times New Roman" w:cs="Times New Roman"/>
         </w:rPr>
         <w:t>harmonisation</w:t>
       </w:r>
-      <w:proofErr w:type="spellEnd"/>
       <w:r>
         <w:rPr>
           <w:rFonts w:ascii="Times New Roman" w:hAnsi="Times New Roman" w:cs="Times New Roman"/>
@@ -4232,21 +4045,14 @@
         <w:rPr>
           <w:rFonts w:ascii="Times New Roman" w:hAnsi="Times New Roman" w:cs="Times New Roman"/>
         </w:rPr>
-        <w:t xml:space="preserve"> including halide flags, precursor-ratio </w:t>
-      </w:r>
-      <w:proofErr w:type="spellStart"/>
-      <w:r>
-        <w:rPr>
-          <w:rFonts w:ascii="Times New Roman" w:hAnsi="Times New Roman" w:cs="Times New Roman"/>
-        </w:rPr>
-        <w:t>normalisation</w:t>
-      </w:r>
-      <w:proofErr w:type="spellEnd"/>
-      <w:r>
-        <w:rPr>
-          <w:rFonts w:ascii="Times New Roman" w:hAnsi="Times New Roman" w:cs="Times New Roman"/>
-        </w:rPr>
-        <w:t>, and mixed-spacer indicators</w:t>
+        <w:t xml:space="preserve"> including halide flags, </w:t>
+      </w:r>
+      <w:r>
+        <w:rPr>
+          <w:rFonts w:ascii="Times New Roman" w:hAnsi="Times New Roman" w:cs="Times New Roman"/>
+        </w:rPr>
+        <w:lastRenderedPageBreak/>
+        <w:t>precursor-ratio normalisation, and mixed-spacer indicators</w:t>
       </w:r>
       <w:r>
         <w:rPr>
@@ -4300,23 +4106,14 @@
         <w:rPr>
           <w:rFonts w:ascii="Times New Roman" w:hAnsi="Times New Roman" w:cs="Times New Roman"/>
         </w:rPr>
-        <w:t xml:space="preserve"> Snowflake, the </w:t>
-      </w:r>
-      <w:r>
-        <w:rPr>
-          <w:rFonts w:ascii="Times New Roman" w:hAnsi="Times New Roman" w:cs="Times New Roman"/>
-        </w:rPr>
-        <w:lastRenderedPageBreak/>
-        <w:t xml:space="preserve">remaining data engineering operations were performed in Python (Jupyter Notebook) using the pandas </w:t>
-      </w:r>
-      <w:proofErr w:type="spellStart"/>
+        <w:t xml:space="preserve"> Snowflake, the remaining data engineering operations were performed in Python (Jupyter Notebook) using the pandas </w:t>
+      </w:r>
       <w:r>
         <w:rPr>
           <w:rFonts w:ascii="Times New Roman" w:hAnsi="Times New Roman" w:cs="Times New Roman"/>
         </w:rPr>
         <w:t>dataframes</w:t>
       </w:r>
-      <w:proofErr w:type="spellEnd"/>
       <w:r>
         <w:rPr>
           <w:rFonts w:ascii="Times New Roman" w:hAnsi="Times New Roman" w:cs="Times New Roman"/>
@@ -4491,14 +4288,66 @@
         </w:rPr>
         <w:t xml:space="preserve">were generated using </w:t>
       </w:r>
-      <w:proofErr w:type="spellStart"/>
-      <w:r>
-        <w:rPr>
-          <w:rFonts w:ascii="Times New Roman" w:hAnsi="Times New Roman" w:cs="Times New Roman"/>
-        </w:rPr>
-        <w:t>RDKit</w:t>
-      </w:r>
-      <w:proofErr w:type="spellEnd"/>
+      <w:r>
+        <w:rPr>
+          <w:rFonts w:ascii="Times New Roman" w:hAnsi="Times New Roman" w:cs="Times New Roman"/>
+        </w:rPr>
+        <w:t xml:space="preserve">RDKit </w:t>
+      </w:r>
+      <w:r>
+        <w:rPr>
+          <w:rFonts w:ascii="Times New Roman" w:hAnsi="Times New Roman" w:cs="Times New Roman"/>
+        </w:rPr>
+        <w:t>library</w:t>
+      </w:r>
+      <w:r>
+        <w:rPr>
+          <w:rFonts w:ascii="Times New Roman" w:hAnsi="Times New Roman" w:cs="Times New Roman"/>
+        </w:rPr>
+        <w:t xml:space="preserve"> with</w:t>
+      </w:r>
+      <w:r>
+        <w:rPr>
+          <w:rFonts w:ascii="Times New Roman" w:hAnsi="Times New Roman" w:cs="Times New Roman"/>
+        </w:rPr>
+        <w:t xml:space="preserve"> the</w:t>
+      </w:r>
+      <w:r>
+        <w:rPr>
+          <w:rFonts w:ascii="Times New Roman" w:hAnsi="Times New Roman" w:cs="Times New Roman"/>
+        </w:rPr>
+        <w:t xml:space="preserve"> help of</w:t>
+      </w:r>
+      <w:r>
+        <w:rPr>
+          <w:rFonts w:ascii="Times New Roman" w:hAnsi="Times New Roman" w:cs="Times New Roman"/>
+        </w:rPr>
+        <w:t xml:space="preserve"> SMILES</w:t>
+      </w:r>
+      <w:r>
+        <w:rPr>
+          <w:rFonts w:ascii="Times New Roman" w:hAnsi="Times New Roman" w:cs="Times New Roman"/>
+        </w:rPr>
+        <w:t xml:space="preserve">. </w:t>
+      </w:r>
+      <w:r>
+        <w:rPr>
+          <w:rFonts w:ascii="Times New Roman" w:hAnsi="Times New Roman" w:cs="Times New Roman"/>
+        </w:rPr>
+        <w:t xml:space="preserve">After </w:t>
+      </w:r>
+      <w:r>
+        <w:rPr>
+          <w:rFonts w:ascii="Times New Roman" w:hAnsi="Times New Roman" w:cs="Times New Roman"/>
+        </w:rPr>
+        <w:t xml:space="preserve">generating molecular descriptors, high-dimensional feature extraction </w:t>
+      </w:r>
+      <w:r>
+        <w:rPr>
+          <w:rFonts w:ascii="Times New Roman" w:hAnsi="Times New Roman" w:cs="Times New Roman"/>
+        </w:rPr>
+        <w:t>yielded a dataset with more features than</w:t>
+      </w:r>
       <w:r>
         <w:rPr>
           <w:rFonts w:ascii="Times New Roman" w:hAnsi="Times New Roman" w:cs="Times New Roman"/>
@@ -4509,31 +4358,169 @@
         <w:rPr>
           <w:rFonts w:ascii="Times New Roman" w:hAnsi="Times New Roman" w:cs="Times New Roman"/>
         </w:rPr>
-        <w:t>library</w:t>
-      </w:r>
-      <w:r>
-        <w:rPr>
-          <w:rFonts w:ascii="Times New Roman" w:hAnsi="Times New Roman" w:cs="Times New Roman"/>
-        </w:rPr>
-        <w:t xml:space="preserve"> with</w:t>
-      </w:r>
-      <w:r>
-        <w:rPr>
-          <w:rFonts w:ascii="Times New Roman" w:hAnsi="Times New Roman" w:cs="Times New Roman"/>
-        </w:rPr>
-        <w:t xml:space="preserve"> the</w:t>
-      </w:r>
-      <w:r>
-        <w:rPr>
-          <w:rFonts w:ascii="Times New Roman" w:hAnsi="Times New Roman" w:cs="Times New Roman"/>
-        </w:rPr>
-        <w:t xml:space="preserve"> help of</w:t>
-      </w:r>
-      <w:r>
-        <w:rPr>
-          <w:rFonts w:ascii="Times New Roman" w:hAnsi="Times New Roman" w:cs="Times New Roman"/>
-        </w:rPr>
-        <w:t xml:space="preserve"> SMILES</w:t>
+        <w:t xml:space="preserve">the number of </w:t>
+      </w:r>
+      <w:r>
+        <w:rPr>
+          <w:rFonts w:ascii="Times New Roman" w:hAnsi="Times New Roman" w:cs="Times New Roman"/>
+        </w:rPr>
+        <w:t>observations, leading</w:t>
+      </w:r>
+      <w:r>
+        <w:rPr>
+          <w:rFonts w:ascii="Times New Roman" w:hAnsi="Times New Roman" w:cs="Times New Roman"/>
+        </w:rPr>
+        <w:t xml:space="preserve"> to </w:t>
+      </w:r>
+      <w:r>
+        <w:rPr>
+          <w:rFonts w:ascii="Times New Roman" w:hAnsi="Times New Roman" w:cs="Times New Roman"/>
+        </w:rPr>
+        <w:t xml:space="preserve">the </w:t>
+      </w:r>
+      <w:r>
+        <w:rPr>
+          <w:rFonts w:ascii="Times New Roman" w:hAnsi="Times New Roman" w:cs="Times New Roman"/>
+        </w:rPr>
+        <w:t xml:space="preserve">curse of dimensionality. </w:t>
+      </w:r>
+      <w:r>
+        <w:rPr>
+          <w:rFonts w:ascii="Times New Roman" w:hAnsi="Times New Roman" w:cs="Times New Roman"/>
+        </w:rPr>
+        <w:t>So,</w:t>
+      </w:r>
+      <w:r>
+        <w:rPr>
+          <w:rFonts w:ascii="Times New Roman" w:hAnsi="Times New Roman" w:cs="Times New Roman"/>
+        </w:rPr>
+        <w:t xml:space="preserve"> </w:t>
+      </w:r>
+      <w:r>
+        <w:rPr>
+          <w:rFonts w:ascii="Times New Roman" w:hAnsi="Times New Roman" w:cs="Times New Roman"/>
+        </w:rPr>
+        <w:t>to</w:t>
+      </w:r>
+      <w:r>
+        <w:rPr>
+          <w:rFonts w:ascii="Times New Roman" w:hAnsi="Times New Roman" w:cs="Times New Roman"/>
+        </w:rPr>
+        <w:t xml:space="preserve"> handle the curse of dimensionality</w:t>
+      </w:r>
+      <w:r>
+        <w:rPr>
+          <w:rFonts w:ascii="Times New Roman" w:hAnsi="Times New Roman" w:cs="Times New Roman"/>
+        </w:rPr>
+        <w:t>, we applied a couple of feature elimination techniques in a sequential order:</w:t>
+      </w:r>
+      <w:r>
+        <w:rPr>
+          <w:rFonts w:ascii="Times New Roman" w:hAnsi="Times New Roman" w:cs="Times New Roman"/>
+        </w:rPr>
+        <w:t xml:space="preserve"> </w:t>
+      </w:r>
+      <w:r>
+        <w:rPr>
+          <w:rFonts w:ascii="Times New Roman" w:hAnsi="Times New Roman" w:cs="Times New Roman"/>
+        </w:rPr>
+        <w:t xml:space="preserve">1) </w:t>
+      </w:r>
+      <w:r>
+        <w:rPr>
+          <w:rFonts w:ascii="Times New Roman" w:hAnsi="Times New Roman" w:cs="Times New Roman"/>
+        </w:rPr>
+        <w:t>Pairwise Pearson correlation</w:t>
+      </w:r>
+      <w:r>
+        <w:rPr>
+          <w:rFonts w:ascii="Times New Roman" w:hAnsi="Times New Roman" w:cs="Times New Roman"/>
+        </w:rPr>
+        <w:t xml:space="preserve"> and 2</w:t>
+      </w:r>
+      <w:r>
+        <w:rPr>
+          <w:rFonts w:ascii="Times New Roman" w:hAnsi="Times New Roman" w:cs="Times New Roman"/>
+        </w:rPr>
+        <w:t>a</w:t>
+      </w:r>
+      <w:r>
+        <w:rPr>
+          <w:rFonts w:ascii="Times New Roman" w:hAnsi="Times New Roman" w:cs="Times New Roman"/>
+        </w:rPr>
+        <w:t>)</w:t>
+      </w:r>
+      <w:r>
+        <w:rPr>
+          <w:rFonts w:ascii="Times New Roman" w:hAnsi="Times New Roman" w:cs="Times New Roman"/>
+        </w:rPr>
+        <w:t xml:space="preserve"> </w:t>
+      </w:r>
+      <w:r>
+        <w:rPr>
+          <w:rFonts w:ascii="Times New Roman" w:hAnsi="Times New Roman" w:cs="Times New Roman"/>
+        </w:rPr>
+        <w:t>SelectFromModel</w:t>
+      </w:r>
+      <w:r>
+        <w:rPr>
+          <w:rFonts w:ascii="Times New Roman" w:hAnsi="Times New Roman" w:cs="Times New Roman"/>
+        </w:rPr>
+        <w:t xml:space="preserve"> for one set of models</w:t>
+      </w:r>
+      <w:r>
+        <w:rPr>
+          <w:rFonts w:ascii="Times New Roman" w:hAnsi="Times New Roman" w:cs="Times New Roman"/>
+        </w:rPr>
+        <w:t xml:space="preserve"> </w:t>
+      </w:r>
+      <w:r>
+        <w:rPr>
+          <w:rFonts w:ascii="Times New Roman" w:hAnsi="Times New Roman" w:cs="Times New Roman"/>
+        </w:rPr>
+        <w:t>and</w:t>
+      </w:r>
+      <w:r>
+        <w:rPr>
+          <w:rFonts w:ascii="Times New Roman" w:hAnsi="Times New Roman" w:cs="Times New Roman"/>
+        </w:rPr>
+        <w:t xml:space="preserve"> </w:t>
+      </w:r>
+      <w:r>
+        <w:rPr>
+          <w:rFonts w:ascii="Times New Roman" w:hAnsi="Times New Roman" w:cs="Times New Roman"/>
+        </w:rPr>
+        <w:t xml:space="preserve">2b) </w:t>
+      </w:r>
+      <w:r>
+        <w:rPr>
+          <w:rFonts w:ascii="Times New Roman" w:hAnsi="Times New Roman" w:cs="Times New Roman"/>
+        </w:rPr>
+        <w:t>Recursive Feature Elimination using Cross Validation</w:t>
+      </w:r>
+      <w:r>
+        <w:rPr>
+          <w:rFonts w:ascii="Times New Roman" w:hAnsi="Times New Roman" w:cs="Times New Roman"/>
+        </w:rPr>
+        <w:t xml:space="preserve"> (</w:t>
+      </w:r>
+      <w:r>
+        <w:rPr>
+          <w:rFonts w:ascii="Times New Roman" w:hAnsi="Times New Roman" w:cs="Times New Roman"/>
+        </w:rPr>
+        <w:t>RFECV</w:t>
+      </w:r>
+      <w:r>
+        <w:rPr>
+          <w:rFonts w:ascii="Times New Roman" w:hAnsi="Times New Roman" w:cs="Times New Roman"/>
+        </w:rPr>
+        <w:t>)</w:t>
+      </w:r>
+      <w:r>
+        <w:rPr>
+          <w:rFonts w:ascii="Times New Roman" w:hAnsi="Times New Roman" w:cs="Times New Roman"/>
+        </w:rPr>
+        <w:t xml:space="preserve"> for another set of models</w:t>
       </w:r>
       <w:r>
         <w:rPr>
@@ -4545,19 +4532,19 @@
         <w:rPr>
           <w:rFonts w:ascii="Times New Roman" w:hAnsi="Times New Roman" w:cs="Times New Roman"/>
         </w:rPr>
-        <w:t xml:space="preserve">After </w:t>
-      </w:r>
-      <w:r>
-        <w:rPr>
-          <w:rFonts w:ascii="Times New Roman" w:hAnsi="Times New Roman" w:cs="Times New Roman"/>
-        </w:rPr>
-        <w:t xml:space="preserve">generating molecular descriptors, high-dimensional feature extraction </w:t>
-      </w:r>
-      <w:r>
-        <w:rPr>
-          <w:rFonts w:ascii="Times New Roman" w:hAnsi="Times New Roman" w:cs="Times New Roman"/>
-        </w:rPr>
-        <w:t>yielded a dataset with more features than</w:t>
+        <w:t xml:space="preserve">After model training and evaluation, we further performed an in-depth SHAP analysis. </w:t>
+      </w:r>
+      <w:r>
+        <w:rPr>
+          <w:rFonts w:ascii="Times New Roman" w:hAnsi="Times New Roman" w:cs="Times New Roman"/>
+        </w:rPr>
+        <w:t>Figure 1 gives the holistic view of the workflow</w:t>
+      </w:r>
+      <w:r>
+        <w:rPr>
+          <w:rFonts w:ascii="Times New Roman" w:hAnsi="Times New Roman" w:cs="Times New Roman"/>
+        </w:rPr>
+        <w:t>.</w:t>
       </w:r>
       <w:r>
         <w:rPr>
@@ -4569,227 +4556,13 @@
         <w:rPr>
           <w:rFonts w:ascii="Times New Roman" w:hAnsi="Times New Roman" w:cs="Times New Roman"/>
         </w:rPr>
-        <w:t xml:space="preserve">the number of </w:t>
-      </w:r>
-      <w:r>
-        <w:rPr>
-          <w:rFonts w:ascii="Times New Roman" w:hAnsi="Times New Roman" w:cs="Times New Roman"/>
-        </w:rPr>
-        <w:t>observations, leading</w:t>
-      </w:r>
-      <w:r>
-        <w:rPr>
-          <w:rFonts w:ascii="Times New Roman" w:hAnsi="Times New Roman" w:cs="Times New Roman"/>
-        </w:rPr>
-        <w:t xml:space="preserve"> to </w:t>
-      </w:r>
-      <w:r>
-        <w:rPr>
-          <w:rFonts w:ascii="Times New Roman" w:hAnsi="Times New Roman" w:cs="Times New Roman"/>
-        </w:rPr>
-        <w:t xml:space="preserve">the </w:t>
-      </w:r>
-      <w:r>
-        <w:rPr>
-          <w:rFonts w:ascii="Times New Roman" w:hAnsi="Times New Roman" w:cs="Times New Roman"/>
-        </w:rPr>
-        <w:t xml:space="preserve">curse of dimensionality. </w:t>
-      </w:r>
-      <w:r>
-        <w:rPr>
-          <w:rFonts w:ascii="Times New Roman" w:hAnsi="Times New Roman" w:cs="Times New Roman"/>
-        </w:rPr>
-        <w:t>So,</w:t>
-      </w:r>
-      <w:r>
-        <w:rPr>
-          <w:rFonts w:ascii="Times New Roman" w:hAnsi="Times New Roman" w:cs="Times New Roman"/>
-        </w:rPr>
-        <w:t xml:space="preserve"> </w:t>
-      </w:r>
-      <w:r>
-        <w:rPr>
-          <w:rFonts w:ascii="Times New Roman" w:hAnsi="Times New Roman" w:cs="Times New Roman"/>
-        </w:rPr>
-        <w:t>to</w:t>
-      </w:r>
-      <w:r>
-        <w:rPr>
-          <w:rFonts w:ascii="Times New Roman" w:hAnsi="Times New Roman" w:cs="Times New Roman"/>
-        </w:rPr>
-        <w:t xml:space="preserve"> handle the curse of dimensionality</w:t>
-      </w:r>
-      <w:r>
-        <w:rPr>
-          <w:rFonts w:ascii="Times New Roman" w:hAnsi="Times New Roman" w:cs="Times New Roman"/>
-        </w:rPr>
-        <w:t>, we applied a couple of feature elimination techniques in a sequential order:</w:t>
-      </w:r>
-      <w:r>
-        <w:rPr>
-          <w:rFonts w:ascii="Times New Roman" w:hAnsi="Times New Roman" w:cs="Times New Roman"/>
-        </w:rPr>
-        <w:t xml:space="preserve"> </w:t>
-      </w:r>
-      <w:r>
-        <w:rPr>
-          <w:rFonts w:ascii="Times New Roman" w:hAnsi="Times New Roman" w:cs="Times New Roman"/>
-        </w:rPr>
-        <w:t xml:space="preserve">1) </w:t>
-      </w:r>
-      <w:r>
-        <w:rPr>
-          <w:rFonts w:ascii="Times New Roman" w:hAnsi="Times New Roman" w:cs="Times New Roman"/>
-        </w:rPr>
-        <w:t>Pairwise Pearson correlation</w:t>
-      </w:r>
-      <w:r>
-        <w:rPr>
-          <w:rFonts w:ascii="Times New Roman" w:hAnsi="Times New Roman" w:cs="Times New Roman"/>
-        </w:rPr>
-        <w:t xml:space="preserve"> and 2</w:t>
-      </w:r>
-      <w:r>
-        <w:rPr>
-          <w:rFonts w:ascii="Times New Roman" w:hAnsi="Times New Roman" w:cs="Times New Roman"/>
-        </w:rPr>
-        <w:t>a</w:t>
-      </w:r>
-      <w:r>
-        <w:rPr>
-          <w:rFonts w:ascii="Times New Roman" w:hAnsi="Times New Roman" w:cs="Times New Roman"/>
-        </w:rPr>
-        <w:t>)</w:t>
-      </w:r>
-      <w:r>
-        <w:rPr>
-          <w:rFonts w:ascii="Times New Roman" w:hAnsi="Times New Roman" w:cs="Times New Roman"/>
-        </w:rPr>
-        <w:t xml:space="preserve"> </w:t>
-      </w:r>
-      <w:proofErr w:type="spellStart"/>
-      <w:r>
-        <w:rPr>
-          <w:rFonts w:ascii="Times New Roman" w:hAnsi="Times New Roman" w:cs="Times New Roman"/>
-        </w:rPr>
-        <w:t>SelectFromModel</w:t>
-      </w:r>
-      <w:proofErr w:type="spellEnd"/>
-      <w:r>
-        <w:rPr>
-          <w:rFonts w:ascii="Times New Roman" w:hAnsi="Times New Roman" w:cs="Times New Roman"/>
-        </w:rPr>
-        <w:t xml:space="preserve"> for one set of models</w:t>
-      </w:r>
-      <w:r>
-        <w:rPr>
-          <w:rFonts w:ascii="Times New Roman" w:hAnsi="Times New Roman" w:cs="Times New Roman"/>
-        </w:rPr>
-        <w:t xml:space="preserve"> </w:t>
-      </w:r>
-      <w:r>
-        <w:rPr>
-          <w:rFonts w:ascii="Times New Roman" w:hAnsi="Times New Roman" w:cs="Times New Roman"/>
-        </w:rPr>
-        <w:t>and</w:t>
-      </w:r>
-      <w:r>
-        <w:rPr>
-          <w:rFonts w:ascii="Times New Roman" w:hAnsi="Times New Roman" w:cs="Times New Roman"/>
-        </w:rPr>
-        <w:t xml:space="preserve"> </w:t>
-      </w:r>
-      <w:r>
-        <w:rPr>
-          <w:rFonts w:ascii="Times New Roman" w:hAnsi="Times New Roman" w:cs="Times New Roman"/>
-        </w:rPr>
-        <w:t xml:space="preserve">2b) </w:t>
-      </w:r>
-      <w:r>
-        <w:rPr>
-          <w:rFonts w:ascii="Times New Roman" w:hAnsi="Times New Roman" w:cs="Times New Roman"/>
-        </w:rPr>
-        <w:t>Recursive Feature Elimination using Cross Validation</w:t>
-      </w:r>
-      <w:r>
-        <w:rPr>
-          <w:rFonts w:ascii="Times New Roman" w:hAnsi="Times New Roman" w:cs="Times New Roman"/>
-        </w:rPr>
-        <w:t xml:space="preserve"> (</w:t>
-      </w:r>
-      <w:r>
-        <w:rPr>
-          <w:rFonts w:ascii="Times New Roman" w:hAnsi="Times New Roman" w:cs="Times New Roman"/>
-        </w:rPr>
-        <w:t>RFECV</w:t>
-      </w:r>
-      <w:r>
-        <w:rPr>
-          <w:rFonts w:ascii="Times New Roman" w:hAnsi="Times New Roman" w:cs="Times New Roman"/>
-        </w:rPr>
-        <w:t>)</w:t>
-      </w:r>
-      <w:r>
-        <w:rPr>
-          <w:rFonts w:ascii="Times New Roman" w:hAnsi="Times New Roman" w:cs="Times New Roman"/>
-        </w:rPr>
-        <w:t xml:space="preserve"> for another set of models</w:t>
-      </w:r>
-      <w:r>
-        <w:rPr>
-          <w:rFonts w:ascii="Times New Roman" w:hAnsi="Times New Roman" w:cs="Times New Roman"/>
-        </w:rPr>
-        <w:t xml:space="preserve">. </w:t>
-      </w:r>
-      <w:r>
-        <w:rPr>
-          <w:rFonts w:ascii="Times New Roman" w:hAnsi="Times New Roman" w:cs="Times New Roman"/>
-        </w:rPr>
-        <w:t xml:space="preserve">After model training and evaluation, we further performed an in-depth SHAP analysis. </w:t>
-      </w:r>
-      <w:r>
-        <w:rPr>
-          <w:rFonts w:ascii="Times New Roman" w:hAnsi="Times New Roman" w:cs="Times New Roman"/>
-        </w:rPr>
-        <w:t>Figure 1 gives the holistic view of the workflow</w:t>
-      </w:r>
-      <w:r>
-        <w:rPr>
-          <w:rFonts w:ascii="Times New Roman" w:hAnsi="Times New Roman" w:cs="Times New Roman"/>
-        </w:rPr>
-        <w:t>.</w:t>
-      </w:r>
-      <w:r>
-        <w:rPr>
-          <w:rFonts w:ascii="Times New Roman" w:hAnsi="Times New Roman" w:cs="Times New Roman"/>
-        </w:rPr>
-        <w:t xml:space="preserve"> </w:t>
-      </w:r>
-      <w:r>
-        <w:rPr>
-          <w:rFonts w:ascii="Times New Roman" w:hAnsi="Times New Roman" w:cs="Times New Roman"/>
-        </w:rPr>
         <w:t xml:space="preserve"> Finally, </w:t>
       </w:r>
       <w:r>
         <w:rPr>
           <w:rFonts w:ascii="Times New Roman" w:hAnsi="Times New Roman" w:cs="Times New Roman"/>
         </w:rPr>
-        <w:t xml:space="preserve">a web UI application is built in </w:t>
-      </w:r>
-      <w:proofErr w:type="spellStart"/>
-      <w:r>
-        <w:rPr>
-          <w:rFonts w:ascii="Times New Roman" w:hAnsi="Times New Roman" w:cs="Times New Roman"/>
-        </w:rPr>
-        <w:t>Streamlit</w:t>
-      </w:r>
-      <w:proofErr w:type="spellEnd"/>
-      <w:r>
-        <w:rPr>
-          <w:rFonts w:ascii="Times New Roman" w:hAnsi="Times New Roman" w:cs="Times New Roman"/>
-        </w:rPr>
-        <w:t xml:space="preserve"> Cloud so that users can input the required values and get the corresponding emission energy value</w:t>
+        <w:t>a web UI application is built in Streamlit Cloud so that users can input the required values and get the corresponding emission energy value</w:t>
       </w:r>
       <w:r>
         <w:rPr>
@@ -4998,7 +4771,14 @@
         <w:rPr>
           <w:rFonts w:ascii="Times New Roman" w:hAnsi="Times New Roman" w:cs="Times New Roman"/>
         </w:rPr>
-        <w:t>, we prepared a curated dataset of 283 records for ML model training and testing, extracted from the available literature (dataset available on GitHub: SF_DATA_EMISSION_PEAK.xlsx, sheet SF_DATA_EMISSION_PEAK_NEW;</w:t>
+        <w:t xml:space="preserve">, we prepared a curated dataset of 283 records for ML model training and testing, extracted from the available literature (dataset available on GitHub: </w:t>
+      </w:r>
+      <w:r>
+        <w:rPr>
+          <w:rFonts w:ascii="Times New Roman" w:hAnsi="Times New Roman" w:cs="Times New Roman"/>
+        </w:rPr>
+        <w:lastRenderedPageBreak/>
+        <w:t>SF_DATA_EMISSION_PEAK.xlsx, sheet SF_DATA_EMISSION_PEAK_NEW;</w:t>
       </w:r>
       <w:r>
         <w:rPr>
@@ -5054,26 +4834,17 @@
         </w:rPr>
         <w:t xml:space="preserve">In order to construct a </w:t>
       </w:r>
-      <w:proofErr w:type="spellStart"/>
       <w:r>
         <w:rPr>
           <w:rFonts w:ascii="Times New Roman" w:hAnsi="Times New Roman" w:cs="Times New Roman"/>
         </w:rPr>
         <w:t>generalised</w:t>
       </w:r>
-      <w:proofErr w:type="spellEnd"/>
-      <w:r>
-        <w:rPr>
-          <w:rFonts w:ascii="Times New Roman" w:hAnsi="Times New Roman" w:cs="Times New Roman"/>
-        </w:rPr>
-        <w:t xml:space="preserve"> machine learning model </w:t>
-      </w:r>
-      <w:r>
-        <w:rPr>
-          <w:rFonts w:ascii="Times New Roman" w:hAnsi="Times New Roman" w:cs="Times New Roman"/>
-        </w:rPr>
-        <w:lastRenderedPageBreak/>
-        <w:t xml:space="preserve">applicable across a broad spectral range, the training dataset was </w:t>
+      <w:r>
+        <w:rPr>
+          <w:rFonts w:ascii="Times New Roman" w:hAnsi="Times New Roman" w:cs="Times New Roman"/>
+        </w:rPr>
+        <w:t xml:space="preserve"> machine learning model applicable across a broad spectral range, the training dataset was </w:t>
       </w:r>
       <w:r>
         <w:rPr>
@@ -5511,21 +5282,14 @@
         <w:rPr>
           <w:rFonts w:ascii="Times New Roman" w:hAnsi="Times New Roman" w:cs="Times New Roman"/>
         </w:rPr>
-        <w:t xml:space="preserve">section above, the dataset had 462 columns, including compositional and halide flags, one-hot-encoded solvent columns, and Pri/Sec-prefixed </w:t>
-      </w:r>
-      <w:proofErr w:type="spellStart"/>
-      <w:r>
-        <w:rPr>
-          <w:rFonts w:ascii="Times New Roman" w:hAnsi="Times New Roman" w:cs="Times New Roman"/>
-        </w:rPr>
-        <w:t>RDKit</w:t>
-      </w:r>
-      <w:proofErr w:type="spellEnd"/>
-      <w:r>
-        <w:rPr>
-          <w:rFonts w:ascii="Times New Roman" w:hAnsi="Times New Roman" w:cs="Times New Roman"/>
-        </w:rPr>
-        <w:t xml:space="preserve"> descriptors for organic spacers (217 descriptors </w:t>
+        <w:t xml:space="preserve">section above, the dataset had 462 columns, including compositional and halide flags, one-hot-encoded solvent columns, and Pri/Sec-prefixed RDKit descriptors for organic </w:t>
+      </w:r>
+      <w:r>
+        <w:rPr>
+          <w:rFonts w:ascii="Times New Roman" w:hAnsi="Times New Roman" w:cs="Times New Roman"/>
+        </w:rPr>
+        <w:lastRenderedPageBreak/>
+        <w:t xml:space="preserve">spacers (217 descriptors </w:t>
       </w:r>
       <w:r>
         <w:rPr>
@@ -5561,14 +5325,7 @@
         <w:rPr>
           <w:rFonts w:ascii="Times New Roman" w:hAnsi="Times New Roman" w:cs="Times New Roman"/>
         </w:rPr>
-        <w:t xml:space="preserve">in which 46 entries (~16%) have mixed primary and </w:t>
-      </w:r>
-      <w:r>
-        <w:rPr>
-          <w:rFonts w:ascii="Times New Roman" w:hAnsi="Times New Roman" w:cs="Times New Roman"/>
-        </w:rPr>
-        <w:lastRenderedPageBreak/>
-        <w:t>secondary spacers, we used an 80/20 split stratified by</w:t>
+        <w:t>in which 46 entries (~16%) have mixed primary and secondary spacers, we used an 80/20 split stratified by</w:t>
       </w:r>
       <w:r>
         <w:rPr>
@@ -5732,49 +5489,7 @@
         <w:rPr>
           <w:rFonts w:ascii="Times New Roman" w:hAnsi="Times New Roman" w:cs="Times New Roman"/>
         </w:rPr>
-        <w:t xml:space="preserve">were deemed redundant, resulting in the removal of 173 columns and leaving 289 candidate features. Using these 289 remaining features, we evaluated two independent feature selection strategies in parallel on the 226 training records: Recursive Feature Elimination with Cross-Validation (RFECV) and tree-based </w:t>
-      </w:r>
-      <w:proofErr w:type="spellStart"/>
-      <w:r>
-        <w:rPr>
-          <w:rFonts w:ascii="Times New Roman" w:hAnsi="Times New Roman" w:cs="Times New Roman"/>
-        </w:rPr>
-        <w:t>SelectFromModel</w:t>
-      </w:r>
-      <w:proofErr w:type="spellEnd"/>
-      <w:r>
-        <w:rPr>
-          <w:rFonts w:ascii="Times New Roman" w:hAnsi="Times New Roman" w:cs="Times New Roman"/>
-        </w:rPr>
-        <w:t>. The RFECV approach utilized a Random Forest regressor (</w:t>
-      </w:r>
-      <w:proofErr w:type="spellStart"/>
-      <w:r>
-        <w:rPr>
-          <w:rFonts w:ascii="Times New Roman" w:hAnsi="Times New Roman" w:cs="Times New Roman"/>
-        </w:rPr>
-        <w:t>max_depth</w:t>
-      </w:r>
-      <w:proofErr w:type="spellEnd"/>
-      <w:r>
-        <w:rPr>
-          <w:rFonts w:ascii="Times New Roman" w:hAnsi="Times New Roman" w:cs="Times New Roman"/>
-        </w:rPr>
-        <w:t xml:space="preserve">=5, </w:t>
-      </w:r>
-      <w:proofErr w:type="spellStart"/>
-      <w:r>
-        <w:rPr>
-          <w:rFonts w:ascii="Times New Roman" w:hAnsi="Times New Roman" w:cs="Times New Roman"/>
-        </w:rPr>
-        <w:t>min_samples_leaf</w:t>
-      </w:r>
-      <w:proofErr w:type="spellEnd"/>
-      <w:r>
-        <w:rPr>
-          <w:rFonts w:ascii="Times New Roman" w:hAnsi="Times New Roman" w:cs="Times New Roman"/>
-        </w:rPr>
-        <w:t>=6) evaluated over a 5-fold stratified cross-validation</w:t>
+        <w:t>were deemed redundant, resulting in the removal of 173 columns and leaving 289 candidate features. Using these 289 remaining features, we evaluated two independent feature selection strategies in parallel on the 226 training records: Recursive Feature Elimination with Cross-Validation (RFECV) and tree-based SelectFromModel. The RFECV approach utilized a Random Forest regressor (max_depth=5, min_samples_leaf=6) evaluated over a 5-fold stratified cross-validation</w:t>
       </w:r>
       <w:r>
         <w:rPr>
@@ -5957,21 +5672,7 @@
         <w:rPr>
           <w:rFonts w:ascii="Times New Roman" w:hAnsi="Times New Roman" w:cs="Times New Roman"/>
         </w:rPr>
-        <w:t xml:space="preserve">On the other hand, the </w:t>
-      </w:r>
-      <w:proofErr w:type="spellStart"/>
-      <w:r>
-        <w:rPr>
-          <w:rFonts w:ascii="Times New Roman" w:hAnsi="Times New Roman" w:cs="Times New Roman"/>
-        </w:rPr>
-        <w:t>SelectFromModel</w:t>
-      </w:r>
-      <w:proofErr w:type="spellEnd"/>
-      <w:r>
-        <w:rPr>
-          <w:rFonts w:ascii="Times New Roman" w:hAnsi="Times New Roman" w:cs="Times New Roman"/>
-        </w:rPr>
-        <w:t xml:space="preserve"> approach works</w:t>
+        <w:t>On the other hand, the SelectFromModel approach works</w:t>
       </w:r>
       <w:r>
         <w:rPr>
@@ -6252,21 +5953,7 @@
         <w:rPr>
           <w:rFonts w:ascii="Times New Roman" w:hAnsi="Times New Roman" w:cs="Times New Roman"/>
         </w:rPr>
-        <w:t xml:space="preserve"> by the </w:t>
-      </w:r>
-      <w:proofErr w:type="spellStart"/>
-      <w:r>
-        <w:rPr>
-          <w:rFonts w:ascii="Times New Roman" w:hAnsi="Times New Roman" w:cs="Times New Roman"/>
-        </w:rPr>
-        <w:t>SelectFromModel</w:t>
-      </w:r>
-      <w:proofErr w:type="spellEnd"/>
-      <w:r>
-        <w:rPr>
-          <w:rFonts w:ascii="Times New Roman" w:hAnsi="Times New Roman" w:cs="Times New Roman"/>
-        </w:rPr>
-        <w:t xml:space="preserve"> technique.</w:t>
+        <w:t xml:space="preserve"> by the SelectFromModel technique.</w:t>
       </w:r>
     </w:p>
     <w:p>
@@ -6307,35 +5994,7 @@
         <w:rPr>
           <w:rFonts w:ascii="Times New Roman" w:hAnsi="Times New Roman" w:cs="Times New Roman"/>
         </w:rPr>
-        <w:t xml:space="preserve">random forest, </w:t>
-      </w:r>
-      <w:proofErr w:type="spellStart"/>
-      <w:r>
-        <w:rPr>
-          <w:rFonts w:ascii="Times New Roman" w:hAnsi="Times New Roman" w:cs="Times New Roman"/>
-        </w:rPr>
-        <w:t>CatBoost</w:t>
-      </w:r>
-      <w:proofErr w:type="spellEnd"/>
-      <w:r>
-        <w:rPr>
-          <w:rFonts w:ascii="Times New Roman" w:hAnsi="Times New Roman" w:cs="Times New Roman"/>
-        </w:rPr>
-        <w:t xml:space="preserve">, </w:t>
-      </w:r>
-      <w:proofErr w:type="spellStart"/>
-      <w:r>
-        <w:rPr>
-          <w:rFonts w:ascii="Times New Roman" w:hAnsi="Times New Roman" w:cs="Times New Roman"/>
-        </w:rPr>
-        <w:t>XGBoost</w:t>
-      </w:r>
-      <w:proofErr w:type="spellEnd"/>
-      <w:r>
-        <w:rPr>
-          <w:rFonts w:ascii="Times New Roman" w:hAnsi="Times New Roman" w:cs="Times New Roman"/>
-        </w:rPr>
-        <w:t xml:space="preserve">, </w:t>
+        <w:t xml:space="preserve">random forest, CatBoost, XGBoost, </w:t>
       </w:r>
       <w:r>
         <w:rPr>
@@ -6421,14 +6080,12 @@
         </w:rPr>
         <w:t xml:space="preserve">the </w:t>
       </w:r>
-      <w:proofErr w:type="spellStart"/>
       <w:r>
         <w:rPr>
           <w:rFonts w:ascii="Times New Roman" w:hAnsi="Times New Roman" w:cs="Times New Roman"/>
         </w:rPr>
         <w:t>SelectFromModel</w:t>
       </w:r>
-      <w:proofErr w:type="spellEnd"/>
       <w:r>
         <w:rPr>
           <w:rFonts w:ascii="Times New Roman" w:hAnsi="Times New Roman" w:cs="Times New Roman"/>
@@ -6448,14 +6105,12 @@
         </w:rPr>
         <w:t xml:space="preserve"> technique also performed well. We have </w:t>
       </w:r>
-      <w:proofErr w:type="spellStart"/>
       <w:r>
         <w:rPr>
           <w:rFonts w:ascii="Times New Roman" w:hAnsi="Times New Roman" w:cs="Times New Roman"/>
         </w:rPr>
         <w:t>summarised</w:t>
       </w:r>
-      <w:proofErr w:type="spellEnd"/>
       <w:r>
         <w:rPr>
           <w:rFonts w:ascii="Times New Roman" w:hAnsi="Times New Roman" w:cs="Times New Roman"/>
@@ -6486,19 +6141,11 @@
         </w:rPr>
         <w:t xml:space="preserve"> in Table 1 was tuned by </w:t>
       </w:r>
-      <w:proofErr w:type="spellStart"/>
-      <w:r>
-        <w:rPr>
-          <w:rFonts w:ascii="Times New Roman" w:hAnsi="Times New Roman" w:cs="Times New Roman"/>
-        </w:rPr>
-        <w:t>randomised</w:t>
-      </w:r>
-      <w:proofErr w:type="spellEnd"/>
-      <w:r>
-        <w:rPr>
-          <w:rFonts w:ascii="Times New Roman" w:hAnsi="Times New Roman" w:cs="Times New Roman"/>
-        </w:rPr>
-        <w:t xml:space="preserve"> search (15 trials, five-fold cross-validation</w:t>
+      <w:r>
+        <w:rPr>
+          <w:rFonts w:ascii="Times New Roman" w:hAnsi="Times New Roman" w:cs="Times New Roman"/>
+        </w:rPr>
+        <w:t>randomised search (15 trials, five-fold cross-validation</w:t>
       </w:r>
       <w:r>
         <w:rPr>
@@ -6518,14 +6165,12 @@
         </w:rPr>
         <w:t xml:space="preserve">ree ensembles can </w:t>
       </w:r>
-      <w:proofErr w:type="spellStart"/>
       <w:r>
         <w:rPr>
           <w:rFonts w:ascii="Times New Roman" w:hAnsi="Times New Roman" w:cs="Times New Roman"/>
         </w:rPr>
         <w:t>memorise</w:t>
       </w:r>
-      <w:proofErr w:type="spellEnd"/>
       <w:r>
         <w:rPr>
           <w:rFonts w:ascii="Times New Roman" w:hAnsi="Times New Roman" w:cs="Times New Roman"/>
@@ -6657,21 +6302,7 @@
         <w:rPr>
           <w:rFonts w:ascii="Times New Roman" w:hAnsi="Times New Roman" w:cs="Times New Roman"/>
         </w:rPr>
-        <w:t xml:space="preserve"> thirteen-feature </w:t>
-      </w:r>
-      <w:proofErr w:type="spellStart"/>
-      <w:r>
-        <w:rPr>
-          <w:rFonts w:ascii="Times New Roman" w:hAnsi="Times New Roman" w:cs="Times New Roman"/>
-        </w:rPr>
-        <w:t>SelectFromModel</w:t>
-      </w:r>
-      <w:proofErr w:type="spellEnd"/>
-      <w:r>
-        <w:rPr>
-          <w:rFonts w:ascii="Times New Roman" w:hAnsi="Times New Roman" w:cs="Times New Roman"/>
-        </w:rPr>
-        <w:t xml:space="preserve"> matrix, SVR and GPR </w:t>
+        <w:t xml:space="preserve"> thirteen-feature SelectFromModel matrix, SVR and GPR </w:t>
       </w:r>
       <w:r>
         <w:rPr>
@@ -6910,7 +6541,6 @@
         </w:rPr>
         <w:t xml:space="preserve">All the </w:t>
       </w:r>
-      <w:proofErr w:type="gramStart"/>
       <w:r>
         <w:rPr>
           <w:rFonts w:ascii="Times New Roman" w:hAnsi="Times New Roman" w:cs="Times New Roman"/>
@@ -6923,7 +6553,6 @@
         </w:rPr>
         <w:t>s</w:t>
       </w:r>
-      <w:proofErr w:type="gramEnd"/>
       <w:r>
         <w:rPr>
           <w:rFonts w:ascii="Times New Roman" w:hAnsi="Times New Roman" w:cs="Times New Roman"/>
@@ -7193,14 +6822,12 @@
         </w:rPr>
         <w:t xml:space="preserve">of a </w:t>
       </w:r>
-      <w:proofErr w:type="spellStart"/>
       <w:r>
         <w:rPr>
           <w:rFonts w:ascii="Times New Roman" w:hAnsi="Times New Roman" w:cs="Times New Roman"/>
         </w:rPr>
         <w:t>favourable</w:t>
       </w:r>
-      <w:proofErr w:type="spellEnd"/>
       <w:r>
         <w:rPr>
           <w:rFonts w:ascii="Times New Roman" w:hAnsi="Times New Roman" w:cs="Times New Roman"/>
@@ -7264,23 +6891,7 @@
           <w:rFonts w:ascii="Times New Roman" w:hAnsi="Times New Roman" w:cs="Times New Roman"/>
           <w:lang w:val="en-IN"/>
         </w:rPr>
-        <w:t xml:space="preserve">It is crucial to understand that RFECV selects 31 features and achieves a lower training-fold cross-validation error than the 13-feature </w:t>
-      </w:r>
-      <w:proofErr w:type="spellStart"/>
-      <w:r>
-        <w:rPr>
-          <w:rFonts w:ascii="Times New Roman" w:hAnsi="Times New Roman" w:cs="Times New Roman"/>
-          <w:lang w:val="en-IN"/>
-        </w:rPr>
-        <w:t>SelectFromModel</w:t>
-      </w:r>
-      <w:proofErr w:type="spellEnd"/>
-      <w:r>
-        <w:rPr>
-          <w:rFonts w:ascii="Times New Roman" w:hAnsi="Times New Roman" w:cs="Times New Roman"/>
-          <w:lang w:val="en-IN"/>
-        </w:rPr>
-        <w:t xml:space="preserve"> channel, yet </w:t>
+        <w:t xml:space="preserve">It is crucial to understand that RFECV selects 31 features and achieves a lower training-fold cross-validation error than the 13-feature SelectFromModel channel, yet </w:t>
       </w:r>
       <w:r>
         <w:rPr>
@@ -7384,21 +6995,7 @@
         <w:rPr>
           <w:rFonts w:ascii="Times New Roman" w:hAnsi="Times New Roman" w:cs="Times New Roman"/>
         </w:rPr>
-        <w:t xml:space="preserve">performance difference between RFECV and </w:t>
-      </w:r>
-      <w:proofErr w:type="spellStart"/>
-      <w:r>
-        <w:rPr>
-          <w:rFonts w:ascii="Times New Roman" w:hAnsi="Times New Roman" w:cs="Times New Roman"/>
-        </w:rPr>
-        <w:t>SelectFromModel</w:t>
-      </w:r>
-      <w:proofErr w:type="spellEnd"/>
-      <w:r>
-        <w:rPr>
-          <w:rFonts w:ascii="Times New Roman" w:hAnsi="Times New Roman" w:cs="Times New Roman"/>
-        </w:rPr>
-        <w:t xml:space="preserve"> aligns well with the sample-to-feature ratio, which influences overfitting. </w:t>
+        <w:t xml:space="preserve">performance difference between RFECV and SelectFromModel aligns well with the sample-to-feature ratio, which influences overfitting. </w:t>
       </w:r>
       <w:r>
         <w:rPr>
@@ -7416,16 +7013,8 @@
         <w:rPr>
           <w:rFonts w:ascii="Times New Roman" w:hAnsi="Times New Roman" w:cs="Times New Roman"/>
         </w:rPr>
-        <w:t xml:space="preserve"> 226 training points, the sample-to-feature ratio is 17.4 for the </w:t>
-      </w:r>
-      <w:proofErr w:type="spellStart"/>
-      <w:r>
-        <w:rPr>
-          <w:rFonts w:ascii="Times New Roman" w:hAnsi="Times New Roman" w:cs="Times New Roman"/>
-        </w:rPr>
-        <w:t>SelectFromModel</w:t>
-      </w:r>
-      <w:proofErr w:type="spellEnd"/>
+        <w:t xml:space="preserve"> 226 training points, the sample-to-feature ratio is 17.4 for the SelectFromModel</w:t>
+      </w:r>
       <w:r>
         <w:rPr>
           <w:rFonts w:ascii="Times New Roman" w:hAnsi="Times New Roman" w:cs="Times New Roman"/>
@@ -7602,35 +7191,7 @@
         <w:rPr>
           <w:rFonts w:ascii="Times New Roman" w:hAnsi="Times New Roman" w:cs="Times New Roman"/>
         </w:rPr>
-        <w:t xml:space="preserve">) for the champion SVR–RBF model (13-feature </w:t>
-      </w:r>
-      <w:proofErr w:type="spellStart"/>
-      <w:r>
-        <w:rPr>
-          <w:rFonts w:ascii="Times New Roman" w:hAnsi="Times New Roman" w:cs="Times New Roman"/>
-        </w:rPr>
-        <w:t>SelectFromModel</w:t>
-      </w:r>
-      <w:proofErr w:type="spellEnd"/>
-      <w:r>
-        <w:rPr>
-          <w:rFonts w:ascii="Times New Roman" w:hAnsi="Times New Roman" w:cs="Times New Roman"/>
-        </w:rPr>
-        <w:t xml:space="preserve"> pipeline). Hollow circles represent training records (N = 226) and filled circles represent held-out test records (N = 57), </w:t>
-      </w:r>
-      <w:proofErr w:type="spellStart"/>
-      <w:r>
-        <w:rPr>
-          <w:rFonts w:ascii="Times New Roman" w:hAnsi="Times New Roman" w:cs="Times New Roman"/>
-        </w:rPr>
-        <w:t>colour</w:t>
-      </w:r>
-      <w:proofErr w:type="spellEnd"/>
-      <w:r>
-        <w:rPr>
-          <w:rFonts w:ascii="Times New Roman" w:hAnsi="Times New Roman" w:cs="Times New Roman"/>
-        </w:rPr>
-        <w:t>-coded by dominant halide</w:t>
+        <w:t>) for the champion SVR–RBF model (13-feature SelectFromModel pipeline). Hollow circles represent training records (N = 226) and filled circles represent held-out test records (N = 57), colour-coded by dominant halide</w:t>
       </w:r>
       <w:r>
         <w:rPr>
@@ -7945,7 +7506,6 @@
                 <w:color w:val="153D63" w:themeColor="text2" w:themeTint="E6"/>
               </w:rPr>
             </w:pPr>
-            <w:proofErr w:type="spellStart"/>
             <w:r>
               <w:rPr>
                 <w:rFonts w:ascii="Times New Roman" w:hAnsi="Times New Roman" w:cs="Times New Roman"/>
@@ -7953,7 +7513,6 @@
               </w:rPr>
               <w:t>SelectFromModel</w:t>
             </w:r>
-            <w:proofErr w:type="spellEnd"/>
           </w:p>
         </w:tc>
         <w:tc>
@@ -8094,14 +7653,12 @@
                 <w:rFonts w:ascii="Times New Roman" w:hAnsi="Times New Roman" w:cs="Times New Roman"/>
               </w:rPr>
             </w:pPr>
-            <w:proofErr w:type="spellStart"/>
             <w:r>
               <w:rPr>
                 <w:rFonts w:ascii="Times New Roman" w:hAnsi="Times New Roman" w:cs="Times New Roman"/>
               </w:rPr>
               <w:t>SelectFromModel</w:t>
             </w:r>
-            <w:proofErr w:type="spellEnd"/>
           </w:p>
         </w:tc>
         <w:tc>
@@ -8224,14 +7781,12 @@
                 <w:rFonts w:ascii="Times New Roman" w:hAnsi="Times New Roman" w:cs="Times New Roman"/>
               </w:rPr>
             </w:pPr>
-            <w:proofErr w:type="spellStart"/>
             <w:r>
               <w:rPr>
                 <w:rFonts w:ascii="Times New Roman" w:hAnsi="Times New Roman" w:cs="Times New Roman"/>
               </w:rPr>
               <w:t>SelectFromModel</w:t>
             </w:r>
-            <w:proofErr w:type="spellEnd"/>
           </w:p>
         </w:tc>
         <w:tc>
@@ -8268,14 +7823,12 @@
                 <w:rFonts w:ascii="Times New Roman" w:hAnsi="Times New Roman" w:cs="Times New Roman"/>
               </w:rPr>
             </w:pPr>
-            <w:proofErr w:type="spellStart"/>
             <w:r>
               <w:rPr>
                 <w:rFonts w:ascii="Times New Roman" w:hAnsi="Times New Roman" w:cs="Times New Roman"/>
               </w:rPr>
               <w:t>CatBoost</w:t>
             </w:r>
-            <w:proofErr w:type="spellEnd"/>
           </w:p>
         </w:tc>
         <w:tc>
@@ -8654,14 +8207,12 @@
                 <w:rFonts w:ascii="Times New Roman" w:hAnsi="Times New Roman" w:cs="Times New Roman"/>
               </w:rPr>
             </w:pPr>
-            <w:proofErr w:type="spellStart"/>
             <w:r>
               <w:rPr>
                 <w:rFonts w:ascii="Times New Roman" w:hAnsi="Times New Roman" w:cs="Times New Roman"/>
               </w:rPr>
               <w:t>CatBoost</w:t>
             </w:r>
-            <w:proofErr w:type="spellEnd"/>
           </w:p>
         </w:tc>
         <w:tc>
@@ -8757,111 +8308,102 @@
         </w:rPr>
         <w:t xml:space="preserve">he </w:t>
       </w:r>
-      <w:proofErr w:type="spellStart"/>
       <w:r>
         <w:rPr>
           <w:rFonts w:ascii="Times New Roman" w:hAnsi="Times New Roman" w:cs="Times New Roman"/>
           <w:lang w:val="en-IN"/>
         </w:rPr>
-        <w:t>SelectFromModel</w:t>
-      </w:r>
-      <w:proofErr w:type="spellEnd"/>
+        <w:t>SelectFromModel-based</w:t>
+      </w:r>
       <w:r>
         <w:rPr>
           <w:rFonts w:ascii="Times New Roman" w:hAnsi="Times New Roman" w:cs="Times New Roman"/>
           <w:lang w:val="en-IN"/>
         </w:rPr>
-        <w:t>-based</w:t>
+        <w:t xml:space="preserve"> features </w:t>
       </w:r>
       <w:r>
         <w:rPr>
           <w:rFonts w:ascii="Times New Roman" w:hAnsi="Times New Roman" w:cs="Times New Roman"/>
           <w:lang w:val="en-IN"/>
         </w:rPr>
-        <w:t xml:space="preserve"> features </w:t>
+        <w:t xml:space="preserve">list </w:t>
       </w:r>
       <w:r>
         <w:rPr>
           <w:rFonts w:ascii="Times New Roman" w:hAnsi="Times New Roman" w:cs="Times New Roman"/>
           <w:lang w:val="en-IN"/>
         </w:rPr>
-        <w:t xml:space="preserve">list </w:t>
+        <w:t xml:space="preserve">is short enough to </w:t>
       </w:r>
       <w:r>
         <w:rPr>
           <w:rFonts w:ascii="Times New Roman" w:hAnsi="Times New Roman" w:cs="Times New Roman"/>
           <w:lang w:val="en-IN"/>
         </w:rPr>
-        <w:t xml:space="preserve">is short enough to </w:t>
+        <w:t>derive scientific insights</w:t>
       </w:r>
       <w:r>
         <w:rPr>
           <w:rFonts w:ascii="Times New Roman" w:hAnsi="Times New Roman" w:cs="Times New Roman"/>
           <w:lang w:val="en-IN"/>
         </w:rPr>
-        <w:t>derive scientific insights</w:t>
+        <w:t xml:space="preserve"> rather than a black-box vector (full names in Table </w:t>
       </w:r>
       <w:r>
         <w:rPr>
           <w:rFonts w:ascii="Times New Roman" w:hAnsi="Times New Roman" w:cs="Times New Roman"/>
           <w:lang w:val="en-IN"/>
         </w:rPr>
-        <w:t xml:space="preserve"> rather than a black-box vector (full names in Table </w:t>
+        <w:t>S5</w:t>
       </w:r>
       <w:r>
         <w:rPr>
           <w:rFonts w:ascii="Times New Roman" w:hAnsi="Times New Roman" w:cs="Times New Roman"/>
           <w:lang w:val="en-IN"/>
         </w:rPr>
-        <w:t>S5</w:t>
+        <w:t xml:space="preserve">; correlation structure </w:t>
       </w:r>
       <w:r>
         <w:rPr>
           <w:rFonts w:ascii="Times New Roman" w:hAnsi="Times New Roman" w:cs="Times New Roman"/>
           <w:lang w:val="en-IN"/>
         </w:rPr>
-        <w:t xml:space="preserve">; correlation structure </w:t>
+        <w:t xml:space="preserve">and feature </w:t>
       </w:r>
       <w:r>
         <w:rPr>
           <w:rFonts w:ascii="Times New Roman" w:hAnsi="Times New Roman" w:cs="Times New Roman"/>
           <w:lang w:val="en-IN"/>
         </w:rPr>
-        <w:t xml:space="preserve">and feature </w:t>
+        <w:t xml:space="preserve">importances in </w:t>
       </w:r>
       <w:r>
         <w:rPr>
           <w:rFonts w:ascii="Times New Roman" w:hAnsi="Times New Roman" w:cs="Times New Roman"/>
           <w:lang w:val="en-IN"/>
         </w:rPr>
-        <w:t xml:space="preserve">importances in </w:t>
+        <w:t xml:space="preserve">Figure </w:t>
       </w:r>
       <w:r>
         <w:rPr>
           <w:rFonts w:ascii="Times New Roman" w:hAnsi="Times New Roman" w:cs="Times New Roman"/>
           <w:lang w:val="en-IN"/>
         </w:rPr>
-        <w:t xml:space="preserve">Figure </w:t>
+        <w:t>3</w:t>
       </w:r>
       <w:r>
         <w:rPr>
           <w:rFonts w:ascii="Times New Roman" w:hAnsi="Times New Roman" w:cs="Times New Roman"/>
           <w:lang w:val="en-IN"/>
         </w:rPr>
-        <w:t>3</w:t>
+        <w:t>)</w:t>
       </w:r>
       <w:r>
         <w:rPr>
           <w:rFonts w:ascii="Times New Roman" w:hAnsi="Times New Roman" w:cs="Times New Roman"/>
           <w:lang w:val="en-IN"/>
         </w:rPr>
-        <w:t>)</w:t>
-      </w:r>
-      <w:r>
-        <w:rPr>
-          <w:rFonts w:ascii="Times New Roman" w:hAnsi="Times New Roman" w:cs="Times New Roman"/>
-          <w:lang w:val="en-IN"/>
-        </w:rPr>
         <w:t xml:space="preserve">. </w:t>
       </w:r>
       <w:r>
@@ -8923,33 +8465,11 @@
         </w:rPr>
         <w:t xml:space="preserve">romide-rich precursors generally </w:t>
       </w:r>
-      <w:proofErr w:type="spellStart"/>
-      <w:r>
-        <w:rPr>
-          <w:rFonts w:ascii="Times New Roman" w:hAnsi="Times New Roman" w:cs="Times New Roman"/>
-        </w:rPr>
-        <w:t>favour</w:t>
-      </w:r>
-      <w:proofErr w:type="spellEnd"/>
-      <w:r>
-        <w:rPr>
-          <w:rFonts w:ascii="Times New Roman" w:hAnsi="Times New Roman" w:cs="Times New Roman"/>
-        </w:rPr>
-        <w:t xml:space="preserve"> </w:t>
-      </w:r>
-      <w:proofErr w:type="spellStart"/>
-      <w:r>
-        <w:rPr>
-          <w:rFonts w:ascii="Times New Roman" w:hAnsi="Times New Roman" w:cs="Times New Roman"/>
-        </w:rPr>
-        <w:t>hypsochromic</w:t>
-      </w:r>
-      <w:proofErr w:type="spellEnd"/>
-      <w:r>
-        <w:rPr>
-          <w:rFonts w:ascii="Times New Roman" w:hAnsi="Times New Roman" w:cs="Times New Roman"/>
-        </w:rPr>
-        <w:t xml:space="preserve"> shift, whereas chloride can raise energy further, but often complicates phase purity if not balanced with stoichiometry.</w:t>
+      <w:r>
+        <w:rPr>
+          <w:rFonts w:ascii="Times New Roman" w:hAnsi="Times New Roman" w:cs="Times New Roman"/>
+        </w:rPr>
+        <w:t>favour hypsochromic shift, whereas chloride can raise energy further, but often complicates phase purity if not balanced with stoichiometry.</w:t>
       </w:r>
       <w:r>
         <w:rPr>
@@ -8979,21 +8499,7 @@
         <w:rPr>
           <w:rFonts w:ascii="Times New Roman" w:hAnsi="Times New Roman" w:cs="Times New Roman"/>
         </w:rPr>
-        <w:t xml:space="preserve"> unused </w:t>
-      </w:r>
-      <w:proofErr w:type="spellStart"/>
-      <w:r>
-        <w:rPr>
-          <w:rFonts w:ascii="Times New Roman" w:hAnsi="Times New Roman" w:cs="Times New Roman"/>
-        </w:rPr>
-        <w:t>RDKit</w:t>
-      </w:r>
-      <w:proofErr w:type="spellEnd"/>
-      <w:r>
-        <w:rPr>
-          <w:rFonts w:ascii="Times New Roman" w:hAnsi="Times New Roman" w:cs="Times New Roman"/>
-        </w:rPr>
-        <w:t xml:space="preserve"> columns, indicating a well-established relationship between halide chemistry and emission energy in perovskites.</w:t>
+        <w:t xml:space="preserve"> unused RDKit columns, indicating a well-established relationship between halide chemistry and emission energy in perovskites.</w:t>
       </w:r>
       <w:r>
         <w:rPr>
@@ -9378,49 +8884,7 @@
         <w:rPr>
           <w:rFonts w:ascii="Times New Roman" w:hAnsi="Times New Roman" w:cs="Times New Roman"/>
         </w:rPr>
-        <w:t>(</w:t>
-      </w:r>
-      <w:proofErr w:type="spellStart"/>
-      <w:r>
-        <w:rPr>
-          <w:rFonts w:ascii="Times New Roman" w:hAnsi="Times New Roman" w:cs="Times New Roman"/>
-        </w:rPr>
-        <w:t>CsBr_TO_Pb</w:t>
-      </w:r>
-      <w:proofErr w:type="spellEnd"/>
-      <w:r>
-        <w:rPr>
-          <w:rFonts w:ascii="Times New Roman" w:hAnsi="Times New Roman" w:cs="Times New Roman"/>
-        </w:rPr>
-        <w:t xml:space="preserve">, </w:t>
-      </w:r>
-      <w:proofErr w:type="spellStart"/>
-      <w:r>
-        <w:rPr>
-          <w:rFonts w:ascii="Times New Roman" w:hAnsi="Times New Roman" w:cs="Times New Roman"/>
-        </w:rPr>
-        <w:t>CsI_TO_Pb</w:t>
-      </w:r>
-      <w:proofErr w:type="spellEnd"/>
-      <w:r>
-        <w:rPr>
-          <w:rFonts w:ascii="Times New Roman" w:hAnsi="Times New Roman" w:cs="Times New Roman"/>
-        </w:rPr>
-        <w:t xml:space="preserve">, </w:t>
-      </w:r>
-      <w:proofErr w:type="spellStart"/>
-      <w:r>
-        <w:rPr>
-          <w:rFonts w:ascii="Times New Roman" w:hAnsi="Times New Roman" w:cs="Times New Roman"/>
-        </w:rPr>
-        <w:t>FABr_TO_Pb</w:t>
-      </w:r>
-      <w:proofErr w:type="spellEnd"/>
-      <w:r>
-        <w:rPr>
-          <w:rFonts w:ascii="Times New Roman" w:hAnsi="Times New Roman" w:cs="Times New Roman"/>
-        </w:rPr>
-        <w:t>, FAI_TO_Pb)</w:t>
+        <w:t>(CsBr_TO_Pb, CsI_TO_Pb, FABr_TO_Pb, FAI_TO_Pb)</w:t>
       </w:r>
       <w:r>
         <w:rPr>
@@ -9502,14 +8966,12 @@
         </w:rPr>
         <w:t xml:space="preserve"> kinetics, which in turn changes </w:t>
       </w:r>
-      <w:proofErr w:type="spellStart"/>
       <w:r>
         <w:rPr>
           <w:rFonts w:ascii="Times New Roman" w:hAnsi="Times New Roman" w:cs="Times New Roman"/>
         </w:rPr>
         <w:t>n</w:t>
       </w:r>
-      <w:proofErr w:type="spellEnd"/>
       <w:r>
         <w:rPr>
           <w:rFonts w:ascii="Times New Roman" w:hAnsi="Times New Roman" w:cs="Times New Roman"/>
@@ -9574,25 +9036,7 @@
           <w:rFonts w:ascii="Times New Roman" w:hAnsi="Times New Roman" w:cs="Times New Roman"/>
           <w:sz w:val="24"/>
         </w:rPr>
-        <w:t xml:space="preserve">urface-area + </w:t>
-      </w:r>
-      <w:proofErr w:type="spellStart"/>
-      <w:r>
-        <w:rPr>
-          <w:rStyle w:val="VerbatimChar"/>
-          <w:rFonts w:ascii="Times New Roman" w:hAnsi="Times New Roman" w:cs="Times New Roman"/>
-          <w:sz w:val="24"/>
-        </w:rPr>
-        <w:t>electrotopological</w:t>
-      </w:r>
-      <w:proofErr w:type="spellEnd"/>
-      <w:r>
-        <w:rPr>
-          <w:rStyle w:val="VerbatimChar"/>
-          <w:rFonts w:ascii="Times New Roman" w:hAnsi="Times New Roman" w:cs="Times New Roman"/>
-          <w:sz w:val="24"/>
-        </w:rPr>
-        <w:t>-state</w:t>
+        <w:t>urface-area + electrotopological-state</w:t>
       </w:r>
       <w:r>
         <w:rPr>
@@ -9745,7 +9189,6 @@
         </w:rPr>
         <w:t xml:space="preserve"> partitions, </w:t>
       </w:r>
-      <w:proofErr w:type="spellStart"/>
       <w:r>
         <w:rPr>
           <w:rStyle w:val="VerbatimChar"/>
@@ -9754,7 +9197,6 @@
         </w:rPr>
         <w:t>Pri_qed</w:t>
       </w:r>
-      <w:proofErr w:type="spellEnd"/>
       <w:r>
         <w:rPr>
           <w:rFonts w:ascii="Times New Roman" w:hAnsi="Times New Roman" w:cs="Times New Roman"/>
@@ -9967,16 +9409,8 @@
         <w:rPr>
           <w:rFonts w:ascii="Times New Roman" w:hAnsi="Times New Roman" w:cs="Times New Roman"/>
         </w:rPr>
-        <w:t xml:space="preserve">the impact of each feature on the model's </w:t>
-      </w:r>
-      <w:proofErr w:type="spellStart"/>
-      <w:r>
-        <w:rPr>
-          <w:rFonts w:ascii="Times New Roman" w:hAnsi="Times New Roman" w:cs="Times New Roman"/>
-        </w:rPr>
-        <w:t>behaviour</w:t>
-      </w:r>
-      <w:proofErr w:type="spellEnd"/>
+        <w:t>the impact of each feature on the model's behaviour</w:t>
+      </w:r>
       <w:r>
         <w:rPr>
           <w:rFonts w:ascii="Times New Roman" w:hAnsi="Times New Roman" w:cs="Times New Roman"/>
@@ -10099,14 +9533,7 @@
         <w:rPr>
           <w:rFonts w:ascii="Times New Roman" w:hAnsi="Times New Roman" w:cs="Times New Roman"/>
         </w:rPr>
-        <w:t xml:space="preserve"> samples, and the Shapley contributions (</w:t>
-      </w:r>
-      <w:proofErr w:type="spellStart"/>
-      <w:r>
-        <w:rPr>
-          <w:rFonts w:ascii="Times New Roman" w:hAnsi="Times New Roman" w:cs="Times New Roman"/>
-        </w:rPr>
-        <w:t>φ</w:t>
+        <w:t xml:space="preserve"> samples, and the Shapley contributions (φ</w:t>
       </w:r>
       <w:r>
         <w:rPr>
@@ -10117,7 +9544,6 @@
         </w:rPr>
         <w:t>j</w:t>
       </w:r>
-      <w:proofErr w:type="spellEnd"/>
       <w:r>
         <w:rPr>
           <w:rFonts w:ascii="Times New Roman" w:hAnsi="Times New Roman" w:cs="Times New Roman"/>
@@ -10166,7 +9592,6 @@
         </w:rPr>
         <w:t xml:space="preserve">ositive </w:t>
       </w:r>
-      <w:proofErr w:type="spellStart"/>
       <w:r>
         <w:rPr>
           <w:rFonts w:ascii="Times New Roman" w:hAnsi="Times New Roman" w:cs="Times New Roman"/>
@@ -10182,7 +9607,6 @@
         </w:rPr>
         <w:t>j</w:t>
       </w:r>
-      <w:proofErr w:type="spellEnd"/>
       <w:r>
         <w:rPr>
           <w:rFonts w:ascii="Times New Roman" w:hAnsi="Times New Roman" w:cs="Times New Roman"/>
@@ -10222,19 +9646,11 @@
         </w:rPr>
         <w:t xml:space="preserve"> (</w:t>
       </w:r>
-      <w:proofErr w:type="spellStart"/>
-      <w:r>
-        <w:rPr>
-          <w:rFonts w:ascii="Times New Roman" w:hAnsi="Times New Roman" w:cs="Times New Roman"/>
-        </w:rPr>
-        <w:t>hypsochromic</w:t>
-      </w:r>
-      <w:proofErr w:type="spellEnd"/>
-      <w:r>
-        <w:rPr>
-          <w:rFonts w:ascii="Times New Roman" w:hAnsi="Times New Roman" w:cs="Times New Roman"/>
-        </w:rPr>
-        <w:t xml:space="preserve"> shift</w:t>
+      <w:r>
+        <w:rPr>
+          <w:rFonts w:ascii="Times New Roman" w:hAnsi="Times New Roman" w:cs="Times New Roman"/>
+        </w:rPr>
+        <w:t>hypsochromic shift</w:t>
       </w:r>
       <w:r>
         <w:rPr>
@@ -10266,7 +9682,6 @@
         </w:rPr>
         <w:t xml:space="preserve">negative </w:t>
       </w:r>
-      <w:proofErr w:type="spellStart"/>
       <w:r>
         <w:rPr>
           <w:rFonts w:ascii="Times New Roman" w:hAnsi="Times New Roman" w:cs="Times New Roman"/>
@@ -10282,7 +9697,6 @@
         </w:rPr>
         <w:t>j</w:t>
       </w:r>
-      <w:proofErr w:type="spellEnd"/>
       <w:r>
         <w:rPr>
           <w:rFonts w:ascii="Times New Roman" w:hAnsi="Times New Roman" w:cs="Times New Roman"/>
@@ -10384,39 +9798,17 @@
         </w:rPr>
         <w:t xml:space="preserve">), </w:t>
       </w:r>
-      <w:proofErr w:type="spellStart"/>
-      <w:r>
-        <w:rPr>
-          <w:rFonts w:ascii="Times New Roman" w:hAnsi="Times New Roman" w:cs="Times New Roman"/>
-        </w:rPr>
-        <w:t>standardised</w:t>
-      </w:r>
-      <w:proofErr w:type="spellEnd"/>
-      <w:r>
-        <w:rPr>
-          <w:rFonts w:ascii="Times New Roman" w:hAnsi="Times New Roman" w:cs="Times New Roman"/>
-        </w:rPr>
-        <w:t xml:space="preserve"> features, </w:t>
-      </w:r>
-      <w:r>
-        <w:rPr>
-          <w:rFonts w:ascii="Times New Roman" w:hAnsi="Times New Roman" w:cs="Times New Roman"/>
-        </w:rPr>
-        <w:t xml:space="preserve">and 50 background samples. Then </w:t>
-      </w:r>
-      <w:proofErr w:type="spellStart"/>
-      <w:r>
-        <w:rPr>
-          <w:rFonts w:ascii="Times New Roman" w:hAnsi="Times New Roman" w:cs="Times New Roman"/>
-        </w:rPr>
-        <w:t>summarised</w:t>
-      </w:r>
-      <w:proofErr w:type="spellEnd"/>
-      <w:r>
-        <w:rPr>
-          <w:rFonts w:ascii="Times New Roman" w:hAnsi="Times New Roman" w:cs="Times New Roman"/>
-        </w:rPr>
-        <w:t xml:space="preserve"> the rankings across</w:t>
+      <w:r>
+        <w:rPr>
+          <w:rFonts w:ascii="Times New Roman" w:hAnsi="Times New Roman" w:cs="Times New Roman"/>
+        </w:rPr>
+        <w:t xml:space="preserve">standardised features, </w:t>
+      </w:r>
+      <w:r>
+        <w:rPr>
+          <w:rFonts w:ascii="Times New Roman" w:hAnsi="Times New Roman" w:cs="Times New Roman"/>
+        </w:rPr>
+        <w:t>and 50 background samples. Then summarised the rankings across</w:t>
       </w:r>
       <w:r>
         <w:rPr>
@@ -10460,7 +9852,6 @@
         </w:rPr>
         <w:t>|</w:t>
       </w:r>
-      <w:proofErr w:type="spellStart"/>
       <w:r>
         <w:rPr>
           <w:rFonts w:ascii="Times New Roman" w:hAnsi="Times New Roman" w:cs="Times New Roman"/>
@@ -10476,7 +9867,6 @@
         </w:rPr>
         <w:t>j</w:t>
       </w:r>
-      <w:proofErr w:type="spellEnd"/>
       <w:r>
         <w:rPr>
           <w:rFonts w:ascii="Times New Roman" w:hAnsi="Times New Roman" w:cs="Times New Roman"/>
@@ -10511,21 +9901,7 @@
         <w:rPr>
           <w:rFonts w:ascii="Times New Roman" w:hAnsi="Times New Roman" w:cs="Times New Roman"/>
         </w:rPr>
-        <w:t xml:space="preserve">which links these numerical rankings to the </w:t>
-      </w:r>
-      <w:proofErr w:type="spellStart"/>
-      <w:r>
-        <w:rPr>
-          <w:rFonts w:ascii="Times New Roman" w:hAnsi="Times New Roman" w:cs="Times New Roman"/>
-        </w:rPr>
-        <w:t>photophysics</w:t>
-      </w:r>
-      <w:proofErr w:type="spellEnd"/>
-      <w:r>
-        <w:rPr>
-          <w:rFonts w:ascii="Times New Roman" w:hAnsi="Times New Roman" w:cs="Times New Roman"/>
-        </w:rPr>
-        <w:t xml:space="preserve"> of quasi-2D MHPs</w:t>
+        <w:t>which links these numerical rankings to the photophysics of quasi-2D MHPs</w:t>
       </w:r>
       <w:r>
         <w:rPr>
@@ -10683,35 +10059,7 @@
         <w:rPr>
           <w:rFonts w:ascii="Times New Roman" w:hAnsi="Times New Roman" w:cs="Times New Roman"/>
         </w:rPr>
-        <w:t xml:space="preserve">SHAP for the </w:t>
-      </w:r>
-      <w:proofErr w:type="spellStart"/>
-      <w:r>
-        <w:rPr>
-          <w:rFonts w:ascii="Times New Roman" w:hAnsi="Times New Roman" w:cs="Times New Roman"/>
-        </w:rPr>
-        <w:t>SelectFromModel</w:t>
-      </w:r>
-      <w:proofErr w:type="spellEnd"/>
-      <w:r>
-        <w:rPr>
-          <w:rFonts w:ascii="Times New Roman" w:hAnsi="Times New Roman" w:cs="Times New Roman"/>
-        </w:rPr>
-        <w:t xml:space="preserve"> feature </w:t>
-      </w:r>
-      <w:proofErr w:type="gramStart"/>
-      <w:r>
-        <w:rPr>
-          <w:rFonts w:ascii="Times New Roman" w:hAnsi="Times New Roman" w:cs="Times New Roman"/>
-        </w:rPr>
-        <w:t>selection based</w:t>
-      </w:r>
-      <w:proofErr w:type="gramEnd"/>
-      <w:r>
-        <w:rPr>
-          <w:rFonts w:ascii="Times New Roman" w:hAnsi="Times New Roman" w:cs="Times New Roman"/>
-        </w:rPr>
-        <w:t xml:space="preserve"> SVR model - (champion model).</w:t>
+        <w:t>SHAP for the SelectFromModel feature selection based SVR model - (champion model).</w:t>
       </w:r>
     </w:p>
     <w:p>
@@ -10747,21 +10095,7 @@
         <w:rPr>
           <w:rFonts w:ascii="Times New Roman" w:hAnsi="Times New Roman" w:cs="Times New Roman"/>
         </w:rPr>
-        <w:t xml:space="preserve"> SVR–RBF (thirteen </w:t>
-      </w:r>
-      <w:proofErr w:type="spellStart"/>
-      <w:r>
-        <w:rPr>
-          <w:rFonts w:ascii="Times New Roman" w:hAnsi="Times New Roman" w:cs="Times New Roman"/>
-        </w:rPr>
-        <w:t>SelectFromModel</w:t>
-      </w:r>
-      <w:proofErr w:type="spellEnd"/>
-      <w:r>
-        <w:rPr>
-          <w:rFonts w:ascii="Times New Roman" w:hAnsi="Times New Roman" w:cs="Times New Roman"/>
-        </w:rPr>
-        <w:t xml:space="preserve"> features). </w:t>
+        <w:t xml:space="preserve"> SVR–RBF (thirteen SelectFromModel features). </w:t>
       </w:r>
       <w:r>
         <w:rPr>
@@ -10811,7 +10145,6 @@
         </w:rPr>
         <w:t>|</w:t>
       </w:r>
-      <w:proofErr w:type="spellStart"/>
       <w:r>
         <w:rPr>
           <w:rFonts w:ascii="Times New Roman" w:hAnsi="Times New Roman" w:cs="Times New Roman"/>
@@ -10827,7 +10160,6 @@
         </w:rPr>
         <w:t>j</w:t>
       </w:r>
-      <w:proofErr w:type="spellEnd"/>
       <w:r>
         <w:rPr>
           <w:rFonts w:ascii="Times New Roman" w:hAnsi="Times New Roman" w:cs="Times New Roman"/>
@@ -11139,19 +10471,11 @@
                 <w:rFonts w:ascii="Times New Roman" w:hAnsi="Times New Roman" w:cs="Times New Roman"/>
               </w:rPr>
             </w:pPr>
-            <w:proofErr w:type="spellStart"/>
-            <w:r>
-              <w:rPr>
-                <w:rFonts w:ascii="Times New Roman" w:hAnsi="Times New Roman" w:cs="Times New Roman"/>
-              </w:rPr>
-              <w:t>hypsochromic</w:t>
-            </w:r>
-            <w:proofErr w:type="spellEnd"/>
-            <w:r>
-              <w:rPr>
-                <w:rFonts w:ascii="Times New Roman" w:hAnsi="Times New Roman" w:cs="Times New Roman"/>
-              </w:rPr>
-              <w:t xml:space="preserve"> shift</w:t>
+            <w:r>
+              <w:rPr>
+                <w:rFonts w:ascii="Times New Roman" w:hAnsi="Times New Roman" w:cs="Times New Roman"/>
+              </w:rPr>
+              <w:t>hypsochromic shift</w:t>
             </w:r>
             <w:r>
               <w:rPr>
@@ -11196,21 +10520,7 @@
               <w:rPr>
                 <w:rFonts w:ascii="Times New Roman" w:hAnsi="Times New Roman" w:cs="Times New Roman"/>
               </w:rPr>
-              <w:t xml:space="preserve">Inorganic Br raises the bandgap and </w:t>
-            </w:r>
-            <w:proofErr w:type="spellStart"/>
-            <w:r>
-              <w:rPr>
-                <w:rFonts w:ascii="Times New Roman" w:hAnsi="Times New Roman" w:cs="Times New Roman"/>
-              </w:rPr>
-              <w:t>favours</w:t>
-            </w:r>
-            <w:proofErr w:type="spellEnd"/>
-            <w:r>
-              <w:rPr>
-                <w:rFonts w:ascii="Times New Roman" w:hAnsi="Times New Roman" w:cs="Times New Roman"/>
-              </w:rPr>
-              <w:t xml:space="preserve"> wider-gap</w:t>
+              <w:t>Inorganic Br raises the bandgap and favours wider-gap</w:t>
             </w:r>
             <w:r>
               <w:rPr>
@@ -11329,19 +10639,11 @@
                 <w:rFonts w:ascii="Times New Roman" w:hAnsi="Times New Roman" w:cs="Times New Roman"/>
               </w:rPr>
             </w:pPr>
-            <w:proofErr w:type="spellStart"/>
-            <w:r>
-              <w:rPr>
-                <w:rFonts w:ascii="Times New Roman" w:hAnsi="Times New Roman" w:cs="Times New Roman"/>
-              </w:rPr>
-              <w:t>hypsochromic</w:t>
-            </w:r>
-            <w:proofErr w:type="spellEnd"/>
-            <w:r>
-              <w:rPr>
-                <w:rFonts w:ascii="Times New Roman" w:hAnsi="Times New Roman" w:cs="Times New Roman"/>
-              </w:rPr>
-              <w:t xml:space="preserve"> shift </w:t>
+            <w:r>
+              <w:rPr>
+                <w:rFonts w:ascii="Times New Roman" w:hAnsi="Times New Roman" w:cs="Times New Roman"/>
+              </w:rPr>
+              <w:t xml:space="preserve">hypsochromic shift </w:t>
             </w:r>
             <w:r>
               <w:rPr>
@@ -11614,7 +10916,6 @@
                 <w:rFonts w:ascii="Times New Roman" w:hAnsi="Times New Roman" w:cs="Times New Roman"/>
               </w:rPr>
             </w:pPr>
-            <w:proofErr w:type="spellStart"/>
             <w:r>
               <w:rPr>
                 <w:rStyle w:val="VerbatimChar"/>
@@ -11623,7 +10924,6 @@
               </w:rPr>
               <w:t>FABr_TO_Pb</w:t>
             </w:r>
-            <w:proofErr w:type="spellEnd"/>
           </w:p>
         </w:tc>
         <w:tc>
@@ -11724,23 +11024,7 @@
               <w:rPr>
                 <w:rFonts w:ascii="Times New Roman" w:hAnsi="Times New Roman" w:cs="Times New Roman"/>
               </w:rPr>
-              <w:t xml:space="preserve">FA bromide pathway competes with high-gap chloride/bromide routes; higher </w:t>
-            </w:r>
-            <w:proofErr w:type="spellStart"/>
-            <w:proofErr w:type="gramStart"/>
-            <w:r>
-              <w:rPr>
-                <w:rFonts w:ascii="Times New Roman" w:hAnsi="Times New Roman" w:cs="Times New Roman"/>
-              </w:rPr>
-              <w:t>FA:Pb</w:t>
-            </w:r>
-            <w:proofErr w:type="spellEnd"/>
-            <w:proofErr w:type="gramEnd"/>
-            <w:r>
-              <w:rPr>
-                <w:rFonts w:ascii="Times New Roman" w:hAnsi="Times New Roman" w:cs="Times New Roman"/>
-              </w:rPr>
-              <w:t xml:space="preserve"> (Br) correlates with lower predicted </w:t>
+              <w:t xml:space="preserve">FA bromide pathway competes with high-gap chloride/bromide routes; higher FA:Pb (Br) correlates with lower predicted </w:t>
             </w:r>
             <w:r>
               <w:rPr>
@@ -11827,7 +11111,6 @@
                 <w:rFonts w:ascii="Times New Roman" w:hAnsi="Times New Roman" w:cs="Times New Roman"/>
               </w:rPr>
             </w:pPr>
-            <w:proofErr w:type="spellStart"/>
             <w:r>
               <w:rPr>
                 <w:rStyle w:val="VerbatimChar"/>
@@ -11836,7 +11119,6 @@
               </w:rPr>
               <w:t>CsI_TO_Pb</w:t>
             </w:r>
-            <w:proofErr w:type="spellEnd"/>
           </w:p>
         </w:tc>
         <w:tc>
@@ -11933,19 +11215,11 @@
                 <w:rFonts w:ascii="Times New Roman" w:hAnsi="Times New Roman" w:cs="Times New Roman"/>
               </w:rPr>
             </w:pPr>
-            <w:proofErr w:type="spellStart"/>
-            <w:r>
-              <w:rPr>
-                <w:rFonts w:ascii="Times New Roman" w:hAnsi="Times New Roman" w:cs="Times New Roman"/>
-              </w:rPr>
-              <w:t>Caesium</w:t>
-            </w:r>
-            <w:proofErr w:type="spellEnd"/>
-            <w:r>
-              <w:rPr>
-                <w:rFonts w:ascii="Times New Roman" w:hAnsi="Times New Roman" w:cs="Times New Roman"/>
-              </w:rPr>
-              <w:t xml:space="preserve"> iodide makes the quasi-2D MHPs iodide-rich</w:t>
+            <w:r>
+              <w:rPr>
+                <w:rFonts w:ascii="Times New Roman" w:hAnsi="Times New Roman" w:cs="Times New Roman"/>
+              </w:rPr>
+              <w:t>Caesium iodide makes the quasi-2D MHPs iodide-rich</w:t>
             </w:r>
             <w:r>
               <w:rPr>
@@ -12067,19 +11341,11 @@
                 <w:rFonts w:ascii="Times New Roman" w:hAnsi="Times New Roman" w:cs="Times New Roman"/>
               </w:rPr>
             </w:pPr>
-            <w:proofErr w:type="spellStart"/>
-            <w:r>
-              <w:rPr>
-                <w:rFonts w:ascii="Times New Roman" w:hAnsi="Times New Roman" w:cs="Times New Roman"/>
-              </w:rPr>
-              <w:t>hypsochromic</w:t>
-            </w:r>
-            <w:proofErr w:type="spellEnd"/>
-            <w:r>
-              <w:rPr>
-                <w:rFonts w:ascii="Times New Roman" w:hAnsi="Times New Roman" w:cs="Times New Roman"/>
-              </w:rPr>
-              <w:t xml:space="preserve"> shift </w:t>
+            <w:r>
+              <w:rPr>
+                <w:rFonts w:ascii="Times New Roman" w:hAnsi="Times New Roman" w:cs="Times New Roman"/>
+              </w:rPr>
+              <w:t xml:space="preserve">hypsochromic shift </w:t>
             </w:r>
             <w:r>
               <w:rPr>
@@ -12179,7 +11445,6 @@
               <w:rPr>
                 <w:rFonts w:ascii="Times New Roman" w:hAnsi="Times New Roman" w:cs="Times New Roman"/>
               </w:rPr>
-              <w:lastRenderedPageBreak/>
               <w:t>7</w:t>
             </w:r>
           </w:p>
@@ -12303,21 +11568,7 @@
               <w:rPr>
                 <w:rFonts w:ascii="Times New Roman" w:hAnsi="Times New Roman" w:cs="Times New Roman"/>
               </w:rPr>
-              <w:t xml:space="preserve">Primary-spacer VSA by </w:t>
-            </w:r>
-            <w:proofErr w:type="spellStart"/>
-            <w:r>
-              <w:rPr>
-                <w:rFonts w:ascii="Times New Roman" w:hAnsi="Times New Roman" w:cs="Times New Roman"/>
-              </w:rPr>
-              <w:t>electrotopological</w:t>
-            </w:r>
-            <w:proofErr w:type="spellEnd"/>
-            <w:r>
-              <w:rPr>
-                <w:rFonts w:ascii="Times New Roman" w:hAnsi="Times New Roman" w:cs="Times New Roman"/>
-              </w:rPr>
-              <w:t xml:space="preserve"> state</w:t>
+              <w:t>Primary-spacer VSA by electrotopological state</w:t>
             </w:r>
             <w:r>
               <w:rPr>
@@ -12371,7 +11622,6 @@
                 <w:rFonts w:ascii="Times New Roman" w:hAnsi="Times New Roman" w:cs="Times New Roman"/>
               </w:rPr>
             </w:pPr>
-            <w:proofErr w:type="spellStart"/>
             <w:r>
               <w:rPr>
                 <w:rStyle w:val="VerbatimChar"/>
@@ -12380,7 +11630,6 @@
               </w:rPr>
               <w:t>CsBr_TO_Pb</w:t>
             </w:r>
-            <w:proofErr w:type="spellEnd"/>
           </w:p>
         </w:tc>
         <w:tc>
@@ -12451,19 +11700,11 @@
                 <w:rFonts w:ascii="Times New Roman" w:hAnsi="Times New Roman" w:cs="Times New Roman"/>
               </w:rPr>
             </w:pPr>
-            <w:proofErr w:type="spellStart"/>
-            <w:r>
-              <w:rPr>
-                <w:rFonts w:ascii="Times New Roman" w:hAnsi="Times New Roman" w:cs="Times New Roman"/>
-              </w:rPr>
-              <w:t>CsBr</w:t>
-            </w:r>
-            <w:proofErr w:type="spellEnd"/>
-            <w:r>
-              <w:rPr>
-                <w:rFonts w:ascii="Times New Roman" w:hAnsi="Times New Roman" w:cs="Times New Roman"/>
-              </w:rPr>
-              <w:t xml:space="preserve"> fraction modulates A-site/halide balance; weaker monotonic trend because Cs appears with mixed halides</w:t>
+            <w:r>
+              <w:rPr>
+                <w:rFonts w:ascii="Times New Roman" w:hAnsi="Times New Roman" w:cs="Times New Roman"/>
+              </w:rPr>
+              <w:t>CsBr fraction modulates A-site/halide balance; weaker monotonic trend because Cs appears with mixed halides</w:t>
             </w:r>
             <w:r>
               <w:rPr>
@@ -12607,19 +11848,11 @@
               </w:rPr>
               <w:t xml:space="preserve">DMF vs DMSO shifts </w:t>
             </w:r>
-            <w:proofErr w:type="spellStart"/>
-            <w:r>
-              <w:rPr>
-                <w:rFonts w:ascii="Times New Roman" w:hAnsi="Times New Roman" w:cs="Times New Roman"/>
-              </w:rPr>
-              <w:t>crystallisation</w:t>
-            </w:r>
-            <w:proofErr w:type="spellEnd"/>
-            <w:r>
-              <w:rPr>
-                <w:rFonts w:ascii="Times New Roman" w:hAnsi="Times New Roman" w:cs="Times New Roman"/>
-              </w:rPr>
-              <w:t xml:space="preserve"> and phase distribution</w:t>
+            <w:r>
+              <w:rPr>
+                <w:rFonts w:ascii="Times New Roman" w:hAnsi="Times New Roman" w:cs="Times New Roman"/>
+              </w:rPr>
+              <w:t>crystallisation and phase distribution</w:t>
             </w:r>
           </w:p>
         </w:tc>
@@ -12655,7 +11888,6 @@
                 <w:rFonts w:ascii="Times New Roman" w:hAnsi="Times New Roman" w:cs="Times New Roman"/>
               </w:rPr>
             </w:pPr>
-            <w:proofErr w:type="spellStart"/>
             <w:r>
               <w:rPr>
                 <w:rStyle w:val="VerbatimChar"/>
@@ -12712,7 +11944,6 @@
               </w:rPr>
               <w:t>_RATIO</w:t>
             </w:r>
-            <w:proofErr w:type="spellEnd"/>
           </w:p>
         </w:tc>
         <w:tc>
@@ -13056,19 +12287,11 @@
                 <w:rFonts w:ascii="Times New Roman" w:hAnsi="Times New Roman" w:cs="Times New Roman"/>
               </w:rPr>
             </w:pPr>
-            <w:proofErr w:type="spellStart"/>
-            <w:r>
-              <w:rPr>
-                <w:rFonts w:ascii="Times New Roman" w:hAnsi="Times New Roman" w:cs="Times New Roman"/>
-              </w:rPr>
-              <w:t>hypsochromic</w:t>
-            </w:r>
-            <w:proofErr w:type="spellEnd"/>
-            <w:r>
-              <w:rPr>
-                <w:rFonts w:ascii="Times New Roman" w:hAnsi="Times New Roman" w:cs="Times New Roman"/>
-              </w:rPr>
-              <w:t xml:space="preserve"> shift</w:t>
+            <w:r>
+              <w:rPr>
+                <w:rFonts w:ascii="Times New Roman" w:hAnsi="Times New Roman" w:cs="Times New Roman"/>
+              </w:rPr>
+              <w:t>hypsochromic shift</w:t>
             </w:r>
             <w:r>
               <w:rPr>
@@ -13414,21 +12637,7 @@
         <w:rPr>
           <w:rFonts w:ascii="Times New Roman" w:hAnsi="Times New Roman" w:cs="Times New Roman"/>
         </w:rPr>
-        <w:t xml:space="preserve">Screenshot of the </w:t>
-      </w:r>
-      <w:proofErr w:type="spellStart"/>
-      <w:r>
-        <w:rPr>
-          <w:rFonts w:ascii="Times New Roman" w:hAnsi="Times New Roman" w:cs="Times New Roman"/>
-        </w:rPr>
-        <w:t>Streamlit</w:t>
-      </w:r>
-      <w:proofErr w:type="spellEnd"/>
-      <w:r>
-        <w:rPr>
-          <w:rFonts w:ascii="Times New Roman" w:hAnsi="Times New Roman" w:cs="Times New Roman"/>
-        </w:rPr>
-        <w:t xml:space="preserve"> web application </w:t>
+        <w:t xml:space="preserve">Screenshot of the Streamlit web application </w:t>
       </w:r>
       <w:r>
         <w:rPr>
@@ -13485,23 +12694,13 @@
         </w:rPr>
         <w:t xml:space="preserve">Interactive </w:t>
       </w:r>
-      <w:proofErr w:type="spellStart"/>
       <w:r>
         <w:rPr>
           <w:rFonts w:ascii="Times New Roman" w:hAnsi="Times New Roman" w:cs="Times New Roman"/>
           <w:b/>
           <w:bCs/>
         </w:rPr>
-        <w:t>Streamlit</w:t>
-      </w:r>
-      <w:proofErr w:type="spellEnd"/>
-      <w:r>
-        <w:rPr>
-          <w:rFonts w:ascii="Times New Roman" w:hAnsi="Times New Roman" w:cs="Times New Roman"/>
-          <w:b/>
-          <w:bCs/>
-        </w:rPr>
-        <w:t xml:space="preserve"> </w:t>
+        <w:t xml:space="preserve">Streamlit </w:t>
       </w:r>
       <w:r>
         <w:rPr>
@@ -13526,21 +12725,7 @@
         <w:rPr>
           <w:rFonts w:ascii="Times New Roman" w:hAnsi="Times New Roman" w:cs="Times New Roman"/>
         </w:rPr>
-        <w:t xml:space="preserve">To bridge the gap between machine learning model development and practical experimental application, we deployed our champion 13-feature SVR model as an interactive, publicly accessible web application using </w:t>
-      </w:r>
-      <w:proofErr w:type="spellStart"/>
-      <w:r>
-        <w:rPr>
-          <w:rFonts w:ascii="Times New Roman" w:hAnsi="Times New Roman" w:cs="Times New Roman"/>
-        </w:rPr>
-        <w:t>Streamlit</w:t>
-      </w:r>
-      <w:proofErr w:type="spellEnd"/>
-      <w:r>
-        <w:rPr>
-          <w:rFonts w:ascii="Times New Roman" w:hAnsi="Times New Roman" w:cs="Times New Roman"/>
-        </w:rPr>
-        <w:t xml:space="preserve"> Cloud. </w:t>
+        <w:t xml:space="preserve">To bridge the gap between machine learning model development and practical experimental application, we deployed our champion 13-feature SVR model as an interactive, publicly accessible web application using Streamlit Cloud. </w:t>
       </w:r>
       <w:r>
         <w:rPr>
@@ -13558,21 +12743,7 @@
         <w:rPr>
           <w:rFonts w:ascii="Times New Roman" w:hAnsi="Times New Roman" w:cs="Times New Roman"/>
         </w:rPr>
-        <w:t xml:space="preserve"> for the </w:t>
-      </w:r>
-      <w:proofErr w:type="spellStart"/>
-      <w:r>
-        <w:rPr>
-          <w:rFonts w:ascii="Times New Roman" w:hAnsi="Times New Roman" w:cs="Times New Roman"/>
-        </w:rPr>
-        <w:t>Streamlit</w:t>
-      </w:r>
-      <w:proofErr w:type="spellEnd"/>
-      <w:r>
-        <w:rPr>
-          <w:rFonts w:ascii="Times New Roman" w:hAnsi="Times New Roman" w:cs="Times New Roman"/>
-        </w:rPr>
-        <w:t xml:space="preserve"> application</w:t>
+        <w:t xml:space="preserve"> for the Streamlit application</w:t>
       </w:r>
       <w:r>
         <w:rPr>
@@ -13666,35 +12837,7 @@
         <w:rPr>
           <w:rFonts w:ascii="Times New Roman" w:hAnsi="Times New Roman" w:cs="Times New Roman"/>
         </w:rPr>
-        <w:t xml:space="preserve">While previous studies have established the theoretical feasibility of using ML to predict perovskite emission properties, they often lack user-friendly interfaces, restricting their utility to researchers with programming expertise. Our web application allows users to seamlessly input primary and secondary organic spacers via IUPAC names, SMILES strings, or a predefined dropdown list, alongside experimental processing variables and precursor molar ratios. The application automatically computes the necessary </w:t>
-      </w:r>
-      <w:proofErr w:type="spellStart"/>
-      <w:r>
-        <w:rPr>
-          <w:rFonts w:ascii="Times New Roman" w:hAnsi="Times New Roman" w:cs="Times New Roman"/>
-        </w:rPr>
-        <w:t>RDKit</w:t>
-      </w:r>
-      <w:proofErr w:type="spellEnd"/>
-      <w:r>
-        <w:rPr>
-          <w:rFonts w:ascii="Times New Roman" w:hAnsi="Times New Roman" w:cs="Times New Roman"/>
-        </w:rPr>
-        <w:t xml:space="preserve"> molecular descriptors in the backend and predicts the emission photon energy and corresponding wavelength, providing a visual </w:t>
-      </w:r>
-      <w:proofErr w:type="spellStart"/>
-      <w:r>
-        <w:rPr>
-          <w:rFonts w:ascii="Times New Roman" w:hAnsi="Times New Roman" w:cs="Times New Roman"/>
-        </w:rPr>
-        <w:t>colour</w:t>
-      </w:r>
-      <w:proofErr w:type="spellEnd"/>
-      <w:r>
-        <w:rPr>
-          <w:rFonts w:ascii="Times New Roman" w:hAnsi="Times New Roman" w:cs="Times New Roman"/>
-        </w:rPr>
-        <w:t xml:space="preserve"> </w:t>
+        <w:t xml:space="preserve">While previous studies have established the theoretical feasibility of using ML to predict perovskite emission properties, they often lack user-friendly interfaces, restricting their utility to researchers with programming expertise. Our web application allows users to seamlessly input primary and secondary organic spacers via IUPAC names, SMILES strings, or a predefined dropdown list, alongside experimental processing variables and precursor molar ratios. The application automatically computes the necessary RDKit molecular descriptors in the backend and predicts the emission photon energy and corresponding wavelength, providing a visual colour </w:t>
       </w:r>
       <w:r>
         <w:rPr>
@@ -14190,21 +13333,7 @@
         <w:rPr>
           <w:rFonts w:ascii="Times New Roman" w:hAnsi="Times New Roman" w:cs="Times New Roman"/>
         </w:rPr>
-        <w:t xml:space="preserve"> </w:t>
-      </w:r>
-      <w:proofErr w:type="spellStart"/>
-      <w:r>
-        <w:rPr>
-          <w:rFonts w:ascii="Times New Roman" w:hAnsi="Times New Roman" w:cs="Times New Roman"/>
-        </w:rPr>
-        <w:t>CatBoost</w:t>
-      </w:r>
-      <w:proofErr w:type="spellEnd"/>
-      <w:r>
-        <w:rPr>
-          <w:rFonts w:ascii="Times New Roman" w:hAnsi="Times New Roman" w:cs="Times New Roman"/>
-        </w:rPr>
-        <w:t xml:space="preserve"> model that treats HTL, ETL, and additive as native categorical variables</w:t>
+        <w:t xml:space="preserve"> CatBoost model that treats HTL, ETL, and additive as native categorical variables</w:t>
       </w:r>
       <w:r>
         <w:rPr>
@@ -14364,21 +13493,7 @@
         <w:rPr>
           <w:rFonts w:ascii="Times New Roman" w:hAnsi="Times New Roman" w:cs="Times New Roman"/>
         </w:rPr>
-        <w:t xml:space="preserve">emission </w:t>
-      </w:r>
-      <w:proofErr w:type="spellStart"/>
-      <w:r>
-        <w:rPr>
-          <w:rFonts w:ascii="Times New Roman" w:hAnsi="Times New Roman" w:cs="Times New Roman"/>
-        </w:rPr>
-        <w:t>colour</w:t>
-      </w:r>
-      <w:proofErr w:type="spellEnd"/>
-      <w:r>
-        <w:rPr>
-          <w:rFonts w:ascii="Times New Roman" w:hAnsi="Times New Roman" w:cs="Times New Roman"/>
-        </w:rPr>
-        <w:t xml:space="preserve"> at the materials level, one might hope EQE would follow from the same tables. </w:t>
+        <w:t xml:space="preserve">emission colour at the materials level, one might hope EQE would follow from the same tables. </w:t>
       </w:r>
       <w:r>
         <w:rPr>
@@ -14420,21 +13535,7 @@
         <w:rPr>
           <w:rFonts w:ascii="Times New Roman" w:hAnsi="Times New Roman" w:cs="Times New Roman"/>
         </w:rPr>
-        <w:t xml:space="preserve"> available in published </w:t>
-      </w:r>
-      <w:proofErr w:type="spellStart"/>
-      <w:r>
-        <w:rPr>
-          <w:rFonts w:ascii="Times New Roman" w:hAnsi="Times New Roman" w:cs="Times New Roman"/>
-        </w:rPr>
-        <w:t>PeLED</w:t>
-      </w:r>
-      <w:proofErr w:type="spellEnd"/>
-      <w:r>
-        <w:rPr>
-          <w:rFonts w:ascii="Times New Roman" w:hAnsi="Times New Roman" w:cs="Times New Roman"/>
-        </w:rPr>
-        <w:t xml:space="preserve"> </w:t>
+        <w:t xml:space="preserve"> available in published PeLED </w:t>
       </w:r>
       <w:r>
         <w:rPr>
@@ -14663,16 +13764,8 @@
               <w:rPr>
                 <w:rFonts w:ascii="Times New Roman" w:hAnsi="Times New Roman" w:cs="Times New Roman"/>
               </w:rPr>
-              <w:t xml:space="preserve">Tuned </w:t>
-            </w:r>
-            <w:proofErr w:type="spellStart"/>
-            <w:r>
-              <w:rPr>
-                <w:rFonts w:ascii="Times New Roman" w:hAnsi="Times New Roman" w:cs="Times New Roman"/>
-              </w:rPr>
-              <w:t>XGBoost</w:t>
-            </w:r>
-            <w:proofErr w:type="spellEnd"/>
+              <w:t>Tuned XGBoost</w:t>
+            </w:r>
           </w:p>
         </w:tc>
         <w:tc>
@@ -14843,16 +13936,8 @@
               <w:rPr>
                 <w:rFonts w:ascii="Times New Roman" w:hAnsi="Times New Roman" w:cs="Times New Roman"/>
               </w:rPr>
-              <w:t xml:space="preserve">Tuned </w:t>
-            </w:r>
-            <w:proofErr w:type="spellStart"/>
-            <w:r>
-              <w:rPr>
-                <w:rFonts w:ascii="Times New Roman" w:hAnsi="Times New Roman" w:cs="Times New Roman"/>
-              </w:rPr>
-              <w:t>CatBoost</w:t>
-            </w:r>
-            <w:proofErr w:type="spellEnd"/>
+              <w:t>Tuned CatBoost</w:t>
+            </w:r>
           </w:p>
         </w:tc>
         <w:tc>
@@ -15044,21 +14129,7 @@
         <w:rPr>
           <w:rFonts w:ascii="Times New Roman" w:hAnsi="Times New Roman" w:cs="Times New Roman"/>
         </w:rPr>
-        <w:t xml:space="preserve">EQE </w:t>
-      </w:r>
-      <w:proofErr w:type="gramStart"/>
-      <w:r>
-        <w:rPr>
-          <w:rFonts w:ascii="Times New Roman" w:hAnsi="Times New Roman" w:cs="Times New Roman"/>
-        </w:rPr>
-        <w:t>couples</w:t>
-      </w:r>
-      <w:proofErr w:type="gramEnd"/>
-      <w:r>
-        <w:rPr>
-          <w:rFonts w:ascii="Times New Roman" w:hAnsi="Times New Roman" w:cs="Times New Roman"/>
-        </w:rPr>
-        <w:t xml:space="preserve"> radiative efficiency </w:t>
+        <w:t xml:space="preserve">EQE couples radiative efficiency </w:t>
       </w:r>
       <w:r>
         <w:rPr>
@@ -15146,19 +14217,11 @@
         </w:rPr>
         <w:t xml:space="preserve"> </w:t>
       </w:r>
-      <w:proofErr w:type="spellStart"/>
-      <w:r>
-        <w:rPr>
-          <w:rFonts w:ascii="Times New Roman" w:hAnsi="Times New Roman" w:cs="Times New Roman"/>
-        </w:rPr>
-        <w:t>PeLED</w:t>
-      </w:r>
-      <w:proofErr w:type="spellEnd"/>
-      <w:r>
-        <w:rPr>
-          <w:rFonts w:ascii="Times New Roman" w:hAnsi="Times New Roman" w:cs="Times New Roman"/>
-        </w:rPr>
-        <w:t xml:space="preserve"> performance labels </w:t>
+      <w:r>
+        <w:rPr>
+          <w:rFonts w:ascii="Times New Roman" w:hAnsi="Times New Roman" w:cs="Times New Roman"/>
+        </w:rPr>
+        <w:t xml:space="preserve">PeLED performance labels </w:t>
       </w:r>
       <w:r>
         <w:rPr>
@@ -15388,21 +14451,7 @@
         <w:rPr>
           <w:rFonts w:ascii="Times New Roman" w:hAnsi="Times New Roman" w:cs="Times New Roman"/>
         </w:rPr>
-        <w:t xml:space="preserve">SHAP summary for the </w:t>
-      </w:r>
-      <w:proofErr w:type="spellStart"/>
-      <w:r>
-        <w:rPr>
-          <w:rFonts w:ascii="Times New Roman" w:hAnsi="Times New Roman" w:cs="Times New Roman"/>
-        </w:rPr>
-        <w:t>CatBoost</w:t>
-      </w:r>
-      <w:proofErr w:type="spellEnd"/>
-      <w:r>
-        <w:rPr>
-          <w:rFonts w:ascii="Times New Roman" w:hAnsi="Times New Roman" w:cs="Times New Roman"/>
-        </w:rPr>
-        <w:t xml:space="preserve"> EQE model.</w:t>
+        <w:t>SHAP summary for the CatBoost EQE model.</w:t>
       </w:r>
     </w:p>
     <w:p>
@@ -15463,21 +14512,7 @@
         <w:rPr>
           <w:rFonts w:ascii="Times New Roman" w:hAnsi="Times New Roman" w:cs="Times New Roman"/>
         </w:rPr>
-        <w:t xml:space="preserve">performed an initial cleanup using snowflake and pandas </w:t>
-      </w:r>
-      <w:proofErr w:type="spellStart"/>
-      <w:r>
-        <w:rPr>
-          <w:rFonts w:ascii="Times New Roman" w:hAnsi="Times New Roman" w:cs="Times New Roman"/>
-        </w:rPr>
-        <w:t>dataframe</w:t>
-      </w:r>
-      <w:proofErr w:type="spellEnd"/>
-      <w:r>
-        <w:rPr>
-          <w:rFonts w:ascii="Times New Roman" w:hAnsi="Times New Roman" w:cs="Times New Roman"/>
-        </w:rPr>
-        <w:t xml:space="preserve"> functions, respectively. Thereafter, molecular descriptors were generated for the organic spacers from their SMILES, and feature selection methods were applied. Finally, ML models were trained and evaluated. </w:t>
+        <w:t xml:space="preserve">performed an initial cleanup using snowflake and pandas dataframe functions, respectively. Thereafter, molecular descriptors were generated for the organic spacers from their SMILES, and feature selection methods were applied. Finally, ML models were trained and evaluated. </w:t>
       </w:r>
     </w:p>
     <w:p>
@@ -15520,14 +14555,12 @@
         </w:rPr>
         <w:t xml:space="preserve"> </w:t>
       </w:r>
-      <w:proofErr w:type="spellStart"/>
       <w:r>
         <w:rPr>
           <w:rFonts w:ascii="Times New Roman" w:hAnsi="Times New Roman" w:cs="Times New Roman"/>
         </w:rPr>
         <w:t>utilising</w:t>
       </w:r>
-      <w:proofErr w:type="spellEnd"/>
       <w:r>
         <w:rPr>
           <w:rFonts w:ascii="Times New Roman" w:hAnsi="Times New Roman" w:cs="Times New Roman"/>
@@ -15613,14 +14646,12 @@
         </w:rPr>
         <w:t xml:space="preserve">variable RFECV feature selection routine on held-out test records. For the </w:t>
       </w:r>
-      <w:proofErr w:type="spellStart"/>
       <w:r>
         <w:rPr>
           <w:rFonts w:ascii="Times New Roman" w:hAnsi="Times New Roman" w:cs="Times New Roman"/>
         </w:rPr>
         <w:t>optimised</w:t>
       </w:r>
-      <w:proofErr w:type="spellEnd"/>
       <w:r>
         <w:rPr>
           <w:rFonts w:ascii="Times New Roman" w:hAnsi="Times New Roman" w:cs="Times New Roman"/>
@@ -15953,14 +14984,12 @@
         </w:rPr>
         <w:t xml:space="preserve">metrics such as EQE remain fundamentally unlearnable across heterogeneous literature sources without strictly </w:t>
       </w:r>
-      <w:proofErr w:type="spellStart"/>
       <w:r>
         <w:rPr>
           <w:rFonts w:ascii="Times New Roman" w:hAnsi="Times New Roman" w:cs="Times New Roman"/>
         </w:rPr>
         <w:t>standardised</w:t>
       </w:r>
-      <w:proofErr w:type="spellEnd"/>
       <w:r>
         <w:rPr>
           <w:rFonts w:ascii="Times New Roman" w:hAnsi="Times New Roman" w:cs="Times New Roman"/>
@@ -16002,21 +15031,7 @@
         <w:rPr>
           <w:rFonts w:ascii="Times New Roman" w:hAnsi="Times New Roman" w:cs="Times New Roman"/>
         </w:rPr>
-        <w:t xml:space="preserve">Finally, to make this work practically useful for the research community, the best-performing 13-feature SVR model is deployed as a publicly accessible web UI application in </w:t>
-      </w:r>
-      <w:proofErr w:type="spellStart"/>
-      <w:r>
-        <w:rPr>
-          <w:rFonts w:ascii="Times New Roman" w:hAnsi="Times New Roman" w:cs="Times New Roman"/>
-        </w:rPr>
-        <w:t>Streamlit</w:t>
-      </w:r>
-      <w:proofErr w:type="spellEnd"/>
-      <w:r>
-        <w:rPr>
-          <w:rFonts w:ascii="Times New Roman" w:hAnsi="Times New Roman" w:cs="Times New Roman"/>
-        </w:rPr>
-        <w:t xml:space="preserve"> Cloud. Instead of </w:t>
+        <w:t xml:space="preserve">Finally, to make this work practically useful for the research community, the best-performing 13-feature SVR model is deployed as a publicly accessible web UI application in Streamlit Cloud. Instead of </w:t>
       </w:r>
       <w:r>
         <w:rPr>
@@ -16067,42 +15082,22 @@
           <w:lang w:eastAsia="ja-JP"/>
         </w:rPr>
       </w:pPr>
-      <w:proofErr w:type="spellStart"/>
       <w:r>
         <w:rPr>
           <w:rFonts w:ascii="Times New Roman" w:eastAsia="MS Mincho" w:hAnsi="Times New Roman" w:cs="Times New Roman"/>
           <w:b/>
           <w:lang w:eastAsia="ja-JP"/>
         </w:rPr>
-        <w:t>Github</w:t>
-      </w:r>
-      <w:proofErr w:type="spellEnd"/>
+        <w:t>Github and</w:t>
+      </w:r>
       <w:r>
         <w:rPr>
           <w:rFonts w:ascii="Times New Roman" w:eastAsia="MS Mincho" w:hAnsi="Times New Roman" w:cs="Times New Roman"/>
           <w:b/>
           <w:lang w:eastAsia="ja-JP"/>
         </w:rPr>
-        <w:t xml:space="preserve"> and</w:t>
-      </w:r>
-      <w:r>
-        <w:rPr>
-          <w:rFonts w:ascii="Times New Roman" w:eastAsia="MS Mincho" w:hAnsi="Times New Roman" w:cs="Times New Roman"/>
-          <w:b/>
-          <w:lang w:eastAsia="ja-JP"/>
-        </w:rPr>
-        <w:t xml:space="preserve"> </w:t>
-      </w:r>
-      <w:proofErr w:type="spellStart"/>
-      <w:r>
-        <w:rPr>
-          <w:rFonts w:ascii="Times New Roman" w:eastAsia="MS Mincho" w:hAnsi="Times New Roman" w:cs="Times New Roman"/>
-          <w:b/>
-          <w:lang w:eastAsia="ja-JP"/>
-        </w:rPr>
-        <w:t>Streamlit</w:t>
-      </w:r>
-      <w:proofErr w:type="spellEnd"/>
+        <w:t xml:space="preserve"> Streamlit</w:t>
+      </w:r>
       <w:r>
         <w:rPr>
           <w:rFonts w:ascii="Times New Roman" w:eastAsia="MS Mincho" w:hAnsi="Times New Roman" w:cs="Times New Roman"/>
@@ -16199,20 +15194,7 @@
           <w:rFonts w:ascii="Times New Roman" w:hAnsi="Times New Roman" w:cs="Times New Roman"/>
         </w:rPr>
         <w:br/>
-      </w:r>
-      <w:proofErr w:type="spellStart"/>
-      <w:r>
-        <w:rPr>
-          <w:rFonts w:ascii="Times New Roman" w:hAnsi="Times New Roman" w:cs="Times New Roman"/>
-        </w:rPr>
-        <w:t>Streamlit</w:t>
-      </w:r>
-      <w:proofErr w:type="spellEnd"/>
-      <w:r>
-        <w:rPr>
-          <w:rFonts w:ascii="Times New Roman" w:hAnsi="Times New Roman" w:cs="Times New Roman"/>
-        </w:rPr>
-        <w:t xml:space="preserve"> web UI application link: </w:t>
+        <w:t xml:space="preserve">Streamlit web UI application link: </w:t>
       </w:r>
       <w:r>
         <w:rPr>
@@ -16256,7 +15238,25 @@
         <w:ind w:firstLine="0"/>
       </w:pPr>
       <w:r>
-        <w:t>The supporting information contains dataset statistics and details on all non-champion ML models and their approaches.</w:t>
+        <w:t>The supporting information contains dataset statistics</w:t>
+      </w:r>
+      <w:r>
+        <w:t xml:space="preserve">, </w:t>
+      </w:r>
+      <w:r>
+        <w:t>cross-validation graphs,</w:t>
+      </w:r>
+      <w:r>
+        <w:t xml:space="preserve"> </w:t>
+      </w:r>
+      <w:r>
+        <w:t>learning curve</w:t>
+      </w:r>
+      <w:r>
+        <w:t xml:space="preserve"> graphs, </w:t>
+      </w:r>
+      <w:r>
+        <w:t>and details on all non-champion ML models and their approaches.</w:t>
       </w:r>
     </w:p>
     <w:p>
@@ -16284,48 +15284,40 @@
           <w:b/>
         </w:rPr>
       </w:pPr>
-      <w:proofErr w:type="spellStart"/>
       <w:r>
         <w:rPr>
           <w:lang w:val="en-IN"/>
         </w:rPr>
-        <w:t>Ranadeep</w:t>
-      </w:r>
-      <w:proofErr w:type="spellEnd"/>
+        <w:t>Ranadeep Raj Sumukam</w:t>
+      </w:r>
       <w:r>
         <w:rPr>
           <w:lang w:val="en-IN"/>
         </w:rPr>
-        <w:t xml:space="preserve"> Raj Sumukam</w:t>
+        <w:t xml:space="preserve">: </w:t>
       </w:r>
       <w:r>
         <w:rPr>
           <w:lang w:val="en-IN"/>
         </w:rPr>
-        <w:t xml:space="preserve">: </w:t>
+        <w:t>conceptualisation</w:t>
       </w:r>
       <w:r>
         <w:rPr>
           <w:lang w:val="en-IN"/>
         </w:rPr>
-        <w:t>conceptualisation</w:t>
+        <w:t xml:space="preserve">, data curation, investigation, </w:t>
       </w:r>
       <w:r>
         <w:rPr>
           <w:lang w:val="en-IN"/>
         </w:rPr>
-        <w:t xml:space="preserve">, data curation, investigation, </w:t>
+        <w:t>end-to-end</w:t>
       </w:r>
       <w:r>
         <w:rPr>
           <w:lang w:val="en-IN"/>
         </w:rPr>
-        <w:t>end-to-end</w:t>
-      </w:r>
-      <w:r>
-        <w:rPr>
-          <w:lang w:val="en-IN"/>
-        </w:rPr>
         <w:t xml:space="preserve"> analysis, methodology, writing – review &amp; editing</w:t>
       </w:r>
       <w:r>
@@ -16353,15 +15345,7 @@
         <w:t xml:space="preserve">. </w:t>
       </w:r>
       <w:r>
-        <w:t xml:space="preserve"> Murali </w:t>
-      </w:r>
-      <w:proofErr w:type="spellStart"/>
-      <w:r>
-        <w:t>Banavoth</w:t>
-      </w:r>
-      <w:proofErr w:type="spellEnd"/>
-      <w:r>
-        <w:t>: funding, supervision, project administration</w:t>
+        <w:t> Murali Banavoth: funding, supervision, project administration</w:t>
       </w:r>
       <w:r>
         <w:t xml:space="preserve">, </w:t>
@@ -18110,6 +17094,7 @@
   <w:style w:type="character" w:default="1" w:styleId="DefaultParagraphFont">
     <w:name w:val="Default Paragraph Font"/>
     <w:uiPriority w:val="1"/>
+    <w:semiHidden/>
     <w:unhideWhenUsed/>
   </w:style>
   <w:style w:type="table" w:default="1" w:styleId="TableNormal">

--- a/ML_Quasi2D_Manuscript_Final.docx
+++ b/ML_Quasi2D_Manuscript_Final.docx
@@ -116,23 +116,7 @@
           <w:b/>
           <w:bCs/>
         </w:rPr>
-        <w:t>A</w:t>
-      </w:r>
-      <w:r>
-        <w:rPr>
-          <w:rFonts w:ascii="Times" w:hAnsi="Times" w:cs="Times"/>
-          <w:b/>
-          <w:bCs/>
-        </w:rPr>
-        <w:t>bstract</w:t>
-      </w:r>
-      <w:r>
-        <w:rPr>
-          <w:rFonts w:ascii="Times" w:hAnsi="Times" w:cs="Times"/>
-          <w:b/>
-          <w:bCs/>
-        </w:rPr>
-        <w:t xml:space="preserve"> </w:t>
+        <w:t xml:space="preserve">ABSTRACT </w:t>
       </w:r>
     </w:p>
     <w:bookmarkEnd w:id="3"/>
@@ -657,7 +641,23 @@
           <w:b/>
           <w:bCs/>
         </w:rPr>
-        <w:t>TOC graphic</w:t>
+        <w:t xml:space="preserve">TOC </w:t>
+      </w:r>
+      <w:r>
+        <w:rPr>
+          <w:rFonts w:ascii="Times New Roman" w:hAnsi="Times New Roman" w:cs="Times New Roman"/>
+          <w:b/>
+          <w:bCs/>
+        </w:rPr>
+        <w:t>G</w:t>
+      </w:r>
+      <w:r>
+        <w:rPr>
+          <w:rFonts w:ascii="Times New Roman" w:hAnsi="Times New Roman" w:cs="Times New Roman"/>
+          <w:b/>
+          <w:bCs/>
+        </w:rPr>
+        <w:t>raphic</w:t>
       </w:r>
     </w:p>
     <w:p>
@@ -11445,6 +11445,7 @@
               <w:rPr>
                 <w:rFonts w:ascii="Times New Roman" w:hAnsi="Times New Roman" w:cs="Times New Roman"/>
               </w:rPr>
+              <w:lastRenderedPageBreak/>
               <w:t>7</w:t>
             </w:r>
           </w:p>
@@ -15073,109 +15074,70 @@
     </w:p>
     <w:p>
       <w:pPr>
-        <w:pStyle w:val="FirstParagraph"/>
-        <w:spacing w:before="0" w:after="0" w:line="480" w:lineRule="auto"/>
-        <w:jc w:val="both"/>
-        <w:rPr>
-          <w:rFonts w:ascii="Times New Roman" w:eastAsia="MS Mincho" w:hAnsi="Times New Roman" w:cs="Times New Roman"/>
+        <w:pStyle w:val="TAMainText"/>
+        <w:ind w:firstLine="0"/>
+        <w:rPr>
           <w:b/>
-          <w:lang w:eastAsia="ja-JP"/>
+          <w:bCs/>
         </w:rPr>
       </w:pPr>
       <w:r>
         <w:rPr>
-          <w:rFonts w:ascii="Times New Roman" w:eastAsia="MS Mincho" w:hAnsi="Times New Roman" w:cs="Times New Roman"/>
           <w:b/>
-          <w:lang w:eastAsia="ja-JP"/>
-        </w:rPr>
-        <w:t>Github and</w:t>
-      </w:r>
-      <w:r>
-        <w:rPr>
-          <w:rFonts w:ascii="Times New Roman" w:eastAsia="MS Mincho" w:hAnsi="Times New Roman" w:cs="Times New Roman"/>
-          <w:b/>
-          <w:lang w:eastAsia="ja-JP"/>
-        </w:rPr>
-        <w:t xml:space="preserve"> Streamlit</w:t>
-      </w:r>
-      <w:r>
-        <w:rPr>
-          <w:rFonts w:ascii="Times New Roman" w:eastAsia="MS Mincho" w:hAnsi="Times New Roman" w:cs="Times New Roman"/>
-          <w:b/>
-          <w:lang w:eastAsia="ja-JP"/>
-        </w:rPr>
-        <w:t xml:space="preserve"> </w:t>
-      </w:r>
-      <w:r>
-        <w:rPr>
-          <w:rFonts w:ascii="Times New Roman" w:eastAsia="MS Mincho" w:hAnsi="Times New Roman" w:cs="Times New Roman"/>
-          <w:b/>
-          <w:lang w:eastAsia="ja-JP"/>
-        </w:rPr>
-        <w:t xml:space="preserve">Cloud </w:t>
-      </w:r>
-      <w:r>
-        <w:rPr>
-          <w:rFonts w:ascii="Times New Roman" w:eastAsia="MS Mincho" w:hAnsi="Times New Roman" w:cs="Times New Roman"/>
-          <w:b/>
-          <w:lang w:eastAsia="ja-JP"/>
-        </w:rPr>
-        <w:t>Web UI</w:t>
-      </w:r>
-      <w:r>
-        <w:rPr>
-          <w:rFonts w:ascii="Times New Roman" w:eastAsia="MS Mincho" w:hAnsi="Times New Roman" w:cs="Times New Roman"/>
-          <w:b/>
-          <w:lang w:eastAsia="ja-JP"/>
-        </w:rPr>
-        <w:t xml:space="preserve"> application links</w:t>
-      </w:r>
-      <w:r>
-        <w:rPr>
-          <w:rFonts w:ascii="Times New Roman" w:eastAsia="MS Mincho" w:hAnsi="Times New Roman" w:cs="Times New Roman"/>
-          <w:b/>
-          <w:lang w:eastAsia="ja-JP"/>
-        </w:rPr>
-        <w:t xml:space="preserve"> </w:t>
+          <w:bCs/>
+        </w:rPr>
+        <w:t>ASSOCIATED CONTENT</w:t>
       </w:r>
     </w:p>
     <w:p>
       <w:pPr>
         <w:pStyle w:val="FirstParagraph"/>
-        <w:spacing w:before="0" w:after="160" w:line="480" w:lineRule="auto"/>
+        <w:spacing w:before="0" w:after="0" w:line="480" w:lineRule="auto"/>
         <w:rPr>
           <w:rFonts w:ascii="Times New Roman" w:hAnsi="Times New Roman" w:cs="Times New Roman"/>
         </w:rPr>
       </w:pPr>
       <w:r>
         <w:rPr>
-          <w:rFonts w:ascii="Times New Roman" w:hAnsi="Times New Roman" w:cs="Times New Roman"/>
-        </w:rPr>
-        <w:t>C</w:t>
-      </w:r>
-      <w:r>
-        <w:rPr>
-          <w:rFonts w:ascii="Times New Roman" w:hAnsi="Times New Roman" w:cs="Times New Roman"/>
-        </w:rPr>
-        <w:t>ode</w:t>
-      </w:r>
-      <w:r>
-        <w:rPr>
-          <w:rFonts w:ascii="Times New Roman" w:hAnsi="Times New Roman" w:cs="Times New Roman"/>
-        </w:rPr>
-        <w:t xml:space="preserve"> base</w:t>
-      </w:r>
-      <w:r>
-        <w:rPr>
-          <w:rFonts w:ascii="Times New Roman" w:hAnsi="Times New Roman" w:cs="Times New Roman"/>
-        </w:rPr>
-        <w:t xml:space="preserve"> and configuration files are available at</w:t>
-      </w:r>
-      <w:r>
-        <w:rPr>
-          <w:rFonts w:ascii="Times New Roman" w:hAnsi="Times New Roman" w:cs="Times New Roman"/>
-        </w:rPr>
-        <w:t xml:space="preserve">: </w:t>
+          <w:rFonts w:ascii="Times New Roman" w:eastAsia="MS Mincho" w:hAnsi="Times New Roman" w:cs="Times New Roman"/>
+          <w:b/>
+          <w:lang w:eastAsia="ja-JP"/>
+        </w:rPr>
+        <w:t xml:space="preserve">Github </w:t>
+      </w:r>
+      <w:r>
+        <w:rPr>
+          <w:rFonts w:ascii="Times New Roman" w:eastAsia="MS Mincho" w:hAnsi="Times New Roman" w:cs="Times New Roman"/>
+          <w:b/>
+          <w:lang w:eastAsia="ja-JP"/>
+        </w:rPr>
+        <w:t>link</w:t>
+      </w:r>
+      <w:r>
+        <w:rPr>
+          <w:rFonts w:ascii="Times New Roman" w:eastAsia="MS Mincho" w:hAnsi="Times New Roman" w:cs="Times New Roman"/>
+          <w:bCs/>
+          <w:lang w:eastAsia="ja-JP"/>
+        </w:rPr>
+        <w:t>:</w:t>
+      </w:r>
+      <w:r>
+        <w:rPr>
+          <w:rFonts w:ascii="Times New Roman" w:hAnsi="Times New Roman" w:cs="Times New Roman"/>
+        </w:rPr>
+        <w:t xml:space="preserve"> </w:t>
+      </w:r>
+      <w:r>
+        <w:rPr>
+          <w:rFonts w:ascii="Times New Roman" w:hAnsi="Times New Roman" w:cs="Times New Roman"/>
+        </w:rPr>
+        <w:t>The codebase and configuration files are available at</w:t>
+      </w:r>
+      <w:r>
+        <w:rPr>
+          <w:rFonts w:ascii="Times New Roman" w:hAnsi="Times New Roman" w:cs="Times New Roman"/>
+        </w:rPr>
+        <w:t xml:space="preserve"> </w:t>
       </w:r>
       <w:r>
         <w:rPr>
@@ -15194,7 +15156,22 @@
           <w:rFonts w:ascii="Times New Roman" w:hAnsi="Times New Roman" w:cs="Times New Roman"/>
         </w:rPr>
         <w:br/>
-        <w:t xml:space="preserve">Streamlit web UI application link: </w:t>
+      </w:r>
+      <w:r>
+        <w:rPr>
+          <w:rFonts w:ascii="Times New Roman" w:eastAsia="MS Mincho" w:hAnsi="Times New Roman" w:cs="Times New Roman"/>
+          <w:b/>
+          <w:lang w:eastAsia="ja-JP"/>
+        </w:rPr>
+        <w:t>Streamlit Cloud Web UI application</w:t>
+      </w:r>
+      <w:r>
+        <w:rPr>
+          <w:rFonts w:ascii="Times New Roman" w:eastAsia="MS Mincho" w:hAnsi="Times New Roman" w:cs="Times New Roman"/>
+          <w:b/>
+          <w:lang w:eastAsia="ja-JP"/>
+        </w:rPr>
+        <w:t xml:space="preserve"> link: </w:t>
       </w:r>
       <w:r>
         <w:rPr>
@@ -15213,22 +15190,6 @@
           <w:rFonts w:ascii="Times New Roman" w:hAnsi="Times New Roman" w:cs="Times New Roman"/>
         </w:rPr>
         <w:t>The curated workbook is available from the corresponding author on reasonable request.</w:t>
-      </w:r>
-    </w:p>
-    <w:p>
-      <w:pPr>
-        <w:pStyle w:val="TAMainText"/>
-        <w:ind w:firstLine="0"/>
-      </w:pPr>
-      <w:r>
-        <w:rPr>
-          <w:b/>
-          <w:bCs/>
-        </w:rPr>
-        <w:t>Supporting Information</w:t>
-      </w:r>
-      <w:r>
-        <w:t xml:space="preserve"> </w:t>
       </w:r>
     </w:p>
     <w:p>
@@ -15238,7 +15199,27 @@
         <w:ind w:firstLine="0"/>
       </w:pPr>
       <w:r>
-        <w:t>The supporting information contains dataset statistics</w:t>
+        <w:rPr>
+          <w:b/>
+          <w:bCs/>
+        </w:rPr>
+        <w:t>Supporting Information</w:t>
+      </w:r>
+      <w:r>
+        <w:rPr>
+          <w:b/>
+          <w:bCs/>
+        </w:rPr>
+        <w:t>:</w:t>
+      </w:r>
+      <w:r>
+        <w:t xml:space="preserve"> </w:t>
+      </w:r>
+      <w:r>
+        <w:t>Datasets</w:t>
+      </w:r>
+      <w:r>
+        <w:t xml:space="preserve"> statistics</w:t>
       </w:r>
       <w:r>
         <w:t xml:space="preserve">, </w:t>
@@ -15257,24 +15238,41 @@
       </w:r>
       <w:r>
         <w:t>and details on all non-champion ML models and their approaches.</w:t>
+      </w:r>
+    </w:p>
+    <w:p>
+      <w:pPr>
+        <w:pStyle w:val="AuthorInformationTitle"/>
+        <w:spacing w:before="0" w:after="0" w:line="480" w:lineRule="auto"/>
+        <w:rPr>
+          <w:rFonts w:ascii="Times New Roman" w:hAnsi="Times New Roman"/>
+          <w:sz w:val="24"/>
+          <w:szCs w:val="24"/>
+        </w:rPr>
+      </w:pPr>
+      <w:r>
+        <w:rPr>
+          <w:rFonts w:ascii="Times New Roman" w:hAnsi="Times New Roman"/>
+          <w:sz w:val="24"/>
+          <w:szCs w:val="24"/>
+        </w:rPr>
+        <w:t>AUTHOR INFORMATION</w:t>
       </w:r>
     </w:p>
     <w:p>
       <w:pPr>
         <w:pStyle w:val="FAAuthorInfoSubtitle"/>
-        <w:rPr>
-          <w:b/>
-          <w:bCs w:val="0"/>
-          <w:lang w:val="en-IN"/>
-        </w:rPr>
       </w:pPr>
       <w:r>
-        <w:rPr>
-          <w:b/>
-          <w:bCs w:val="0"/>
-          <w:lang w:val="en-IN"/>
-        </w:rPr>
-        <w:t>Author contributions</w:t>
+        <w:t>Corresponding Author</w:t>
+      </w:r>
+    </w:p>
+    <w:p>
+      <w:pPr>
+        <w:pStyle w:val="StyleFACorrespondingAuthorFootnote7pt"/>
+      </w:pPr>
+      <w:r>
+        <w:t xml:space="preserve">*Email: murali.banavoth@uohyd.ac.in  </w:t>
       </w:r>
     </w:p>
     <w:p>
@@ -15282,104 +15280,121 @@
         <w:pStyle w:val="FAAuthorInfoSubtitle"/>
         <w:rPr>
           <w:b/>
+          <w:bCs w:val="0"/>
         </w:rPr>
       </w:pPr>
       <w:r>
         <w:rPr>
-          <w:lang w:val="en-IN"/>
-        </w:rPr>
-        <w:t>Ranadeep Raj Sumukam</w:t>
-      </w:r>
-      <w:r>
-        <w:rPr>
-          <w:lang w:val="en-IN"/>
-        </w:rPr>
-        <w:t xml:space="preserve">: </w:t>
-      </w:r>
-      <w:r>
-        <w:rPr>
-          <w:lang w:val="en-IN"/>
-        </w:rPr>
-        <w:t>conceptualisation</w:t>
-      </w:r>
-      <w:r>
-        <w:rPr>
-          <w:lang w:val="en-IN"/>
-        </w:rPr>
-        <w:t xml:space="preserve">, data curation, investigation, </w:t>
-      </w:r>
-      <w:r>
-        <w:rPr>
-          <w:lang w:val="en-IN"/>
-        </w:rPr>
-        <w:t>end-to-end</w:t>
-      </w:r>
-      <w:r>
-        <w:rPr>
-          <w:lang w:val="en-IN"/>
-        </w:rPr>
-        <w:t xml:space="preserve"> analysis, methodology, writing – review &amp; editing</w:t>
-      </w:r>
-      <w:r>
-        <w:t xml:space="preserve">. </w:t>
-      </w:r>
-      <w:r>
-        <w:t>Ramu Naidu Savu</w:t>
-      </w:r>
-      <w:r>
-        <w:t>: formal analysis</w:t>
-      </w:r>
-      <w:r>
-        <w:t xml:space="preserve">, </w:t>
-      </w:r>
-      <w:r>
-        <w:t>writing – review &amp; editing</w:t>
-      </w:r>
-      <w:r>
-        <w:t>. Santosh Rompivalasa</w:t>
-      </w:r>
-      <w:r>
-        <w:t>: formal analysis</w:t>
-      </w:r>
-      <w:r>
-        <w:t xml:space="preserve">. </w:t>
-      </w:r>
-      <w:r>
-        <w:t> Murali Banavoth: funding, supervision, project administration</w:t>
-      </w:r>
-      <w:r>
-        <w:t xml:space="preserve">, </w:t>
-      </w:r>
-      <w:r>
-        <w:t>writing – review &amp; editing</w:t>
-      </w:r>
-      <w:r>
-        <w:t xml:space="preserve">. </w:t>
-      </w:r>
-      <w:r>
-        <w:t xml:space="preserve">All authors have given approval to the final version of the manuscript. </w:t>
+          <w:b/>
+          <w:bCs w:val="0"/>
+        </w:rPr>
+        <w:t>AUTHOR CONTRIBUTIONS</w:t>
       </w:r>
     </w:p>
     <w:p>
       <w:pPr>
-        <w:pStyle w:val="Acknowledgements"/>
-        <w:spacing w:line="480" w:lineRule="auto"/>
-        <w:jc w:val="both"/>
+        <w:pStyle w:val="FAAuthorInfoSubtitle"/>
+        <w:spacing w:after="160"/>
         <w:rPr>
           <w:b/>
-          <w:bCs/>
+        </w:rPr>
+      </w:pPr>
+      <w:r>
+        <w:rPr>
           <w:lang w:val="en-IN"/>
+        </w:rPr>
+        <w:t>Ranadeep Raj Sumukam</w:t>
+      </w:r>
+      <w:r>
+        <w:rPr>
+          <w:lang w:val="en-IN"/>
+        </w:rPr>
+        <w:t xml:space="preserve">: </w:t>
+      </w:r>
+      <w:r>
+        <w:rPr>
+          <w:lang w:val="en-IN"/>
+        </w:rPr>
+        <w:t>conceptualisation</w:t>
+      </w:r>
+      <w:r>
+        <w:rPr>
+          <w:lang w:val="en-IN"/>
+        </w:rPr>
+        <w:t xml:space="preserve">, data curation, investigation, </w:t>
+      </w:r>
+      <w:r>
+        <w:rPr>
+          <w:lang w:val="en-IN"/>
+        </w:rPr>
+        <w:t>end-to-end</w:t>
+      </w:r>
+      <w:r>
+        <w:rPr>
+          <w:lang w:val="en-IN"/>
+        </w:rPr>
+        <w:t xml:space="preserve"> analysis, methodology, writing – review &amp; editing</w:t>
+      </w:r>
+      <w:r>
+        <w:t xml:space="preserve">. </w:t>
+      </w:r>
+      <w:r>
+        <w:t>Ramu Naidu Savu</w:t>
+      </w:r>
+      <w:r>
+        <w:t>: formal analysis</w:t>
+      </w:r>
+      <w:r>
+        <w:t xml:space="preserve">, </w:t>
+      </w:r>
+      <w:r>
+        <w:t>writing – review &amp; editing</w:t>
+      </w:r>
+      <w:r>
+        <w:t>. Santosh Rompivalasa</w:t>
+      </w:r>
+      <w:r>
+        <w:t>: formal analysis</w:t>
+      </w:r>
+      <w:r>
+        <w:t xml:space="preserve">. </w:t>
+      </w:r>
+      <w:r>
+        <w:t> Murali Banavoth: funding, supervision, project administration</w:t>
+      </w:r>
+      <w:r>
+        <w:t xml:space="preserve">, </w:t>
+      </w:r>
+      <w:r>
+        <w:t>writing – review &amp; editing</w:t>
+      </w:r>
+      <w:r>
+        <w:t xml:space="preserve">. </w:t>
+      </w:r>
+      <w:r>
+        <w:t xml:space="preserve">All authors have given approval to the final version of the manuscript. </w:t>
+      </w:r>
+    </w:p>
+    <w:p>
+      <w:pPr>
+        <w:pStyle w:val="TDAckTitle"/>
+        <w:spacing w:before="0" w:after="0" w:line="480" w:lineRule="auto"/>
+        <w:rPr>
+          <w:rFonts w:ascii="Times New Roman" w:hAnsi="Times New Roman"/>
+          <w:sz w:val="24"/>
+          <w:szCs w:val="24"/>
         </w:rPr>
       </w:pPr>
       <w:bookmarkStart w:id="12" w:name="references"/>
+      <w:bookmarkStart w:id="13" w:name="_Hlk109947249"/>
       <w:bookmarkEnd w:id="11"/>
       <w:r>
         <w:rPr>
-          <w:b/>
-          <w:bCs/>
-          <w:lang w:val="en-IN"/>
-        </w:rPr>
-        <w:t>Conflicts of interest</w:t>
+          <w:rFonts w:ascii="Times New Roman" w:hAnsi="Times New Roman"/>
+          <w:sz w:val="24"/>
+          <w:szCs w:val="24"/>
+        </w:rPr>
+        <w:t>ACKNOWLEDGMENT</w:t>
       </w:r>
     </w:p>
     <w:p>
@@ -15399,32 +15414,112 @@
           <w:shd w:val="clear" w:color="auto" w:fill="FFFFFF"/>
           <w:lang w:val="en-IN" w:eastAsia="en-IN"/>
         </w:rPr>
-        <w:t xml:space="preserve">There are no conflicts to declare. </w:t>
-      </w:r>
-      <w:bookmarkStart w:id="13" w:name="_Hlk109947249"/>
+        <w:t xml:space="preserve">This work was supported by the School of Chemistry, University of Hyderabad. </w:t>
+      </w:r>
+      <w:r>
+        <w:t xml:space="preserve">RRS acknowledges </w:t>
+      </w:r>
+      <w:r>
+        <w:t xml:space="preserve">the </w:t>
+      </w:r>
+      <w:r>
+        <w:t xml:space="preserve">Council of Scientific and Industrial Research (CSIR) for the Senior Research </w:t>
+      </w:r>
+      <w:r>
+        <w:lastRenderedPageBreak/>
+        <w:t>Fellowship (SRF)</w:t>
+      </w:r>
+      <w:r>
+        <w:t xml:space="preserve">. </w:t>
+      </w:r>
+      <w:r>
+        <w:rPr>
+          <w:rFonts w:eastAsia="Times New Roman"/>
+          <w:shd w:val="clear" w:color="auto" w:fill="FFFFFF"/>
+          <w:lang w:val="en-IN" w:eastAsia="en-IN"/>
+        </w:rPr>
+        <w:t xml:space="preserve">MB acknowledges </w:t>
+      </w:r>
+      <w:r>
+        <w:rPr>
+          <w:rFonts w:eastAsia="Times New Roman"/>
+          <w:shd w:val="clear" w:color="auto" w:fill="FFFFFF"/>
+          <w:lang w:val="en-IN" w:eastAsia="en-IN"/>
+        </w:rPr>
+        <w:t xml:space="preserve">the </w:t>
+      </w:r>
+      <w:r>
+        <w:rPr>
+          <w:rFonts w:eastAsia="Times New Roman"/>
+          <w:shd w:val="clear" w:color="auto" w:fill="FFFFFF"/>
+          <w:lang w:val="en-IN" w:eastAsia="en-IN"/>
+        </w:rPr>
+        <w:t xml:space="preserve">Institute of Eminence </w:t>
+      </w:r>
+      <w:r>
+        <w:rPr>
+          <w:rFonts w:eastAsia="Times New Roman"/>
+          <w:shd w:val="clear" w:color="auto" w:fill="FFFFFF"/>
+          <w:lang w:eastAsia="en-IN"/>
+        </w:rPr>
+        <w:t>Research grant</w:t>
+      </w:r>
+      <w:r>
+        <w:rPr>
+          <w:rFonts w:eastAsia="Times New Roman"/>
+          <w:shd w:val="clear" w:color="auto" w:fill="FFFFFF"/>
+          <w:lang w:val="en-IN" w:eastAsia="en-IN"/>
+        </w:rPr>
+        <w:t xml:space="preserve"> (UOH-IOE-RC2-21-008)</w:t>
+      </w:r>
+      <w:r>
+        <w:rPr>
+          <w:rFonts w:eastAsia="Times New Roman"/>
+          <w:shd w:val="clear" w:color="auto" w:fill="FFFFFF"/>
+          <w:lang w:val="en-IN" w:eastAsia="en-IN"/>
+        </w:rPr>
+        <w:t xml:space="preserve"> </w:t>
+      </w:r>
+      <w:r>
+        <w:rPr>
+          <w:rFonts w:eastAsia="Times New Roman"/>
+          <w:shd w:val="clear" w:color="auto" w:fill="FFFFFF"/>
+          <w:lang w:eastAsia="en-IN"/>
+        </w:rPr>
+        <w:t>for</w:t>
+      </w:r>
+      <w:r>
+        <w:rPr>
+          <w:rFonts w:eastAsia="Times New Roman"/>
+          <w:shd w:val="clear" w:color="auto" w:fill="FFFFFF"/>
+          <w:lang w:eastAsia="en-IN"/>
+        </w:rPr>
+        <w:t xml:space="preserve"> </w:t>
+      </w:r>
+      <w:r>
+        <w:rPr>
+          <w:rFonts w:eastAsia="Times New Roman"/>
+          <w:shd w:val="clear" w:color="auto" w:fill="FFFFFF"/>
+          <w:lang w:eastAsia="en-IN"/>
+        </w:rPr>
+        <w:t>funding</w:t>
+      </w:r>
+      <w:r>
+        <w:rPr>
+          <w:rFonts w:eastAsia="Times New Roman"/>
+          <w:shd w:val="clear" w:color="auto" w:fill="FFFFFF"/>
+          <w:lang w:val="en-IN" w:eastAsia="en-IN"/>
+        </w:rPr>
+        <w:t>. </w:t>
+      </w:r>
     </w:p>
     <w:p>
       <w:pPr>
-        <w:pStyle w:val="Acknowledgements"/>
+        <w:pStyle w:val="Head1"/>
         <w:spacing w:line="480" w:lineRule="auto"/>
-        <w:jc w:val="both"/>
-        <w:rPr>
-          <w:rFonts w:eastAsia="Times New Roman"/>
-          <w:b/>
-          <w:bCs/>
-          <w:shd w:val="clear" w:color="auto" w:fill="FFFFFF"/>
-          <w:lang w:val="en-IN" w:eastAsia="en-IN"/>
-        </w:rPr>
       </w:pPr>
       <w:r>
-        <w:rPr>
-          <w:rFonts w:eastAsia="Times New Roman"/>
-          <w:b/>
-          <w:bCs/>
-          <w:shd w:val="clear" w:color="auto" w:fill="FFFFFF"/>
-          <w:lang w:val="en-IN" w:eastAsia="en-IN"/>
-        </w:rPr>
-        <w:t>Acknowledgements</w:t>
+        <w:t>CONFLICT OF INTEREST</w:t>
       </w:r>
     </w:p>
     <w:p>
@@ -15444,103 +15539,7 @@
           <w:shd w:val="clear" w:color="auto" w:fill="FFFFFF"/>
           <w:lang w:val="en-IN" w:eastAsia="en-IN"/>
         </w:rPr>
-        <w:t xml:space="preserve">This work was supported by the School of Chemistry, University of Hyderabad. </w:t>
-      </w:r>
-      <w:r>
-        <w:t xml:space="preserve">RRS acknowledges </w:t>
-      </w:r>
-      <w:r>
-        <w:t xml:space="preserve">the </w:t>
-      </w:r>
-      <w:r>
-        <w:t xml:space="preserve">Council of Scientific and Industrial Research (CSIR) for the Senior Research </w:t>
-      </w:r>
-      <w:r>
-        <w:lastRenderedPageBreak/>
-        <w:t>Fellowship (SRF)</w:t>
-      </w:r>
-      <w:r>
-        <w:t xml:space="preserve">. </w:t>
-      </w:r>
-      <w:r>
-        <w:rPr>
-          <w:rFonts w:eastAsia="Times New Roman"/>
-          <w:shd w:val="clear" w:color="auto" w:fill="FFFFFF"/>
-          <w:lang w:val="en-IN" w:eastAsia="en-IN"/>
-        </w:rPr>
-        <w:t xml:space="preserve">MB acknowledges </w:t>
-      </w:r>
-      <w:r>
-        <w:rPr>
-          <w:rFonts w:eastAsia="Times New Roman"/>
-          <w:shd w:val="clear" w:color="auto" w:fill="FFFFFF"/>
-          <w:lang w:val="en-IN" w:eastAsia="en-IN"/>
-        </w:rPr>
-        <w:t xml:space="preserve">the </w:t>
-      </w:r>
-      <w:r>
-        <w:rPr>
-          <w:rFonts w:eastAsia="Times New Roman"/>
-          <w:shd w:val="clear" w:color="auto" w:fill="FFFFFF"/>
-          <w:lang w:val="en-IN" w:eastAsia="en-IN"/>
-        </w:rPr>
-        <w:t xml:space="preserve">Institute of Eminence </w:t>
-      </w:r>
-      <w:r>
-        <w:rPr>
-          <w:rFonts w:eastAsia="Times New Roman"/>
-          <w:shd w:val="clear" w:color="auto" w:fill="FFFFFF"/>
-          <w:lang w:eastAsia="en-IN"/>
-        </w:rPr>
-        <w:t>Research grant</w:t>
-      </w:r>
-      <w:r>
-        <w:rPr>
-          <w:rFonts w:eastAsia="Times New Roman"/>
-          <w:shd w:val="clear" w:color="auto" w:fill="FFFFFF"/>
-          <w:lang w:val="en-IN" w:eastAsia="en-IN"/>
-        </w:rPr>
-        <w:t xml:space="preserve"> (UOH-IOE-RC2-21-008)</w:t>
-      </w:r>
-      <w:r>
-        <w:rPr>
-          <w:rFonts w:eastAsia="Times New Roman"/>
-          <w:shd w:val="clear" w:color="auto" w:fill="FFFFFF"/>
-          <w:lang w:val="en-IN" w:eastAsia="en-IN"/>
-        </w:rPr>
-        <w:t xml:space="preserve"> </w:t>
-      </w:r>
-      <w:r>
-        <w:rPr>
-          <w:rFonts w:eastAsia="Times New Roman"/>
-          <w:shd w:val="clear" w:color="auto" w:fill="FFFFFF"/>
-          <w:lang w:eastAsia="en-IN"/>
-        </w:rPr>
-        <w:t>for</w:t>
-      </w:r>
-      <w:r>
-        <w:rPr>
-          <w:rFonts w:eastAsia="Times New Roman"/>
-          <w:shd w:val="clear" w:color="auto" w:fill="FFFFFF"/>
-          <w:lang w:eastAsia="en-IN"/>
-        </w:rPr>
-        <w:t xml:space="preserve"> </w:t>
-      </w:r>
-      <w:r>
-        <w:rPr>
-          <w:rFonts w:eastAsia="Times New Roman"/>
-          <w:shd w:val="clear" w:color="auto" w:fill="FFFFFF"/>
-          <w:lang w:eastAsia="en-IN"/>
-        </w:rPr>
-        <w:t>funding</w:t>
-      </w:r>
-      <w:r>
-        <w:rPr>
-          <w:rFonts w:eastAsia="Times New Roman"/>
-          <w:shd w:val="clear" w:color="auto" w:fill="FFFFFF"/>
-          <w:lang w:val="en-IN" w:eastAsia="en-IN"/>
-        </w:rPr>
-        <w:t>. </w:t>
+        <w:t xml:space="preserve">There are no conflicts to declare. </w:t>
       </w:r>
     </w:p>
     <w:bookmarkEnd w:id="13"/>
@@ -15559,9 +15558,8 @@
         <w:rPr>
           <w:b/>
           <w:bCs/>
-          <w:lang w:val="en-IN"/>
-        </w:rPr>
-        <w:t>References</w:t>
+        </w:rPr>
+        <w:t>REFERENCES</w:t>
       </w:r>
     </w:p>
     <w:p>
@@ -15915,6 +15913,7 @@
         <w:spacing w:after="0"/>
       </w:pPr>
       <w:r>
+        <w:lastRenderedPageBreak/>
         <w:t>10.</w:t>
       </w:r>
       <w:r>
@@ -15989,7 +15988,6 @@
         <w:spacing w:after="0"/>
       </w:pPr>
       <w:r>
-        <w:lastRenderedPageBreak/>
         <w:t>12.</w:t>
       </w:r>
       <w:r>
@@ -16379,6 +16377,7 @@
         <w:spacing w:after="0"/>
       </w:pPr>
       <w:r>
+        <w:lastRenderedPageBreak/>
         <w:t>23.</w:t>
       </w:r>
       <w:r>
@@ -18039,9 +18038,9 @@
     <w:next w:val="Normal"/>
     <w:link w:val="StyleFACorrespondingAuthorFootnote7ptChar"/>
     <w:autoRedefine/>
-    <w:rsid w:val="00287DEA"/>
+    <w:rsid w:val="00DD4507"/>
     <w:pPr>
-      <w:spacing w:after="240" w:line="480" w:lineRule="auto"/>
+      <w:spacing w:after="160" w:line="480" w:lineRule="auto"/>
       <w:jc w:val="both"/>
     </w:pPr>
     <w:rPr>
@@ -18054,7 +18053,7 @@
   <w:style w:type="character" w:customStyle="1" w:styleId="StyleFACorrespondingAuthorFootnote7ptChar">
     <w:name w:val="Style FA_Corresponding_Author_Footnote + 7 pt Char"/>
     <w:link w:val="StyleFACorrespondingAuthorFootnote7pt"/>
-    <w:rsid w:val="00287DEA"/>
+    <w:rsid w:val="00DD4507"/>
     <w:rPr>
       <w:rFonts w:ascii="Times New Roman" w:eastAsia="Times New Roman" w:hAnsi="Times New Roman" w:cs="Times New Roman"/>
       <w:color w:val="000000" w:themeColor="text1"/>
@@ -18129,6 +18128,37 @@
     <w:pPr>
       <w:spacing w:after="0"/>
     </w:pPr>
+  </w:style>
+  <w:style w:type="paragraph" w:customStyle="1" w:styleId="TDAckTitle">
+    <w:name w:val="TD_Ack_Title"/>
+    <w:basedOn w:val="Normal"/>
+    <w:link w:val="TDAckTitleChar"/>
+    <w:rsid w:val="009A2DD0"/>
+    <w:pPr>
+      <w:spacing w:before="180" w:after="60"/>
+      <w:jc w:val="both"/>
+    </w:pPr>
+    <w:rPr>
+      <w:rFonts w:ascii="Myriad Pro Light" w:eastAsia="Times New Roman" w:hAnsi="Myriad Pro Light" w:cs="Times New Roman"/>
+      <w:b/>
+      <w:kern w:val="23"/>
+      <w:sz w:val="21"/>
+      <w:szCs w:val="20"/>
+      <w:lang w:eastAsia="en-US"/>
+    </w:rPr>
+  </w:style>
+  <w:style w:type="character" w:customStyle="1" w:styleId="TDAckTitleChar">
+    <w:name w:val="TD_Ack_Title Char"/>
+    <w:link w:val="TDAckTitle"/>
+    <w:rsid w:val="009A2DD0"/>
+    <w:rPr>
+      <w:rFonts w:ascii="Myriad Pro Light" w:eastAsia="Times New Roman" w:hAnsi="Myriad Pro Light" w:cs="Times New Roman"/>
+      <w:b/>
+      <w:kern w:val="23"/>
+      <w:sz w:val="21"/>
+      <w:szCs w:val="20"/>
+      <w:lang w:eastAsia="en-US"/>
+    </w:rPr>
   </w:style>
 </w:styles>
 </file>
